--- a/reports/Technical_Report.docx
+++ b/reports/Technical_Report.docx
@@ -1694,6 +1694,96 @@
           <w:sz w:val="40"/>
           <w:szCs w:val="40"/>
         </w:rPr>
+        <w:drawing>
+          <wp:inline distT="0" distB="0" distL="0" distR="0" wp14:anchorId="3124812C" wp14:editId="659D3126">
+            <wp:extent cx="6858000" cy="1007110"/>
+            <wp:effectExtent l="0" t="0" r="0" b="2540"/>
+            <wp:docPr id="1" name="Picture 1"/>
+            <wp:cNvGraphicFramePr>
+              <a:graphicFrameLocks xmlns:a="http://schemas.openxmlformats.org/drawingml/2006/main" noChangeAspect="1"/>
+            </wp:cNvGraphicFramePr>
+            <a:graphic xmlns:a="http://schemas.openxmlformats.org/drawingml/2006/main">
+              <a:graphicData uri="http://schemas.openxmlformats.org/drawingml/2006/picture">
+                <pic:pic xmlns:pic="http://schemas.openxmlformats.org/drawingml/2006/picture">
+                  <pic:nvPicPr>
+                    <pic:cNvPr id="1" name=""/>
+                    <pic:cNvPicPr/>
+                  </pic:nvPicPr>
+                  <pic:blipFill>
+                    <a:blip r:embed="rId8"/>
+                    <a:stretch>
+                      <a:fillRect/>
+                    </a:stretch>
+                  </pic:blipFill>
+                  <pic:spPr>
+                    <a:xfrm>
+                      <a:off x="0" y="0"/>
+                      <a:ext cx="6858000" cy="1007110"/>
+                    </a:xfrm>
+                    <a:prstGeom prst="rect">
+                      <a:avLst/>
+                    </a:prstGeom>
+                  </pic:spPr>
+                </pic:pic>
+              </a:graphicData>
+            </a:graphic>
+          </wp:inline>
+        </w:drawing>
+      </w:r>
+      <w:r>
+        <w:rPr>
+          <w:sz w:val="40"/>
+          <w:szCs w:val="40"/>
+        </w:rPr>
+        <w:drawing>
+          <wp:inline distT="0" distB="0" distL="0" distR="0" wp14:anchorId="2729E07C" wp14:editId="496B7F2D">
+            <wp:extent cx="6858000" cy="962660"/>
+            <wp:effectExtent l="0" t="0" r="0" b="8890"/>
+            <wp:docPr id="3" name="Picture 3"/>
+            <wp:cNvGraphicFramePr>
+              <a:graphicFrameLocks xmlns:a="http://schemas.openxmlformats.org/drawingml/2006/main" noChangeAspect="1"/>
+            </wp:cNvGraphicFramePr>
+            <a:graphic xmlns:a="http://schemas.openxmlformats.org/drawingml/2006/main">
+              <a:graphicData uri="http://schemas.openxmlformats.org/drawingml/2006/picture">
+                <pic:pic xmlns:pic="http://schemas.openxmlformats.org/drawingml/2006/picture">
+                  <pic:nvPicPr>
+                    <pic:cNvPr id="1" name=""/>
+                    <pic:cNvPicPr/>
+                  </pic:nvPicPr>
+                  <pic:blipFill>
+                    <a:blip r:embed="rId9"/>
+                    <a:stretch>
+                      <a:fillRect/>
+                    </a:stretch>
+                  </pic:blipFill>
+                  <pic:spPr>
+                    <a:xfrm>
+                      <a:off x="0" y="0"/>
+                      <a:ext cx="6858000" cy="962660"/>
+                    </a:xfrm>
+                    <a:prstGeom prst="rect">
+                      <a:avLst/>
+                    </a:prstGeom>
+                  </pic:spPr>
+                </pic:pic>
+              </a:graphicData>
+            </a:graphic>
+          </wp:inline>
+        </w:drawing>
+      </w:r>
+    </w:p>
+    <w:p>
+      <w:pPr>
+        <w:rPr>
+          <w:sz w:val="40"/>
+          <w:szCs w:val="40"/>
+        </w:rPr>
+      </w:pPr>
+      <w:r>
+        <w:rPr>
+          <w:sz w:val="40"/>
+          <w:szCs w:val="40"/>
+        </w:rPr>
         <w:t xml:space="preserve">Features were grouped into four main categories: </w:t>
       </w:r>
     </w:p>
@@ -2142,8 +2232,232 @@
           <w:szCs w:val="40"/>
         </w:rPr>
       </w:pPr>
-      <w:bookmarkStart w:id="2" w:name="_GoBack"/>
-      <w:bookmarkEnd w:id="2"/>
+    </w:p>
+    <w:p>
+      <w:pPr>
+        <w:rPr>
+          <w:b/>
+          <w:bCs/>
+          <w:sz w:val="40"/>
+          <w:szCs w:val="40"/>
+        </w:rPr>
+      </w:pPr>
+      <w:r>
+        <w:rPr>
+          <w:b/>
+          <w:bCs/>
+          <w:sz w:val="40"/>
+          <w:szCs w:val="40"/>
+        </w:rPr>
+        <w:t>Distributional Characteristics:</w:t>
+      </w:r>
+    </w:p>
+    <w:p>
+      <w:pPr>
+        <w:numPr>
+          <w:ilvl w:val="0"/>
+          <w:numId w:val="20"/>
+        </w:numPr>
+        <w:rPr>
+          <w:sz w:val="40"/>
+          <w:szCs w:val="40"/>
+        </w:rPr>
+      </w:pPr>
+      <w:r>
+        <w:rPr>
+          <w:sz w:val="40"/>
+          <w:szCs w:val="40"/>
+        </w:rPr>
+        <w:t xml:space="preserve">All media variables exhibit </w:t>
+      </w:r>
+      <w:r>
+        <w:rPr>
+          <w:b/>
+          <w:bCs/>
+          <w:sz w:val="40"/>
+          <w:szCs w:val="40"/>
+        </w:rPr>
+        <w:t>zero-inflation and extreme right-skew</w:t>
+      </w:r>
+      <w:r>
+        <w:rPr>
+          <w:sz w:val="40"/>
+          <w:szCs w:val="40"/>
+        </w:rPr>
+        <w:t xml:space="preserve"> (pulsed campaign activity, not always-on).</w:t>
+      </w:r>
+    </w:p>
+    <w:p>
+      <w:pPr>
+        <w:numPr>
+          <w:ilvl w:val="0"/>
+          <w:numId w:val="20"/>
+        </w:numPr>
+        <w:rPr>
+          <w:sz w:val="40"/>
+          <w:szCs w:val="40"/>
+        </w:rPr>
+      </w:pPr>
+      <w:r>
+        <w:rPr>
+          <w:sz w:val="40"/>
+          <w:szCs w:val="40"/>
+        </w:rPr>
+        <w:lastRenderedPageBreak/>
+        <w:t>Sales distribution is moderately skewed with occasional extreme peaks (holiday seasons, major campaigns).</w:t>
+      </w:r>
+    </w:p>
+    <w:p>
+      <w:pPr>
+        <w:numPr>
+          <w:ilvl w:val="0"/>
+          <w:numId w:val="20"/>
+        </w:numPr>
+        <w:rPr>
+          <w:sz w:val="40"/>
+          <w:szCs w:val="40"/>
+        </w:rPr>
+      </w:pPr>
+      <w:r>
+        <w:rPr>
+          <w:sz w:val="40"/>
+          <w:szCs w:val="40"/>
+        </w:rPr>
+        <w:t>~26% of weeks show sales above the 90th percentile, indicating "peak performance" windows worth isolating.</w:t>
+      </w:r>
+    </w:p>
+    <w:p>
+      <w:pPr>
+        <w:rPr>
+          <w:sz w:val="40"/>
+          <w:szCs w:val="40"/>
+        </w:rPr>
+      </w:pPr>
+    </w:p>
+    <w:p>
+      <w:pPr>
+        <w:rPr>
+          <w:sz w:val="40"/>
+          <w:szCs w:val="40"/>
+        </w:rPr>
+      </w:pPr>
+      <w:r>
+        <w:rPr>
+          <w:b/>
+          <w:bCs/>
+          <w:sz w:val="40"/>
+          <w:szCs w:val="40"/>
+        </w:rPr>
+        <w:t>Redundant columns removed prior to modeling:</w:t>
+      </w:r>
+    </w:p>
+    <w:p>
+      <w:pPr>
+        <w:numPr>
+          <w:ilvl w:val="0"/>
+          <w:numId w:val="21"/>
+        </w:numPr>
+        <w:rPr>
+          <w:sz w:val="40"/>
+          <w:szCs w:val="40"/>
+        </w:rPr>
+      </w:pPr>
+      <w:r>
+        <w:rPr>
+          <w:sz w:val="40"/>
+          <w:szCs w:val="40"/>
+        </w:rPr>
+        <w:t xml:space="preserve">Raw media variables (replaced by </w:t>
+      </w:r>
+      <w:proofErr w:type="spellStart"/>
+      <w:r>
+        <w:rPr>
+          <w:sz w:val="40"/>
+          <w:szCs w:val="40"/>
+        </w:rPr>
+        <w:t>adstock</w:t>
+      </w:r>
+      <w:proofErr w:type="spellEnd"/>
+      <w:r>
+        <w:rPr>
+          <w:sz w:val="40"/>
+          <w:szCs w:val="40"/>
+        </w:rPr>
+        <w:t xml:space="preserve"> versions)</w:t>
+      </w:r>
+    </w:p>
+    <w:p>
+      <w:pPr>
+        <w:numPr>
+          <w:ilvl w:val="0"/>
+          <w:numId w:val="21"/>
+        </w:numPr>
+        <w:rPr>
+          <w:sz w:val="40"/>
+          <w:szCs w:val="40"/>
+        </w:rPr>
+      </w:pPr>
+      <w:proofErr w:type="spellStart"/>
+      <w:r>
+        <w:rPr>
+          <w:sz w:val="40"/>
+          <w:szCs w:val="40"/>
+        </w:rPr>
+        <w:t>calendar_week</w:t>
+      </w:r>
+      <w:proofErr w:type="spellEnd"/>
+      <w:r>
+        <w:rPr>
+          <w:sz w:val="40"/>
+          <w:szCs w:val="40"/>
+        </w:rPr>
+        <w:t xml:space="preserve"> (post-feature extraction)</w:t>
+      </w:r>
+    </w:p>
+    <w:p>
+      <w:pPr>
+        <w:numPr>
+          <w:ilvl w:val="0"/>
+          <w:numId w:val="21"/>
+        </w:numPr>
+        <w:rPr>
+          <w:sz w:val="40"/>
+          <w:szCs w:val="40"/>
+        </w:rPr>
+      </w:pPr>
+      <w:r>
+        <w:rPr>
+          <w:sz w:val="40"/>
+          <w:szCs w:val="40"/>
+        </w:rPr>
+        <w:t>trend (post-feature extraction)</w:t>
+      </w:r>
+    </w:p>
+    <w:p>
+      <w:pPr>
+        <w:ind w:left="720"/>
+        <w:rPr>
+          <w:sz w:val="40"/>
+          <w:szCs w:val="40"/>
+        </w:rPr>
+      </w:pPr>
+    </w:p>
+    <w:p>
+      <w:pPr>
+        <w:ind w:left="720"/>
+        <w:rPr>
+          <w:sz w:val="40"/>
+          <w:szCs w:val="40"/>
+        </w:rPr>
+      </w:pPr>
+    </w:p>
+    <w:p>
+      <w:pPr>
+        <w:rPr>
+          <w:sz w:val="40"/>
+          <w:szCs w:val="40"/>
+        </w:rPr>
+      </w:pPr>
     </w:p>
     <w:p>
       <w:pPr>
@@ -2163,43 +2477,6 @@
     <w:p>
       <w:pPr>
         <w:rPr>
-          <w:noProof/>
-          <w:sz w:val="40"/>
-          <w:szCs w:val="40"/>
-        </w:rPr>
-      </w:pPr>
-    </w:p>
-    <w:p>
-      <w:pPr>
-        <w:rPr>
-          <w:sz w:val="40"/>
-          <w:szCs w:val="40"/>
-        </w:rPr>
-      </w:pPr>
-    </w:p>
-    <w:p>
-      <w:pPr>
-        <w:rPr>
-          <w:sz w:val="40"/>
-          <w:szCs w:val="40"/>
-        </w:rPr>
-      </w:pPr>
-    </w:p>
-    <w:p>
-      <w:pPr>
-        <w:pStyle w:val="Heading1"/>
-        <w:jc w:val="center"/>
-        <w:rPr>
-          <w:b/>
-          <w:sz w:val="50"/>
-          <w:szCs w:val="50"/>
-        </w:rPr>
-      </w:pPr>
-      <w:bookmarkStart w:id="3" w:name="_Toc220325076"/>
-    </w:p>
-    <w:p>
-      <w:pPr>
-        <w:rPr>
           <w:rFonts w:asciiTheme="majorHAnsi" w:eastAsiaTheme="majorEastAsia" w:hAnsiTheme="majorHAnsi" w:cstheme="majorBidi"/>
           <w:b/>
           <w:color w:val="2E74B5" w:themeColor="accent1" w:themeShade="BF"/>
@@ -2207,14 +2484,62 @@
           <w:szCs w:val="50"/>
         </w:rPr>
       </w:pPr>
-      <w:r>
-        <w:rPr>
-          <w:b/>
+      <w:bookmarkStart w:id="2" w:name="_Toc220325076"/>
+    </w:p>
+    <w:p>
+      <w:pPr>
+        <w:rPr>
+          <w:rFonts w:asciiTheme="majorHAnsi" w:eastAsiaTheme="majorEastAsia" w:hAnsiTheme="majorHAnsi" w:cstheme="majorBidi"/>
+          <w:b/>
+          <w:color w:val="2E74B5" w:themeColor="accent1" w:themeShade="BF"/>
           <w:sz w:val="50"/>
           <w:szCs w:val="50"/>
         </w:rPr>
-        <w:br w:type="page"/>
-      </w:r>
+      </w:pPr>
+    </w:p>
+    <w:p>
+      <w:pPr>
+        <w:rPr>
+          <w:rFonts w:asciiTheme="majorHAnsi" w:eastAsiaTheme="majorEastAsia" w:hAnsiTheme="majorHAnsi" w:cstheme="majorBidi"/>
+          <w:b/>
+          <w:color w:val="2E74B5" w:themeColor="accent1" w:themeShade="BF"/>
+          <w:sz w:val="50"/>
+          <w:szCs w:val="50"/>
+        </w:rPr>
+      </w:pPr>
+    </w:p>
+    <w:p>
+      <w:pPr>
+        <w:rPr>
+          <w:rFonts w:asciiTheme="majorHAnsi" w:eastAsiaTheme="majorEastAsia" w:hAnsiTheme="majorHAnsi" w:cstheme="majorBidi"/>
+          <w:b/>
+          <w:color w:val="2E74B5" w:themeColor="accent1" w:themeShade="BF"/>
+          <w:sz w:val="50"/>
+          <w:szCs w:val="50"/>
+        </w:rPr>
+      </w:pPr>
+    </w:p>
+    <w:p>
+      <w:pPr>
+        <w:rPr>
+          <w:rFonts w:asciiTheme="majorHAnsi" w:eastAsiaTheme="majorEastAsia" w:hAnsiTheme="majorHAnsi" w:cstheme="majorBidi"/>
+          <w:b/>
+          <w:color w:val="2E74B5" w:themeColor="accent1" w:themeShade="BF"/>
+          <w:sz w:val="50"/>
+          <w:szCs w:val="50"/>
+        </w:rPr>
+      </w:pPr>
+    </w:p>
+    <w:p>
+      <w:pPr>
+        <w:rPr>
+          <w:rFonts w:asciiTheme="majorHAnsi" w:eastAsiaTheme="majorEastAsia" w:hAnsiTheme="majorHAnsi" w:cstheme="majorBidi"/>
+          <w:b/>
+          <w:color w:val="2E74B5" w:themeColor="accent1" w:themeShade="BF"/>
+          <w:sz w:val="50"/>
+          <w:szCs w:val="50"/>
+        </w:rPr>
+      </w:pPr>
     </w:p>
     <w:p>
       <w:pPr>
@@ -2235,7 +2560,7 @@
         <w:lastRenderedPageBreak/>
         <w:t>3. Exploratory Data Analysis (EDA)</w:t>
       </w:r>
-      <w:bookmarkEnd w:id="3"/>
+      <w:bookmarkEnd w:id="2"/>
     </w:p>
     <w:p>
       <w:pPr>
@@ -2289,28 +2614,17 @@
           <w:sz w:val="40"/>
           <w:szCs w:val="40"/>
         </w:rPr>
-        <w:t xml:space="preserve">To gain a clear understanding of the data and guide </w:t>
-      </w:r>
-      <w:r>
+        <w:t>To guide feature engineering and model design, a structured EDA framework was employed, directly reflecting the code implementation:</w:t>
+      </w:r>
+    </w:p>
+    <w:p>
+      <w:pPr>
         <w:rPr>
           <w:sz w:val="40"/>
           <w:szCs w:val="40"/>
         </w:rPr>
-        <w:t xml:space="preserve">feature engineering, a structured EDA approach was employed: </w:t>
-      </w:r>
-    </w:p>
-    <w:p>
-      <w:pPr>
-        <w:pStyle w:val="ListParagraph"/>
-        <w:numPr>
-          <w:ilvl w:val="0"/>
-          <w:numId w:val="1"/>
-        </w:numPr>
-        <w:rPr>
-          <w:sz w:val="40"/>
-          <w:szCs w:val="40"/>
-        </w:rPr>
-      </w:pPr>
+      </w:pPr>
+      <w:proofErr w:type="spellStart"/>
       <w:r>
         <w:rPr>
           <w:b/>
@@ -2318,53 +2632,163 @@
           <w:sz w:val="40"/>
           <w:szCs w:val="40"/>
         </w:rPr>
-        <w:t>Univariate Analysis</w:t>
-      </w:r>
-      <w:r>
-        <w:rPr>
-          <w:b/>
+        <w:t>Univariate</w:t>
+      </w:r>
+      <w:proofErr w:type="spellEnd"/>
+      <w:r>
+        <w:rPr>
+          <w:b/>
+          <w:i/>
           <w:sz w:val="40"/>
           <w:szCs w:val="40"/>
         </w:rPr>
-        <w:t>:</w:t>
-      </w:r>
-      <w:r>
-        <w:rPr>
+        <w:t xml:space="preserve"> Analysis</w:t>
+      </w:r>
+      <w:r>
+        <w:rPr>
+          <w:b/>
           <w:sz w:val="40"/>
           <w:szCs w:val="40"/>
         </w:rPr>
-        <w:t xml:space="preserve"> </w:t>
-      </w:r>
-    </w:p>
-    <w:p>
-      <w:pPr>
-        <w:pStyle w:val="ListParagraph"/>
+        <w:t>:</w:t>
+      </w:r>
+      <w:r>
         <w:rPr>
           <w:sz w:val="40"/>
           <w:szCs w:val="40"/>
         </w:rPr>
-      </w:pPr>
-      <w:r>
-        <w:rPr>
-          <w:b/>
-          <w:i/>
-          <w:noProof/>
+        <w:t xml:space="preserve"> </w:t>
+      </w:r>
+    </w:p>
+    <w:p>
+      <w:pPr>
+        <w:pStyle w:val="ListParagraph"/>
+        <w:numPr>
+          <w:ilvl w:val="0"/>
+          <w:numId w:val="22"/>
+        </w:numPr>
+        <w:rPr>
           <w:sz w:val="40"/>
           <w:szCs w:val="40"/>
         </w:rPr>
+      </w:pPr>
+      <w:r>
+        <w:rPr>
+          <w:sz w:val="40"/>
+          <w:szCs w:val="40"/>
+        </w:rPr>
+        <w:t>Examined distribution of each media variable to detect skew, zero-inflation, and outliers.</w:t>
+      </w:r>
+    </w:p>
+    <w:p>
+      <w:pPr>
+        <w:ind w:firstLine="720"/>
+        <w:rPr>
+          <w:b/>
+          <w:sz w:val="40"/>
+          <w:szCs w:val="40"/>
+        </w:rPr>
+      </w:pPr>
+      <w:r>
+        <w:rPr>
+          <w:b/>
+          <w:bCs/>
+          <w:sz w:val="40"/>
+          <w:szCs w:val="40"/>
+        </w:rPr>
+        <w:t>Key Observation:</w:t>
+      </w:r>
+      <w:r>
+        <w:rPr>
+          <w:b/>
+          <w:sz w:val="40"/>
+          <w:szCs w:val="40"/>
+        </w:rPr>
+        <w:t xml:space="preserve"> </w:t>
+      </w:r>
+      <w:r>
+        <w:rPr>
+          <w:sz w:val="40"/>
+          <w:szCs w:val="40"/>
+        </w:rPr>
+        <w:t xml:space="preserve">All channels show </w:t>
+      </w:r>
+      <w:r>
+        <w:rPr>
+          <w:b/>
+          <w:sz w:val="40"/>
+          <w:szCs w:val="40"/>
+        </w:rPr>
+        <w:t>consistent zero-inflation</w:t>
+      </w:r>
+      <w:r>
+        <w:rPr>
+          <w:sz w:val="40"/>
+          <w:szCs w:val="40"/>
+        </w:rPr>
+        <w:t xml:space="preserve"> and </w:t>
+      </w:r>
+      <w:r>
+        <w:rPr>
+          <w:b/>
+          <w:sz w:val="40"/>
+          <w:szCs w:val="40"/>
+        </w:rPr>
+        <w:t>extreme right-</w:t>
+      </w:r>
+      <w:proofErr w:type="spellStart"/>
+      <w:r>
+        <w:rPr>
+          <w:b/>
+          <w:sz w:val="40"/>
+          <w:szCs w:val="40"/>
+        </w:rPr>
+        <w:t>skewness</w:t>
+      </w:r>
+      <w:proofErr w:type="spellEnd"/>
+      <w:r>
+        <w:rPr>
+          <w:sz w:val="40"/>
+          <w:szCs w:val="40"/>
+        </w:rPr>
+        <w:t xml:space="preserve">. The tight band around zero in boxplots corresponds to high frequency of zero/near-zero values in histograms. This indicates </w:t>
+      </w:r>
+      <w:r>
+        <w:rPr>
+          <w:bCs/>
+          <w:sz w:val="40"/>
+          <w:szCs w:val="40"/>
+        </w:rPr>
+        <w:t>pulsed activity</w:t>
+      </w:r>
+      <w:r>
+        <w:rPr>
+          <w:sz w:val="40"/>
+          <w:szCs w:val="40"/>
+        </w:rPr>
+        <w:t xml:space="preserve"> rather than always-on spend.</w:t>
+      </w:r>
+    </w:p>
+    <w:p>
+      <w:pPr>
+        <w:ind w:firstLine="720"/>
+        <w:rPr>
+          <w:b/>
+          <w:sz w:val="40"/>
+          <w:szCs w:val="40"/>
+        </w:rPr>
+      </w:pPr>
+      <w:r>
+        <w:rPr>
+          <w:b/>
+          <w:sz w:val="40"/>
+          <w:szCs w:val="40"/>
+        </w:rPr>
         <w:drawing>
-          <wp:anchor distT="0" distB="0" distL="114300" distR="114300" simplePos="0" relativeHeight="251660288" behindDoc="0" locked="0" layoutInCell="1" allowOverlap="1" wp14:anchorId="2988CF7F" wp14:editId="008D0EE9">
-            <wp:simplePos x="0" y="0"/>
-            <wp:positionH relativeFrom="margin">
-              <wp:posOffset>-65617</wp:posOffset>
-            </wp:positionH>
-            <wp:positionV relativeFrom="page">
-              <wp:posOffset>5171440</wp:posOffset>
-            </wp:positionV>
-            <wp:extent cx="6858000" cy="2249170"/>
-            <wp:effectExtent l="0" t="0" r="0" b="0"/>
-            <wp:wrapSquare wrapText="bothSides"/>
-            <wp:docPr id="2" name="Picture 2"/>
+          <wp:inline distT="0" distB="0" distL="0" distR="0" wp14:anchorId="74BA7DBA" wp14:editId="78ED8A47">
+            <wp:extent cx="6858000" cy="3385820"/>
+            <wp:effectExtent l="0" t="0" r="0" b="5080"/>
+            <wp:docPr id="16" name="Picture 16"/>
             <wp:cNvGraphicFramePr>
               <a:graphicFrameLocks xmlns:a="http://schemas.openxmlformats.org/drawingml/2006/main" noChangeAspect="1"/>
             </wp:cNvGraphicFramePr>
@@ -2376,13 +2800,7 @@
                     <pic:cNvPicPr/>
                   </pic:nvPicPr>
                   <pic:blipFill>
-                    <a:blip r:embed="rId8">
-                      <a:extLst>
-                        <a:ext uri="{28A0092B-C50C-407E-A947-70E740481C1C}">
-                          <a14:useLocalDpi xmlns:a14="http://schemas.microsoft.com/office/drawing/2010/main" val="0"/>
-                        </a:ext>
-                      </a:extLst>
-                    </a:blip>
+                    <a:blip r:embed="rId10"/>
                     <a:stretch>
                       <a:fillRect/>
                     </a:stretch>
@@ -2390,7 +2808,7 @@
                   <pic:spPr>
                     <a:xfrm>
                       <a:off x="0" y="0"/>
-                      <a:ext cx="6858000" cy="2249170"/>
+                      <a:ext cx="6858000" cy="3385820"/>
                     </a:xfrm>
                     <a:prstGeom prst="rect">
                       <a:avLst/>
@@ -2399,134 +2817,27 @@
                 </pic:pic>
               </a:graphicData>
             </a:graphic>
-          </wp:anchor>
+          </wp:inline>
         </w:drawing>
       </w:r>
-      <w:r>
-        <w:rPr>
-          <w:sz w:val="40"/>
-          <w:szCs w:val="40"/>
-        </w:rPr>
-        <w:t>Examined the distribution of each feature individual</w:t>
-      </w:r>
-      <w:r>
-        <w:rPr>
-          <w:sz w:val="40"/>
-          <w:szCs w:val="40"/>
-        </w:rPr>
-        <w:t>ly to detect anomalies, skew</w:t>
-      </w:r>
-      <w:r>
-        <w:rPr>
-          <w:sz w:val="40"/>
-          <w:szCs w:val="40"/>
-        </w:rPr>
-        <w:t xml:space="preserve"> and missing values. For categorical features, frequency counts and proportions were analyzed. For continuous features, histograms, boxplots and descriptive statistics were used </w:t>
-      </w:r>
-    </w:p>
-    <w:p>
-      <w:pPr>
-        <w:pStyle w:val="ListParagraph"/>
-        <w:rPr>
-          <w:b/>
-        </w:rPr>
-      </w:pPr>
-      <w:r>
-        <w:rPr>
-          <w:b/>
-        </w:rPr>
-        <w:t>Tenure plots</w:t>
-      </w:r>
-    </w:p>
-    <w:p>
-      <w:pPr>
-        <w:pStyle w:val="ListParagraph"/>
-        <w:rPr>
-          <w:b/>
-        </w:rPr>
-      </w:pPr>
-    </w:p>
-    <w:p>
-      <w:pPr>
-        <w:pStyle w:val="ListParagraph"/>
-        <w:numPr>
-          <w:ilvl w:val="0"/>
-          <w:numId w:val="1"/>
-        </w:numPr>
-        <w:rPr>
-          <w:sz w:val="40"/>
-          <w:szCs w:val="40"/>
-        </w:rPr>
-      </w:pPr>
-      <w:r>
-        <w:rPr>
-          <w:b/>
-          <w:i/>
-          <w:sz w:val="40"/>
-          <w:szCs w:val="40"/>
-        </w:rPr>
-        <w:t>Bivariate Analysis</w:t>
-      </w:r>
-      <w:r>
-        <w:rPr>
-          <w:b/>
-          <w:sz w:val="40"/>
-          <w:szCs w:val="40"/>
-        </w:rPr>
-        <w:t>:</w:t>
-      </w:r>
-      <w:r>
-        <w:rPr>
-          <w:sz w:val="40"/>
-          <w:szCs w:val="40"/>
-        </w:rPr>
-        <w:t xml:space="preserve"> </w:t>
-      </w:r>
-    </w:p>
-    <w:p>
-      <w:pPr>
-        <w:pStyle w:val="ListParagraph"/>
-        <w:rPr>
-          <w:sz w:val="40"/>
-          <w:szCs w:val="40"/>
-        </w:rPr>
-      </w:pPr>
-      <w:r>
-        <w:rPr>
-          <w:sz w:val="40"/>
-          <w:szCs w:val="40"/>
-        </w:rPr>
-        <w:t xml:space="preserve">Explored relationships between each feature and the target variable, Churn. For categorical features, churn rates were compared across groups. While continuous features were visualized against churn to identify trends </w:t>
-      </w:r>
-    </w:p>
-    <w:p>
-      <w:pPr>
-        <w:pStyle w:val="ListParagraph"/>
-        <w:rPr>
-          <w:sz w:val="40"/>
-          <w:szCs w:val="40"/>
-        </w:rPr>
-      </w:pPr>
-      <w:r>
-        <w:rPr>
-          <w:noProof/>
-          <w:sz w:val="40"/>
-          <w:szCs w:val="40"/>
+    </w:p>
+    <w:p>
+      <w:pPr>
+        <w:pStyle w:val="ListParagraph"/>
+        <w:rPr>
+          <w:b/>
+        </w:rPr>
+      </w:pPr>
+      <w:r>
+        <w:rPr>
+          <w:b/>
         </w:rPr>
         <w:lastRenderedPageBreak/>
         <w:drawing>
-          <wp:anchor distT="0" distB="0" distL="114300" distR="114300" simplePos="0" relativeHeight="251661312" behindDoc="1" locked="0" layoutInCell="1" allowOverlap="1" wp14:anchorId="01E8EE3C" wp14:editId="600823F9">
-            <wp:simplePos x="0" y="0"/>
-            <wp:positionH relativeFrom="margin">
-              <wp:posOffset>537634</wp:posOffset>
-            </wp:positionH>
-            <wp:positionV relativeFrom="page">
-              <wp:posOffset>2079414</wp:posOffset>
-            </wp:positionV>
-            <wp:extent cx="5400675" cy="4333875"/>
-            <wp:effectExtent l="0" t="0" r="9525" b="9525"/>
-            <wp:wrapNone/>
-            <wp:docPr id="4" name="Picture 4"/>
+          <wp:inline distT="0" distB="0" distL="0" distR="0" wp14:anchorId="63DFB86B" wp14:editId="2361FCF0">
+            <wp:extent cx="6858000" cy="3385820"/>
+            <wp:effectExtent l="0" t="0" r="0" b="5080"/>
+            <wp:docPr id="17" name="Picture 17"/>
             <wp:cNvGraphicFramePr>
               <a:graphicFrameLocks xmlns:a="http://schemas.openxmlformats.org/drawingml/2006/main" noChangeAspect="1"/>
             </wp:cNvGraphicFramePr>
@@ -2538,13 +2849,7 @@
                     <pic:cNvPicPr/>
                   </pic:nvPicPr>
                   <pic:blipFill>
-                    <a:blip r:embed="rId9">
-                      <a:extLst>
-                        <a:ext uri="{28A0092B-C50C-407E-A947-70E740481C1C}">
-                          <a14:useLocalDpi xmlns:a14="http://schemas.microsoft.com/office/drawing/2010/main" val="0"/>
-                        </a:ext>
-                      </a:extLst>
-                    </a:blip>
+                    <a:blip r:embed="rId11"/>
                     <a:stretch>
                       <a:fillRect/>
                     </a:stretch>
@@ -2552,7 +2857,7 @@
                   <pic:spPr>
                     <a:xfrm>
                       <a:off x="0" y="0"/>
-                      <a:ext cx="5400675" cy="4333875"/>
+                      <a:ext cx="6858000" cy="3385820"/>
                     </a:xfrm>
                     <a:prstGeom prst="rect">
                       <a:avLst/>
@@ -2561,132 +2866,18 @@
                 </pic:pic>
               </a:graphicData>
             </a:graphic>
-          </wp:anchor>
+          </wp:inline>
         </w:drawing>
       </w:r>
-    </w:p>
-    <w:p>
-      <w:pPr>
-        <w:rPr>
-          <w:sz w:val="40"/>
-          <w:szCs w:val="40"/>
-        </w:rPr>
-      </w:pPr>
-    </w:p>
-    <w:p>
-      <w:pPr>
-        <w:rPr>
-          <w:sz w:val="40"/>
-          <w:szCs w:val="40"/>
-        </w:rPr>
-      </w:pPr>
-    </w:p>
-    <w:p>
-      <w:pPr>
-        <w:rPr>
-          <w:sz w:val="40"/>
-          <w:szCs w:val="40"/>
-        </w:rPr>
-      </w:pPr>
-    </w:p>
-    <w:p>
-      <w:pPr>
-        <w:rPr>
-          <w:sz w:val="40"/>
-          <w:szCs w:val="40"/>
-        </w:rPr>
-      </w:pPr>
-    </w:p>
-    <w:p>
-      <w:pPr>
-        <w:rPr>
-          <w:sz w:val="40"/>
-          <w:szCs w:val="40"/>
-        </w:rPr>
-      </w:pPr>
-    </w:p>
-    <w:p>
-      <w:pPr>
-        <w:rPr>
-          <w:sz w:val="40"/>
-          <w:szCs w:val="40"/>
-        </w:rPr>
-      </w:pPr>
-    </w:p>
-    <w:p>
-      <w:pPr>
-        <w:rPr>
-          <w:sz w:val="40"/>
-          <w:szCs w:val="40"/>
-        </w:rPr>
-      </w:pPr>
-    </w:p>
-    <w:p>
-      <w:pPr>
-        <w:rPr>
-          <w:sz w:val="40"/>
-          <w:szCs w:val="40"/>
-        </w:rPr>
-      </w:pPr>
-    </w:p>
-    <w:p>
-      <w:pPr>
-        <w:rPr>
-          <w:sz w:val="40"/>
-          <w:szCs w:val="40"/>
-        </w:rPr>
-      </w:pPr>
-    </w:p>
-    <w:p>
-      <w:pPr>
-        <w:rPr>
-          <w:sz w:val="40"/>
-          <w:szCs w:val="40"/>
-        </w:rPr>
-      </w:pPr>
-    </w:p>
-    <w:p>
-      <w:pPr>
-        <w:rPr>
-          <w:sz w:val="40"/>
-          <w:szCs w:val="40"/>
-        </w:rPr>
-      </w:pPr>
-    </w:p>
-    <w:p>
-      <w:pPr>
-        <w:rPr>
-          <w:sz w:val="40"/>
-          <w:szCs w:val="40"/>
-        </w:rPr>
-      </w:pPr>
-      <w:r>
-        <w:rPr>
-          <w:noProof/>
-          <w:sz w:val="40"/>
-          <w:szCs w:val="40"/>
+      <w:r>
+        <w:rPr>
+          <w:b/>
         </w:rPr>
         <w:drawing>
-          <wp:anchor distT="0" distB="0" distL="114300" distR="114300" simplePos="0" relativeHeight="251662336" behindDoc="1" locked="0" layoutInCell="1" allowOverlap="1" wp14:anchorId="7869D38C" wp14:editId="0EE59241">
-            <wp:simplePos x="0" y="0"/>
-            <wp:positionH relativeFrom="margin">
-              <wp:align>center</wp:align>
-            </wp:positionH>
-            <wp:positionV relativeFrom="paragraph">
-              <wp:posOffset>388172</wp:posOffset>
-            </wp:positionV>
-            <wp:extent cx="5109882" cy="3188673"/>
+          <wp:inline distT="0" distB="0" distL="0" distR="0" wp14:anchorId="349B3E44" wp14:editId="0E53325A">
+            <wp:extent cx="6858000" cy="3372485"/>
             <wp:effectExtent l="0" t="0" r="0" b="0"/>
-            <wp:wrapTight wrapText="bothSides">
-              <wp:wrapPolygon edited="0">
-                <wp:start x="0" y="0"/>
-                <wp:lineTo x="0" y="21424"/>
-                <wp:lineTo x="21501" y="21424"/>
-                <wp:lineTo x="21501" y="0"/>
-                <wp:lineTo x="0" y="0"/>
-              </wp:wrapPolygon>
-            </wp:wrapTight>
-            <wp:docPr id="6" name="Picture 6"/>
+            <wp:docPr id="18" name="Picture 18"/>
             <wp:cNvGraphicFramePr>
               <a:graphicFrameLocks xmlns:a="http://schemas.openxmlformats.org/drawingml/2006/main" noChangeAspect="1"/>
             </wp:cNvGraphicFramePr>
@@ -2698,13 +2889,7 @@
                     <pic:cNvPicPr/>
                   </pic:nvPicPr>
                   <pic:blipFill>
-                    <a:blip r:embed="rId10">
-                      <a:extLst>
-                        <a:ext uri="{28A0092B-C50C-407E-A947-70E740481C1C}">
-                          <a14:useLocalDpi xmlns:a14="http://schemas.microsoft.com/office/drawing/2010/main" val="0"/>
-                        </a:ext>
-                      </a:extLst>
-                    </a:blip>
+                    <a:blip r:embed="rId12"/>
                     <a:stretch>
                       <a:fillRect/>
                     </a:stretch>
@@ -2712,7 +2897,7 @@
                   <pic:spPr>
                     <a:xfrm>
                       <a:off x="0" y="0"/>
-                      <a:ext cx="5109882" cy="3188673"/>
+                      <a:ext cx="6858000" cy="3372485"/>
                     </a:xfrm>
                     <a:prstGeom prst="rect">
                       <a:avLst/>
@@ -2721,68 +2906,13 @@
                 </pic:pic>
               </a:graphicData>
             </a:graphic>
-          </wp:anchor>
+          </wp:inline>
         </w:drawing>
       </w:r>
     </w:p>
     <w:p>
       <w:pPr>
-        <w:rPr>
-          <w:sz w:val="40"/>
-          <w:szCs w:val="40"/>
-        </w:rPr>
-      </w:pPr>
-    </w:p>
-    <w:p>
-      <w:pPr>
-        <w:rPr>
-          <w:sz w:val="40"/>
-          <w:szCs w:val="40"/>
-        </w:rPr>
-      </w:pPr>
-    </w:p>
-    <w:p>
-      <w:pPr>
-        <w:rPr>
-          <w:sz w:val="40"/>
-          <w:szCs w:val="40"/>
-        </w:rPr>
-      </w:pPr>
-    </w:p>
-    <w:p>
-      <w:pPr>
-        <w:rPr>
-          <w:sz w:val="40"/>
-          <w:szCs w:val="40"/>
-        </w:rPr>
-      </w:pPr>
-    </w:p>
-    <w:p>
-      <w:pPr>
-        <w:rPr>
-          <w:sz w:val="40"/>
-          <w:szCs w:val="40"/>
-        </w:rPr>
-      </w:pPr>
-    </w:p>
-    <w:p>
-      <w:pPr>
-        <w:rPr>
-          <w:sz w:val="40"/>
-          <w:szCs w:val="40"/>
-        </w:rPr>
-      </w:pPr>
-    </w:p>
-    <w:p>
-      <w:pPr>
-        <w:rPr>
-          <w:sz w:val="40"/>
-          <w:szCs w:val="40"/>
-        </w:rPr>
-      </w:pPr>
-    </w:p>
-    <w:p>
-      <w:pPr>
+        <w:pStyle w:val="ListParagraph"/>
         <w:rPr>
           <w:sz w:val="40"/>
           <w:szCs w:val="40"/>
@@ -2797,20 +2927,340 @@
           <w:numId w:val="1"/>
         </w:numPr>
         <w:rPr>
+          <w:sz w:val="40"/>
+          <w:szCs w:val="40"/>
+        </w:rPr>
+      </w:pPr>
+      <w:r>
+        <w:rPr>
           <w:b/>
           <w:i/>
           <w:sz w:val="40"/>
           <w:szCs w:val="40"/>
         </w:rPr>
-      </w:pPr>
-      <w:r>
+        <w:t>Bivariate Analysis</w:t>
+      </w:r>
+      <w:r>
+        <w:rPr>
+          <w:b/>
+          <w:sz w:val="40"/>
+          <w:szCs w:val="40"/>
+        </w:rPr>
+        <w:t>:</w:t>
+      </w:r>
+      <w:r>
+        <w:rPr>
+          <w:sz w:val="40"/>
+          <w:szCs w:val="40"/>
+        </w:rPr>
+        <w:t xml:space="preserve"> </w:t>
+      </w:r>
+    </w:p>
+    <w:p>
+      <w:pPr>
+        <w:ind w:left="360" w:firstLine="720"/>
+        <w:rPr>
+          <w:sz w:val="40"/>
+          <w:szCs w:val="40"/>
+        </w:rPr>
+      </w:pPr>
+      <w:r>
+        <w:rPr>
+          <w:sz w:val="40"/>
+          <w:szCs w:val="40"/>
+        </w:rPr>
+        <w:t>Explored relationships between each media variable and sales using time-series overlays and Spearman rank correlations.</w:t>
+      </w:r>
+    </w:p>
+    <w:p>
+      <w:pPr>
+        <w:ind w:left="360" w:firstLine="720"/>
+        <w:rPr>
+          <w:sz w:val="40"/>
+          <w:szCs w:val="40"/>
+        </w:rPr>
+      </w:pPr>
+      <w:r>
+        <w:rPr>
+          <w:sz w:val="40"/>
+          <w:szCs w:val="40"/>
+        </w:rPr>
+        <w:lastRenderedPageBreak/>
+        <w:drawing>
+          <wp:inline distT="0" distB="0" distL="0" distR="0" wp14:anchorId="5ED6585E" wp14:editId="25000CE4">
+            <wp:extent cx="6858000" cy="3486785"/>
+            <wp:effectExtent l="0" t="0" r="0" b="0"/>
+            <wp:docPr id="19" name="Picture 19"/>
+            <wp:cNvGraphicFramePr>
+              <a:graphicFrameLocks xmlns:a="http://schemas.openxmlformats.org/drawingml/2006/main" noChangeAspect="1"/>
+            </wp:cNvGraphicFramePr>
+            <a:graphic xmlns:a="http://schemas.openxmlformats.org/drawingml/2006/main">
+              <a:graphicData uri="http://schemas.openxmlformats.org/drawingml/2006/picture">
+                <pic:pic xmlns:pic="http://schemas.openxmlformats.org/drawingml/2006/picture">
+                  <pic:nvPicPr>
+                    <pic:cNvPr id="1" name=""/>
+                    <pic:cNvPicPr/>
+                  </pic:nvPicPr>
+                  <pic:blipFill>
+                    <a:blip r:embed="rId13"/>
+                    <a:stretch>
+                      <a:fillRect/>
+                    </a:stretch>
+                  </pic:blipFill>
+                  <pic:spPr>
+                    <a:xfrm>
+                      <a:off x="0" y="0"/>
+                      <a:ext cx="6858000" cy="3486785"/>
+                    </a:xfrm>
+                    <a:prstGeom prst="rect">
+                      <a:avLst/>
+                    </a:prstGeom>
+                  </pic:spPr>
+                </pic:pic>
+              </a:graphicData>
+            </a:graphic>
+          </wp:inline>
+        </w:drawing>
+      </w:r>
+      <w:r>
+        <w:rPr>
+          <w:sz w:val="40"/>
+          <w:szCs w:val="40"/>
+        </w:rPr>
+        <w:drawing>
+          <wp:inline distT="0" distB="0" distL="0" distR="0" wp14:anchorId="7BC7B3C4" wp14:editId="050B0071">
+            <wp:extent cx="6858000" cy="3696970"/>
+            <wp:effectExtent l="0" t="0" r="0" b="0"/>
+            <wp:docPr id="20" name="Picture 20"/>
+            <wp:cNvGraphicFramePr>
+              <a:graphicFrameLocks xmlns:a="http://schemas.openxmlformats.org/drawingml/2006/main" noChangeAspect="1"/>
+            </wp:cNvGraphicFramePr>
+            <a:graphic xmlns:a="http://schemas.openxmlformats.org/drawingml/2006/main">
+              <a:graphicData uri="http://schemas.openxmlformats.org/drawingml/2006/picture">
+                <pic:pic xmlns:pic="http://schemas.openxmlformats.org/drawingml/2006/picture">
+                  <pic:nvPicPr>
+                    <pic:cNvPr id="1" name=""/>
+                    <pic:cNvPicPr/>
+                  </pic:nvPicPr>
+                  <pic:blipFill>
+                    <a:blip r:embed="rId14"/>
+                    <a:stretch>
+                      <a:fillRect/>
+                    </a:stretch>
+                  </pic:blipFill>
+                  <pic:spPr>
+                    <a:xfrm>
+                      <a:off x="0" y="0"/>
+                      <a:ext cx="6858000" cy="3696970"/>
+                    </a:xfrm>
+                    <a:prstGeom prst="rect">
+                      <a:avLst/>
+                    </a:prstGeom>
+                  </pic:spPr>
+                </pic:pic>
+              </a:graphicData>
+            </a:graphic>
+          </wp:inline>
+        </w:drawing>
+      </w:r>
+      <w:r>
+        <w:rPr>
+          <w:sz w:val="40"/>
+          <w:szCs w:val="40"/>
+        </w:rPr>
+        <w:lastRenderedPageBreak/>
+        <w:drawing>
+          <wp:inline distT="0" distB="0" distL="0" distR="0" wp14:anchorId="735D61EE" wp14:editId="6E0F6A3B">
+            <wp:extent cx="6858000" cy="3632200"/>
+            <wp:effectExtent l="0" t="0" r="0" b="6350"/>
+            <wp:docPr id="21" name="Picture 21"/>
+            <wp:cNvGraphicFramePr>
+              <a:graphicFrameLocks xmlns:a="http://schemas.openxmlformats.org/drawingml/2006/main" noChangeAspect="1"/>
+            </wp:cNvGraphicFramePr>
+            <a:graphic xmlns:a="http://schemas.openxmlformats.org/drawingml/2006/main">
+              <a:graphicData uri="http://schemas.openxmlformats.org/drawingml/2006/picture">
+                <pic:pic xmlns:pic="http://schemas.openxmlformats.org/drawingml/2006/picture">
+                  <pic:nvPicPr>
+                    <pic:cNvPr id="1" name=""/>
+                    <pic:cNvPicPr/>
+                  </pic:nvPicPr>
+                  <pic:blipFill>
+                    <a:blip r:embed="rId15"/>
+                    <a:stretch>
+                      <a:fillRect/>
+                    </a:stretch>
+                  </pic:blipFill>
+                  <pic:spPr>
+                    <a:xfrm>
+                      <a:off x="0" y="0"/>
+                      <a:ext cx="6858000" cy="3632200"/>
+                    </a:xfrm>
+                    <a:prstGeom prst="rect">
+                      <a:avLst/>
+                    </a:prstGeom>
+                  </pic:spPr>
+                </pic:pic>
+              </a:graphicData>
+            </a:graphic>
+          </wp:inline>
+        </w:drawing>
+      </w:r>
+      <w:r>
+        <w:rPr>
+          <w:sz w:val="40"/>
+          <w:szCs w:val="40"/>
+        </w:rPr>
+        <w:drawing>
+          <wp:inline distT="0" distB="0" distL="0" distR="0" wp14:anchorId="3EAD5633" wp14:editId="539B020C">
+            <wp:extent cx="6038850" cy="5029200"/>
+            <wp:effectExtent l="0" t="0" r="0" b="0"/>
+            <wp:docPr id="22" name="Picture 22"/>
+            <wp:cNvGraphicFramePr>
+              <a:graphicFrameLocks xmlns:a="http://schemas.openxmlformats.org/drawingml/2006/main" noChangeAspect="1"/>
+            </wp:cNvGraphicFramePr>
+            <a:graphic xmlns:a="http://schemas.openxmlformats.org/drawingml/2006/main">
+              <a:graphicData uri="http://schemas.openxmlformats.org/drawingml/2006/picture">
+                <pic:pic xmlns:pic="http://schemas.openxmlformats.org/drawingml/2006/picture">
+                  <pic:nvPicPr>
+                    <pic:cNvPr id="1" name=""/>
+                    <pic:cNvPicPr/>
+                  </pic:nvPicPr>
+                  <pic:blipFill>
+                    <a:blip r:embed="rId16"/>
+                    <a:stretch>
+                      <a:fillRect/>
+                    </a:stretch>
+                  </pic:blipFill>
+                  <pic:spPr>
+                    <a:xfrm>
+                      <a:off x="0" y="0"/>
+                      <a:ext cx="6038850" cy="5029200"/>
+                    </a:xfrm>
+                    <a:prstGeom prst="rect">
+                      <a:avLst/>
+                    </a:prstGeom>
+                  </pic:spPr>
+                </pic:pic>
+              </a:graphicData>
+            </a:graphic>
+          </wp:inline>
+        </w:drawing>
+      </w:r>
+      <w:r>
+        <w:rPr>
+          <w:sz w:val="40"/>
+          <w:szCs w:val="40"/>
+        </w:rPr>
+        <w:lastRenderedPageBreak/>
+        <w:drawing>
+          <wp:inline distT="0" distB="0" distL="0" distR="0" wp14:anchorId="44E86010" wp14:editId="7A0CF5FA">
+            <wp:extent cx="6038850" cy="5029200"/>
+            <wp:effectExtent l="0" t="0" r="0" b="0"/>
+            <wp:docPr id="23" name="Picture 23"/>
+            <wp:cNvGraphicFramePr>
+              <a:graphicFrameLocks xmlns:a="http://schemas.openxmlformats.org/drawingml/2006/main" noChangeAspect="1"/>
+            </wp:cNvGraphicFramePr>
+            <a:graphic xmlns:a="http://schemas.openxmlformats.org/drawingml/2006/main">
+              <a:graphicData uri="http://schemas.openxmlformats.org/drawingml/2006/picture">
+                <pic:pic xmlns:pic="http://schemas.openxmlformats.org/drawingml/2006/picture">
+                  <pic:nvPicPr>
+                    <pic:cNvPr id="1" name=""/>
+                    <pic:cNvPicPr/>
+                  </pic:nvPicPr>
+                  <pic:blipFill>
+                    <a:blip r:embed="rId17"/>
+                    <a:stretch>
+                      <a:fillRect/>
+                    </a:stretch>
+                  </pic:blipFill>
+                  <pic:spPr>
+                    <a:xfrm>
+                      <a:off x="0" y="0"/>
+                      <a:ext cx="6038850" cy="5029200"/>
+                    </a:xfrm>
+                    <a:prstGeom prst="rect">
+                      <a:avLst/>
+                    </a:prstGeom>
+                  </pic:spPr>
+                </pic:pic>
+              </a:graphicData>
+            </a:graphic>
+          </wp:inline>
+        </w:drawing>
+      </w:r>
+      <w:r>
+        <w:rPr>
+          <w:sz w:val="40"/>
+          <w:szCs w:val="40"/>
+        </w:rPr>
+        <w:lastRenderedPageBreak/>
+        <w:drawing>
+          <wp:inline distT="0" distB="0" distL="0" distR="0" wp14:anchorId="5C6879C6" wp14:editId="407D0051">
+            <wp:extent cx="6515100" cy="5029200"/>
+            <wp:effectExtent l="0" t="0" r="0" b="0"/>
+            <wp:docPr id="24" name="Picture 24"/>
+            <wp:cNvGraphicFramePr>
+              <a:graphicFrameLocks xmlns:a="http://schemas.openxmlformats.org/drawingml/2006/main" noChangeAspect="1"/>
+            </wp:cNvGraphicFramePr>
+            <a:graphic xmlns:a="http://schemas.openxmlformats.org/drawingml/2006/main">
+              <a:graphicData uri="http://schemas.openxmlformats.org/drawingml/2006/picture">
+                <pic:pic xmlns:pic="http://schemas.openxmlformats.org/drawingml/2006/picture">
+                  <pic:nvPicPr>
+                    <pic:cNvPr id="1" name=""/>
+                    <pic:cNvPicPr/>
+                  </pic:nvPicPr>
+                  <pic:blipFill>
+                    <a:blip r:embed="rId18"/>
+                    <a:stretch>
+                      <a:fillRect/>
+                    </a:stretch>
+                  </pic:blipFill>
+                  <pic:spPr>
+                    <a:xfrm>
+                      <a:off x="0" y="0"/>
+                      <a:ext cx="6515100" cy="5029200"/>
+                    </a:xfrm>
+                    <a:prstGeom prst="rect">
+                      <a:avLst/>
+                    </a:prstGeom>
+                  </pic:spPr>
+                </pic:pic>
+              </a:graphicData>
+            </a:graphic>
+          </wp:inline>
+        </w:drawing>
+      </w:r>
+    </w:p>
+    <w:p>
+      <w:pPr>
+        <w:pStyle w:val="ListParagraph"/>
+        <w:rPr>
+          <w:sz w:val="40"/>
+          <w:szCs w:val="40"/>
+        </w:rPr>
+      </w:pPr>
+    </w:p>
+    <w:p>
+      <w:pPr>
+        <w:pStyle w:val="ListParagraph"/>
+        <w:numPr>
+          <w:ilvl w:val="0"/>
+          <w:numId w:val="1"/>
+        </w:numPr>
         <w:rPr>
           <w:b/>
           <w:i/>
           <w:sz w:val="40"/>
           <w:szCs w:val="40"/>
         </w:rPr>
-        <w:lastRenderedPageBreak/>
+      </w:pPr>
+      <w:r>
+        <w:rPr>
+          <w:b/>
+          <w:i/>
+          <w:sz w:val="40"/>
+          <w:szCs w:val="40"/>
+        </w:rPr>
         <w:t>Multivariate Analysis:</w:t>
       </w:r>
     </w:p>
@@ -2938,6 +3388,7 @@
           <w:sz w:val="36"/>
           <w:szCs w:val="36"/>
         </w:rPr>
+        <w:lastRenderedPageBreak/>
         <w:t>Identified the types of users exhibiting higher engagement or loyalty (“stickiness”) and explored factors contributing to this behavior.</w:t>
       </w:r>
     </w:p>
@@ -3277,7 +3728,7 @@
                     <pic:cNvPicPr/>
                   </pic:nvPicPr>
                   <pic:blipFill>
-                    <a:blip r:embed="rId11">
+                    <a:blip r:embed="rId19">
                       <a:extLst>
                         <a:ext uri="{28A0092B-C50C-407E-A947-70E740481C1C}">
                           <a14:useLocalDpi xmlns:a14="http://schemas.microsoft.com/office/drawing/2010/main" val="0"/>
@@ -3392,7 +3843,7 @@
                     <pic:cNvPicPr/>
                   </pic:nvPicPr>
                   <pic:blipFill>
-                    <a:blip r:embed="rId12"/>
+                    <a:blip r:embed="rId20"/>
                     <a:stretch>
                       <a:fillRect/>
                     </a:stretch>
@@ -3503,7 +3954,7 @@
                     <pic:cNvPicPr/>
                   </pic:nvPicPr>
                   <pic:blipFill>
-                    <a:blip r:embed="rId13"/>
+                    <a:blip r:embed="rId21"/>
                     <a:stretch>
                       <a:fillRect/>
                     </a:stretch>
@@ -3632,7 +4083,7 @@
                     <pic:cNvPicPr/>
                   </pic:nvPicPr>
                   <pic:blipFill>
-                    <a:blip r:embed="rId14"/>
+                    <a:blip r:embed="rId22"/>
                     <a:stretch>
                       <a:fillRect/>
                     </a:stretch>
@@ -3868,7 +4319,7 @@
                     <pic:cNvPicPr/>
                   </pic:nvPicPr>
                   <pic:blipFill>
-                    <a:blip r:embed="rId15"/>
+                    <a:blip r:embed="rId23"/>
                     <a:stretch>
                       <a:fillRect/>
                     </a:stretch>
@@ -4029,3586 +4480,6 @@
             <wp:extent cx="4153480" cy="1324160"/>
             <wp:effectExtent l="0" t="0" r="0" b="9525"/>
             <wp:docPr id="13" name="Picture 13"/>
-            <wp:cNvGraphicFramePr>
-              <a:graphicFrameLocks xmlns:a="http://schemas.openxmlformats.org/drawingml/2006/main" noChangeAspect="1"/>
-            </wp:cNvGraphicFramePr>
-            <a:graphic xmlns:a="http://schemas.openxmlformats.org/drawingml/2006/main">
-              <a:graphicData uri="http://schemas.openxmlformats.org/drawingml/2006/picture">
-                <pic:pic xmlns:pic="http://schemas.openxmlformats.org/drawingml/2006/picture">
-                  <pic:nvPicPr>
-                    <pic:cNvPr id="1" name=""/>
-                    <pic:cNvPicPr/>
-                  </pic:nvPicPr>
-                  <pic:blipFill>
-                    <a:blip r:embed="rId16"/>
-                    <a:stretch>
-                      <a:fillRect/>
-                    </a:stretch>
-                  </pic:blipFill>
-                  <pic:spPr>
-                    <a:xfrm>
-                      <a:off x="0" y="0"/>
-                      <a:ext cx="4153480" cy="1324160"/>
-                    </a:xfrm>
-                    <a:prstGeom prst="rect">
-                      <a:avLst/>
-                    </a:prstGeom>
-                  </pic:spPr>
-                </pic:pic>
-              </a:graphicData>
-            </a:graphic>
-          </wp:inline>
-        </w:drawing>
-      </w:r>
-    </w:p>
-    <w:p>
-      <w:pPr>
-        <w:pStyle w:val="ListParagraph"/>
-        <w:ind w:left="2160"/>
-        <w:rPr>
-          <w:b/>
-          <w:i/>
-          <w:sz w:val="20"/>
-          <w:szCs w:val="20"/>
-        </w:rPr>
-      </w:pPr>
-      <w:r>
-        <w:rPr>
-          <w:b/>
-          <w:i/>
-          <w:sz w:val="20"/>
-          <w:szCs w:val="20"/>
-        </w:rPr>
-        <w:t>Crosstab showing the distribution of stickiness and tenure</w:t>
-      </w:r>
-    </w:p>
-    <w:p>
-      <w:pPr>
-        <w:pStyle w:val="ListParagraph"/>
-        <w:ind w:left="2160"/>
-        <w:rPr>
-          <w:b/>
-          <w:sz w:val="36"/>
-          <w:szCs w:val="36"/>
-        </w:rPr>
-      </w:pPr>
-    </w:p>
-    <w:p>
-      <w:pPr>
-        <w:pStyle w:val="ListParagraph"/>
-        <w:numPr>
-          <w:ilvl w:val="1"/>
-          <w:numId w:val="1"/>
-        </w:numPr>
-        <w:rPr>
-          <w:b/>
-          <w:sz w:val="36"/>
-          <w:szCs w:val="36"/>
-        </w:rPr>
-      </w:pPr>
-      <w:r>
-        <w:rPr>
-          <w:b/>
-          <w:sz w:val="36"/>
-          <w:szCs w:val="36"/>
-        </w:rPr>
-        <w:t xml:space="preserve">The “Protection Gap”: </w:t>
-      </w:r>
-      <w:r>
-        <w:rPr>
-          <w:sz w:val="36"/>
-          <w:szCs w:val="36"/>
-        </w:rPr>
-        <w:t>There is a critical misalignment in our product tiers</w:t>
-      </w:r>
-    </w:p>
-    <w:p>
-      <w:pPr>
-        <w:pStyle w:val="ListParagraph"/>
-        <w:numPr>
-          <w:ilvl w:val="2"/>
-          <w:numId w:val="1"/>
-        </w:numPr>
-        <w:rPr>
-          <w:b/>
-          <w:sz w:val="36"/>
-          <w:szCs w:val="36"/>
-        </w:rPr>
-      </w:pPr>
-      <w:r>
-        <w:rPr>
-          <w:b/>
-          <w:sz w:val="36"/>
-          <w:szCs w:val="36"/>
-        </w:rPr>
-        <w:t xml:space="preserve">DSL users (Lower ARPU): </w:t>
-      </w:r>
-      <w:r>
-        <w:rPr>
-          <w:sz w:val="36"/>
-          <w:szCs w:val="36"/>
-        </w:rPr>
-        <w:t xml:space="preserve">Highly embedded with “Retention Anchors” (Tech support/security) </w:t>
-      </w:r>
-    </w:p>
-    <w:p>
-      <w:pPr>
-        <w:pStyle w:val="ListParagraph"/>
-        <w:numPr>
-          <w:ilvl w:val="2"/>
-          <w:numId w:val="1"/>
-        </w:numPr>
-        <w:rPr>
-          <w:b/>
-          <w:sz w:val="36"/>
-          <w:szCs w:val="36"/>
-        </w:rPr>
-      </w:pPr>
-      <w:r>
-        <w:rPr>
-          <w:b/>
-          <w:sz w:val="36"/>
-          <w:szCs w:val="36"/>
-        </w:rPr>
-        <w:t xml:space="preserve">Fiber users (Highest ARPU): </w:t>
-      </w:r>
-      <w:r>
-        <w:rPr>
-          <w:b/>
-          <w:sz w:val="36"/>
-          <w:szCs w:val="36"/>
-        </w:rPr>
-        <w:t>~56%</w:t>
-      </w:r>
-      <w:r>
-        <w:rPr>
-          <w:sz w:val="36"/>
-          <w:szCs w:val="36"/>
-        </w:rPr>
-        <w:t xml:space="preserve"> have Streaming (Entertainment), but only </w:t>
-      </w:r>
-      <w:r>
-        <w:rPr>
-          <w:b/>
-          <w:bCs/>
-          <w:sz w:val="36"/>
-          <w:szCs w:val="36"/>
-        </w:rPr>
-        <w:t>~27%</w:t>
-      </w:r>
-      <w:r>
-        <w:rPr>
-          <w:sz w:val="36"/>
-          <w:szCs w:val="36"/>
-        </w:rPr>
-        <w:t xml:space="preserve"> have Online Security. We are selling our most expensive product with the weakest "lock-in" features.</w:t>
-      </w:r>
-    </w:p>
-    <w:p>
-      <w:pPr>
-        <w:pStyle w:val="ListParagraph"/>
-        <w:numPr>
-          <w:ilvl w:val="1"/>
-          <w:numId w:val="1"/>
-        </w:numPr>
-        <w:rPr>
-          <w:b/>
-          <w:sz w:val="36"/>
-          <w:szCs w:val="36"/>
-        </w:rPr>
-      </w:pPr>
-      <w:r>
-        <w:rPr>
-          <w:b/>
-          <w:sz w:val="36"/>
-          <w:szCs w:val="36"/>
-        </w:rPr>
-        <w:t xml:space="preserve">Business Implication: </w:t>
-      </w:r>
-    </w:p>
-    <w:p>
-      <w:pPr>
-        <w:pStyle w:val="ListParagraph"/>
-        <w:numPr>
-          <w:ilvl w:val="2"/>
-          <w:numId w:val="1"/>
-        </w:numPr>
-        <w:rPr>
-          <w:b/>
-          <w:sz w:val="36"/>
-          <w:szCs w:val="36"/>
-        </w:rPr>
-      </w:pPr>
-      <w:r>
-        <w:rPr>
-          <w:b/>
-          <w:bCs/>
-          <w:sz w:val="36"/>
-          <w:szCs w:val="36"/>
-        </w:rPr>
-        <w:lastRenderedPageBreak/>
-        <w:t>Immediate Action:</w:t>
-      </w:r>
-      <w:r>
-        <w:rPr>
-          <w:b/>
-          <w:sz w:val="36"/>
-          <w:szCs w:val="36"/>
-        </w:rPr>
-        <w:t xml:space="preserve"> </w:t>
-      </w:r>
-      <w:r>
-        <w:rPr>
-          <w:sz w:val="36"/>
-          <w:szCs w:val="36"/>
-        </w:rPr>
-        <w:t xml:space="preserve">Launch a </w:t>
-      </w:r>
-      <w:r>
-        <w:rPr>
-          <w:b/>
-          <w:bCs/>
-          <w:sz w:val="36"/>
-          <w:szCs w:val="36"/>
-        </w:rPr>
-        <w:t>"Year 2 Anniversary"</w:t>
-      </w:r>
-      <w:r>
-        <w:rPr>
-          <w:bCs/>
-          <w:sz w:val="36"/>
-          <w:szCs w:val="36"/>
-        </w:rPr>
-        <w:t xml:space="preserve"> campaign</w:t>
-      </w:r>
-      <w:r>
-        <w:rPr>
-          <w:sz w:val="36"/>
-          <w:szCs w:val="36"/>
-        </w:rPr>
-        <w:t xml:space="preserve"> to pull stickiness forward into the 12-18 month window, rather than waiting for organic adoption</w:t>
-      </w:r>
-      <w:r>
-        <w:rPr>
-          <w:b/>
-          <w:sz w:val="36"/>
-          <w:szCs w:val="36"/>
-        </w:rPr>
-        <w:t>.</w:t>
-      </w:r>
-    </w:p>
-    <w:p>
-      <w:pPr>
-        <w:pStyle w:val="ListParagraph"/>
-        <w:numPr>
-          <w:ilvl w:val="2"/>
-          <w:numId w:val="1"/>
-        </w:numPr>
-        <w:rPr>
-          <w:b/>
-          <w:sz w:val="36"/>
-          <w:szCs w:val="36"/>
-        </w:rPr>
-      </w:pPr>
-      <w:r>
-        <w:rPr>
-          <w:b/>
-          <w:sz w:val="36"/>
-          <w:szCs w:val="36"/>
-        </w:rPr>
-        <w:t xml:space="preserve">Strategic Shift: </w:t>
-      </w:r>
-      <w:r>
-        <w:rPr>
-          <w:sz w:val="36"/>
-          <w:szCs w:val="36"/>
-        </w:rPr>
-        <w:t>Stop selling Fiber as just "Fast Internet." Sell it as "Secure Internet" by defaulting new Fiber sign-ups into a "Security First" bundle (Tech Support + Online Security) for the first 3 months to reduce early-life churn.</w:t>
-      </w:r>
-    </w:p>
-    <w:p>
-      <w:pPr>
-        <w:pStyle w:val="ListParagraph"/>
-        <w:ind w:left="2160"/>
-        <w:rPr>
-          <w:b/>
-          <w:sz w:val="36"/>
-          <w:szCs w:val="36"/>
-        </w:rPr>
-      </w:pPr>
-    </w:p>
-    <w:p>
-      <w:pPr>
-        <w:pStyle w:val="ListParagraph"/>
-        <w:numPr>
-          <w:ilvl w:val="0"/>
-          <w:numId w:val="1"/>
-        </w:numPr>
-        <w:rPr>
-          <w:sz w:val="36"/>
-          <w:szCs w:val="36"/>
-        </w:rPr>
-      </w:pPr>
-      <w:r>
-        <w:rPr>
-          <w:b/>
-          <w:sz w:val="36"/>
-          <w:szCs w:val="36"/>
-        </w:rPr>
-        <w:t>Insight 3: The Month to Month paradox (High value, High risk)</w:t>
-      </w:r>
-    </w:p>
-    <w:p>
-      <w:pPr>
-        <w:pStyle w:val="ListParagraph"/>
-        <w:numPr>
-          <w:ilvl w:val="1"/>
-          <w:numId w:val="1"/>
-        </w:numPr>
-        <w:rPr>
-          <w:sz w:val="36"/>
-          <w:szCs w:val="36"/>
-        </w:rPr>
-      </w:pPr>
-      <w:r>
-        <w:rPr>
-          <w:b/>
-          <w:sz w:val="36"/>
-          <w:szCs w:val="36"/>
-        </w:rPr>
-        <w:t>Finding: Month-to-Month</w:t>
-      </w:r>
-      <w:r>
-        <w:rPr>
-          <w:sz w:val="36"/>
-          <w:szCs w:val="36"/>
-        </w:rPr>
-        <w:t xml:space="preserve"> users have the highest average revenue per user </w:t>
-      </w:r>
-      <w:r>
-        <w:rPr>
-          <w:b/>
-          <w:sz w:val="36"/>
-          <w:szCs w:val="36"/>
-        </w:rPr>
-        <w:t>(ARPU)</w:t>
-      </w:r>
-      <w:r>
-        <w:rPr>
-          <w:sz w:val="36"/>
-          <w:szCs w:val="36"/>
-        </w:rPr>
-        <w:t xml:space="preserve"> ($66 </w:t>
-      </w:r>
-      <w:r>
-        <w:rPr>
-          <w:sz w:val="36"/>
-          <w:szCs w:val="36"/>
-        </w:rPr>
-        <w:t>vs.</w:t>
-      </w:r>
-      <w:r>
-        <w:rPr>
-          <w:sz w:val="36"/>
-          <w:szCs w:val="36"/>
-        </w:rPr>
-        <w:t xml:space="preserve"> $60 for 2-year-contracts). However, this segment is structurally unstable due to two distinct failure modes. </w:t>
-      </w:r>
-    </w:p>
-    <w:p>
-      <w:pPr>
-        <w:pStyle w:val="ListParagraph"/>
-        <w:numPr>
-          <w:ilvl w:val="2"/>
-          <w:numId w:val="1"/>
-        </w:numPr>
-        <w:rPr>
-          <w:sz w:val="36"/>
-          <w:szCs w:val="36"/>
-        </w:rPr>
-      </w:pPr>
-      <w:r>
-        <w:rPr>
-          <w:b/>
-          <w:sz w:val="36"/>
-          <w:szCs w:val="36"/>
-        </w:rPr>
-        <w:t>Failure Mode A: The Month 1 “cliff” (Early Failure)</w:t>
-      </w:r>
-    </w:p>
-    <w:p>
-      <w:pPr>
-        <w:pStyle w:val="ListParagraph"/>
-        <w:numPr>
-          <w:ilvl w:val="3"/>
-          <w:numId w:val="1"/>
-        </w:numPr>
-        <w:rPr>
-          <w:sz w:val="36"/>
-          <w:szCs w:val="36"/>
-        </w:rPr>
-      </w:pPr>
-      <w:r>
-        <w:rPr>
-          <w:b/>
-          <w:sz w:val="36"/>
-          <w:szCs w:val="36"/>
-        </w:rPr>
-        <w:t xml:space="preserve">Data: </w:t>
-      </w:r>
-      <w:r>
-        <w:rPr>
-          <w:b/>
-          <w:sz w:val="36"/>
-          <w:szCs w:val="36"/>
-        </w:rPr>
-        <w:t>~60%</w:t>
-      </w:r>
-      <w:r>
-        <w:rPr>
-          <w:sz w:val="36"/>
-          <w:szCs w:val="36"/>
-        </w:rPr>
-        <w:t xml:space="preserve"> of M2M users churn in the very first month with </w:t>
-      </w:r>
-      <w:r>
-        <w:rPr>
-          <w:sz w:val="36"/>
-          <w:szCs w:val="36"/>
-        </w:rPr>
-        <w:t xml:space="preserve">a further decline of </w:t>
-      </w:r>
-      <w:r>
-        <w:rPr>
-          <w:b/>
-          <w:sz w:val="36"/>
-          <w:szCs w:val="36"/>
-        </w:rPr>
-        <w:t>~</w:t>
-      </w:r>
-      <w:r>
-        <w:rPr>
-          <w:b/>
-          <w:sz w:val="36"/>
-          <w:szCs w:val="36"/>
-        </w:rPr>
-        <w:t>50%</w:t>
-      </w:r>
-      <w:r>
-        <w:rPr>
-          <w:sz w:val="36"/>
-          <w:szCs w:val="36"/>
-        </w:rPr>
-        <w:t xml:space="preserve">, the next month however from here onwards, where users are </w:t>
-      </w:r>
-      <w:r>
-        <w:rPr>
-          <w:sz w:val="36"/>
-          <w:szCs w:val="36"/>
-        </w:rPr>
-        <w:t xml:space="preserve">statistically </w:t>
-      </w:r>
-      <w:r>
-        <w:rPr>
-          <w:sz w:val="36"/>
-          <w:szCs w:val="36"/>
-        </w:rPr>
-        <w:t xml:space="preserve">less likely to churn than to churn. However, at this point a </w:t>
-      </w:r>
-      <w:r>
-        <w:rPr>
-          <w:b/>
-          <w:sz w:val="36"/>
-          <w:szCs w:val="36"/>
-        </w:rPr>
-        <w:t>vast number of the cohort is gone already (</w:t>
-      </w:r>
-      <w:r>
-        <w:rPr>
-          <w:b/>
-          <w:sz w:val="36"/>
-          <w:szCs w:val="36"/>
-        </w:rPr>
-        <w:t>from 100% down to 30%)</w:t>
-      </w:r>
-      <w:r>
-        <w:rPr>
-          <w:sz w:val="36"/>
-          <w:szCs w:val="36"/>
-        </w:rPr>
-        <w:t xml:space="preserve"> with a churn rate of </w:t>
-      </w:r>
-      <w:r>
-        <w:rPr>
-          <w:b/>
-          <w:sz w:val="36"/>
-          <w:szCs w:val="36"/>
-        </w:rPr>
-        <w:t>~45%</w:t>
-      </w:r>
-      <w:r>
-        <w:rPr>
-          <w:sz w:val="36"/>
-          <w:szCs w:val="36"/>
-        </w:rPr>
-        <w:t xml:space="preserve"> until month 6</w:t>
-      </w:r>
-    </w:p>
-    <w:p>
-      <w:pPr>
-        <w:pStyle w:val="ListParagraph"/>
-        <w:ind w:left="2880"/>
-        <w:rPr>
-          <w:sz w:val="36"/>
-          <w:szCs w:val="36"/>
-        </w:rPr>
-      </w:pPr>
-      <w:r>
-        <w:rPr>
-          <w:noProof/>
-          <w:sz w:val="36"/>
-          <w:szCs w:val="36"/>
-        </w:rPr>
-        <w:lastRenderedPageBreak/>
-        <w:drawing>
-          <wp:inline distT="0" distB="0" distL="0" distR="0" wp14:anchorId="31DEA24D" wp14:editId="45052A08">
-            <wp:extent cx="5105400" cy="3743325"/>
-            <wp:effectExtent l="0" t="0" r="0" b="9525"/>
-            <wp:docPr id="7" name="Picture 7"/>
-            <wp:cNvGraphicFramePr>
-              <a:graphicFrameLocks xmlns:a="http://schemas.openxmlformats.org/drawingml/2006/main" noChangeAspect="1"/>
-            </wp:cNvGraphicFramePr>
-            <a:graphic xmlns:a="http://schemas.openxmlformats.org/drawingml/2006/main">
-              <a:graphicData uri="http://schemas.openxmlformats.org/drawingml/2006/picture">
-                <pic:pic xmlns:pic="http://schemas.openxmlformats.org/drawingml/2006/picture">
-                  <pic:nvPicPr>
-                    <pic:cNvPr id="1" name=""/>
-                    <pic:cNvPicPr/>
-                  </pic:nvPicPr>
-                  <pic:blipFill>
-                    <a:blip r:embed="rId17"/>
-                    <a:stretch>
-                      <a:fillRect/>
-                    </a:stretch>
-                  </pic:blipFill>
-                  <pic:spPr>
-                    <a:xfrm>
-                      <a:off x="0" y="0"/>
-                      <a:ext cx="5105400" cy="3743325"/>
-                    </a:xfrm>
-                    <a:prstGeom prst="rect">
-                      <a:avLst/>
-                    </a:prstGeom>
-                  </pic:spPr>
-                </pic:pic>
-              </a:graphicData>
-            </a:graphic>
-          </wp:inline>
-        </w:drawing>
-      </w:r>
-    </w:p>
-    <w:p>
-      <w:pPr>
-        <w:pStyle w:val="ListParagraph"/>
-        <w:numPr>
-          <w:ilvl w:val="3"/>
-          <w:numId w:val="1"/>
-        </w:numPr>
-        <w:rPr>
-          <w:sz w:val="36"/>
-          <w:szCs w:val="36"/>
-        </w:rPr>
-      </w:pPr>
-      <w:r>
-        <w:rPr>
-          <w:b/>
-          <w:sz w:val="36"/>
-          <w:szCs w:val="36"/>
-        </w:rPr>
-        <w:t xml:space="preserve">Root Cause: </w:t>
-      </w:r>
-      <w:r>
-        <w:rPr>
-          <w:sz w:val="36"/>
-          <w:szCs w:val="36"/>
-        </w:rPr>
-        <w:t xml:space="preserve">This immediate exit suggests an onboarding failure (expectations mismatch or technical issues) rather than price sensitivity. </w:t>
-      </w:r>
-    </w:p>
-    <w:p>
-      <w:pPr>
-        <w:pStyle w:val="ListParagraph"/>
-        <w:ind w:left="2880"/>
-        <w:rPr>
-          <w:sz w:val="36"/>
-          <w:szCs w:val="36"/>
-        </w:rPr>
-      </w:pPr>
-    </w:p>
-    <w:p>
-      <w:pPr>
-        <w:pStyle w:val="ListParagraph"/>
-        <w:numPr>
-          <w:ilvl w:val="2"/>
-          <w:numId w:val="1"/>
-        </w:numPr>
-        <w:rPr>
-          <w:sz w:val="36"/>
-          <w:szCs w:val="36"/>
-        </w:rPr>
-      </w:pPr>
-      <w:r>
-        <w:rPr>
-          <w:b/>
-          <w:sz w:val="36"/>
-          <w:szCs w:val="36"/>
-        </w:rPr>
-        <w:t xml:space="preserve">Failure Mode B: The “Vulnerable Veteran” (Late Failure) </w:t>
-      </w:r>
-    </w:p>
-    <w:p>
-      <w:pPr>
-        <w:pStyle w:val="ListParagraph"/>
-        <w:numPr>
-          <w:ilvl w:val="3"/>
-          <w:numId w:val="1"/>
-        </w:numPr>
-        <w:rPr>
-          <w:sz w:val="36"/>
-          <w:szCs w:val="36"/>
-        </w:rPr>
-      </w:pPr>
-      <w:r>
-        <w:rPr>
-          <w:b/>
-          <w:sz w:val="36"/>
-          <w:szCs w:val="36"/>
-        </w:rPr>
-        <w:t xml:space="preserve">Data: </w:t>
-      </w:r>
-      <w:r>
-        <w:rPr>
-          <w:sz w:val="36"/>
-          <w:szCs w:val="36"/>
-        </w:rPr>
-        <w:t xml:space="preserve">A sub-segment of users with &gt;24 months tenure remain on M2M contracts. They pay a premium </w:t>
-      </w:r>
-      <w:r>
-        <w:rPr>
-          <w:b/>
-          <w:sz w:val="36"/>
-          <w:szCs w:val="36"/>
-        </w:rPr>
-        <w:t>(~$79 ARPU) monthly</w:t>
-      </w:r>
-      <w:r>
-        <w:rPr>
-          <w:sz w:val="36"/>
-          <w:szCs w:val="36"/>
-        </w:rPr>
-        <w:t xml:space="preserve">, yet </w:t>
-      </w:r>
-      <w:r>
-        <w:rPr>
-          <w:b/>
-          <w:sz w:val="36"/>
-          <w:szCs w:val="36"/>
-        </w:rPr>
-        <w:t>91%</w:t>
-      </w:r>
-      <w:r>
-        <w:rPr>
-          <w:sz w:val="36"/>
-          <w:szCs w:val="36"/>
-        </w:rPr>
-        <w:t xml:space="preserve"> of them are “unanchored” (missing tech support/online security).</w:t>
-      </w:r>
-    </w:p>
-    <w:p>
-      <w:pPr>
-        <w:pStyle w:val="ListParagraph"/>
-        <w:numPr>
-          <w:ilvl w:val="3"/>
-          <w:numId w:val="1"/>
-        </w:numPr>
-        <w:rPr>
-          <w:sz w:val="36"/>
-          <w:szCs w:val="36"/>
-        </w:rPr>
-      </w:pPr>
-      <w:r>
-        <w:rPr>
-          <w:b/>
-          <w:bCs/>
-          <w:sz w:val="36"/>
-          <w:szCs w:val="36"/>
-        </w:rPr>
-        <w:t>The Anchor Gap:</w:t>
-      </w:r>
-      <w:r>
-        <w:rPr>
-          <w:sz w:val="36"/>
-          <w:szCs w:val="36"/>
-        </w:rPr>
-        <w:t xml:space="preserve"> While 79% of these users purchase </w:t>
-      </w:r>
-      <w:r>
-        <w:rPr>
-          <w:i/>
-          <w:iCs/>
-          <w:sz w:val="36"/>
-          <w:szCs w:val="36"/>
-        </w:rPr>
-        <w:t>some</w:t>
-      </w:r>
-      <w:r>
-        <w:rPr>
-          <w:sz w:val="36"/>
-          <w:szCs w:val="36"/>
-        </w:rPr>
-        <w:t xml:space="preserve"> add-ons (mostly Streaming/Entertainment), </w:t>
-      </w:r>
-      <w:r>
-        <w:rPr>
-          <w:b/>
-          <w:bCs/>
-          <w:sz w:val="36"/>
-          <w:szCs w:val="36"/>
-        </w:rPr>
-        <w:t>91% are "Unanchored"</w:t>
-      </w:r>
-      <w:r>
-        <w:rPr>
-          <w:sz w:val="36"/>
-          <w:szCs w:val="36"/>
-        </w:rPr>
-        <w:t xml:space="preserve"> (lacking Tech Support or Online Secur</w:t>
-      </w:r>
-      <w:r>
-        <w:rPr>
-          <w:sz w:val="36"/>
-          <w:szCs w:val="36"/>
-        </w:rPr>
-        <w:t>ity)</w:t>
-      </w:r>
-    </w:p>
-    <w:p>
-      <w:pPr>
-        <w:pStyle w:val="ListParagraph"/>
-        <w:numPr>
-          <w:ilvl w:val="3"/>
-          <w:numId w:val="1"/>
-        </w:numPr>
-        <w:rPr>
-          <w:sz w:val="36"/>
-          <w:szCs w:val="36"/>
-        </w:rPr>
-      </w:pPr>
-      <w:r>
-        <w:rPr>
-          <w:b/>
-          <w:sz w:val="36"/>
-          <w:szCs w:val="36"/>
-        </w:rPr>
-        <w:t>Risk:</w:t>
-      </w:r>
-      <w:r>
-        <w:rPr>
-          <w:sz w:val="36"/>
-          <w:szCs w:val="36"/>
-        </w:rPr>
-        <w:t xml:space="preserve"> While these users are loyal, with them having – 0 stickiness score only 21% of the time, their churn </w:t>
-      </w:r>
-      <w:r>
-        <w:rPr>
-          <w:b/>
-          <w:sz w:val="36"/>
-          <w:szCs w:val="36"/>
-        </w:rPr>
-        <w:t>(45%)</w:t>
-      </w:r>
-      <w:r>
-        <w:rPr>
-          <w:sz w:val="36"/>
-          <w:szCs w:val="36"/>
-        </w:rPr>
-        <w:t xml:space="preserve"> </w:t>
-      </w:r>
-      <w:r>
-        <w:rPr>
-          <w:sz w:val="36"/>
-          <w:szCs w:val="36"/>
-        </w:rPr>
-        <w:t xml:space="preserve">risk remains </w:t>
-      </w:r>
-      <w:r>
-        <w:rPr>
-          <w:b/>
-          <w:sz w:val="36"/>
-          <w:szCs w:val="36"/>
-        </w:rPr>
-        <w:t>2.5x higher</w:t>
-      </w:r>
-      <w:r>
-        <w:rPr>
-          <w:sz w:val="36"/>
-          <w:szCs w:val="36"/>
-        </w:rPr>
-        <w:t xml:space="preserve"> than anchored users</w:t>
-      </w:r>
-      <w:r>
-        <w:rPr>
-          <w:sz w:val="36"/>
-          <w:szCs w:val="36"/>
-        </w:rPr>
-        <w:t xml:space="preserve"> </w:t>
-      </w:r>
-      <w:r>
-        <w:rPr>
-          <w:b/>
-          <w:sz w:val="36"/>
-          <w:szCs w:val="36"/>
-        </w:rPr>
-        <w:t>(18%)</w:t>
-      </w:r>
-      <w:r>
-        <w:rPr>
-          <w:b/>
-          <w:sz w:val="36"/>
-          <w:szCs w:val="36"/>
-        </w:rPr>
-        <w:t>,</w:t>
-      </w:r>
-      <w:r>
-        <w:rPr>
-          <w:sz w:val="36"/>
-          <w:szCs w:val="36"/>
-        </w:rPr>
-        <w:t xml:space="preserve"> despite their loyalty </w:t>
-      </w:r>
-    </w:p>
-    <w:p>
-      <w:pPr>
-        <w:pStyle w:val="ListParagraph"/>
-        <w:numPr>
-          <w:ilvl w:val="1"/>
-          <w:numId w:val="1"/>
-        </w:numPr>
-        <w:rPr>
-          <w:sz w:val="36"/>
-          <w:szCs w:val="36"/>
-        </w:rPr>
-      </w:pPr>
-      <w:r>
-        <w:rPr>
-          <w:b/>
-          <w:sz w:val="36"/>
-          <w:szCs w:val="36"/>
-        </w:rPr>
-        <w:lastRenderedPageBreak/>
-        <w:t xml:space="preserve">Business Implication: </w:t>
-      </w:r>
-    </w:p>
-    <w:p>
-      <w:pPr>
-        <w:pStyle w:val="ListParagraph"/>
-        <w:numPr>
-          <w:ilvl w:val="2"/>
-          <w:numId w:val="1"/>
-        </w:numPr>
-        <w:rPr>
-          <w:sz w:val="36"/>
-          <w:szCs w:val="36"/>
-        </w:rPr>
-      </w:pPr>
-      <w:r>
-        <w:rPr>
-          <w:b/>
-          <w:sz w:val="36"/>
-          <w:szCs w:val="36"/>
-        </w:rPr>
-        <w:t xml:space="preserve">Fix the Onboarding: </w:t>
-      </w:r>
-      <w:r>
-        <w:rPr>
-          <w:sz w:val="36"/>
-          <w:szCs w:val="36"/>
-        </w:rPr>
-        <w:t xml:space="preserve">Audit onboarding flows for possible leaks and shift retention resources to days 0-60 as this has proven to be our most volatile period of the customer journey. Mandatory “Setup support” calls for new M2M users may mitigate the month 1 cliff. </w:t>
-      </w:r>
-    </w:p>
-    <w:p>
-      <w:pPr>
-        <w:pStyle w:val="ListParagraph"/>
-        <w:numPr>
-          <w:ilvl w:val="2"/>
-          <w:numId w:val="1"/>
-        </w:numPr>
-        <w:rPr>
-          <w:sz w:val="36"/>
-          <w:szCs w:val="36"/>
-        </w:rPr>
-      </w:pPr>
-      <w:r>
-        <w:rPr>
-          <w:b/>
-          <w:sz w:val="36"/>
-          <w:szCs w:val="36"/>
-        </w:rPr>
-        <w:t>Anchor the Veterans:</w:t>
-      </w:r>
-      <w:r>
-        <w:rPr>
-          <w:sz w:val="36"/>
-          <w:szCs w:val="36"/>
-        </w:rPr>
-        <w:t xml:space="preserve"> Do not force the vulnerable veterans into long </w:t>
-      </w:r>
-      <w:r>
-        <w:rPr>
-          <w:sz w:val="36"/>
-          <w:szCs w:val="36"/>
-        </w:rPr>
-        <w:t xml:space="preserve">contracts (which adds friction). Instead, incentivize them to add </w:t>
-      </w:r>
-      <w:r>
-        <w:rPr>
-          <w:b/>
-          <w:bCs/>
-          <w:sz w:val="36"/>
-          <w:szCs w:val="36"/>
-        </w:rPr>
-        <w:t>one anchor service</w:t>
-      </w:r>
-      <w:r>
-        <w:rPr>
-          <w:sz w:val="36"/>
-          <w:szCs w:val="36"/>
-        </w:rPr>
-        <w:t xml:space="preserve"> (e.g., "Free Tech Support Upgrade") to lock them in via product utility.</w:t>
-      </w:r>
-    </w:p>
-    <w:p>
-      <w:pPr>
-        <w:pStyle w:val="ListParagraph"/>
-        <w:ind w:left="2160"/>
-        <w:rPr>
-          <w:sz w:val="36"/>
-          <w:szCs w:val="36"/>
-        </w:rPr>
-      </w:pPr>
-    </w:p>
-    <w:p>
-      <w:pPr>
-        <w:pStyle w:val="ListParagraph"/>
-        <w:numPr>
-          <w:ilvl w:val="0"/>
-          <w:numId w:val="1"/>
-        </w:numPr>
-        <w:rPr>
-          <w:sz w:val="36"/>
-          <w:szCs w:val="36"/>
-        </w:rPr>
-      </w:pPr>
-      <w:r>
-        <w:rPr>
-          <w:b/>
-          <w:sz w:val="36"/>
-          <w:szCs w:val="36"/>
-        </w:rPr>
-        <w:t>Insight 4:</w:t>
-      </w:r>
-      <w:r>
-        <w:rPr>
-          <w:sz w:val="36"/>
-          <w:szCs w:val="36"/>
-        </w:rPr>
-        <w:t xml:space="preserve"> </w:t>
-      </w:r>
-      <w:r>
-        <w:rPr>
-          <w:b/>
-          <w:sz w:val="36"/>
-          <w:szCs w:val="36"/>
-        </w:rPr>
-        <w:t>The “Unprotected” High spenders</w:t>
-      </w:r>
-    </w:p>
-    <w:p>
-      <w:pPr>
-        <w:pStyle w:val="ListParagraph"/>
-        <w:numPr>
-          <w:ilvl w:val="1"/>
-          <w:numId w:val="1"/>
-        </w:numPr>
-        <w:rPr>
-          <w:sz w:val="36"/>
-          <w:szCs w:val="36"/>
-        </w:rPr>
-      </w:pPr>
-      <w:r>
-        <w:rPr>
-          <w:b/>
-          <w:sz w:val="36"/>
-          <w:szCs w:val="36"/>
-        </w:rPr>
-        <w:t xml:space="preserve">Finding: </w:t>
-      </w:r>
-      <w:r>
-        <w:rPr>
-          <w:sz w:val="36"/>
-          <w:szCs w:val="36"/>
-        </w:rPr>
-        <w:t>High-spending new customers (&gt;$75/</w:t>
-      </w:r>
-      <w:r>
-        <w:rPr>
-          <w:sz w:val="36"/>
-          <w:szCs w:val="36"/>
-        </w:rPr>
-        <w:t>mo.</w:t>
-      </w:r>
-      <w:r>
-        <w:rPr>
-          <w:sz w:val="36"/>
-          <w:szCs w:val="36"/>
-        </w:rPr>
-        <w:t xml:space="preserve">) represent a </w:t>
-      </w:r>
-      <w:r>
-        <w:rPr>
-          <w:b/>
-          <w:bCs/>
-          <w:sz w:val="36"/>
-          <w:szCs w:val="36"/>
-        </w:rPr>
-        <w:t>"High Value / High Risk"</w:t>
-      </w:r>
-      <w:r>
-        <w:rPr>
-          <w:sz w:val="36"/>
-          <w:szCs w:val="36"/>
-        </w:rPr>
-        <w:t xml:space="preserve"> paradox, churning at a rate of </w:t>
-      </w:r>
-      <w:r>
-        <w:rPr>
-          <w:b/>
-          <w:bCs/>
-          <w:sz w:val="36"/>
-          <w:szCs w:val="36"/>
-        </w:rPr>
-        <w:t>~70% within the first year</w:t>
-      </w:r>
-      <w:r>
-        <w:rPr>
-          <w:sz w:val="36"/>
-          <w:szCs w:val="36"/>
-        </w:rPr>
-        <w:t xml:space="preserve">. </w:t>
-      </w:r>
-    </w:p>
-    <w:p>
-      <w:pPr>
-        <w:pStyle w:val="ListParagraph"/>
-        <w:numPr>
-          <w:ilvl w:val="2"/>
-          <w:numId w:val="1"/>
-        </w:numPr>
-        <w:rPr>
-          <w:sz w:val="36"/>
-          <w:szCs w:val="36"/>
-        </w:rPr>
-      </w:pPr>
-      <w:r>
-        <w:rPr>
-          <w:b/>
-          <w:sz w:val="36"/>
-          <w:szCs w:val="36"/>
-        </w:rPr>
-        <w:t xml:space="preserve">Spend vs. Churn: </w:t>
-      </w:r>
-      <w:r>
-        <w:rPr>
-          <w:sz w:val="36"/>
-          <w:szCs w:val="36"/>
-        </w:rPr>
-        <w:t xml:space="preserve">The high churn correlates linearly with increased spend, indicating this is not a budget issue (lack of funds) but a value realization issue (lack of perceived utility.) </w:t>
-      </w:r>
-    </w:p>
-    <w:p>
-      <w:pPr>
-        <w:pStyle w:val="ListParagraph"/>
-        <w:numPr>
-          <w:ilvl w:val="1"/>
-          <w:numId w:val="1"/>
-        </w:numPr>
-        <w:rPr>
-          <w:sz w:val="36"/>
-          <w:szCs w:val="36"/>
-        </w:rPr>
-      </w:pPr>
-      <w:r>
-        <w:rPr>
-          <w:b/>
-          <w:sz w:val="36"/>
-          <w:szCs w:val="36"/>
-        </w:rPr>
-        <w:t xml:space="preserve">The “Stickiness” void: </w:t>
-      </w:r>
-    </w:p>
-    <w:p>
-      <w:pPr>
-        <w:pStyle w:val="ListParagraph"/>
-        <w:numPr>
-          <w:ilvl w:val="2"/>
-          <w:numId w:val="1"/>
-        </w:numPr>
-        <w:rPr>
-          <w:sz w:val="36"/>
-          <w:szCs w:val="36"/>
-        </w:rPr>
-      </w:pPr>
-      <w:r>
-        <w:rPr>
-          <w:b/>
-          <w:sz w:val="36"/>
-          <w:szCs w:val="36"/>
-        </w:rPr>
-        <w:t xml:space="preserve">Data: </w:t>
-      </w:r>
-      <w:r>
-        <w:rPr>
-          <w:sz w:val="36"/>
-          <w:szCs w:val="36"/>
-        </w:rPr>
-        <w:t xml:space="preserve">A staggering </w:t>
-      </w:r>
-      <w:r>
-        <w:rPr>
-          <w:b/>
-          <w:sz w:val="36"/>
-          <w:szCs w:val="36"/>
-        </w:rPr>
-        <w:t>82%</w:t>
-      </w:r>
-      <w:r>
-        <w:rPr>
-          <w:sz w:val="36"/>
-          <w:szCs w:val="36"/>
-        </w:rPr>
-        <w:t xml:space="preserve"> of these high-value users fall into the “Low-Stickiness” zone </w:t>
-      </w:r>
-      <w:r>
-        <w:rPr>
-          <w:b/>
-          <w:sz w:val="36"/>
-          <w:szCs w:val="36"/>
-        </w:rPr>
-        <w:t>(~55% chance of churn)</w:t>
-      </w:r>
-      <w:r>
-        <w:rPr>
-          <w:sz w:val="36"/>
-          <w:szCs w:val="36"/>
-        </w:rPr>
-        <w:t xml:space="preserve"> with 0-1 sticky services.</w:t>
-      </w:r>
-    </w:p>
-    <w:p>
-      <w:pPr>
-        <w:pStyle w:val="ListParagraph"/>
-        <w:numPr>
-          <w:ilvl w:val="2"/>
-          <w:numId w:val="1"/>
-        </w:numPr>
-        <w:rPr>
-          <w:sz w:val="36"/>
-          <w:szCs w:val="36"/>
-        </w:rPr>
-      </w:pPr>
-      <w:r>
-        <w:rPr>
-          <w:b/>
-          <w:sz w:val="36"/>
-          <w:szCs w:val="36"/>
-        </w:rPr>
-        <w:t>Risk Multiplier:</w:t>
-      </w:r>
-      <w:r>
-        <w:rPr>
-          <w:sz w:val="36"/>
-          <w:szCs w:val="36"/>
-        </w:rPr>
-        <w:t xml:space="preserve"> </w:t>
-      </w:r>
-    </w:p>
-    <w:p>
-      <w:pPr>
-        <w:pStyle w:val="ListParagraph"/>
-        <w:numPr>
-          <w:ilvl w:val="3"/>
-          <w:numId w:val="1"/>
-        </w:numPr>
-        <w:rPr>
-          <w:sz w:val="36"/>
-          <w:szCs w:val="36"/>
-        </w:rPr>
-      </w:pPr>
-      <w:r>
-        <w:rPr>
-          <w:sz w:val="36"/>
-          <w:szCs w:val="36"/>
-        </w:rPr>
-        <w:t xml:space="preserve">Users with </w:t>
-      </w:r>
-      <w:r>
-        <w:rPr>
-          <w:b/>
-          <w:sz w:val="36"/>
-          <w:szCs w:val="36"/>
-        </w:rPr>
-        <w:t xml:space="preserve">0 stickiness </w:t>
-      </w:r>
-      <w:r>
-        <w:rPr>
-          <w:sz w:val="36"/>
-          <w:szCs w:val="36"/>
-        </w:rPr>
-        <w:t xml:space="preserve">churn at </w:t>
-      </w:r>
-      <w:r>
-        <w:rPr>
-          <w:b/>
-          <w:sz w:val="36"/>
-          <w:szCs w:val="36"/>
-        </w:rPr>
-        <w:t>65%</w:t>
-      </w:r>
-    </w:p>
-    <w:p>
-      <w:pPr>
-        <w:pStyle w:val="ListParagraph"/>
-        <w:numPr>
-          <w:ilvl w:val="3"/>
-          <w:numId w:val="1"/>
-        </w:numPr>
-        <w:rPr>
-          <w:sz w:val="36"/>
-          <w:szCs w:val="36"/>
-        </w:rPr>
-      </w:pPr>
-      <w:r>
-        <w:rPr>
-          <w:sz w:val="36"/>
-          <w:szCs w:val="36"/>
-        </w:rPr>
-        <w:t xml:space="preserve">Adding just </w:t>
-      </w:r>
-      <w:r>
-        <w:rPr>
-          <w:b/>
-          <w:sz w:val="36"/>
-          <w:szCs w:val="36"/>
-        </w:rPr>
-        <w:t xml:space="preserve">one </w:t>
-      </w:r>
-      <w:r>
-        <w:rPr>
-          <w:sz w:val="36"/>
-          <w:szCs w:val="36"/>
-        </w:rPr>
-        <w:t xml:space="preserve">service drops churn to </w:t>
-      </w:r>
-      <w:r>
-        <w:rPr>
-          <w:b/>
-          <w:sz w:val="36"/>
-          <w:szCs w:val="36"/>
-        </w:rPr>
-        <w:t>46%</w:t>
-      </w:r>
-    </w:p>
-    <w:p>
-      <w:pPr>
-        <w:pStyle w:val="ListParagraph"/>
-        <w:numPr>
-          <w:ilvl w:val="2"/>
-          <w:numId w:val="1"/>
-        </w:numPr>
-        <w:rPr>
-          <w:sz w:val="36"/>
-          <w:szCs w:val="36"/>
-        </w:rPr>
-      </w:pPr>
-      <w:r>
-        <w:rPr>
-          <w:b/>
-          <w:sz w:val="36"/>
-          <w:szCs w:val="36"/>
-        </w:rPr>
-        <w:t xml:space="preserve">Conclusion: </w:t>
-      </w:r>
-      <w:r>
-        <w:rPr>
-          <w:sz w:val="36"/>
-          <w:szCs w:val="36"/>
-        </w:rPr>
-        <w:t>We are successful</w:t>
-      </w:r>
-      <w:r>
-        <w:rPr>
-          <w:sz w:val="36"/>
-          <w:szCs w:val="36"/>
-        </w:rPr>
-        <w:t xml:space="preserve">ly upselling them on price, but failing to cross-sell them on </w:t>
-      </w:r>
-      <w:r>
-        <w:rPr>
-          <w:b/>
-          <w:sz w:val="36"/>
-          <w:szCs w:val="36"/>
-        </w:rPr>
-        <w:t xml:space="preserve">Retention Anchors. </w:t>
-      </w:r>
-      <w:r>
-        <w:rPr>
-          <w:sz w:val="36"/>
-          <w:szCs w:val="36"/>
-        </w:rPr>
-        <w:t xml:space="preserve">We have successfully captured their wallet, but not their loyalty </w:t>
-      </w:r>
-    </w:p>
-    <w:p>
-      <w:pPr>
-        <w:pStyle w:val="ListParagraph"/>
-        <w:numPr>
-          <w:ilvl w:val="1"/>
-          <w:numId w:val="1"/>
-        </w:numPr>
-        <w:rPr>
-          <w:sz w:val="36"/>
-          <w:szCs w:val="36"/>
-        </w:rPr>
-      </w:pPr>
-      <w:r>
-        <w:rPr>
-          <w:b/>
-          <w:sz w:val="36"/>
-          <w:szCs w:val="36"/>
-        </w:rPr>
-        <w:lastRenderedPageBreak/>
-        <w:t>Service Spread Analysis (The Adoption Mismatch):</w:t>
-      </w:r>
-      <w:r>
-        <w:rPr>
-          <w:sz w:val="36"/>
-          <w:szCs w:val="36"/>
-        </w:rPr>
-        <w:t xml:space="preserve"> </w:t>
-      </w:r>
-    </w:p>
-    <w:p>
-      <w:pPr>
-        <w:pStyle w:val="ListParagraph"/>
-        <w:numPr>
-          <w:ilvl w:val="2"/>
-          <w:numId w:val="1"/>
-        </w:numPr>
-        <w:rPr>
-          <w:sz w:val="36"/>
-          <w:szCs w:val="36"/>
-        </w:rPr>
-      </w:pPr>
-      <w:r>
-        <w:rPr>
-          <w:b/>
-          <w:sz w:val="36"/>
-          <w:szCs w:val="36"/>
-        </w:rPr>
-        <w:t xml:space="preserve">Finding: </w:t>
-      </w:r>
-      <w:r>
-        <w:rPr>
-          <w:sz w:val="36"/>
-          <w:szCs w:val="36"/>
-        </w:rPr>
-        <w:t xml:space="preserve">First year high spenders are spending money on the </w:t>
-      </w:r>
-      <w:r>
-        <w:rPr>
-          <w:b/>
-          <w:i/>
-          <w:sz w:val="36"/>
-          <w:szCs w:val="36"/>
-        </w:rPr>
-        <w:t xml:space="preserve">wrong </w:t>
-      </w:r>
-      <w:r>
-        <w:rPr>
-          <w:sz w:val="36"/>
-          <w:szCs w:val="36"/>
-        </w:rPr>
-        <w:t xml:space="preserve">ancillary services. There is a massive misalignment between what they </w:t>
-      </w:r>
-      <w:r>
-        <w:rPr>
-          <w:b/>
-          <w:sz w:val="36"/>
-          <w:szCs w:val="36"/>
-        </w:rPr>
-        <w:t xml:space="preserve">buy </w:t>
-      </w:r>
-      <w:r>
-        <w:rPr>
-          <w:sz w:val="36"/>
-          <w:szCs w:val="36"/>
-        </w:rPr>
-        <w:t xml:space="preserve">and what actually </w:t>
-      </w:r>
-      <w:r>
-        <w:rPr>
-          <w:b/>
-          <w:sz w:val="36"/>
-          <w:szCs w:val="36"/>
-        </w:rPr>
-        <w:t xml:space="preserve">retains </w:t>
-      </w:r>
-      <w:r>
-        <w:rPr>
-          <w:sz w:val="36"/>
-          <w:szCs w:val="36"/>
-        </w:rPr>
-        <w:t>them.</w:t>
-      </w:r>
-    </w:p>
-    <w:p>
-      <w:pPr>
-        <w:pStyle w:val="ListParagraph"/>
-        <w:numPr>
-          <w:ilvl w:val="3"/>
-          <w:numId w:val="1"/>
-        </w:numPr>
-        <w:rPr>
-          <w:sz w:val="36"/>
-          <w:szCs w:val="36"/>
-        </w:rPr>
-      </w:pPr>
-      <w:r>
-        <w:rPr>
-          <w:b/>
-          <w:sz w:val="36"/>
-          <w:szCs w:val="36"/>
-        </w:rPr>
-        <w:t>The “Placebo” Products:</w:t>
-      </w:r>
-      <w:r>
-        <w:rPr>
-          <w:sz w:val="36"/>
-          <w:szCs w:val="36"/>
-        </w:rPr>
-        <w:t xml:space="preserve"> </w:t>
-      </w:r>
-    </w:p>
-    <w:p>
-      <w:pPr>
-        <w:pStyle w:val="ListParagraph"/>
-        <w:numPr>
-          <w:ilvl w:val="4"/>
-          <w:numId w:val="1"/>
-        </w:numPr>
-        <w:rPr>
-          <w:sz w:val="36"/>
-          <w:szCs w:val="36"/>
-        </w:rPr>
-      </w:pPr>
-      <w:r>
-        <w:rPr>
-          <w:b/>
-          <w:sz w:val="36"/>
-          <w:szCs w:val="36"/>
-        </w:rPr>
-        <w:t xml:space="preserve">High Adoption: </w:t>
-      </w:r>
-      <w:r>
-        <w:rPr>
-          <w:sz w:val="36"/>
-          <w:szCs w:val="36"/>
-        </w:rPr>
-        <w:t>Online Backup (~24%) and Device Protection (~29%) are the most popular add-ons.</w:t>
-      </w:r>
-    </w:p>
-    <w:p>
-      <w:pPr>
-        <w:pStyle w:val="ListParagraph"/>
-        <w:numPr>
-          <w:ilvl w:val="4"/>
-          <w:numId w:val="1"/>
-        </w:numPr>
-        <w:rPr>
-          <w:sz w:val="36"/>
-          <w:szCs w:val="36"/>
-        </w:rPr>
-      </w:pPr>
-      <w:r>
-        <w:rPr>
-          <w:b/>
-          <w:sz w:val="36"/>
-          <w:szCs w:val="36"/>
-        </w:rPr>
-        <w:t>Low Impact:</w:t>
-      </w:r>
-      <w:r>
-        <w:rPr>
-          <w:sz w:val="36"/>
-          <w:szCs w:val="36"/>
-        </w:rPr>
-        <w:t xml:space="preserve"> These services are statistically ineffective at preventing churn for this cohort (Churn remains extremely high at </w:t>
-      </w:r>
-      <w:r>
-        <w:rPr>
-          <w:b/>
-          <w:sz w:val="36"/>
-          <w:szCs w:val="36"/>
-        </w:rPr>
-        <w:t xml:space="preserve">~67-68% </w:t>
-      </w:r>
-      <w:r>
-        <w:rPr>
-          <w:sz w:val="36"/>
-          <w:szCs w:val="36"/>
-        </w:rPr>
-        <w:t xml:space="preserve">even with them.) </w:t>
-      </w:r>
-    </w:p>
-    <w:p>
-      <w:pPr>
-        <w:pStyle w:val="ListParagraph"/>
-        <w:numPr>
-          <w:ilvl w:val="3"/>
-          <w:numId w:val="1"/>
-        </w:numPr>
-        <w:rPr>
-          <w:sz w:val="36"/>
-          <w:szCs w:val="36"/>
-        </w:rPr>
-      </w:pPr>
-      <w:r>
-        <w:rPr>
-          <w:b/>
-          <w:sz w:val="36"/>
-          <w:szCs w:val="36"/>
-        </w:rPr>
-        <w:t>The “Real” Anchors:</w:t>
-      </w:r>
-      <w:r>
-        <w:rPr>
-          <w:sz w:val="36"/>
-          <w:szCs w:val="36"/>
-        </w:rPr>
-        <w:t xml:space="preserve"> </w:t>
-      </w:r>
-    </w:p>
-    <w:p>
-      <w:pPr>
-        <w:pStyle w:val="ListParagraph"/>
-        <w:numPr>
-          <w:ilvl w:val="4"/>
-          <w:numId w:val="1"/>
-        </w:numPr>
-        <w:rPr>
-          <w:sz w:val="36"/>
-          <w:szCs w:val="36"/>
-        </w:rPr>
-      </w:pPr>
-      <w:r>
-        <w:rPr>
-          <w:b/>
-          <w:sz w:val="36"/>
-          <w:szCs w:val="36"/>
-        </w:rPr>
-        <w:t xml:space="preserve">Low Adoption: </w:t>
-      </w:r>
-      <w:r>
-        <w:rPr>
-          <w:sz w:val="36"/>
-          <w:szCs w:val="36"/>
-        </w:rPr>
-        <w:t xml:space="preserve">Only </w:t>
-      </w:r>
-      <w:r>
-        <w:rPr>
-          <w:b/>
-          <w:sz w:val="36"/>
-          <w:szCs w:val="36"/>
-        </w:rPr>
-        <w:t xml:space="preserve">~13% </w:t>
-      </w:r>
-      <w:r>
-        <w:rPr>
-          <w:sz w:val="36"/>
-          <w:szCs w:val="36"/>
-        </w:rPr>
-        <w:t xml:space="preserve">subscribe to Online Security and </w:t>
-      </w:r>
-      <w:r>
-        <w:rPr>
-          <w:b/>
-          <w:sz w:val="36"/>
-          <w:szCs w:val="36"/>
-        </w:rPr>
-        <w:t xml:space="preserve">~14% </w:t>
-      </w:r>
-      <w:r>
-        <w:rPr>
-          <w:sz w:val="36"/>
-          <w:szCs w:val="36"/>
-        </w:rPr>
-        <w:t xml:space="preserve">to Tech Support. </w:t>
-      </w:r>
-    </w:p>
-    <w:p>
-      <w:pPr>
-        <w:pStyle w:val="ListParagraph"/>
-        <w:numPr>
-          <w:ilvl w:val="4"/>
-          <w:numId w:val="1"/>
-        </w:numPr>
-        <w:rPr>
-          <w:sz w:val="36"/>
-          <w:szCs w:val="36"/>
-        </w:rPr>
-      </w:pPr>
-      <w:r>
-        <w:rPr>
-          <w:b/>
-          <w:sz w:val="36"/>
-          <w:szCs w:val="36"/>
-        </w:rPr>
-        <w:t>High Impact:</w:t>
-      </w:r>
-      <w:r>
-        <w:rPr>
-          <w:sz w:val="36"/>
-          <w:szCs w:val="36"/>
-        </w:rPr>
-        <w:t xml:space="preserve"> These services provide a statistically significant “Retention Shield”, dropping churn risk to </w:t>
-      </w:r>
-      <w:r>
-        <w:rPr>
-          <w:b/>
-          <w:sz w:val="36"/>
-          <w:szCs w:val="36"/>
-        </w:rPr>
-        <w:t>~54-57%</w:t>
-      </w:r>
-    </w:p>
-    <w:p>
-      <w:pPr>
-        <w:pStyle w:val="ListParagraph"/>
-        <w:numPr>
-          <w:ilvl w:val="2"/>
-          <w:numId w:val="1"/>
-        </w:numPr>
-        <w:rPr>
-          <w:sz w:val="36"/>
-          <w:szCs w:val="36"/>
-        </w:rPr>
-      </w:pPr>
-      <w:r>
-        <w:rPr>
-          <w:b/>
-          <w:sz w:val="36"/>
-          <w:szCs w:val="36"/>
-        </w:rPr>
-        <w:t xml:space="preserve">Conclusion: </w:t>
-      </w:r>
-      <w:r>
-        <w:rPr>
-          <w:sz w:val="36"/>
-          <w:szCs w:val="36"/>
-        </w:rPr>
-        <w:t>We have a</w:t>
-      </w:r>
-      <w:r>
-        <w:rPr>
-          <w:b/>
-          <w:sz w:val="36"/>
-          <w:szCs w:val="36"/>
-        </w:rPr>
-        <w:t xml:space="preserve"> 15 point adoption gap. </w:t>
-      </w:r>
-      <w:r>
-        <w:rPr>
-          <w:sz w:val="36"/>
-          <w:szCs w:val="36"/>
-        </w:rPr>
-        <w:t>Out highest value customers are opting for passive “insurance” (backup/device protection) rather than active “utility” (security/support). This suggests our onboarding flow pushes the wrong upsells</w:t>
-      </w:r>
-    </w:p>
-    <w:p>
-      <w:pPr>
-        <w:pStyle w:val="ListParagraph"/>
-        <w:numPr>
-          <w:ilvl w:val="2"/>
-          <w:numId w:val="1"/>
-        </w:numPr>
-        <w:rPr>
-          <w:sz w:val="36"/>
-          <w:szCs w:val="36"/>
-        </w:rPr>
-      </w:pPr>
-      <w:r>
-        <w:rPr>
-          <w:b/>
-          <w:sz w:val="36"/>
-          <w:szCs w:val="36"/>
-        </w:rPr>
-        <w:t>Business Implication:</w:t>
-      </w:r>
-      <w:r>
-        <w:rPr>
-          <w:sz w:val="36"/>
-          <w:szCs w:val="36"/>
-        </w:rPr>
-        <w:t xml:space="preserve"> </w:t>
-      </w:r>
-    </w:p>
-    <w:p>
-      <w:pPr>
-        <w:pStyle w:val="ListParagraph"/>
-        <w:numPr>
-          <w:ilvl w:val="3"/>
-          <w:numId w:val="1"/>
-        </w:numPr>
-        <w:rPr>
-          <w:sz w:val="36"/>
-          <w:szCs w:val="36"/>
-        </w:rPr>
-      </w:pPr>
-      <w:r>
-        <w:rPr>
-          <w:b/>
-          <w:sz w:val="36"/>
-          <w:szCs w:val="36"/>
-        </w:rPr>
-        <w:t xml:space="preserve">Re-Rank Upsells: </w:t>
-      </w:r>
-      <w:r>
-        <w:rPr>
-          <w:sz w:val="36"/>
-          <w:szCs w:val="36"/>
-        </w:rPr>
-        <w:t xml:space="preserve">Update the sales script and website UI to prioritize </w:t>
-      </w:r>
-      <w:r>
-        <w:rPr>
-          <w:b/>
-          <w:sz w:val="36"/>
-          <w:szCs w:val="36"/>
-        </w:rPr>
-        <w:t xml:space="preserve">Online Security </w:t>
-      </w:r>
-      <w:r>
-        <w:rPr>
-          <w:sz w:val="36"/>
-          <w:szCs w:val="36"/>
-        </w:rPr>
-        <w:t xml:space="preserve">and </w:t>
-      </w:r>
-      <w:r>
-        <w:rPr>
-          <w:b/>
-          <w:sz w:val="36"/>
-          <w:szCs w:val="36"/>
-        </w:rPr>
-        <w:t>Tech Support</w:t>
-      </w:r>
-      <w:r>
-        <w:rPr>
-          <w:sz w:val="36"/>
-          <w:szCs w:val="36"/>
-        </w:rPr>
-        <w:t xml:space="preserve"> as the default add-ons for high-tier plans. </w:t>
-      </w:r>
-    </w:p>
-    <w:p>
-      <w:pPr>
-        <w:pStyle w:val="ListParagraph"/>
-        <w:numPr>
-          <w:ilvl w:val="3"/>
-          <w:numId w:val="1"/>
-        </w:numPr>
-        <w:rPr>
-          <w:sz w:val="36"/>
-          <w:szCs w:val="36"/>
-        </w:rPr>
-      </w:pPr>
-      <w:r>
-        <w:rPr>
-          <w:b/>
-          <w:sz w:val="36"/>
-          <w:szCs w:val="36"/>
-        </w:rPr>
-        <w:t>Bundle Logic:</w:t>
-      </w:r>
-      <w:r>
-        <w:rPr>
-          <w:sz w:val="36"/>
-          <w:szCs w:val="36"/>
-        </w:rPr>
-        <w:t xml:space="preserve"> Create a new “Customer Safety Pack” that bundles tech support with device protection. Use </w:t>
-      </w:r>
-      <w:r>
-        <w:rPr>
-          <w:sz w:val="36"/>
-          <w:szCs w:val="36"/>
-        </w:rPr>
-        <w:lastRenderedPageBreak/>
-        <w:t>the popularity of the device protection to “Trojan Horse” the Tech support service that actually makes them stay</w:t>
-      </w:r>
-    </w:p>
-    <w:p>
-      <w:pPr>
-        <w:rPr>
-          <w:b/>
-          <w:sz w:val="36"/>
-          <w:szCs w:val="36"/>
-        </w:rPr>
-      </w:pPr>
-    </w:p>
-    <w:p>
-      <w:pPr>
-        <w:rPr>
-          <w:sz w:val="36"/>
-          <w:szCs w:val="36"/>
-        </w:rPr>
-      </w:pPr>
-    </w:p>
-    <w:p>
-      <w:pPr>
-        <w:rPr>
-          <w:sz w:val="36"/>
-          <w:szCs w:val="36"/>
-        </w:rPr>
-        <w:sectPr>
-          <w:pgSz w:w="12240" w:h="15840"/>
-          <w:pgMar w:top="720" w:right="720" w:bottom="720" w:left="720" w:header="708" w:footer="708" w:gutter="0"/>
-          <w:cols w:space="708"/>
-          <w:titlePg/>
-          <w:docGrid w:linePitch="360"/>
-        </w:sectPr>
-      </w:pPr>
-    </w:p>
-    <w:p>
-      <w:pPr>
-        <w:pStyle w:val="Heading1"/>
-        <w:jc w:val="center"/>
-        <w:rPr>
-          <w:b/>
-          <w:sz w:val="50"/>
-          <w:szCs w:val="50"/>
-        </w:rPr>
-      </w:pPr>
-      <w:bookmarkStart w:id="4" w:name="_Toc220325077"/>
-      <w:r>
-        <w:rPr>
-          <w:b/>
-          <w:sz w:val="50"/>
-          <w:szCs w:val="50"/>
-        </w:rPr>
-        <w:lastRenderedPageBreak/>
-        <w:t>4. Feature Engineering</w:t>
-      </w:r>
-      <w:bookmarkEnd w:id="4"/>
-    </w:p>
-    <w:p>
-      <w:pPr>
-        <w:pStyle w:val="Header"/>
-        <w:jc w:val="center"/>
-      </w:pPr>
-    </w:p>
-    <w:p>
-      <w:pPr>
-        <w:rPr>
-          <w:sz w:val="36"/>
-          <w:szCs w:val="36"/>
-        </w:rPr>
-      </w:pPr>
-      <w:r>
-        <w:rPr>
-          <w:sz w:val="36"/>
-          <w:szCs w:val="36"/>
-        </w:rPr>
-        <w:t>Driven by the strategic insights from the EDA</w:t>
-      </w:r>
-      <w:r>
-        <w:rPr>
-          <w:sz w:val="36"/>
-          <w:szCs w:val="36"/>
-        </w:rPr>
-        <w:t>, the</w:t>
-      </w:r>
-      <w:r>
-        <w:rPr>
-          <w:sz w:val="36"/>
-          <w:szCs w:val="36"/>
-        </w:rPr>
-        <w:t xml:space="preserve"> feature engineering process focused on capturing </w:t>
-      </w:r>
-      <w:r>
-        <w:rPr>
-          <w:b/>
-          <w:sz w:val="36"/>
-          <w:szCs w:val="36"/>
-        </w:rPr>
-        <w:t>behavioral risk</w:t>
-      </w:r>
-      <w:r>
-        <w:rPr>
-          <w:sz w:val="36"/>
-          <w:szCs w:val="36"/>
-        </w:rPr>
-        <w:t xml:space="preserve"> rather than just raw metrics. The goal was to transform business logic (e.g. “The Protection Gap”) into model-ready inputs.</w:t>
-      </w:r>
-    </w:p>
-    <w:p>
-      <w:pPr>
-        <w:rPr>
-          <w:b/>
-          <w:sz w:val="36"/>
-          <w:szCs w:val="36"/>
-        </w:rPr>
-      </w:pPr>
-      <w:r>
-        <w:rPr>
-          <w:b/>
-          <w:sz w:val="36"/>
-          <w:szCs w:val="36"/>
-        </w:rPr>
-        <w:t xml:space="preserve">4.1. Retained Engineered Features: </w:t>
-      </w:r>
-    </w:p>
-    <w:p>
-      <w:pPr>
-        <w:pStyle w:val="ListParagraph"/>
-        <w:numPr>
-          <w:ilvl w:val="0"/>
-          <w:numId w:val="1"/>
-        </w:numPr>
-        <w:rPr>
-          <w:i/>
-          <w:sz w:val="36"/>
-          <w:szCs w:val="36"/>
-        </w:rPr>
-      </w:pPr>
-      <w:r>
-        <w:rPr>
-          <w:b/>
-          <w:sz w:val="36"/>
-          <w:szCs w:val="36"/>
-        </w:rPr>
-        <w:t xml:space="preserve">Is_Anchored: </w:t>
-      </w:r>
-      <w:r>
-        <w:rPr>
-          <w:sz w:val="36"/>
-          <w:szCs w:val="36"/>
-        </w:rPr>
-        <w:t>A Boolean flag, identifying users subscribed to both</w:t>
-      </w:r>
-      <w:r>
-        <w:rPr>
-          <w:b/>
-          <w:sz w:val="36"/>
-          <w:szCs w:val="36"/>
-        </w:rPr>
-        <w:t xml:space="preserve"> </w:t>
-      </w:r>
-      <w:r>
-        <w:rPr>
-          <w:b/>
-          <w:i/>
-          <w:sz w:val="36"/>
-          <w:szCs w:val="36"/>
-        </w:rPr>
-        <w:t>Tech Support</w:t>
-      </w:r>
-      <w:r>
-        <w:rPr>
-          <w:sz w:val="36"/>
-          <w:szCs w:val="36"/>
-        </w:rPr>
-        <w:t xml:space="preserve"> and </w:t>
-      </w:r>
-      <w:r>
-        <w:rPr>
-          <w:b/>
-          <w:i/>
-          <w:sz w:val="36"/>
-          <w:szCs w:val="36"/>
-        </w:rPr>
-        <w:t>Online Security</w:t>
-      </w:r>
-      <w:r>
-        <w:rPr>
-          <w:i/>
-          <w:sz w:val="36"/>
-          <w:szCs w:val="36"/>
-        </w:rPr>
-        <w:t>.</w:t>
-      </w:r>
-    </w:p>
-    <w:p>
-      <w:pPr>
-        <w:pStyle w:val="ListParagraph"/>
-        <w:numPr>
-          <w:ilvl w:val="1"/>
-          <w:numId w:val="1"/>
-        </w:numPr>
-        <w:rPr>
-          <w:sz w:val="36"/>
-          <w:szCs w:val="36"/>
-        </w:rPr>
-      </w:pPr>
-      <w:r>
-        <w:rPr>
-          <w:i/>
-          <w:sz w:val="36"/>
-          <w:szCs w:val="36"/>
-        </w:rPr>
-        <w:t xml:space="preserve">Rationale: </w:t>
-      </w:r>
-      <w:r>
-        <w:rPr>
-          <w:sz w:val="36"/>
-          <w:szCs w:val="36"/>
-        </w:rPr>
-        <w:t>EDA showed that while “Stickiness” (count of services) was generally good, these</w:t>
-      </w:r>
-      <w:r>
-        <w:rPr>
-          <w:sz w:val="36"/>
-          <w:szCs w:val="36"/>
-        </w:rPr>
-        <w:t xml:space="preserve"> two services specifically act</w:t>
-      </w:r>
-      <w:r>
-        <w:rPr>
-          <w:sz w:val="36"/>
-          <w:szCs w:val="36"/>
-        </w:rPr>
-        <w:t>ed</w:t>
-      </w:r>
-      <w:r>
-        <w:rPr>
-          <w:sz w:val="36"/>
-          <w:szCs w:val="36"/>
-        </w:rPr>
-        <w:t xml:space="preserve"> as a </w:t>
-      </w:r>
-      <w:r>
-        <w:rPr>
-          <w:sz w:val="36"/>
-          <w:szCs w:val="36"/>
-        </w:rPr>
-        <w:t xml:space="preserve">distinct </w:t>
-      </w:r>
-      <w:r>
-        <w:rPr>
-          <w:sz w:val="36"/>
-          <w:szCs w:val="36"/>
-        </w:rPr>
-        <w:t xml:space="preserve">“Retention Shield”, whereas other services (like streaming) do not. </w:t>
-      </w:r>
-    </w:p>
-    <w:p>
-      <w:pPr>
-        <w:rPr>
-          <w:b/>
-          <w:sz w:val="36"/>
-          <w:szCs w:val="36"/>
-        </w:rPr>
-      </w:pPr>
-      <w:r>
-        <w:rPr>
-          <w:b/>
-          <w:sz w:val="36"/>
-          <w:szCs w:val="36"/>
-        </w:rPr>
-        <w:t>4.2. Tested but Dropped Features:</w:t>
-      </w:r>
-    </w:p>
-    <w:p>
-      <w:pPr>
-        <w:pStyle w:val="ListParagraph"/>
-        <w:numPr>
-          <w:ilvl w:val="0"/>
-          <w:numId w:val="1"/>
-        </w:numPr>
-        <w:rPr>
-          <w:b/>
-          <w:sz w:val="36"/>
-          <w:szCs w:val="36"/>
-        </w:rPr>
-      </w:pPr>
-      <w:r>
-        <w:rPr>
-          <w:b/>
-          <w:sz w:val="36"/>
-          <w:szCs w:val="36"/>
-        </w:rPr>
-        <w:t xml:space="preserve">StickinessScore: </w:t>
-      </w:r>
-      <w:r>
-        <w:rPr>
-          <w:sz w:val="36"/>
-          <w:szCs w:val="36"/>
-        </w:rPr>
-        <w:t xml:space="preserve">Dropped. The model performed better with the specific binary </w:t>
-      </w:r>
-      <w:r>
-        <w:rPr>
-          <w:b/>
-          <w:sz w:val="36"/>
-          <w:szCs w:val="36"/>
-        </w:rPr>
-        <w:t>is_anchored</w:t>
-      </w:r>
-      <w:r>
-        <w:rPr>
-          <w:sz w:val="36"/>
-          <w:szCs w:val="36"/>
-        </w:rPr>
-        <w:t xml:space="preserve"> flag than a raw count of services, further proving that the quality of service matters more than the quantity of services.</w:t>
-      </w:r>
-    </w:p>
-    <w:p>
-      <w:pPr>
-        <w:pStyle w:val="ListParagraph"/>
-        <w:numPr>
-          <w:ilvl w:val="0"/>
-          <w:numId w:val="1"/>
-        </w:numPr>
-        <w:rPr>
-          <w:b/>
-          <w:sz w:val="36"/>
-          <w:szCs w:val="36"/>
-        </w:rPr>
-      </w:pPr>
-      <w:r>
-        <w:rPr>
-          <w:b/>
-          <w:sz w:val="36"/>
-          <w:szCs w:val="36"/>
-        </w:rPr>
-        <w:t xml:space="preserve">High_ARPU_Newbie: </w:t>
-      </w:r>
-      <w:r>
-        <w:rPr>
-          <w:sz w:val="36"/>
-          <w:szCs w:val="36"/>
-        </w:rPr>
-        <w:t xml:space="preserve">Dropped. The model successfully inferred this risk profile from the interaction of </w:t>
-      </w:r>
-      <w:r>
-        <w:rPr>
-          <w:b/>
-          <w:sz w:val="36"/>
-          <w:szCs w:val="36"/>
-        </w:rPr>
-        <w:t>MonthlyCharges</w:t>
-      </w:r>
-      <w:r>
-        <w:rPr>
-          <w:sz w:val="36"/>
-          <w:szCs w:val="36"/>
-        </w:rPr>
-        <w:t xml:space="preserve"> and </w:t>
-      </w:r>
-      <w:r>
-        <w:rPr>
-          <w:b/>
-          <w:sz w:val="36"/>
-          <w:szCs w:val="36"/>
-        </w:rPr>
-        <w:t>Tenure,</w:t>
-      </w:r>
-      <w:r>
-        <w:rPr>
-          <w:sz w:val="36"/>
-          <w:szCs w:val="36"/>
-        </w:rPr>
-        <w:t xml:space="preserve"> without needing a hard-coded flag. Testing this feature also slightly dropped both recall and precision by 0.1, hence it was binned </w:t>
-      </w:r>
-    </w:p>
-    <w:p>
-      <w:pPr>
-        <w:pStyle w:val="ListParagraph"/>
-        <w:numPr>
-          <w:ilvl w:val="0"/>
-          <w:numId w:val="1"/>
-        </w:numPr>
-        <w:rPr>
-          <w:b/>
-          <w:sz w:val="36"/>
-          <w:szCs w:val="36"/>
-        </w:rPr>
-      </w:pPr>
-      <w:r>
-        <w:rPr>
-          <w:b/>
-          <w:sz w:val="36"/>
-          <w:szCs w:val="36"/>
-        </w:rPr>
-        <w:t xml:space="preserve">Charges_by_Tenure: </w:t>
-      </w:r>
-      <w:r>
-        <w:rPr>
-          <w:sz w:val="36"/>
-          <w:szCs w:val="36"/>
-        </w:rPr>
-        <w:t>Dropped due to introduced noise</w:t>
-      </w:r>
-    </w:p>
-    <w:p>
-      <w:pPr>
-        <w:ind w:left="360"/>
-        <w:rPr>
-          <w:b/>
-          <w:sz w:val="36"/>
-          <w:szCs w:val="36"/>
-        </w:rPr>
-      </w:pPr>
-    </w:p>
-    <w:p>
-      <w:pPr>
-        <w:ind w:left="360"/>
-        <w:rPr>
-          <w:b/>
-          <w:sz w:val="36"/>
-          <w:szCs w:val="36"/>
-        </w:rPr>
-      </w:pPr>
-    </w:p>
-    <w:p>
-      <w:pPr>
-        <w:ind w:left="360"/>
-        <w:rPr>
-          <w:b/>
-          <w:sz w:val="36"/>
-          <w:szCs w:val="36"/>
-        </w:rPr>
-      </w:pPr>
-    </w:p>
-    <w:p>
-      <w:pPr>
-        <w:ind w:left="360"/>
-        <w:rPr>
-          <w:b/>
-          <w:sz w:val="36"/>
-          <w:szCs w:val="36"/>
-        </w:rPr>
-      </w:pPr>
-      <w:r>
-        <w:rPr>
-          <w:b/>
-          <w:sz w:val="36"/>
-          <w:szCs w:val="36"/>
-        </w:rPr>
-        <w:lastRenderedPageBreak/>
-        <w:t xml:space="preserve">4.3 Features for Analysis only (EDA) </w:t>
-      </w:r>
-    </w:p>
-    <w:p>
-      <w:pPr>
-        <w:ind w:left="360"/>
-        <w:rPr>
-          <w:sz w:val="36"/>
-          <w:szCs w:val="36"/>
-        </w:rPr>
-      </w:pPr>
-      <w:r>
-        <w:rPr>
-          <w:sz w:val="36"/>
-          <w:szCs w:val="36"/>
-        </w:rPr>
-        <w:t xml:space="preserve">Certain features were created strictly to aid visual analysis and business segmentation but were excluded from the training pipeline to avoid data redundancy (multicollinearity) </w:t>
-      </w:r>
-    </w:p>
-    <w:p>
-      <w:pPr>
-        <w:pStyle w:val="ListParagraph"/>
-        <w:numPr>
-          <w:ilvl w:val="0"/>
-          <w:numId w:val="1"/>
-        </w:numPr>
-        <w:rPr>
-          <w:sz w:val="36"/>
-          <w:szCs w:val="36"/>
-        </w:rPr>
-      </w:pPr>
-      <w:r>
-        <w:rPr>
-          <w:b/>
-          <w:sz w:val="36"/>
-          <w:szCs w:val="36"/>
-        </w:rPr>
-        <w:t xml:space="preserve">Binning Features: </w:t>
-      </w:r>
-      <w:r>
-        <w:rPr>
-          <w:i/>
-          <w:sz w:val="36"/>
-          <w:szCs w:val="36"/>
-        </w:rPr>
-        <w:t>tenure_group, MonthlyCharges_group</w:t>
-      </w:r>
-    </w:p>
-    <w:p>
-      <w:pPr>
-        <w:pStyle w:val="ListParagraph"/>
-        <w:numPr>
-          <w:ilvl w:val="0"/>
-          <w:numId w:val="1"/>
-        </w:numPr>
-        <w:rPr>
-          <w:sz w:val="36"/>
-          <w:szCs w:val="36"/>
-        </w:rPr>
-      </w:pPr>
-      <w:r>
-        <w:rPr>
-          <w:b/>
-          <w:sz w:val="36"/>
-          <w:szCs w:val="36"/>
-        </w:rPr>
-        <w:t xml:space="preserve">Risk Flags: </w:t>
-      </w:r>
-      <w:r>
-        <w:rPr>
-          <w:i/>
-          <w:sz w:val="36"/>
-          <w:szCs w:val="36"/>
-        </w:rPr>
-        <w:t>HighRisk_Fiber, HighRisk_Contract, HighRisk_LowStickiness</w:t>
-      </w:r>
-    </w:p>
-    <w:p>
-      <w:pPr>
-        <w:pStyle w:val="ListParagraph"/>
-        <w:numPr>
-          <w:ilvl w:val="0"/>
-          <w:numId w:val="1"/>
-        </w:numPr>
-        <w:rPr>
-          <w:sz w:val="36"/>
-          <w:szCs w:val="36"/>
-        </w:rPr>
-      </w:pPr>
-      <w:r>
-        <w:rPr>
-          <w:b/>
-          <w:sz w:val="36"/>
-          <w:szCs w:val="36"/>
-        </w:rPr>
-        <w:t xml:space="preserve">Rationale: </w:t>
-      </w:r>
-      <w:r>
-        <w:rPr>
-          <w:sz w:val="36"/>
-          <w:szCs w:val="36"/>
-        </w:rPr>
-        <w:t>These concepts were already captured by the model through the raw features (</w:t>
-      </w:r>
-      <w:r>
-        <w:rPr>
-          <w:i/>
-          <w:sz w:val="36"/>
-          <w:szCs w:val="36"/>
-        </w:rPr>
-        <w:t xml:space="preserve">tenure, InternetService, Contract) </w:t>
-      </w:r>
-      <w:r>
-        <w:rPr>
-          <w:sz w:val="36"/>
-          <w:szCs w:val="36"/>
-        </w:rPr>
-        <w:t xml:space="preserve">and their coefficients. Feeding  the bins alongside the raw data would cause information duplication </w:t>
-      </w:r>
-    </w:p>
-    <w:p>
-      <w:pPr>
-        <w:ind w:left="360"/>
-        <w:rPr>
-          <w:b/>
-          <w:sz w:val="36"/>
-          <w:szCs w:val="36"/>
-        </w:rPr>
-      </w:pPr>
-    </w:p>
-    <w:p>
-      <w:pPr>
-        <w:ind w:left="360"/>
-        <w:rPr>
-          <w:b/>
-          <w:sz w:val="36"/>
-          <w:szCs w:val="36"/>
-        </w:rPr>
-        <w:sectPr>
-          <w:headerReference w:type="default" r:id="rId18"/>
-          <w:headerReference w:type="first" r:id="rId19"/>
-          <w:pgSz w:w="12240" w:h="15840"/>
-          <w:pgMar w:top="720" w:right="720" w:bottom="720" w:left="720" w:header="708" w:footer="708" w:gutter="0"/>
-          <w:cols w:space="708"/>
-          <w:titlePg/>
-          <w:docGrid w:linePitch="360"/>
-        </w:sectPr>
-      </w:pPr>
-    </w:p>
-    <w:p>
-      <w:pPr>
-        <w:pStyle w:val="Heading1"/>
-        <w:jc w:val="center"/>
-        <w:rPr>
-          <w:b/>
-          <w:sz w:val="50"/>
-          <w:szCs w:val="50"/>
-        </w:rPr>
-      </w:pPr>
-      <w:bookmarkStart w:id="5" w:name="_Toc220325078"/>
-      <w:r>
-        <w:rPr>
-          <w:b/>
-          <w:sz w:val="50"/>
-          <w:szCs w:val="50"/>
-        </w:rPr>
-        <w:lastRenderedPageBreak/>
-        <w:t>5. Data Preprocessing</w:t>
-      </w:r>
-      <w:bookmarkEnd w:id="5"/>
-    </w:p>
-    <w:p/>
-    <w:p>
-      <w:pPr>
-        <w:ind w:left="360"/>
-        <w:rPr>
-          <w:sz w:val="36"/>
-          <w:szCs w:val="36"/>
-        </w:rPr>
-      </w:pPr>
-      <w:r>
-        <w:rPr>
-          <w:sz w:val="36"/>
-          <w:szCs w:val="36"/>
-        </w:rPr>
-        <w:t>To ensure model generizability and prevent data leakage, a rigorous preprocessing pipeline was implemented prior to training.</w:t>
-      </w:r>
-    </w:p>
-    <w:p>
-      <w:pPr>
-        <w:pStyle w:val="ListParagraph"/>
-        <w:numPr>
-          <w:ilvl w:val="0"/>
-          <w:numId w:val="1"/>
-        </w:numPr>
-        <w:rPr>
-          <w:sz w:val="36"/>
-          <w:szCs w:val="36"/>
-        </w:rPr>
-      </w:pPr>
-      <w:r>
-        <w:rPr>
-          <w:b/>
-          <w:sz w:val="36"/>
-          <w:szCs w:val="36"/>
-        </w:rPr>
-        <w:t xml:space="preserve">5.1 </w:t>
-      </w:r>
-      <w:r>
-        <w:rPr>
-          <w:b/>
-          <w:sz w:val="36"/>
-          <w:szCs w:val="36"/>
-        </w:rPr>
-        <w:t>Manual Binary Encoding:</w:t>
-      </w:r>
-      <w:r>
-        <w:rPr>
-          <w:sz w:val="36"/>
-          <w:szCs w:val="36"/>
-        </w:rPr>
-        <w:t xml:space="preserve"> </w:t>
-      </w:r>
-    </w:p>
-    <w:p>
-      <w:pPr>
-        <w:pStyle w:val="ListParagraph"/>
-        <w:ind w:left="1440"/>
-        <w:rPr>
-          <w:sz w:val="36"/>
-          <w:szCs w:val="36"/>
-        </w:rPr>
-      </w:pPr>
-      <w:r>
-        <w:rPr>
-          <w:sz w:val="36"/>
-          <w:szCs w:val="36"/>
-        </w:rPr>
-        <w:t>Variables with a simple Yes/No structure (e.g</w:t>
-      </w:r>
-      <w:r>
-        <w:rPr>
-          <w:sz w:val="36"/>
-          <w:szCs w:val="36"/>
-        </w:rPr>
-        <w:t>.</w:t>
-      </w:r>
-      <w:r>
-        <w:rPr>
-          <w:sz w:val="36"/>
-          <w:szCs w:val="36"/>
-        </w:rPr>
-        <w:t xml:space="preserve">, </w:t>
-      </w:r>
-      <w:r>
-        <w:rPr>
-          <w:i/>
-          <w:sz w:val="36"/>
-          <w:szCs w:val="36"/>
-        </w:rPr>
-        <w:t xml:space="preserve">Partner, PhoneService, is_anchored), </w:t>
-      </w:r>
-      <w:r>
-        <w:rPr>
-          <w:sz w:val="36"/>
-          <w:szCs w:val="36"/>
-        </w:rPr>
-        <w:t>were manually mapped to binary format (Yes=1, No=0).</w:t>
-      </w:r>
-    </w:p>
-    <w:p>
-      <w:pPr>
-        <w:pStyle w:val="ListParagraph"/>
-        <w:ind w:left="1440"/>
-        <w:rPr>
-          <w:sz w:val="36"/>
-          <w:szCs w:val="36"/>
-        </w:rPr>
-      </w:pPr>
-      <w:r>
-        <w:rPr>
-          <w:sz w:val="36"/>
-          <w:szCs w:val="36"/>
-        </w:rPr>
-        <w:t>This ensured consistent handling of custom Boolean flags created during feature engineering</w:t>
-      </w:r>
-    </w:p>
-    <w:p>
-      <w:pPr>
-        <w:pStyle w:val="ListParagraph"/>
-        <w:numPr>
-          <w:ilvl w:val="0"/>
-          <w:numId w:val="1"/>
-        </w:numPr>
-        <w:rPr>
-          <w:sz w:val="36"/>
-          <w:szCs w:val="36"/>
-        </w:rPr>
-      </w:pPr>
-      <w:r>
-        <w:rPr>
-          <w:b/>
-          <w:sz w:val="36"/>
-          <w:szCs w:val="36"/>
-        </w:rPr>
-        <w:t xml:space="preserve">5.2 One-Hot Encoding(with Multicollinearity Prevention): </w:t>
-      </w:r>
-    </w:p>
-    <w:p>
-      <w:pPr>
-        <w:pStyle w:val="ListParagraph"/>
-        <w:numPr>
-          <w:ilvl w:val="1"/>
-          <w:numId w:val="1"/>
-        </w:numPr>
-        <w:rPr>
-          <w:sz w:val="36"/>
-          <w:szCs w:val="36"/>
-        </w:rPr>
-      </w:pPr>
-      <w:r>
-        <w:rPr>
-          <w:sz w:val="36"/>
-          <w:szCs w:val="36"/>
-        </w:rPr>
-        <w:t>Nominal variables(</w:t>
-      </w:r>
-      <w:r>
-        <w:rPr>
-          <w:sz w:val="36"/>
-          <w:szCs w:val="36"/>
-        </w:rPr>
-        <w:t>e.g.,</w:t>
-      </w:r>
-      <w:r>
-        <w:rPr>
-          <w:sz w:val="36"/>
-          <w:szCs w:val="36"/>
-        </w:rPr>
-        <w:t xml:space="preserve"> </w:t>
-      </w:r>
-      <w:r>
-        <w:rPr>
-          <w:i/>
-          <w:sz w:val="36"/>
-          <w:szCs w:val="36"/>
-        </w:rPr>
-        <w:t xml:space="preserve">PaymentMethod, InternetService) </w:t>
-      </w:r>
-      <w:r>
-        <w:rPr>
-          <w:sz w:val="36"/>
-          <w:szCs w:val="36"/>
-        </w:rPr>
-        <w:t>were converted using pd.get_dummies</w:t>
-      </w:r>
-    </w:p>
-    <w:p>
-      <w:pPr>
-        <w:pStyle w:val="ListParagraph"/>
-        <w:numPr>
-          <w:ilvl w:val="1"/>
-          <w:numId w:val="1"/>
-        </w:numPr>
-        <w:rPr>
-          <w:sz w:val="36"/>
-          <w:szCs w:val="36"/>
-        </w:rPr>
-      </w:pPr>
-      <w:r>
-        <w:rPr>
-          <w:sz w:val="36"/>
-          <w:szCs w:val="36"/>
-        </w:rPr>
-        <w:t>The parameter drop_first = True was applied. This removes the first category of each variable.</w:t>
-      </w:r>
-    </w:p>
-    <w:p>
-      <w:pPr>
-        <w:pStyle w:val="ListParagraph"/>
-        <w:numPr>
-          <w:ilvl w:val="1"/>
-          <w:numId w:val="1"/>
-        </w:numPr>
-        <w:rPr>
-          <w:sz w:val="36"/>
-          <w:szCs w:val="36"/>
-        </w:rPr>
-      </w:pPr>
-      <w:r>
-        <w:rPr>
-          <w:b/>
-          <w:sz w:val="36"/>
-          <w:szCs w:val="36"/>
-        </w:rPr>
-        <w:t xml:space="preserve">Rationale: </w:t>
-      </w:r>
-      <w:r>
-        <w:rPr>
-          <w:sz w:val="36"/>
-          <w:szCs w:val="36"/>
-        </w:rPr>
-        <w:t xml:space="preserve">This prevents </w:t>
-      </w:r>
-      <w:r>
-        <w:rPr>
-          <w:b/>
-          <w:sz w:val="36"/>
-          <w:szCs w:val="36"/>
-        </w:rPr>
-        <w:t>Perfect Multicollinearity (</w:t>
-      </w:r>
-      <w:r>
-        <w:rPr>
-          <w:sz w:val="36"/>
-          <w:szCs w:val="36"/>
-        </w:rPr>
-        <w:t>The Dummy Variable Trap), which is critical for linear models like Logistic Regression to function correctly.</w:t>
-      </w:r>
-    </w:p>
-    <w:p>
-      <w:pPr>
-        <w:pStyle w:val="ListParagraph"/>
-        <w:numPr>
-          <w:ilvl w:val="0"/>
-          <w:numId w:val="1"/>
-        </w:numPr>
-        <w:rPr>
-          <w:sz w:val="36"/>
-          <w:szCs w:val="36"/>
-        </w:rPr>
-      </w:pPr>
-      <w:r>
-        <w:rPr>
-          <w:b/>
-          <w:sz w:val="36"/>
-          <w:szCs w:val="36"/>
-        </w:rPr>
-        <w:t xml:space="preserve">5.3 Train-Test Split (Stratified): </w:t>
-      </w:r>
-    </w:p>
-    <w:p>
-      <w:pPr>
-        <w:pStyle w:val="ListParagraph"/>
-        <w:numPr>
-          <w:ilvl w:val="1"/>
-          <w:numId w:val="1"/>
-        </w:numPr>
-        <w:rPr>
-          <w:sz w:val="36"/>
-          <w:szCs w:val="36"/>
-        </w:rPr>
-      </w:pPr>
-      <w:r>
-        <w:rPr>
-          <w:sz w:val="36"/>
-          <w:szCs w:val="36"/>
-        </w:rPr>
-        <w:t xml:space="preserve">The dataset was split into </w:t>
-      </w:r>
-      <w:r>
-        <w:rPr>
-          <w:b/>
-          <w:sz w:val="36"/>
-          <w:szCs w:val="36"/>
-        </w:rPr>
-        <w:t>training (80%)</w:t>
-      </w:r>
-      <w:r>
-        <w:rPr>
-          <w:sz w:val="36"/>
-          <w:szCs w:val="36"/>
-        </w:rPr>
-        <w:t xml:space="preserve"> and </w:t>
-      </w:r>
-      <w:r>
-        <w:rPr>
-          <w:b/>
-          <w:sz w:val="36"/>
-          <w:szCs w:val="36"/>
-        </w:rPr>
-        <w:t>testing (20%)</w:t>
-      </w:r>
-      <w:r>
-        <w:rPr>
-          <w:sz w:val="36"/>
-          <w:szCs w:val="36"/>
-        </w:rPr>
-        <w:t xml:space="preserve"> sets.</w:t>
-      </w:r>
-    </w:p>
-    <w:p>
-      <w:pPr>
-        <w:pStyle w:val="ListParagraph"/>
-        <w:numPr>
-          <w:ilvl w:val="1"/>
-          <w:numId w:val="1"/>
-        </w:numPr>
-        <w:rPr>
-          <w:sz w:val="36"/>
-          <w:szCs w:val="36"/>
-        </w:rPr>
-      </w:pPr>
-      <w:r>
-        <w:rPr>
-          <w:sz w:val="36"/>
-          <w:szCs w:val="36"/>
-        </w:rPr>
-        <w:t>Stratification was used to ensure the churn distribution (26%) remained consistent across both sets, preventing a non-representative test set</w:t>
-      </w:r>
-    </w:p>
-    <w:p>
-      <w:pPr>
-        <w:pStyle w:val="ListParagraph"/>
-        <w:numPr>
-          <w:ilvl w:val="0"/>
-          <w:numId w:val="1"/>
-        </w:numPr>
-        <w:rPr>
-          <w:sz w:val="36"/>
-          <w:szCs w:val="36"/>
-        </w:rPr>
-      </w:pPr>
-      <w:r>
-        <w:rPr>
-          <w:b/>
-          <w:sz w:val="36"/>
-          <w:szCs w:val="36"/>
-        </w:rPr>
-        <w:t>5.</w:t>
-      </w:r>
-      <w:r>
-        <w:rPr>
-          <w:b/>
-          <w:sz w:val="36"/>
-          <w:szCs w:val="36"/>
-        </w:rPr>
-        <w:t>4</w:t>
-      </w:r>
-      <w:r>
-        <w:rPr>
-          <w:b/>
-          <w:sz w:val="36"/>
-          <w:szCs w:val="36"/>
-        </w:rPr>
-        <w:t xml:space="preserve"> Feature Scaling: </w:t>
-      </w:r>
-    </w:p>
-    <w:p>
-      <w:pPr>
-        <w:pStyle w:val="ListParagraph"/>
-        <w:numPr>
-          <w:ilvl w:val="1"/>
-          <w:numId w:val="1"/>
-        </w:numPr>
-        <w:rPr>
-          <w:sz w:val="36"/>
-          <w:szCs w:val="36"/>
-        </w:rPr>
-      </w:pPr>
-      <w:r>
-        <w:rPr>
-          <w:b/>
-          <w:sz w:val="36"/>
-          <w:szCs w:val="36"/>
-        </w:rPr>
-        <w:t>StandardScaler</w:t>
-      </w:r>
-      <w:r>
-        <w:rPr>
-          <w:sz w:val="36"/>
-          <w:szCs w:val="36"/>
-        </w:rPr>
-        <w:t xml:space="preserve"> was applied to the continuous features (</w:t>
-      </w:r>
-      <w:r>
-        <w:rPr>
-          <w:i/>
-          <w:sz w:val="36"/>
-          <w:szCs w:val="36"/>
-        </w:rPr>
-        <w:t xml:space="preserve">tenure, MonthlyCharges) </w:t>
-      </w:r>
-      <w:r>
-        <w:rPr>
-          <w:sz w:val="36"/>
-          <w:szCs w:val="36"/>
-        </w:rPr>
-        <w:t xml:space="preserve">to normalize their range. </w:t>
-      </w:r>
-      <w:r>
-        <w:rPr>
-          <w:sz w:val="36"/>
-          <w:szCs w:val="36"/>
-        </w:rPr>
-        <w:t>This ensures numerical stability and allows coefficient magnitudes to be meaningfully compared.</w:t>
-      </w:r>
-    </w:p>
-    <w:p>
-      <w:pPr>
-        <w:pStyle w:val="ListParagraph"/>
-        <w:numPr>
-          <w:ilvl w:val="1"/>
-          <w:numId w:val="1"/>
-        </w:numPr>
-        <w:rPr>
-          <w:sz w:val="36"/>
-          <w:szCs w:val="36"/>
-        </w:rPr>
-        <w:sectPr>
-          <w:headerReference w:type="default" r:id="rId20"/>
-          <w:headerReference w:type="first" r:id="rId21"/>
-          <w:pgSz w:w="12240" w:h="15840"/>
-          <w:pgMar w:top="720" w:right="720" w:bottom="720" w:left="720" w:header="708" w:footer="708" w:gutter="0"/>
-          <w:cols w:space="708"/>
-          <w:titlePg/>
-          <w:docGrid w:linePitch="360"/>
-        </w:sectPr>
-      </w:pPr>
-      <w:r>
-        <w:rPr>
-          <w:b/>
-          <w:sz w:val="36"/>
-          <w:szCs w:val="36"/>
-        </w:rPr>
-        <w:lastRenderedPageBreak/>
-        <w:t xml:space="preserve">Leakage Prevention: </w:t>
-      </w:r>
-      <w:r>
-        <w:rPr>
-          <w:sz w:val="36"/>
-          <w:szCs w:val="36"/>
-        </w:rPr>
-        <w:t xml:space="preserve">The scaler was </w:t>
-      </w:r>
-      <w:r>
-        <w:rPr>
-          <w:b/>
-          <w:sz w:val="36"/>
-          <w:szCs w:val="36"/>
-        </w:rPr>
-        <w:t xml:space="preserve">fitted only on the training set </w:t>
-      </w:r>
-      <w:r>
-        <w:rPr>
-          <w:sz w:val="36"/>
-          <w:szCs w:val="36"/>
-        </w:rPr>
-        <w:t>and then applied to the test set. This ensures that statistical information from the test set (mean/variance) did not leak into the model training process</w:t>
-      </w:r>
-    </w:p>
-    <w:p>
-      <w:pPr>
-        <w:pStyle w:val="Heading1"/>
-        <w:jc w:val="center"/>
-        <w:rPr>
-          <w:b/>
-          <w:sz w:val="50"/>
-          <w:szCs w:val="50"/>
-        </w:rPr>
-      </w:pPr>
-      <w:bookmarkStart w:id="6" w:name="_Toc220325079"/>
-      <w:r>
-        <w:rPr>
-          <w:b/>
-          <w:sz w:val="50"/>
-          <w:szCs w:val="50"/>
-        </w:rPr>
-        <w:lastRenderedPageBreak/>
-        <w:t>6. Modeling Strategy</w:t>
-      </w:r>
-      <w:bookmarkEnd w:id="6"/>
-    </w:p>
-    <w:p>
-      <w:pPr>
-        <w:pStyle w:val="Header"/>
-        <w:ind w:left="720"/>
-      </w:pPr>
-    </w:p>
-    <w:p>
-      <w:pPr>
-        <w:rPr>
-          <w:sz w:val="36"/>
-          <w:szCs w:val="36"/>
-        </w:rPr>
-      </w:pPr>
-      <w:r>
-        <w:rPr>
-          <w:sz w:val="36"/>
-          <w:szCs w:val="36"/>
-        </w:rPr>
-        <w:t xml:space="preserve">The modeling phase prioritized </w:t>
-      </w:r>
-      <w:r>
-        <w:rPr>
-          <w:b/>
-          <w:sz w:val="36"/>
-          <w:szCs w:val="36"/>
-        </w:rPr>
-        <w:t xml:space="preserve">performance on the minority class </w:t>
-      </w:r>
-      <w:r>
-        <w:rPr>
-          <w:sz w:val="36"/>
-          <w:szCs w:val="36"/>
-        </w:rPr>
-        <w:t xml:space="preserve">(churners) and interpretability </w:t>
-      </w:r>
-    </w:p>
-    <w:p>
-      <w:pPr>
-        <w:pStyle w:val="ListParagraph"/>
-        <w:numPr>
-          <w:ilvl w:val="0"/>
-          <w:numId w:val="1"/>
-        </w:numPr>
-        <w:rPr>
-          <w:sz w:val="36"/>
-          <w:szCs w:val="36"/>
-        </w:rPr>
-      </w:pPr>
-      <w:r>
-        <w:rPr>
-          <w:b/>
-          <w:sz w:val="36"/>
-          <w:szCs w:val="36"/>
-        </w:rPr>
-        <w:t>6.1 Algorithm Selection: Logistic Regression</w:t>
-      </w:r>
-    </w:p>
-    <w:p>
-      <w:pPr>
-        <w:pStyle w:val="ListParagraph"/>
-        <w:numPr>
-          <w:ilvl w:val="1"/>
-          <w:numId w:val="1"/>
-        </w:numPr>
-        <w:rPr>
-          <w:sz w:val="36"/>
-          <w:szCs w:val="36"/>
-        </w:rPr>
-      </w:pPr>
-      <w:r>
-        <w:rPr>
-          <w:b/>
-          <w:sz w:val="36"/>
-          <w:szCs w:val="36"/>
-        </w:rPr>
-        <w:t xml:space="preserve">Choice: </w:t>
-      </w:r>
-      <w:r>
-        <w:rPr>
-          <w:sz w:val="36"/>
-          <w:szCs w:val="36"/>
-        </w:rPr>
-        <w:t>Logistic re</w:t>
-      </w:r>
-      <w:r>
-        <w:rPr>
-          <w:sz w:val="36"/>
-          <w:szCs w:val="36"/>
-        </w:rPr>
-        <w:t xml:space="preserve">gression was selected as the final model. </w:t>
-      </w:r>
-    </w:p>
-    <w:p>
-      <w:pPr>
-        <w:pStyle w:val="ListParagraph"/>
-        <w:numPr>
-          <w:ilvl w:val="1"/>
-          <w:numId w:val="1"/>
-        </w:numPr>
-        <w:rPr>
-          <w:sz w:val="36"/>
-          <w:szCs w:val="36"/>
-        </w:rPr>
-      </w:pPr>
-      <w:r>
-        <w:rPr>
-          <w:b/>
-          <w:sz w:val="36"/>
-          <w:szCs w:val="36"/>
-        </w:rPr>
-        <w:t>Performance Lead:</w:t>
-      </w:r>
-      <w:r>
-        <w:rPr>
-          <w:sz w:val="36"/>
-          <w:szCs w:val="36"/>
-        </w:rPr>
-        <w:t xml:space="preserve"> Logistic Regression </w:t>
-      </w:r>
-      <w:r>
-        <w:rPr>
-          <w:b/>
-          <w:sz w:val="36"/>
-          <w:szCs w:val="36"/>
-        </w:rPr>
-        <w:t xml:space="preserve">consistently outperformed </w:t>
-      </w:r>
-      <w:r>
-        <w:rPr>
-          <w:sz w:val="36"/>
-          <w:szCs w:val="36"/>
-        </w:rPr>
-        <w:t xml:space="preserve">the challenger model (Random Forest). During validation, </w:t>
-      </w:r>
-      <w:r>
-        <w:rPr>
-          <w:b/>
-          <w:sz w:val="36"/>
-          <w:szCs w:val="36"/>
-        </w:rPr>
-        <w:t xml:space="preserve">Random Forest exhibited material degradation in minority-class performance, </w:t>
-      </w:r>
-      <w:r>
-        <w:rPr>
-          <w:sz w:val="36"/>
-          <w:szCs w:val="36"/>
-        </w:rPr>
-        <w:t xml:space="preserve">particularly in recall, despite the increased model complexity </w:t>
-      </w:r>
-    </w:p>
-    <w:p>
-      <w:pPr>
-        <w:pStyle w:val="ListParagraph"/>
-        <w:numPr>
-          <w:ilvl w:val="1"/>
-          <w:numId w:val="1"/>
-        </w:numPr>
-        <w:rPr>
-          <w:sz w:val="36"/>
-          <w:szCs w:val="36"/>
-        </w:rPr>
-      </w:pPr>
-      <w:r>
-        <w:rPr>
-          <w:b/>
-          <w:sz w:val="36"/>
-          <w:szCs w:val="36"/>
-        </w:rPr>
-        <w:t>Rationale:</w:t>
-      </w:r>
-      <w:r>
-        <w:rPr>
-          <w:sz w:val="36"/>
-          <w:szCs w:val="36"/>
-        </w:rPr>
-        <w:t xml:space="preserve"> The dataset contains strong linear risk factors (e.g., Price increase correlates to higher churn risk). The Random Forest model likely struggled to generalize these relationships given the class imbalance, whereas the weighted logistic regression successfully captured the signal. </w:t>
-      </w:r>
-    </w:p>
-    <w:p>
-      <w:pPr>
-        <w:pStyle w:val="ListParagraph"/>
-        <w:numPr>
-          <w:ilvl w:val="1"/>
-          <w:numId w:val="1"/>
-        </w:numPr>
-        <w:rPr>
-          <w:sz w:val="36"/>
-          <w:szCs w:val="36"/>
-        </w:rPr>
-      </w:pPr>
-      <w:r>
-        <w:rPr>
-          <w:b/>
-          <w:sz w:val="36"/>
-          <w:szCs w:val="36"/>
-        </w:rPr>
-        <w:t>Interpretability:</w:t>
-      </w:r>
-      <w:r>
-        <w:rPr>
-          <w:sz w:val="36"/>
-          <w:szCs w:val="36"/>
-        </w:rPr>
-        <w:t xml:space="preserve"> Beyond performance, Logistic regression offered transparent coefficients (e.g., quantifying exactly how much “Fiber Optic” increases the odds of churn), which is critical for explaining the model to stakeholders.</w:t>
-      </w:r>
-    </w:p>
-    <w:p>
-      <w:pPr>
-        <w:pStyle w:val="ListParagraph"/>
-        <w:ind w:left="1440"/>
-        <w:rPr>
-          <w:sz w:val="36"/>
-          <w:szCs w:val="36"/>
-        </w:rPr>
-      </w:pPr>
-    </w:p>
-    <w:p>
-      <w:pPr>
-        <w:pStyle w:val="ListParagraph"/>
-        <w:numPr>
-          <w:ilvl w:val="0"/>
-          <w:numId w:val="1"/>
-        </w:numPr>
-        <w:rPr>
-          <w:sz w:val="36"/>
-          <w:szCs w:val="36"/>
-        </w:rPr>
-      </w:pPr>
-      <w:r>
-        <w:rPr>
-          <w:b/>
-          <w:sz w:val="36"/>
-          <w:szCs w:val="36"/>
-        </w:rPr>
-        <w:t>6.2</w:t>
-      </w:r>
-      <w:r>
-        <w:rPr>
-          <w:sz w:val="36"/>
-          <w:szCs w:val="36"/>
-        </w:rPr>
-        <w:t xml:space="preserve"> </w:t>
-      </w:r>
-      <w:r>
-        <w:rPr>
-          <w:b/>
-          <w:sz w:val="36"/>
-          <w:szCs w:val="36"/>
-        </w:rPr>
-        <w:t xml:space="preserve">Handling Class Imbalance: </w:t>
-      </w:r>
-    </w:p>
-    <w:p>
-      <w:pPr>
-        <w:pStyle w:val="ListParagraph"/>
-        <w:numPr>
-          <w:ilvl w:val="1"/>
-          <w:numId w:val="1"/>
-        </w:numPr>
-        <w:rPr>
-          <w:sz w:val="36"/>
-          <w:szCs w:val="36"/>
-        </w:rPr>
-      </w:pPr>
-      <w:r>
-        <w:rPr>
-          <w:b/>
-          <w:sz w:val="36"/>
-          <w:szCs w:val="36"/>
-        </w:rPr>
-        <w:t xml:space="preserve">Method: </w:t>
-      </w:r>
-      <w:r>
-        <w:rPr>
-          <w:sz w:val="36"/>
-          <w:szCs w:val="36"/>
-        </w:rPr>
-        <w:t xml:space="preserve">The model was configured with </w:t>
-      </w:r>
-      <w:r>
-        <w:rPr>
-          <w:b/>
-          <w:sz w:val="36"/>
-          <w:szCs w:val="36"/>
-        </w:rPr>
-        <w:t>(</w:t>
-      </w:r>
-      <w:r>
-        <w:rPr>
-          <w:b/>
-          <w:i/>
-          <w:sz w:val="36"/>
-          <w:szCs w:val="36"/>
-        </w:rPr>
-        <w:t>class_weight = ‘balanced’</w:t>
-      </w:r>
-      <w:r>
-        <w:rPr>
-          <w:b/>
-          <w:sz w:val="36"/>
-          <w:szCs w:val="36"/>
-        </w:rPr>
-        <w:t>).</w:t>
-      </w:r>
-    </w:p>
-    <w:p>
-      <w:pPr>
-        <w:pStyle w:val="ListParagraph"/>
-        <w:numPr>
-          <w:ilvl w:val="1"/>
-          <w:numId w:val="1"/>
-        </w:numPr>
-        <w:rPr>
-          <w:sz w:val="36"/>
-          <w:szCs w:val="36"/>
-        </w:rPr>
-      </w:pPr>
-      <w:r>
-        <w:rPr>
-          <w:b/>
-          <w:sz w:val="36"/>
-          <w:szCs w:val="36"/>
-        </w:rPr>
-        <w:t>Mechanism:</w:t>
-      </w:r>
-      <w:r>
-        <w:rPr>
-          <w:sz w:val="36"/>
-          <w:szCs w:val="36"/>
-        </w:rPr>
-        <w:t xml:space="preserve"> This hyper parameter automatically adjusts weights inversely proportional to class frequencies. It penalizes the model more heavily for missing a “Churner” than for flagging a “Non-Churner”.</w:t>
-      </w:r>
-    </w:p>
-    <w:p>
-      <w:pPr>
-        <w:pStyle w:val="ListParagraph"/>
-        <w:numPr>
-          <w:ilvl w:val="1"/>
-          <w:numId w:val="1"/>
-        </w:numPr>
-        <w:rPr>
-          <w:sz w:val="36"/>
-          <w:szCs w:val="36"/>
-        </w:rPr>
-        <w:sectPr>
-          <w:headerReference w:type="default" r:id="rId22"/>
-          <w:headerReference w:type="first" r:id="rId23"/>
-          <w:pgSz w:w="12240" w:h="15840"/>
-          <w:pgMar w:top="720" w:right="720" w:bottom="720" w:left="720" w:header="708" w:footer="708" w:gutter="0"/>
-          <w:cols w:space="708"/>
-          <w:titlePg/>
-          <w:docGrid w:linePitch="360"/>
-        </w:sectPr>
-      </w:pPr>
-      <w:r>
-        <w:rPr>
-          <w:b/>
-          <w:sz w:val="36"/>
-          <w:szCs w:val="36"/>
-        </w:rPr>
-        <w:lastRenderedPageBreak/>
-        <w:t>Business Logic:</w:t>
-      </w:r>
-      <w:r>
-        <w:rPr>
-          <w:sz w:val="36"/>
-          <w:szCs w:val="36"/>
-        </w:rPr>
-        <w:t xml:space="preserve"> This aligns with the financial reality that the cost of missing a churner ($74/month ARPU + LTV) is significantly higher than the cost of a retention intervention.</w:t>
-      </w:r>
-    </w:p>
-    <w:p>
-      <w:pPr>
-        <w:pStyle w:val="Heading1"/>
-        <w:jc w:val="center"/>
-        <w:rPr>
-          <w:b/>
-          <w:sz w:val="50"/>
-          <w:szCs w:val="50"/>
-        </w:rPr>
-      </w:pPr>
-      <w:bookmarkStart w:id="7" w:name="_Toc220325080"/>
-      <w:r>
-        <w:rPr>
-          <w:b/>
-          <w:sz w:val="50"/>
-          <w:szCs w:val="50"/>
-        </w:rPr>
-        <w:lastRenderedPageBreak/>
-        <w:t>7. Model Evaluation</w:t>
-      </w:r>
-      <w:bookmarkEnd w:id="7"/>
-    </w:p>
-    <w:p>
-      <w:pPr>
-        <w:pStyle w:val="Header"/>
-        <w:ind w:left="720"/>
-      </w:pPr>
-    </w:p>
-    <w:p>
-      <w:pPr>
-        <w:rPr>
-          <w:sz w:val="36"/>
-          <w:szCs w:val="36"/>
-        </w:rPr>
-      </w:pPr>
-      <w:r>
-        <w:rPr>
-          <w:sz w:val="36"/>
-          <w:szCs w:val="36"/>
-        </w:rPr>
-        <w:t xml:space="preserve">The model performance was evaluated based on the </w:t>
-      </w:r>
-      <w:r>
-        <w:rPr>
-          <w:b/>
-          <w:sz w:val="36"/>
-          <w:szCs w:val="36"/>
-        </w:rPr>
-        <w:t xml:space="preserve">financial trade-off </w:t>
-      </w:r>
-      <w:r>
-        <w:rPr>
-          <w:sz w:val="36"/>
-          <w:szCs w:val="36"/>
-        </w:rPr>
-        <w:t>between precision and recall, rather than raw Accuracy.</w:t>
-      </w:r>
-    </w:p>
-    <w:p>
-      <w:pPr>
-        <w:pStyle w:val="ListParagraph"/>
-        <w:numPr>
-          <w:ilvl w:val="0"/>
-          <w:numId w:val="1"/>
-        </w:numPr>
-        <w:rPr>
-          <w:b/>
-          <w:sz w:val="36"/>
-          <w:szCs w:val="36"/>
-        </w:rPr>
-      </w:pPr>
-      <w:r>
-        <w:rPr>
-          <w:b/>
-          <w:sz w:val="36"/>
-          <w:szCs w:val="36"/>
-        </w:rPr>
-        <w:t xml:space="preserve">7.1 Key Metrics:  </w:t>
-      </w:r>
-    </w:p>
-    <w:p>
-      <w:pPr>
-        <w:pStyle w:val="ListParagraph"/>
-        <w:numPr>
-          <w:ilvl w:val="1"/>
-          <w:numId w:val="1"/>
-        </w:numPr>
-        <w:rPr>
-          <w:b/>
-          <w:sz w:val="36"/>
-          <w:szCs w:val="36"/>
-        </w:rPr>
-      </w:pPr>
-      <w:r>
-        <w:rPr>
-          <w:b/>
-          <w:sz w:val="36"/>
-          <w:szCs w:val="36"/>
-        </w:rPr>
-        <w:t xml:space="preserve">Recall (~72%): </w:t>
-      </w:r>
-      <w:r>
-        <w:rPr>
-          <w:sz w:val="36"/>
-          <w:szCs w:val="36"/>
-        </w:rPr>
-        <w:t xml:space="preserve">The model correctly identifies </w:t>
-      </w:r>
-      <w:r>
-        <w:rPr>
-          <w:b/>
-          <w:sz w:val="36"/>
-          <w:szCs w:val="36"/>
-        </w:rPr>
-        <w:t xml:space="preserve">72 out of every 100 churners. </w:t>
-      </w:r>
-      <w:r>
-        <w:rPr>
-          <w:sz w:val="36"/>
-          <w:szCs w:val="36"/>
-        </w:rPr>
-        <w:t>This was the primary optimization target to minimize revenue leakage.</w:t>
-      </w:r>
-    </w:p>
-    <w:p>
-      <w:pPr>
-        <w:pStyle w:val="ListParagraph"/>
-        <w:numPr>
-          <w:ilvl w:val="1"/>
-          <w:numId w:val="1"/>
-        </w:numPr>
-        <w:rPr>
-          <w:b/>
-          <w:sz w:val="36"/>
-          <w:szCs w:val="36"/>
-        </w:rPr>
-      </w:pPr>
-      <w:r>
-        <w:rPr>
-          <w:b/>
-          <w:sz w:val="36"/>
-          <w:szCs w:val="36"/>
-        </w:rPr>
-        <w:t>Precision (~54%):</w:t>
-      </w:r>
-      <w:r>
-        <w:rPr>
-          <w:sz w:val="36"/>
-          <w:szCs w:val="36"/>
-        </w:rPr>
-        <w:t xml:space="preserve"> When the model predicts churn, it is correct 54% of the time. While statistically moderate, this represents a </w:t>
-      </w:r>
-      <w:r>
-        <w:rPr>
-          <w:b/>
-          <w:sz w:val="36"/>
-          <w:szCs w:val="36"/>
-        </w:rPr>
-        <w:t>&gt;2x Lift</w:t>
-      </w:r>
-      <w:r>
-        <w:rPr>
-          <w:sz w:val="36"/>
-          <w:szCs w:val="36"/>
-        </w:rPr>
-        <w:t xml:space="preserve"> </w:t>
-      </w:r>
-      <w:r>
-        <w:rPr>
-          <w:sz w:val="36"/>
-          <w:szCs w:val="36"/>
-        </w:rPr>
-        <w:t xml:space="preserve">relative to the </w:t>
-      </w:r>
-      <w:r>
-        <w:rPr>
-          <w:sz w:val="36"/>
-          <w:szCs w:val="36"/>
-        </w:rPr>
-        <w:t xml:space="preserve">baseline churn rate </w:t>
-      </w:r>
-      <w:r>
-        <w:rPr>
-          <w:b/>
-          <w:sz w:val="36"/>
-          <w:szCs w:val="36"/>
-        </w:rPr>
-        <w:t>(26%)</w:t>
-      </w:r>
-      <w:r>
-        <w:rPr>
-          <w:sz w:val="36"/>
-          <w:szCs w:val="36"/>
-        </w:rPr>
-        <w:t>.</w:t>
-      </w:r>
-    </w:p>
-    <w:p>
-      <w:pPr>
-        <w:pStyle w:val="ListParagraph"/>
-        <w:numPr>
-          <w:ilvl w:val="1"/>
-          <w:numId w:val="1"/>
-        </w:numPr>
-        <w:rPr>
-          <w:b/>
-          <w:sz w:val="36"/>
-          <w:szCs w:val="36"/>
-        </w:rPr>
-      </w:pPr>
-      <w:r>
-        <w:rPr>
-          <w:b/>
-          <w:sz w:val="36"/>
-          <w:szCs w:val="36"/>
-        </w:rPr>
-        <w:t xml:space="preserve">ROC-AUC (0.84): </w:t>
-      </w:r>
-      <w:r>
-        <w:rPr>
-          <w:sz w:val="36"/>
-          <w:szCs w:val="36"/>
-        </w:rPr>
-        <w:t xml:space="preserve">This indicates strong separability between the classes, confirming the model can effectively rank customers by risk. </w:t>
-      </w:r>
-    </w:p>
-    <w:p>
-      <w:pPr>
-        <w:pStyle w:val="ListParagraph"/>
-        <w:ind w:left="1440"/>
-        <w:rPr>
-          <w:b/>
-          <w:sz w:val="36"/>
-          <w:szCs w:val="36"/>
-        </w:rPr>
-      </w:pPr>
-      <w:r>
-        <w:rPr>
-          <w:b/>
-          <w:noProof/>
-          <w:sz w:val="36"/>
-          <w:szCs w:val="36"/>
-        </w:rPr>
-        <w:drawing>
-          <wp:inline distT="0" distB="0" distL="0" distR="0" wp14:anchorId="66ABFFAE" wp14:editId="1DB3FA97">
-            <wp:extent cx="4267200" cy="4133850"/>
-            <wp:effectExtent l="0" t="0" r="0" b="0"/>
-            <wp:docPr id="15" name="Picture 15"/>
             <wp:cNvGraphicFramePr>
               <a:graphicFrameLocks xmlns:a="http://schemas.openxmlformats.org/drawingml/2006/main" noChangeAspect="1"/>
             </wp:cNvGraphicFramePr>
@@ -7628,6 +4499,3588 @@
                   <pic:spPr>
                     <a:xfrm>
                       <a:off x="0" y="0"/>
+                      <a:ext cx="4153480" cy="1324160"/>
+                    </a:xfrm>
+                    <a:prstGeom prst="rect">
+                      <a:avLst/>
+                    </a:prstGeom>
+                  </pic:spPr>
+                </pic:pic>
+              </a:graphicData>
+            </a:graphic>
+          </wp:inline>
+        </w:drawing>
+      </w:r>
+    </w:p>
+    <w:p>
+      <w:pPr>
+        <w:pStyle w:val="ListParagraph"/>
+        <w:ind w:left="2160"/>
+        <w:rPr>
+          <w:b/>
+          <w:i/>
+          <w:sz w:val="20"/>
+          <w:szCs w:val="20"/>
+        </w:rPr>
+      </w:pPr>
+      <w:r>
+        <w:rPr>
+          <w:b/>
+          <w:i/>
+          <w:sz w:val="20"/>
+          <w:szCs w:val="20"/>
+        </w:rPr>
+        <w:t>Crosstab showing the distribution of stickiness and tenure</w:t>
+      </w:r>
+    </w:p>
+    <w:p>
+      <w:pPr>
+        <w:pStyle w:val="ListParagraph"/>
+        <w:ind w:left="2160"/>
+        <w:rPr>
+          <w:b/>
+          <w:sz w:val="36"/>
+          <w:szCs w:val="36"/>
+        </w:rPr>
+      </w:pPr>
+    </w:p>
+    <w:p>
+      <w:pPr>
+        <w:pStyle w:val="ListParagraph"/>
+        <w:numPr>
+          <w:ilvl w:val="1"/>
+          <w:numId w:val="1"/>
+        </w:numPr>
+        <w:rPr>
+          <w:b/>
+          <w:sz w:val="36"/>
+          <w:szCs w:val="36"/>
+        </w:rPr>
+      </w:pPr>
+      <w:r>
+        <w:rPr>
+          <w:b/>
+          <w:sz w:val="36"/>
+          <w:szCs w:val="36"/>
+        </w:rPr>
+        <w:t xml:space="preserve">The “Protection Gap”: </w:t>
+      </w:r>
+      <w:r>
+        <w:rPr>
+          <w:sz w:val="36"/>
+          <w:szCs w:val="36"/>
+        </w:rPr>
+        <w:t>There is a critical misalignment in our product tiers</w:t>
+      </w:r>
+    </w:p>
+    <w:p>
+      <w:pPr>
+        <w:pStyle w:val="ListParagraph"/>
+        <w:numPr>
+          <w:ilvl w:val="2"/>
+          <w:numId w:val="1"/>
+        </w:numPr>
+        <w:rPr>
+          <w:b/>
+          <w:sz w:val="36"/>
+          <w:szCs w:val="36"/>
+        </w:rPr>
+      </w:pPr>
+      <w:r>
+        <w:rPr>
+          <w:b/>
+          <w:sz w:val="36"/>
+          <w:szCs w:val="36"/>
+        </w:rPr>
+        <w:t xml:space="preserve">DSL users (Lower ARPU): </w:t>
+      </w:r>
+      <w:r>
+        <w:rPr>
+          <w:sz w:val="36"/>
+          <w:szCs w:val="36"/>
+        </w:rPr>
+        <w:t xml:space="preserve">Highly embedded with “Retention Anchors” (Tech support/security) </w:t>
+      </w:r>
+    </w:p>
+    <w:p>
+      <w:pPr>
+        <w:pStyle w:val="ListParagraph"/>
+        <w:numPr>
+          <w:ilvl w:val="2"/>
+          <w:numId w:val="1"/>
+        </w:numPr>
+        <w:rPr>
+          <w:b/>
+          <w:sz w:val="36"/>
+          <w:szCs w:val="36"/>
+        </w:rPr>
+      </w:pPr>
+      <w:r>
+        <w:rPr>
+          <w:b/>
+          <w:sz w:val="36"/>
+          <w:szCs w:val="36"/>
+        </w:rPr>
+        <w:t xml:space="preserve">Fiber users (Highest ARPU): </w:t>
+      </w:r>
+      <w:r>
+        <w:rPr>
+          <w:b/>
+          <w:sz w:val="36"/>
+          <w:szCs w:val="36"/>
+        </w:rPr>
+        <w:t>~56%</w:t>
+      </w:r>
+      <w:r>
+        <w:rPr>
+          <w:sz w:val="36"/>
+          <w:szCs w:val="36"/>
+        </w:rPr>
+        <w:t xml:space="preserve"> have Streaming (Entertainment), but only </w:t>
+      </w:r>
+      <w:r>
+        <w:rPr>
+          <w:b/>
+          <w:bCs/>
+          <w:sz w:val="36"/>
+          <w:szCs w:val="36"/>
+        </w:rPr>
+        <w:t>~27%</w:t>
+      </w:r>
+      <w:r>
+        <w:rPr>
+          <w:sz w:val="36"/>
+          <w:szCs w:val="36"/>
+        </w:rPr>
+        <w:t xml:space="preserve"> have Online Security. We are selling our most expensive product with the weakest "lock-in" features.</w:t>
+      </w:r>
+    </w:p>
+    <w:p>
+      <w:pPr>
+        <w:pStyle w:val="ListParagraph"/>
+        <w:numPr>
+          <w:ilvl w:val="1"/>
+          <w:numId w:val="1"/>
+        </w:numPr>
+        <w:rPr>
+          <w:b/>
+          <w:sz w:val="36"/>
+          <w:szCs w:val="36"/>
+        </w:rPr>
+      </w:pPr>
+      <w:r>
+        <w:rPr>
+          <w:b/>
+          <w:sz w:val="36"/>
+          <w:szCs w:val="36"/>
+        </w:rPr>
+        <w:t xml:space="preserve">Business Implication: </w:t>
+      </w:r>
+    </w:p>
+    <w:p>
+      <w:pPr>
+        <w:pStyle w:val="ListParagraph"/>
+        <w:numPr>
+          <w:ilvl w:val="2"/>
+          <w:numId w:val="1"/>
+        </w:numPr>
+        <w:rPr>
+          <w:b/>
+          <w:sz w:val="36"/>
+          <w:szCs w:val="36"/>
+        </w:rPr>
+      </w:pPr>
+      <w:r>
+        <w:rPr>
+          <w:b/>
+          <w:bCs/>
+          <w:sz w:val="36"/>
+          <w:szCs w:val="36"/>
+        </w:rPr>
+        <w:lastRenderedPageBreak/>
+        <w:t>Immediate Action:</w:t>
+      </w:r>
+      <w:r>
+        <w:rPr>
+          <w:b/>
+          <w:sz w:val="36"/>
+          <w:szCs w:val="36"/>
+        </w:rPr>
+        <w:t xml:space="preserve"> </w:t>
+      </w:r>
+      <w:r>
+        <w:rPr>
+          <w:sz w:val="36"/>
+          <w:szCs w:val="36"/>
+        </w:rPr>
+        <w:t xml:space="preserve">Launch a </w:t>
+      </w:r>
+      <w:r>
+        <w:rPr>
+          <w:b/>
+          <w:bCs/>
+          <w:sz w:val="36"/>
+          <w:szCs w:val="36"/>
+        </w:rPr>
+        <w:t>"Year 2 Anniversary"</w:t>
+      </w:r>
+      <w:r>
+        <w:rPr>
+          <w:bCs/>
+          <w:sz w:val="36"/>
+          <w:szCs w:val="36"/>
+        </w:rPr>
+        <w:t xml:space="preserve"> campaign</w:t>
+      </w:r>
+      <w:r>
+        <w:rPr>
+          <w:sz w:val="36"/>
+          <w:szCs w:val="36"/>
+        </w:rPr>
+        <w:t xml:space="preserve"> to pull stickiness forward into the 12-18 month window, rather than waiting for organic adoption</w:t>
+      </w:r>
+      <w:r>
+        <w:rPr>
+          <w:b/>
+          <w:sz w:val="36"/>
+          <w:szCs w:val="36"/>
+        </w:rPr>
+        <w:t>.</w:t>
+      </w:r>
+    </w:p>
+    <w:p>
+      <w:pPr>
+        <w:pStyle w:val="ListParagraph"/>
+        <w:numPr>
+          <w:ilvl w:val="2"/>
+          <w:numId w:val="1"/>
+        </w:numPr>
+        <w:rPr>
+          <w:b/>
+          <w:sz w:val="36"/>
+          <w:szCs w:val="36"/>
+        </w:rPr>
+      </w:pPr>
+      <w:r>
+        <w:rPr>
+          <w:b/>
+          <w:sz w:val="36"/>
+          <w:szCs w:val="36"/>
+        </w:rPr>
+        <w:t xml:space="preserve">Strategic Shift: </w:t>
+      </w:r>
+      <w:r>
+        <w:rPr>
+          <w:sz w:val="36"/>
+          <w:szCs w:val="36"/>
+        </w:rPr>
+        <w:t>Stop selling Fiber as just "Fast Internet." Sell it as "Secure Internet" by defaulting new Fiber sign-ups into a "Security First" bundle (Tech Support + Online Security) for the first 3 months to reduce early-life churn.</w:t>
+      </w:r>
+    </w:p>
+    <w:p>
+      <w:pPr>
+        <w:pStyle w:val="ListParagraph"/>
+        <w:ind w:left="2160"/>
+        <w:rPr>
+          <w:b/>
+          <w:sz w:val="36"/>
+          <w:szCs w:val="36"/>
+        </w:rPr>
+      </w:pPr>
+    </w:p>
+    <w:p>
+      <w:pPr>
+        <w:pStyle w:val="ListParagraph"/>
+        <w:numPr>
+          <w:ilvl w:val="0"/>
+          <w:numId w:val="1"/>
+        </w:numPr>
+        <w:rPr>
+          <w:sz w:val="36"/>
+          <w:szCs w:val="36"/>
+        </w:rPr>
+      </w:pPr>
+      <w:r>
+        <w:rPr>
+          <w:b/>
+          <w:sz w:val="36"/>
+          <w:szCs w:val="36"/>
+        </w:rPr>
+        <w:t>Insight 3: The Month to Month paradox (High value, High risk)</w:t>
+      </w:r>
+    </w:p>
+    <w:p>
+      <w:pPr>
+        <w:pStyle w:val="ListParagraph"/>
+        <w:numPr>
+          <w:ilvl w:val="1"/>
+          <w:numId w:val="1"/>
+        </w:numPr>
+        <w:rPr>
+          <w:sz w:val="36"/>
+          <w:szCs w:val="36"/>
+        </w:rPr>
+      </w:pPr>
+      <w:r>
+        <w:rPr>
+          <w:b/>
+          <w:sz w:val="36"/>
+          <w:szCs w:val="36"/>
+        </w:rPr>
+        <w:t>Finding: Month-to-Month</w:t>
+      </w:r>
+      <w:r>
+        <w:rPr>
+          <w:sz w:val="36"/>
+          <w:szCs w:val="36"/>
+        </w:rPr>
+        <w:t xml:space="preserve"> users have the highest average revenue per user </w:t>
+      </w:r>
+      <w:r>
+        <w:rPr>
+          <w:b/>
+          <w:sz w:val="36"/>
+          <w:szCs w:val="36"/>
+        </w:rPr>
+        <w:t>(ARPU)</w:t>
+      </w:r>
+      <w:r>
+        <w:rPr>
+          <w:sz w:val="36"/>
+          <w:szCs w:val="36"/>
+        </w:rPr>
+        <w:t xml:space="preserve"> ($66 </w:t>
+      </w:r>
+      <w:r>
+        <w:rPr>
+          <w:sz w:val="36"/>
+          <w:szCs w:val="36"/>
+        </w:rPr>
+        <w:t>vs.</w:t>
+      </w:r>
+      <w:r>
+        <w:rPr>
+          <w:sz w:val="36"/>
+          <w:szCs w:val="36"/>
+        </w:rPr>
+        <w:t xml:space="preserve"> $60 for 2-year-contracts). However, this segment is structurally unstable due to two distinct failure modes. </w:t>
+      </w:r>
+    </w:p>
+    <w:p>
+      <w:pPr>
+        <w:pStyle w:val="ListParagraph"/>
+        <w:numPr>
+          <w:ilvl w:val="2"/>
+          <w:numId w:val="1"/>
+        </w:numPr>
+        <w:rPr>
+          <w:sz w:val="36"/>
+          <w:szCs w:val="36"/>
+        </w:rPr>
+      </w:pPr>
+      <w:r>
+        <w:rPr>
+          <w:b/>
+          <w:sz w:val="36"/>
+          <w:szCs w:val="36"/>
+        </w:rPr>
+        <w:t>Failure Mode A: The Month 1 “cliff” (Early Failure)</w:t>
+      </w:r>
+    </w:p>
+    <w:p>
+      <w:pPr>
+        <w:pStyle w:val="ListParagraph"/>
+        <w:numPr>
+          <w:ilvl w:val="3"/>
+          <w:numId w:val="1"/>
+        </w:numPr>
+        <w:rPr>
+          <w:sz w:val="36"/>
+          <w:szCs w:val="36"/>
+        </w:rPr>
+      </w:pPr>
+      <w:r>
+        <w:rPr>
+          <w:b/>
+          <w:sz w:val="36"/>
+          <w:szCs w:val="36"/>
+        </w:rPr>
+        <w:t xml:space="preserve">Data: </w:t>
+      </w:r>
+      <w:r>
+        <w:rPr>
+          <w:b/>
+          <w:sz w:val="36"/>
+          <w:szCs w:val="36"/>
+        </w:rPr>
+        <w:t>~60%</w:t>
+      </w:r>
+      <w:r>
+        <w:rPr>
+          <w:sz w:val="36"/>
+          <w:szCs w:val="36"/>
+        </w:rPr>
+        <w:t xml:space="preserve"> of M2M users churn in the very first month with </w:t>
+      </w:r>
+      <w:r>
+        <w:rPr>
+          <w:sz w:val="36"/>
+          <w:szCs w:val="36"/>
+        </w:rPr>
+        <w:t xml:space="preserve">a further decline of </w:t>
+      </w:r>
+      <w:r>
+        <w:rPr>
+          <w:b/>
+          <w:sz w:val="36"/>
+          <w:szCs w:val="36"/>
+        </w:rPr>
+        <w:t>~</w:t>
+      </w:r>
+      <w:r>
+        <w:rPr>
+          <w:b/>
+          <w:sz w:val="36"/>
+          <w:szCs w:val="36"/>
+        </w:rPr>
+        <w:t>50%</w:t>
+      </w:r>
+      <w:r>
+        <w:rPr>
+          <w:sz w:val="36"/>
+          <w:szCs w:val="36"/>
+        </w:rPr>
+        <w:t xml:space="preserve">, the next month however from here onwards, where users are </w:t>
+      </w:r>
+      <w:r>
+        <w:rPr>
+          <w:sz w:val="36"/>
+          <w:szCs w:val="36"/>
+        </w:rPr>
+        <w:t xml:space="preserve">statistically </w:t>
+      </w:r>
+      <w:r>
+        <w:rPr>
+          <w:sz w:val="36"/>
+          <w:szCs w:val="36"/>
+        </w:rPr>
+        <w:t xml:space="preserve">less likely to churn than to churn. However, at this point a </w:t>
+      </w:r>
+      <w:r>
+        <w:rPr>
+          <w:b/>
+          <w:sz w:val="36"/>
+          <w:szCs w:val="36"/>
+        </w:rPr>
+        <w:t>vast number of the cohort is gone already (</w:t>
+      </w:r>
+      <w:r>
+        <w:rPr>
+          <w:b/>
+          <w:sz w:val="36"/>
+          <w:szCs w:val="36"/>
+        </w:rPr>
+        <w:t>from 100% down to 30%)</w:t>
+      </w:r>
+      <w:r>
+        <w:rPr>
+          <w:sz w:val="36"/>
+          <w:szCs w:val="36"/>
+        </w:rPr>
+        <w:t xml:space="preserve"> with a churn rate of </w:t>
+      </w:r>
+      <w:r>
+        <w:rPr>
+          <w:b/>
+          <w:sz w:val="36"/>
+          <w:szCs w:val="36"/>
+        </w:rPr>
+        <w:t>~45%</w:t>
+      </w:r>
+      <w:r>
+        <w:rPr>
+          <w:sz w:val="36"/>
+          <w:szCs w:val="36"/>
+        </w:rPr>
+        <w:t xml:space="preserve"> until month 6</w:t>
+      </w:r>
+    </w:p>
+    <w:p>
+      <w:pPr>
+        <w:pStyle w:val="ListParagraph"/>
+        <w:ind w:left="2880"/>
+        <w:rPr>
+          <w:sz w:val="36"/>
+          <w:szCs w:val="36"/>
+        </w:rPr>
+      </w:pPr>
+      <w:r>
+        <w:rPr>
+          <w:noProof/>
+          <w:sz w:val="36"/>
+          <w:szCs w:val="36"/>
+        </w:rPr>
+        <w:lastRenderedPageBreak/>
+        <w:drawing>
+          <wp:inline distT="0" distB="0" distL="0" distR="0" wp14:anchorId="31DEA24D" wp14:editId="45052A08">
+            <wp:extent cx="5105400" cy="3743325"/>
+            <wp:effectExtent l="0" t="0" r="0" b="9525"/>
+            <wp:docPr id="7" name="Picture 7"/>
+            <wp:cNvGraphicFramePr>
+              <a:graphicFrameLocks xmlns:a="http://schemas.openxmlformats.org/drawingml/2006/main" noChangeAspect="1"/>
+            </wp:cNvGraphicFramePr>
+            <a:graphic xmlns:a="http://schemas.openxmlformats.org/drawingml/2006/main">
+              <a:graphicData uri="http://schemas.openxmlformats.org/drawingml/2006/picture">
+                <pic:pic xmlns:pic="http://schemas.openxmlformats.org/drawingml/2006/picture">
+                  <pic:nvPicPr>
+                    <pic:cNvPr id="1" name=""/>
+                    <pic:cNvPicPr/>
+                  </pic:nvPicPr>
+                  <pic:blipFill>
+                    <a:blip r:embed="rId25"/>
+                    <a:stretch>
+                      <a:fillRect/>
+                    </a:stretch>
+                  </pic:blipFill>
+                  <pic:spPr>
+                    <a:xfrm>
+                      <a:off x="0" y="0"/>
+                      <a:ext cx="5105400" cy="3743325"/>
+                    </a:xfrm>
+                    <a:prstGeom prst="rect">
+                      <a:avLst/>
+                    </a:prstGeom>
+                  </pic:spPr>
+                </pic:pic>
+              </a:graphicData>
+            </a:graphic>
+          </wp:inline>
+        </w:drawing>
+      </w:r>
+    </w:p>
+    <w:p>
+      <w:pPr>
+        <w:pStyle w:val="ListParagraph"/>
+        <w:numPr>
+          <w:ilvl w:val="3"/>
+          <w:numId w:val="1"/>
+        </w:numPr>
+        <w:rPr>
+          <w:sz w:val="36"/>
+          <w:szCs w:val="36"/>
+        </w:rPr>
+      </w:pPr>
+      <w:r>
+        <w:rPr>
+          <w:b/>
+          <w:sz w:val="36"/>
+          <w:szCs w:val="36"/>
+        </w:rPr>
+        <w:t xml:space="preserve">Root Cause: </w:t>
+      </w:r>
+      <w:r>
+        <w:rPr>
+          <w:sz w:val="36"/>
+          <w:szCs w:val="36"/>
+        </w:rPr>
+        <w:t xml:space="preserve">This immediate exit suggests an onboarding failure (expectations mismatch or technical issues) rather than price sensitivity. </w:t>
+      </w:r>
+    </w:p>
+    <w:p>
+      <w:pPr>
+        <w:pStyle w:val="ListParagraph"/>
+        <w:ind w:left="2880"/>
+        <w:rPr>
+          <w:sz w:val="36"/>
+          <w:szCs w:val="36"/>
+        </w:rPr>
+      </w:pPr>
+    </w:p>
+    <w:p>
+      <w:pPr>
+        <w:pStyle w:val="ListParagraph"/>
+        <w:numPr>
+          <w:ilvl w:val="2"/>
+          <w:numId w:val="1"/>
+        </w:numPr>
+        <w:rPr>
+          <w:sz w:val="36"/>
+          <w:szCs w:val="36"/>
+        </w:rPr>
+      </w:pPr>
+      <w:r>
+        <w:rPr>
+          <w:b/>
+          <w:sz w:val="36"/>
+          <w:szCs w:val="36"/>
+        </w:rPr>
+        <w:t xml:space="preserve">Failure Mode B: The “Vulnerable Veteran” (Late Failure) </w:t>
+      </w:r>
+    </w:p>
+    <w:p>
+      <w:pPr>
+        <w:pStyle w:val="ListParagraph"/>
+        <w:numPr>
+          <w:ilvl w:val="3"/>
+          <w:numId w:val="1"/>
+        </w:numPr>
+        <w:rPr>
+          <w:sz w:val="36"/>
+          <w:szCs w:val="36"/>
+        </w:rPr>
+      </w:pPr>
+      <w:r>
+        <w:rPr>
+          <w:b/>
+          <w:sz w:val="36"/>
+          <w:szCs w:val="36"/>
+        </w:rPr>
+        <w:t xml:space="preserve">Data: </w:t>
+      </w:r>
+      <w:r>
+        <w:rPr>
+          <w:sz w:val="36"/>
+          <w:szCs w:val="36"/>
+        </w:rPr>
+        <w:t xml:space="preserve">A sub-segment of users with &gt;24 months tenure remain on M2M contracts. They pay a premium </w:t>
+      </w:r>
+      <w:r>
+        <w:rPr>
+          <w:b/>
+          <w:sz w:val="36"/>
+          <w:szCs w:val="36"/>
+        </w:rPr>
+        <w:t>(~$79 ARPU) monthly</w:t>
+      </w:r>
+      <w:r>
+        <w:rPr>
+          <w:sz w:val="36"/>
+          <w:szCs w:val="36"/>
+        </w:rPr>
+        <w:t xml:space="preserve">, yet </w:t>
+      </w:r>
+      <w:r>
+        <w:rPr>
+          <w:b/>
+          <w:sz w:val="36"/>
+          <w:szCs w:val="36"/>
+        </w:rPr>
+        <w:t>91%</w:t>
+      </w:r>
+      <w:r>
+        <w:rPr>
+          <w:sz w:val="36"/>
+          <w:szCs w:val="36"/>
+        </w:rPr>
+        <w:t xml:space="preserve"> of them are “unanchored” (missing tech support/online security).</w:t>
+      </w:r>
+    </w:p>
+    <w:p>
+      <w:pPr>
+        <w:pStyle w:val="ListParagraph"/>
+        <w:numPr>
+          <w:ilvl w:val="3"/>
+          <w:numId w:val="1"/>
+        </w:numPr>
+        <w:rPr>
+          <w:sz w:val="36"/>
+          <w:szCs w:val="36"/>
+        </w:rPr>
+      </w:pPr>
+      <w:r>
+        <w:rPr>
+          <w:b/>
+          <w:bCs/>
+          <w:sz w:val="36"/>
+          <w:szCs w:val="36"/>
+        </w:rPr>
+        <w:t>The Anchor Gap:</w:t>
+      </w:r>
+      <w:r>
+        <w:rPr>
+          <w:sz w:val="36"/>
+          <w:szCs w:val="36"/>
+        </w:rPr>
+        <w:t xml:space="preserve"> While 79% of these users purchase </w:t>
+      </w:r>
+      <w:r>
+        <w:rPr>
+          <w:i/>
+          <w:iCs/>
+          <w:sz w:val="36"/>
+          <w:szCs w:val="36"/>
+        </w:rPr>
+        <w:t>some</w:t>
+      </w:r>
+      <w:r>
+        <w:rPr>
+          <w:sz w:val="36"/>
+          <w:szCs w:val="36"/>
+        </w:rPr>
+        <w:t xml:space="preserve"> add-ons (mostly Streaming/Entertainment), </w:t>
+      </w:r>
+      <w:r>
+        <w:rPr>
+          <w:b/>
+          <w:bCs/>
+          <w:sz w:val="36"/>
+          <w:szCs w:val="36"/>
+        </w:rPr>
+        <w:t>91% are "Unanchored"</w:t>
+      </w:r>
+      <w:r>
+        <w:rPr>
+          <w:sz w:val="36"/>
+          <w:szCs w:val="36"/>
+        </w:rPr>
+        <w:t xml:space="preserve"> (lacking Tech Support or Online Secur</w:t>
+      </w:r>
+      <w:r>
+        <w:rPr>
+          <w:sz w:val="36"/>
+          <w:szCs w:val="36"/>
+        </w:rPr>
+        <w:t>ity)</w:t>
+      </w:r>
+    </w:p>
+    <w:p>
+      <w:pPr>
+        <w:pStyle w:val="ListParagraph"/>
+        <w:numPr>
+          <w:ilvl w:val="3"/>
+          <w:numId w:val="1"/>
+        </w:numPr>
+        <w:rPr>
+          <w:sz w:val="36"/>
+          <w:szCs w:val="36"/>
+        </w:rPr>
+      </w:pPr>
+      <w:r>
+        <w:rPr>
+          <w:b/>
+          <w:sz w:val="36"/>
+          <w:szCs w:val="36"/>
+        </w:rPr>
+        <w:t>Risk:</w:t>
+      </w:r>
+      <w:r>
+        <w:rPr>
+          <w:sz w:val="36"/>
+          <w:szCs w:val="36"/>
+        </w:rPr>
+        <w:t xml:space="preserve"> While these users are loyal, with them having – 0 stickiness score only 21% of the time, their churn </w:t>
+      </w:r>
+      <w:r>
+        <w:rPr>
+          <w:b/>
+          <w:sz w:val="36"/>
+          <w:szCs w:val="36"/>
+        </w:rPr>
+        <w:t>(45%)</w:t>
+      </w:r>
+      <w:r>
+        <w:rPr>
+          <w:sz w:val="36"/>
+          <w:szCs w:val="36"/>
+        </w:rPr>
+        <w:t xml:space="preserve"> </w:t>
+      </w:r>
+      <w:r>
+        <w:rPr>
+          <w:sz w:val="36"/>
+          <w:szCs w:val="36"/>
+        </w:rPr>
+        <w:t xml:space="preserve">risk remains </w:t>
+      </w:r>
+      <w:r>
+        <w:rPr>
+          <w:b/>
+          <w:sz w:val="36"/>
+          <w:szCs w:val="36"/>
+        </w:rPr>
+        <w:t>2.5x higher</w:t>
+      </w:r>
+      <w:r>
+        <w:rPr>
+          <w:sz w:val="36"/>
+          <w:szCs w:val="36"/>
+        </w:rPr>
+        <w:t xml:space="preserve"> than anchored users</w:t>
+      </w:r>
+      <w:r>
+        <w:rPr>
+          <w:sz w:val="36"/>
+          <w:szCs w:val="36"/>
+        </w:rPr>
+        <w:t xml:space="preserve"> </w:t>
+      </w:r>
+      <w:r>
+        <w:rPr>
+          <w:b/>
+          <w:sz w:val="36"/>
+          <w:szCs w:val="36"/>
+        </w:rPr>
+        <w:t>(18%)</w:t>
+      </w:r>
+      <w:r>
+        <w:rPr>
+          <w:b/>
+          <w:sz w:val="36"/>
+          <w:szCs w:val="36"/>
+        </w:rPr>
+        <w:t>,</w:t>
+      </w:r>
+      <w:r>
+        <w:rPr>
+          <w:sz w:val="36"/>
+          <w:szCs w:val="36"/>
+        </w:rPr>
+        <w:t xml:space="preserve"> despite their loyalty </w:t>
+      </w:r>
+    </w:p>
+    <w:p>
+      <w:pPr>
+        <w:pStyle w:val="ListParagraph"/>
+        <w:numPr>
+          <w:ilvl w:val="1"/>
+          <w:numId w:val="1"/>
+        </w:numPr>
+        <w:rPr>
+          <w:sz w:val="36"/>
+          <w:szCs w:val="36"/>
+        </w:rPr>
+      </w:pPr>
+      <w:r>
+        <w:rPr>
+          <w:b/>
+          <w:sz w:val="36"/>
+          <w:szCs w:val="36"/>
+        </w:rPr>
+        <w:lastRenderedPageBreak/>
+        <w:t xml:space="preserve">Business Implication: </w:t>
+      </w:r>
+    </w:p>
+    <w:p>
+      <w:pPr>
+        <w:pStyle w:val="ListParagraph"/>
+        <w:numPr>
+          <w:ilvl w:val="2"/>
+          <w:numId w:val="1"/>
+        </w:numPr>
+        <w:rPr>
+          <w:sz w:val="36"/>
+          <w:szCs w:val="36"/>
+        </w:rPr>
+      </w:pPr>
+      <w:r>
+        <w:rPr>
+          <w:b/>
+          <w:sz w:val="36"/>
+          <w:szCs w:val="36"/>
+        </w:rPr>
+        <w:t xml:space="preserve">Fix the Onboarding: </w:t>
+      </w:r>
+      <w:r>
+        <w:rPr>
+          <w:sz w:val="36"/>
+          <w:szCs w:val="36"/>
+        </w:rPr>
+        <w:t xml:space="preserve">Audit onboarding flows for possible leaks and shift retention resources to days 0-60 as this has proven to be our most volatile period of the customer journey. Mandatory “Setup support” calls for new M2M users may mitigate the month 1 cliff. </w:t>
+      </w:r>
+    </w:p>
+    <w:p>
+      <w:pPr>
+        <w:pStyle w:val="ListParagraph"/>
+        <w:numPr>
+          <w:ilvl w:val="2"/>
+          <w:numId w:val="1"/>
+        </w:numPr>
+        <w:rPr>
+          <w:sz w:val="36"/>
+          <w:szCs w:val="36"/>
+        </w:rPr>
+      </w:pPr>
+      <w:r>
+        <w:rPr>
+          <w:b/>
+          <w:sz w:val="36"/>
+          <w:szCs w:val="36"/>
+        </w:rPr>
+        <w:t>Anchor the Veterans:</w:t>
+      </w:r>
+      <w:r>
+        <w:rPr>
+          <w:sz w:val="36"/>
+          <w:szCs w:val="36"/>
+        </w:rPr>
+        <w:t xml:space="preserve"> Do not force the vulnerable veterans into long </w:t>
+      </w:r>
+      <w:r>
+        <w:rPr>
+          <w:sz w:val="36"/>
+          <w:szCs w:val="36"/>
+        </w:rPr>
+        <w:t xml:space="preserve">contracts (which adds friction). Instead, incentivize them to add </w:t>
+      </w:r>
+      <w:r>
+        <w:rPr>
+          <w:b/>
+          <w:bCs/>
+          <w:sz w:val="36"/>
+          <w:szCs w:val="36"/>
+        </w:rPr>
+        <w:t>one anchor service</w:t>
+      </w:r>
+      <w:r>
+        <w:rPr>
+          <w:sz w:val="36"/>
+          <w:szCs w:val="36"/>
+        </w:rPr>
+        <w:t xml:space="preserve"> (e.g., "Free Tech Support Upgrade") to lock them in via product utility.</w:t>
+      </w:r>
+    </w:p>
+    <w:p>
+      <w:pPr>
+        <w:pStyle w:val="ListParagraph"/>
+        <w:ind w:left="2160"/>
+        <w:rPr>
+          <w:sz w:val="36"/>
+          <w:szCs w:val="36"/>
+        </w:rPr>
+      </w:pPr>
+    </w:p>
+    <w:p>
+      <w:pPr>
+        <w:pStyle w:val="ListParagraph"/>
+        <w:numPr>
+          <w:ilvl w:val="0"/>
+          <w:numId w:val="1"/>
+        </w:numPr>
+        <w:rPr>
+          <w:sz w:val="36"/>
+          <w:szCs w:val="36"/>
+        </w:rPr>
+      </w:pPr>
+      <w:r>
+        <w:rPr>
+          <w:b/>
+          <w:sz w:val="36"/>
+          <w:szCs w:val="36"/>
+        </w:rPr>
+        <w:t>Insight 4:</w:t>
+      </w:r>
+      <w:r>
+        <w:rPr>
+          <w:sz w:val="36"/>
+          <w:szCs w:val="36"/>
+        </w:rPr>
+        <w:t xml:space="preserve"> </w:t>
+      </w:r>
+      <w:r>
+        <w:rPr>
+          <w:b/>
+          <w:sz w:val="36"/>
+          <w:szCs w:val="36"/>
+        </w:rPr>
+        <w:t>The “Unprotected” High spenders</w:t>
+      </w:r>
+    </w:p>
+    <w:p>
+      <w:pPr>
+        <w:pStyle w:val="ListParagraph"/>
+        <w:numPr>
+          <w:ilvl w:val="1"/>
+          <w:numId w:val="1"/>
+        </w:numPr>
+        <w:rPr>
+          <w:sz w:val="36"/>
+          <w:szCs w:val="36"/>
+        </w:rPr>
+      </w:pPr>
+      <w:r>
+        <w:rPr>
+          <w:b/>
+          <w:sz w:val="36"/>
+          <w:szCs w:val="36"/>
+        </w:rPr>
+        <w:t xml:space="preserve">Finding: </w:t>
+      </w:r>
+      <w:r>
+        <w:rPr>
+          <w:sz w:val="36"/>
+          <w:szCs w:val="36"/>
+        </w:rPr>
+        <w:t>High-spending new customers (&gt;$75/</w:t>
+      </w:r>
+      <w:r>
+        <w:rPr>
+          <w:sz w:val="36"/>
+          <w:szCs w:val="36"/>
+        </w:rPr>
+        <w:t>mo.</w:t>
+      </w:r>
+      <w:r>
+        <w:rPr>
+          <w:sz w:val="36"/>
+          <w:szCs w:val="36"/>
+        </w:rPr>
+        <w:t xml:space="preserve">) represent a </w:t>
+      </w:r>
+      <w:r>
+        <w:rPr>
+          <w:b/>
+          <w:bCs/>
+          <w:sz w:val="36"/>
+          <w:szCs w:val="36"/>
+        </w:rPr>
+        <w:t>"High Value / High Risk"</w:t>
+      </w:r>
+      <w:r>
+        <w:rPr>
+          <w:sz w:val="36"/>
+          <w:szCs w:val="36"/>
+        </w:rPr>
+        <w:t xml:space="preserve"> paradox, churning at a rate of </w:t>
+      </w:r>
+      <w:r>
+        <w:rPr>
+          <w:b/>
+          <w:bCs/>
+          <w:sz w:val="36"/>
+          <w:szCs w:val="36"/>
+        </w:rPr>
+        <w:t>~70% within the first year</w:t>
+      </w:r>
+      <w:r>
+        <w:rPr>
+          <w:sz w:val="36"/>
+          <w:szCs w:val="36"/>
+        </w:rPr>
+        <w:t xml:space="preserve">. </w:t>
+      </w:r>
+    </w:p>
+    <w:p>
+      <w:pPr>
+        <w:pStyle w:val="ListParagraph"/>
+        <w:numPr>
+          <w:ilvl w:val="2"/>
+          <w:numId w:val="1"/>
+        </w:numPr>
+        <w:rPr>
+          <w:sz w:val="36"/>
+          <w:szCs w:val="36"/>
+        </w:rPr>
+      </w:pPr>
+      <w:r>
+        <w:rPr>
+          <w:b/>
+          <w:sz w:val="36"/>
+          <w:szCs w:val="36"/>
+        </w:rPr>
+        <w:t xml:space="preserve">Spend vs. Churn: </w:t>
+      </w:r>
+      <w:r>
+        <w:rPr>
+          <w:sz w:val="36"/>
+          <w:szCs w:val="36"/>
+        </w:rPr>
+        <w:t xml:space="preserve">The high churn correlates linearly with increased spend, indicating this is not a budget issue (lack of funds) but a value realization issue (lack of perceived utility.) </w:t>
+      </w:r>
+    </w:p>
+    <w:p>
+      <w:pPr>
+        <w:pStyle w:val="ListParagraph"/>
+        <w:numPr>
+          <w:ilvl w:val="1"/>
+          <w:numId w:val="1"/>
+        </w:numPr>
+        <w:rPr>
+          <w:sz w:val="36"/>
+          <w:szCs w:val="36"/>
+        </w:rPr>
+      </w:pPr>
+      <w:r>
+        <w:rPr>
+          <w:b/>
+          <w:sz w:val="36"/>
+          <w:szCs w:val="36"/>
+        </w:rPr>
+        <w:t xml:space="preserve">The “Stickiness” void: </w:t>
+      </w:r>
+    </w:p>
+    <w:p>
+      <w:pPr>
+        <w:pStyle w:val="ListParagraph"/>
+        <w:numPr>
+          <w:ilvl w:val="2"/>
+          <w:numId w:val="1"/>
+        </w:numPr>
+        <w:rPr>
+          <w:sz w:val="36"/>
+          <w:szCs w:val="36"/>
+        </w:rPr>
+      </w:pPr>
+      <w:r>
+        <w:rPr>
+          <w:b/>
+          <w:sz w:val="36"/>
+          <w:szCs w:val="36"/>
+        </w:rPr>
+        <w:t xml:space="preserve">Data: </w:t>
+      </w:r>
+      <w:r>
+        <w:rPr>
+          <w:sz w:val="36"/>
+          <w:szCs w:val="36"/>
+        </w:rPr>
+        <w:t xml:space="preserve">A staggering </w:t>
+      </w:r>
+      <w:r>
+        <w:rPr>
+          <w:b/>
+          <w:sz w:val="36"/>
+          <w:szCs w:val="36"/>
+        </w:rPr>
+        <w:t>82%</w:t>
+      </w:r>
+      <w:r>
+        <w:rPr>
+          <w:sz w:val="36"/>
+          <w:szCs w:val="36"/>
+        </w:rPr>
+        <w:t xml:space="preserve"> of these high-value users fall into the “Low-Stickiness” zone </w:t>
+      </w:r>
+      <w:r>
+        <w:rPr>
+          <w:b/>
+          <w:sz w:val="36"/>
+          <w:szCs w:val="36"/>
+        </w:rPr>
+        <w:t>(~55% chance of churn)</w:t>
+      </w:r>
+      <w:r>
+        <w:rPr>
+          <w:sz w:val="36"/>
+          <w:szCs w:val="36"/>
+        </w:rPr>
+        <w:t xml:space="preserve"> with 0-1 sticky services.</w:t>
+      </w:r>
+    </w:p>
+    <w:p>
+      <w:pPr>
+        <w:pStyle w:val="ListParagraph"/>
+        <w:numPr>
+          <w:ilvl w:val="2"/>
+          <w:numId w:val="1"/>
+        </w:numPr>
+        <w:rPr>
+          <w:sz w:val="36"/>
+          <w:szCs w:val="36"/>
+        </w:rPr>
+      </w:pPr>
+      <w:r>
+        <w:rPr>
+          <w:b/>
+          <w:sz w:val="36"/>
+          <w:szCs w:val="36"/>
+        </w:rPr>
+        <w:t>Risk Multiplier:</w:t>
+      </w:r>
+      <w:r>
+        <w:rPr>
+          <w:sz w:val="36"/>
+          <w:szCs w:val="36"/>
+        </w:rPr>
+        <w:t xml:space="preserve"> </w:t>
+      </w:r>
+    </w:p>
+    <w:p>
+      <w:pPr>
+        <w:pStyle w:val="ListParagraph"/>
+        <w:numPr>
+          <w:ilvl w:val="3"/>
+          <w:numId w:val="1"/>
+        </w:numPr>
+        <w:rPr>
+          <w:sz w:val="36"/>
+          <w:szCs w:val="36"/>
+        </w:rPr>
+      </w:pPr>
+      <w:r>
+        <w:rPr>
+          <w:sz w:val="36"/>
+          <w:szCs w:val="36"/>
+        </w:rPr>
+        <w:t xml:space="preserve">Users with </w:t>
+      </w:r>
+      <w:r>
+        <w:rPr>
+          <w:b/>
+          <w:sz w:val="36"/>
+          <w:szCs w:val="36"/>
+        </w:rPr>
+        <w:t xml:space="preserve">0 stickiness </w:t>
+      </w:r>
+      <w:r>
+        <w:rPr>
+          <w:sz w:val="36"/>
+          <w:szCs w:val="36"/>
+        </w:rPr>
+        <w:t xml:space="preserve">churn at </w:t>
+      </w:r>
+      <w:r>
+        <w:rPr>
+          <w:b/>
+          <w:sz w:val="36"/>
+          <w:szCs w:val="36"/>
+        </w:rPr>
+        <w:t>65%</w:t>
+      </w:r>
+    </w:p>
+    <w:p>
+      <w:pPr>
+        <w:pStyle w:val="ListParagraph"/>
+        <w:numPr>
+          <w:ilvl w:val="3"/>
+          <w:numId w:val="1"/>
+        </w:numPr>
+        <w:rPr>
+          <w:sz w:val="36"/>
+          <w:szCs w:val="36"/>
+        </w:rPr>
+      </w:pPr>
+      <w:r>
+        <w:rPr>
+          <w:sz w:val="36"/>
+          <w:szCs w:val="36"/>
+        </w:rPr>
+        <w:t xml:space="preserve">Adding just </w:t>
+      </w:r>
+      <w:r>
+        <w:rPr>
+          <w:b/>
+          <w:sz w:val="36"/>
+          <w:szCs w:val="36"/>
+        </w:rPr>
+        <w:t xml:space="preserve">one </w:t>
+      </w:r>
+      <w:r>
+        <w:rPr>
+          <w:sz w:val="36"/>
+          <w:szCs w:val="36"/>
+        </w:rPr>
+        <w:t xml:space="preserve">service drops churn to </w:t>
+      </w:r>
+      <w:r>
+        <w:rPr>
+          <w:b/>
+          <w:sz w:val="36"/>
+          <w:szCs w:val="36"/>
+        </w:rPr>
+        <w:t>46%</w:t>
+      </w:r>
+    </w:p>
+    <w:p>
+      <w:pPr>
+        <w:pStyle w:val="ListParagraph"/>
+        <w:numPr>
+          <w:ilvl w:val="2"/>
+          <w:numId w:val="1"/>
+        </w:numPr>
+        <w:rPr>
+          <w:sz w:val="36"/>
+          <w:szCs w:val="36"/>
+        </w:rPr>
+      </w:pPr>
+      <w:r>
+        <w:rPr>
+          <w:b/>
+          <w:sz w:val="36"/>
+          <w:szCs w:val="36"/>
+        </w:rPr>
+        <w:t xml:space="preserve">Conclusion: </w:t>
+      </w:r>
+      <w:r>
+        <w:rPr>
+          <w:sz w:val="36"/>
+          <w:szCs w:val="36"/>
+        </w:rPr>
+        <w:t>We are successful</w:t>
+      </w:r>
+      <w:r>
+        <w:rPr>
+          <w:sz w:val="36"/>
+          <w:szCs w:val="36"/>
+        </w:rPr>
+        <w:t xml:space="preserve">ly upselling them on price, but failing to cross-sell them on </w:t>
+      </w:r>
+      <w:r>
+        <w:rPr>
+          <w:b/>
+          <w:sz w:val="36"/>
+          <w:szCs w:val="36"/>
+        </w:rPr>
+        <w:t xml:space="preserve">Retention Anchors. </w:t>
+      </w:r>
+      <w:r>
+        <w:rPr>
+          <w:sz w:val="36"/>
+          <w:szCs w:val="36"/>
+        </w:rPr>
+        <w:t xml:space="preserve">We have successfully captured their wallet, but not their loyalty </w:t>
+      </w:r>
+    </w:p>
+    <w:p>
+      <w:pPr>
+        <w:pStyle w:val="ListParagraph"/>
+        <w:numPr>
+          <w:ilvl w:val="1"/>
+          <w:numId w:val="1"/>
+        </w:numPr>
+        <w:rPr>
+          <w:sz w:val="36"/>
+          <w:szCs w:val="36"/>
+        </w:rPr>
+      </w:pPr>
+      <w:r>
+        <w:rPr>
+          <w:b/>
+          <w:sz w:val="36"/>
+          <w:szCs w:val="36"/>
+        </w:rPr>
+        <w:lastRenderedPageBreak/>
+        <w:t>Service Spread Analysis (The Adoption Mismatch):</w:t>
+      </w:r>
+      <w:r>
+        <w:rPr>
+          <w:sz w:val="36"/>
+          <w:szCs w:val="36"/>
+        </w:rPr>
+        <w:t xml:space="preserve"> </w:t>
+      </w:r>
+    </w:p>
+    <w:p>
+      <w:pPr>
+        <w:pStyle w:val="ListParagraph"/>
+        <w:numPr>
+          <w:ilvl w:val="2"/>
+          <w:numId w:val="1"/>
+        </w:numPr>
+        <w:rPr>
+          <w:sz w:val="36"/>
+          <w:szCs w:val="36"/>
+        </w:rPr>
+      </w:pPr>
+      <w:r>
+        <w:rPr>
+          <w:b/>
+          <w:sz w:val="36"/>
+          <w:szCs w:val="36"/>
+        </w:rPr>
+        <w:t xml:space="preserve">Finding: </w:t>
+      </w:r>
+      <w:r>
+        <w:rPr>
+          <w:sz w:val="36"/>
+          <w:szCs w:val="36"/>
+        </w:rPr>
+        <w:t xml:space="preserve">First year high spenders are spending money on the </w:t>
+      </w:r>
+      <w:r>
+        <w:rPr>
+          <w:b/>
+          <w:i/>
+          <w:sz w:val="36"/>
+          <w:szCs w:val="36"/>
+        </w:rPr>
+        <w:t xml:space="preserve">wrong </w:t>
+      </w:r>
+      <w:r>
+        <w:rPr>
+          <w:sz w:val="36"/>
+          <w:szCs w:val="36"/>
+        </w:rPr>
+        <w:t xml:space="preserve">ancillary services. There is a massive misalignment between what they </w:t>
+      </w:r>
+      <w:r>
+        <w:rPr>
+          <w:b/>
+          <w:sz w:val="36"/>
+          <w:szCs w:val="36"/>
+        </w:rPr>
+        <w:t xml:space="preserve">buy </w:t>
+      </w:r>
+      <w:r>
+        <w:rPr>
+          <w:sz w:val="36"/>
+          <w:szCs w:val="36"/>
+        </w:rPr>
+        <w:t xml:space="preserve">and what actually </w:t>
+      </w:r>
+      <w:r>
+        <w:rPr>
+          <w:b/>
+          <w:sz w:val="36"/>
+          <w:szCs w:val="36"/>
+        </w:rPr>
+        <w:t xml:space="preserve">retains </w:t>
+      </w:r>
+      <w:r>
+        <w:rPr>
+          <w:sz w:val="36"/>
+          <w:szCs w:val="36"/>
+        </w:rPr>
+        <w:t>them.</w:t>
+      </w:r>
+    </w:p>
+    <w:p>
+      <w:pPr>
+        <w:pStyle w:val="ListParagraph"/>
+        <w:numPr>
+          <w:ilvl w:val="3"/>
+          <w:numId w:val="1"/>
+        </w:numPr>
+        <w:rPr>
+          <w:sz w:val="36"/>
+          <w:szCs w:val="36"/>
+        </w:rPr>
+      </w:pPr>
+      <w:r>
+        <w:rPr>
+          <w:b/>
+          <w:sz w:val="36"/>
+          <w:szCs w:val="36"/>
+        </w:rPr>
+        <w:t>The “Placebo” Products:</w:t>
+      </w:r>
+      <w:r>
+        <w:rPr>
+          <w:sz w:val="36"/>
+          <w:szCs w:val="36"/>
+        </w:rPr>
+        <w:t xml:space="preserve"> </w:t>
+      </w:r>
+    </w:p>
+    <w:p>
+      <w:pPr>
+        <w:pStyle w:val="ListParagraph"/>
+        <w:numPr>
+          <w:ilvl w:val="4"/>
+          <w:numId w:val="1"/>
+        </w:numPr>
+        <w:rPr>
+          <w:sz w:val="36"/>
+          <w:szCs w:val="36"/>
+        </w:rPr>
+      </w:pPr>
+      <w:r>
+        <w:rPr>
+          <w:b/>
+          <w:sz w:val="36"/>
+          <w:szCs w:val="36"/>
+        </w:rPr>
+        <w:t xml:space="preserve">High Adoption: </w:t>
+      </w:r>
+      <w:r>
+        <w:rPr>
+          <w:sz w:val="36"/>
+          <w:szCs w:val="36"/>
+        </w:rPr>
+        <w:t>Online Backup (~24%) and Device Protection (~29%) are the most popular add-ons.</w:t>
+      </w:r>
+    </w:p>
+    <w:p>
+      <w:pPr>
+        <w:pStyle w:val="ListParagraph"/>
+        <w:numPr>
+          <w:ilvl w:val="4"/>
+          <w:numId w:val="1"/>
+        </w:numPr>
+        <w:rPr>
+          <w:sz w:val="36"/>
+          <w:szCs w:val="36"/>
+        </w:rPr>
+      </w:pPr>
+      <w:r>
+        <w:rPr>
+          <w:b/>
+          <w:sz w:val="36"/>
+          <w:szCs w:val="36"/>
+        </w:rPr>
+        <w:t>Low Impact:</w:t>
+      </w:r>
+      <w:r>
+        <w:rPr>
+          <w:sz w:val="36"/>
+          <w:szCs w:val="36"/>
+        </w:rPr>
+        <w:t xml:space="preserve"> These services are statistically ineffective at preventing churn for this cohort (Churn remains extremely high at </w:t>
+      </w:r>
+      <w:r>
+        <w:rPr>
+          <w:b/>
+          <w:sz w:val="36"/>
+          <w:szCs w:val="36"/>
+        </w:rPr>
+        <w:t xml:space="preserve">~67-68% </w:t>
+      </w:r>
+      <w:r>
+        <w:rPr>
+          <w:sz w:val="36"/>
+          <w:szCs w:val="36"/>
+        </w:rPr>
+        <w:t xml:space="preserve">even with them.) </w:t>
+      </w:r>
+    </w:p>
+    <w:p>
+      <w:pPr>
+        <w:pStyle w:val="ListParagraph"/>
+        <w:numPr>
+          <w:ilvl w:val="3"/>
+          <w:numId w:val="1"/>
+        </w:numPr>
+        <w:rPr>
+          <w:sz w:val="36"/>
+          <w:szCs w:val="36"/>
+        </w:rPr>
+      </w:pPr>
+      <w:r>
+        <w:rPr>
+          <w:b/>
+          <w:sz w:val="36"/>
+          <w:szCs w:val="36"/>
+        </w:rPr>
+        <w:t>The “Real” Anchors:</w:t>
+      </w:r>
+      <w:r>
+        <w:rPr>
+          <w:sz w:val="36"/>
+          <w:szCs w:val="36"/>
+        </w:rPr>
+        <w:t xml:space="preserve"> </w:t>
+      </w:r>
+    </w:p>
+    <w:p>
+      <w:pPr>
+        <w:pStyle w:val="ListParagraph"/>
+        <w:numPr>
+          <w:ilvl w:val="4"/>
+          <w:numId w:val="1"/>
+        </w:numPr>
+        <w:rPr>
+          <w:sz w:val="36"/>
+          <w:szCs w:val="36"/>
+        </w:rPr>
+      </w:pPr>
+      <w:r>
+        <w:rPr>
+          <w:b/>
+          <w:sz w:val="36"/>
+          <w:szCs w:val="36"/>
+        </w:rPr>
+        <w:t xml:space="preserve">Low Adoption: </w:t>
+      </w:r>
+      <w:r>
+        <w:rPr>
+          <w:sz w:val="36"/>
+          <w:szCs w:val="36"/>
+        </w:rPr>
+        <w:t xml:space="preserve">Only </w:t>
+      </w:r>
+      <w:r>
+        <w:rPr>
+          <w:b/>
+          <w:sz w:val="36"/>
+          <w:szCs w:val="36"/>
+        </w:rPr>
+        <w:t xml:space="preserve">~13% </w:t>
+      </w:r>
+      <w:r>
+        <w:rPr>
+          <w:sz w:val="36"/>
+          <w:szCs w:val="36"/>
+        </w:rPr>
+        <w:t xml:space="preserve">subscribe to Online Security and </w:t>
+      </w:r>
+      <w:r>
+        <w:rPr>
+          <w:b/>
+          <w:sz w:val="36"/>
+          <w:szCs w:val="36"/>
+        </w:rPr>
+        <w:t xml:space="preserve">~14% </w:t>
+      </w:r>
+      <w:r>
+        <w:rPr>
+          <w:sz w:val="36"/>
+          <w:szCs w:val="36"/>
+        </w:rPr>
+        <w:t xml:space="preserve">to Tech Support. </w:t>
+      </w:r>
+    </w:p>
+    <w:p>
+      <w:pPr>
+        <w:pStyle w:val="ListParagraph"/>
+        <w:numPr>
+          <w:ilvl w:val="4"/>
+          <w:numId w:val="1"/>
+        </w:numPr>
+        <w:rPr>
+          <w:sz w:val="36"/>
+          <w:szCs w:val="36"/>
+        </w:rPr>
+      </w:pPr>
+      <w:r>
+        <w:rPr>
+          <w:b/>
+          <w:sz w:val="36"/>
+          <w:szCs w:val="36"/>
+        </w:rPr>
+        <w:t>High Impact:</w:t>
+      </w:r>
+      <w:r>
+        <w:rPr>
+          <w:sz w:val="36"/>
+          <w:szCs w:val="36"/>
+        </w:rPr>
+        <w:t xml:space="preserve"> These services provide a statistically significant “Retention Shield”, dropping churn risk to </w:t>
+      </w:r>
+      <w:r>
+        <w:rPr>
+          <w:b/>
+          <w:sz w:val="36"/>
+          <w:szCs w:val="36"/>
+        </w:rPr>
+        <w:t>~54-57%</w:t>
+      </w:r>
+    </w:p>
+    <w:p>
+      <w:pPr>
+        <w:pStyle w:val="ListParagraph"/>
+        <w:numPr>
+          <w:ilvl w:val="2"/>
+          <w:numId w:val="1"/>
+        </w:numPr>
+        <w:rPr>
+          <w:sz w:val="36"/>
+          <w:szCs w:val="36"/>
+        </w:rPr>
+      </w:pPr>
+      <w:r>
+        <w:rPr>
+          <w:b/>
+          <w:sz w:val="36"/>
+          <w:szCs w:val="36"/>
+        </w:rPr>
+        <w:t xml:space="preserve">Conclusion: </w:t>
+      </w:r>
+      <w:r>
+        <w:rPr>
+          <w:sz w:val="36"/>
+          <w:szCs w:val="36"/>
+        </w:rPr>
+        <w:t>We have a</w:t>
+      </w:r>
+      <w:r>
+        <w:rPr>
+          <w:b/>
+          <w:sz w:val="36"/>
+          <w:szCs w:val="36"/>
+        </w:rPr>
+        <w:t xml:space="preserve"> 15 point adoption gap. </w:t>
+      </w:r>
+      <w:r>
+        <w:rPr>
+          <w:sz w:val="36"/>
+          <w:szCs w:val="36"/>
+        </w:rPr>
+        <w:t>Out highest value customers are opting for passive “insurance” (backup/device protection) rather than active “utility” (security/support). This suggests our onboarding flow pushes the wrong upsells</w:t>
+      </w:r>
+    </w:p>
+    <w:p>
+      <w:pPr>
+        <w:pStyle w:val="ListParagraph"/>
+        <w:numPr>
+          <w:ilvl w:val="2"/>
+          <w:numId w:val="1"/>
+        </w:numPr>
+        <w:rPr>
+          <w:sz w:val="36"/>
+          <w:szCs w:val="36"/>
+        </w:rPr>
+      </w:pPr>
+      <w:r>
+        <w:rPr>
+          <w:b/>
+          <w:sz w:val="36"/>
+          <w:szCs w:val="36"/>
+        </w:rPr>
+        <w:t>Business Implication:</w:t>
+      </w:r>
+      <w:r>
+        <w:rPr>
+          <w:sz w:val="36"/>
+          <w:szCs w:val="36"/>
+        </w:rPr>
+        <w:t xml:space="preserve"> </w:t>
+      </w:r>
+    </w:p>
+    <w:p>
+      <w:pPr>
+        <w:pStyle w:val="ListParagraph"/>
+        <w:numPr>
+          <w:ilvl w:val="3"/>
+          <w:numId w:val="1"/>
+        </w:numPr>
+        <w:rPr>
+          <w:sz w:val="36"/>
+          <w:szCs w:val="36"/>
+        </w:rPr>
+      </w:pPr>
+      <w:r>
+        <w:rPr>
+          <w:b/>
+          <w:sz w:val="36"/>
+          <w:szCs w:val="36"/>
+        </w:rPr>
+        <w:t xml:space="preserve">Re-Rank Upsells: </w:t>
+      </w:r>
+      <w:r>
+        <w:rPr>
+          <w:sz w:val="36"/>
+          <w:szCs w:val="36"/>
+        </w:rPr>
+        <w:t xml:space="preserve">Update the sales script and website UI to prioritize </w:t>
+      </w:r>
+      <w:r>
+        <w:rPr>
+          <w:b/>
+          <w:sz w:val="36"/>
+          <w:szCs w:val="36"/>
+        </w:rPr>
+        <w:t xml:space="preserve">Online Security </w:t>
+      </w:r>
+      <w:r>
+        <w:rPr>
+          <w:sz w:val="36"/>
+          <w:szCs w:val="36"/>
+        </w:rPr>
+        <w:t xml:space="preserve">and </w:t>
+      </w:r>
+      <w:r>
+        <w:rPr>
+          <w:b/>
+          <w:sz w:val="36"/>
+          <w:szCs w:val="36"/>
+        </w:rPr>
+        <w:t>Tech Support</w:t>
+      </w:r>
+      <w:r>
+        <w:rPr>
+          <w:sz w:val="36"/>
+          <w:szCs w:val="36"/>
+        </w:rPr>
+        <w:t xml:space="preserve"> as the default add-ons for high-tier plans. </w:t>
+      </w:r>
+    </w:p>
+    <w:p>
+      <w:pPr>
+        <w:pStyle w:val="ListParagraph"/>
+        <w:numPr>
+          <w:ilvl w:val="3"/>
+          <w:numId w:val="1"/>
+        </w:numPr>
+        <w:rPr>
+          <w:sz w:val="36"/>
+          <w:szCs w:val="36"/>
+        </w:rPr>
+      </w:pPr>
+      <w:r>
+        <w:rPr>
+          <w:b/>
+          <w:sz w:val="36"/>
+          <w:szCs w:val="36"/>
+        </w:rPr>
+        <w:t>Bundle Logic:</w:t>
+      </w:r>
+      <w:r>
+        <w:rPr>
+          <w:sz w:val="36"/>
+          <w:szCs w:val="36"/>
+        </w:rPr>
+        <w:t xml:space="preserve"> Create a new “Customer Safety Pack” that bundles tech support with device protection. Use </w:t>
+      </w:r>
+      <w:r>
+        <w:rPr>
+          <w:sz w:val="36"/>
+          <w:szCs w:val="36"/>
+        </w:rPr>
+        <w:lastRenderedPageBreak/>
+        <w:t>the popularity of the device protection to “Trojan Horse” the Tech support service that actually makes them stay</w:t>
+      </w:r>
+    </w:p>
+    <w:p>
+      <w:pPr>
+        <w:rPr>
+          <w:b/>
+          <w:sz w:val="36"/>
+          <w:szCs w:val="36"/>
+        </w:rPr>
+      </w:pPr>
+    </w:p>
+    <w:p>
+      <w:pPr>
+        <w:rPr>
+          <w:sz w:val="36"/>
+          <w:szCs w:val="36"/>
+        </w:rPr>
+      </w:pPr>
+    </w:p>
+    <w:p>
+      <w:pPr>
+        <w:rPr>
+          <w:sz w:val="36"/>
+          <w:szCs w:val="36"/>
+        </w:rPr>
+        <w:sectPr>
+          <w:pgSz w:w="12240" w:h="15840"/>
+          <w:pgMar w:top="720" w:right="720" w:bottom="720" w:left="720" w:header="708" w:footer="708" w:gutter="0"/>
+          <w:cols w:space="708"/>
+          <w:titlePg/>
+          <w:docGrid w:linePitch="360"/>
+        </w:sectPr>
+      </w:pPr>
+      <w:bookmarkStart w:id="3" w:name="_GoBack"/>
+      <w:bookmarkEnd w:id="3"/>
+    </w:p>
+    <w:p>
+      <w:pPr>
+        <w:pStyle w:val="Heading1"/>
+        <w:jc w:val="center"/>
+        <w:rPr>
+          <w:b/>
+          <w:sz w:val="50"/>
+          <w:szCs w:val="50"/>
+        </w:rPr>
+      </w:pPr>
+      <w:bookmarkStart w:id="4" w:name="_Toc220325077"/>
+      <w:r>
+        <w:rPr>
+          <w:b/>
+          <w:sz w:val="50"/>
+          <w:szCs w:val="50"/>
+        </w:rPr>
+        <w:lastRenderedPageBreak/>
+        <w:t>4. Feature Engineering</w:t>
+      </w:r>
+      <w:bookmarkEnd w:id="4"/>
+    </w:p>
+    <w:p>
+      <w:pPr>
+        <w:pStyle w:val="Header"/>
+        <w:jc w:val="center"/>
+      </w:pPr>
+    </w:p>
+    <w:p>
+      <w:pPr>
+        <w:rPr>
+          <w:sz w:val="36"/>
+          <w:szCs w:val="36"/>
+        </w:rPr>
+      </w:pPr>
+      <w:r>
+        <w:rPr>
+          <w:sz w:val="36"/>
+          <w:szCs w:val="36"/>
+        </w:rPr>
+        <w:t>Driven by the strategic insights from the EDA</w:t>
+      </w:r>
+      <w:r>
+        <w:rPr>
+          <w:sz w:val="36"/>
+          <w:szCs w:val="36"/>
+        </w:rPr>
+        <w:t>, the</w:t>
+      </w:r>
+      <w:r>
+        <w:rPr>
+          <w:sz w:val="36"/>
+          <w:szCs w:val="36"/>
+        </w:rPr>
+        <w:t xml:space="preserve"> feature engineering process focused on capturing </w:t>
+      </w:r>
+      <w:r>
+        <w:rPr>
+          <w:b/>
+          <w:sz w:val="36"/>
+          <w:szCs w:val="36"/>
+        </w:rPr>
+        <w:t>behavioral risk</w:t>
+      </w:r>
+      <w:r>
+        <w:rPr>
+          <w:sz w:val="36"/>
+          <w:szCs w:val="36"/>
+        </w:rPr>
+        <w:t xml:space="preserve"> rather than just raw metrics. The goal was to transform business logic (e.g. “The Protection Gap”) into model-ready inputs.</w:t>
+      </w:r>
+    </w:p>
+    <w:p>
+      <w:pPr>
+        <w:rPr>
+          <w:b/>
+          <w:sz w:val="36"/>
+          <w:szCs w:val="36"/>
+        </w:rPr>
+      </w:pPr>
+      <w:r>
+        <w:rPr>
+          <w:b/>
+          <w:sz w:val="36"/>
+          <w:szCs w:val="36"/>
+        </w:rPr>
+        <w:t xml:space="preserve">4.1. Retained Engineered Features: </w:t>
+      </w:r>
+    </w:p>
+    <w:p>
+      <w:pPr>
+        <w:pStyle w:val="ListParagraph"/>
+        <w:numPr>
+          <w:ilvl w:val="0"/>
+          <w:numId w:val="1"/>
+        </w:numPr>
+        <w:rPr>
+          <w:i/>
+          <w:sz w:val="36"/>
+          <w:szCs w:val="36"/>
+        </w:rPr>
+      </w:pPr>
+      <w:r>
+        <w:rPr>
+          <w:b/>
+          <w:sz w:val="36"/>
+          <w:szCs w:val="36"/>
+        </w:rPr>
+        <w:t xml:space="preserve">Is_Anchored: </w:t>
+      </w:r>
+      <w:r>
+        <w:rPr>
+          <w:sz w:val="36"/>
+          <w:szCs w:val="36"/>
+        </w:rPr>
+        <w:t>A Boolean flag, identifying users subscribed to both</w:t>
+      </w:r>
+      <w:r>
+        <w:rPr>
+          <w:b/>
+          <w:sz w:val="36"/>
+          <w:szCs w:val="36"/>
+        </w:rPr>
+        <w:t xml:space="preserve"> </w:t>
+      </w:r>
+      <w:r>
+        <w:rPr>
+          <w:b/>
+          <w:i/>
+          <w:sz w:val="36"/>
+          <w:szCs w:val="36"/>
+        </w:rPr>
+        <w:t>Tech Support</w:t>
+      </w:r>
+      <w:r>
+        <w:rPr>
+          <w:sz w:val="36"/>
+          <w:szCs w:val="36"/>
+        </w:rPr>
+        <w:t xml:space="preserve"> and </w:t>
+      </w:r>
+      <w:r>
+        <w:rPr>
+          <w:b/>
+          <w:i/>
+          <w:sz w:val="36"/>
+          <w:szCs w:val="36"/>
+        </w:rPr>
+        <w:t>Online Security</w:t>
+      </w:r>
+      <w:r>
+        <w:rPr>
+          <w:i/>
+          <w:sz w:val="36"/>
+          <w:szCs w:val="36"/>
+        </w:rPr>
+        <w:t>.</w:t>
+      </w:r>
+    </w:p>
+    <w:p>
+      <w:pPr>
+        <w:pStyle w:val="ListParagraph"/>
+        <w:numPr>
+          <w:ilvl w:val="1"/>
+          <w:numId w:val="1"/>
+        </w:numPr>
+        <w:rPr>
+          <w:sz w:val="36"/>
+          <w:szCs w:val="36"/>
+        </w:rPr>
+      </w:pPr>
+      <w:r>
+        <w:rPr>
+          <w:i/>
+          <w:sz w:val="36"/>
+          <w:szCs w:val="36"/>
+        </w:rPr>
+        <w:t xml:space="preserve">Rationale: </w:t>
+      </w:r>
+      <w:r>
+        <w:rPr>
+          <w:sz w:val="36"/>
+          <w:szCs w:val="36"/>
+        </w:rPr>
+        <w:t>EDA showed that while “Stickiness” (count of services) was generally good, these</w:t>
+      </w:r>
+      <w:r>
+        <w:rPr>
+          <w:sz w:val="36"/>
+          <w:szCs w:val="36"/>
+        </w:rPr>
+        <w:t xml:space="preserve"> two services specifically act</w:t>
+      </w:r>
+      <w:r>
+        <w:rPr>
+          <w:sz w:val="36"/>
+          <w:szCs w:val="36"/>
+        </w:rPr>
+        <w:t>ed</w:t>
+      </w:r>
+      <w:r>
+        <w:rPr>
+          <w:sz w:val="36"/>
+          <w:szCs w:val="36"/>
+        </w:rPr>
+        <w:t xml:space="preserve"> as a </w:t>
+      </w:r>
+      <w:r>
+        <w:rPr>
+          <w:sz w:val="36"/>
+          <w:szCs w:val="36"/>
+        </w:rPr>
+        <w:t xml:space="preserve">distinct </w:t>
+      </w:r>
+      <w:r>
+        <w:rPr>
+          <w:sz w:val="36"/>
+          <w:szCs w:val="36"/>
+        </w:rPr>
+        <w:t xml:space="preserve">“Retention Shield”, whereas other services (like streaming) do not. </w:t>
+      </w:r>
+    </w:p>
+    <w:p>
+      <w:pPr>
+        <w:rPr>
+          <w:b/>
+          <w:sz w:val="36"/>
+          <w:szCs w:val="36"/>
+        </w:rPr>
+      </w:pPr>
+      <w:r>
+        <w:rPr>
+          <w:b/>
+          <w:sz w:val="36"/>
+          <w:szCs w:val="36"/>
+        </w:rPr>
+        <w:t>4.2. Tested but Dropped Features:</w:t>
+      </w:r>
+    </w:p>
+    <w:p>
+      <w:pPr>
+        <w:pStyle w:val="ListParagraph"/>
+        <w:numPr>
+          <w:ilvl w:val="0"/>
+          <w:numId w:val="1"/>
+        </w:numPr>
+        <w:rPr>
+          <w:b/>
+          <w:sz w:val="36"/>
+          <w:szCs w:val="36"/>
+        </w:rPr>
+      </w:pPr>
+      <w:r>
+        <w:rPr>
+          <w:b/>
+          <w:sz w:val="36"/>
+          <w:szCs w:val="36"/>
+        </w:rPr>
+        <w:t xml:space="preserve">StickinessScore: </w:t>
+      </w:r>
+      <w:r>
+        <w:rPr>
+          <w:sz w:val="36"/>
+          <w:szCs w:val="36"/>
+        </w:rPr>
+        <w:t xml:space="preserve">Dropped. The model performed better with the specific binary </w:t>
+      </w:r>
+      <w:r>
+        <w:rPr>
+          <w:b/>
+          <w:sz w:val="36"/>
+          <w:szCs w:val="36"/>
+        </w:rPr>
+        <w:t>is_anchored</w:t>
+      </w:r>
+      <w:r>
+        <w:rPr>
+          <w:sz w:val="36"/>
+          <w:szCs w:val="36"/>
+        </w:rPr>
+        <w:t xml:space="preserve"> flag than a raw count of services, further proving that the quality of service matters more than the quantity of services.</w:t>
+      </w:r>
+    </w:p>
+    <w:p>
+      <w:pPr>
+        <w:pStyle w:val="ListParagraph"/>
+        <w:numPr>
+          <w:ilvl w:val="0"/>
+          <w:numId w:val="1"/>
+        </w:numPr>
+        <w:rPr>
+          <w:b/>
+          <w:sz w:val="36"/>
+          <w:szCs w:val="36"/>
+        </w:rPr>
+      </w:pPr>
+      <w:r>
+        <w:rPr>
+          <w:b/>
+          <w:sz w:val="36"/>
+          <w:szCs w:val="36"/>
+        </w:rPr>
+        <w:t xml:space="preserve">High_ARPU_Newbie: </w:t>
+      </w:r>
+      <w:r>
+        <w:rPr>
+          <w:sz w:val="36"/>
+          <w:szCs w:val="36"/>
+        </w:rPr>
+        <w:t xml:space="preserve">Dropped. The model successfully inferred this risk profile from the interaction of </w:t>
+      </w:r>
+      <w:r>
+        <w:rPr>
+          <w:b/>
+          <w:sz w:val="36"/>
+          <w:szCs w:val="36"/>
+        </w:rPr>
+        <w:t>MonthlyCharges</w:t>
+      </w:r>
+      <w:r>
+        <w:rPr>
+          <w:sz w:val="36"/>
+          <w:szCs w:val="36"/>
+        </w:rPr>
+        <w:t xml:space="preserve"> and </w:t>
+      </w:r>
+      <w:r>
+        <w:rPr>
+          <w:b/>
+          <w:sz w:val="36"/>
+          <w:szCs w:val="36"/>
+        </w:rPr>
+        <w:t>Tenure,</w:t>
+      </w:r>
+      <w:r>
+        <w:rPr>
+          <w:sz w:val="36"/>
+          <w:szCs w:val="36"/>
+        </w:rPr>
+        <w:t xml:space="preserve"> without needing a hard-coded flag. Testing this feature also slightly dropped both recall and precision by 0.1, hence it was binned </w:t>
+      </w:r>
+    </w:p>
+    <w:p>
+      <w:pPr>
+        <w:pStyle w:val="ListParagraph"/>
+        <w:numPr>
+          <w:ilvl w:val="0"/>
+          <w:numId w:val="1"/>
+        </w:numPr>
+        <w:rPr>
+          <w:b/>
+          <w:sz w:val="36"/>
+          <w:szCs w:val="36"/>
+        </w:rPr>
+      </w:pPr>
+      <w:r>
+        <w:rPr>
+          <w:b/>
+          <w:sz w:val="36"/>
+          <w:szCs w:val="36"/>
+        </w:rPr>
+        <w:t xml:space="preserve">Charges_by_Tenure: </w:t>
+      </w:r>
+      <w:r>
+        <w:rPr>
+          <w:sz w:val="36"/>
+          <w:szCs w:val="36"/>
+        </w:rPr>
+        <w:t>Dropped due to introduced noise</w:t>
+      </w:r>
+    </w:p>
+    <w:p>
+      <w:pPr>
+        <w:ind w:left="360"/>
+        <w:rPr>
+          <w:b/>
+          <w:sz w:val="36"/>
+          <w:szCs w:val="36"/>
+        </w:rPr>
+      </w:pPr>
+    </w:p>
+    <w:p>
+      <w:pPr>
+        <w:ind w:left="360"/>
+        <w:rPr>
+          <w:b/>
+          <w:sz w:val="36"/>
+          <w:szCs w:val="36"/>
+        </w:rPr>
+      </w:pPr>
+    </w:p>
+    <w:p>
+      <w:pPr>
+        <w:ind w:left="360"/>
+        <w:rPr>
+          <w:b/>
+          <w:sz w:val="36"/>
+          <w:szCs w:val="36"/>
+        </w:rPr>
+      </w:pPr>
+    </w:p>
+    <w:p>
+      <w:pPr>
+        <w:ind w:left="360"/>
+        <w:rPr>
+          <w:b/>
+          <w:sz w:val="36"/>
+          <w:szCs w:val="36"/>
+        </w:rPr>
+      </w:pPr>
+      <w:r>
+        <w:rPr>
+          <w:b/>
+          <w:sz w:val="36"/>
+          <w:szCs w:val="36"/>
+        </w:rPr>
+        <w:lastRenderedPageBreak/>
+        <w:t xml:space="preserve">4.3 Features for Analysis only (EDA) </w:t>
+      </w:r>
+    </w:p>
+    <w:p>
+      <w:pPr>
+        <w:ind w:left="360"/>
+        <w:rPr>
+          <w:sz w:val="36"/>
+          <w:szCs w:val="36"/>
+        </w:rPr>
+      </w:pPr>
+      <w:r>
+        <w:rPr>
+          <w:sz w:val="36"/>
+          <w:szCs w:val="36"/>
+        </w:rPr>
+        <w:t xml:space="preserve">Certain features were created strictly to aid visual analysis and business segmentation but were excluded from the training pipeline to avoid data redundancy (multicollinearity) </w:t>
+      </w:r>
+    </w:p>
+    <w:p>
+      <w:pPr>
+        <w:pStyle w:val="ListParagraph"/>
+        <w:numPr>
+          <w:ilvl w:val="0"/>
+          <w:numId w:val="1"/>
+        </w:numPr>
+        <w:rPr>
+          <w:sz w:val="36"/>
+          <w:szCs w:val="36"/>
+        </w:rPr>
+      </w:pPr>
+      <w:r>
+        <w:rPr>
+          <w:b/>
+          <w:sz w:val="36"/>
+          <w:szCs w:val="36"/>
+        </w:rPr>
+        <w:t xml:space="preserve">Binning Features: </w:t>
+      </w:r>
+      <w:r>
+        <w:rPr>
+          <w:i/>
+          <w:sz w:val="36"/>
+          <w:szCs w:val="36"/>
+        </w:rPr>
+        <w:t>tenure_group, MonthlyCharges_group</w:t>
+      </w:r>
+    </w:p>
+    <w:p>
+      <w:pPr>
+        <w:pStyle w:val="ListParagraph"/>
+        <w:numPr>
+          <w:ilvl w:val="0"/>
+          <w:numId w:val="1"/>
+        </w:numPr>
+        <w:rPr>
+          <w:sz w:val="36"/>
+          <w:szCs w:val="36"/>
+        </w:rPr>
+      </w:pPr>
+      <w:r>
+        <w:rPr>
+          <w:b/>
+          <w:sz w:val="36"/>
+          <w:szCs w:val="36"/>
+        </w:rPr>
+        <w:t xml:space="preserve">Risk Flags: </w:t>
+      </w:r>
+      <w:r>
+        <w:rPr>
+          <w:i/>
+          <w:sz w:val="36"/>
+          <w:szCs w:val="36"/>
+        </w:rPr>
+        <w:t>HighRisk_Fiber, HighRisk_Contract, HighRisk_LowStickiness</w:t>
+      </w:r>
+    </w:p>
+    <w:p>
+      <w:pPr>
+        <w:pStyle w:val="ListParagraph"/>
+        <w:numPr>
+          <w:ilvl w:val="0"/>
+          <w:numId w:val="1"/>
+        </w:numPr>
+        <w:rPr>
+          <w:sz w:val="36"/>
+          <w:szCs w:val="36"/>
+        </w:rPr>
+      </w:pPr>
+      <w:r>
+        <w:rPr>
+          <w:b/>
+          <w:sz w:val="36"/>
+          <w:szCs w:val="36"/>
+        </w:rPr>
+        <w:t xml:space="preserve">Rationale: </w:t>
+      </w:r>
+      <w:r>
+        <w:rPr>
+          <w:sz w:val="36"/>
+          <w:szCs w:val="36"/>
+        </w:rPr>
+        <w:t>These concepts were already captured by the model through the raw features (</w:t>
+      </w:r>
+      <w:r>
+        <w:rPr>
+          <w:i/>
+          <w:sz w:val="36"/>
+          <w:szCs w:val="36"/>
+        </w:rPr>
+        <w:t xml:space="preserve">tenure, InternetService, Contract) </w:t>
+      </w:r>
+      <w:r>
+        <w:rPr>
+          <w:sz w:val="36"/>
+          <w:szCs w:val="36"/>
+        </w:rPr>
+        <w:t xml:space="preserve">and their coefficients. Feeding  the bins alongside the raw data would cause information duplication </w:t>
+      </w:r>
+    </w:p>
+    <w:p>
+      <w:pPr>
+        <w:ind w:left="360"/>
+        <w:rPr>
+          <w:b/>
+          <w:sz w:val="36"/>
+          <w:szCs w:val="36"/>
+        </w:rPr>
+      </w:pPr>
+    </w:p>
+    <w:p>
+      <w:pPr>
+        <w:ind w:left="360"/>
+        <w:rPr>
+          <w:b/>
+          <w:sz w:val="36"/>
+          <w:szCs w:val="36"/>
+        </w:rPr>
+        <w:sectPr>
+          <w:headerReference w:type="default" r:id="rId26"/>
+          <w:headerReference w:type="first" r:id="rId27"/>
+          <w:pgSz w:w="12240" w:h="15840"/>
+          <w:pgMar w:top="720" w:right="720" w:bottom="720" w:left="720" w:header="708" w:footer="708" w:gutter="0"/>
+          <w:cols w:space="708"/>
+          <w:titlePg/>
+          <w:docGrid w:linePitch="360"/>
+        </w:sectPr>
+      </w:pPr>
+    </w:p>
+    <w:p>
+      <w:pPr>
+        <w:pStyle w:val="Heading1"/>
+        <w:jc w:val="center"/>
+        <w:rPr>
+          <w:b/>
+          <w:sz w:val="50"/>
+          <w:szCs w:val="50"/>
+        </w:rPr>
+      </w:pPr>
+      <w:bookmarkStart w:id="5" w:name="_Toc220325078"/>
+      <w:r>
+        <w:rPr>
+          <w:b/>
+          <w:sz w:val="50"/>
+          <w:szCs w:val="50"/>
+        </w:rPr>
+        <w:lastRenderedPageBreak/>
+        <w:t>5. Data Preprocessing</w:t>
+      </w:r>
+      <w:bookmarkEnd w:id="5"/>
+    </w:p>
+    <w:p/>
+    <w:p>
+      <w:pPr>
+        <w:ind w:left="360"/>
+        <w:rPr>
+          <w:sz w:val="36"/>
+          <w:szCs w:val="36"/>
+        </w:rPr>
+      </w:pPr>
+      <w:r>
+        <w:rPr>
+          <w:sz w:val="36"/>
+          <w:szCs w:val="36"/>
+        </w:rPr>
+        <w:t>To ensure model generizability and prevent data leakage, a rigorous preprocessing pipeline was implemented prior to training.</w:t>
+      </w:r>
+    </w:p>
+    <w:p>
+      <w:pPr>
+        <w:pStyle w:val="ListParagraph"/>
+        <w:numPr>
+          <w:ilvl w:val="0"/>
+          <w:numId w:val="1"/>
+        </w:numPr>
+        <w:rPr>
+          <w:sz w:val="36"/>
+          <w:szCs w:val="36"/>
+        </w:rPr>
+      </w:pPr>
+      <w:r>
+        <w:rPr>
+          <w:b/>
+          <w:sz w:val="36"/>
+          <w:szCs w:val="36"/>
+        </w:rPr>
+        <w:t xml:space="preserve">5.1 </w:t>
+      </w:r>
+      <w:r>
+        <w:rPr>
+          <w:b/>
+          <w:sz w:val="36"/>
+          <w:szCs w:val="36"/>
+        </w:rPr>
+        <w:t>Manual Binary Encoding:</w:t>
+      </w:r>
+      <w:r>
+        <w:rPr>
+          <w:sz w:val="36"/>
+          <w:szCs w:val="36"/>
+        </w:rPr>
+        <w:t xml:space="preserve"> </w:t>
+      </w:r>
+    </w:p>
+    <w:p>
+      <w:pPr>
+        <w:pStyle w:val="ListParagraph"/>
+        <w:ind w:left="1440"/>
+        <w:rPr>
+          <w:sz w:val="36"/>
+          <w:szCs w:val="36"/>
+        </w:rPr>
+      </w:pPr>
+      <w:r>
+        <w:rPr>
+          <w:sz w:val="36"/>
+          <w:szCs w:val="36"/>
+        </w:rPr>
+        <w:t>Variables with a simple Yes/No structure (e.g</w:t>
+      </w:r>
+      <w:r>
+        <w:rPr>
+          <w:sz w:val="36"/>
+          <w:szCs w:val="36"/>
+        </w:rPr>
+        <w:t>.</w:t>
+      </w:r>
+      <w:r>
+        <w:rPr>
+          <w:sz w:val="36"/>
+          <w:szCs w:val="36"/>
+        </w:rPr>
+        <w:t xml:space="preserve">, </w:t>
+      </w:r>
+      <w:r>
+        <w:rPr>
+          <w:i/>
+          <w:sz w:val="36"/>
+          <w:szCs w:val="36"/>
+        </w:rPr>
+        <w:t xml:space="preserve">Partner, PhoneService, is_anchored), </w:t>
+      </w:r>
+      <w:r>
+        <w:rPr>
+          <w:sz w:val="36"/>
+          <w:szCs w:val="36"/>
+        </w:rPr>
+        <w:t>were manually mapped to binary format (Yes=1, No=0).</w:t>
+      </w:r>
+    </w:p>
+    <w:p>
+      <w:pPr>
+        <w:pStyle w:val="ListParagraph"/>
+        <w:ind w:left="1440"/>
+        <w:rPr>
+          <w:sz w:val="36"/>
+          <w:szCs w:val="36"/>
+        </w:rPr>
+      </w:pPr>
+      <w:r>
+        <w:rPr>
+          <w:sz w:val="36"/>
+          <w:szCs w:val="36"/>
+        </w:rPr>
+        <w:t>This ensured consistent handling of custom Boolean flags created during feature engineering</w:t>
+      </w:r>
+    </w:p>
+    <w:p>
+      <w:pPr>
+        <w:pStyle w:val="ListParagraph"/>
+        <w:numPr>
+          <w:ilvl w:val="0"/>
+          <w:numId w:val="1"/>
+        </w:numPr>
+        <w:rPr>
+          <w:sz w:val="36"/>
+          <w:szCs w:val="36"/>
+        </w:rPr>
+      </w:pPr>
+      <w:r>
+        <w:rPr>
+          <w:b/>
+          <w:sz w:val="36"/>
+          <w:szCs w:val="36"/>
+        </w:rPr>
+        <w:t xml:space="preserve">5.2 One-Hot Encoding(with Multicollinearity Prevention): </w:t>
+      </w:r>
+    </w:p>
+    <w:p>
+      <w:pPr>
+        <w:pStyle w:val="ListParagraph"/>
+        <w:numPr>
+          <w:ilvl w:val="1"/>
+          <w:numId w:val="1"/>
+        </w:numPr>
+        <w:rPr>
+          <w:sz w:val="36"/>
+          <w:szCs w:val="36"/>
+        </w:rPr>
+      </w:pPr>
+      <w:r>
+        <w:rPr>
+          <w:sz w:val="36"/>
+          <w:szCs w:val="36"/>
+        </w:rPr>
+        <w:t>Nominal variables(</w:t>
+      </w:r>
+      <w:r>
+        <w:rPr>
+          <w:sz w:val="36"/>
+          <w:szCs w:val="36"/>
+        </w:rPr>
+        <w:t>e.g.,</w:t>
+      </w:r>
+      <w:r>
+        <w:rPr>
+          <w:sz w:val="36"/>
+          <w:szCs w:val="36"/>
+        </w:rPr>
+        <w:t xml:space="preserve"> </w:t>
+      </w:r>
+      <w:r>
+        <w:rPr>
+          <w:i/>
+          <w:sz w:val="36"/>
+          <w:szCs w:val="36"/>
+        </w:rPr>
+        <w:t xml:space="preserve">PaymentMethod, InternetService) </w:t>
+      </w:r>
+      <w:r>
+        <w:rPr>
+          <w:sz w:val="36"/>
+          <w:szCs w:val="36"/>
+        </w:rPr>
+        <w:t>were converted using pd.get_dummies</w:t>
+      </w:r>
+    </w:p>
+    <w:p>
+      <w:pPr>
+        <w:pStyle w:val="ListParagraph"/>
+        <w:numPr>
+          <w:ilvl w:val="1"/>
+          <w:numId w:val="1"/>
+        </w:numPr>
+        <w:rPr>
+          <w:sz w:val="36"/>
+          <w:szCs w:val="36"/>
+        </w:rPr>
+      </w:pPr>
+      <w:r>
+        <w:rPr>
+          <w:sz w:val="36"/>
+          <w:szCs w:val="36"/>
+        </w:rPr>
+        <w:t>The parameter drop_first = True was applied. This removes the first category of each variable.</w:t>
+      </w:r>
+    </w:p>
+    <w:p>
+      <w:pPr>
+        <w:pStyle w:val="ListParagraph"/>
+        <w:numPr>
+          <w:ilvl w:val="1"/>
+          <w:numId w:val="1"/>
+        </w:numPr>
+        <w:rPr>
+          <w:sz w:val="36"/>
+          <w:szCs w:val="36"/>
+        </w:rPr>
+      </w:pPr>
+      <w:r>
+        <w:rPr>
+          <w:b/>
+          <w:sz w:val="36"/>
+          <w:szCs w:val="36"/>
+        </w:rPr>
+        <w:t xml:space="preserve">Rationale: </w:t>
+      </w:r>
+      <w:r>
+        <w:rPr>
+          <w:sz w:val="36"/>
+          <w:szCs w:val="36"/>
+        </w:rPr>
+        <w:t xml:space="preserve">This prevents </w:t>
+      </w:r>
+      <w:r>
+        <w:rPr>
+          <w:b/>
+          <w:sz w:val="36"/>
+          <w:szCs w:val="36"/>
+        </w:rPr>
+        <w:t>Perfect Multicollinearity (</w:t>
+      </w:r>
+      <w:r>
+        <w:rPr>
+          <w:sz w:val="36"/>
+          <w:szCs w:val="36"/>
+        </w:rPr>
+        <w:t>The Dummy Variable Trap), which is critical for linear models like Logistic Regression to function correctly.</w:t>
+      </w:r>
+    </w:p>
+    <w:p>
+      <w:pPr>
+        <w:pStyle w:val="ListParagraph"/>
+        <w:numPr>
+          <w:ilvl w:val="0"/>
+          <w:numId w:val="1"/>
+        </w:numPr>
+        <w:rPr>
+          <w:sz w:val="36"/>
+          <w:szCs w:val="36"/>
+        </w:rPr>
+      </w:pPr>
+      <w:r>
+        <w:rPr>
+          <w:b/>
+          <w:sz w:val="36"/>
+          <w:szCs w:val="36"/>
+        </w:rPr>
+        <w:t xml:space="preserve">5.3 Train-Test Split (Stratified): </w:t>
+      </w:r>
+    </w:p>
+    <w:p>
+      <w:pPr>
+        <w:pStyle w:val="ListParagraph"/>
+        <w:numPr>
+          <w:ilvl w:val="1"/>
+          <w:numId w:val="1"/>
+        </w:numPr>
+        <w:rPr>
+          <w:sz w:val="36"/>
+          <w:szCs w:val="36"/>
+        </w:rPr>
+      </w:pPr>
+      <w:r>
+        <w:rPr>
+          <w:sz w:val="36"/>
+          <w:szCs w:val="36"/>
+        </w:rPr>
+        <w:t xml:space="preserve">The dataset was split into </w:t>
+      </w:r>
+      <w:r>
+        <w:rPr>
+          <w:b/>
+          <w:sz w:val="36"/>
+          <w:szCs w:val="36"/>
+        </w:rPr>
+        <w:t>training (80%)</w:t>
+      </w:r>
+      <w:r>
+        <w:rPr>
+          <w:sz w:val="36"/>
+          <w:szCs w:val="36"/>
+        </w:rPr>
+        <w:t xml:space="preserve"> and </w:t>
+      </w:r>
+      <w:r>
+        <w:rPr>
+          <w:b/>
+          <w:sz w:val="36"/>
+          <w:szCs w:val="36"/>
+        </w:rPr>
+        <w:t>testing (20%)</w:t>
+      </w:r>
+      <w:r>
+        <w:rPr>
+          <w:sz w:val="36"/>
+          <w:szCs w:val="36"/>
+        </w:rPr>
+        <w:t xml:space="preserve"> sets.</w:t>
+      </w:r>
+    </w:p>
+    <w:p>
+      <w:pPr>
+        <w:pStyle w:val="ListParagraph"/>
+        <w:numPr>
+          <w:ilvl w:val="1"/>
+          <w:numId w:val="1"/>
+        </w:numPr>
+        <w:rPr>
+          <w:sz w:val="36"/>
+          <w:szCs w:val="36"/>
+        </w:rPr>
+      </w:pPr>
+      <w:r>
+        <w:rPr>
+          <w:sz w:val="36"/>
+          <w:szCs w:val="36"/>
+        </w:rPr>
+        <w:t>Stratification was used to ensure the churn distribution (26%) remained consistent across both sets, preventing a non-representative test set</w:t>
+      </w:r>
+    </w:p>
+    <w:p>
+      <w:pPr>
+        <w:pStyle w:val="ListParagraph"/>
+        <w:numPr>
+          <w:ilvl w:val="0"/>
+          <w:numId w:val="1"/>
+        </w:numPr>
+        <w:rPr>
+          <w:sz w:val="36"/>
+          <w:szCs w:val="36"/>
+        </w:rPr>
+      </w:pPr>
+      <w:r>
+        <w:rPr>
+          <w:b/>
+          <w:sz w:val="36"/>
+          <w:szCs w:val="36"/>
+        </w:rPr>
+        <w:t>5.</w:t>
+      </w:r>
+      <w:r>
+        <w:rPr>
+          <w:b/>
+          <w:sz w:val="36"/>
+          <w:szCs w:val="36"/>
+        </w:rPr>
+        <w:t>4</w:t>
+      </w:r>
+      <w:r>
+        <w:rPr>
+          <w:b/>
+          <w:sz w:val="36"/>
+          <w:szCs w:val="36"/>
+        </w:rPr>
+        <w:t xml:space="preserve"> Feature Scaling: </w:t>
+      </w:r>
+    </w:p>
+    <w:p>
+      <w:pPr>
+        <w:pStyle w:val="ListParagraph"/>
+        <w:numPr>
+          <w:ilvl w:val="1"/>
+          <w:numId w:val="1"/>
+        </w:numPr>
+        <w:rPr>
+          <w:sz w:val="36"/>
+          <w:szCs w:val="36"/>
+        </w:rPr>
+      </w:pPr>
+      <w:r>
+        <w:rPr>
+          <w:b/>
+          <w:sz w:val="36"/>
+          <w:szCs w:val="36"/>
+        </w:rPr>
+        <w:t>StandardScaler</w:t>
+      </w:r>
+      <w:r>
+        <w:rPr>
+          <w:sz w:val="36"/>
+          <w:szCs w:val="36"/>
+        </w:rPr>
+        <w:t xml:space="preserve"> was applied to the continuous features (</w:t>
+      </w:r>
+      <w:r>
+        <w:rPr>
+          <w:i/>
+          <w:sz w:val="36"/>
+          <w:szCs w:val="36"/>
+        </w:rPr>
+        <w:t xml:space="preserve">tenure, MonthlyCharges) </w:t>
+      </w:r>
+      <w:r>
+        <w:rPr>
+          <w:sz w:val="36"/>
+          <w:szCs w:val="36"/>
+        </w:rPr>
+        <w:t xml:space="preserve">to normalize their range. </w:t>
+      </w:r>
+      <w:r>
+        <w:rPr>
+          <w:sz w:val="36"/>
+          <w:szCs w:val="36"/>
+        </w:rPr>
+        <w:t>This ensures numerical stability and allows coefficient magnitudes to be meaningfully compared.</w:t>
+      </w:r>
+    </w:p>
+    <w:p>
+      <w:pPr>
+        <w:pStyle w:val="ListParagraph"/>
+        <w:numPr>
+          <w:ilvl w:val="1"/>
+          <w:numId w:val="1"/>
+        </w:numPr>
+        <w:rPr>
+          <w:sz w:val="36"/>
+          <w:szCs w:val="36"/>
+        </w:rPr>
+        <w:sectPr>
+          <w:headerReference w:type="default" r:id="rId28"/>
+          <w:headerReference w:type="first" r:id="rId29"/>
+          <w:pgSz w:w="12240" w:h="15840"/>
+          <w:pgMar w:top="720" w:right="720" w:bottom="720" w:left="720" w:header="708" w:footer="708" w:gutter="0"/>
+          <w:cols w:space="708"/>
+          <w:titlePg/>
+          <w:docGrid w:linePitch="360"/>
+        </w:sectPr>
+      </w:pPr>
+      <w:r>
+        <w:rPr>
+          <w:b/>
+          <w:sz w:val="36"/>
+          <w:szCs w:val="36"/>
+        </w:rPr>
+        <w:lastRenderedPageBreak/>
+        <w:t xml:space="preserve">Leakage Prevention: </w:t>
+      </w:r>
+      <w:r>
+        <w:rPr>
+          <w:sz w:val="36"/>
+          <w:szCs w:val="36"/>
+        </w:rPr>
+        <w:t xml:space="preserve">The scaler was </w:t>
+      </w:r>
+      <w:r>
+        <w:rPr>
+          <w:b/>
+          <w:sz w:val="36"/>
+          <w:szCs w:val="36"/>
+        </w:rPr>
+        <w:t xml:space="preserve">fitted only on the training set </w:t>
+      </w:r>
+      <w:r>
+        <w:rPr>
+          <w:sz w:val="36"/>
+          <w:szCs w:val="36"/>
+        </w:rPr>
+        <w:t>and then applied to the test set. This ensures that statistical information from the test set (mean/variance) did not leak into the model training process</w:t>
+      </w:r>
+    </w:p>
+    <w:p>
+      <w:pPr>
+        <w:pStyle w:val="Heading1"/>
+        <w:jc w:val="center"/>
+        <w:rPr>
+          <w:b/>
+          <w:sz w:val="50"/>
+          <w:szCs w:val="50"/>
+        </w:rPr>
+      </w:pPr>
+      <w:bookmarkStart w:id="6" w:name="_Toc220325079"/>
+      <w:r>
+        <w:rPr>
+          <w:b/>
+          <w:sz w:val="50"/>
+          <w:szCs w:val="50"/>
+        </w:rPr>
+        <w:lastRenderedPageBreak/>
+        <w:t>6. Modeling Strategy</w:t>
+      </w:r>
+      <w:bookmarkEnd w:id="6"/>
+    </w:p>
+    <w:p>
+      <w:pPr>
+        <w:pStyle w:val="Header"/>
+        <w:ind w:left="720"/>
+      </w:pPr>
+    </w:p>
+    <w:p>
+      <w:pPr>
+        <w:rPr>
+          <w:sz w:val="36"/>
+          <w:szCs w:val="36"/>
+        </w:rPr>
+      </w:pPr>
+      <w:r>
+        <w:rPr>
+          <w:sz w:val="36"/>
+          <w:szCs w:val="36"/>
+        </w:rPr>
+        <w:t xml:space="preserve">The modeling phase prioritized </w:t>
+      </w:r>
+      <w:r>
+        <w:rPr>
+          <w:b/>
+          <w:sz w:val="36"/>
+          <w:szCs w:val="36"/>
+        </w:rPr>
+        <w:t xml:space="preserve">performance on the minority class </w:t>
+      </w:r>
+      <w:r>
+        <w:rPr>
+          <w:sz w:val="36"/>
+          <w:szCs w:val="36"/>
+        </w:rPr>
+        <w:t xml:space="preserve">(churners) and interpretability </w:t>
+      </w:r>
+    </w:p>
+    <w:p>
+      <w:pPr>
+        <w:pStyle w:val="ListParagraph"/>
+        <w:numPr>
+          <w:ilvl w:val="0"/>
+          <w:numId w:val="1"/>
+        </w:numPr>
+        <w:rPr>
+          <w:sz w:val="36"/>
+          <w:szCs w:val="36"/>
+        </w:rPr>
+      </w:pPr>
+      <w:r>
+        <w:rPr>
+          <w:b/>
+          <w:sz w:val="36"/>
+          <w:szCs w:val="36"/>
+        </w:rPr>
+        <w:t>6.1 Algorithm Selection: Logistic Regression</w:t>
+      </w:r>
+    </w:p>
+    <w:p>
+      <w:pPr>
+        <w:pStyle w:val="ListParagraph"/>
+        <w:numPr>
+          <w:ilvl w:val="1"/>
+          <w:numId w:val="1"/>
+        </w:numPr>
+        <w:rPr>
+          <w:sz w:val="36"/>
+          <w:szCs w:val="36"/>
+        </w:rPr>
+      </w:pPr>
+      <w:r>
+        <w:rPr>
+          <w:b/>
+          <w:sz w:val="36"/>
+          <w:szCs w:val="36"/>
+        </w:rPr>
+        <w:t xml:space="preserve">Choice: </w:t>
+      </w:r>
+      <w:r>
+        <w:rPr>
+          <w:sz w:val="36"/>
+          <w:szCs w:val="36"/>
+        </w:rPr>
+        <w:t>Logistic re</w:t>
+      </w:r>
+      <w:r>
+        <w:rPr>
+          <w:sz w:val="36"/>
+          <w:szCs w:val="36"/>
+        </w:rPr>
+        <w:t xml:space="preserve">gression was selected as the final model. </w:t>
+      </w:r>
+    </w:p>
+    <w:p>
+      <w:pPr>
+        <w:pStyle w:val="ListParagraph"/>
+        <w:numPr>
+          <w:ilvl w:val="1"/>
+          <w:numId w:val="1"/>
+        </w:numPr>
+        <w:rPr>
+          <w:sz w:val="36"/>
+          <w:szCs w:val="36"/>
+        </w:rPr>
+      </w:pPr>
+      <w:r>
+        <w:rPr>
+          <w:b/>
+          <w:sz w:val="36"/>
+          <w:szCs w:val="36"/>
+        </w:rPr>
+        <w:t>Performance Lead:</w:t>
+      </w:r>
+      <w:r>
+        <w:rPr>
+          <w:sz w:val="36"/>
+          <w:szCs w:val="36"/>
+        </w:rPr>
+        <w:t xml:space="preserve"> Logistic Regression </w:t>
+      </w:r>
+      <w:r>
+        <w:rPr>
+          <w:b/>
+          <w:sz w:val="36"/>
+          <w:szCs w:val="36"/>
+        </w:rPr>
+        <w:t xml:space="preserve">consistently outperformed </w:t>
+      </w:r>
+      <w:r>
+        <w:rPr>
+          <w:sz w:val="36"/>
+          <w:szCs w:val="36"/>
+        </w:rPr>
+        <w:t xml:space="preserve">the challenger model (Random Forest). During validation, </w:t>
+      </w:r>
+      <w:r>
+        <w:rPr>
+          <w:b/>
+          <w:sz w:val="36"/>
+          <w:szCs w:val="36"/>
+        </w:rPr>
+        <w:t xml:space="preserve">Random Forest exhibited material degradation in minority-class performance, </w:t>
+      </w:r>
+      <w:r>
+        <w:rPr>
+          <w:sz w:val="36"/>
+          <w:szCs w:val="36"/>
+        </w:rPr>
+        <w:t xml:space="preserve">particularly in recall, despite the increased model complexity </w:t>
+      </w:r>
+    </w:p>
+    <w:p>
+      <w:pPr>
+        <w:pStyle w:val="ListParagraph"/>
+        <w:numPr>
+          <w:ilvl w:val="1"/>
+          <w:numId w:val="1"/>
+        </w:numPr>
+        <w:rPr>
+          <w:sz w:val="36"/>
+          <w:szCs w:val="36"/>
+        </w:rPr>
+      </w:pPr>
+      <w:r>
+        <w:rPr>
+          <w:b/>
+          <w:sz w:val="36"/>
+          <w:szCs w:val="36"/>
+        </w:rPr>
+        <w:t>Rationale:</w:t>
+      </w:r>
+      <w:r>
+        <w:rPr>
+          <w:sz w:val="36"/>
+          <w:szCs w:val="36"/>
+        </w:rPr>
+        <w:t xml:space="preserve"> The dataset contains strong linear risk factors (e.g., Price increase correlates to higher churn risk). The Random Forest model likely struggled to generalize these relationships given the class imbalance, whereas the weighted logistic regression successfully captured the signal. </w:t>
+      </w:r>
+    </w:p>
+    <w:p>
+      <w:pPr>
+        <w:pStyle w:val="ListParagraph"/>
+        <w:numPr>
+          <w:ilvl w:val="1"/>
+          <w:numId w:val="1"/>
+        </w:numPr>
+        <w:rPr>
+          <w:sz w:val="36"/>
+          <w:szCs w:val="36"/>
+        </w:rPr>
+      </w:pPr>
+      <w:r>
+        <w:rPr>
+          <w:b/>
+          <w:sz w:val="36"/>
+          <w:szCs w:val="36"/>
+        </w:rPr>
+        <w:t>Interpretability:</w:t>
+      </w:r>
+      <w:r>
+        <w:rPr>
+          <w:sz w:val="36"/>
+          <w:szCs w:val="36"/>
+        </w:rPr>
+        <w:t xml:space="preserve"> Beyond performance, Logistic regression offered transparent coefficients (e.g., quantifying exactly how much “Fiber Optic” increases the odds of churn), which is critical for explaining the model to stakeholders.</w:t>
+      </w:r>
+    </w:p>
+    <w:p>
+      <w:pPr>
+        <w:pStyle w:val="ListParagraph"/>
+        <w:ind w:left="1440"/>
+        <w:rPr>
+          <w:sz w:val="36"/>
+          <w:szCs w:val="36"/>
+        </w:rPr>
+      </w:pPr>
+    </w:p>
+    <w:p>
+      <w:pPr>
+        <w:pStyle w:val="ListParagraph"/>
+        <w:numPr>
+          <w:ilvl w:val="0"/>
+          <w:numId w:val="1"/>
+        </w:numPr>
+        <w:rPr>
+          <w:sz w:val="36"/>
+          <w:szCs w:val="36"/>
+        </w:rPr>
+      </w:pPr>
+      <w:r>
+        <w:rPr>
+          <w:b/>
+          <w:sz w:val="36"/>
+          <w:szCs w:val="36"/>
+        </w:rPr>
+        <w:t>6.2</w:t>
+      </w:r>
+      <w:r>
+        <w:rPr>
+          <w:sz w:val="36"/>
+          <w:szCs w:val="36"/>
+        </w:rPr>
+        <w:t xml:space="preserve"> </w:t>
+      </w:r>
+      <w:r>
+        <w:rPr>
+          <w:b/>
+          <w:sz w:val="36"/>
+          <w:szCs w:val="36"/>
+        </w:rPr>
+        <w:t xml:space="preserve">Handling Class Imbalance: </w:t>
+      </w:r>
+    </w:p>
+    <w:p>
+      <w:pPr>
+        <w:pStyle w:val="ListParagraph"/>
+        <w:numPr>
+          <w:ilvl w:val="1"/>
+          <w:numId w:val="1"/>
+        </w:numPr>
+        <w:rPr>
+          <w:sz w:val="36"/>
+          <w:szCs w:val="36"/>
+        </w:rPr>
+      </w:pPr>
+      <w:r>
+        <w:rPr>
+          <w:b/>
+          <w:sz w:val="36"/>
+          <w:szCs w:val="36"/>
+        </w:rPr>
+        <w:t xml:space="preserve">Method: </w:t>
+      </w:r>
+      <w:r>
+        <w:rPr>
+          <w:sz w:val="36"/>
+          <w:szCs w:val="36"/>
+        </w:rPr>
+        <w:t xml:space="preserve">The model was configured with </w:t>
+      </w:r>
+      <w:r>
+        <w:rPr>
+          <w:b/>
+          <w:sz w:val="36"/>
+          <w:szCs w:val="36"/>
+        </w:rPr>
+        <w:t>(</w:t>
+      </w:r>
+      <w:r>
+        <w:rPr>
+          <w:b/>
+          <w:i/>
+          <w:sz w:val="36"/>
+          <w:szCs w:val="36"/>
+        </w:rPr>
+        <w:t>class_weight = ‘balanced’</w:t>
+      </w:r>
+      <w:r>
+        <w:rPr>
+          <w:b/>
+          <w:sz w:val="36"/>
+          <w:szCs w:val="36"/>
+        </w:rPr>
+        <w:t>).</w:t>
+      </w:r>
+    </w:p>
+    <w:p>
+      <w:pPr>
+        <w:pStyle w:val="ListParagraph"/>
+        <w:numPr>
+          <w:ilvl w:val="1"/>
+          <w:numId w:val="1"/>
+        </w:numPr>
+        <w:rPr>
+          <w:sz w:val="36"/>
+          <w:szCs w:val="36"/>
+        </w:rPr>
+      </w:pPr>
+      <w:r>
+        <w:rPr>
+          <w:b/>
+          <w:sz w:val="36"/>
+          <w:szCs w:val="36"/>
+        </w:rPr>
+        <w:t>Mechanism:</w:t>
+      </w:r>
+      <w:r>
+        <w:rPr>
+          <w:sz w:val="36"/>
+          <w:szCs w:val="36"/>
+        </w:rPr>
+        <w:t xml:space="preserve"> This hyper parameter automatically adjusts weights inversely proportional to class frequencies. It penalizes the model more heavily for missing a “Churner” than for flagging a “Non-Churner”.</w:t>
+      </w:r>
+    </w:p>
+    <w:p>
+      <w:pPr>
+        <w:pStyle w:val="ListParagraph"/>
+        <w:numPr>
+          <w:ilvl w:val="1"/>
+          <w:numId w:val="1"/>
+        </w:numPr>
+        <w:rPr>
+          <w:sz w:val="36"/>
+          <w:szCs w:val="36"/>
+        </w:rPr>
+        <w:sectPr>
+          <w:headerReference w:type="default" r:id="rId30"/>
+          <w:headerReference w:type="first" r:id="rId31"/>
+          <w:pgSz w:w="12240" w:h="15840"/>
+          <w:pgMar w:top="720" w:right="720" w:bottom="720" w:left="720" w:header="708" w:footer="708" w:gutter="0"/>
+          <w:cols w:space="708"/>
+          <w:titlePg/>
+          <w:docGrid w:linePitch="360"/>
+        </w:sectPr>
+      </w:pPr>
+      <w:r>
+        <w:rPr>
+          <w:b/>
+          <w:sz w:val="36"/>
+          <w:szCs w:val="36"/>
+        </w:rPr>
+        <w:lastRenderedPageBreak/>
+        <w:t>Business Logic:</w:t>
+      </w:r>
+      <w:r>
+        <w:rPr>
+          <w:sz w:val="36"/>
+          <w:szCs w:val="36"/>
+        </w:rPr>
+        <w:t xml:space="preserve"> This aligns with the financial reality that the cost of missing a churner ($74/month ARPU + LTV) is significantly higher than the cost of a retention intervention.</w:t>
+      </w:r>
+    </w:p>
+    <w:p>
+      <w:pPr>
+        <w:pStyle w:val="Heading1"/>
+        <w:jc w:val="center"/>
+        <w:rPr>
+          <w:b/>
+          <w:sz w:val="50"/>
+          <w:szCs w:val="50"/>
+        </w:rPr>
+      </w:pPr>
+      <w:bookmarkStart w:id="7" w:name="_Toc220325080"/>
+      <w:r>
+        <w:rPr>
+          <w:b/>
+          <w:sz w:val="50"/>
+          <w:szCs w:val="50"/>
+        </w:rPr>
+        <w:lastRenderedPageBreak/>
+        <w:t>7. Model Evaluation</w:t>
+      </w:r>
+      <w:bookmarkEnd w:id="7"/>
+    </w:p>
+    <w:p>
+      <w:pPr>
+        <w:pStyle w:val="Header"/>
+        <w:ind w:left="720"/>
+      </w:pPr>
+    </w:p>
+    <w:p>
+      <w:pPr>
+        <w:rPr>
+          <w:sz w:val="36"/>
+          <w:szCs w:val="36"/>
+        </w:rPr>
+      </w:pPr>
+      <w:r>
+        <w:rPr>
+          <w:sz w:val="36"/>
+          <w:szCs w:val="36"/>
+        </w:rPr>
+        <w:t xml:space="preserve">The model performance was evaluated based on the </w:t>
+      </w:r>
+      <w:r>
+        <w:rPr>
+          <w:b/>
+          <w:sz w:val="36"/>
+          <w:szCs w:val="36"/>
+        </w:rPr>
+        <w:t xml:space="preserve">financial trade-off </w:t>
+      </w:r>
+      <w:r>
+        <w:rPr>
+          <w:sz w:val="36"/>
+          <w:szCs w:val="36"/>
+        </w:rPr>
+        <w:t>between precision and recall, rather than raw Accuracy.</w:t>
+      </w:r>
+    </w:p>
+    <w:p>
+      <w:pPr>
+        <w:pStyle w:val="ListParagraph"/>
+        <w:numPr>
+          <w:ilvl w:val="0"/>
+          <w:numId w:val="1"/>
+        </w:numPr>
+        <w:rPr>
+          <w:b/>
+          <w:sz w:val="36"/>
+          <w:szCs w:val="36"/>
+        </w:rPr>
+      </w:pPr>
+      <w:r>
+        <w:rPr>
+          <w:b/>
+          <w:sz w:val="36"/>
+          <w:szCs w:val="36"/>
+        </w:rPr>
+        <w:t xml:space="preserve">7.1 Key Metrics:  </w:t>
+      </w:r>
+    </w:p>
+    <w:p>
+      <w:pPr>
+        <w:pStyle w:val="ListParagraph"/>
+        <w:numPr>
+          <w:ilvl w:val="1"/>
+          <w:numId w:val="1"/>
+        </w:numPr>
+        <w:rPr>
+          <w:b/>
+          <w:sz w:val="36"/>
+          <w:szCs w:val="36"/>
+        </w:rPr>
+      </w:pPr>
+      <w:r>
+        <w:rPr>
+          <w:b/>
+          <w:sz w:val="36"/>
+          <w:szCs w:val="36"/>
+        </w:rPr>
+        <w:t xml:space="preserve">Recall (~72%): </w:t>
+      </w:r>
+      <w:r>
+        <w:rPr>
+          <w:sz w:val="36"/>
+          <w:szCs w:val="36"/>
+        </w:rPr>
+        <w:t xml:space="preserve">The model correctly identifies </w:t>
+      </w:r>
+      <w:r>
+        <w:rPr>
+          <w:b/>
+          <w:sz w:val="36"/>
+          <w:szCs w:val="36"/>
+        </w:rPr>
+        <w:t xml:space="preserve">72 out of every 100 churners. </w:t>
+      </w:r>
+      <w:r>
+        <w:rPr>
+          <w:sz w:val="36"/>
+          <w:szCs w:val="36"/>
+        </w:rPr>
+        <w:t>This was the primary optimization target to minimize revenue leakage.</w:t>
+      </w:r>
+    </w:p>
+    <w:p>
+      <w:pPr>
+        <w:pStyle w:val="ListParagraph"/>
+        <w:numPr>
+          <w:ilvl w:val="1"/>
+          <w:numId w:val="1"/>
+        </w:numPr>
+        <w:rPr>
+          <w:b/>
+          <w:sz w:val="36"/>
+          <w:szCs w:val="36"/>
+        </w:rPr>
+      </w:pPr>
+      <w:r>
+        <w:rPr>
+          <w:b/>
+          <w:sz w:val="36"/>
+          <w:szCs w:val="36"/>
+        </w:rPr>
+        <w:t>Precision (~54%):</w:t>
+      </w:r>
+      <w:r>
+        <w:rPr>
+          <w:sz w:val="36"/>
+          <w:szCs w:val="36"/>
+        </w:rPr>
+        <w:t xml:space="preserve"> When the model predicts churn, it is correct 54% of the time. While statistically moderate, this represents a </w:t>
+      </w:r>
+      <w:r>
+        <w:rPr>
+          <w:b/>
+          <w:sz w:val="36"/>
+          <w:szCs w:val="36"/>
+        </w:rPr>
+        <w:t>&gt;2x Lift</w:t>
+      </w:r>
+      <w:r>
+        <w:rPr>
+          <w:sz w:val="36"/>
+          <w:szCs w:val="36"/>
+        </w:rPr>
+        <w:t xml:space="preserve"> </w:t>
+      </w:r>
+      <w:r>
+        <w:rPr>
+          <w:sz w:val="36"/>
+          <w:szCs w:val="36"/>
+        </w:rPr>
+        <w:t xml:space="preserve">relative to the </w:t>
+      </w:r>
+      <w:r>
+        <w:rPr>
+          <w:sz w:val="36"/>
+          <w:szCs w:val="36"/>
+        </w:rPr>
+        <w:t xml:space="preserve">baseline churn rate </w:t>
+      </w:r>
+      <w:r>
+        <w:rPr>
+          <w:b/>
+          <w:sz w:val="36"/>
+          <w:szCs w:val="36"/>
+        </w:rPr>
+        <w:t>(26%)</w:t>
+      </w:r>
+      <w:r>
+        <w:rPr>
+          <w:sz w:val="36"/>
+          <w:szCs w:val="36"/>
+        </w:rPr>
+        <w:t>.</w:t>
+      </w:r>
+    </w:p>
+    <w:p>
+      <w:pPr>
+        <w:pStyle w:val="ListParagraph"/>
+        <w:numPr>
+          <w:ilvl w:val="1"/>
+          <w:numId w:val="1"/>
+        </w:numPr>
+        <w:rPr>
+          <w:b/>
+          <w:sz w:val="36"/>
+          <w:szCs w:val="36"/>
+        </w:rPr>
+      </w:pPr>
+      <w:r>
+        <w:rPr>
+          <w:b/>
+          <w:sz w:val="36"/>
+          <w:szCs w:val="36"/>
+        </w:rPr>
+        <w:t xml:space="preserve">ROC-AUC (0.84): </w:t>
+      </w:r>
+      <w:r>
+        <w:rPr>
+          <w:sz w:val="36"/>
+          <w:szCs w:val="36"/>
+        </w:rPr>
+        <w:t xml:space="preserve">This indicates strong separability between the classes, confirming the model can effectively rank customers by risk. </w:t>
+      </w:r>
+    </w:p>
+    <w:p>
+      <w:pPr>
+        <w:pStyle w:val="ListParagraph"/>
+        <w:ind w:left="1440"/>
+        <w:rPr>
+          <w:b/>
+          <w:sz w:val="36"/>
+          <w:szCs w:val="36"/>
+        </w:rPr>
+      </w:pPr>
+      <w:r>
+        <w:rPr>
+          <w:b/>
+          <w:noProof/>
+          <w:sz w:val="36"/>
+          <w:szCs w:val="36"/>
+        </w:rPr>
+        <w:drawing>
+          <wp:inline distT="0" distB="0" distL="0" distR="0" wp14:anchorId="66ABFFAE" wp14:editId="1DB3FA97">
+            <wp:extent cx="4267200" cy="4133850"/>
+            <wp:effectExtent l="0" t="0" r="0" b="0"/>
+            <wp:docPr id="15" name="Picture 15"/>
+            <wp:cNvGraphicFramePr>
+              <a:graphicFrameLocks xmlns:a="http://schemas.openxmlformats.org/drawingml/2006/main" noChangeAspect="1"/>
+            </wp:cNvGraphicFramePr>
+            <a:graphic xmlns:a="http://schemas.openxmlformats.org/drawingml/2006/main">
+              <a:graphicData uri="http://schemas.openxmlformats.org/drawingml/2006/picture">
+                <pic:pic xmlns:pic="http://schemas.openxmlformats.org/drawingml/2006/picture">
+                  <pic:nvPicPr>
+                    <pic:cNvPr id="1" name=""/>
+                    <pic:cNvPicPr/>
+                  </pic:nvPicPr>
+                  <pic:blipFill>
+                    <a:blip r:embed="rId32"/>
+                    <a:stretch>
+                      <a:fillRect/>
+                    </a:stretch>
+                  </pic:blipFill>
+                  <pic:spPr>
+                    <a:xfrm>
+                      <a:off x="0" y="0"/>
                       <a:ext cx="4267200" cy="4133850"/>
                     </a:xfrm>
                     <a:prstGeom prst="rect">
@@ -7730,8 +8183,8 @@
           <w:szCs w:val="36"/>
         </w:rPr>
         <w:sectPr>
-          <w:headerReference w:type="default" r:id="rId25"/>
-          <w:headerReference w:type="first" r:id="rId26"/>
+          <w:headerReference w:type="default" r:id="rId33"/>
+          <w:headerReference w:type="first" r:id="rId34"/>
           <w:pgSz w:w="12240" w:h="15840"/>
           <w:pgMar w:top="720" w:right="720" w:bottom="720" w:left="720" w:header="708" w:footer="708" w:gutter="0"/>
           <w:cols w:space="708"/>
@@ -7971,7 +8424,7 @@
                     <pic:cNvPicPr/>
                   </pic:nvPicPr>
                   <pic:blipFill>
-                    <a:blip r:embed="rId27"/>
+                    <a:blip r:embed="rId35"/>
                     <a:stretch>
                       <a:fillRect/>
                     </a:stretch>
@@ -8581,8 +9034,8 @@
           <w:szCs w:val="36"/>
         </w:rPr>
         <w:sectPr>
-          <w:headerReference w:type="default" r:id="rId28"/>
-          <w:headerReference w:type="first" r:id="rId29"/>
+          <w:headerReference w:type="default" r:id="rId36"/>
+          <w:headerReference w:type="first" r:id="rId37"/>
           <w:pgSz w:w="12240" w:h="15840"/>
           <w:pgMar w:top="720" w:right="720" w:bottom="720" w:left="720" w:header="708" w:footer="708" w:gutter="0"/>
           <w:cols w:space="708"/>
@@ -8613,7 +9066,7 @@
                     <pic:cNvPicPr/>
                   </pic:nvPicPr>
                   <pic:blipFill>
-                    <a:blip r:embed="rId30"/>
+                    <a:blip r:embed="rId38"/>
                     <a:stretch>
                       <a:fillRect/>
                     </a:stretch>
@@ -9156,8 +9609,8 @@
       </w:pPr>
     </w:p>
     <w:sectPr>
-      <w:headerReference w:type="default" r:id="rId31"/>
-      <w:headerReference w:type="first" r:id="rId32"/>
+      <w:headerReference w:type="default" r:id="rId39"/>
+      <w:headerReference w:type="first" r:id="rId40"/>
       <w:pgSz w:w="12240" w:h="15840"/>
       <w:pgMar w:top="720" w:right="720" w:bottom="720" w:left="720" w:header="708" w:footer="708" w:gutter="0"/>
       <w:cols w:space="708"/>
@@ -9497,6 +9950,155 @@
 <file path=word/numbering.xml><?xml version="1.0" encoding="utf-8"?>
 <w:numbering xmlns:wpc="http://schemas.microsoft.com/office/word/2010/wordprocessingCanvas" xmlns:mc="http://schemas.openxmlformats.org/markup-compatibility/2006" xmlns:o="urn:schemas-microsoft-com:office:office" xmlns:r="http://schemas.openxmlformats.org/officeDocument/2006/relationships" xmlns:m="http://schemas.openxmlformats.org/officeDocument/2006/math" xmlns:v="urn:schemas-microsoft-com:vml" xmlns:wp14="http://schemas.microsoft.com/office/word/2010/wordprocessingDrawing" xmlns:wp="http://schemas.openxmlformats.org/drawingml/2006/wordprocessingDrawing" xmlns:w10="urn:schemas-microsoft-com:office:word" xmlns:w="http://schemas.openxmlformats.org/wordprocessingml/2006/main" xmlns:w14="http://schemas.microsoft.com/office/word/2010/wordml" xmlns:w15="http://schemas.microsoft.com/office/word/2012/wordml" xmlns:wpg="http://schemas.microsoft.com/office/word/2010/wordprocessingGroup" xmlns:wpi="http://schemas.microsoft.com/office/word/2010/wordprocessingInk" xmlns:wne="http://schemas.microsoft.com/office/word/2006/wordml" xmlns:wps="http://schemas.microsoft.com/office/word/2010/wordprocessingShape" mc:Ignorable="w14 w15 wp14">
   <w:abstractNum w:abstractNumId="0">
+    <w:nsid w:val="0A5916DB"/>
+    <w:multiLevelType w:val="multilevel"/>
+    <w:tmpl w:val="1FC6309A"/>
+    <w:lvl w:ilvl="0">
+      <w:start w:val="1"/>
+      <w:numFmt w:val="bullet"/>
+      <w:lvlText w:val=""/>
+      <w:lvlJc w:val="left"/>
+      <w:pPr>
+        <w:tabs>
+          <w:tab w:val="num" w:pos="720"/>
+        </w:tabs>
+        <w:ind w:left="720" w:hanging="360"/>
+      </w:pPr>
+      <w:rPr>
+        <w:rFonts w:ascii="Symbol" w:hAnsi="Symbol" w:hint="default"/>
+        <w:sz w:val="20"/>
+      </w:rPr>
+    </w:lvl>
+    <w:lvl w:ilvl="1" w:tentative="1">
+      <w:start w:val="1"/>
+      <w:numFmt w:val="bullet"/>
+      <w:lvlText w:val="o"/>
+      <w:lvlJc w:val="left"/>
+      <w:pPr>
+        <w:tabs>
+          <w:tab w:val="num" w:pos="1440"/>
+        </w:tabs>
+        <w:ind w:left="1440" w:hanging="360"/>
+      </w:pPr>
+      <w:rPr>
+        <w:rFonts w:ascii="Courier New" w:hAnsi="Courier New" w:hint="default"/>
+        <w:sz w:val="20"/>
+      </w:rPr>
+    </w:lvl>
+    <w:lvl w:ilvl="2" w:tentative="1">
+      <w:start w:val="1"/>
+      <w:numFmt w:val="bullet"/>
+      <w:lvlText w:val=""/>
+      <w:lvlJc w:val="left"/>
+      <w:pPr>
+        <w:tabs>
+          <w:tab w:val="num" w:pos="2160"/>
+        </w:tabs>
+        <w:ind w:left="2160" w:hanging="360"/>
+      </w:pPr>
+      <w:rPr>
+        <w:rFonts w:ascii="Wingdings" w:hAnsi="Wingdings" w:hint="default"/>
+        <w:sz w:val="20"/>
+      </w:rPr>
+    </w:lvl>
+    <w:lvl w:ilvl="3" w:tentative="1">
+      <w:start w:val="1"/>
+      <w:numFmt w:val="bullet"/>
+      <w:lvlText w:val=""/>
+      <w:lvlJc w:val="left"/>
+      <w:pPr>
+        <w:tabs>
+          <w:tab w:val="num" w:pos="2880"/>
+        </w:tabs>
+        <w:ind w:left="2880" w:hanging="360"/>
+      </w:pPr>
+      <w:rPr>
+        <w:rFonts w:ascii="Wingdings" w:hAnsi="Wingdings" w:hint="default"/>
+        <w:sz w:val="20"/>
+      </w:rPr>
+    </w:lvl>
+    <w:lvl w:ilvl="4" w:tentative="1">
+      <w:start w:val="1"/>
+      <w:numFmt w:val="bullet"/>
+      <w:lvlText w:val=""/>
+      <w:lvlJc w:val="left"/>
+      <w:pPr>
+        <w:tabs>
+          <w:tab w:val="num" w:pos="3600"/>
+        </w:tabs>
+        <w:ind w:left="3600" w:hanging="360"/>
+      </w:pPr>
+      <w:rPr>
+        <w:rFonts w:ascii="Wingdings" w:hAnsi="Wingdings" w:hint="default"/>
+        <w:sz w:val="20"/>
+      </w:rPr>
+    </w:lvl>
+    <w:lvl w:ilvl="5" w:tentative="1">
+      <w:start w:val="1"/>
+      <w:numFmt w:val="bullet"/>
+      <w:lvlText w:val=""/>
+      <w:lvlJc w:val="left"/>
+      <w:pPr>
+        <w:tabs>
+          <w:tab w:val="num" w:pos="4320"/>
+        </w:tabs>
+        <w:ind w:left="4320" w:hanging="360"/>
+      </w:pPr>
+      <w:rPr>
+        <w:rFonts w:ascii="Wingdings" w:hAnsi="Wingdings" w:hint="default"/>
+        <w:sz w:val="20"/>
+      </w:rPr>
+    </w:lvl>
+    <w:lvl w:ilvl="6" w:tentative="1">
+      <w:start w:val="1"/>
+      <w:numFmt w:val="bullet"/>
+      <w:lvlText w:val=""/>
+      <w:lvlJc w:val="left"/>
+      <w:pPr>
+        <w:tabs>
+          <w:tab w:val="num" w:pos="5040"/>
+        </w:tabs>
+        <w:ind w:left="5040" w:hanging="360"/>
+      </w:pPr>
+      <w:rPr>
+        <w:rFonts w:ascii="Wingdings" w:hAnsi="Wingdings" w:hint="default"/>
+        <w:sz w:val="20"/>
+      </w:rPr>
+    </w:lvl>
+    <w:lvl w:ilvl="7" w:tentative="1">
+      <w:start w:val="1"/>
+      <w:numFmt w:val="bullet"/>
+      <w:lvlText w:val=""/>
+      <w:lvlJc w:val="left"/>
+      <w:pPr>
+        <w:tabs>
+          <w:tab w:val="num" w:pos="5760"/>
+        </w:tabs>
+        <w:ind w:left="5760" w:hanging="360"/>
+      </w:pPr>
+      <w:rPr>
+        <w:rFonts w:ascii="Wingdings" w:hAnsi="Wingdings" w:hint="default"/>
+        <w:sz w:val="20"/>
+      </w:rPr>
+    </w:lvl>
+    <w:lvl w:ilvl="8" w:tentative="1">
+      <w:start w:val="1"/>
+      <w:numFmt w:val="bullet"/>
+      <w:lvlText w:val=""/>
+      <w:lvlJc w:val="left"/>
+      <w:pPr>
+        <w:tabs>
+          <w:tab w:val="num" w:pos="6480"/>
+        </w:tabs>
+        <w:ind w:left="6480" w:hanging="360"/>
+      </w:pPr>
+      <w:rPr>
+        <w:rFonts w:ascii="Wingdings" w:hAnsi="Wingdings" w:hint="default"/>
+        <w:sz w:val="20"/>
+      </w:rPr>
+    </w:lvl>
+  </w:abstractNum>
+  <w:abstractNum w:abstractNumId="1">
     <w:nsid w:val="0F765157"/>
     <w:multiLevelType w:val="hybridMultilevel"/>
     <w:tmpl w:val="659A2A76"/>
@@ -9609,7 +10211,156 @@
       </w:rPr>
     </w:lvl>
   </w:abstractNum>
-  <w:abstractNum w:abstractNumId="1">
+  <w:abstractNum w:abstractNumId="2">
+    <w:nsid w:val="0FDF142E"/>
+    <w:multiLevelType w:val="multilevel"/>
+    <w:tmpl w:val="957084B0"/>
+    <w:lvl w:ilvl="0">
+      <w:start w:val="1"/>
+      <w:numFmt w:val="bullet"/>
+      <w:lvlText w:val=""/>
+      <w:lvlJc w:val="left"/>
+      <w:pPr>
+        <w:tabs>
+          <w:tab w:val="num" w:pos="720"/>
+        </w:tabs>
+        <w:ind w:left="720" w:hanging="360"/>
+      </w:pPr>
+      <w:rPr>
+        <w:rFonts w:ascii="Symbol" w:hAnsi="Symbol" w:hint="default"/>
+        <w:sz w:val="20"/>
+      </w:rPr>
+    </w:lvl>
+    <w:lvl w:ilvl="1" w:tentative="1">
+      <w:start w:val="1"/>
+      <w:numFmt w:val="bullet"/>
+      <w:lvlText w:val="o"/>
+      <w:lvlJc w:val="left"/>
+      <w:pPr>
+        <w:tabs>
+          <w:tab w:val="num" w:pos="1440"/>
+        </w:tabs>
+        <w:ind w:left="1440" w:hanging="360"/>
+      </w:pPr>
+      <w:rPr>
+        <w:rFonts w:ascii="Courier New" w:hAnsi="Courier New" w:hint="default"/>
+        <w:sz w:val="20"/>
+      </w:rPr>
+    </w:lvl>
+    <w:lvl w:ilvl="2" w:tentative="1">
+      <w:start w:val="1"/>
+      <w:numFmt w:val="bullet"/>
+      <w:lvlText w:val=""/>
+      <w:lvlJc w:val="left"/>
+      <w:pPr>
+        <w:tabs>
+          <w:tab w:val="num" w:pos="2160"/>
+        </w:tabs>
+        <w:ind w:left="2160" w:hanging="360"/>
+      </w:pPr>
+      <w:rPr>
+        <w:rFonts w:ascii="Wingdings" w:hAnsi="Wingdings" w:hint="default"/>
+        <w:sz w:val="20"/>
+      </w:rPr>
+    </w:lvl>
+    <w:lvl w:ilvl="3" w:tentative="1">
+      <w:start w:val="1"/>
+      <w:numFmt w:val="bullet"/>
+      <w:lvlText w:val=""/>
+      <w:lvlJc w:val="left"/>
+      <w:pPr>
+        <w:tabs>
+          <w:tab w:val="num" w:pos="2880"/>
+        </w:tabs>
+        <w:ind w:left="2880" w:hanging="360"/>
+      </w:pPr>
+      <w:rPr>
+        <w:rFonts w:ascii="Wingdings" w:hAnsi="Wingdings" w:hint="default"/>
+        <w:sz w:val="20"/>
+      </w:rPr>
+    </w:lvl>
+    <w:lvl w:ilvl="4" w:tentative="1">
+      <w:start w:val="1"/>
+      <w:numFmt w:val="bullet"/>
+      <w:lvlText w:val=""/>
+      <w:lvlJc w:val="left"/>
+      <w:pPr>
+        <w:tabs>
+          <w:tab w:val="num" w:pos="3600"/>
+        </w:tabs>
+        <w:ind w:left="3600" w:hanging="360"/>
+      </w:pPr>
+      <w:rPr>
+        <w:rFonts w:ascii="Wingdings" w:hAnsi="Wingdings" w:hint="default"/>
+        <w:sz w:val="20"/>
+      </w:rPr>
+    </w:lvl>
+    <w:lvl w:ilvl="5" w:tentative="1">
+      <w:start w:val="1"/>
+      <w:numFmt w:val="bullet"/>
+      <w:lvlText w:val=""/>
+      <w:lvlJc w:val="left"/>
+      <w:pPr>
+        <w:tabs>
+          <w:tab w:val="num" w:pos="4320"/>
+        </w:tabs>
+        <w:ind w:left="4320" w:hanging="360"/>
+      </w:pPr>
+      <w:rPr>
+        <w:rFonts w:ascii="Wingdings" w:hAnsi="Wingdings" w:hint="default"/>
+        <w:sz w:val="20"/>
+      </w:rPr>
+    </w:lvl>
+    <w:lvl w:ilvl="6" w:tentative="1">
+      <w:start w:val="1"/>
+      <w:numFmt w:val="bullet"/>
+      <w:lvlText w:val=""/>
+      <w:lvlJc w:val="left"/>
+      <w:pPr>
+        <w:tabs>
+          <w:tab w:val="num" w:pos="5040"/>
+        </w:tabs>
+        <w:ind w:left="5040" w:hanging="360"/>
+      </w:pPr>
+      <w:rPr>
+        <w:rFonts w:ascii="Wingdings" w:hAnsi="Wingdings" w:hint="default"/>
+        <w:sz w:val="20"/>
+      </w:rPr>
+    </w:lvl>
+    <w:lvl w:ilvl="7" w:tentative="1">
+      <w:start w:val="1"/>
+      <w:numFmt w:val="bullet"/>
+      <w:lvlText w:val=""/>
+      <w:lvlJc w:val="left"/>
+      <w:pPr>
+        <w:tabs>
+          <w:tab w:val="num" w:pos="5760"/>
+        </w:tabs>
+        <w:ind w:left="5760" w:hanging="360"/>
+      </w:pPr>
+      <w:rPr>
+        <w:rFonts w:ascii="Wingdings" w:hAnsi="Wingdings" w:hint="default"/>
+        <w:sz w:val="20"/>
+      </w:rPr>
+    </w:lvl>
+    <w:lvl w:ilvl="8" w:tentative="1">
+      <w:start w:val="1"/>
+      <w:numFmt w:val="bullet"/>
+      <w:lvlText w:val=""/>
+      <w:lvlJc w:val="left"/>
+      <w:pPr>
+        <w:tabs>
+          <w:tab w:val="num" w:pos="6480"/>
+        </w:tabs>
+        <w:ind w:left="6480" w:hanging="360"/>
+      </w:pPr>
+      <w:rPr>
+        <w:rFonts w:ascii="Wingdings" w:hAnsi="Wingdings" w:hint="default"/>
+        <w:sz w:val="20"/>
+      </w:rPr>
+    </w:lvl>
+  </w:abstractNum>
+  <w:abstractNum w:abstractNumId="3">
     <w:nsid w:val="15CF4C51"/>
     <w:multiLevelType w:val="hybridMultilevel"/>
     <w:tmpl w:val="5862100A"/>
@@ -9698,7 +10449,7 @@
       </w:pPr>
     </w:lvl>
   </w:abstractNum>
-  <w:abstractNum w:abstractNumId="2">
+  <w:abstractNum w:abstractNumId="4">
     <w:nsid w:val="169D4261"/>
     <w:multiLevelType w:val="hybridMultilevel"/>
     <w:tmpl w:val="6F48B008"/>
@@ -9811,7 +10562,7 @@
       </w:rPr>
     </w:lvl>
   </w:abstractNum>
-  <w:abstractNum w:abstractNumId="3">
+  <w:abstractNum w:abstractNumId="5">
     <w:nsid w:val="16AC02AF"/>
     <w:multiLevelType w:val="hybridMultilevel"/>
     <w:tmpl w:val="36DC1B1C"/>
@@ -9924,7 +10675,7 @@
       </w:rPr>
     </w:lvl>
   </w:abstractNum>
-  <w:abstractNum w:abstractNumId="4">
+  <w:abstractNum w:abstractNumId="6">
     <w:nsid w:val="236219A7"/>
     <w:multiLevelType w:val="hybridMultilevel"/>
     <w:tmpl w:val="7C8CA12C"/>
@@ -10013,7 +10764,7 @@
       </w:pPr>
     </w:lvl>
   </w:abstractNum>
-  <w:abstractNum w:abstractNumId="5">
+  <w:abstractNum w:abstractNumId="7">
     <w:nsid w:val="26A0102B"/>
     <w:multiLevelType w:val="hybridMultilevel"/>
     <w:tmpl w:val="0AB87CB2"/>
@@ -10102,7 +10853,7 @@
       </w:pPr>
     </w:lvl>
   </w:abstractNum>
-  <w:abstractNum w:abstractNumId="6">
+  <w:abstractNum w:abstractNumId="8">
     <w:nsid w:val="27B91DE1"/>
     <w:multiLevelType w:val="hybridMultilevel"/>
     <w:tmpl w:val="1A0E1310"/>
@@ -10214,7 +10965,7 @@
       </w:rPr>
     </w:lvl>
   </w:abstractNum>
-  <w:abstractNum w:abstractNumId="7">
+  <w:abstractNum w:abstractNumId="9">
     <w:nsid w:val="2C131610"/>
     <w:multiLevelType w:val="hybridMultilevel"/>
     <w:tmpl w:val="70C8192E"/>
@@ -10304,7 +11055,7 @@
       </w:pPr>
     </w:lvl>
   </w:abstractNum>
-  <w:abstractNum w:abstractNumId="8">
+  <w:abstractNum w:abstractNumId="10">
     <w:nsid w:val="2D222994"/>
     <w:multiLevelType w:val="hybridMultilevel"/>
     <w:tmpl w:val="01265F28"/>
@@ -10393,7 +11144,156 @@
       </w:pPr>
     </w:lvl>
   </w:abstractNum>
-  <w:abstractNum w:abstractNumId="9">
+  <w:abstractNum w:abstractNumId="11">
+    <w:nsid w:val="2F9368DF"/>
+    <w:multiLevelType w:val="multilevel"/>
+    <w:tmpl w:val="DC2045B2"/>
+    <w:lvl w:ilvl="0">
+      <w:start w:val="1"/>
+      <w:numFmt w:val="bullet"/>
+      <w:lvlText w:val=""/>
+      <w:lvlJc w:val="left"/>
+      <w:pPr>
+        <w:tabs>
+          <w:tab w:val="num" w:pos="720"/>
+        </w:tabs>
+        <w:ind w:left="720" w:hanging="360"/>
+      </w:pPr>
+      <w:rPr>
+        <w:rFonts w:ascii="Symbol" w:hAnsi="Symbol" w:hint="default"/>
+        <w:sz w:val="20"/>
+      </w:rPr>
+    </w:lvl>
+    <w:lvl w:ilvl="1" w:tentative="1">
+      <w:start w:val="1"/>
+      <w:numFmt w:val="bullet"/>
+      <w:lvlText w:val="o"/>
+      <w:lvlJc w:val="left"/>
+      <w:pPr>
+        <w:tabs>
+          <w:tab w:val="num" w:pos="1440"/>
+        </w:tabs>
+        <w:ind w:left="1440" w:hanging="360"/>
+      </w:pPr>
+      <w:rPr>
+        <w:rFonts w:ascii="Courier New" w:hAnsi="Courier New" w:hint="default"/>
+        <w:sz w:val="20"/>
+      </w:rPr>
+    </w:lvl>
+    <w:lvl w:ilvl="2" w:tentative="1">
+      <w:start w:val="1"/>
+      <w:numFmt w:val="bullet"/>
+      <w:lvlText w:val=""/>
+      <w:lvlJc w:val="left"/>
+      <w:pPr>
+        <w:tabs>
+          <w:tab w:val="num" w:pos="2160"/>
+        </w:tabs>
+        <w:ind w:left="2160" w:hanging="360"/>
+      </w:pPr>
+      <w:rPr>
+        <w:rFonts w:ascii="Wingdings" w:hAnsi="Wingdings" w:hint="default"/>
+        <w:sz w:val="20"/>
+      </w:rPr>
+    </w:lvl>
+    <w:lvl w:ilvl="3" w:tentative="1">
+      <w:start w:val="1"/>
+      <w:numFmt w:val="bullet"/>
+      <w:lvlText w:val=""/>
+      <w:lvlJc w:val="left"/>
+      <w:pPr>
+        <w:tabs>
+          <w:tab w:val="num" w:pos="2880"/>
+        </w:tabs>
+        <w:ind w:left="2880" w:hanging="360"/>
+      </w:pPr>
+      <w:rPr>
+        <w:rFonts w:ascii="Wingdings" w:hAnsi="Wingdings" w:hint="default"/>
+        <w:sz w:val="20"/>
+      </w:rPr>
+    </w:lvl>
+    <w:lvl w:ilvl="4" w:tentative="1">
+      <w:start w:val="1"/>
+      <w:numFmt w:val="bullet"/>
+      <w:lvlText w:val=""/>
+      <w:lvlJc w:val="left"/>
+      <w:pPr>
+        <w:tabs>
+          <w:tab w:val="num" w:pos="3600"/>
+        </w:tabs>
+        <w:ind w:left="3600" w:hanging="360"/>
+      </w:pPr>
+      <w:rPr>
+        <w:rFonts w:ascii="Wingdings" w:hAnsi="Wingdings" w:hint="default"/>
+        <w:sz w:val="20"/>
+      </w:rPr>
+    </w:lvl>
+    <w:lvl w:ilvl="5" w:tentative="1">
+      <w:start w:val="1"/>
+      <w:numFmt w:val="bullet"/>
+      <w:lvlText w:val=""/>
+      <w:lvlJc w:val="left"/>
+      <w:pPr>
+        <w:tabs>
+          <w:tab w:val="num" w:pos="4320"/>
+        </w:tabs>
+        <w:ind w:left="4320" w:hanging="360"/>
+      </w:pPr>
+      <w:rPr>
+        <w:rFonts w:ascii="Wingdings" w:hAnsi="Wingdings" w:hint="default"/>
+        <w:sz w:val="20"/>
+      </w:rPr>
+    </w:lvl>
+    <w:lvl w:ilvl="6" w:tentative="1">
+      <w:start w:val="1"/>
+      <w:numFmt w:val="bullet"/>
+      <w:lvlText w:val=""/>
+      <w:lvlJc w:val="left"/>
+      <w:pPr>
+        <w:tabs>
+          <w:tab w:val="num" w:pos="5040"/>
+        </w:tabs>
+        <w:ind w:left="5040" w:hanging="360"/>
+      </w:pPr>
+      <w:rPr>
+        <w:rFonts w:ascii="Wingdings" w:hAnsi="Wingdings" w:hint="default"/>
+        <w:sz w:val="20"/>
+      </w:rPr>
+    </w:lvl>
+    <w:lvl w:ilvl="7" w:tentative="1">
+      <w:start w:val="1"/>
+      <w:numFmt w:val="bullet"/>
+      <w:lvlText w:val=""/>
+      <w:lvlJc w:val="left"/>
+      <w:pPr>
+        <w:tabs>
+          <w:tab w:val="num" w:pos="5760"/>
+        </w:tabs>
+        <w:ind w:left="5760" w:hanging="360"/>
+      </w:pPr>
+      <w:rPr>
+        <w:rFonts w:ascii="Wingdings" w:hAnsi="Wingdings" w:hint="default"/>
+        <w:sz w:val="20"/>
+      </w:rPr>
+    </w:lvl>
+    <w:lvl w:ilvl="8" w:tentative="1">
+      <w:start w:val="1"/>
+      <w:numFmt w:val="bullet"/>
+      <w:lvlText w:val=""/>
+      <w:lvlJc w:val="left"/>
+      <w:pPr>
+        <w:tabs>
+          <w:tab w:val="num" w:pos="6480"/>
+        </w:tabs>
+        <w:ind w:left="6480" w:hanging="360"/>
+      </w:pPr>
+      <w:rPr>
+        <w:rFonts w:ascii="Wingdings" w:hAnsi="Wingdings" w:hint="default"/>
+        <w:sz w:val="20"/>
+      </w:rPr>
+    </w:lvl>
+  </w:abstractNum>
+  <w:abstractNum w:abstractNumId="12">
     <w:nsid w:val="32ED6CE3"/>
     <w:multiLevelType w:val="hybridMultilevel"/>
     <w:tmpl w:val="5862100A"/>
@@ -10482,7 +11382,7 @@
       </w:pPr>
     </w:lvl>
   </w:abstractNum>
-  <w:abstractNum w:abstractNumId="10">
+  <w:abstractNum w:abstractNumId="13">
     <w:nsid w:val="44984FE2"/>
     <w:multiLevelType w:val="hybridMultilevel"/>
     <w:tmpl w:val="5862100A"/>
@@ -10571,7 +11471,7 @@
       </w:pPr>
     </w:lvl>
   </w:abstractNum>
-  <w:abstractNum w:abstractNumId="11">
+  <w:abstractNum w:abstractNumId="14">
     <w:nsid w:val="51D6559C"/>
     <w:multiLevelType w:val="hybridMultilevel"/>
     <w:tmpl w:val="328A4F40"/>
@@ -10684,7 +11584,7 @@
       </w:rPr>
     </w:lvl>
   </w:abstractNum>
-  <w:abstractNum w:abstractNumId="12">
+  <w:abstractNum w:abstractNumId="15">
     <w:nsid w:val="59B13713"/>
     <w:multiLevelType w:val="hybridMultilevel"/>
     <w:tmpl w:val="D3F8770A"/>
@@ -10797,7 +11697,7 @@
       </w:rPr>
     </w:lvl>
   </w:abstractNum>
-  <w:abstractNum w:abstractNumId="13">
+  <w:abstractNum w:abstractNumId="16">
     <w:nsid w:val="5A3F719F"/>
     <w:multiLevelType w:val="hybridMultilevel"/>
     <w:tmpl w:val="3E0EFD80"/>
@@ -10910,7 +11810,7 @@
       </w:rPr>
     </w:lvl>
   </w:abstractNum>
-  <w:abstractNum w:abstractNumId="14">
+  <w:abstractNum w:abstractNumId="17">
     <w:nsid w:val="5D416317"/>
     <w:multiLevelType w:val="hybridMultilevel"/>
     <w:tmpl w:val="37E81EA2"/>
@@ -10999,7 +11899,156 @@
       </w:pPr>
     </w:lvl>
   </w:abstractNum>
-  <w:abstractNum w:abstractNumId="15">
+  <w:abstractNum w:abstractNumId="18">
+    <w:nsid w:val="5E604BA9"/>
+    <w:multiLevelType w:val="multilevel"/>
+    <w:tmpl w:val="C114CE3C"/>
+    <w:lvl w:ilvl="0">
+      <w:start w:val="1"/>
+      <w:numFmt w:val="bullet"/>
+      <w:lvlText w:val=""/>
+      <w:lvlJc w:val="left"/>
+      <w:pPr>
+        <w:tabs>
+          <w:tab w:val="num" w:pos="720"/>
+        </w:tabs>
+        <w:ind w:left="720" w:hanging="360"/>
+      </w:pPr>
+      <w:rPr>
+        <w:rFonts w:ascii="Symbol" w:hAnsi="Symbol" w:hint="default"/>
+        <w:sz w:val="20"/>
+      </w:rPr>
+    </w:lvl>
+    <w:lvl w:ilvl="1" w:tentative="1">
+      <w:start w:val="1"/>
+      <w:numFmt w:val="bullet"/>
+      <w:lvlText w:val="o"/>
+      <w:lvlJc w:val="left"/>
+      <w:pPr>
+        <w:tabs>
+          <w:tab w:val="num" w:pos="1440"/>
+        </w:tabs>
+        <w:ind w:left="1440" w:hanging="360"/>
+      </w:pPr>
+      <w:rPr>
+        <w:rFonts w:ascii="Courier New" w:hAnsi="Courier New" w:hint="default"/>
+        <w:sz w:val="20"/>
+      </w:rPr>
+    </w:lvl>
+    <w:lvl w:ilvl="2" w:tentative="1">
+      <w:start w:val="1"/>
+      <w:numFmt w:val="bullet"/>
+      <w:lvlText w:val=""/>
+      <w:lvlJc w:val="left"/>
+      <w:pPr>
+        <w:tabs>
+          <w:tab w:val="num" w:pos="2160"/>
+        </w:tabs>
+        <w:ind w:left="2160" w:hanging="360"/>
+      </w:pPr>
+      <w:rPr>
+        <w:rFonts w:ascii="Wingdings" w:hAnsi="Wingdings" w:hint="default"/>
+        <w:sz w:val="20"/>
+      </w:rPr>
+    </w:lvl>
+    <w:lvl w:ilvl="3" w:tentative="1">
+      <w:start w:val="1"/>
+      <w:numFmt w:val="bullet"/>
+      <w:lvlText w:val=""/>
+      <w:lvlJc w:val="left"/>
+      <w:pPr>
+        <w:tabs>
+          <w:tab w:val="num" w:pos="2880"/>
+        </w:tabs>
+        <w:ind w:left="2880" w:hanging="360"/>
+      </w:pPr>
+      <w:rPr>
+        <w:rFonts w:ascii="Wingdings" w:hAnsi="Wingdings" w:hint="default"/>
+        <w:sz w:val="20"/>
+      </w:rPr>
+    </w:lvl>
+    <w:lvl w:ilvl="4" w:tentative="1">
+      <w:start w:val="1"/>
+      <w:numFmt w:val="bullet"/>
+      <w:lvlText w:val=""/>
+      <w:lvlJc w:val="left"/>
+      <w:pPr>
+        <w:tabs>
+          <w:tab w:val="num" w:pos="3600"/>
+        </w:tabs>
+        <w:ind w:left="3600" w:hanging="360"/>
+      </w:pPr>
+      <w:rPr>
+        <w:rFonts w:ascii="Wingdings" w:hAnsi="Wingdings" w:hint="default"/>
+        <w:sz w:val="20"/>
+      </w:rPr>
+    </w:lvl>
+    <w:lvl w:ilvl="5" w:tentative="1">
+      <w:start w:val="1"/>
+      <w:numFmt w:val="bullet"/>
+      <w:lvlText w:val=""/>
+      <w:lvlJc w:val="left"/>
+      <w:pPr>
+        <w:tabs>
+          <w:tab w:val="num" w:pos="4320"/>
+        </w:tabs>
+        <w:ind w:left="4320" w:hanging="360"/>
+      </w:pPr>
+      <w:rPr>
+        <w:rFonts w:ascii="Wingdings" w:hAnsi="Wingdings" w:hint="default"/>
+        <w:sz w:val="20"/>
+      </w:rPr>
+    </w:lvl>
+    <w:lvl w:ilvl="6" w:tentative="1">
+      <w:start w:val="1"/>
+      <w:numFmt w:val="bullet"/>
+      <w:lvlText w:val=""/>
+      <w:lvlJc w:val="left"/>
+      <w:pPr>
+        <w:tabs>
+          <w:tab w:val="num" w:pos="5040"/>
+        </w:tabs>
+        <w:ind w:left="5040" w:hanging="360"/>
+      </w:pPr>
+      <w:rPr>
+        <w:rFonts w:ascii="Wingdings" w:hAnsi="Wingdings" w:hint="default"/>
+        <w:sz w:val="20"/>
+      </w:rPr>
+    </w:lvl>
+    <w:lvl w:ilvl="7" w:tentative="1">
+      <w:start w:val="1"/>
+      <w:numFmt w:val="bullet"/>
+      <w:lvlText w:val=""/>
+      <w:lvlJc w:val="left"/>
+      <w:pPr>
+        <w:tabs>
+          <w:tab w:val="num" w:pos="5760"/>
+        </w:tabs>
+        <w:ind w:left="5760" w:hanging="360"/>
+      </w:pPr>
+      <w:rPr>
+        <w:rFonts w:ascii="Wingdings" w:hAnsi="Wingdings" w:hint="default"/>
+        <w:sz w:val="20"/>
+      </w:rPr>
+    </w:lvl>
+    <w:lvl w:ilvl="8" w:tentative="1">
+      <w:start w:val="1"/>
+      <w:numFmt w:val="bullet"/>
+      <w:lvlText w:val=""/>
+      <w:lvlJc w:val="left"/>
+      <w:pPr>
+        <w:tabs>
+          <w:tab w:val="num" w:pos="6480"/>
+        </w:tabs>
+        <w:ind w:left="6480" w:hanging="360"/>
+      </w:pPr>
+      <w:rPr>
+        <w:rFonts w:ascii="Wingdings" w:hAnsi="Wingdings" w:hint="default"/>
+        <w:sz w:val="20"/>
+      </w:rPr>
+    </w:lvl>
+  </w:abstractNum>
+  <w:abstractNum w:abstractNumId="19">
     <w:nsid w:val="5E6A566B"/>
     <w:multiLevelType w:val="hybridMultilevel"/>
     <w:tmpl w:val="313A061E"/>
@@ -11112,7 +12161,7 @@
       </w:rPr>
     </w:lvl>
   </w:abstractNum>
-  <w:abstractNum w:abstractNumId="16">
+  <w:abstractNum w:abstractNumId="20">
     <w:nsid w:val="65C57F99"/>
     <w:multiLevelType w:val="hybridMultilevel"/>
     <w:tmpl w:val="8A58DA54"/>
@@ -11202,7 +12251,7 @@
       </w:pPr>
     </w:lvl>
   </w:abstractNum>
-  <w:abstractNum w:abstractNumId="17">
+  <w:abstractNum w:abstractNumId="21">
     <w:nsid w:val="66813AE6"/>
     <w:multiLevelType w:val="hybridMultilevel"/>
     <w:tmpl w:val="67DE263E"/>
@@ -11291,7 +12340,156 @@
       </w:pPr>
     </w:lvl>
   </w:abstractNum>
-  <w:abstractNum w:abstractNumId="18">
+  <w:abstractNum w:abstractNumId="22">
+    <w:nsid w:val="6D007154"/>
+    <w:multiLevelType w:val="multilevel"/>
+    <w:tmpl w:val="E73691FA"/>
+    <w:lvl w:ilvl="0">
+      <w:start w:val="1"/>
+      <w:numFmt w:val="bullet"/>
+      <w:lvlText w:val=""/>
+      <w:lvlJc w:val="left"/>
+      <w:pPr>
+        <w:tabs>
+          <w:tab w:val="num" w:pos="720"/>
+        </w:tabs>
+        <w:ind w:left="720" w:hanging="360"/>
+      </w:pPr>
+      <w:rPr>
+        <w:rFonts w:ascii="Symbol" w:hAnsi="Symbol" w:hint="default"/>
+        <w:sz w:val="20"/>
+      </w:rPr>
+    </w:lvl>
+    <w:lvl w:ilvl="1" w:tentative="1">
+      <w:start w:val="1"/>
+      <w:numFmt w:val="bullet"/>
+      <w:lvlText w:val="o"/>
+      <w:lvlJc w:val="left"/>
+      <w:pPr>
+        <w:tabs>
+          <w:tab w:val="num" w:pos="1440"/>
+        </w:tabs>
+        <w:ind w:left="1440" w:hanging="360"/>
+      </w:pPr>
+      <w:rPr>
+        <w:rFonts w:ascii="Courier New" w:hAnsi="Courier New" w:hint="default"/>
+        <w:sz w:val="20"/>
+      </w:rPr>
+    </w:lvl>
+    <w:lvl w:ilvl="2" w:tentative="1">
+      <w:start w:val="1"/>
+      <w:numFmt w:val="bullet"/>
+      <w:lvlText w:val=""/>
+      <w:lvlJc w:val="left"/>
+      <w:pPr>
+        <w:tabs>
+          <w:tab w:val="num" w:pos="2160"/>
+        </w:tabs>
+        <w:ind w:left="2160" w:hanging="360"/>
+      </w:pPr>
+      <w:rPr>
+        <w:rFonts w:ascii="Wingdings" w:hAnsi="Wingdings" w:hint="default"/>
+        <w:sz w:val="20"/>
+      </w:rPr>
+    </w:lvl>
+    <w:lvl w:ilvl="3" w:tentative="1">
+      <w:start w:val="1"/>
+      <w:numFmt w:val="bullet"/>
+      <w:lvlText w:val=""/>
+      <w:lvlJc w:val="left"/>
+      <w:pPr>
+        <w:tabs>
+          <w:tab w:val="num" w:pos="2880"/>
+        </w:tabs>
+        <w:ind w:left="2880" w:hanging="360"/>
+      </w:pPr>
+      <w:rPr>
+        <w:rFonts w:ascii="Wingdings" w:hAnsi="Wingdings" w:hint="default"/>
+        <w:sz w:val="20"/>
+      </w:rPr>
+    </w:lvl>
+    <w:lvl w:ilvl="4" w:tentative="1">
+      <w:start w:val="1"/>
+      <w:numFmt w:val="bullet"/>
+      <w:lvlText w:val=""/>
+      <w:lvlJc w:val="left"/>
+      <w:pPr>
+        <w:tabs>
+          <w:tab w:val="num" w:pos="3600"/>
+        </w:tabs>
+        <w:ind w:left="3600" w:hanging="360"/>
+      </w:pPr>
+      <w:rPr>
+        <w:rFonts w:ascii="Wingdings" w:hAnsi="Wingdings" w:hint="default"/>
+        <w:sz w:val="20"/>
+      </w:rPr>
+    </w:lvl>
+    <w:lvl w:ilvl="5" w:tentative="1">
+      <w:start w:val="1"/>
+      <w:numFmt w:val="bullet"/>
+      <w:lvlText w:val=""/>
+      <w:lvlJc w:val="left"/>
+      <w:pPr>
+        <w:tabs>
+          <w:tab w:val="num" w:pos="4320"/>
+        </w:tabs>
+        <w:ind w:left="4320" w:hanging="360"/>
+      </w:pPr>
+      <w:rPr>
+        <w:rFonts w:ascii="Wingdings" w:hAnsi="Wingdings" w:hint="default"/>
+        <w:sz w:val="20"/>
+      </w:rPr>
+    </w:lvl>
+    <w:lvl w:ilvl="6" w:tentative="1">
+      <w:start w:val="1"/>
+      <w:numFmt w:val="bullet"/>
+      <w:lvlText w:val=""/>
+      <w:lvlJc w:val="left"/>
+      <w:pPr>
+        <w:tabs>
+          <w:tab w:val="num" w:pos="5040"/>
+        </w:tabs>
+        <w:ind w:left="5040" w:hanging="360"/>
+      </w:pPr>
+      <w:rPr>
+        <w:rFonts w:ascii="Wingdings" w:hAnsi="Wingdings" w:hint="default"/>
+        <w:sz w:val="20"/>
+      </w:rPr>
+    </w:lvl>
+    <w:lvl w:ilvl="7" w:tentative="1">
+      <w:start w:val="1"/>
+      <w:numFmt w:val="bullet"/>
+      <w:lvlText w:val=""/>
+      <w:lvlJc w:val="left"/>
+      <w:pPr>
+        <w:tabs>
+          <w:tab w:val="num" w:pos="5760"/>
+        </w:tabs>
+        <w:ind w:left="5760" w:hanging="360"/>
+      </w:pPr>
+      <w:rPr>
+        <w:rFonts w:ascii="Wingdings" w:hAnsi="Wingdings" w:hint="default"/>
+        <w:sz w:val="20"/>
+      </w:rPr>
+    </w:lvl>
+    <w:lvl w:ilvl="8" w:tentative="1">
+      <w:start w:val="1"/>
+      <w:numFmt w:val="bullet"/>
+      <w:lvlText w:val=""/>
+      <w:lvlJc w:val="left"/>
+      <w:pPr>
+        <w:tabs>
+          <w:tab w:val="num" w:pos="6480"/>
+        </w:tabs>
+        <w:ind w:left="6480" w:hanging="360"/>
+      </w:pPr>
+      <w:rPr>
+        <w:rFonts w:ascii="Wingdings" w:hAnsi="Wingdings" w:hint="default"/>
+        <w:sz w:val="20"/>
+      </w:rPr>
+    </w:lvl>
+  </w:abstractNum>
+  <w:abstractNum w:abstractNumId="23">
     <w:nsid w:val="710226D8"/>
     <w:multiLevelType w:val="hybridMultilevel"/>
     <w:tmpl w:val="C572240E"/>
@@ -11405,61 +12603,76 @@
     </w:lvl>
   </w:abstractNum>
   <w:num w:numId="1">
+    <w:abstractNumId w:val="8"/>
+  </w:num>
+  <w:num w:numId="2">
+    <w:abstractNumId w:val="21"/>
+  </w:num>
+  <w:num w:numId="3">
+    <w:abstractNumId w:val="16"/>
+  </w:num>
+  <w:num w:numId="4">
+    <w:abstractNumId w:val="15"/>
+  </w:num>
+  <w:num w:numId="5">
+    <w:abstractNumId w:val="20"/>
+  </w:num>
+  <w:num w:numId="6">
+    <w:abstractNumId w:val="23"/>
+  </w:num>
+  <w:num w:numId="7">
+    <w:abstractNumId w:val="4"/>
+  </w:num>
+  <w:num w:numId="8">
+    <w:abstractNumId w:val="14"/>
+  </w:num>
+  <w:num w:numId="9">
+    <w:abstractNumId w:val="19"/>
+  </w:num>
+  <w:num w:numId="10">
+    <w:abstractNumId w:val="10"/>
+  </w:num>
+  <w:num w:numId="11">
+    <w:abstractNumId w:val="17"/>
+  </w:num>
+  <w:num w:numId="12">
     <w:abstractNumId w:val="6"/>
   </w:num>
-  <w:num w:numId="2">
-    <w:abstractNumId w:val="17"/>
+  <w:num w:numId="13">
+    <w:abstractNumId w:val="5"/>
   </w:num>
-  <w:num w:numId="3">
+  <w:num w:numId="14">
+    <w:abstractNumId w:val="1"/>
+  </w:num>
+  <w:num w:numId="15">
     <w:abstractNumId w:val="13"/>
   </w:num>
-  <w:num w:numId="4">
+  <w:num w:numId="16">
     <w:abstractNumId w:val="12"/>
   </w:num>
-  <w:num w:numId="5">
-    <w:abstractNumId w:val="16"/>
+  <w:num w:numId="17">
+    <w:abstractNumId w:val="7"/>
   </w:num>
-  <w:num w:numId="6">
+  <w:num w:numId="18">
+    <w:abstractNumId w:val="3"/>
+  </w:num>
+  <w:num w:numId="19">
+    <w:abstractNumId w:val="9"/>
+  </w:num>
+  <w:num w:numId="20">
+    <w:abstractNumId w:val="22"/>
+  </w:num>
+  <w:num w:numId="21">
+    <w:abstractNumId w:val="11"/>
+  </w:num>
+  <w:num w:numId="22">
+    <w:abstractNumId w:val="2"/>
+  </w:num>
+  <w:num w:numId="23">
     <w:abstractNumId w:val="18"/>
   </w:num>
-  <w:num w:numId="7">
-    <w:abstractNumId w:val="2"/>
-  </w:num>
-  <w:num w:numId="8">
-    <w:abstractNumId w:val="11"/>
-  </w:num>
-  <w:num w:numId="9">
-    <w:abstractNumId w:val="15"/>
-  </w:num>
-  <w:num w:numId="10">
-    <w:abstractNumId w:val="8"/>
-  </w:num>
-  <w:num w:numId="11">
-    <w:abstractNumId w:val="14"/>
-  </w:num>
-  <w:num w:numId="12">
-    <w:abstractNumId w:val="4"/>
-  </w:num>
-  <w:num w:numId="13">
-    <w:abstractNumId w:val="3"/>
-  </w:num>
-  <w:num w:numId="14">
+  <w:num w:numId="24">
     <w:abstractNumId w:val="0"/>
-  </w:num>
-  <w:num w:numId="15">
-    <w:abstractNumId w:val="10"/>
-  </w:num>
-  <w:num w:numId="16">
-    <w:abstractNumId w:val="9"/>
-  </w:num>
-  <w:num w:numId="17">
-    <w:abstractNumId w:val="5"/>
-  </w:num>
-  <w:num w:numId="18">
-    <w:abstractNumId w:val="1"/>
-  </w:num>
-  <w:num w:numId="19">
-    <w:abstractNumId w:val="7"/>
   </w:num>
 </w:numbering>
 </file>
@@ -12398,7 +13611,7 @@
 </file>
 
 <file path=customXml/itemProps1.xml><?xml version="1.0" encoding="utf-8"?>
-<ds:datastoreItem xmlns:ds="http://schemas.openxmlformats.org/officeDocument/2006/customXml" ds:itemID="{D0F32537-6228-4EBD-9BC9-90676D71676E}">
+<ds:datastoreItem xmlns:ds="http://schemas.openxmlformats.org/officeDocument/2006/customXml" ds:itemID="{CA144344-FB10-40E3-8BE2-13583A260959}">
   <ds:schemaRefs>
     <ds:schemaRef ds:uri="http://schemas.openxmlformats.org/officeDocument/2006/bibliography"/>
   </ds:schemaRefs>

--- a/reports/Technical_Report.docx
+++ b/reports/Technical_Report.docx
@@ -1525,6 +1525,7 @@
               <w:sz w:val="40"/>
               <w:szCs w:val="40"/>
             </w:rPr>
+            <w:lastRenderedPageBreak/>
             <w:t xml:space="preserve">The intended use of this model is </w:t>
           </w:r>
           <w:r>
@@ -1550,17 +1551,7 @@
               <w:sz w:val="40"/>
               <w:szCs w:val="40"/>
             </w:rPr>
-            <w:t xml:space="preserve">model </w:t>
-          </w:r>
-          <w:r>
-            <w:rPr>
-              <w:b/>
-              <w:bCs/>
-              <w:sz w:val="40"/>
-              <w:szCs w:val="40"/>
-            </w:rPr>
-            <w:lastRenderedPageBreak/>
-            <w:t>stability and interpretability via SHAP</w:t>
+            <w:t>model stability and interpretability via SHAP</w:t>
           </w:r>
           <w:r>
             <w:rPr>
@@ -1691,6 +1682,7 @@
       </w:pPr>
       <w:r>
         <w:rPr>
+          <w:noProof/>
           <w:sz w:val="40"/>
           <w:szCs w:val="40"/>
         </w:rPr>
@@ -1732,6 +1724,7 @@
       </w:r>
       <w:r>
         <w:rPr>
+          <w:noProof/>
           <w:sz w:val="40"/>
           <w:szCs w:val="40"/>
         </w:rPr>
@@ -2268,6 +2261,7 @@
           <w:sz w:val="40"/>
           <w:szCs w:val="40"/>
         </w:rPr>
+        <w:lastRenderedPageBreak/>
         <w:t xml:space="preserve">All media variables exhibit </w:t>
       </w:r>
       <w:r>
@@ -2303,7 +2297,6 @@
           <w:sz w:val="40"/>
           <w:szCs w:val="40"/>
         </w:rPr>
-        <w:lastRenderedPageBreak/>
         <w:t>Sales distribution is moderately skewed with occasional extreme peaks (holiday seasons, major campaigns).</w:t>
       </w:r>
     </w:p>
@@ -2557,7 +2550,6 @@
           <w:sz w:val="50"/>
           <w:szCs w:val="50"/>
         </w:rPr>
-        <w:lastRenderedPageBreak/>
         <w:t>3. Exploratory Data Analysis (EDA)</w:t>
       </w:r>
       <w:bookmarkEnd w:id="2"/>
@@ -2781,9 +2773,11 @@
       <w:r>
         <w:rPr>
           <w:b/>
+          <w:noProof/>
           <w:sz w:val="40"/>
           <w:szCs w:val="40"/>
         </w:rPr>
+        <w:lastRenderedPageBreak/>
         <w:drawing>
           <wp:inline distT="0" distB="0" distL="0" distR="0" wp14:anchorId="74BA7DBA" wp14:editId="78ED8A47">
             <wp:extent cx="6858000" cy="3385820"/>
@@ -2831,6 +2825,7 @@
       <w:r>
         <w:rPr>
           <w:b/>
+          <w:noProof/>
         </w:rPr>
         <w:lastRenderedPageBreak/>
         <w:drawing>
@@ -2872,6 +2867,7 @@
       <w:r>
         <w:rPr>
           <w:b/>
+          <w:noProof/>
         </w:rPr>
         <w:drawing>
           <wp:inline distT="0" distB="0" distL="0" distR="0" wp14:anchorId="349B3E44" wp14:editId="0E53325A">
@@ -2969,6 +2965,7 @@
           <w:sz w:val="40"/>
           <w:szCs w:val="40"/>
         </w:rPr>
+        <w:lastRenderedPageBreak/>
         <w:t>Explored relationships between each media variable and sales using time-series overlays and Spearman rank correlations.</w:t>
       </w:r>
     </w:p>
@@ -2982,10 +2979,10 @@
       </w:pPr>
       <w:r>
         <w:rPr>
+          <w:noProof/>
           <w:sz w:val="40"/>
           <w:szCs w:val="40"/>
         </w:rPr>
-        <w:lastRenderedPageBreak/>
         <w:drawing>
           <wp:inline distT="0" distB="0" distL="0" distR="0" wp14:anchorId="5ED6585E" wp14:editId="25000CE4">
             <wp:extent cx="6858000" cy="3486785"/>
@@ -3024,6 +3021,7 @@
       </w:r>
       <w:r>
         <w:rPr>
+          <w:noProof/>
           <w:sz w:val="40"/>
           <w:szCs w:val="40"/>
         </w:rPr>
@@ -3065,6 +3063,7 @@
       </w:r>
       <w:r>
         <w:rPr>
+          <w:noProof/>
           <w:sz w:val="40"/>
           <w:szCs w:val="40"/>
         </w:rPr>
@@ -3107,9 +3106,11 @@
       </w:r>
       <w:r>
         <w:rPr>
+          <w:noProof/>
           <w:sz w:val="40"/>
           <w:szCs w:val="40"/>
         </w:rPr>
+        <w:lastRenderedPageBreak/>
         <w:drawing>
           <wp:inline distT="0" distB="0" distL="0" distR="0" wp14:anchorId="3EAD5633" wp14:editId="539B020C">
             <wp:extent cx="6038850" cy="5029200"/>
@@ -3148,6 +3149,7 @@
       </w:r>
       <w:r>
         <w:rPr>
+          <w:noProof/>
           <w:sz w:val="40"/>
           <w:szCs w:val="40"/>
         </w:rPr>
@@ -3190,6 +3192,7 @@
       </w:r>
       <w:r>
         <w:rPr>
+          <w:noProof/>
           <w:sz w:val="40"/>
           <w:szCs w:val="40"/>
         </w:rPr>
@@ -3277,14 +3280,14 @@
           <w:sz w:val="40"/>
           <w:szCs w:val="40"/>
         </w:rPr>
-        <w:t xml:space="preserve">Investigated interactions between multiple features and their combined effect on churn. </w:t>
+        <w:t>Investigated interactions between multiple features and their combined effect on</w:t>
       </w:r>
       <w:r>
         <w:rPr>
           <w:sz w:val="40"/>
           <w:szCs w:val="40"/>
         </w:rPr>
-        <w:t>The analysis was structured around key business questions</w:t>
+        <w:t xml:space="preserve"> sales, the analysis was structured around key business questions</w:t>
       </w:r>
       <w:r>
         <w:rPr>
@@ -3319,19 +3322,21 @@
       <w:r>
         <w:rPr>
           <w:b/>
+          <w:bCs/>
           <w:i/>
           <w:sz w:val="40"/>
           <w:szCs w:val="40"/>
         </w:rPr>
-        <w:t>Payment method vs. churn</w:t>
-      </w:r>
-      <w:r>
-        <w:rPr>
+        <w:t>Channel Synergy vs. Substitution:</w:t>
+      </w:r>
+      <w:r>
+        <w:rPr>
+          <w:b/>
           <w:i/>
           <w:sz w:val="40"/>
           <w:szCs w:val="40"/>
         </w:rPr>
-        <w:t xml:space="preserve">: </w:t>
+        <w:t xml:space="preserve"> </w:t>
       </w:r>
     </w:p>
     <w:p>
@@ -3339,16 +3344,18 @@
         <w:pStyle w:val="ListParagraph"/>
         <w:ind w:left="1210"/>
         <w:rPr>
-          <w:sz w:val="36"/>
-          <w:szCs w:val="36"/>
-        </w:rPr>
-      </w:pPr>
-      <w:r>
-        <w:rPr>
-          <w:sz w:val="36"/>
-          <w:szCs w:val="36"/>
-        </w:rPr>
-        <w:t>Examined which customer segments primarily use e-checks and whether this correlates with higher churn rates</w:t>
+          <w:i/>
+          <w:sz w:val="40"/>
+          <w:szCs w:val="40"/>
+        </w:rPr>
+      </w:pPr>
+      <w:r>
+        <w:rPr>
+          <w:i/>
+          <w:sz w:val="40"/>
+          <w:szCs w:val="40"/>
+        </w:rPr>
+        <w:t>Do Google and Facebook impressions complement or cannibalize each other?</w:t>
       </w:r>
     </w:p>
     <w:p>
@@ -3359,6 +3366,7 @@
           <w:numId w:val="5"/>
         </w:numPr>
         <w:rPr>
+          <w:b/>
           <w:i/>
           <w:sz w:val="40"/>
           <w:szCs w:val="40"/>
@@ -3367,11 +3375,22 @@
       <w:r>
         <w:rPr>
           <w:b/>
+          <w:bCs/>
           <w:i/>
           <w:sz w:val="40"/>
           <w:szCs w:val="40"/>
         </w:rPr>
-        <w:t xml:space="preserve">Customer Stickiness: </w:t>
+        <w:lastRenderedPageBreak/>
+        <w:t>Lag Structure Identification:</w:t>
+      </w:r>
+      <w:r>
+        <w:rPr>
+          <w:b/>
+          <w:i/>
+          <w:sz w:val="40"/>
+          <w:szCs w:val="40"/>
+        </w:rPr>
+        <w:t xml:space="preserve"> </w:t>
       </w:r>
     </w:p>
     <w:p>
@@ -3379,17 +3398,27 @@
         <w:pStyle w:val="ListParagraph"/>
         <w:ind w:left="1210"/>
         <w:rPr>
-          <w:sz w:val="36"/>
-          <w:szCs w:val="36"/>
-        </w:rPr>
-      </w:pPr>
-      <w:r>
-        <w:rPr>
-          <w:sz w:val="36"/>
-          <w:szCs w:val="36"/>
-        </w:rPr>
-        <w:lastRenderedPageBreak/>
-        <w:t>Identified the types of users exhibiting higher engagement or loyalty (“stickiness”) and explored factors contributing to this behavior.</w:t>
+          <w:b/>
+          <w:i/>
+          <w:sz w:val="40"/>
+          <w:szCs w:val="40"/>
+        </w:rPr>
+      </w:pPr>
+      <w:r>
+        <w:rPr>
+          <w:i/>
+          <w:sz w:val="40"/>
+          <w:szCs w:val="40"/>
+        </w:rPr>
+        <w:t>W</w:t>
+      </w:r>
+      <w:r>
+        <w:rPr>
+          <w:i/>
+          <w:sz w:val="40"/>
+          <w:szCs w:val="40"/>
+        </w:rPr>
+        <w:t>hat is the optimal memory window for each channel?</w:t>
       </w:r>
     </w:p>
     <w:p>
@@ -3400,12 +3429,20 @@
           <w:numId w:val="5"/>
         </w:numPr>
         <w:rPr>
-          <w:b/>
+          <w:sz w:val="36"/>
+          <w:szCs w:val="36"/>
+        </w:rPr>
+      </w:pPr>
+      <w:r>
+        <w:rPr>
+          <w:b/>
+          <w:bCs/>
           <w:i/>
           <w:sz w:val="40"/>
           <w:szCs w:val="40"/>
         </w:rPr>
-      </w:pPr>
+        <w:t>Seasonality vs. Media Effects:</w:t>
+      </w:r>
       <w:r>
         <w:rPr>
           <w:b/>
@@ -3413,7 +3450,7 @@
           <w:sz w:val="40"/>
           <w:szCs w:val="40"/>
         </w:rPr>
-        <w:t xml:space="preserve">High Spender Churn: </w:t>
+        <w:t xml:space="preserve"> </w:t>
       </w:r>
     </w:p>
     <w:p>
@@ -3427,10 +3464,11 @@
       </w:pPr>
       <w:r>
         <w:rPr>
-          <w:sz w:val="36"/>
-          <w:szCs w:val="36"/>
-        </w:rPr>
-        <w:t>Analyzed why approximately 70% of high-ARPU customers leave within a year, seeking patterns in service usage, contracts, and support features.</w:t>
+          <w:i/>
+          <w:sz w:val="40"/>
+          <w:szCs w:val="40"/>
+        </w:rPr>
+        <w:t>Are November sales spikes driven by media spend or organic holiday demand?</w:t>
       </w:r>
     </w:p>
     <w:p>
@@ -3450,11 +3488,12 @@
       <w:r>
         <w:rPr>
           <w:b/>
+          <w:bCs/>
           <w:i/>
           <w:sz w:val="40"/>
           <w:szCs w:val="40"/>
         </w:rPr>
-        <w:t xml:space="preserve">Contract Tenure vs. conversion: </w:t>
+        <w:t>Saturation Detection:</w:t>
       </w:r>
     </w:p>
     <w:p>
@@ -3462,16 +3501,113 @@
         <w:pStyle w:val="ListParagraph"/>
         <w:ind w:left="1210"/>
         <w:rPr>
-          <w:sz w:val="36"/>
-          <w:szCs w:val="36"/>
-        </w:rPr>
-      </w:pPr>
-      <w:r>
-        <w:rPr>
-          <w:sz w:val="36"/>
-          <w:szCs w:val="36"/>
-        </w:rPr>
-        <w:t>Investigated why customers on month-to-month contracts for several years do not convert to longer-term contracts, identifying potential barriers to retention.</w:t>
+          <w:b/>
+          <w:i/>
+          <w:sz w:val="40"/>
+          <w:szCs w:val="40"/>
+        </w:rPr>
+      </w:pPr>
+      <w:r>
+        <w:rPr>
+          <w:b/>
+          <w:i/>
+          <w:sz w:val="40"/>
+          <w:szCs w:val="40"/>
+        </w:rPr>
+        <w:t xml:space="preserve"> </w:t>
+      </w:r>
+      <w:r>
+        <w:rPr>
+          <w:i/>
+          <w:sz w:val="40"/>
+          <w:szCs w:val="40"/>
+        </w:rPr>
+        <w:t>At what impression volume does marginal return begin to decline?</w:t>
+      </w:r>
+    </w:p>
+    <w:p>
+      <w:pPr>
+        <w:pStyle w:val="ListParagraph"/>
+        <w:ind w:left="1210"/>
+        <w:rPr>
+          <w:sz w:val="36"/>
+          <w:szCs w:val="36"/>
+        </w:rPr>
+      </w:pPr>
+    </w:p>
+    <w:p>
+      <w:pPr>
+        <w:pStyle w:val="ListParagraph"/>
+        <w:ind w:left="1210"/>
+        <w:rPr>
+          <w:sz w:val="36"/>
+          <w:szCs w:val="36"/>
+        </w:rPr>
+      </w:pPr>
+      <w:r>
+        <w:rPr>
+          <w:sz w:val="36"/>
+          <w:szCs w:val="36"/>
+        </w:rPr>
+        <w:t>This structured approach allowed for targeted insights that directly informed feature engineering and model design.</w:t>
+      </w:r>
+    </w:p>
+    <w:p>
+      <w:pPr>
+        <w:rPr>
+          <w:b/>
+          <w:sz w:val="50"/>
+          <w:szCs w:val="50"/>
+        </w:rPr>
+      </w:pPr>
+      <w:r>
+        <w:rPr>
+          <w:b/>
+          <w:sz w:val="50"/>
+          <w:szCs w:val="50"/>
+        </w:rPr>
+        <w:br w:type="page"/>
+      </w:r>
+    </w:p>
+    <w:p>
+      <w:pPr>
+        <w:rPr>
+          <w:b/>
+          <w:sz w:val="50"/>
+          <w:szCs w:val="50"/>
+        </w:rPr>
+      </w:pPr>
+      <w:r>
+        <w:rPr>
+          <w:b/>
+          <w:sz w:val="50"/>
+          <w:szCs w:val="50"/>
+        </w:rPr>
+        <w:lastRenderedPageBreak/>
+        <w:t>3.2 Insights</w:t>
+      </w:r>
+      <w:r>
+        <w:rPr>
+          <w:b/>
+          <w:sz w:val="50"/>
+          <w:szCs w:val="50"/>
+        </w:rPr>
+        <w:t xml:space="preserve">: </w:t>
+      </w:r>
+    </w:p>
+    <w:p>
+      <w:pPr>
+        <w:rPr>
+          <w:sz w:val="36"/>
+          <w:szCs w:val="36"/>
+        </w:rPr>
+      </w:pPr>
+      <w:r>
+        <w:rPr>
+          <w:sz w:val="36"/>
+          <w:szCs w:val="36"/>
+        </w:rPr>
+        <w:t>Following the multivariate analysis framework, the following critical patterns were identified:</w:t>
       </w:r>
     </w:p>
     <w:p>
@@ -3479,244 +3615,237 @@
         <w:pStyle w:val="ListParagraph"/>
         <w:numPr>
           <w:ilvl w:val="0"/>
-          <w:numId w:val="5"/>
+          <w:numId w:val="26"/>
         </w:numPr>
         <w:rPr>
           <w:b/>
-          <w:i/>
-          <w:sz w:val="40"/>
-          <w:szCs w:val="40"/>
-        </w:rPr>
-      </w:pPr>
-      <w:r>
-        <w:rPr>
-          <w:b/>
-          <w:i/>
-          <w:sz w:val="40"/>
-          <w:szCs w:val="40"/>
-        </w:rPr>
-        <w:t xml:space="preserve">Service Type Concerns: </w:t>
-      </w:r>
-    </w:p>
-    <w:p>
-      <w:pPr>
-        <w:pStyle w:val="ListParagraph"/>
-        <w:ind w:left="1210"/>
-        <w:rPr>
-          <w:sz w:val="36"/>
-          <w:szCs w:val="36"/>
-        </w:rPr>
-      </w:pPr>
-      <w:r>
-        <w:rPr>
-          <w:sz w:val="36"/>
-          <w:szCs w:val="36"/>
-        </w:rPr>
-        <w:t xml:space="preserve">Assessed whether specific service types, such as fiber optic internet, inherently contribute to elevated churn risk. </w:t>
-      </w:r>
-    </w:p>
-    <w:p>
-      <w:pPr>
-        <w:pStyle w:val="ListParagraph"/>
-        <w:ind w:left="1210"/>
-        <w:rPr>
-          <w:i/>
-          <w:sz w:val="36"/>
-          <w:szCs w:val="36"/>
-        </w:rPr>
-      </w:pPr>
-    </w:p>
-    <w:p>
-      <w:pPr>
-        <w:pStyle w:val="ListParagraph"/>
-        <w:ind w:left="1210"/>
-        <w:rPr>
-          <w:sz w:val="36"/>
-          <w:szCs w:val="36"/>
-        </w:rPr>
-      </w:pPr>
-      <w:r>
-        <w:rPr>
-          <w:sz w:val="36"/>
-          <w:szCs w:val="36"/>
-        </w:rPr>
-        <w:t>This structured approach allowed for targeted insights that directly informed feature engineering and model design.</w:t>
-      </w:r>
-    </w:p>
-    <w:p>
-      <w:pPr>
-        <w:pStyle w:val="ListParagraph"/>
-        <w:ind w:left="1210"/>
-        <w:rPr>
-          <w:sz w:val="36"/>
-          <w:szCs w:val="36"/>
-        </w:rPr>
-      </w:pPr>
-    </w:p>
-    <w:p>
-      <w:pPr>
-        <w:rPr>
-          <w:b/>
-          <w:sz w:val="50"/>
-          <w:szCs w:val="50"/>
-        </w:rPr>
-      </w:pPr>
-      <w:r>
-        <w:rPr>
-          <w:b/>
-          <w:sz w:val="50"/>
-          <w:szCs w:val="50"/>
-        </w:rPr>
-        <w:br w:type="page"/>
-      </w:r>
-    </w:p>
-    <w:p>
-      <w:pPr>
-        <w:rPr>
-          <w:b/>
-          <w:sz w:val="50"/>
-          <w:szCs w:val="50"/>
-        </w:rPr>
-      </w:pPr>
-      <w:r>
-        <w:rPr>
-          <w:b/>
-          <w:sz w:val="50"/>
-          <w:szCs w:val="50"/>
-        </w:rPr>
-        <w:lastRenderedPageBreak/>
-        <w:t>3.2 Insights</w:t>
-      </w:r>
-      <w:r>
-        <w:rPr>
-          <w:b/>
-          <w:sz w:val="50"/>
-          <w:szCs w:val="50"/>
-        </w:rPr>
-        <w:t xml:space="preserve">: </w:t>
-      </w:r>
-    </w:p>
-    <w:p>
-      <w:pPr>
-        <w:rPr>
-          <w:sz w:val="36"/>
-          <w:szCs w:val="36"/>
-        </w:rPr>
-      </w:pPr>
-      <w:r>
-        <w:rPr>
-          <w:sz w:val="36"/>
-          <w:szCs w:val="36"/>
-        </w:rPr>
-        <w:t>Following the multivariate analysis framework, the following critical patterns were identified:</w:t>
-      </w:r>
-    </w:p>
-    <w:p>
-      <w:pPr>
-        <w:pStyle w:val="ListParagraph"/>
-        <w:numPr>
-          <w:ilvl w:val="0"/>
-          <w:numId w:val="1"/>
-        </w:numPr>
-        <w:rPr>
-          <w:b/>
-          <w:sz w:val="36"/>
-          <w:szCs w:val="36"/>
-        </w:rPr>
-      </w:pPr>
-      <w:r>
-        <w:rPr>
-          <w:b/>
-          <w:sz w:val="36"/>
-          <w:szCs w:val="36"/>
-        </w:rPr>
-        <w:t>Insight 1: The E-Check</w:t>
-      </w:r>
-      <w:r>
-        <w:rPr>
-          <w:b/>
-          <w:sz w:val="36"/>
-          <w:szCs w:val="36"/>
-        </w:rPr>
-        <w:t xml:space="preserve"> proxy effect: </w:t>
-      </w:r>
-    </w:p>
-    <w:p>
-      <w:pPr>
-        <w:pStyle w:val="ListParagraph"/>
-        <w:rPr>
-          <w:b/>
-          <w:sz w:val="36"/>
-          <w:szCs w:val="36"/>
-        </w:rPr>
-      </w:pPr>
+          <w:sz w:val="36"/>
+          <w:szCs w:val="36"/>
+        </w:rPr>
+      </w:pPr>
+      <w:r>
+        <w:rPr>
+          <w:b/>
+          <w:sz w:val="36"/>
+          <w:szCs w:val="36"/>
+        </w:rPr>
+        <w:t>Insight 1: The Google/Facebook Dominance Duo</w:t>
+      </w:r>
     </w:p>
     <w:p>
       <w:pPr>
         <w:pStyle w:val="ListParagraph"/>
         <w:numPr>
           <w:ilvl w:val="1"/>
-          <w:numId w:val="1"/>
+          <w:numId w:val="26"/>
         </w:numPr>
         <w:rPr>
-          <w:sz w:val="36"/>
-          <w:szCs w:val="36"/>
-        </w:rPr>
-      </w:pPr>
-      <w:r>
-        <w:rPr>
-          <w:b/>
-          <w:bCs/>
-          <w:sz w:val="36"/>
-          <w:szCs w:val="36"/>
-        </w:rPr>
-        <w:t>Finding:</w:t>
-      </w:r>
-      <w:r>
-        <w:rPr>
-          <w:sz w:val="36"/>
-          <w:szCs w:val="36"/>
-        </w:rPr>
-        <w:t xml:space="preserve"> Electronic Check users exhibit a </w:t>
-      </w:r>
-      <w:r>
-        <w:rPr>
-          <w:b/>
-          <w:bCs/>
-          <w:sz w:val="36"/>
-          <w:szCs w:val="36"/>
-        </w:rPr>
-        <w:t>churn rate of ~45%</w:t>
-      </w:r>
-      <w:r>
-        <w:rPr>
-          <w:sz w:val="36"/>
-          <w:szCs w:val="36"/>
-        </w:rPr>
-        <w:t>, significantly higher than the average churn rate of ~15-18% for automatic payment meth</w:t>
-      </w:r>
-      <w:r>
-        <w:rPr>
-          <w:sz w:val="36"/>
-          <w:szCs w:val="36"/>
-        </w:rPr>
-        <w:t>ods (Credit Card/Bank Transfer), and more than double the churn rate of Mailed Checks ~20%</w:t>
-      </w:r>
+          <w:b/>
+          <w:sz w:val="36"/>
+          <w:szCs w:val="36"/>
+        </w:rPr>
+      </w:pPr>
+      <w:r>
+        <w:rPr>
+          <w:b/>
+          <w:sz w:val="36"/>
+          <w:szCs w:val="36"/>
+        </w:rPr>
+        <w:t xml:space="preserve">Finding:  </w:t>
+      </w:r>
+    </w:p>
+    <w:p>
+      <w:pPr>
+        <w:pStyle w:val="ListParagraph"/>
+        <w:ind w:left="1440"/>
+        <w:rPr>
+          <w:b/>
+          <w:sz w:val="36"/>
+          <w:szCs w:val="36"/>
+        </w:rPr>
+      </w:pPr>
+      <w:r>
+        <w:rPr>
+          <w:sz w:val="36"/>
+          <w:szCs w:val="36"/>
+        </w:rPr>
+        <w:t xml:space="preserve">Google and Facebook impressions exhibit the strongest rank-order relationships with sales (Spearman </w:t>
+      </w:r>
+      <w:r>
+        <w:rPr>
+          <w:rFonts w:cstheme="minorHAnsi"/>
+          <w:sz w:val="36"/>
+          <w:szCs w:val="36"/>
+        </w:rPr>
+        <w:t>ρ</w:t>
+      </w:r>
+      <w:r>
+        <w:rPr>
+          <w:rFonts w:cstheme="minorHAnsi"/>
+          <w:sz w:val="36"/>
+          <w:szCs w:val="36"/>
+        </w:rPr>
+        <w:t xml:space="preserve"> </w:t>
+      </w:r>
+      <w:r>
+        <w:rPr>
+          <w:sz w:val="36"/>
+          <w:szCs w:val="36"/>
+        </w:rPr>
+        <w:t xml:space="preserve">= </w:t>
+      </w:r>
+      <w:r>
+        <w:rPr>
+          <w:b/>
+          <w:sz w:val="36"/>
+          <w:szCs w:val="36"/>
+        </w:rPr>
+        <w:t>0.61</w:t>
+      </w:r>
+      <w:r>
+        <w:rPr>
+          <w:sz w:val="36"/>
+          <w:szCs w:val="36"/>
+        </w:rPr>
+        <w:t xml:space="preserve"> and </w:t>
+      </w:r>
+      <w:r>
+        <w:rPr>
+          <w:b/>
+          <w:sz w:val="36"/>
+          <w:szCs w:val="36"/>
+        </w:rPr>
+        <w:t>0.72</w:t>
+      </w:r>
+      <w:r>
+        <w:rPr>
+          <w:sz w:val="36"/>
+          <w:szCs w:val="36"/>
+        </w:rPr>
+        <w:t>, respectively), significantly outperforming other channels.</w:t>
+      </w:r>
+    </w:p>
+    <w:p>
+      <w:pPr>
+        <w:pStyle w:val="ListParagraph"/>
+        <w:numPr>
+          <w:ilvl w:val="1"/>
+          <w:numId w:val="26"/>
+        </w:numPr>
+        <w:rPr>
+          <w:b/>
+          <w:sz w:val="36"/>
+          <w:szCs w:val="36"/>
+        </w:rPr>
+      </w:pPr>
+      <w:r>
+        <w:rPr>
+          <w:b/>
+          <w:sz w:val="36"/>
+          <w:szCs w:val="36"/>
+        </w:rPr>
+        <w:t xml:space="preserve">Root-Cause Analysis: </w:t>
+      </w:r>
+    </w:p>
+    <w:p>
+      <w:pPr>
+        <w:pStyle w:val="ListParagraph"/>
+        <w:ind w:left="1440"/>
+        <w:rPr>
+          <w:sz w:val="36"/>
+          <w:szCs w:val="36"/>
+        </w:rPr>
+      </w:pPr>
+      <w:r>
+        <w:rPr>
+          <w:sz w:val="36"/>
+          <w:szCs w:val="36"/>
+        </w:rPr>
+        <w:t>Multivariate analysis revealed a bell-shaped lag structure; Google peaks at a 2-</w:t>
+      </w:r>
+      <w:r>
+        <w:rPr>
+          <w:sz w:val="36"/>
+          <w:szCs w:val="36"/>
+        </w:rPr>
+        <w:t xml:space="preserve">3 </w:t>
+      </w:r>
+      <w:r>
+        <w:rPr>
+          <w:sz w:val="36"/>
+          <w:szCs w:val="36"/>
+        </w:rPr>
+        <w:t xml:space="preserve">week lag </w:t>
+      </w:r>
+      <w:r>
+        <w:rPr>
+          <w:rFonts w:cstheme="minorHAnsi"/>
+          <w:sz w:val="36"/>
+          <w:szCs w:val="36"/>
+        </w:rPr>
+        <w:t>ρ</w:t>
+      </w:r>
+      <w:r>
+        <w:rPr>
+          <w:sz w:val="36"/>
+          <w:szCs w:val="36"/>
+        </w:rPr>
+        <w:t xml:space="preserve"> = 0.82) and Facebook at 2 </w:t>
+      </w:r>
+      <w:r>
+        <w:rPr>
+          <w:sz w:val="36"/>
+          <w:szCs w:val="36"/>
+        </w:rPr>
+        <w:t>weeks (</w:t>
+      </w:r>
+      <w:r>
+        <w:rPr>
+          <w:rFonts w:cstheme="minorHAnsi"/>
+          <w:sz w:val="36"/>
+          <w:szCs w:val="36"/>
+        </w:rPr>
+        <w:t>ρ</w:t>
+      </w:r>
+      <w:r>
+        <w:rPr>
+          <w:sz w:val="36"/>
+          <w:szCs w:val="36"/>
+        </w:rPr>
+        <w:t xml:space="preserve"> </w:t>
+      </w:r>
+      <w:r>
+        <w:rPr>
+          <w:sz w:val="36"/>
+          <w:szCs w:val="36"/>
+        </w:rPr>
+        <w:t>= 0.78</w:t>
+      </w:r>
+      <w:r>
+        <w:rPr>
+          <w:sz w:val="36"/>
+          <w:szCs w:val="36"/>
+        </w:rPr>
+        <w:t>) before decaying.</w:t>
+      </w:r>
+    </w:p>
+    <w:p>
+      <w:pPr>
+        <w:rPr>
+          <w:sz w:val="36"/>
+          <w:szCs w:val="36"/>
+        </w:rPr>
+      </w:pPr>
       <w:r>
         <w:rPr>
           <w:noProof/>
         </w:rPr>
-        <w:t xml:space="preserve"> </w:t>
-      </w:r>
-      <w:r>
-        <w:rPr>
-          <w:noProof/>
-        </w:rPr>
+        <w:lastRenderedPageBreak/>
         <w:drawing>
-          <wp:inline distT="0" distB="0" distL="0" distR="0" wp14:anchorId="18288CC6" wp14:editId="66AD5481">
-            <wp:extent cx="5105400" cy="3743325"/>
-            <wp:effectExtent l="0" t="0" r="0" b="9525"/>
-            <wp:docPr id="8" name="Picture 8"/>
+          <wp:inline distT="0" distB="0" distL="0" distR="0" wp14:anchorId="265590C2" wp14:editId="56F5BC7F">
+            <wp:extent cx="6858000" cy="5682615"/>
+            <wp:effectExtent l="0" t="0" r="0" b="0"/>
+            <wp:docPr id="6" name="Picture 6"/>
             <wp:cNvGraphicFramePr>
               <a:graphicFrameLocks xmlns:a="http://schemas.openxmlformats.org/drawingml/2006/main" noChangeAspect="1"/>
             </wp:cNvGraphicFramePr>
@@ -3728,13 +3857,7 @@
                     <pic:cNvPicPr/>
                   </pic:nvPicPr>
                   <pic:blipFill>
-                    <a:blip r:embed="rId19">
-                      <a:extLst>
-                        <a:ext uri="{28A0092B-C50C-407E-A947-70E740481C1C}">
-                          <a14:useLocalDpi xmlns:a14="http://schemas.microsoft.com/office/drawing/2010/main" val="0"/>
-                        </a:ext>
-                      </a:extLst>
-                    </a:blip>
+                    <a:blip r:embed="rId19"/>
                     <a:stretch>
                       <a:fillRect/>
                     </a:stretch>
@@ -3742,7 +3865,7 @@
                   <pic:spPr>
                     <a:xfrm>
                       <a:off x="0" y="0"/>
-                      <a:ext cx="5105400" cy="3743325"/>
+                      <a:ext cx="6858000" cy="5682615"/>
                     </a:xfrm>
                     <a:prstGeom prst="rect">
                       <a:avLst/>
@@ -3754,84 +3877,22 @@
           </wp:inline>
         </w:drawing>
       </w:r>
-    </w:p>
-    <w:p>
-      <w:pPr>
-        <w:pStyle w:val="ListParagraph"/>
-        <w:numPr>
-          <w:ilvl w:val="1"/>
-          <w:numId w:val="1"/>
-        </w:numPr>
-        <w:rPr>
-          <w:sz w:val="36"/>
-          <w:szCs w:val="36"/>
-        </w:rPr>
-      </w:pPr>
-      <w:r>
-        <w:rPr>
-          <w:b/>
-          <w:sz w:val="36"/>
-          <w:szCs w:val="36"/>
-        </w:rPr>
-        <w:t>Root-Cause Analysis:</w:t>
-      </w:r>
-      <w:r>
-        <w:rPr>
-          <w:sz w:val="36"/>
-          <w:szCs w:val="36"/>
-        </w:rPr>
-        <w:t xml:space="preserve"> Multivariate analysis revealed that this was a proxy for inherently risky customers, not a payment method issue. </w:t>
-      </w:r>
-    </w:p>
-    <w:p>
-      <w:pPr>
-        <w:pStyle w:val="ListParagraph"/>
-        <w:numPr>
-          <w:ilvl w:val="2"/>
-          <w:numId w:val="1"/>
-        </w:numPr>
-        <w:rPr>
-          <w:sz w:val="36"/>
-          <w:szCs w:val="36"/>
-        </w:rPr>
-      </w:pPr>
-      <w:r>
-        <w:rPr>
-          <w:b/>
-          <w:sz w:val="36"/>
-          <w:szCs w:val="36"/>
-        </w:rPr>
-        <w:t>~67%</w:t>
-      </w:r>
-      <w:r>
-        <w:rPr>
-          <w:sz w:val="36"/>
-          <w:szCs w:val="36"/>
-        </w:rPr>
-        <w:t xml:space="preserve"> of E-Check users are subscribed to fiber-optic (our highest churning product) </w:t>
-      </w:r>
-    </w:p>
-    <w:p>
-      <w:pPr>
-        <w:pStyle w:val="ListParagraph"/>
-        <w:ind w:left="2160"/>
-        <w:rPr>
-          <w:sz w:val="36"/>
-          <w:szCs w:val="36"/>
-        </w:rPr>
-      </w:pPr>
       <w:r>
         <w:rPr>
           <w:noProof/>
-          <w:sz w:val="36"/>
-          <w:szCs w:val="36"/>
+        </w:rPr>
+        <w:t xml:space="preserve"> </w:t>
+      </w:r>
+      <w:r>
+        <w:rPr>
+          <w:noProof/>
         </w:rPr>
         <w:lastRenderedPageBreak/>
         <w:drawing>
-          <wp:inline distT="0" distB="0" distL="0" distR="0" wp14:anchorId="228FCB22" wp14:editId="01708AE8">
-            <wp:extent cx="2676899" cy="1695687"/>
-            <wp:effectExtent l="0" t="0" r="9525" b="0"/>
-            <wp:docPr id="9" name="Picture 9"/>
+          <wp:inline distT="0" distB="0" distL="0" distR="0" wp14:anchorId="195C2148" wp14:editId="5484E594">
+            <wp:extent cx="6858000" cy="5682615"/>
+            <wp:effectExtent l="0" t="0" r="0" b="0"/>
+            <wp:docPr id="25" name="Picture 25"/>
             <wp:cNvGraphicFramePr>
               <a:graphicFrameLocks xmlns:a="http://schemas.openxmlformats.org/drawingml/2006/main" noChangeAspect="1"/>
             </wp:cNvGraphicFramePr>
@@ -3843,7 +3904,7 @@
                     <pic:cNvPicPr/>
                   </pic:nvPicPr>
                   <pic:blipFill>
-                    <a:blip r:embed="rId20"/>
+                    <a:blip r:embed="rId19"/>
                     <a:stretch>
                       <a:fillRect/>
                     </a:stretch>
@@ -3851,7 +3912,7 @@
                   <pic:spPr>
                     <a:xfrm>
                       <a:off x="0" y="0"/>
-                      <a:ext cx="2676899" cy="1695687"/>
+                      <a:ext cx="6858000" cy="5682615"/>
                     </a:xfrm>
                     <a:prstGeom prst="rect">
                       <a:avLst/>
@@ -3867,82 +3928,2216 @@
     <w:p>
       <w:pPr>
         <w:pStyle w:val="ListParagraph"/>
-        <w:ind w:left="2160"/>
-        <w:rPr>
-          <w:b/>
-          <w:i/>
-          <w:sz w:val="20"/>
-          <w:szCs w:val="20"/>
-        </w:rPr>
-      </w:pPr>
-      <w:r>
-        <w:rPr>
-          <w:b/>
-          <w:i/>
-          <w:sz w:val="20"/>
-          <w:szCs w:val="20"/>
-        </w:rPr>
-        <w:t>Crosstab showing the distributions of payment methods and Subscription to fiber optic</w:t>
-      </w:r>
-    </w:p>
-    <w:p>
-      <w:pPr>
-        <w:pStyle w:val="ListParagraph"/>
-        <w:ind w:left="2160"/>
-        <w:rPr>
-          <w:sz w:val="36"/>
-          <w:szCs w:val="36"/>
-        </w:rPr>
-      </w:pPr>
+        <w:numPr>
+          <w:ilvl w:val="2"/>
+          <w:numId w:val="26"/>
+        </w:numPr>
+        <w:rPr>
+          <w:rFonts w:cstheme="minorHAnsi"/>
+          <w:b/>
+          <w:sz w:val="36"/>
+          <w:szCs w:val="36"/>
+        </w:rPr>
+      </w:pPr>
+      <w:r>
+        <w:rPr>
+          <w:rFonts w:cstheme="minorHAnsi"/>
+          <w:b/>
+          <w:sz w:val="36"/>
+          <w:szCs w:val="36"/>
+        </w:rPr>
+        <w:t xml:space="preserve">Overlap: </w:t>
+      </w:r>
+      <w:r>
+        <w:rPr>
+          <w:rFonts w:cstheme="minorHAnsi"/>
+          <w:sz w:val="36"/>
+          <w:szCs w:val="36"/>
+        </w:rPr>
+        <w:t>These channels are moderately correlated</w:t>
+      </w:r>
+      <w:r>
+        <w:rPr>
+          <w:rFonts w:cstheme="minorHAnsi"/>
+          <w:b/>
+          <w:sz w:val="36"/>
+          <w:szCs w:val="36"/>
+        </w:rPr>
+        <w:t xml:space="preserve"> </w:t>
+      </w:r>
+      <w:r>
+        <w:rPr>
+          <w:rFonts w:cstheme="minorHAnsi"/>
+          <w:sz w:val="36"/>
+          <w:szCs w:val="36"/>
+        </w:rPr>
+        <w:t>(</w:t>
+      </w:r>
+      <w:r>
+        <w:rPr>
+          <w:rFonts w:cstheme="minorHAnsi"/>
+          <w:b/>
+          <w:sz w:val="36"/>
+          <w:szCs w:val="36"/>
+        </w:rPr>
+        <w:t>ρ</w:t>
+      </w:r>
+      <w:r>
+        <w:rPr>
+          <w:rFonts w:cstheme="minorHAnsi"/>
+          <w:b/>
+          <w:sz w:val="36"/>
+          <w:szCs w:val="36"/>
+        </w:rPr>
+        <w:t xml:space="preserve"> = 0.68</w:t>
+      </w:r>
+      <w:r>
+        <w:rPr>
+          <w:rFonts w:cstheme="minorHAnsi"/>
+          <w:sz w:val="36"/>
+          <w:szCs w:val="36"/>
+        </w:rPr>
+        <w:t>), indicating overlapping reach but maintaining independent correlations with sales</w:t>
+      </w:r>
+      <w:r>
+        <w:rPr>
+          <w:rFonts w:cstheme="minorHAnsi"/>
+          <w:b/>
+          <w:sz w:val="36"/>
+          <w:szCs w:val="36"/>
+        </w:rPr>
+        <w:t>.</w:t>
+      </w:r>
     </w:p>
     <w:p>
       <w:pPr>
         <w:pStyle w:val="ListParagraph"/>
         <w:numPr>
           <w:ilvl w:val="2"/>
+          <w:numId w:val="26"/>
+        </w:numPr>
+        <w:rPr>
+          <w:rFonts w:cstheme="minorHAnsi"/>
+          <w:b/>
+          <w:sz w:val="36"/>
+          <w:szCs w:val="36"/>
+        </w:rPr>
+      </w:pPr>
+      <w:r>
+        <w:rPr>
+          <w:rFonts w:cstheme="minorHAnsi"/>
+          <w:b/>
+          <w:sz w:val="36"/>
+          <w:szCs w:val="36"/>
+        </w:rPr>
+        <w:t xml:space="preserve">Synergy: </w:t>
+      </w:r>
+      <w:r>
+        <w:rPr>
+          <w:rFonts w:cstheme="minorHAnsi"/>
+          <w:sz w:val="36"/>
+          <w:szCs w:val="36"/>
+        </w:rPr>
+        <w:t>The Random Forest model (</w:t>
+      </w:r>
+      <w:r>
+        <w:rPr>
+          <w:rFonts w:cstheme="minorHAnsi"/>
+          <w:b/>
+          <w:sz w:val="36"/>
+          <w:szCs w:val="36"/>
+        </w:rPr>
+        <w:t>R</w:t>
+      </w:r>
+      <w:r>
+        <w:rPr>
+          <w:rFonts w:cstheme="minorHAnsi"/>
+          <w:b/>
+          <w:sz w:val="36"/>
+          <w:szCs w:val="36"/>
+        </w:rPr>
+        <w:t>²</w:t>
+      </w:r>
+      <w:r>
+        <w:rPr>
+          <w:rFonts w:cstheme="minorHAnsi"/>
+          <w:b/>
+          <w:sz w:val="36"/>
+          <w:szCs w:val="36"/>
+        </w:rPr>
+        <w:t xml:space="preserve"> = 0.78</w:t>
+      </w:r>
+      <w:r>
+        <w:rPr>
+          <w:rFonts w:cstheme="minorHAnsi"/>
+          <w:sz w:val="36"/>
+          <w:szCs w:val="36"/>
+        </w:rPr>
+        <w:t>) outperformed linear models (</w:t>
+      </w:r>
+      <w:r>
+        <w:rPr>
+          <w:rFonts w:cstheme="minorHAnsi"/>
+          <w:b/>
+          <w:sz w:val="36"/>
+          <w:szCs w:val="36"/>
+        </w:rPr>
+        <w:t>R² = 0.38</w:t>
+      </w:r>
+      <w:r>
+        <w:rPr>
+          <w:rFonts w:cstheme="minorHAnsi"/>
+          <w:sz w:val="36"/>
+          <w:szCs w:val="36"/>
+        </w:rPr>
+        <w:t>), implying that synergistic or threshold effects exist that linear models cannot capture</w:t>
+      </w:r>
+    </w:p>
+    <w:p>
+      <w:pPr>
+        <w:rPr>
+          <w:sz w:val="36"/>
+          <w:szCs w:val="36"/>
+        </w:rPr>
+      </w:pPr>
+    </w:p>
+    <w:p>
+      <w:pPr>
+        <w:pStyle w:val="ListParagraph"/>
+        <w:numPr>
+          <w:ilvl w:val="1"/>
+          <w:numId w:val="26"/>
+        </w:numPr>
+        <w:rPr>
+          <w:b/>
+          <w:sz w:val="36"/>
+          <w:szCs w:val="36"/>
+        </w:rPr>
+      </w:pPr>
+      <w:r>
+        <w:rPr>
+          <w:b/>
+          <w:sz w:val="36"/>
+          <w:szCs w:val="36"/>
+        </w:rPr>
+        <w:lastRenderedPageBreak/>
+        <w:t xml:space="preserve">Business Implication: </w:t>
+      </w:r>
+      <w:r>
+        <w:rPr>
+          <w:sz w:val="36"/>
+          <w:szCs w:val="36"/>
+        </w:rPr>
+        <w:t>These channels should receive priority in budget allocation. Retention of impact requires aligning media planning with these 2–3 week payoff windows.</w:t>
+      </w:r>
+    </w:p>
+    <w:p>
+      <w:pPr>
+        <w:pStyle w:val="ListParagraph"/>
+        <w:numPr>
+          <w:ilvl w:val="0"/>
+          <w:numId w:val="26"/>
+        </w:numPr>
+        <w:rPr>
+          <w:b/>
+          <w:sz w:val="36"/>
+          <w:szCs w:val="36"/>
+        </w:rPr>
+      </w:pPr>
+      <w:r>
+        <w:rPr>
+          <w:b/>
+          <w:sz w:val="36"/>
+          <w:szCs w:val="36"/>
+        </w:rPr>
+        <w:t xml:space="preserve">Insight 2: </w:t>
+      </w:r>
+      <w:bookmarkStart w:id="3" w:name="_GoBack"/>
+      <w:bookmarkEnd w:id="3"/>
+    </w:p>
+    <w:p>
+      <w:pPr>
+        <w:pStyle w:val="ListParagraph"/>
+        <w:numPr>
+          <w:ilvl w:val="1"/>
+          <w:numId w:val="26"/>
+        </w:numPr>
+        <w:rPr>
+          <w:b/>
+          <w:sz w:val="36"/>
+          <w:szCs w:val="36"/>
+        </w:rPr>
+      </w:pPr>
+      <w:r>
+        <w:rPr>
+          <w:b/>
+          <w:sz w:val="36"/>
+          <w:szCs w:val="36"/>
+        </w:rPr>
+        <w:t>Finding:</w:t>
+      </w:r>
+    </w:p>
+    <w:p>
+      <w:pPr>
+        <w:pStyle w:val="ListParagraph"/>
+        <w:numPr>
+          <w:ilvl w:val="1"/>
+          <w:numId w:val="26"/>
+        </w:numPr>
+        <w:rPr>
+          <w:b/>
+          <w:sz w:val="36"/>
+          <w:szCs w:val="36"/>
+        </w:rPr>
+      </w:pPr>
+      <w:r>
+        <w:rPr>
+          <w:b/>
+          <w:sz w:val="36"/>
+          <w:szCs w:val="36"/>
+        </w:rPr>
+        <w:t>Channel Decay Drivers:</w:t>
+      </w:r>
+    </w:p>
+    <w:p>
+      <w:pPr>
+        <w:pStyle w:val="ListParagraph"/>
+        <w:numPr>
+          <w:ilvl w:val="1"/>
+          <w:numId w:val="26"/>
+        </w:numPr>
+        <w:rPr>
+          <w:b/>
+          <w:sz w:val="36"/>
+          <w:szCs w:val="36"/>
+        </w:rPr>
+      </w:pPr>
+      <w:r>
+        <w:rPr>
+          <w:b/>
+          <w:sz w:val="36"/>
+          <w:szCs w:val="36"/>
+        </w:rPr>
+        <w:t>Business Implication:</w:t>
+      </w:r>
+    </w:p>
+    <w:p>
+      <w:pPr>
+        <w:pStyle w:val="ListParagraph"/>
+        <w:numPr>
+          <w:ilvl w:val="0"/>
+          <w:numId w:val="26"/>
+        </w:numPr>
+        <w:rPr>
+          <w:b/>
+          <w:sz w:val="36"/>
+          <w:szCs w:val="36"/>
+        </w:rPr>
+      </w:pPr>
+      <w:r>
+        <w:rPr>
+          <w:b/>
+          <w:sz w:val="36"/>
+          <w:szCs w:val="36"/>
+        </w:rPr>
+        <w:t xml:space="preserve">Insight 3: </w:t>
+      </w:r>
+    </w:p>
+    <w:p>
+      <w:pPr>
+        <w:pStyle w:val="ListParagraph"/>
+        <w:numPr>
+          <w:ilvl w:val="1"/>
+          <w:numId w:val="26"/>
+        </w:numPr>
+        <w:rPr>
+          <w:b/>
+          <w:sz w:val="36"/>
+          <w:szCs w:val="36"/>
+        </w:rPr>
+      </w:pPr>
+      <w:r>
+        <w:rPr>
+          <w:b/>
+          <w:sz w:val="36"/>
+          <w:szCs w:val="36"/>
+        </w:rPr>
+        <w:t xml:space="preserve">Finding: </w:t>
+      </w:r>
+    </w:p>
+    <w:p>
+      <w:pPr>
+        <w:pStyle w:val="ListParagraph"/>
+        <w:numPr>
+          <w:ilvl w:val="1"/>
+          <w:numId w:val="26"/>
+        </w:numPr>
+        <w:rPr>
+          <w:b/>
+          <w:sz w:val="36"/>
+          <w:szCs w:val="36"/>
+        </w:rPr>
+      </w:pPr>
+      <w:r>
+        <w:rPr>
+          <w:b/>
+          <w:sz w:val="36"/>
+          <w:szCs w:val="36"/>
+        </w:rPr>
+        <w:t xml:space="preserve">The </w:t>
+      </w:r>
+      <w:proofErr w:type="spellStart"/>
+      <w:r>
+        <w:rPr>
+          <w:b/>
+          <w:sz w:val="36"/>
+          <w:szCs w:val="36"/>
+        </w:rPr>
+        <w:t>Incrementality</w:t>
+      </w:r>
+      <w:proofErr w:type="spellEnd"/>
+      <w:r>
+        <w:rPr>
+          <w:b/>
+          <w:sz w:val="36"/>
+          <w:szCs w:val="36"/>
+        </w:rPr>
+        <w:t xml:space="preserve"> Gap: </w:t>
+      </w:r>
+    </w:p>
+    <w:p>
+      <w:pPr>
+        <w:pStyle w:val="ListParagraph"/>
+        <w:numPr>
+          <w:ilvl w:val="1"/>
+          <w:numId w:val="26"/>
+        </w:numPr>
+        <w:rPr>
+          <w:b/>
+          <w:sz w:val="36"/>
+          <w:szCs w:val="36"/>
+        </w:rPr>
+      </w:pPr>
+      <w:r>
+        <w:rPr>
+          <w:b/>
+          <w:sz w:val="36"/>
+          <w:szCs w:val="36"/>
+        </w:rPr>
+        <w:t>Business Implication:</w:t>
+      </w:r>
+    </w:p>
+    <w:p>
+      <w:pPr>
+        <w:pStyle w:val="ListParagraph"/>
+        <w:numPr>
+          <w:ilvl w:val="0"/>
+          <w:numId w:val="26"/>
+        </w:numPr>
+        <w:rPr>
+          <w:b/>
+          <w:sz w:val="36"/>
+          <w:szCs w:val="36"/>
+        </w:rPr>
+      </w:pPr>
+      <w:r>
+        <w:rPr>
+          <w:b/>
+          <w:sz w:val="36"/>
+          <w:szCs w:val="36"/>
+        </w:rPr>
+        <w:t>Insight 4:</w:t>
+      </w:r>
+    </w:p>
+    <w:p>
+      <w:pPr>
+        <w:pStyle w:val="ListParagraph"/>
+        <w:numPr>
+          <w:ilvl w:val="1"/>
+          <w:numId w:val="26"/>
+        </w:numPr>
+        <w:rPr>
+          <w:b/>
+          <w:sz w:val="36"/>
+          <w:szCs w:val="36"/>
+        </w:rPr>
+      </w:pPr>
+      <w:r>
+        <w:rPr>
+          <w:b/>
+          <w:sz w:val="36"/>
+          <w:szCs w:val="36"/>
+        </w:rPr>
+        <w:t xml:space="preserve">Finding: </w:t>
+      </w:r>
+    </w:p>
+    <w:p>
+      <w:pPr>
+        <w:pStyle w:val="ListParagraph"/>
+        <w:numPr>
+          <w:ilvl w:val="1"/>
+          <w:numId w:val="26"/>
+        </w:numPr>
+        <w:rPr>
+          <w:b/>
+          <w:sz w:val="36"/>
+          <w:szCs w:val="36"/>
+        </w:rPr>
+      </w:pPr>
+      <w:r>
+        <w:rPr>
+          <w:b/>
+          <w:sz w:val="36"/>
+          <w:szCs w:val="36"/>
+        </w:rPr>
+        <w:t xml:space="preserve">Linearity: </w:t>
+      </w:r>
+    </w:p>
+    <w:p>
+      <w:pPr>
+        <w:pStyle w:val="ListParagraph"/>
+        <w:numPr>
+          <w:ilvl w:val="1"/>
+          <w:numId w:val="26"/>
+        </w:numPr>
+        <w:rPr>
+          <w:b/>
+          <w:sz w:val="36"/>
+          <w:szCs w:val="36"/>
+        </w:rPr>
+      </w:pPr>
+      <w:r>
+        <w:rPr>
+          <w:b/>
+          <w:sz w:val="36"/>
+          <w:szCs w:val="36"/>
+        </w:rPr>
+        <w:t xml:space="preserve">Business Implication: </w:t>
+      </w:r>
+    </w:p>
+    <w:p>
+      <w:pPr>
+        <w:pStyle w:val="Heading1"/>
+        <w:jc w:val="center"/>
+        <w:rPr>
+          <w:b/>
+          <w:sz w:val="50"/>
+          <w:szCs w:val="50"/>
+        </w:rPr>
+      </w:pPr>
+      <w:bookmarkStart w:id="4" w:name="_Toc220325077"/>
+      <w:r>
+        <w:rPr>
+          <w:b/>
+          <w:sz w:val="50"/>
+          <w:szCs w:val="50"/>
+        </w:rPr>
+        <w:t>4. Feature Engineering</w:t>
+      </w:r>
+      <w:bookmarkEnd w:id="4"/>
+    </w:p>
+    <w:p>
+      <w:pPr>
+        <w:pStyle w:val="Header"/>
+        <w:jc w:val="center"/>
+      </w:pPr>
+    </w:p>
+    <w:p>
+      <w:pPr>
+        <w:rPr>
+          <w:sz w:val="36"/>
+          <w:szCs w:val="36"/>
+        </w:rPr>
+      </w:pPr>
+      <w:r>
+        <w:rPr>
+          <w:sz w:val="36"/>
+          <w:szCs w:val="36"/>
+        </w:rPr>
+        <w:t>Driven by the strategic insights from the EDA</w:t>
+      </w:r>
+      <w:r>
+        <w:rPr>
+          <w:sz w:val="36"/>
+          <w:szCs w:val="36"/>
+        </w:rPr>
+        <w:t>, the</w:t>
+      </w:r>
+      <w:r>
+        <w:rPr>
+          <w:sz w:val="36"/>
+          <w:szCs w:val="36"/>
+        </w:rPr>
+        <w:t xml:space="preserve"> feature engineering process focused on capturing </w:t>
+      </w:r>
+      <w:r>
+        <w:rPr>
+          <w:b/>
+          <w:sz w:val="36"/>
+          <w:szCs w:val="36"/>
+        </w:rPr>
+        <w:t>behavioral risk</w:t>
+      </w:r>
+      <w:r>
+        <w:rPr>
+          <w:sz w:val="36"/>
+          <w:szCs w:val="36"/>
+        </w:rPr>
+        <w:t xml:space="preserve"> rather than just raw metrics. The goal was to transform business logic (e.g. “The Protection Gap”) into model-ready inputs.</w:t>
+      </w:r>
+    </w:p>
+    <w:p>
+      <w:pPr>
+        <w:rPr>
+          <w:b/>
+          <w:sz w:val="36"/>
+          <w:szCs w:val="36"/>
+        </w:rPr>
+      </w:pPr>
+      <w:r>
+        <w:rPr>
+          <w:b/>
+          <w:sz w:val="36"/>
+          <w:szCs w:val="36"/>
+        </w:rPr>
+        <w:t xml:space="preserve">4.1. Retained Engineered Features: </w:t>
+      </w:r>
+    </w:p>
+    <w:p>
+      <w:pPr>
+        <w:pStyle w:val="ListParagraph"/>
+        <w:numPr>
+          <w:ilvl w:val="0"/>
           <w:numId w:val="1"/>
         </w:numPr>
         <w:rPr>
-          <w:sz w:val="36"/>
-          <w:szCs w:val="36"/>
-        </w:rPr>
-      </w:pPr>
-      <w:r>
-        <w:rPr>
-          <w:b/>
-          <w:sz w:val="36"/>
-          <w:szCs w:val="36"/>
-        </w:rPr>
-        <w:t>~78%</w:t>
-      </w:r>
-      <w:r>
-        <w:rPr>
-          <w:sz w:val="36"/>
-          <w:szCs w:val="36"/>
-        </w:rPr>
-        <w:t xml:space="preserve"> of E-Check users are on month to month contracts</w:t>
+          <w:i/>
+          <w:sz w:val="36"/>
+          <w:szCs w:val="36"/>
+        </w:rPr>
+      </w:pPr>
+      <w:r>
+        <w:rPr>
+          <w:b/>
+          <w:sz w:val="36"/>
+          <w:szCs w:val="36"/>
+        </w:rPr>
+        <w:t xml:space="preserve">Is_Anchored: </w:t>
+      </w:r>
+      <w:r>
+        <w:rPr>
+          <w:sz w:val="36"/>
+          <w:szCs w:val="36"/>
+        </w:rPr>
+        <w:t>A Boolean flag, identifying users subscribed to both</w:t>
+      </w:r>
+      <w:r>
+        <w:rPr>
+          <w:b/>
+          <w:sz w:val="36"/>
+          <w:szCs w:val="36"/>
+        </w:rPr>
+        <w:t xml:space="preserve"> </w:t>
+      </w:r>
+      <w:r>
+        <w:rPr>
+          <w:b/>
+          <w:i/>
+          <w:sz w:val="36"/>
+          <w:szCs w:val="36"/>
+        </w:rPr>
+        <w:t>Tech Support</w:t>
+      </w:r>
+      <w:r>
+        <w:rPr>
+          <w:sz w:val="36"/>
+          <w:szCs w:val="36"/>
+        </w:rPr>
+        <w:t xml:space="preserve"> and </w:t>
+      </w:r>
+      <w:r>
+        <w:rPr>
+          <w:b/>
+          <w:i/>
+          <w:sz w:val="36"/>
+          <w:szCs w:val="36"/>
+        </w:rPr>
+        <w:t>Online Security</w:t>
+      </w:r>
+      <w:r>
+        <w:rPr>
+          <w:i/>
+          <w:sz w:val="36"/>
+          <w:szCs w:val="36"/>
+        </w:rPr>
+        <w:t>.</w:t>
       </w:r>
     </w:p>
     <w:p>
       <w:pPr>
         <w:pStyle w:val="ListParagraph"/>
-        <w:ind w:left="2160"/>
-        <w:rPr>
-          <w:sz w:val="36"/>
-          <w:szCs w:val="36"/>
-        </w:rPr>
-      </w:pPr>
-      <w:r>
-        <w:rPr>
+        <w:numPr>
+          <w:ilvl w:val="1"/>
+          <w:numId w:val="1"/>
+        </w:numPr>
+        <w:rPr>
+          <w:sz w:val="36"/>
+          <w:szCs w:val="36"/>
+        </w:rPr>
+      </w:pPr>
+      <w:r>
+        <w:rPr>
+          <w:i/>
+          <w:sz w:val="36"/>
+          <w:szCs w:val="36"/>
+        </w:rPr>
+        <w:t xml:space="preserve">Rationale: </w:t>
+      </w:r>
+      <w:r>
+        <w:rPr>
+          <w:sz w:val="36"/>
+          <w:szCs w:val="36"/>
+        </w:rPr>
+        <w:t>EDA showed that while “Stickiness” (count of services) was generally good, these</w:t>
+      </w:r>
+      <w:r>
+        <w:rPr>
+          <w:sz w:val="36"/>
+          <w:szCs w:val="36"/>
+        </w:rPr>
+        <w:t xml:space="preserve"> two services specifically </w:t>
+      </w:r>
+      <w:r>
+        <w:rPr>
+          <w:sz w:val="36"/>
+          <w:szCs w:val="36"/>
+        </w:rPr>
+        <w:lastRenderedPageBreak/>
+        <w:t>act</w:t>
+      </w:r>
+      <w:r>
+        <w:rPr>
+          <w:sz w:val="36"/>
+          <w:szCs w:val="36"/>
+        </w:rPr>
+        <w:t>ed</w:t>
+      </w:r>
+      <w:r>
+        <w:rPr>
+          <w:sz w:val="36"/>
+          <w:szCs w:val="36"/>
+        </w:rPr>
+        <w:t xml:space="preserve"> as a </w:t>
+      </w:r>
+      <w:r>
+        <w:rPr>
+          <w:sz w:val="36"/>
+          <w:szCs w:val="36"/>
+        </w:rPr>
+        <w:t xml:space="preserve">distinct </w:t>
+      </w:r>
+      <w:r>
+        <w:rPr>
+          <w:sz w:val="36"/>
+          <w:szCs w:val="36"/>
+        </w:rPr>
+        <w:t xml:space="preserve">“Retention Shield”, whereas other services (like streaming) do not. </w:t>
+      </w:r>
+    </w:p>
+    <w:p>
+      <w:pPr>
+        <w:rPr>
+          <w:b/>
+          <w:sz w:val="36"/>
+          <w:szCs w:val="36"/>
+        </w:rPr>
+      </w:pPr>
+      <w:r>
+        <w:rPr>
+          <w:b/>
+          <w:sz w:val="36"/>
+          <w:szCs w:val="36"/>
+        </w:rPr>
+        <w:t>4.2. Tested but Dropped Features:</w:t>
+      </w:r>
+    </w:p>
+    <w:p>
+      <w:pPr>
+        <w:pStyle w:val="ListParagraph"/>
+        <w:numPr>
+          <w:ilvl w:val="0"/>
+          <w:numId w:val="1"/>
+        </w:numPr>
+        <w:rPr>
+          <w:b/>
+          <w:sz w:val="36"/>
+          <w:szCs w:val="36"/>
+        </w:rPr>
+      </w:pPr>
+      <w:r>
+        <w:rPr>
+          <w:b/>
+          <w:sz w:val="36"/>
+          <w:szCs w:val="36"/>
+        </w:rPr>
+        <w:t xml:space="preserve">StickinessScore: </w:t>
+      </w:r>
+      <w:r>
+        <w:rPr>
+          <w:sz w:val="36"/>
+          <w:szCs w:val="36"/>
+        </w:rPr>
+        <w:t xml:space="preserve">Dropped. The model performed better with the specific binary </w:t>
+      </w:r>
+      <w:r>
+        <w:rPr>
+          <w:b/>
+          <w:sz w:val="36"/>
+          <w:szCs w:val="36"/>
+        </w:rPr>
+        <w:t>is_anchored</w:t>
+      </w:r>
+      <w:r>
+        <w:rPr>
+          <w:sz w:val="36"/>
+          <w:szCs w:val="36"/>
+        </w:rPr>
+        <w:t xml:space="preserve"> flag than a raw count of services, further proving that the quality of service matters more than the quantity of services.</w:t>
+      </w:r>
+    </w:p>
+    <w:p>
+      <w:pPr>
+        <w:pStyle w:val="ListParagraph"/>
+        <w:numPr>
+          <w:ilvl w:val="0"/>
+          <w:numId w:val="1"/>
+        </w:numPr>
+        <w:rPr>
+          <w:b/>
+          <w:sz w:val="36"/>
+          <w:szCs w:val="36"/>
+        </w:rPr>
+      </w:pPr>
+      <w:r>
+        <w:rPr>
+          <w:b/>
+          <w:sz w:val="36"/>
+          <w:szCs w:val="36"/>
+        </w:rPr>
+        <w:t xml:space="preserve">High_ARPU_Newbie: </w:t>
+      </w:r>
+      <w:r>
+        <w:rPr>
+          <w:sz w:val="36"/>
+          <w:szCs w:val="36"/>
+        </w:rPr>
+        <w:t xml:space="preserve">Dropped. The model successfully inferred this risk profile from the interaction of </w:t>
+      </w:r>
+      <w:r>
+        <w:rPr>
+          <w:b/>
+          <w:sz w:val="36"/>
+          <w:szCs w:val="36"/>
+        </w:rPr>
+        <w:t>MonthlyCharges</w:t>
+      </w:r>
+      <w:r>
+        <w:rPr>
+          <w:sz w:val="36"/>
+          <w:szCs w:val="36"/>
+        </w:rPr>
+        <w:t xml:space="preserve"> and </w:t>
+      </w:r>
+      <w:r>
+        <w:rPr>
+          <w:b/>
+          <w:sz w:val="36"/>
+          <w:szCs w:val="36"/>
+        </w:rPr>
+        <w:t>Tenure,</w:t>
+      </w:r>
+      <w:r>
+        <w:rPr>
+          <w:sz w:val="36"/>
+          <w:szCs w:val="36"/>
+        </w:rPr>
+        <w:t xml:space="preserve"> without needing a hard-coded flag. Testing this feature also slightly dropped both recall and precision by 0.1, hence it was binned </w:t>
+      </w:r>
+    </w:p>
+    <w:p>
+      <w:pPr>
+        <w:pStyle w:val="ListParagraph"/>
+        <w:numPr>
+          <w:ilvl w:val="0"/>
+          <w:numId w:val="1"/>
+        </w:numPr>
+        <w:rPr>
+          <w:b/>
+          <w:sz w:val="36"/>
+          <w:szCs w:val="36"/>
+        </w:rPr>
+      </w:pPr>
+      <w:r>
+        <w:rPr>
+          <w:b/>
+          <w:sz w:val="36"/>
+          <w:szCs w:val="36"/>
+        </w:rPr>
+        <w:t xml:space="preserve">Charges_by_Tenure: </w:t>
+      </w:r>
+      <w:r>
+        <w:rPr>
+          <w:sz w:val="36"/>
+          <w:szCs w:val="36"/>
+        </w:rPr>
+        <w:t>Dropped due to introduced noise</w:t>
+      </w:r>
+    </w:p>
+    <w:p>
+      <w:pPr>
+        <w:ind w:left="360"/>
+        <w:rPr>
+          <w:b/>
+          <w:sz w:val="36"/>
+          <w:szCs w:val="36"/>
+        </w:rPr>
+      </w:pPr>
+    </w:p>
+    <w:p>
+      <w:pPr>
+        <w:ind w:left="360"/>
+        <w:rPr>
+          <w:b/>
+          <w:sz w:val="36"/>
+          <w:szCs w:val="36"/>
+        </w:rPr>
+      </w:pPr>
+    </w:p>
+    <w:p>
+      <w:pPr>
+        <w:ind w:left="360"/>
+        <w:rPr>
+          <w:b/>
+          <w:sz w:val="36"/>
+          <w:szCs w:val="36"/>
+        </w:rPr>
+      </w:pPr>
+    </w:p>
+    <w:p>
+      <w:pPr>
+        <w:ind w:left="360"/>
+        <w:rPr>
+          <w:b/>
+          <w:sz w:val="36"/>
+          <w:szCs w:val="36"/>
+        </w:rPr>
+      </w:pPr>
+      <w:r>
+        <w:rPr>
+          <w:b/>
+          <w:sz w:val="36"/>
+          <w:szCs w:val="36"/>
+        </w:rPr>
+        <w:t xml:space="preserve">4.3 Features for Analysis only (EDA) </w:t>
+      </w:r>
+    </w:p>
+    <w:p>
+      <w:pPr>
+        <w:ind w:left="360"/>
+        <w:rPr>
+          <w:sz w:val="36"/>
+          <w:szCs w:val="36"/>
+        </w:rPr>
+      </w:pPr>
+      <w:r>
+        <w:rPr>
+          <w:sz w:val="36"/>
+          <w:szCs w:val="36"/>
+        </w:rPr>
+        <w:t xml:space="preserve">Certain features were created strictly to aid visual analysis and business segmentation but were excluded from the training pipeline to avoid data redundancy (multicollinearity) </w:t>
+      </w:r>
+    </w:p>
+    <w:p>
+      <w:pPr>
+        <w:pStyle w:val="ListParagraph"/>
+        <w:numPr>
+          <w:ilvl w:val="0"/>
+          <w:numId w:val="1"/>
+        </w:numPr>
+        <w:rPr>
+          <w:sz w:val="36"/>
+          <w:szCs w:val="36"/>
+        </w:rPr>
+      </w:pPr>
+      <w:r>
+        <w:rPr>
+          <w:b/>
+          <w:sz w:val="36"/>
+          <w:szCs w:val="36"/>
+        </w:rPr>
+        <w:t xml:space="preserve">Binning Features: </w:t>
+      </w:r>
+      <w:r>
+        <w:rPr>
+          <w:i/>
+          <w:sz w:val="36"/>
+          <w:szCs w:val="36"/>
+        </w:rPr>
+        <w:t>tenure_group, MonthlyCharges_group</w:t>
+      </w:r>
+    </w:p>
+    <w:p>
+      <w:pPr>
+        <w:pStyle w:val="ListParagraph"/>
+        <w:numPr>
+          <w:ilvl w:val="0"/>
+          <w:numId w:val="1"/>
+        </w:numPr>
+        <w:rPr>
+          <w:sz w:val="36"/>
+          <w:szCs w:val="36"/>
+        </w:rPr>
+      </w:pPr>
+      <w:r>
+        <w:rPr>
+          <w:b/>
+          <w:sz w:val="36"/>
+          <w:szCs w:val="36"/>
+        </w:rPr>
+        <w:t xml:space="preserve">Risk Flags: </w:t>
+      </w:r>
+      <w:r>
+        <w:rPr>
+          <w:i/>
+          <w:sz w:val="36"/>
+          <w:szCs w:val="36"/>
+        </w:rPr>
+        <w:t>HighRisk_Fiber, HighRisk_Contract, HighRisk_LowStickiness</w:t>
+      </w:r>
+    </w:p>
+    <w:p>
+      <w:pPr>
+        <w:pStyle w:val="ListParagraph"/>
+        <w:numPr>
+          <w:ilvl w:val="0"/>
+          <w:numId w:val="1"/>
+        </w:numPr>
+        <w:rPr>
+          <w:sz w:val="36"/>
+          <w:szCs w:val="36"/>
+        </w:rPr>
+      </w:pPr>
+      <w:r>
+        <w:rPr>
+          <w:b/>
+          <w:sz w:val="36"/>
+          <w:szCs w:val="36"/>
+        </w:rPr>
+        <w:t xml:space="preserve">Rationale: </w:t>
+      </w:r>
+      <w:r>
+        <w:rPr>
+          <w:sz w:val="36"/>
+          <w:szCs w:val="36"/>
+        </w:rPr>
+        <w:t>These concepts were already captured by the model through the raw features (</w:t>
+      </w:r>
+      <w:r>
+        <w:rPr>
+          <w:i/>
+          <w:sz w:val="36"/>
+          <w:szCs w:val="36"/>
+        </w:rPr>
+        <w:t xml:space="preserve">tenure, InternetService, Contract) </w:t>
+      </w:r>
+      <w:r>
+        <w:rPr>
+          <w:sz w:val="36"/>
+          <w:szCs w:val="36"/>
+        </w:rPr>
+        <w:t xml:space="preserve">and </w:t>
+      </w:r>
+      <w:r>
+        <w:rPr>
+          <w:sz w:val="36"/>
+          <w:szCs w:val="36"/>
+        </w:rPr>
+        <w:lastRenderedPageBreak/>
+        <w:t xml:space="preserve">their coefficients. Feeding  the bins alongside the raw data would cause information duplication </w:t>
+      </w:r>
+    </w:p>
+    <w:p>
+      <w:pPr>
+        <w:ind w:left="360"/>
+        <w:rPr>
+          <w:b/>
+          <w:sz w:val="36"/>
+          <w:szCs w:val="36"/>
+        </w:rPr>
+      </w:pPr>
+    </w:p>
+    <w:p>
+      <w:pPr>
+        <w:ind w:left="360"/>
+        <w:rPr>
+          <w:b/>
+          <w:sz w:val="36"/>
+          <w:szCs w:val="36"/>
+        </w:rPr>
+        <w:sectPr>
+          <w:headerReference w:type="default" r:id="rId20"/>
+          <w:headerReference w:type="first" r:id="rId21"/>
+          <w:pgSz w:w="12240" w:h="15840"/>
+          <w:pgMar w:top="720" w:right="720" w:bottom="720" w:left="720" w:header="708" w:footer="708" w:gutter="0"/>
+          <w:cols w:space="708"/>
+          <w:titlePg/>
+          <w:docGrid w:linePitch="360"/>
+        </w:sectPr>
+      </w:pPr>
+    </w:p>
+    <w:p>
+      <w:pPr>
+        <w:pStyle w:val="Heading1"/>
+        <w:jc w:val="center"/>
+        <w:rPr>
+          <w:b/>
+          <w:sz w:val="50"/>
+          <w:szCs w:val="50"/>
+        </w:rPr>
+      </w:pPr>
+      <w:bookmarkStart w:id="5" w:name="_Toc220325078"/>
+      <w:r>
+        <w:rPr>
+          <w:b/>
+          <w:sz w:val="50"/>
+          <w:szCs w:val="50"/>
+        </w:rPr>
+        <w:lastRenderedPageBreak/>
+        <w:t>5. Data Preprocessing</w:t>
+      </w:r>
+      <w:bookmarkEnd w:id="5"/>
+    </w:p>
+    <w:p/>
+    <w:p>
+      <w:pPr>
+        <w:ind w:left="360"/>
+        <w:rPr>
+          <w:sz w:val="36"/>
+          <w:szCs w:val="36"/>
+        </w:rPr>
+      </w:pPr>
+      <w:r>
+        <w:rPr>
+          <w:sz w:val="36"/>
+          <w:szCs w:val="36"/>
+        </w:rPr>
+        <w:t>To ensure model generizability and prevent data leakage, a rigorous preprocessing pipeline was implemented prior to training.</w:t>
+      </w:r>
+    </w:p>
+    <w:p>
+      <w:pPr>
+        <w:pStyle w:val="ListParagraph"/>
+        <w:numPr>
+          <w:ilvl w:val="0"/>
+          <w:numId w:val="1"/>
+        </w:numPr>
+        <w:rPr>
+          <w:sz w:val="36"/>
+          <w:szCs w:val="36"/>
+        </w:rPr>
+      </w:pPr>
+      <w:r>
+        <w:rPr>
+          <w:b/>
+          <w:sz w:val="36"/>
+          <w:szCs w:val="36"/>
+        </w:rPr>
+        <w:t xml:space="preserve">5.1 </w:t>
+      </w:r>
+      <w:r>
+        <w:rPr>
+          <w:b/>
+          <w:sz w:val="36"/>
+          <w:szCs w:val="36"/>
+        </w:rPr>
+        <w:t>Manual Binary Encoding:</w:t>
+      </w:r>
+      <w:r>
+        <w:rPr>
+          <w:sz w:val="36"/>
+          <w:szCs w:val="36"/>
+        </w:rPr>
+        <w:t xml:space="preserve"> </w:t>
+      </w:r>
+    </w:p>
+    <w:p>
+      <w:pPr>
+        <w:pStyle w:val="ListParagraph"/>
+        <w:ind w:left="1440"/>
+        <w:rPr>
+          <w:sz w:val="36"/>
+          <w:szCs w:val="36"/>
+        </w:rPr>
+      </w:pPr>
+      <w:r>
+        <w:rPr>
+          <w:sz w:val="36"/>
+          <w:szCs w:val="36"/>
+        </w:rPr>
+        <w:t>Variables with a simple Yes/No structure (e.g</w:t>
+      </w:r>
+      <w:r>
+        <w:rPr>
+          <w:sz w:val="36"/>
+          <w:szCs w:val="36"/>
+        </w:rPr>
+        <w:t>.</w:t>
+      </w:r>
+      <w:r>
+        <w:rPr>
+          <w:sz w:val="36"/>
+          <w:szCs w:val="36"/>
+        </w:rPr>
+        <w:t xml:space="preserve">, </w:t>
+      </w:r>
+      <w:r>
+        <w:rPr>
+          <w:i/>
+          <w:sz w:val="36"/>
+          <w:szCs w:val="36"/>
+        </w:rPr>
+        <w:t xml:space="preserve">Partner, PhoneService, is_anchored), </w:t>
+      </w:r>
+      <w:r>
+        <w:rPr>
+          <w:sz w:val="36"/>
+          <w:szCs w:val="36"/>
+        </w:rPr>
+        <w:t>were manually mapped to binary format (Yes=1, No=0).</w:t>
+      </w:r>
+    </w:p>
+    <w:p>
+      <w:pPr>
+        <w:pStyle w:val="ListParagraph"/>
+        <w:ind w:left="1440"/>
+        <w:rPr>
+          <w:sz w:val="36"/>
+          <w:szCs w:val="36"/>
+        </w:rPr>
+      </w:pPr>
+      <w:r>
+        <w:rPr>
+          <w:sz w:val="36"/>
+          <w:szCs w:val="36"/>
+        </w:rPr>
+        <w:t>This ensured consistent handling of custom Boolean flags created during feature engineering</w:t>
+      </w:r>
+    </w:p>
+    <w:p>
+      <w:pPr>
+        <w:pStyle w:val="ListParagraph"/>
+        <w:numPr>
+          <w:ilvl w:val="0"/>
+          <w:numId w:val="1"/>
+        </w:numPr>
+        <w:rPr>
+          <w:sz w:val="36"/>
+          <w:szCs w:val="36"/>
+        </w:rPr>
+      </w:pPr>
+      <w:r>
+        <w:rPr>
+          <w:b/>
+          <w:sz w:val="36"/>
+          <w:szCs w:val="36"/>
+        </w:rPr>
+        <w:t xml:space="preserve">5.2 One-Hot Encoding(with Multicollinearity Prevention): </w:t>
+      </w:r>
+    </w:p>
+    <w:p>
+      <w:pPr>
+        <w:pStyle w:val="ListParagraph"/>
+        <w:numPr>
+          <w:ilvl w:val="1"/>
+          <w:numId w:val="1"/>
+        </w:numPr>
+        <w:rPr>
+          <w:sz w:val="36"/>
+          <w:szCs w:val="36"/>
+        </w:rPr>
+      </w:pPr>
+      <w:r>
+        <w:rPr>
+          <w:sz w:val="36"/>
+          <w:szCs w:val="36"/>
+        </w:rPr>
+        <w:t>Nominal variables(</w:t>
+      </w:r>
+      <w:r>
+        <w:rPr>
+          <w:sz w:val="36"/>
+          <w:szCs w:val="36"/>
+        </w:rPr>
+        <w:t>e.g.,</w:t>
+      </w:r>
+      <w:r>
+        <w:rPr>
+          <w:sz w:val="36"/>
+          <w:szCs w:val="36"/>
+        </w:rPr>
+        <w:t xml:space="preserve"> </w:t>
+      </w:r>
+      <w:r>
+        <w:rPr>
+          <w:i/>
+          <w:sz w:val="36"/>
+          <w:szCs w:val="36"/>
+        </w:rPr>
+        <w:t xml:space="preserve">PaymentMethod, InternetService) </w:t>
+      </w:r>
+      <w:r>
+        <w:rPr>
+          <w:sz w:val="36"/>
+          <w:szCs w:val="36"/>
+        </w:rPr>
+        <w:t>were converted using pd.get_dummies</w:t>
+      </w:r>
+    </w:p>
+    <w:p>
+      <w:pPr>
+        <w:pStyle w:val="ListParagraph"/>
+        <w:numPr>
+          <w:ilvl w:val="1"/>
+          <w:numId w:val="1"/>
+        </w:numPr>
+        <w:rPr>
+          <w:sz w:val="36"/>
+          <w:szCs w:val="36"/>
+        </w:rPr>
+      </w:pPr>
+      <w:r>
+        <w:rPr>
+          <w:sz w:val="36"/>
+          <w:szCs w:val="36"/>
+        </w:rPr>
+        <w:t>The parameter drop_first = True was applied. This removes the first category of each variable.</w:t>
+      </w:r>
+    </w:p>
+    <w:p>
+      <w:pPr>
+        <w:pStyle w:val="ListParagraph"/>
+        <w:numPr>
+          <w:ilvl w:val="1"/>
+          <w:numId w:val="1"/>
+        </w:numPr>
+        <w:rPr>
+          <w:sz w:val="36"/>
+          <w:szCs w:val="36"/>
+        </w:rPr>
+      </w:pPr>
+      <w:r>
+        <w:rPr>
+          <w:b/>
+          <w:sz w:val="36"/>
+          <w:szCs w:val="36"/>
+        </w:rPr>
+        <w:t xml:space="preserve">Rationale: </w:t>
+      </w:r>
+      <w:r>
+        <w:rPr>
+          <w:sz w:val="36"/>
+          <w:szCs w:val="36"/>
+        </w:rPr>
+        <w:t xml:space="preserve">This prevents </w:t>
+      </w:r>
+      <w:r>
+        <w:rPr>
+          <w:b/>
+          <w:sz w:val="36"/>
+          <w:szCs w:val="36"/>
+        </w:rPr>
+        <w:t>Perfect Multicollinearity (</w:t>
+      </w:r>
+      <w:r>
+        <w:rPr>
+          <w:sz w:val="36"/>
+          <w:szCs w:val="36"/>
+        </w:rPr>
+        <w:t>The Dummy Variable Trap), which is critical for linear models like Logistic Regression to function correctly.</w:t>
+      </w:r>
+    </w:p>
+    <w:p>
+      <w:pPr>
+        <w:pStyle w:val="ListParagraph"/>
+        <w:numPr>
+          <w:ilvl w:val="0"/>
+          <w:numId w:val="1"/>
+        </w:numPr>
+        <w:rPr>
+          <w:sz w:val="36"/>
+          <w:szCs w:val="36"/>
+        </w:rPr>
+      </w:pPr>
+      <w:r>
+        <w:rPr>
+          <w:b/>
+          <w:sz w:val="36"/>
+          <w:szCs w:val="36"/>
+        </w:rPr>
+        <w:t xml:space="preserve">5.3 Train-Test Split (Stratified): </w:t>
+      </w:r>
+    </w:p>
+    <w:p>
+      <w:pPr>
+        <w:pStyle w:val="ListParagraph"/>
+        <w:numPr>
+          <w:ilvl w:val="1"/>
+          <w:numId w:val="1"/>
+        </w:numPr>
+        <w:rPr>
+          <w:sz w:val="36"/>
+          <w:szCs w:val="36"/>
+        </w:rPr>
+      </w:pPr>
+      <w:r>
+        <w:rPr>
+          <w:sz w:val="36"/>
+          <w:szCs w:val="36"/>
+        </w:rPr>
+        <w:t xml:space="preserve">The dataset was split into </w:t>
+      </w:r>
+      <w:r>
+        <w:rPr>
+          <w:b/>
+          <w:sz w:val="36"/>
+          <w:szCs w:val="36"/>
+        </w:rPr>
+        <w:t>training (80%)</w:t>
+      </w:r>
+      <w:r>
+        <w:rPr>
+          <w:sz w:val="36"/>
+          <w:szCs w:val="36"/>
+        </w:rPr>
+        <w:t xml:space="preserve"> and </w:t>
+      </w:r>
+      <w:r>
+        <w:rPr>
+          <w:b/>
+          <w:sz w:val="36"/>
+          <w:szCs w:val="36"/>
+        </w:rPr>
+        <w:t>testing (20%)</w:t>
+      </w:r>
+      <w:r>
+        <w:rPr>
+          <w:sz w:val="36"/>
+          <w:szCs w:val="36"/>
+        </w:rPr>
+        <w:t xml:space="preserve"> sets.</w:t>
+      </w:r>
+    </w:p>
+    <w:p>
+      <w:pPr>
+        <w:pStyle w:val="ListParagraph"/>
+        <w:numPr>
+          <w:ilvl w:val="1"/>
+          <w:numId w:val="1"/>
+        </w:numPr>
+        <w:rPr>
+          <w:sz w:val="36"/>
+          <w:szCs w:val="36"/>
+        </w:rPr>
+      </w:pPr>
+      <w:r>
+        <w:rPr>
+          <w:sz w:val="36"/>
+          <w:szCs w:val="36"/>
+        </w:rPr>
+        <w:t>Stratification was used to ensure the churn distribution (26%) remained consistent across both sets, preventing a non-representative test set</w:t>
+      </w:r>
+    </w:p>
+    <w:p>
+      <w:pPr>
+        <w:pStyle w:val="ListParagraph"/>
+        <w:numPr>
+          <w:ilvl w:val="0"/>
+          <w:numId w:val="1"/>
+        </w:numPr>
+        <w:rPr>
+          <w:sz w:val="36"/>
+          <w:szCs w:val="36"/>
+        </w:rPr>
+      </w:pPr>
+      <w:r>
+        <w:rPr>
+          <w:b/>
+          <w:sz w:val="36"/>
+          <w:szCs w:val="36"/>
+        </w:rPr>
+        <w:t>5.</w:t>
+      </w:r>
+      <w:r>
+        <w:rPr>
+          <w:b/>
+          <w:sz w:val="36"/>
+          <w:szCs w:val="36"/>
+        </w:rPr>
+        <w:t>4</w:t>
+      </w:r>
+      <w:r>
+        <w:rPr>
+          <w:b/>
+          <w:sz w:val="36"/>
+          <w:szCs w:val="36"/>
+        </w:rPr>
+        <w:t xml:space="preserve"> Feature Scaling: </w:t>
+      </w:r>
+    </w:p>
+    <w:p>
+      <w:pPr>
+        <w:pStyle w:val="ListParagraph"/>
+        <w:numPr>
+          <w:ilvl w:val="1"/>
+          <w:numId w:val="1"/>
+        </w:numPr>
+        <w:rPr>
+          <w:sz w:val="36"/>
+          <w:szCs w:val="36"/>
+        </w:rPr>
+      </w:pPr>
+      <w:r>
+        <w:rPr>
+          <w:b/>
+          <w:sz w:val="36"/>
+          <w:szCs w:val="36"/>
+        </w:rPr>
+        <w:t>StandardScaler</w:t>
+      </w:r>
+      <w:r>
+        <w:rPr>
+          <w:sz w:val="36"/>
+          <w:szCs w:val="36"/>
+        </w:rPr>
+        <w:t xml:space="preserve"> was applied to the continuous features (</w:t>
+      </w:r>
+      <w:r>
+        <w:rPr>
+          <w:i/>
+          <w:sz w:val="36"/>
+          <w:szCs w:val="36"/>
+        </w:rPr>
+        <w:t xml:space="preserve">tenure, MonthlyCharges) </w:t>
+      </w:r>
+      <w:r>
+        <w:rPr>
+          <w:sz w:val="36"/>
+          <w:szCs w:val="36"/>
+        </w:rPr>
+        <w:t xml:space="preserve">to normalize their range. </w:t>
+      </w:r>
+      <w:r>
+        <w:rPr>
+          <w:sz w:val="36"/>
+          <w:szCs w:val="36"/>
+        </w:rPr>
+        <w:t>This ensures numerical stability and allows coefficient magnitudes to be meaningfully compared.</w:t>
+      </w:r>
+    </w:p>
+    <w:p>
+      <w:pPr>
+        <w:pStyle w:val="ListParagraph"/>
+        <w:numPr>
+          <w:ilvl w:val="1"/>
+          <w:numId w:val="1"/>
+        </w:numPr>
+        <w:rPr>
+          <w:sz w:val="36"/>
+          <w:szCs w:val="36"/>
+        </w:rPr>
+        <w:sectPr>
+          <w:headerReference w:type="default" r:id="rId22"/>
+          <w:headerReference w:type="first" r:id="rId23"/>
+          <w:pgSz w:w="12240" w:h="15840"/>
+          <w:pgMar w:top="720" w:right="720" w:bottom="720" w:left="720" w:header="708" w:footer="708" w:gutter="0"/>
+          <w:cols w:space="708"/>
+          <w:titlePg/>
+          <w:docGrid w:linePitch="360"/>
+        </w:sectPr>
+      </w:pPr>
+      <w:r>
+        <w:rPr>
+          <w:b/>
+          <w:sz w:val="36"/>
+          <w:szCs w:val="36"/>
+        </w:rPr>
+        <w:lastRenderedPageBreak/>
+        <w:t xml:space="preserve">Leakage Prevention: </w:t>
+      </w:r>
+      <w:r>
+        <w:rPr>
+          <w:sz w:val="36"/>
+          <w:szCs w:val="36"/>
+        </w:rPr>
+        <w:t xml:space="preserve">The scaler was </w:t>
+      </w:r>
+      <w:r>
+        <w:rPr>
+          <w:b/>
+          <w:sz w:val="36"/>
+          <w:szCs w:val="36"/>
+        </w:rPr>
+        <w:t xml:space="preserve">fitted only on the training set </w:t>
+      </w:r>
+      <w:r>
+        <w:rPr>
+          <w:sz w:val="36"/>
+          <w:szCs w:val="36"/>
+        </w:rPr>
+        <w:t>and then applied to the test set. This ensures that statistical information from the test set (mean/variance) did not leak into the model training process</w:t>
+      </w:r>
+    </w:p>
+    <w:p>
+      <w:pPr>
+        <w:pStyle w:val="Heading1"/>
+        <w:jc w:val="center"/>
+        <w:rPr>
+          <w:b/>
+          <w:sz w:val="50"/>
+          <w:szCs w:val="50"/>
+        </w:rPr>
+      </w:pPr>
+      <w:bookmarkStart w:id="6" w:name="_Toc220325079"/>
+      <w:r>
+        <w:rPr>
+          <w:b/>
+          <w:sz w:val="50"/>
+          <w:szCs w:val="50"/>
+        </w:rPr>
+        <w:lastRenderedPageBreak/>
+        <w:t>6. Modeling Strategy</w:t>
+      </w:r>
+      <w:bookmarkEnd w:id="6"/>
+    </w:p>
+    <w:p>
+      <w:pPr>
+        <w:pStyle w:val="Header"/>
+        <w:ind w:left="720"/>
+      </w:pPr>
+    </w:p>
+    <w:p>
+      <w:pPr>
+        <w:rPr>
+          <w:sz w:val="36"/>
+          <w:szCs w:val="36"/>
+        </w:rPr>
+      </w:pPr>
+      <w:r>
+        <w:rPr>
+          <w:sz w:val="36"/>
+          <w:szCs w:val="36"/>
+        </w:rPr>
+        <w:t xml:space="preserve">The modeling phase prioritized </w:t>
+      </w:r>
+      <w:r>
+        <w:rPr>
+          <w:b/>
+          <w:sz w:val="36"/>
+          <w:szCs w:val="36"/>
+        </w:rPr>
+        <w:t xml:space="preserve">performance on the minority class </w:t>
+      </w:r>
+      <w:r>
+        <w:rPr>
+          <w:sz w:val="36"/>
+          <w:szCs w:val="36"/>
+        </w:rPr>
+        <w:t xml:space="preserve">(churners) and interpretability </w:t>
+      </w:r>
+    </w:p>
+    <w:p>
+      <w:pPr>
+        <w:pStyle w:val="ListParagraph"/>
+        <w:numPr>
+          <w:ilvl w:val="0"/>
+          <w:numId w:val="1"/>
+        </w:numPr>
+        <w:rPr>
+          <w:sz w:val="36"/>
+          <w:szCs w:val="36"/>
+        </w:rPr>
+      </w:pPr>
+      <w:r>
+        <w:rPr>
+          <w:b/>
+          <w:sz w:val="36"/>
+          <w:szCs w:val="36"/>
+        </w:rPr>
+        <w:t>6.1 Algorithm Selection: Logistic Regression</w:t>
+      </w:r>
+    </w:p>
+    <w:p>
+      <w:pPr>
+        <w:pStyle w:val="ListParagraph"/>
+        <w:numPr>
+          <w:ilvl w:val="1"/>
+          <w:numId w:val="1"/>
+        </w:numPr>
+        <w:rPr>
+          <w:sz w:val="36"/>
+          <w:szCs w:val="36"/>
+        </w:rPr>
+      </w:pPr>
+      <w:r>
+        <w:rPr>
+          <w:b/>
+          <w:sz w:val="36"/>
+          <w:szCs w:val="36"/>
+        </w:rPr>
+        <w:t xml:space="preserve">Choice: </w:t>
+      </w:r>
+      <w:r>
+        <w:rPr>
+          <w:sz w:val="36"/>
+          <w:szCs w:val="36"/>
+        </w:rPr>
+        <w:t>Logistic re</w:t>
+      </w:r>
+      <w:r>
+        <w:rPr>
+          <w:sz w:val="36"/>
+          <w:szCs w:val="36"/>
+        </w:rPr>
+        <w:t xml:space="preserve">gression was selected as the final model. </w:t>
+      </w:r>
+    </w:p>
+    <w:p>
+      <w:pPr>
+        <w:pStyle w:val="ListParagraph"/>
+        <w:numPr>
+          <w:ilvl w:val="1"/>
+          <w:numId w:val="1"/>
+        </w:numPr>
+        <w:rPr>
+          <w:sz w:val="36"/>
+          <w:szCs w:val="36"/>
+        </w:rPr>
+      </w:pPr>
+      <w:r>
+        <w:rPr>
+          <w:b/>
+          <w:sz w:val="36"/>
+          <w:szCs w:val="36"/>
+        </w:rPr>
+        <w:t>Performance Lead:</w:t>
+      </w:r>
+      <w:r>
+        <w:rPr>
+          <w:sz w:val="36"/>
+          <w:szCs w:val="36"/>
+        </w:rPr>
+        <w:t xml:space="preserve"> Logistic Regression </w:t>
+      </w:r>
+      <w:r>
+        <w:rPr>
+          <w:b/>
+          <w:sz w:val="36"/>
+          <w:szCs w:val="36"/>
+        </w:rPr>
+        <w:t xml:space="preserve">consistently outperformed </w:t>
+      </w:r>
+      <w:r>
+        <w:rPr>
+          <w:sz w:val="36"/>
+          <w:szCs w:val="36"/>
+        </w:rPr>
+        <w:t xml:space="preserve">the challenger model (Random Forest). During validation, </w:t>
+      </w:r>
+      <w:r>
+        <w:rPr>
+          <w:b/>
+          <w:sz w:val="36"/>
+          <w:szCs w:val="36"/>
+        </w:rPr>
+        <w:t xml:space="preserve">Random Forest exhibited material degradation in minority-class performance, </w:t>
+      </w:r>
+      <w:r>
+        <w:rPr>
+          <w:sz w:val="36"/>
+          <w:szCs w:val="36"/>
+        </w:rPr>
+        <w:t xml:space="preserve">particularly in recall, despite the increased model complexity </w:t>
+      </w:r>
+    </w:p>
+    <w:p>
+      <w:pPr>
+        <w:pStyle w:val="ListParagraph"/>
+        <w:numPr>
+          <w:ilvl w:val="1"/>
+          <w:numId w:val="1"/>
+        </w:numPr>
+        <w:rPr>
+          <w:sz w:val="36"/>
+          <w:szCs w:val="36"/>
+        </w:rPr>
+      </w:pPr>
+      <w:r>
+        <w:rPr>
+          <w:b/>
+          <w:sz w:val="36"/>
+          <w:szCs w:val="36"/>
+        </w:rPr>
+        <w:t>Rationale:</w:t>
+      </w:r>
+      <w:r>
+        <w:rPr>
+          <w:sz w:val="36"/>
+          <w:szCs w:val="36"/>
+        </w:rPr>
+        <w:t xml:space="preserve"> The dataset contains strong linear risk factors (e.g., Price increase correlates to higher churn risk). The Random Forest model likely struggled to generalize these relationships given the class imbalance, whereas the weighted logistic regression successfully captured the signal. </w:t>
+      </w:r>
+    </w:p>
+    <w:p>
+      <w:pPr>
+        <w:pStyle w:val="ListParagraph"/>
+        <w:numPr>
+          <w:ilvl w:val="1"/>
+          <w:numId w:val="1"/>
+        </w:numPr>
+        <w:rPr>
+          <w:sz w:val="36"/>
+          <w:szCs w:val="36"/>
+        </w:rPr>
+      </w:pPr>
+      <w:r>
+        <w:rPr>
+          <w:b/>
+          <w:sz w:val="36"/>
+          <w:szCs w:val="36"/>
+        </w:rPr>
+        <w:t>Interpretability:</w:t>
+      </w:r>
+      <w:r>
+        <w:rPr>
+          <w:sz w:val="36"/>
+          <w:szCs w:val="36"/>
+        </w:rPr>
+        <w:t xml:space="preserve"> Beyond performance, Logistic regression offered transparent coefficients (e.g., quantifying exactly how much “Fiber Optic” increases the odds of churn), which is critical for explaining the model to stakeholders.</w:t>
+      </w:r>
+    </w:p>
+    <w:p>
+      <w:pPr>
+        <w:pStyle w:val="ListParagraph"/>
+        <w:ind w:left="1440"/>
+        <w:rPr>
+          <w:sz w:val="36"/>
+          <w:szCs w:val="36"/>
+        </w:rPr>
+      </w:pPr>
+    </w:p>
+    <w:p>
+      <w:pPr>
+        <w:pStyle w:val="ListParagraph"/>
+        <w:numPr>
+          <w:ilvl w:val="0"/>
+          <w:numId w:val="1"/>
+        </w:numPr>
+        <w:rPr>
+          <w:sz w:val="36"/>
+          <w:szCs w:val="36"/>
+        </w:rPr>
+      </w:pPr>
+      <w:r>
+        <w:rPr>
+          <w:b/>
+          <w:sz w:val="36"/>
+          <w:szCs w:val="36"/>
+        </w:rPr>
+        <w:t>6.2</w:t>
+      </w:r>
+      <w:r>
+        <w:rPr>
+          <w:sz w:val="36"/>
+          <w:szCs w:val="36"/>
+        </w:rPr>
+        <w:t xml:space="preserve"> </w:t>
+      </w:r>
+      <w:r>
+        <w:rPr>
+          <w:b/>
+          <w:sz w:val="36"/>
+          <w:szCs w:val="36"/>
+        </w:rPr>
+        <w:t xml:space="preserve">Handling Class Imbalance: </w:t>
+      </w:r>
+    </w:p>
+    <w:p>
+      <w:pPr>
+        <w:pStyle w:val="ListParagraph"/>
+        <w:numPr>
+          <w:ilvl w:val="1"/>
+          <w:numId w:val="1"/>
+        </w:numPr>
+        <w:rPr>
+          <w:sz w:val="36"/>
+          <w:szCs w:val="36"/>
+        </w:rPr>
+      </w:pPr>
+      <w:r>
+        <w:rPr>
+          <w:b/>
+          <w:sz w:val="36"/>
+          <w:szCs w:val="36"/>
+        </w:rPr>
+        <w:t xml:space="preserve">Method: </w:t>
+      </w:r>
+      <w:r>
+        <w:rPr>
+          <w:sz w:val="36"/>
+          <w:szCs w:val="36"/>
+        </w:rPr>
+        <w:t xml:space="preserve">The model was configured with </w:t>
+      </w:r>
+      <w:r>
+        <w:rPr>
+          <w:b/>
+          <w:sz w:val="36"/>
+          <w:szCs w:val="36"/>
+        </w:rPr>
+        <w:t>(</w:t>
+      </w:r>
+      <w:r>
+        <w:rPr>
+          <w:b/>
+          <w:i/>
+          <w:sz w:val="36"/>
+          <w:szCs w:val="36"/>
+        </w:rPr>
+        <w:t>class_weight = ‘balanced’</w:t>
+      </w:r>
+      <w:r>
+        <w:rPr>
+          <w:b/>
+          <w:sz w:val="36"/>
+          <w:szCs w:val="36"/>
+        </w:rPr>
+        <w:t>).</w:t>
+      </w:r>
+    </w:p>
+    <w:p>
+      <w:pPr>
+        <w:pStyle w:val="ListParagraph"/>
+        <w:numPr>
+          <w:ilvl w:val="1"/>
+          <w:numId w:val="1"/>
+        </w:numPr>
+        <w:rPr>
+          <w:sz w:val="36"/>
+          <w:szCs w:val="36"/>
+        </w:rPr>
+      </w:pPr>
+      <w:r>
+        <w:rPr>
+          <w:b/>
+          <w:sz w:val="36"/>
+          <w:szCs w:val="36"/>
+        </w:rPr>
+        <w:t>Mechanism:</w:t>
+      </w:r>
+      <w:r>
+        <w:rPr>
+          <w:sz w:val="36"/>
+          <w:szCs w:val="36"/>
+        </w:rPr>
+        <w:t xml:space="preserve"> This hyper parameter automatically adjusts weights inversely proportional to class frequencies. It penalizes the model more heavily for missing a “Churner” than for flagging a “Non-Churner”.</w:t>
+      </w:r>
+    </w:p>
+    <w:p>
+      <w:pPr>
+        <w:pStyle w:val="ListParagraph"/>
+        <w:numPr>
+          <w:ilvl w:val="1"/>
+          <w:numId w:val="1"/>
+        </w:numPr>
+        <w:rPr>
+          <w:sz w:val="36"/>
+          <w:szCs w:val="36"/>
+        </w:rPr>
+        <w:sectPr>
+          <w:headerReference w:type="default" r:id="rId24"/>
+          <w:headerReference w:type="first" r:id="rId25"/>
+          <w:pgSz w:w="12240" w:h="15840"/>
+          <w:pgMar w:top="720" w:right="720" w:bottom="720" w:left="720" w:header="708" w:footer="708" w:gutter="0"/>
+          <w:cols w:space="708"/>
+          <w:titlePg/>
+          <w:docGrid w:linePitch="360"/>
+        </w:sectPr>
+      </w:pPr>
+      <w:r>
+        <w:rPr>
+          <w:b/>
+          <w:sz w:val="36"/>
+          <w:szCs w:val="36"/>
+        </w:rPr>
+        <w:lastRenderedPageBreak/>
+        <w:t>Business Logic:</w:t>
+      </w:r>
+      <w:r>
+        <w:rPr>
+          <w:sz w:val="36"/>
+          <w:szCs w:val="36"/>
+        </w:rPr>
+        <w:t xml:space="preserve"> This aligns with the financial reality that the cost of missing a churner ($74/month ARPU + LTV) is significantly higher than the cost of a retention intervention.</w:t>
+      </w:r>
+    </w:p>
+    <w:p>
+      <w:pPr>
+        <w:pStyle w:val="Heading1"/>
+        <w:jc w:val="center"/>
+        <w:rPr>
+          <w:b/>
+          <w:sz w:val="50"/>
+          <w:szCs w:val="50"/>
+        </w:rPr>
+      </w:pPr>
+      <w:bookmarkStart w:id="7" w:name="_Toc220325080"/>
+      <w:r>
+        <w:rPr>
+          <w:b/>
+          <w:sz w:val="50"/>
+          <w:szCs w:val="50"/>
+        </w:rPr>
+        <w:lastRenderedPageBreak/>
+        <w:t>7. Model Evaluation</w:t>
+      </w:r>
+      <w:bookmarkEnd w:id="7"/>
+    </w:p>
+    <w:p>
+      <w:pPr>
+        <w:pStyle w:val="Header"/>
+        <w:ind w:left="720"/>
+      </w:pPr>
+    </w:p>
+    <w:p>
+      <w:pPr>
+        <w:rPr>
+          <w:sz w:val="36"/>
+          <w:szCs w:val="36"/>
+        </w:rPr>
+      </w:pPr>
+      <w:r>
+        <w:rPr>
+          <w:sz w:val="36"/>
+          <w:szCs w:val="36"/>
+        </w:rPr>
+        <w:t xml:space="preserve">The model performance was evaluated based on the </w:t>
+      </w:r>
+      <w:r>
+        <w:rPr>
+          <w:b/>
+          <w:sz w:val="36"/>
+          <w:szCs w:val="36"/>
+        </w:rPr>
+        <w:t xml:space="preserve">financial trade-off </w:t>
+      </w:r>
+      <w:r>
+        <w:rPr>
+          <w:sz w:val="36"/>
+          <w:szCs w:val="36"/>
+        </w:rPr>
+        <w:t>between precision and recall, rather than raw Accuracy.</w:t>
+      </w:r>
+    </w:p>
+    <w:p>
+      <w:pPr>
+        <w:pStyle w:val="ListParagraph"/>
+        <w:numPr>
+          <w:ilvl w:val="0"/>
+          <w:numId w:val="1"/>
+        </w:numPr>
+        <w:rPr>
+          <w:b/>
+          <w:sz w:val="36"/>
+          <w:szCs w:val="36"/>
+        </w:rPr>
+      </w:pPr>
+      <w:r>
+        <w:rPr>
+          <w:b/>
+          <w:sz w:val="36"/>
+          <w:szCs w:val="36"/>
+        </w:rPr>
+        <w:t xml:space="preserve">7.1 Key Metrics:  </w:t>
+      </w:r>
+    </w:p>
+    <w:p>
+      <w:pPr>
+        <w:pStyle w:val="ListParagraph"/>
+        <w:numPr>
+          <w:ilvl w:val="1"/>
+          <w:numId w:val="1"/>
+        </w:numPr>
+        <w:rPr>
+          <w:b/>
+          <w:sz w:val="36"/>
+          <w:szCs w:val="36"/>
+        </w:rPr>
+      </w:pPr>
+      <w:r>
+        <w:rPr>
+          <w:b/>
+          <w:sz w:val="36"/>
+          <w:szCs w:val="36"/>
+        </w:rPr>
+        <w:t xml:space="preserve">Recall (~72%): </w:t>
+      </w:r>
+      <w:r>
+        <w:rPr>
+          <w:sz w:val="36"/>
+          <w:szCs w:val="36"/>
+        </w:rPr>
+        <w:t xml:space="preserve">The model correctly identifies </w:t>
+      </w:r>
+      <w:r>
+        <w:rPr>
+          <w:b/>
+          <w:sz w:val="36"/>
+          <w:szCs w:val="36"/>
+        </w:rPr>
+        <w:t xml:space="preserve">72 out of every 100 churners. </w:t>
+      </w:r>
+      <w:r>
+        <w:rPr>
+          <w:sz w:val="36"/>
+          <w:szCs w:val="36"/>
+        </w:rPr>
+        <w:t>This was the primary optimization target to minimize revenue leakage.</w:t>
+      </w:r>
+    </w:p>
+    <w:p>
+      <w:pPr>
+        <w:pStyle w:val="ListParagraph"/>
+        <w:numPr>
+          <w:ilvl w:val="1"/>
+          <w:numId w:val="1"/>
+        </w:numPr>
+        <w:rPr>
+          <w:b/>
+          <w:sz w:val="36"/>
+          <w:szCs w:val="36"/>
+        </w:rPr>
+      </w:pPr>
+      <w:r>
+        <w:rPr>
+          <w:b/>
+          <w:sz w:val="36"/>
+          <w:szCs w:val="36"/>
+        </w:rPr>
+        <w:t>Precision (~54%):</w:t>
+      </w:r>
+      <w:r>
+        <w:rPr>
+          <w:sz w:val="36"/>
+          <w:szCs w:val="36"/>
+        </w:rPr>
+        <w:t xml:space="preserve"> When the model predicts churn, it is correct 54% of the time. While statistically moderate, this represents a </w:t>
+      </w:r>
+      <w:r>
+        <w:rPr>
+          <w:b/>
+          <w:sz w:val="36"/>
+          <w:szCs w:val="36"/>
+        </w:rPr>
+        <w:t>&gt;2x Lift</w:t>
+      </w:r>
+      <w:r>
+        <w:rPr>
+          <w:sz w:val="36"/>
+          <w:szCs w:val="36"/>
+        </w:rPr>
+        <w:t xml:space="preserve"> </w:t>
+      </w:r>
+      <w:r>
+        <w:rPr>
+          <w:sz w:val="36"/>
+          <w:szCs w:val="36"/>
+        </w:rPr>
+        <w:t xml:space="preserve">relative to the </w:t>
+      </w:r>
+      <w:r>
+        <w:rPr>
+          <w:sz w:val="36"/>
+          <w:szCs w:val="36"/>
+        </w:rPr>
+        <w:t xml:space="preserve">baseline churn rate </w:t>
+      </w:r>
+      <w:r>
+        <w:rPr>
+          <w:b/>
+          <w:sz w:val="36"/>
+          <w:szCs w:val="36"/>
+        </w:rPr>
+        <w:t>(26%)</w:t>
+      </w:r>
+      <w:r>
+        <w:rPr>
+          <w:sz w:val="36"/>
+          <w:szCs w:val="36"/>
+        </w:rPr>
+        <w:t>.</w:t>
+      </w:r>
+    </w:p>
+    <w:p>
+      <w:pPr>
+        <w:pStyle w:val="ListParagraph"/>
+        <w:numPr>
+          <w:ilvl w:val="1"/>
+          <w:numId w:val="1"/>
+        </w:numPr>
+        <w:rPr>
+          <w:b/>
+          <w:sz w:val="36"/>
+          <w:szCs w:val="36"/>
+        </w:rPr>
+      </w:pPr>
+      <w:r>
+        <w:rPr>
+          <w:b/>
+          <w:sz w:val="36"/>
+          <w:szCs w:val="36"/>
+        </w:rPr>
+        <w:t xml:space="preserve">ROC-AUC (0.84): </w:t>
+      </w:r>
+      <w:r>
+        <w:rPr>
+          <w:sz w:val="36"/>
+          <w:szCs w:val="36"/>
+        </w:rPr>
+        <w:t xml:space="preserve">This indicates strong separability between the classes, confirming the model can effectively rank customers by risk. </w:t>
+      </w:r>
+    </w:p>
+    <w:p>
+      <w:pPr>
+        <w:pStyle w:val="ListParagraph"/>
+        <w:ind w:left="1440"/>
+        <w:rPr>
+          <w:b/>
+          <w:sz w:val="36"/>
+          <w:szCs w:val="36"/>
+        </w:rPr>
+      </w:pPr>
+      <w:r>
+        <w:rPr>
+          <w:b/>
           <w:noProof/>
           <w:sz w:val="36"/>
           <w:szCs w:val="36"/>
         </w:rPr>
         <w:drawing>
-          <wp:inline distT="0" distB="0" distL="0" distR="0" wp14:anchorId="558D988F" wp14:editId="34227B38">
-            <wp:extent cx="2857899" cy="1638529"/>
+          <wp:inline distT="0" distB="0" distL="0" distR="0" wp14:anchorId="66ABFFAE" wp14:editId="1DB3FA97">
+            <wp:extent cx="4267200" cy="4133850"/>
             <wp:effectExtent l="0" t="0" r="0" b="0"/>
-            <wp:docPr id="10" name="Picture 10"/>
+            <wp:docPr id="15" name="Picture 15"/>
             <wp:cNvGraphicFramePr>
               <a:graphicFrameLocks xmlns:a="http://schemas.openxmlformats.org/drawingml/2006/main" noChangeAspect="1"/>
             </wp:cNvGraphicFramePr>
@@ -3954,7 +6149,7 @@
                     <pic:cNvPicPr/>
                   </pic:nvPicPr>
                   <pic:blipFill>
-                    <a:blip r:embed="rId21"/>
+                    <a:blip r:embed="rId26"/>
                     <a:stretch>
                       <a:fillRect/>
                     </a:stretch>
@@ -3962,7 +6157,7 @@
                   <pic:spPr>
                     <a:xfrm>
                       <a:off x="0" y="0"/>
-                      <a:ext cx="2857899" cy="1638529"/>
+                      <a:ext cx="4267200" cy="4133850"/>
                     </a:xfrm>
                     <a:prstGeom prst="rect">
                       <a:avLst/>
@@ -3978,100 +6173,322 @@
     <w:p>
       <w:pPr>
         <w:pStyle w:val="ListParagraph"/>
-        <w:ind w:left="2160"/>
-        <w:rPr>
-          <w:b/>
-          <w:i/>
-          <w:sz w:val="20"/>
-          <w:szCs w:val="20"/>
-        </w:rPr>
-      </w:pPr>
-      <w:r>
-        <w:rPr>
-          <w:b/>
-          <w:i/>
-          <w:sz w:val="20"/>
-          <w:szCs w:val="20"/>
-        </w:rPr>
-        <w:t>Crosstab showing the distributions of payment methods and contracts</w:t>
-      </w:r>
-    </w:p>
-    <w:p>
-      <w:pPr>
-        <w:pStyle w:val="ListParagraph"/>
-        <w:ind w:left="2160"/>
-        <w:rPr>
-          <w:b/>
-          <w:i/>
-          <w:sz w:val="20"/>
-          <w:szCs w:val="20"/>
-        </w:rPr>
-      </w:pPr>
+        <w:numPr>
+          <w:ilvl w:val="0"/>
+          <w:numId w:val="1"/>
+        </w:numPr>
+        <w:rPr>
+          <w:b/>
+          <w:sz w:val="36"/>
+          <w:szCs w:val="36"/>
+        </w:rPr>
+      </w:pPr>
+      <w:r>
+        <w:rPr>
+          <w:b/>
+          <w:sz w:val="36"/>
+          <w:szCs w:val="36"/>
+        </w:rPr>
+        <w:t xml:space="preserve">7.2 The strategic Trade-Off: </w:t>
+      </w:r>
     </w:p>
     <w:p>
       <w:pPr>
         <w:pStyle w:val="ListParagraph"/>
         <w:numPr>
-          <w:ilvl w:val="2"/>
+          <w:ilvl w:val="1"/>
           <w:numId w:val="1"/>
         </w:numPr>
         <w:rPr>
-          <w:sz w:val="36"/>
-          <w:szCs w:val="36"/>
-        </w:rPr>
-      </w:pPr>
-      <w:r>
-        <w:rPr>
-          <w:b/>
-          <w:sz w:val="36"/>
-          <w:szCs w:val="36"/>
-        </w:rPr>
-        <w:t>~6</w:t>
-      </w:r>
-      <w:r>
-        <w:rPr>
-          <w:b/>
-          <w:sz w:val="36"/>
-          <w:szCs w:val="36"/>
-        </w:rPr>
-        <w:t>6</w:t>
-      </w:r>
-      <w:r>
-        <w:rPr>
-          <w:b/>
-          <w:sz w:val="36"/>
-          <w:szCs w:val="36"/>
-        </w:rPr>
-        <w:t>%</w:t>
-      </w:r>
-      <w:r>
-        <w:rPr>
-          <w:sz w:val="36"/>
-          <w:szCs w:val="36"/>
-        </w:rPr>
-        <w:t xml:space="preserve"> of E-Check users also exhibit low stickiness (defined as &lt;= 1 sticky service) </w:t>
+          <w:b/>
+          <w:sz w:val="36"/>
+          <w:szCs w:val="36"/>
+        </w:rPr>
+      </w:pPr>
+      <w:r>
+        <w:rPr>
+          <w:sz w:val="36"/>
+          <w:szCs w:val="36"/>
+        </w:rPr>
+        <w:lastRenderedPageBreak/>
+        <w:t xml:space="preserve">A lower precision (more “False Alarms”) was accepted to maximize recall as the cost of missing a churner exceeds that of retaining a non-churner </w:t>
       </w:r>
     </w:p>
     <w:p>
       <w:pPr>
         <w:pStyle w:val="ListParagraph"/>
-        <w:ind w:left="2160"/>
-        <w:rPr>
-          <w:sz w:val="36"/>
-          <w:szCs w:val="36"/>
-        </w:rPr>
-      </w:pPr>
-      <w:r>
-        <w:rPr>
+        <w:numPr>
+          <w:ilvl w:val="1"/>
+          <w:numId w:val="1"/>
+        </w:numPr>
+        <w:rPr>
+          <w:b/>
+          <w:sz w:val="36"/>
+          <w:szCs w:val="36"/>
+        </w:rPr>
+      </w:pPr>
+      <w:r>
+        <w:rPr>
+          <w:b/>
+          <w:sz w:val="36"/>
+          <w:szCs w:val="36"/>
+        </w:rPr>
+        <w:t xml:space="preserve">Business Justification: </w:t>
+      </w:r>
+      <w:r>
+        <w:rPr>
+          <w:sz w:val="36"/>
+          <w:szCs w:val="36"/>
+        </w:rPr>
+        <w:t>Intervening on a “False positive” remains cost effective, because retention efforts are cheaper than acquiring a new customer.</w:t>
+      </w:r>
+    </w:p>
+    <w:p>
+      <w:pPr>
+        <w:rPr>
+          <w:b/>
+          <w:sz w:val="36"/>
+          <w:szCs w:val="36"/>
+        </w:rPr>
+      </w:pPr>
+    </w:p>
+    <w:p>
+      <w:pPr>
+        <w:rPr>
+          <w:sz w:val="36"/>
+          <w:szCs w:val="36"/>
+        </w:rPr>
+        <w:sectPr>
+          <w:headerReference w:type="default" r:id="rId27"/>
+          <w:headerReference w:type="first" r:id="rId28"/>
+          <w:pgSz w:w="12240" w:h="15840"/>
+          <w:pgMar w:top="720" w:right="720" w:bottom="720" w:left="720" w:header="708" w:footer="708" w:gutter="0"/>
+          <w:cols w:space="708"/>
+          <w:titlePg/>
+          <w:docGrid w:linePitch="360"/>
+        </w:sectPr>
+      </w:pPr>
+      <w:r>
+        <w:rPr>
+          <w:sz w:val="36"/>
+          <w:szCs w:val="36"/>
+        </w:rPr>
+        <w:t>These metr</w:t>
+      </w:r>
+      <w:r>
+        <w:rPr>
+          <w:sz w:val="36"/>
+          <w:szCs w:val="36"/>
+        </w:rPr>
+        <w:t xml:space="preserve">ics indicate that the model </w:t>
+      </w:r>
+      <w:r>
+        <w:rPr>
+          <w:sz w:val="36"/>
+          <w:szCs w:val="36"/>
+        </w:rPr>
+        <w:t>effectively prioritize</w:t>
+      </w:r>
+      <w:r>
+        <w:rPr>
+          <w:sz w:val="36"/>
+          <w:szCs w:val="36"/>
+        </w:rPr>
+        <w:t>s</w:t>
+      </w:r>
+      <w:r>
+        <w:rPr>
+          <w:sz w:val="36"/>
+          <w:szCs w:val="36"/>
+        </w:rPr>
+        <w:t xml:space="preserve"> high-risk customers for proactive retention, su</w:t>
+      </w:r>
+      <w:r>
+        <w:rPr>
+          <w:sz w:val="36"/>
+          <w:szCs w:val="36"/>
+        </w:rPr>
+        <w:t>pporting targeted interventions.</w:t>
+      </w:r>
+    </w:p>
+    <w:p>
+      <w:pPr>
+        <w:pStyle w:val="Heading1"/>
+        <w:jc w:val="center"/>
+        <w:rPr>
+          <w:b/>
+          <w:sz w:val="50"/>
+          <w:szCs w:val="50"/>
+        </w:rPr>
+      </w:pPr>
+      <w:bookmarkStart w:id="8" w:name="_Toc220325081"/>
+      <w:r>
+        <w:rPr>
+          <w:b/>
+          <w:sz w:val="50"/>
+          <w:szCs w:val="50"/>
+        </w:rPr>
+        <w:lastRenderedPageBreak/>
+        <w:t>8. Business Impact and ROI Simulation</w:t>
+      </w:r>
+      <w:bookmarkEnd w:id="8"/>
+    </w:p>
+    <w:p>
+      <w:pPr>
+        <w:rPr>
+          <w:sz w:val="36"/>
+          <w:szCs w:val="36"/>
+        </w:rPr>
+      </w:pPr>
+    </w:p>
+    <w:p>
+      <w:pPr>
+        <w:rPr>
+          <w:sz w:val="36"/>
+          <w:szCs w:val="36"/>
+        </w:rPr>
+      </w:pPr>
+      <w:r>
+        <w:rPr>
+          <w:sz w:val="36"/>
+          <w:szCs w:val="36"/>
+        </w:rPr>
+        <w:t xml:space="preserve">To translate model performance into business value, a profitability simulation was conducted on the test set. This simulation estimates the operational impact of deploying the model for a targeted retention campaign. </w:t>
+      </w:r>
+    </w:p>
+    <w:p>
+      <w:pPr>
+        <w:rPr>
+          <w:sz w:val="36"/>
+          <w:szCs w:val="36"/>
+        </w:rPr>
+      </w:pPr>
+    </w:p>
+    <w:p>
+      <w:pPr>
+        <w:rPr>
+          <w:b/>
+          <w:sz w:val="36"/>
+          <w:szCs w:val="36"/>
+        </w:rPr>
+      </w:pPr>
+      <w:r>
+        <w:rPr>
+          <w:b/>
+          <w:sz w:val="36"/>
+          <w:szCs w:val="36"/>
+        </w:rPr>
+        <w:t xml:space="preserve">8.1 Simulation Assumptions </w:t>
+      </w:r>
+    </w:p>
+    <w:p>
+      <w:pPr>
+        <w:pStyle w:val="ListParagraph"/>
+        <w:numPr>
+          <w:ilvl w:val="0"/>
+          <w:numId w:val="9"/>
+        </w:numPr>
+        <w:rPr>
+          <w:b/>
+          <w:sz w:val="36"/>
+          <w:szCs w:val="36"/>
+        </w:rPr>
+      </w:pPr>
+      <w:r>
+        <w:rPr>
+          <w:b/>
+          <w:sz w:val="36"/>
+          <w:szCs w:val="36"/>
+        </w:rPr>
+        <w:t xml:space="preserve">Revenue at Risk (ARPU): </w:t>
+      </w:r>
+      <w:r>
+        <w:rPr>
+          <w:sz w:val="36"/>
+          <w:szCs w:val="36"/>
+        </w:rPr>
+        <w:t>$74 (Average monthly spend of predicted churners).</w:t>
+      </w:r>
+    </w:p>
+    <w:p>
+      <w:pPr>
+        <w:pStyle w:val="ListParagraph"/>
+        <w:numPr>
+          <w:ilvl w:val="0"/>
+          <w:numId w:val="9"/>
+        </w:numPr>
+        <w:rPr>
+          <w:b/>
+          <w:sz w:val="36"/>
+          <w:szCs w:val="36"/>
+        </w:rPr>
+      </w:pPr>
+      <w:r>
+        <w:rPr>
+          <w:b/>
+          <w:sz w:val="36"/>
+          <w:szCs w:val="36"/>
+        </w:rPr>
+        <w:t xml:space="preserve">Intervention Cost: </w:t>
+      </w:r>
+      <w:r>
+        <w:rPr>
+          <w:sz w:val="36"/>
+          <w:szCs w:val="36"/>
+        </w:rPr>
+        <w:t>$30 per customer (Estimated cost of a discount, incentive or agent time</w:t>
+      </w:r>
+    </w:p>
+    <w:p>
+      <w:pPr>
+        <w:pStyle w:val="ListParagraph"/>
+        <w:numPr>
+          <w:ilvl w:val="0"/>
+          <w:numId w:val="9"/>
+        </w:numPr>
+        <w:rPr>
+          <w:b/>
+          <w:sz w:val="36"/>
+          <w:szCs w:val="36"/>
+        </w:rPr>
+      </w:pPr>
+      <w:r>
+        <w:rPr>
+          <w:b/>
+          <w:sz w:val="36"/>
+          <w:szCs w:val="36"/>
+        </w:rPr>
+        <w:t xml:space="preserve">Retention Success Rate: </w:t>
+      </w:r>
+      <w:r>
+        <w:rPr>
+          <w:sz w:val="36"/>
+          <w:szCs w:val="36"/>
+        </w:rPr>
+        <w:t>30% (Conservative benchmark, assumes every 1 in 3 contacted churners is saved)</w:t>
+      </w:r>
+    </w:p>
+    <w:p>
+      <w:pPr>
+        <w:pStyle w:val="ListParagraph"/>
+        <w:rPr>
+          <w:b/>
+          <w:sz w:val="36"/>
+          <w:szCs w:val="36"/>
+        </w:rPr>
+      </w:pPr>
+      <w:r>
+        <w:rPr>
+          <w:b/>
           <w:noProof/>
           <w:sz w:val="36"/>
           <w:szCs w:val="36"/>
         </w:rPr>
         <w:drawing>
-          <wp:inline distT="0" distB="0" distL="0" distR="0" wp14:anchorId="29DDED69" wp14:editId="41E9955C">
-            <wp:extent cx="3181794" cy="1686160"/>
-            <wp:effectExtent l="0" t="0" r="0" b="9525"/>
-            <wp:docPr id="11" name="Picture 11"/>
+          <wp:inline distT="0" distB="0" distL="0" distR="0" wp14:anchorId="07B69383" wp14:editId="0245B40D">
+            <wp:extent cx="6858000" cy="3693795"/>
+            <wp:effectExtent l="0" t="0" r="0" b="1905"/>
+            <wp:docPr id="5" name="Picture 5"/>
             <wp:cNvGraphicFramePr>
               <a:graphicFrameLocks xmlns:a="http://schemas.openxmlformats.org/drawingml/2006/main" noChangeAspect="1"/>
             </wp:cNvGraphicFramePr>
@@ -4083,7 +6500,7 @@
                     <pic:cNvPicPr/>
                   </pic:nvPicPr>
                   <pic:blipFill>
-                    <a:blip r:embed="rId22"/>
+                    <a:blip r:embed="rId29"/>
                     <a:stretch>
                       <a:fillRect/>
                     </a:stretch>
@@ -4091,7 +6508,7 @@
                   <pic:spPr>
                     <a:xfrm>
                       <a:off x="0" y="0"/>
-                      <a:ext cx="3181794" cy="1686160"/>
+                      <a:ext cx="6858000" cy="3693795"/>
                     </a:xfrm>
                     <a:prstGeom prst="rect">
                       <a:avLst/>
@@ -4106,41 +6523,457 @@
     </w:p>
     <w:p>
       <w:pPr>
+        <w:rPr>
+          <w:b/>
+          <w:sz w:val="36"/>
+          <w:szCs w:val="36"/>
+        </w:rPr>
+      </w:pPr>
+    </w:p>
+    <w:p>
+      <w:pPr>
+        <w:rPr>
+          <w:b/>
+          <w:sz w:val="36"/>
+          <w:szCs w:val="36"/>
+        </w:rPr>
+      </w:pPr>
+      <w:r>
+        <w:rPr>
+          <w:b/>
+          <w:sz w:val="36"/>
+          <w:szCs w:val="36"/>
+        </w:rPr>
+        <w:lastRenderedPageBreak/>
+        <w:t>8.2 The Calculation</w:t>
+      </w:r>
+    </w:p>
+    <w:p>
+      <w:pPr>
+        <w:rPr>
+          <w:sz w:val="36"/>
+          <w:szCs w:val="36"/>
+        </w:rPr>
+      </w:pPr>
+      <w:r>
+        <w:rPr>
+          <w:b/>
+          <w:sz w:val="36"/>
+          <w:szCs w:val="36"/>
+        </w:rPr>
+        <w:tab/>
+      </w:r>
+      <w:r>
+        <w:rPr>
+          <w:sz w:val="36"/>
+          <w:szCs w:val="36"/>
+        </w:rPr>
+        <w:t xml:space="preserve">Using the model’s precision of ~54% and recall of ~72%, </w:t>
+      </w:r>
+    </w:p>
+    <w:p>
+      <w:pPr>
         <w:pStyle w:val="ListParagraph"/>
-        <w:ind w:left="2160"/>
-        <w:rPr>
-          <w:b/>
-          <w:i/>
-          <w:sz w:val="20"/>
-          <w:szCs w:val="20"/>
-        </w:rPr>
-      </w:pPr>
-      <w:r>
-        <w:rPr>
-          <w:b/>
-          <w:i/>
-          <w:sz w:val="20"/>
-          <w:szCs w:val="20"/>
-        </w:rPr>
-        <w:t xml:space="preserve">Crosstab showing the distributions of payment methods and Stickiness. </w:t>
+        <w:numPr>
+          <w:ilvl w:val="0"/>
+          <w:numId w:val="12"/>
+        </w:numPr>
+        <w:rPr>
+          <w:b/>
+          <w:sz w:val="36"/>
+          <w:szCs w:val="36"/>
+        </w:rPr>
+      </w:pPr>
+      <w:r>
+        <w:rPr>
+          <w:b/>
+          <w:sz w:val="36"/>
+          <w:szCs w:val="36"/>
+        </w:rPr>
+        <w:t xml:space="preserve">Campaign Reach: </w:t>
+      </w:r>
+      <w:r>
+        <w:rPr>
+          <w:sz w:val="36"/>
+          <w:szCs w:val="36"/>
+        </w:rPr>
+        <w:t xml:space="preserve">The model flags ~480 </w:t>
+      </w:r>
+      <w:r>
+        <w:rPr>
+          <w:b/>
+          <w:sz w:val="36"/>
+          <w:szCs w:val="36"/>
+        </w:rPr>
+        <w:t xml:space="preserve">high-risk </w:t>
+      </w:r>
+      <w:r>
+        <w:rPr>
+          <w:sz w:val="36"/>
+          <w:szCs w:val="36"/>
+        </w:rPr>
+        <w:t>customers in the test set.</w:t>
       </w:r>
     </w:p>
     <w:p>
       <w:pPr>
         <w:pStyle w:val="ListParagraph"/>
-        <w:ind w:left="2160"/>
-        <w:rPr>
-          <w:sz w:val="36"/>
-          <w:szCs w:val="36"/>
-        </w:rPr>
-      </w:pPr>
+        <w:numPr>
+          <w:ilvl w:val="0"/>
+          <w:numId w:val="12"/>
+        </w:numPr>
+        <w:rPr>
+          <w:b/>
+          <w:sz w:val="36"/>
+          <w:szCs w:val="36"/>
+        </w:rPr>
+      </w:pPr>
+      <w:r>
+        <w:rPr>
+          <w:b/>
+          <w:sz w:val="36"/>
+          <w:szCs w:val="36"/>
+        </w:rPr>
+        <w:t xml:space="preserve">Operational Cost: </w:t>
+      </w:r>
+      <w:r>
+        <w:rPr>
+          <w:sz w:val="36"/>
+          <w:szCs w:val="36"/>
+        </w:rPr>
+        <w:t xml:space="preserve">Contacting these 480 customers costs </w:t>
+      </w:r>
+      <w:r>
+        <w:rPr>
+          <w:b/>
+          <w:sz w:val="36"/>
+          <w:szCs w:val="36"/>
+        </w:rPr>
+        <w:t>$14,400 (</w:t>
+      </w:r>
+      <w:r>
+        <w:rPr>
+          <w:sz w:val="36"/>
+          <w:szCs w:val="36"/>
+        </w:rPr>
+        <w:t>$30 * 480)</w:t>
+      </w:r>
+    </w:p>
+    <w:p>
+      <w:pPr>
+        <w:pStyle w:val="ListParagraph"/>
+        <w:numPr>
+          <w:ilvl w:val="0"/>
+          <w:numId w:val="12"/>
+        </w:numPr>
+        <w:rPr>
+          <w:b/>
+          <w:sz w:val="36"/>
+          <w:szCs w:val="36"/>
+        </w:rPr>
+      </w:pPr>
+      <w:r>
+        <w:rPr>
+          <w:b/>
+          <w:sz w:val="36"/>
+          <w:szCs w:val="36"/>
+        </w:rPr>
+        <w:t xml:space="preserve">True Churners Found: </w:t>
+      </w:r>
+      <w:r>
+        <w:rPr>
+          <w:sz w:val="36"/>
+          <w:szCs w:val="36"/>
+        </w:rPr>
+        <w:t>Within this group, ~</w:t>
+      </w:r>
+      <w:r>
+        <w:rPr>
+          <w:b/>
+          <w:sz w:val="36"/>
+          <w:szCs w:val="36"/>
+        </w:rPr>
+        <w:t xml:space="preserve">260 </w:t>
+      </w:r>
+      <w:r>
+        <w:rPr>
+          <w:sz w:val="36"/>
+          <w:szCs w:val="36"/>
+        </w:rPr>
+        <w:t xml:space="preserve">are actual churners (True Positives). </w:t>
+      </w:r>
+    </w:p>
+    <w:p>
+      <w:pPr>
+        <w:pStyle w:val="ListParagraph"/>
+        <w:numPr>
+          <w:ilvl w:val="0"/>
+          <w:numId w:val="12"/>
+        </w:numPr>
+        <w:rPr>
+          <w:b/>
+          <w:sz w:val="36"/>
+          <w:szCs w:val="36"/>
+        </w:rPr>
+      </w:pPr>
+      <w:r>
+        <w:rPr>
+          <w:b/>
+          <w:sz w:val="36"/>
+          <w:szCs w:val="36"/>
+        </w:rPr>
+        <w:t xml:space="preserve">Customers Saved: </w:t>
+      </w:r>
+      <w:r>
+        <w:rPr>
+          <w:sz w:val="36"/>
+          <w:szCs w:val="36"/>
+        </w:rPr>
+        <w:t xml:space="preserve">With a 30% success rate, we retain ~78 customers (260 * 0.3) </w:t>
+      </w:r>
+    </w:p>
+    <w:p>
+      <w:pPr>
+        <w:pStyle w:val="ListParagraph"/>
+        <w:numPr>
+          <w:ilvl w:val="0"/>
+          <w:numId w:val="12"/>
+        </w:numPr>
+        <w:rPr>
+          <w:b/>
+          <w:sz w:val="36"/>
+          <w:szCs w:val="36"/>
+        </w:rPr>
+      </w:pPr>
+      <w:r>
+        <w:rPr>
+          <w:b/>
+          <w:sz w:val="36"/>
+          <w:szCs w:val="36"/>
+        </w:rPr>
+        <w:t>Monthly Revenue Rescued:</w:t>
+      </w:r>
+      <w:r>
+        <w:rPr>
+          <w:b/>
+          <w:sz w:val="36"/>
+          <w:szCs w:val="36"/>
+        </w:rPr>
+        <w:t xml:space="preserve"> </w:t>
+      </w:r>
+      <w:r>
+        <w:rPr>
+          <w:sz w:val="36"/>
+          <w:szCs w:val="36"/>
+        </w:rPr>
+        <w:t xml:space="preserve">These 78 customers represent </w:t>
+      </w:r>
+      <w:r>
+        <w:rPr>
+          <w:b/>
+          <w:sz w:val="36"/>
+          <w:szCs w:val="36"/>
+        </w:rPr>
+        <w:t xml:space="preserve">$5,772 </w:t>
+      </w:r>
+      <w:r>
+        <w:rPr>
+          <w:sz w:val="36"/>
+          <w:szCs w:val="36"/>
+        </w:rPr>
+        <w:t xml:space="preserve">in monthly recurring revenue </w:t>
+      </w:r>
+      <w:r>
+        <w:rPr>
+          <w:b/>
+          <w:sz w:val="36"/>
+          <w:szCs w:val="36"/>
+        </w:rPr>
+        <w:t>($74 * 78)</w:t>
+      </w:r>
+    </w:p>
+    <w:p>
+      <w:pPr>
+        <w:rPr>
+          <w:b/>
+          <w:sz w:val="36"/>
+          <w:szCs w:val="36"/>
+        </w:rPr>
+      </w:pPr>
+    </w:p>
+    <w:p>
+      <w:pPr>
+        <w:rPr>
+          <w:b/>
+          <w:sz w:val="36"/>
+          <w:szCs w:val="36"/>
+        </w:rPr>
+      </w:pPr>
+      <w:r>
+        <w:rPr>
+          <w:b/>
+          <w:sz w:val="36"/>
+          <w:szCs w:val="36"/>
+        </w:rPr>
+        <w:t>8.3 ROI Conclusion</w:t>
+      </w:r>
+    </w:p>
+    <w:p>
+      <w:pPr>
+        <w:pStyle w:val="ListParagraph"/>
+        <w:numPr>
+          <w:ilvl w:val="0"/>
+          <w:numId w:val="13"/>
+        </w:numPr>
+        <w:rPr>
+          <w:b/>
+          <w:sz w:val="36"/>
+          <w:szCs w:val="36"/>
+        </w:rPr>
+      </w:pPr>
+      <w:r>
+        <w:rPr>
+          <w:b/>
+          <w:sz w:val="36"/>
+          <w:szCs w:val="36"/>
+        </w:rPr>
+        <w:t>Net Monthly Benefit</w:t>
+      </w:r>
+      <w:r>
+        <w:rPr>
+          <w:b/>
+          <w:sz w:val="36"/>
+          <w:szCs w:val="36"/>
+        </w:rPr>
+        <w:t xml:space="preserve"> (Month 1)</w:t>
+      </w:r>
+      <w:r>
+        <w:rPr>
+          <w:b/>
+          <w:sz w:val="36"/>
+          <w:szCs w:val="36"/>
+        </w:rPr>
+        <w:t>:</w:t>
+      </w:r>
+      <w:r>
+        <w:rPr>
+          <w:b/>
+          <w:sz w:val="36"/>
+          <w:szCs w:val="36"/>
+        </w:rPr>
+        <w:t xml:space="preserve"> -$8,628 (</w:t>
+      </w:r>
+      <w:r>
+        <w:rPr>
+          <w:sz w:val="36"/>
+          <w:szCs w:val="36"/>
+        </w:rPr>
+        <w:t>Initial investment).</w:t>
+      </w:r>
+    </w:p>
+    <w:p>
+      <w:pPr>
+        <w:pStyle w:val="ListParagraph"/>
+        <w:numPr>
+          <w:ilvl w:val="0"/>
+          <w:numId w:val="13"/>
+        </w:numPr>
+        <w:rPr>
+          <w:b/>
+          <w:sz w:val="36"/>
+          <w:szCs w:val="36"/>
+        </w:rPr>
+      </w:pPr>
+      <w:r>
+        <w:rPr>
+          <w:b/>
+          <w:sz w:val="36"/>
+          <w:szCs w:val="36"/>
+        </w:rPr>
+        <w:t xml:space="preserve">Payback Period: ~2.5 Months. </w:t>
+      </w:r>
+      <w:r>
+        <w:rPr>
+          <w:sz w:val="36"/>
+          <w:szCs w:val="36"/>
+        </w:rPr>
+        <w:t xml:space="preserve">The recurring revenue saved </w:t>
+      </w:r>
+      <w:r>
+        <w:rPr>
+          <w:b/>
+          <w:sz w:val="36"/>
+          <w:szCs w:val="36"/>
+        </w:rPr>
+        <w:t>($5,772/</w:t>
+      </w:r>
+      <w:r>
+        <w:rPr>
+          <w:b/>
+          <w:sz w:val="36"/>
+          <w:szCs w:val="36"/>
+        </w:rPr>
+        <w:t>mo.</w:t>
+      </w:r>
+      <w:r>
+        <w:rPr>
+          <w:b/>
+          <w:sz w:val="36"/>
+          <w:szCs w:val="36"/>
+        </w:rPr>
+        <w:t>)</w:t>
+      </w:r>
+      <w:r>
+        <w:rPr>
+          <w:sz w:val="36"/>
+          <w:szCs w:val="36"/>
+        </w:rPr>
+        <w:t xml:space="preserve"> fully covers the one time intervention cost </w:t>
+      </w:r>
+      <w:r>
+        <w:rPr>
+          <w:b/>
+          <w:sz w:val="36"/>
+          <w:szCs w:val="36"/>
+        </w:rPr>
+        <w:t>($14,400)</w:t>
+      </w:r>
+      <w:r>
+        <w:rPr>
+          <w:sz w:val="36"/>
+          <w:szCs w:val="36"/>
+        </w:rPr>
+        <w:t xml:space="preserve"> midway through the third month.</w:t>
+      </w:r>
+    </w:p>
+    <w:p>
+      <w:pPr>
+        <w:pStyle w:val="ListParagraph"/>
+        <w:numPr>
+          <w:ilvl w:val="0"/>
+          <w:numId w:val="13"/>
+        </w:numPr>
+        <w:rPr>
+          <w:b/>
+          <w:sz w:val="36"/>
+          <w:szCs w:val="36"/>
+        </w:rPr>
+      </w:pPr>
+      <w:r>
+        <w:rPr>
+          <w:b/>
+          <w:sz w:val="36"/>
+          <w:szCs w:val="36"/>
+        </w:rPr>
+        <w:t xml:space="preserve">12-Month LTV Impact: </w:t>
+      </w:r>
     </w:p>
     <w:p>
       <w:pPr>
         <w:pStyle w:val="ListParagraph"/>
         <w:numPr>
           <w:ilvl w:val="1"/>
-          <w:numId w:val="1"/>
+          <w:numId w:val="13"/>
         </w:numPr>
         <w:rPr>
           <w:b/>
@@ -4150,35 +6983,77 @@
       </w:pPr>
       <w:r>
         <w:rPr>
-          <w:b/>
-          <w:sz w:val="36"/>
-          <w:szCs w:val="36"/>
-        </w:rPr>
-        <w:t xml:space="preserve">Business Implication: </w:t>
-      </w:r>
-      <w:r>
-        <w:rPr>
-          <w:sz w:val="36"/>
-          <w:szCs w:val="36"/>
-        </w:rPr>
-        <w:t>Simply changing payment options will yield limited ROI. Retention efforts must focus on migrating these users to longer-term contracts or bundling them with sticky services</w:t>
+          <w:sz w:val="36"/>
+          <w:szCs w:val="36"/>
+        </w:rPr>
+        <w:t xml:space="preserve">If the saved customers stay for 1 year, the total revenue rescued is </w:t>
+      </w:r>
+      <w:r>
+        <w:rPr>
+          <w:b/>
+          <w:sz w:val="36"/>
+          <w:szCs w:val="36"/>
+        </w:rPr>
+        <w:t xml:space="preserve">~$69,264. </w:t>
       </w:r>
     </w:p>
     <w:p>
       <w:pPr>
         <w:pStyle w:val="ListParagraph"/>
-        <w:rPr>
-          <w:sz w:val="36"/>
-          <w:szCs w:val="36"/>
-        </w:rPr>
-      </w:pPr>
+        <w:numPr>
+          <w:ilvl w:val="1"/>
+          <w:numId w:val="13"/>
+        </w:numPr>
+        <w:rPr>
+          <w:b/>
+          <w:sz w:val="36"/>
+          <w:szCs w:val="36"/>
+        </w:rPr>
+      </w:pPr>
+      <w:r>
+        <w:rPr>
+          <w:sz w:val="36"/>
+          <w:szCs w:val="36"/>
+        </w:rPr>
+        <w:t xml:space="preserve">This yields a </w:t>
+      </w:r>
+      <w:r>
+        <w:rPr>
+          <w:b/>
+          <w:sz w:val="36"/>
+          <w:szCs w:val="36"/>
+        </w:rPr>
+        <w:t xml:space="preserve">~380% ROI </w:t>
+      </w:r>
+      <w:r>
+        <w:rPr>
+          <w:sz w:val="36"/>
+          <w:szCs w:val="36"/>
+        </w:rPr>
+        <w:t xml:space="preserve">on the </w:t>
+      </w:r>
+      <w:r>
+        <w:rPr>
+          <w:b/>
+          <w:sz w:val="36"/>
+          <w:szCs w:val="36"/>
+        </w:rPr>
+        <w:t>$14,400</w:t>
+      </w:r>
+      <w:r>
+        <w:rPr>
+          <w:sz w:val="36"/>
+          <w:szCs w:val="36"/>
+        </w:rPr>
+        <w:t xml:space="preserve"> spend over a 12-month horizon</w:t>
+      </w:r>
     </w:p>
     <w:p>
       <w:pPr>
         <w:pStyle w:val="ListParagraph"/>
         <w:numPr>
           <w:ilvl w:val="0"/>
-          <w:numId w:val="1"/>
+          <w:numId w:val="13"/>
         </w:numPr>
         <w:rPr>
           <w:b/>
@@ -4192,3598 +7067,45 @@
           <w:sz w:val="36"/>
           <w:szCs w:val="36"/>
         </w:rPr>
-        <w:t>Insight 2</w:t>
-      </w:r>
-      <w:r>
-        <w:rPr>
-          <w:b/>
-          <w:sz w:val="36"/>
-          <w:szCs w:val="36"/>
-        </w:rPr>
-        <w:t xml:space="preserve">: The </w:t>
-      </w:r>
-      <w:r>
-        <w:rPr>
-          <w:b/>
-          <w:sz w:val="36"/>
-          <w:szCs w:val="36"/>
-        </w:rPr>
-        <w:t>Stickiness</w:t>
-      </w:r>
-      <w:r>
-        <w:rPr>
-          <w:b/>
-          <w:sz w:val="36"/>
-          <w:szCs w:val="36"/>
-        </w:rPr>
-        <w:t xml:space="preserve"> Ecosystem and the Retention Wall</w:t>
-      </w:r>
-      <w:r>
-        <w:rPr>
-          <w:b/>
-          <w:sz w:val="36"/>
-          <w:szCs w:val="36"/>
-        </w:rPr>
-        <w:t xml:space="preserve">: </w:t>
-      </w:r>
-    </w:p>
-    <w:p>
-      <w:pPr>
-        <w:pStyle w:val="ListParagraph"/>
-        <w:numPr>
-          <w:ilvl w:val="1"/>
-          <w:numId w:val="1"/>
-        </w:numPr>
-        <w:rPr>
-          <w:b/>
-          <w:sz w:val="36"/>
-          <w:szCs w:val="36"/>
-        </w:rPr>
-      </w:pPr>
-      <w:r>
-        <w:rPr>
-          <w:b/>
+        <w:t xml:space="preserve">Strategic Verdict: </w:t>
+      </w:r>
+      <w:r>
+        <w:rPr>
+          <w:sz w:val="36"/>
+          <w:szCs w:val="36"/>
+        </w:rPr>
+        <w:t xml:space="preserve">While this campaign requires upfront working capital, it is highly profitable on a </w:t>
+      </w:r>
+      <w:r>
+        <w:rPr>
+          <w:b/>
+          <w:sz w:val="36"/>
+          <w:szCs w:val="36"/>
+        </w:rPr>
+        <w:t xml:space="preserve">Lifetime Value (LTV) </w:t>
+      </w:r>
+      <w:r>
+        <w:rPr>
           <w:sz w:val="36"/>
           <w:szCs w:val="36"/>
         </w:rPr>
         <w:lastRenderedPageBreak/>
-        <w:t xml:space="preserve">Finding: </w:t>
-      </w:r>
-      <w:r>
-        <w:rPr>
-          <w:sz w:val="36"/>
-          <w:szCs w:val="36"/>
-        </w:rPr>
-        <w:t xml:space="preserve">“Stickiness” (adoption of ancillary services) is not evenly distributed </w:t>
-      </w:r>
-    </w:p>
-    <w:p>
-      <w:pPr>
-        <w:pStyle w:val="ListParagraph"/>
-        <w:numPr>
-          <w:ilvl w:val="2"/>
-          <w:numId w:val="1"/>
-        </w:numPr>
-        <w:rPr>
-          <w:b/>
-          <w:sz w:val="36"/>
-          <w:szCs w:val="36"/>
-        </w:rPr>
-      </w:pPr>
-      <w:r>
-        <w:rPr>
-          <w:b/>
-          <w:sz w:val="36"/>
-          <w:szCs w:val="36"/>
-        </w:rPr>
-        <w:t xml:space="preserve">Demographic Driver: </w:t>
-      </w:r>
-      <w:r>
-        <w:rPr>
-          <w:sz w:val="36"/>
-          <w:szCs w:val="36"/>
-        </w:rPr>
-        <w:t xml:space="preserve">Users with partners have a 50% higher stickiness score (mean of 1.53) than single users (mean of 1.01) </w:t>
-      </w:r>
-    </w:p>
-    <w:p>
-      <w:pPr>
-        <w:pStyle w:val="ListParagraph"/>
-        <w:ind w:left="2160"/>
-        <w:rPr>
-          <w:b/>
-          <w:sz w:val="36"/>
-          <w:szCs w:val="36"/>
-        </w:rPr>
-      </w:pPr>
-      <w:r>
-        <w:rPr>
-          <w:b/>
-          <w:noProof/>
-          <w:sz w:val="36"/>
-          <w:szCs w:val="36"/>
-        </w:rPr>
-        <w:drawing>
-          <wp:inline distT="0" distB="0" distL="0" distR="0" wp14:anchorId="3913B773" wp14:editId="44718620">
-            <wp:extent cx="3362794" cy="1009791"/>
-            <wp:effectExtent l="0" t="0" r="0" b="0"/>
-            <wp:docPr id="14" name="Picture 14"/>
-            <wp:cNvGraphicFramePr>
-              <a:graphicFrameLocks xmlns:a="http://schemas.openxmlformats.org/drawingml/2006/main" noChangeAspect="1"/>
-            </wp:cNvGraphicFramePr>
-            <a:graphic xmlns:a="http://schemas.openxmlformats.org/drawingml/2006/main">
-              <a:graphicData uri="http://schemas.openxmlformats.org/drawingml/2006/picture">
-                <pic:pic xmlns:pic="http://schemas.openxmlformats.org/drawingml/2006/picture">
-                  <pic:nvPicPr>
-                    <pic:cNvPr id="1" name=""/>
-                    <pic:cNvPicPr/>
-                  </pic:nvPicPr>
-                  <pic:blipFill>
-                    <a:blip r:embed="rId23"/>
-                    <a:stretch>
-                      <a:fillRect/>
-                    </a:stretch>
-                  </pic:blipFill>
-                  <pic:spPr>
-                    <a:xfrm>
-                      <a:off x="0" y="0"/>
-                      <a:ext cx="3362794" cy="1009791"/>
-                    </a:xfrm>
-                    <a:prstGeom prst="rect">
-                      <a:avLst/>
-                    </a:prstGeom>
-                  </pic:spPr>
-                </pic:pic>
-              </a:graphicData>
-            </a:graphic>
-          </wp:inline>
-        </w:drawing>
-      </w:r>
-    </w:p>
-    <w:p>
-      <w:pPr>
-        <w:pStyle w:val="ListParagraph"/>
-        <w:ind w:left="2160"/>
-        <w:rPr>
-          <w:b/>
-          <w:i/>
-          <w:sz w:val="20"/>
-          <w:szCs w:val="20"/>
-        </w:rPr>
-      </w:pPr>
-      <w:r>
-        <w:rPr>
-          <w:b/>
-          <w:i/>
-          <w:sz w:val="20"/>
-          <w:szCs w:val="20"/>
-        </w:rPr>
-        <w:t>Crosstab showing the distributions of stickiness and partner status</w:t>
-      </w:r>
-    </w:p>
-    <w:p>
-      <w:pPr>
-        <w:pStyle w:val="ListParagraph"/>
-        <w:ind w:left="2160"/>
-        <w:rPr>
-          <w:b/>
-          <w:sz w:val="36"/>
-          <w:szCs w:val="36"/>
-        </w:rPr>
-      </w:pPr>
-    </w:p>
-    <w:p>
-      <w:pPr>
-        <w:pStyle w:val="ListParagraph"/>
-        <w:numPr>
-          <w:ilvl w:val="2"/>
-          <w:numId w:val="1"/>
-        </w:numPr>
-        <w:rPr>
-          <w:b/>
-          <w:sz w:val="36"/>
-          <w:szCs w:val="36"/>
-        </w:rPr>
-      </w:pPr>
-      <w:r>
-        <w:rPr>
-          <w:b/>
-          <w:sz w:val="36"/>
-          <w:szCs w:val="36"/>
-        </w:rPr>
-        <w:t xml:space="preserve">The “Retention Wall”: </w:t>
-      </w:r>
-      <w:r>
-        <w:rPr>
-          <w:sz w:val="36"/>
-          <w:szCs w:val="36"/>
-        </w:rPr>
-        <w:t>Stickiness does not grow linearly. It remains sluggish (</w:t>
-      </w:r>
-      <w:r>
-        <w:rPr>
-          <w:sz w:val="36"/>
-          <w:szCs w:val="36"/>
-        </w:rPr>
-        <w:t>~</w:t>
-      </w:r>
-      <w:r>
-        <w:rPr>
-          <w:sz w:val="36"/>
-          <w:szCs w:val="36"/>
-        </w:rPr>
-        <w:t>0.55) -&gt; (</w:t>
-      </w:r>
-      <w:r>
-        <w:rPr>
-          <w:sz w:val="36"/>
-          <w:szCs w:val="36"/>
-        </w:rPr>
-        <w:t>~</w:t>
-      </w:r>
-      <w:r>
-        <w:rPr>
-          <w:sz w:val="36"/>
-          <w:szCs w:val="36"/>
-        </w:rPr>
-        <w:t xml:space="preserve">0.94) for the first 24 months and then </w:t>
-      </w:r>
-      <w:r>
-        <w:rPr>
-          <w:b/>
-          <w:sz w:val="36"/>
-          <w:szCs w:val="36"/>
-        </w:rPr>
-        <w:t>accelerates</w:t>
-      </w:r>
-      <w:r>
-        <w:rPr>
-          <w:sz w:val="36"/>
-          <w:szCs w:val="36"/>
-        </w:rPr>
-        <w:t xml:space="preserve"> (to </w:t>
-      </w:r>
-      <w:r>
-        <w:rPr>
-          <w:sz w:val="36"/>
-          <w:szCs w:val="36"/>
-        </w:rPr>
-        <w:t>~</w:t>
-      </w:r>
-      <w:r>
-        <w:rPr>
-          <w:sz w:val="36"/>
-          <w:szCs w:val="36"/>
-        </w:rPr>
-        <w:t>1.76) after the 2-year mark</w:t>
-      </w:r>
-    </w:p>
-    <w:p>
-      <w:pPr>
-        <w:pStyle w:val="ListParagraph"/>
-        <w:ind w:left="2160"/>
-        <w:rPr>
-          <w:b/>
-          <w:sz w:val="36"/>
-          <w:szCs w:val="36"/>
-        </w:rPr>
-      </w:pPr>
-      <w:r>
-        <w:rPr>
-          <w:b/>
-          <w:noProof/>
-          <w:sz w:val="36"/>
-          <w:szCs w:val="36"/>
-        </w:rPr>
-        <w:drawing>
-          <wp:inline distT="0" distB="0" distL="0" distR="0" wp14:anchorId="5233612D" wp14:editId="1823D63D">
-            <wp:extent cx="4153480" cy="1324160"/>
-            <wp:effectExtent l="0" t="0" r="0" b="9525"/>
-            <wp:docPr id="13" name="Picture 13"/>
-            <wp:cNvGraphicFramePr>
-              <a:graphicFrameLocks xmlns:a="http://schemas.openxmlformats.org/drawingml/2006/main" noChangeAspect="1"/>
-            </wp:cNvGraphicFramePr>
-            <a:graphic xmlns:a="http://schemas.openxmlformats.org/drawingml/2006/main">
-              <a:graphicData uri="http://schemas.openxmlformats.org/drawingml/2006/picture">
-                <pic:pic xmlns:pic="http://schemas.openxmlformats.org/drawingml/2006/picture">
-                  <pic:nvPicPr>
-                    <pic:cNvPr id="1" name=""/>
-                    <pic:cNvPicPr/>
-                  </pic:nvPicPr>
-                  <pic:blipFill>
-                    <a:blip r:embed="rId24"/>
-                    <a:stretch>
-                      <a:fillRect/>
-                    </a:stretch>
-                  </pic:blipFill>
-                  <pic:spPr>
-                    <a:xfrm>
-                      <a:off x="0" y="0"/>
-                      <a:ext cx="4153480" cy="1324160"/>
-                    </a:xfrm>
-                    <a:prstGeom prst="rect">
-                      <a:avLst/>
-                    </a:prstGeom>
-                  </pic:spPr>
-                </pic:pic>
-              </a:graphicData>
-            </a:graphic>
-          </wp:inline>
-        </w:drawing>
-      </w:r>
-    </w:p>
-    <w:p>
-      <w:pPr>
-        <w:pStyle w:val="ListParagraph"/>
-        <w:ind w:left="2160"/>
-        <w:rPr>
-          <w:b/>
-          <w:i/>
-          <w:sz w:val="20"/>
-          <w:szCs w:val="20"/>
-        </w:rPr>
-      </w:pPr>
-      <w:r>
-        <w:rPr>
-          <w:b/>
-          <w:i/>
-          <w:sz w:val="20"/>
-          <w:szCs w:val="20"/>
-        </w:rPr>
-        <w:t>Crosstab showing the distribution of stickiness and tenure</w:t>
-      </w:r>
-    </w:p>
-    <w:p>
-      <w:pPr>
-        <w:pStyle w:val="ListParagraph"/>
-        <w:ind w:left="2160"/>
-        <w:rPr>
-          <w:b/>
-          <w:sz w:val="36"/>
-          <w:szCs w:val="36"/>
-        </w:rPr>
-      </w:pPr>
-    </w:p>
-    <w:p>
-      <w:pPr>
-        <w:pStyle w:val="ListParagraph"/>
-        <w:numPr>
-          <w:ilvl w:val="1"/>
-          <w:numId w:val="1"/>
-        </w:numPr>
-        <w:rPr>
-          <w:b/>
-          <w:sz w:val="36"/>
-          <w:szCs w:val="36"/>
-        </w:rPr>
-      </w:pPr>
-      <w:r>
-        <w:rPr>
-          <w:b/>
-          <w:sz w:val="36"/>
-          <w:szCs w:val="36"/>
-        </w:rPr>
-        <w:t xml:space="preserve">The “Protection Gap”: </w:t>
-      </w:r>
-      <w:r>
-        <w:rPr>
-          <w:sz w:val="36"/>
-          <w:szCs w:val="36"/>
-        </w:rPr>
-        <w:t>There is a critical misalignment in our product tiers</w:t>
-      </w:r>
-    </w:p>
-    <w:p>
-      <w:pPr>
-        <w:pStyle w:val="ListParagraph"/>
-        <w:numPr>
-          <w:ilvl w:val="2"/>
-          <w:numId w:val="1"/>
-        </w:numPr>
-        <w:rPr>
-          <w:b/>
-          <w:sz w:val="36"/>
-          <w:szCs w:val="36"/>
-        </w:rPr>
-      </w:pPr>
-      <w:r>
-        <w:rPr>
-          <w:b/>
-          <w:sz w:val="36"/>
-          <w:szCs w:val="36"/>
-        </w:rPr>
-        <w:t xml:space="preserve">DSL users (Lower ARPU): </w:t>
-      </w:r>
-      <w:r>
-        <w:rPr>
-          <w:sz w:val="36"/>
-          <w:szCs w:val="36"/>
-        </w:rPr>
-        <w:t xml:space="preserve">Highly embedded with “Retention Anchors” (Tech support/security) </w:t>
-      </w:r>
-    </w:p>
-    <w:p>
-      <w:pPr>
-        <w:pStyle w:val="ListParagraph"/>
-        <w:numPr>
-          <w:ilvl w:val="2"/>
-          <w:numId w:val="1"/>
-        </w:numPr>
-        <w:rPr>
-          <w:b/>
-          <w:sz w:val="36"/>
-          <w:szCs w:val="36"/>
-        </w:rPr>
-      </w:pPr>
-      <w:r>
-        <w:rPr>
-          <w:b/>
-          <w:sz w:val="36"/>
-          <w:szCs w:val="36"/>
-        </w:rPr>
-        <w:t xml:space="preserve">Fiber users (Highest ARPU): </w:t>
-      </w:r>
-      <w:r>
-        <w:rPr>
-          <w:b/>
-          <w:sz w:val="36"/>
-          <w:szCs w:val="36"/>
-        </w:rPr>
-        <w:t>~56%</w:t>
-      </w:r>
-      <w:r>
-        <w:rPr>
-          <w:sz w:val="36"/>
-          <w:szCs w:val="36"/>
-        </w:rPr>
-        <w:t xml:space="preserve"> have Streaming (Entertainment), but only </w:t>
-      </w:r>
-      <w:r>
-        <w:rPr>
-          <w:b/>
-          <w:bCs/>
-          <w:sz w:val="36"/>
-          <w:szCs w:val="36"/>
-        </w:rPr>
-        <w:t>~27%</w:t>
-      </w:r>
-      <w:r>
-        <w:rPr>
-          <w:sz w:val="36"/>
-          <w:szCs w:val="36"/>
-        </w:rPr>
-        <w:t xml:space="preserve"> have Online Security. We are selling our most expensive product with the weakest "lock-in" features.</w:t>
-      </w:r>
-    </w:p>
-    <w:p>
-      <w:pPr>
-        <w:pStyle w:val="ListParagraph"/>
-        <w:numPr>
-          <w:ilvl w:val="1"/>
-          <w:numId w:val="1"/>
-        </w:numPr>
-        <w:rPr>
-          <w:b/>
-          <w:sz w:val="36"/>
-          <w:szCs w:val="36"/>
-        </w:rPr>
-      </w:pPr>
-      <w:r>
-        <w:rPr>
-          <w:b/>
-          <w:sz w:val="36"/>
-          <w:szCs w:val="36"/>
-        </w:rPr>
-        <w:t xml:space="preserve">Business Implication: </w:t>
-      </w:r>
-    </w:p>
-    <w:p>
-      <w:pPr>
-        <w:pStyle w:val="ListParagraph"/>
-        <w:numPr>
-          <w:ilvl w:val="2"/>
-          <w:numId w:val="1"/>
-        </w:numPr>
-        <w:rPr>
-          <w:b/>
-          <w:sz w:val="36"/>
-          <w:szCs w:val="36"/>
-        </w:rPr>
-      </w:pPr>
-      <w:r>
-        <w:rPr>
-          <w:b/>
-          <w:bCs/>
-          <w:sz w:val="36"/>
-          <w:szCs w:val="36"/>
-        </w:rPr>
-        <w:lastRenderedPageBreak/>
-        <w:t>Immediate Action:</w:t>
-      </w:r>
-      <w:r>
-        <w:rPr>
-          <w:b/>
-          <w:sz w:val="36"/>
-          <w:szCs w:val="36"/>
-        </w:rPr>
-        <w:t xml:space="preserve"> </w:t>
-      </w:r>
-      <w:r>
-        <w:rPr>
-          <w:sz w:val="36"/>
-          <w:szCs w:val="36"/>
-        </w:rPr>
-        <w:t xml:space="preserve">Launch a </w:t>
-      </w:r>
-      <w:r>
-        <w:rPr>
-          <w:b/>
-          <w:bCs/>
-          <w:sz w:val="36"/>
-          <w:szCs w:val="36"/>
-        </w:rPr>
-        <w:t>"Year 2 Anniversary"</w:t>
-      </w:r>
-      <w:r>
-        <w:rPr>
-          <w:bCs/>
-          <w:sz w:val="36"/>
-          <w:szCs w:val="36"/>
-        </w:rPr>
-        <w:t xml:space="preserve"> campaign</w:t>
-      </w:r>
-      <w:r>
-        <w:rPr>
-          <w:sz w:val="36"/>
-          <w:szCs w:val="36"/>
-        </w:rPr>
-        <w:t xml:space="preserve"> to pull stickiness forward into the 12-18 month window, rather than waiting for organic adoption</w:t>
-      </w:r>
-      <w:r>
-        <w:rPr>
-          <w:b/>
-          <w:sz w:val="36"/>
-          <w:szCs w:val="36"/>
-        </w:rPr>
-        <w:t>.</w:t>
-      </w:r>
-    </w:p>
-    <w:p>
-      <w:pPr>
-        <w:pStyle w:val="ListParagraph"/>
-        <w:numPr>
-          <w:ilvl w:val="2"/>
-          <w:numId w:val="1"/>
-        </w:numPr>
-        <w:rPr>
-          <w:b/>
-          <w:sz w:val="36"/>
-          <w:szCs w:val="36"/>
-        </w:rPr>
-      </w:pPr>
-      <w:r>
-        <w:rPr>
-          <w:b/>
-          <w:sz w:val="36"/>
-          <w:szCs w:val="36"/>
-        </w:rPr>
-        <w:t xml:space="preserve">Strategic Shift: </w:t>
-      </w:r>
-      <w:r>
-        <w:rPr>
-          <w:sz w:val="36"/>
-          <w:szCs w:val="36"/>
-        </w:rPr>
-        <w:t>Stop selling Fiber as just "Fast Internet." Sell it as "Secure Internet" by defaulting new Fiber sign-ups into a "Security First" bundle (Tech Support + Online Security) for the first 3 months to reduce early-life churn.</w:t>
-      </w:r>
-    </w:p>
-    <w:p>
-      <w:pPr>
-        <w:pStyle w:val="ListParagraph"/>
-        <w:ind w:left="2160"/>
-        <w:rPr>
-          <w:b/>
-          <w:sz w:val="36"/>
-          <w:szCs w:val="36"/>
-        </w:rPr>
-      </w:pPr>
-    </w:p>
-    <w:p>
-      <w:pPr>
-        <w:pStyle w:val="ListParagraph"/>
-        <w:numPr>
-          <w:ilvl w:val="0"/>
-          <w:numId w:val="1"/>
-        </w:numPr>
-        <w:rPr>
-          <w:sz w:val="36"/>
-          <w:szCs w:val="36"/>
-        </w:rPr>
-      </w:pPr>
-      <w:r>
-        <w:rPr>
-          <w:b/>
-          <w:sz w:val="36"/>
-          <w:szCs w:val="36"/>
-        </w:rPr>
-        <w:t>Insight 3: The Month to Month paradox (High value, High risk)</w:t>
-      </w:r>
-    </w:p>
-    <w:p>
-      <w:pPr>
-        <w:pStyle w:val="ListParagraph"/>
-        <w:numPr>
-          <w:ilvl w:val="1"/>
-          <w:numId w:val="1"/>
-        </w:numPr>
-        <w:rPr>
-          <w:sz w:val="36"/>
-          <w:szCs w:val="36"/>
-        </w:rPr>
-      </w:pPr>
-      <w:r>
-        <w:rPr>
-          <w:b/>
-          <w:sz w:val="36"/>
-          <w:szCs w:val="36"/>
-        </w:rPr>
-        <w:t>Finding: Month-to-Month</w:t>
-      </w:r>
-      <w:r>
-        <w:rPr>
-          <w:sz w:val="36"/>
-          <w:szCs w:val="36"/>
-        </w:rPr>
-        <w:t xml:space="preserve"> users have the highest average revenue per user </w:t>
-      </w:r>
-      <w:r>
-        <w:rPr>
-          <w:b/>
-          <w:sz w:val="36"/>
-          <w:szCs w:val="36"/>
-        </w:rPr>
-        <w:t>(ARPU)</w:t>
-      </w:r>
-      <w:r>
-        <w:rPr>
-          <w:sz w:val="36"/>
-          <w:szCs w:val="36"/>
-        </w:rPr>
-        <w:t xml:space="preserve"> ($66 </w:t>
-      </w:r>
-      <w:r>
-        <w:rPr>
-          <w:sz w:val="36"/>
-          <w:szCs w:val="36"/>
-        </w:rPr>
-        <w:t>vs.</w:t>
-      </w:r>
-      <w:r>
-        <w:rPr>
-          <w:sz w:val="36"/>
-          <w:szCs w:val="36"/>
-        </w:rPr>
-        <w:t xml:space="preserve"> $60 for 2-year-contracts). However, this segment is structurally unstable due to two distinct failure modes. </w:t>
-      </w:r>
-    </w:p>
-    <w:p>
-      <w:pPr>
-        <w:pStyle w:val="ListParagraph"/>
-        <w:numPr>
-          <w:ilvl w:val="2"/>
-          <w:numId w:val="1"/>
-        </w:numPr>
-        <w:rPr>
-          <w:sz w:val="36"/>
-          <w:szCs w:val="36"/>
-        </w:rPr>
-      </w:pPr>
-      <w:r>
-        <w:rPr>
-          <w:b/>
-          <w:sz w:val="36"/>
-          <w:szCs w:val="36"/>
-        </w:rPr>
-        <w:t>Failure Mode A: The Month 1 “cliff” (Early Failure)</w:t>
-      </w:r>
-    </w:p>
-    <w:p>
-      <w:pPr>
-        <w:pStyle w:val="ListParagraph"/>
-        <w:numPr>
-          <w:ilvl w:val="3"/>
-          <w:numId w:val="1"/>
-        </w:numPr>
-        <w:rPr>
-          <w:sz w:val="36"/>
-          <w:szCs w:val="36"/>
-        </w:rPr>
-      </w:pPr>
-      <w:r>
-        <w:rPr>
-          <w:b/>
-          <w:sz w:val="36"/>
-          <w:szCs w:val="36"/>
-        </w:rPr>
-        <w:t xml:space="preserve">Data: </w:t>
-      </w:r>
-      <w:r>
-        <w:rPr>
-          <w:b/>
-          <w:sz w:val="36"/>
-          <w:szCs w:val="36"/>
-        </w:rPr>
-        <w:t>~60%</w:t>
-      </w:r>
-      <w:r>
-        <w:rPr>
-          <w:sz w:val="36"/>
-          <w:szCs w:val="36"/>
-        </w:rPr>
-        <w:t xml:space="preserve"> of M2M users churn in the very first month with </w:t>
-      </w:r>
-      <w:r>
-        <w:rPr>
-          <w:sz w:val="36"/>
-          <w:szCs w:val="36"/>
-        </w:rPr>
-        <w:t xml:space="preserve">a further decline of </w:t>
-      </w:r>
-      <w:r>
-        <w:rPr>
-          <w:b/>
-          <w:sz w:val="36"/>
-          <w:szCs w:val="36"/>
-        </w:rPr>
-        <w:t>~</w:t>
-      </w:r>
-      <w:r>
-        <w:rPr>
-          <w:b/>
-          <w:sz w:val="36"/>
-          <w:szCs w:val="36"/>
-        </w:rPr>
-        <w:t>50%</w:t>
-      </w:r>
-      <w:r>
-        <w:rPr>
-          <w:sz w:val="36"/>
-          <w:szCs w:val="36"/>
-        </w:rPr>
-        <w:t xml:space="preserve">, the next month however from here onwards, where users are </w:t>
-      </w:r>
-      <w:r>
-        <w:rPr>
-          <w:sz w:val="36"/>
-          <w:szCs w:val="36"/>
-        </w:rPr>
-        <w:t xml:space="preserve">statistically </w:t>
-      </w:r>
-      <w:r>
-        <w:rPr>
-          <w:sz w:val="36"/>
-          <w:szCs w:val="36"/>
-        </w:rPr>
-        <w:t xml:space="preserve">less likely to churn than to churn. However, at this point a </w:t>
-      </w:r>
-      <w:r>
-        <w:rPr>
-          <w:b/>
-          <w:sz w:val="36"/>
-          <w:szCs w:val="36"/>
-        </w:rPr>
-        <w:t>vast number of the cohort is gone already (</w:t>
-      </w:r>
-      <w:r>
-        <w:rPr>
-          <w:b/>
-          <w:sz w:val="36"/>
-          <w:szCs w:val="36"/>
-        </w:rPr>
-        <w:t>from 100% down to 30%)</w:t>
-      </w:r>
-      <w:r>
-        <w:rPr>
-          <w:sz w:val="36"/>
-          <w:szCs w:val="36"/>
-        </w:rPr>
-        <w:t xml:space="preserve"> with a churn rate of </w:t>
-      </w:r>
-      <w:r>
-        <w:rPr>
-          <w:b/>
-          <w:sz w:val="36"/>
-          <w:szCs w:val="36"/>
-        </w:rPr>
-        <w:t>~45%</w:t>
-      </w:r>
-      <w:r>
-        <w:rPr>
-          <w:sz w:val="36"/>
-          <w:szCs w:val="36"/>
-        </w:rPr>
-        <w:t xml:space="preserve"> until month 6</w:t>
-      </w:r>
-    </w:p>
-    <w:p>
-      <w:pPr>
-        <w:pStyle w:val="ListParagraph"/>
-        <w:ind w:left="2880"/>
-        <w:rPr>
-          <w:sz w:val="36"/>
-          <w:szCs w:val="36"/>
-        </w:rPr>
-      </w:pPr>
-      <w:r>
-        <w:rPr>
-          <w:noProof/>
-          <w:sz w:val="36"/>
-          <w:szCs w:val="36"/>
-        </w:rPr>
-        <w:lastRenderedPageBreak/>
-        <w:drawing>
-          <wp:inline distT="0" distB="0" distL="0" distR="0" wp14:anchorId="31DEA24D" wp14:editId="45052A08">
-            <wp:extent cx="5105400" cy="3743325"/>
-            <wp:effectExtent l="0" t="0" r="0" b="9525"/>
-            <wp:docPr id="7" name="Picture 7"/>
-            <wp:cNvGraphicFramePr>
-              <a:graphicFrameLocks xmlns:a="http://schemas.openxmlformats.org/drawingml/2006/main" noChangeAspect="1"/>
-            </wp:cNvGraphicFramePr>
-            <a:graphic xmlns:a="http://schemas.openxmlformats.org/drawingml/2006/main">
-              <a:graphicData uri="http://schemas.openxmlformats.org/drawingml/2006/picture">
-                <pic:pic xmlns:pic="http://schemas.openxmlformats.org/drawingml/2006/picture">
-                  <pic:nvPicPr>
-                    <pic:cNvPr id="1" name=""/>
-                    <pic:cNvPicPr/>
-                  </pic:nvPicPr>
-                  <pic:blipFill>
-                    <a:blip r:embed="rId25"/>
-                    <a:stretch>
-                      <a:fillRect/>
-                    </a:stretch>
-                  </pic:blipFill>
-                  <pic:spPr>
-                    <a:xfrm>
-                      <a:off x="0" y="0"/>
-                      <a:ext cx="5105400" cy="3743325"/>
-                    </a:xfrm>
-                    <a:prstGeom prst="rect">
-                      <a:avLst/>
-                    </a:prstGeom>
-                  </pic:spPr>
-                </pic:pic>
-              </a:graphicData>
-            </a:graphic>
-          </wp:inline>
-        </w:drawing>
-      </w:r>
-    </w:p>
-    <w:p>
-      <w:pPr>
-        <w:pStyle w:val="ListParagraph"/>
-        <w:numPr>
-          <w:ilvl w:val="3"/>
-          <w:numId w:val="1"/>
-        </w:numPr>
-        <w:rPr>
-          <w:sz w:val="36"/>
-          <w:szCs w:val="36"/>
-        </w:rPr>
-      </w:pPr>
-      <w:r>
-        <w:rPr>
-          <w:b/>
-          <w:sz w:val="36"/>
-          <w:szCs w:val="36"/>
-        </w:rPr>
-        <w:t xml:space="preserve">Root Cause: </w:t>
-      </w:r>
-      <w:r>
-        <w:rPr>
-          <w:sz w:val="36"/>
-          <w:szCs w:val="36"/>
-        </w:rPr>
-        <w:t xml:space="preserve">This immediate exit suggests an onboarding failure (expectations mismatch or technical issues) rather than price sensitivity. </w:t>
-      </w:r>
-    </w:p>
-    <w:p>
-      <w:pPr>
-        <w:pStyle w:val="ListParagraph"/>
-        <w:ind w:left="2880"/>
-        <w:rPr>
-          <w:sz w:val="36"/>
-          <w:szCs w:val="36"/>
-        </w:rPr>
-      </w:pPr>
-    </w:p>
-    <w:p>
-      <w:pPr>
-        <w:pStyle w:val="ListParagraph"/>
-        <w:numPr>
-          <w:ilvl w:val="2"/>
-          <w:numId w:val="1"/>
-        </w:numPr>
-        <w:rPr>
-          <w:sz w:val="36"/>
-          <w:szCs w:val="36"/>
-        </w:rPr>
-      </w:pPr>
-      <w:r>
-        <w:rPr>
-          <w:b/>
-          <w:sz w:val="36"/>
-          <w:szCs w:val="36"/>
-        </w:rPr>
-        <w:t xml:space="preserve">Failure Mode B: The “Vulnerable Veteran” (Late Failure) </w:t>
-      </w:r>
-    </w:p>
-    <w:p>
-      <w:pPr>
-        <w:pStyle w:val="ListParagraph"/>
-        <w:numPr>
-          <w:ilvl w:val="3"/>
-          <w:numId w:val="1"/>
-        </w:numPr>
-        <w:rPr>
-          <w:sz w:val="36"/>
-          <w:szCs w:val="36"/>
-        </w:rPr>
-      </w:pPr>
-      <w:r>
-        <w:rPr>
-          <w:b/>
-          <w:sz w:val="36"/>
-          <w:szCs w:val="36"/>
-        </w:rPr>
-        <w:t xml:space="preserve">Data: </w:t>
-      </w:r>
-      <w:r>
-        <w:rPr>
-          <w:sz w:val="36"/>
-          <w:szCs w:val="36"/>
-        </w:rPr>
-        <w:t xml:space="preserve">A sub-segment of users with &gt;24 months tenure remain on M2M contracts. They pay a premium </w:t>
-      </w:r>
-      <w:r>
-        <w:rPr>
-          <w:b/>
-          <w:sz w:val="36"/>
-          <w:szCs w:val="36"/>
-        </w:rPr>
-        <w:t>(~$79 ARPU) monthly</w:t>
-      </w:r>
-      <w:r>
-        <w:rPr>
-          <w:sz w:val="36"/>
-          <w:szCs w:val="36"/>
-        </w:rPr>
-        <w:t xml:space="preserve">, yet </w:t>
-      </w:r>
-      <w:r>
-        <w:rPr>
-          <w:b/>
-          <w:sz w:val="36"/>
-          <w:szCs w:val="36"/>
-        </w:rPr>
-        <w:t>91%</w:t>
-      </w:r>
-      <w:r>
-        <w:rPr>
-          <w:sz w:val="36"/>
-          <w:szCs w:val="36"/>
-        </w:rPr>
-        <w:t xml:space="preserve"> of them are “unanchored” (missing tech support/online security).</w:t>
-      </w:r>
-    </w:p>
-    <w:p>
-      <w:pPr>
-        <w:pStyle w:val="ListParagraph"/>
-        <w:numPr>
-          <w:ilvl w:val="3"/>
-          <w:numId w:val="1"/>
-        </w:numPr>
-        <w:rPr>
-          <w:sz w:val="36"/>
-          <w:szCs w:val="36"/>
-        </w:rPr>
-      </w:pPr>
-      <w:r>
-        <w:rPr>
-          <w:b/>
-          <w:bCs/>
-          <w:sz w:val="36"/>
-          <w:szCs w:val="36"/>
-        </w:rPr>
-        <w:t>The Anchor Gap:</w:t>
-      </w:r>
-      <w:r>
-        <w:rPr>
-          <w:sz w:val="36"/>
-          <w:szCs w:val="36"/>
-        </w:rPr>
-        <w:t xml:space="preserve"> While 79% of these users purchase </w:t>
-      </w:r>
-      <w:r>
-        <w:rPr>
-          <w:i/>
-          <w:iCs/>
-          <w:sz w:val="36"/>
-          <w:szCs w:val="36"/>
-        </w:rPr>
-        <w:t>some</w:t>
-      </w:r>
-      <w:r>
-        <w:rPr>
-          <w:sz w:val="36"/>
-          <w:szCs w:val="36"/>
-        </w:rPr>
-        <w:t xml:space="preserve"> add-ons (mostly Streaming/Entertainment), </w:t>
-      </w:r>
-      <w:r>
-        <w:rPr>
-          <w:b/>
-          <w:bCs/>
-          <w:sz w:val="36"/>
-          <w:szCs w:val="36"/>
-        </w:rPr>
-        <w:t>91% are "Unanchored"</w:t>
-      </w:r>
-      <w:r>
-        <w:rPr>
-          <w:sz w:val="36"/>
-          <w:szCs w:val="36"/>
-        </w:rPr>
-        <w:t xml:space="preserve"> (lacking Tech Support or Online Secur</w:t>
-      </w:r>
-      <w:r>
-        <w:rPr>
-          <w:sz w:val="36"/>
-          <w:szCs w:val="36"/>
-        </w:rPr>
-        <w:t>ity)</w:t>
-      </w:r>
-    </w:p>
-    <w:p>
-      <w:pPr>
-        <w:pStyle w:val="ListParagraph"/>
-        <w:numPr>
-          <w:ilvl w:val="3"/>
-          <w:numId w:val="1"/>
-        </w:numPr>
-        <w:rPr>
-          <w:sz w:val="36"/>
-          <w:szCs w:val="36"/>
-        </w:rPr>
-      </w:pPr>
-      <w:r>
-        <w:rPr>
-          <w:b/>
-          <w:sz w:val="36"/>
-          <w:szCs w:val="36"/>
-        </w:rPr>
-        <w:t>Risk:</w:t>
-      </w:r>
-      <w:r>
-        <w:rPr>
-          <w:sz w:val="36"/>
-          <w:szCs w:val="36"/>
-        </w:rPr>
-        <w:t xml:space="preserve"> While these users are loyal, with them having – 0 stickiness score only 21% of the time, their churn </w:t>
-      </w:r>
-      <w:r>
-        <w:rPr>
-          <w:b/>
-          <w:sz w:val="36"/>
-          <w:szCs w:val="36"/>
-        </w:rPr>
-        <w:t>(45%)</w:t>
-      </w:r>
-      <w:r>
-        <w:rPr>
-          <w:sz w:val="36"/>
-          <w:szCs w:val="36"/>
-        </w:rPr>
-        <w:t xml:space="preserve"> </w:t>
-      </w:r>
-      <w:r>
-        <w:rPr>
-          <w:sz w:val="36"/>
-          <w:szCs w:val="36"/>
-        </w:rPr>
-        <w:t xml:space="preserve">risk remains </w:t>
-      </w:r>
-      <w:r>
-        <w:rPr>
-          <w:b/>
-          <w:sz w:val="36"/>
-          <w:szCs w:val="36"/>
-        </w:rPr>
-        <w:t>2.5x higher</w:t>
-      </w:r>
-      <w:r>
-        <w:rPr>
-          <w:sz w:val="36"/>
-          <w:szCs w:val="36"/>
-        </w:rPr>
-        <w:t xml:space="preserve"> than anchored users</w:t>
-      </w:r>
-      <w:r>
-        <w:rPr>
-          <w:sz w:val="36"/>
-          <w:szCs w:val="36"/>
-        </w:rPr>
-        <w:t xml:space="preserve"> </w:t>
-      </w:r>
-      <w:r>
-        <w:rPr>
-          <w:b/>
-          <w:sz w:val="36"/>
-          <w:szCs w:val="36"/>
-        </w:rPr>
-        <w:t>(18%)</w:t>
-      </w:r>
-      <w:r>
-        <w:rPr>
-          <w:b/>
-          <w:sz w:val="36"/>
-          <w:szCs w:val="36"/>
-        </w:rPr>
-        <w:t>,</w:t>
-      </w:r>
-      <w:r>
-        <w:rPr>
-          <w:sz w:val="36"/>
-          <w:szCs w:val="36"/>
-        </w:rPr>
-        <w:t xml:space="preserve"> despite their loyalty </w:t>
-      </w:r>
-    </w:p>
-    <w:p>
-      <w:pPr>
-        <w:pStyle w:val="ListParagraph"/>
-        <w:numPr>
-          <w:ilvl w:val="1"/>
-          <w:numId w:val="1"/>
-        </w:numPr>
-        <w:rPr>
-          <w:sz w:val="36"/>
-          <w:szCs w:val="36"/>
-        </w:rPr>
-      </w:pPr>
-      <w:r>
-        <w:rPr>
-          <w:b/>
-          <w:sz w:val="36"/>
-          <w:szCs w:val="36"/>
-        </w:rPr>
-        <w:lastRenderedPageBreak/>
-        <w:t xml:space="preserve">Business Implication: </w:t>
-      </w:r>
-    </w:p>
-    <w:p>
-      <w:pPr>
-        <w:pStyle w:val="ListParagraph"/>
-        <w:numPr>
-          <w:ilvl w:val="2"/>
-          <w:numId w:val="1"/>
-        </w:numPr>
-        <w:rPr>
-          <w:sz w:val="36"/>
-          <w:szCs w:val="36"/>
-        </w:rPr>
-      </w:pPr>
-      <w:r>
-        <w:rPr>
-          <w:b/>
-          <w:sz w:val="36"/>
-          <w:szCs w:val="36"/>
-        </w:rPr>
-        <w:t xml:space="preserve">Fix the Onboarding: </w:t>
-      </w:r>
-      <w:r>
-        <w:rPr>
-          <w:sz w:val="36"/>
-          <w:szCs w:val="36"/>
-        </w:rPr>
-        <w:t xml:space="preserve">Audit onboarding flows for possible leaks and shift retention resources to days 0-60 as this has proven to be our most volatile period of the customer journey. Mandatory “Setup support” calls for new M2M users may mitigate the month 1 cliff. </w:t>
-      </w:r>
-    </w:p>
-    <w:p>
-      <w:pPr>
-        <w:pStyle w:val="ListParagraph"/>
-        <w:numPr>
-          <w:ilvl w:val="2"/>
-          <w:numId w:val="1"/>
-        </w:numPr>
-        <w:rPr>
-          <w:sz w:val="36"/>
-          <w:szCs w:val="36"/>
-        </w:rPr>
-      </w:pPr>
-      <w:r>
-        <w:rPr>
-          <w:b/>
-          <w:sz w:val="36"/>
-          <w:szCs w:val="36"/>
-        </w:rPr>
-        <w:t>Anchor the Veterans:</w:t>
-      </w:r>
-      <w:r>
-        <w:rPr>
-          <w:sz w:val="36"/>
-          <w:szCs w:val="36"/>
-        </w:rPr>
-        <w:t xml:space="preserve"> Do not force the vulnerable veterans into long </w:t>
-      </w:r>
-      <w:r>
-        <w:rPr>
-          <w:sz w:val="36"/>
-          <w:szCs w:val="36"/>
-        </w:rPr>
-        <w:t xml:space="preserve">contracts (which adds friction). Instead, incentivize them to add </w:t>
-      </w:r>
-      <w:r>
-        <w:rPr>
-          <w:b/>
-          <w:bCs/>
-          <w:sz w:val="36"/>
-          <w:szCs w:val="36"/>
-        </w:rPr>
-        <w:t>one anchor service</w:t>
-      </w:r>
-      <w:r>
-        <w:rPr>
-          <w:sz w:val="36"/>
-          <w:szCs w:val="36"/>
-        </w:rPr>
-        <w:t xml:space="preserve"> (e.g., "Free Tech Support Upgrade") to lock them in via product utility.</w:t>
-      </w:r>
-    </w:p>
-    <w:p>
-      <w:pPr>
-        <w:pStyle w:val="ListParagraph"/>
-        <w:ind w:left="2160"/>
-        <w:rPr>
-          <w:sz w:val="36"/>
-          <w:szCs w:val="36"/>
-        </w:rPr>
-      </w:pPr>
-    </w:p>
-    <w:p>
-      <w:pPr>
-        <w:pStyle w:val="ListParagraph"/>
-        <w:numPr>
-          <w:ilvl w:val="0"/>
-          <w:numId w:val="1"/>
-        </w:numPr>
-        <w:rPr>
-          <w:sz w:val="36"/>
-          <w:szCs w:val="36"/>
-        </w:rPr>
-      </w:pPr>
-      <w:r>
-        <w:rPr>
-          <w:b/>
-          <w:sz w:val="36"/>
-          <w:szCs w:val="36"/>
-        </w:rPr>
-        <w:t>Insight 4:</w:t>
-      </w:r>
-      <w:r>
-        <w:rPr>
-          <w:sz w:val="36"/>
-          <w:szCs w:val="36"/>
-        </w:rPr>
-        <w:t xml:space="preserve"> </w:t>
-      </w:r>
-      <w:r>
-        <w:rPr>
-          <w:b/>
-          <w:sz w:val="36"/>
-          <w:szCs w:val="36"/>
-        </w:rPr>
-        <w:t>The “Unprotected” High spenders</w:t>
-      </w:r>
-    </w:p>
-    <w:p>
-      <w:pPr>
-        <w:pStyle w:val="ListParagraph"/>
-        <w:numPr>
-          <w:ilvl w:val="1"/>
-          <w:numId w:val="1"/>
-        </w:numPr>
-        <w:rPr>
-          <w:sz w:val="36"/>
-          <w:szCs w:val="36"/>
-        </w:rPr>
-      </w:pPr>
-      <w:r>
-        <w:rPr>
-          <w:b/>
-          <w:sz w:val="36"/>
-          <w:szCs w:val="36"/>
-        </w:rPr>
-        <w:t xml:space="preserve">Finding: </w:t>
-      </w:r>
-      <w:r>
-        <w:rPr>
-          <w:sz w:val="36"/>
-          <w:szCs w:val="36"/>
-        </w:rPr>
-        <w:t>High-spending new customers (&gt;$75/</w:t>
-      </w:r>
-      <w:r>
-        <w:rPr>
-          <w:sz w:val="36"/>
-          <w:szCs w:val="36"/>
-        </w:rPr>
-        <w:t>mo.</w:t>
-      </w:r>
-      <w:r>
-        <w:rPr>
-          <w:sz w:val="36"/>
-          <w:szCs w:val="36"/>
-        </w:rPr>
-        <w:t xml:space="preserve">) represent a </w:t>
-      </w:r>
-      <w:r>
-        <w:rPr>
-          <w:b/>
-          <w:bCs/>
-          <w:sz w:val="36"/>
-          <w:szCs w:val="36"/>
-        </w:rPr>
-        <w:t>"High Value / High Risk"</w:t>
-      </w:r>
-      <w:r>
-        <w:rPr>
-          <w:sz w:val="36"/>
-          <w:szCs w:val="36"/>
-        </w:rPr>
-        <w:t xml:space="preserve"> paradox, churning at a rate of </w:t>
-      </w:r>
-      <w:r>
-        <w:rPr>
-          <w:b/>
-          <w:bCs/>
-          <w:sz w:val="36"/>
-          <w:szCs w:val="36"/>
-        </w:rPr>
-        <w:t>~70% within the first year</w:t>
-      </w:r>
-      <w:r>
-        <w:rPr>
-          <w:sz w:val="36"/>
-          <w:szCs w:val="36"/>
-        </w:rPr>
-        <w:t xml:space="preserve">. </w:t>
-      </w:r>
-    </w:p>
-    <w:p>
-      <w:pPr>
-        <w:pStyle w:val="ListParagraph"/>
-        <w:numPr>
-          <w:ilvl w:val="2"/>
-          <w:numId w:val="1"/>
-        </w:numPr>
-        <w:rPr>
-          <w:sz w:val="36"/>
-          <w:szCs w:val="36"/>
-        </w:rPr>
-      </w:pPr>
-      <w:r>
-        <w:rPr>
-          <w:b/>
-          <w:sz w:val="36"/>
-          <w:szCs w:val="36"/>
-        </w:rPr>
-        <w:t xml:space="preserve">Spend vs. Churn: </w:t>
-      </w:r>
-      <w:r>
-        <w:rPr>
-          <w:sz w:val="36"/>
-          <w:szCs w:val="36"/>
-        </w:rPr>
-        <w:t xml:space="preserve">The high churn correlates linearly with increased spend, indicating this is not a budget issue (lack of funds) but a value realization issue (lack of perceived utility.) </w:t>
-      </w:r>
-    </w:p>
-    <w:p>
-      <w:pPr>
-        <w:pStyle w:val="ListParagraph"/>
-        <w:numPr>
-          <w:ilvl w:val="1"/>
-          <w:numId w:val="1"/>
-        </w:numPr>
-        <w:rPr>
-          <w:sz w:val="36"/>
-          <w:szCs w:val="36"/>
-        </w:rPr>
-      </w:pPr>
-      <w:r>
-        <w:rPr>
-          <w:b/>
-          <w:sz w:val="36"/>
-          <w:szCs w:val="36"/>
-        </w:rPr>
-        <w:t xml:space="preserve">The “Stickiness” void: </w:t>
-      </w:r>
-    </w:p>
-    <w:p>
-      <w:pPr>
-        <w:pStyle w:val="ListParagraph"/>
-        <w:numPr>
-          <w:ilvl w:val="2"/>
-          <w:numId w:val="1"/>
-        </w:numPr>
-        <w:rPr>
-          <w:sz w:val="36"/>
-          <w:szCs w:val="36"/>
-        </w:rPr>
-      </w:pPr>
-      <w:r>
-        <w:rPr>
-          <w:b/>
-          <w:sz w:val="36"/>
-          <w:szCs w:val="36"/>
-        </w:rPr>
-        <w:t xml:space="preserve">Data: </w:t>
-      </w:r>
-      <w:r>
-        <w:rPr>
-          <w:sz w:val="36"/>
-          <w:szCs w:val="36"/>
-        </w:rPr>
-        <w:t xml:space="preserve">A staggering </w:t>
-      </w:r>
-      <w:r>
-        <w:rPr>
-          <w:b/>
-          <w:sz w:val="36"/>
-          <w:szCs w:val="36"/>
-        </w:rPr>
-        <w:t>82%</w:t>
-      </w:r>
-      <w:r>
-        <w:rPr>
-          <w:sz w:val="36"/>
-          <w:szCs w:val="36"/>
-        </w:rPr>
-        <w:t xml:space="preserve"> of these high-value users fall into the “Low-Stickiness” zone </w:t>
-      </w:r>
-      <w:r>
-        <w:rPr>
-          <w:b/>
-          <w:sz w:val="36"/>
-          <w:szCs w:val="36"/>
-        </w:rPr>
-        <w:t>(~55% chance of churn)</w:t>
-      </w:r>
-      <w:r>
-        <w:rPr>
-          <w:sz w:val="36"/>
-          <w:szCs w:val="36"/>
-        </w:rPr>
-        <w:t xml:space="preserve"> with 0-1 sticky services.</w:t>
-      </w:r>
-    </w:p>
-    <w:p>
-      <w:pPr>
-        <w:pStyle w:val="ListParagraph"/>
-        <w:numPr>
-          <w:ilvl w:val="2"/>
-          <w:numId w:val="1"/>
-        </w:numPr>
-        <w:rPr>
-          <w:sz w:val="36"/>
-          <w:szCs w:val="36"/>
-        </w:rPr>
-      </w:pPr>
-      <w:r>
-        <w:rPr>
-          <w:b/>
-          <w:sz w:val="36"/>
-          <w:szCs w:val="36"/>
-        </w:rPr>
-        <w:t>Risk Multiplier:</w:t>
-      </w:r>
-      <w:r>
-        <w:rPr>
-          <w:sz w:val="36"/>
-          <w:szCs w:val="36"/>
-        </w:rPr>
-        <w:t xml:space="preserve"> </w:t>
-      </w:r>
-    </w:p>
-    <w:p>
-      <w:pPr>
-        <w:pStyle w:val="ListParagraph"/>
-        <w:numPr>
-          <w:ilvl w:val="3"/>
-          <w:numId w:val="1"/>
-        </w:numPr>
-        <w:rPr>
-          <w:sz w:val="36"/>
-          <w:szCs w:val="36"/>
-        </w:rPr>
-      </w:pPr>
-      <w:r>
-        <w:rPr>
-          <w:sz w:val="36"/>
-          <w:szCs w:val="36"/>
-        </w:rPr>
-        <w:t xml:space="preserve">Users with </w:t>
-      </w:r>
-      <w:r>
-        <w:rPr>
-          <w:b/>
-          <w:sz w:val="36"/>
-          <w:szCs w:val="36"/>
-        </w:rPr>
-        <w:t xml:space="preserve">0 stickiness </w:t>
-      </w:r>
-      <w:r>
-        <w:rPr>
-          <w:sz w:val="36"/>
-          <w:szCs w:val="36"/>
-        </w:rPr>
-        <w:t xml:space="preserve">churn at </w:t>
-      </w:r>
-      <w:r>
-        <w:rPr>
-          <w:b/>
-          <w:sz w:val="36"/>
-          <w:szCs w:val="36"/>
-        </w:rPr>
-        <w:t>65%</w:t>
-      </w:r>
-    </w:p>
-    <w:p>
-      <w:pPr>
-        <w:pStyle w:val="ListParagraph"/>
-        <w:numPr>
-          <w:ilvl w:val="3"/>
-          <w:numId w:val="1"/>
-        </w:numPr>
-        <w:rPr>
-          <w:sz w:val="36"/>
-          <w:szCs w:val="36"/>
-        </w:rPr>
-      </w:pPr>
-      <w:r>
-        <w:rPr>
-          <w:sz w:val="36"/>
-          <w:szCs w:val="36"/>
-        </w:rPr>
-        <w:t xml:space="preserve">Adding just </w:t>
-      </w:r>
-      <w:r>
-        <w:rPr>
-          <w:b/>
-          <w:sz w:val="36"/>
-          <w:szCs w:val="36"/>
-        </w:rPr>
-        <w:t xml:space="preserve">one </w:t>
-      </w:r>
-      <w:r>
-        <w:rPr>
-          <w:sz w:val="36"/>
-          <w:szCs w:val="36"/>
-        </w:rPr>
-        <w:t xml:space="preserve">service drops churn to </w:t>
-      </w:r>
-      <w:r>
-        <w:rPr>
-          <w:b/>
-          <w:sz w:val="36"/>
-          <w:szCs w:val="36"/>
-        </w:rPr>
-        <w:t>46%</w:t>
-      </w:r>
-    </w:p>
-    <w:p>
-      <w:pPr>
-        <w:pStyle w:val="ListParagraph"/>
-        <w:numPr>
-          <w:ilvl w:val="2"/>
-          <w:numId w:val="1"/>
-        </w:numPr>
-        <w:rPr>
-          <w:sz w:val="36"/>
-          <w:szCs w:val="36"/>
-        </w:rPr>
-      </w:pPr>
-      <w:r>
-        <w:rPr>
-          <w:b/>
-          <w:sz w:val="36"/>
-          <w:szCs w:val="36"/>
-        </w:rPr>
-        <w:t xml:space="preserve">Conclusion: </w:t>
-      </w:r>
-      <w:r>
-        <w:rPr>
-          <w:sz w:val="36"/>
-          <w:szCs w:val="36"/>
-        </w:rPr>
-        <w:t>We are successful</w:t>
-      </w:r>
-      <w:r>
-        <w:rPr>
-          <w:sz w:val="36"/>
-          <w:szCs w:val="36"/>
-        </w:rPr>
-        <w:t xml:space="preserve">ly upselling them on price, but failing to cross-sell them on </w:t>
-      </w:r>
-      <w:r>
-        <w:rPr>
-          <w:b/>
-          <w:sz w:val="36"/>
-          <w:szCs w:val="36"/>
-        </w:rPr>
-        <w:t xml:space="preserve">Retention Anchors. </w:t>
-      </w:r>
-      <w:r>
-        <w:rPr>
-          <w:sz w:val="36"/>
-          <w:szCs w:val="36"/>
-        </w:rPr>
-        <w:t xml:space="preserve">We have successfully captured their wallet, but not their loyalty </w:t>
-      </w:r>
-    </w:p>
-    <w:p>
-      <w:pPr>
-        <w:pStyle w:val="ListParagraph"/>
-        <w:numPr>
-          <w:ilvl w:val="1"/>
-          <w:numId w:val="1"/>
-        </w:numPr>
-        <w:rPr>
-          <w:sz w:val="36"/>
-          <w:szCs w:val="36"/>
-        </w:rPr>
-      </w:pPr>
-      <w:r>
-        <w:rPr>
-          <w:b/>
-          <w:sz w:val="36"/>
-          <w:szCs w:val="36"/>
-        </w:rPr>
-        <w:lastRenderedPageBreak/>
-        <w:t>Service Spread Analysis (The Adoption Mismatch):</w:t>
-      </w:r>
-      <w:r>
-        <w:rPr>
-          <w:sz w:val="36"/>
-          <w:szCs w:val="36"/>
-        </w:rPr>
-        <w:t xml:space="preserve"> </w:t>
-      </w:r>
-    </w:p>
-    <w:p>
-      <w:pPr>
-        <w:pStyle w:val="ListParagraph"/>
-        <w:numPr>
-          <w:ilvl w:val="2"/>
-          <w:numId w:val="1"/>
-        </w:numPr>
-        <w:rPr>
-          <w:sz w:val="36"/>
-          <w:szCs w:val="36"/>
-        </w:rPr>
-      </w:pPr>
-      <w:r>
-        <w:rPr>
-          <w:b/>
-          <w:sz w:val="36"/>
-          <w:szCs w:val="36"/>
-        </w:rPr>
-        <w:t xml:space="preserve">Finding: </w:t>
-      </w:r>
-      <w:r>
-        <w:rPr>
-          <w:sz w:val="36"/>
-          <w:szCs w:val="36"/>
-        </w:rPr>
-        <w:t xml:space="preserve">First year high spenders are spending money on the </w:t>
-      </w:r>
-      <w:r>
-        <w:rPr>
-          <w:b/>
-          <w:i/>
-          <w:sz w:val="36"/>
-          <w:szCs w:val="36"/>
-        </w:rPr>
-        <w:t xml:space="preserve">wrong </w:t>
-      </w:r>
-      <w:r>
-        <w:rPr>
-          <w:sz w:val="36"/>
-          <w:szCs w:val="36"/>
-        </w:rPr>
-        <w:t xml:space="preserve">ancillary services. There is a massive misalignment between what they </w:t>
-      </w:r>
-      <w:r>
-        <w:rPr>
-          <w:b/>
-          <w:sz w:val="36"/>
-          <w:szCs w:val="36"/>
-        </w:rPr>
-        <w:t xml:space="preserve">buy </w:t>
-      </w:r>
-      <w:r>
-        <w:rPr>
-          <w:sz w:val="36"/>
-          <w:szCs w:val="36"/>
-        </w:rPr>
-        <w:t xml:space="preserve">and what actually </w:t>
-      </w:r>
-      <w:r>
-        <w:rPr>
-          <w:b/>
-          <w:sz w:val="36"/>
-          <w:szCs w:val="36"/>
-        </w:rPr>
-        <w:t xml:space="preserve">retains </w:t>
-      </w:r>
-      <w:r>
-        <w:rPr>
-          <w:sz w:val="36"/>
-          <w:szCs w:val="36"/>
-        </w:rPr>
-        <w:t>them.</w:t>
-      </w:r>
-    </w:p>
-    <w:p>
-      <w:pPr>
-        <w:pStyle w:val="ListParagraph"/>
-        <w:numPr>
-          <w:ilvl w:val="3"/>
-          <w:numId w:val="1"/>
-        </w:numPr>
-        <w:rPr>
-          <w:sz w:val="36"/>
-          <w:szCs w:val="36"/>
-        </w:rPr>
-      </w:pPr>
-      <w:r>
-        <w:rPr>
-          <w:b/>
-          <w:sz w:val="36"/>
-          <w:szCs w:val="36"/>
-        </w:rPr>
-        <w:t>The “Placebo” Products:</w:t>
-      </w:r>
-      <w:r>
-        <w:rPr>
-          <w:sz w:val="36"/>
-          <w:szCs w:val="36"/>
-        </w:rPr>
-        <w:t xml:space="preserve"> </w:t>
-      </w:r>
-    </w:p>
-    <w:p>
-      <w:pPr>
-        <w:pStyle w:val="ListParagraph"/>
-        <w:numPr>
-          <w:ilvl w:val="4"/>
-          <w:numId w:val="1"/>
-        </w:numPr>
-        <w:rPr>
-          <w:sz w:val="36"/>
-          <w:szCs w:val="36"/>
-        </w:rPr>
-      </w:pPr>
-      <w:r>
-        <w:rPr>
-          <w:b/>
-          <w:sz w:val="36"/>
-          <w:szCs w:val="36"/>
-        </w:rPr>
-        <w:t xml:space="preserve">High Adoption: </w:t>
-      </w:r>
-      <w:r>
-        <w:rPr>
-          <w:sz w:val="36"/>
-          <w:szCs w:val="36"/>
-        </w:rPr>
-        <w:t>Online Backup (~24%) and Device Protection (~29%) are the most popular add-ons.</w:t>
-      </w:r>
-    </w:p>
-    <w:p>
-      <w:pPr>
-        <w:pStyle w:val="ListParagraph"/>
-        <w:numPr>
-          <w:ilvl w:val="4"/>
-          <w:numId w:val="1"/>
-        </w:numPr>
-        <w:rPr>
-          <w:sz w:val="36"/>
-          <w:szCs w:val="36"/>
-        </w:rPr>
-      </w:pPr>
-      <w:r>
-        <w:rPr>
-          <w:b/>
-          <w:sz w:val="36"/>
-          <w:szCs w:val="36"/>
-        </w:rPr>
-        <w:t>Low Impact:</w:t>
-      </w:r>
-      <w:r>
-        <w:rPr>
-          <w:sz w:val="36"/>
-          <w:szCs w:val="36"/>
-        </w:rPr>
-        <w:t xml:space="preserve"> These services are statistically ineffective at preventing churn for this cohort (Churn remains extremely high at </w:t>
-      </w:r>
-      <w:r>
-        <w:rPr>
-          <w:b/>
-          <w:sz w:val="36"/>
-          <w:szCs w:val="36"/>
-        </w:rPr>
-        <w:t xml:space="preserve">~67-68% </w:t>
-      </w:r>
-      <w:r>
-        <w:rPr>
-          <w:sz w:val="36"/>
-          <w:szCs w:val="36"/>
-        </w:rPr>
-        <w:t xml:space="preserve">even with them.) </w:t>
-      </w:r>
-    </w:p>
-    <w:p>
-      <w:pPr>
-        <w:pStyle w:val="ListParagraph"/>
-        <w:numPr>
-          <w:ilvl w:val="3"/>
-          <w:numId w:val="1"/>
-        </w:numPr>
-        <w:rPr>
-          <w:sz w:val="36"/>
-          <w:szCs w:val="36"/>
-        </w:rPr>
-      </w:pPr>
-      <w:r>
-        <w:rPr>
-          <w:b/>
-          <w:sz w:val="36"/>
-          <w:szCs w:val="36"/>
-        </w:rPr>
-        <w:t>The “Real” Anchors:</w:t>
-      </w:r>
-      <w:r>
-        <w:rPr>
-          <w:sz w:val="36"/>
-          <w:szCs w:val="36"/>
-        </w:rPr>
-        <w:t xml:space="preserve"> </w:t>
-      </w:r>
-    </w:p>
-    <w:p>
-      <w:pPr>
-        <w:pStyle w:val="ListParagraph"/>
-        <w:numPr>
-          <w:ilvl w:val="4"/>
-          <w:numId w:val="1"/>
-        </w:numPr>
-        <w:rPr>
-          <w:sz w:val="36"/>
-          <w:szCs w:val="36"/>
-        </w:rPr>
-      </w:pPr>
-      <w:r>
-        <w:rPr>
-          <w:b/>
-          <w:sz w:val="36"/>
-          <w:szCs w:val="36"/>
-        </w:rPr>
-        <w:t xml:space="preserve">Low Adoption: </w:t>
-      </w:r>
-      <w:r>
-        <w:rPr>
-          <w:sz w:val="36"/>
-          <w:szCs w:val="36"/>
-        </w:rPr>
-        <w:t xml:space="preserve">Only </w:t>
-      </w:r>
-      <w:r>
-        <w:rPr>
-          <w:b/>
-          <w:sz w:val="36"/>
-          <w:szCs w:val="36"/>
-        </w:rPr>
-        <w:t xml:space="preserve">~13% </w:t>
-      </w:r>
-      <w:r>
-        <w:rPr>
-          <w:sz w:val="36"/>
-          <w:szCs w:val="36"/>
-        </w:rPr>
-        <w:t xml:space="preserve">subscribe to Online Security and </w:t>
-      </w:r>
-      <w:r>
-        <w:rPr>
-          <w:b/>
-          <w:sz w:val="36"/>
-          <w:szCs w:val="36"/>
-        </w:rPr>
-        <w:t xml:space="preserve">~14% </w:t>
-      </w:r>
-      <w:r>
-        <w:rPr>
-          <w:sz w:val="36"/>
-          <w:szCs w:val="36"/>
-        </w:rPr>
-        <w:t xml:space="preserve">to Tech Support. </w:t>
-      </w:r>
-    </w:p>
-    <w:p>
-      <w:pPr>
-        <w:pStyle w:val="ListParagraph"/>
-        <w:numPr>
-          <w:ilvl w:val="4"/>
-          <w:numId w:val="1"/>
-        </w:numPr>
-        <w:rPr>
-          <w:sz w:val="36"/>
-          <w:szCs w:val="36"/>
-        </w:rPr>
-      </w:pPr>
-      <w:r>
-        <w:rPr>
-          <w:b/>
-          <w:sz w:val="36"/>
-          <w:szCs w:val="36"/>
-        </w:rPr>
-        <w:t>High Impact:</w:t>
-      </w:r>
-      <w:r>
-        <w:rPr>
-          <w:sz w:val="36"/>
-          <w:szCs w:val="36"/>
-        </w:rPr>
-        <w:t xml:space="preserve"> These services provide a statistically significant “Retention Shield”, dropping churn risk to </w:t>
-      </w:r>
-      <w:r>
-        <w:rPr>
-          <w:b/>
-          <w:sz w:val="36"/>
-          <w:szCs w:val="36"/>
-        </w:rPr>
-        <w:t>~54-57%</w:t>
-      </w:r>
-    </w:p>
-    <w:p>
-      <w:pPr>
-        <w:pStyle w:val="ListParagraph"/>
-        <w:numPr>
-          <w:ilvl w:val="2"/>
-          <w:numId w:val="1"/>
-        </w:numPr>
-        <w:rPr>
-          <w:sz w:val="36"/>
-          <w:szCs w:val="36"/>
-        </w:rPr>
-      </w:pPr>
-      <w:r>
-        <w:rPr>
-          <w:b/>
-          <w:sz w:val="36"/>
-          <w:szCs w:val="36"/>
-        </w:rPr>
-        <w:t xml:space="preserve">Conclusion: </w:t>
-      </w:r>
-      <w:r>
-        <w:rPr>
-          <w:sz w:val="36"/>
-          <w:szCs w:val="36"/>
-        </w:rPr>
-        <w:t>We have a</w:t>
-      </w:r>
-      <w:r>
-        <w:rPr>
-          <w:b/>
-          <w:sz w:val="36"/>
-          <w:szCs w:val="36"/>
-        </w:rPr>
-        <w:t xml:space="preserve"> 15 point adoption gap. </w:t>
-      </w:r>
-      <w:r>
-        <w:rPr>
-          <w:sz w:val="36"/>
-          <w:szCs w:val="36"/>
-        </w:rPr>
-        <w:t>Out highest value customers are opting for passive “insurance” (backup/device protection) rather than active “utility” (security/support). This suggests our onboarding flow pushes the wrong upsells</w:t>
-      </w:r>
-    </w:p>
-    <w:p>
-      <w:pPr>
-        <w:pStyle w:val="ListParagraph"/>
-        <w:numPr>
-          <w:ilvl w:val="2"/>
-          <w:numId w:val="1"/>
-        </w:numPr>
-        <w:rPr>
-          <w:sz w:val="36"/>
-          <w:szCs w:val="36"/>
-        </w:rPr>
-      </w:pPr>
-      <w:r>
-        <w:rPr>
-          <w:b/>
-          <w:sz w:val="36"/>
-          <w:szCs w:val="36"/>
-        </w:rPr>
-        <w:t>Business Implication:</w:t>
-      </w:r>
-      <w:r>
-        <w:rPr>
-          <w:sz w:val="36"/>
-          <w:szCs w:val="36"/>
-        </w:rPr>
-        <w:t xml:space="preserve"> </w:t>
-      </w:r>
-    </w:p>
-    <w:p>
-      <w:pPr>
-        <w:pStyle w:val="ListParagraph"/>
-        <w:numPr>
-          <w:ilvl w:val="3"/>
-          <w:numId w:val="1"/>
-        </w:numPr>
-        <w:rPr>
-          <w:sz w:val="36"/>
-          <w:szCs w:val="36"/>
-        </w:rPr>
-      </w:pPr>
-      <w:r>
-        <w:rPr>
-          <w:b/>
-          <w:sz w:val="36"/>
-          <w:szCs w:val="36"/>
-        </w:rPr>
-        <w:t xml:space="preserve">Re-Rank Upsells: </w:t>
-      </w:r>
-      <w:r>
-        <w:rPr>
-          <w:sz w:val="36"/>
-          <w:szCs w:val="36"/>
-        </w:rPr>
-        <w:t xml:space="preserve">Update the sales script and website UI to prioritize </w:t>
-      </w:r>
-      <w:r>
-        <w:rPr>
-          <w:b/>
-          <w:sz w:val="36"/>
-          <w:szCs w:val="36"/>
-        </w:rPr>
-        <w:t xml:space="preserve">Online Security </w:t>
-      </w:r>
-      <w:r>
-        <w:rPr>
-          <w:sz w:val="36"/>
-          <w:szCs w:val="36"/>
-        </w:rPr>
-        <w:t xml:space="preserve">and </w:t>
-      </w:r>
-      <w:r>
-        <w:rPr>
-          <w:b/>
-          <w:sz w:val="36"/>
-          <w:szCs w:val="36"/>
-        </w:rPr>
-        <w:t>Tech Support</w:t>
-      </w:r>
-      <w:r>
-        <w:rPr>
-          <w:sz w:val="36"/>
-          <w:szCs w:val="36"/>
-        </w:rPr>
-        <w:t xml:space="preserve"> as the default add-ons for high-tier plans. </w:t>
-      </w:r>
-    </w:p>
-    <w:p>
-      <w:pPr>
-        <w:pStyle w:val="ListParagraph"/>
-        <w:numPr>
-          <w:ilvl w:val="3"/>
-          <w:numId w:val="1"/>
-        </w:numPr>
-        <w:rPr>
-          <w:sz w:val="36"/>
-          <w:szCs w:val="36"/>
-        </w:rPr>
-      </w:pPr>
-      <w:r>
-        <w:rPr>
-          <w:b/>
-          <w:sz w:val="36"/>
-          <w:szCs w:val="36"/>
-        </w:rPr>
-        <w:t>Bundle Logic:</w:t>
-      </w:r>
-      <w:r>
-        <w:rPr>
-          <w:sz w:val="36"/>
-          <w:szCs w:val="36"/>
-        </w:rPr>
-        <w:t xml:space="preserve"> Create a new “Customer Safety Pack” that bundles tech support with device protection. Use </w:t>
-      </w:r>
-      <w:r>
-        <w:rPr>
-          <w:sz w:val="36"/>
-          <w:szCs w:val="36"/>
-        </w:rPr>
-        <w:lastRenderedPageBreak/>
-        <w:t>the popularity of the device protection to “Trojan Horse” the Tech support service that actually makes them stay</w:t>
-      </w:r>
-    </w:p>
-    <w:p>
-      <w:pPr>
-        <w:rPr>
-          <w:b/>
-          <w:sz w:val="36"/>
-          <w:szCs w:val="36"/>
-        </w:rPr>
-      </w:pPr>
-    </w:p>
-    <w:p>
-      <w:pPr>
-        <w:rPr>
-          <w:sz w:val="36"/>
-          <w:szCs w:val="36"/>
-        </w:rPr>
-      </w:pPr>
-    </w:p>
-    <w:p>
-      <w:pPr>
-        <w:rPr>
-          <w:sz w:val="36"/>
-          <w:szCs w:val="36"/>
-        </w:rPr>
-        <w:sectPr>
-          <w:pgSz w:w="12240" w:h="15840"/>
-          <w:pgMar w:top="720" w:right="720" w:bottom="720" w:left="720" w:header="708" w:footer="708" w:gutter="0"/>
-          <w:cols w:space="708"/>
-          <w:titlePg/>
-          <w:docGrid w:linePitch="360"/>
-        </w:sectPr>
-      </w:pPr>
-      <w:bookmarkStart w:id="3" w:name="_GoBack"/>
-      <w:bookmarkEnd w:id="3"/>
-    </w:p>
-    <w:p>
-      <w:pPr>
-        <w:pStyle w:val="Heading1"/>
-        <w:jc w:val="center"/>
-        <w:rPr>
-          <w:b/>
-          <w:sz w:val="50"/>
-          <w:szCs w:val="50"/>
-        </w:rPr>
-      </w:pPr>
-      <w:bookmarkStart w:id="4" w:name="_Toc220325077"/>
-      <w:r>
-        <w:rPr>
-          <w:b/>
-          <w:sz w:val="50"/>
-          <w:szCs w:val="50"/>
-        </w:rPr>
-        <w:lastRenderedPageBreak/>
-        <w:t>4. Feature Engineering</w:t>
-      </w:r>
-      <w:bookmarkEnd w:id="4"/>
-    </w:p>
-    <w:p>
-      <w:pPr>
-        <w:pStyle w:val="Header"/>
-        <w:jc w:val="center"/>
-      </w:pPr>
-    </w:p>
-    <w:p>
-      <w:pPr>
-        <w:rPr>
-          <w:sz w:val="36"/>
-          <w:szCs w:val="36"/>
-        </w:rPr>
-      </w:pPr>
-      <w:r>
-        <w:rPr>
-          <w:sz w:val="36"/>
-          <w:szCs w:val="36"/>
-        </w:rPr>
-        <w:t>Driven by the strategic insights from the EDA</w:t>
-      </w:r>
-      <w:r>
-        <w:rPr>
-          <w:sz w:val="36"/>
-          <w:szCs w:val="36"/>
-        </w:rPr>
-        <w:t>, the</w:t>
-      </w:r>
-      <w:r>
-        <w:rPr>
-          <w:sz w:val="36"/>
-          <w:szCs w:val="36"/>
-        </w:rPr>
-        <w:t xml:space="preserve"> feature engineering process focused on capturing </w:t>
-      </w:r>
-      <w:r>
-        <w:rPr>
-          <w:b/>
-          <w:sz w:val="36"/>
-          <w:szCs w:val="36"/>
-        </w:rPr>
-        <w:t>behavioral risk</w:t>
-      </w:r>
-      <w:r>
-        <w:rPr>
-          <w:sz w:val="36"/>
-          <w:szCs w:val="36"/>
-        </w:rPr>
-        <w:t xml:space="preserve"> rather than just raw metrics. The goal was to transform business logic (e.g. “The Protection Gap”) into model-ready inputs.</w:t>
-      </w:r>
-    </w:p>
-    <w:p>
-      <w:pPr>
-        <w:rPr>
-          <w:b/>
-          <w:sz w:val="36"/>
-          <w:szCs w:val="36"/>
-        </w:rPr>
-      </w:pPr>
-      <w:r>
-        <w:rPr>
-          <w:b/>
-          <w:sz w:val="36"/>
-          <w:szCs w:val="36"/>
-        </w:rPr>
-        <w:t xml:space="preserve">4.1. Retained Engineered Features: </w:t>
-      </w:r>
-    </w:p>
-    <w:p>
-      <w:pPr>
-        <w:pStyle w:val="ListParagraph"/>
-        <w:numPr>
-          <w:ilvl w:val="0"/>
-          <w:numId w:val="1"/>
-        </w:numPr>
-        <w:rPr>
-          <w:i/>
-          <w:sz w:val="36"/>
-          <w:szCs w:val="36"/>
-        </w:rPr>
-      </w:pPr>
-      <w:r>
-        <w:rPr>
-          <w:b/>
-          <w:sz w:val="36"/>
-          <w:szCs w:val="36"/>
-        </w:rPr>
-        <w:t xml:space="preserve">Is_Anchored: </w:t>
-      </w:r>
-      <w:r>
-        <w:rPr>
-          <w:sz w:val="36"/>
-          <w:szCs w:val="36"/>
-        </w:rPr>
-        <w:t>A Boolean flag, identifying users subscribed to both</w:t>
-      </w:r>
-      <w:r>
-        <w:rPr>
-          <w:b/>
-          <w:sz w:val="36"/>
-          <w:szCs w:val="36"/>
-        </w:rPr>
-        <w:t xml:space="preserve"> </w:t>
-      </w:r>
-      <w:r>
-        <w:rPr>
-          <w:b/>
-          <w:i/>
-          <w:sz w:val="36"/>
-          <w:szCs w:val="36"/>
-        </w:rPr>
-        <w:t>Tech Support</w:t>
-      </w:r>
-      <w:r>
-        <w:rPr>
-          <w:sz w:val="36"/>
-          <w:szCs w:val="36"/>
-        </w:rPr>
-        <w:t xml:space="preserve"> and </w:t>
-      </w:r>
-      <w:r>
-        <w:rPr>
-          <w:b/>
-          <w:i/>
-          <w:sz w:val="36"/>
-          <w:szCs w:val="36"/>
-        </w:rPr>
-        <w:t>Online Security</w:t>
-      </w:r>
-      <w:r>
-        <w:rPr>
-          <w:i/>
-          <w:sz w:val="36"/>
-          <w:szCs w:val="36"/>
-        </w:rPr>
-        <w:t>.</w:t>
-      </w:r>
-    </w:p>
-    <w:p>
-      <w:pPr>
-        <w:pStyle w:val="ListParagraph"/>
-        <w:numPr>
-          <w:ilvl w:val="1"/>
-          <w:numId w:val="1"/>
-        </w:numPr>
-        <w:rPr>
-          <w:sz w:val="36"/>
-          <w:szCs w:val="36"/>
-        </w:rPr>
-      </w:pPr>
-      <w:r>
-        <w:rPr>
-          <w:i/>
-          <w:sz w:val="36"/>
-          <w:szCs w:val="36"/>
-        </w:rPr>
-        <w:t xml:space="preserve">Rationale: </w:t>
-      </w:r>
-      <w:r>
-        <w:rPr>
-          <w:sz w:val="36"/>
-          <w:szCs w:val="36"/>
-        </w:rPr>
-        <w:t>EDA showed that while “Stickiness” (count of services) was generally good, these</w:t>
-      </w:r>
-      <w:r>
-        <w:rPr>
-          <w:sz w:val="36"/>
-          <w:szCs w:val="36"/>
-        </w:rPr>
-        <w:t xml:space="preserve"> two services specifically act</w:t>
-      </w:r>
-      <w:r>
-        <w:rPr>
-          <w:sz w:val="36"/>
-          <w:szCs w:val="36"/>
-        </w:rPr>
-        <w:t>ed</w:t>
-      </w:r>
-      <w:r>
-        <w:rPr>
-          <w:sz w:val="36"/>
-          <w:szCs w:val="36"/>
-        </w:rPr>
-        <w:t xml:space="preserve"> as a </w:t>
-      </w:r>
-      <w:r>
-        <w:rPr>
-          <w:sz w:val="36"/>
-          <w:szCs w:val="36"/>
-        </w:rPr>
-        <w:t xml:space="preserve">distinct </w:t>
-      </w:r>
-      <w:r>
-        <w:rPr>
-          <w:sz w:val="36"/>
-          <w:szCs w:val="36"/>
-        </w:rPr>
-        <w:t xml:space="preserve">“Retention Shield”, whereas other services (like streaming) do not. </w:t>
-      </w:r>
-    </w:p>
-    <w:p>
-      <w:pPr>
-        <w:rPr>
-          <w:b/>
-          <w:sz w:val="36"/>
-          <w:szCs w:val="36"/>
-        </w:rPr>
-      </w:pPr>
-      <w:r>
-        <w:rPr>
-          <w:b/>
-          <w:sz w:val="36"/>
-          <w:szCs w:val="36"/>
-        </w:rPr>
-        <w:t>4.2. Tested but Dropped Features:</w:t>
-      </w:r>
-    </w:p>
-    <w:p>
-      <w:pPr>
-        <w:pStyle w:val="ListParagraph"/>
-        <w:numPr>
-          <w:ilvl w:val="0"/>
-          <w:numId w:val="1"/>
-        </w:numPr>
-        <w:rPr>
-          <w:b/>
-          <w:sz w:val="36"/>
-          <w:szCs w:val="36"/>
-        </w:rPr>
-      </w:pPr>
-      <w:r>
-        <w:rPr>
-          <w:b/>
-          <w:sz w:val="36"/>
-          <w:szCs w:val="36"/>
-        </w:rPr>
-        <w:t xml:space="preserve">StickinessScore: </w:t>
-      </w:r>
-      <w:r>
-        <w:rPr>
-          <w:sz w:val="36"/>
-          <w:szCs w:val="36"/>
-        </w:rPr>
-        <w:t xml:space="preserve">Dropped. The model performed better with the specific binary </w:t>
-      </w:r>
-      <w:r>
-        <w:rPr>
-          <w:b/>
-          <w:sz w:val="36"/>
-          <w:szCs w:val="36"/>
-        </w:rPr>
-        <w:t>is_anchored</w:t>
-      </w:r>
-      <w:r>
-        <w:rPr>
-          <w:sz w:val="36"/>
-          <w:szCs w:val="36"/>
-        </w:rPr>
-        <w:t xml:space="preserve"> flag than a raw count of services, further proving that the quality of service matters more than the quantity of services.</w:t>
-      </w:r>
-    </w:p>
-    <w:p>
-      <w:pPr>
-        <w:pStyle w:val="ListParagraph"/>
-        <w:numPr>
-          <w:ilvl w:val="0"/>
-          <w:numId w:val="1"/>
-        </w:numPr>
-        <w:rPr>
-          <w:b/>
-          <w:sz w:val="36"/>
-          <w:szCs w:val="36"/>
-        </w:rPr>
-      </w:pPr>
-      <w:r>
-        <w:rPr>
-          <w:b/>
-          <w:sz w:val="36"/>
-          <w:szCs w:val="36"/>
-        </w:rPr>
-        <w:t xml:space="preserve">High_ARPU_Newbie: </w:t>
-      </w:r>
-      <w:r>
-        <w:rPr>
-          <w:sz w:val="36"/>
-          <w:szCs w:val="36"/>
-        </w:rPr>
-        <w:t xml:space="preserve">Dropped. The model successfully inferred this risk profile from the interaction of </w:t>
-      </w:r>
-      <w:r>
-        <w:rPr>
-          <w:b/>
-          <w:sz w:val="36"/>
-          <w:szCs w:val="36"/>
-        </w:rPr>
-        <w:t>MonthlyCharges</w:t>
-      </w:r>
-      <w:r>
-        <w:rPr>
-          <w:sz w:val="36"/>
-          <w:szCs w:val="36"/>
-        </w:rPr>
-        <w:t xml:space="preserve"> and </w:t>
-      </w:r>
-      <w:r>
-        <w:rPr>
-          <w:b/>
-          <w:sz w:val="36"/>
-          <w:szCs w:val="36"/>
-        </w:rPr>
-        <w:t>Tenure,</w:t>
-      </w:r>
-      <w:r>
-        <w:rPr>
-          <w:sz w:val="36"/>
-          <w:szCs w:val="36"/>
-        </w:rPr>
-        <w:t xml:space="preserve"> without needing a hard-coded flag. Testing this feature also slightly dropped both recall and precision by 0.1, hence it was binned </w:t>
-      </w:r>
-    </w:p>
-    <w:p>
-      <w:pPr>
-        <w:pStyle w:val="ListParagraph"/>
-        <w:numPr>
-          <w:ilvl w:val="0"/>
-          <w:numId w:val="1"/>
-        </w:numPr>
-        <w:rPr>
-          <w:b/>
-          <w:sz w:val="36"/>
-          <w:szCs w:val="36"/>
-        </w:rPr>
-      </w:pPr>
-      <w:r>
-        <w:rPr>
-          <w:b/>
-          <w:sz w:val="36"/>
-          <w:szCs w:val="36"/>
-        </w:rPr>
-        <w:t xml:space="preserve">Charges_by_Tenure: </w:t>
-      </w:r>
-      <w:r>
-        <w:rPr>
-          <w:sz w:val="36"/>
-          <w:szCs w:val="36"/>
-        </w:rPr>
-        <w:t>Dropped due to introduced noise</w:t>
-      </w:r>
-    </w:p>
-    <w:p>
-      <w:pPr>
-        <w:ind w:left="360"/>
-        <w:rPr>
-          <w:b/>
-          <w:sz w:val="36"/>
-          <w:szCs w:val="36"/>
-        </w:rPr>
-      </w:pPr>
-    </w:p>
-    <w:p>
-      <w:pPr>
-        <w:ind w:left="360"/>
-        <w:rPr>
-          <w:b/>
-          <w:sz w:val="36"/>
-          <w:szCs w:val="36"/>
-        </w:rPr>
-      </w:pPr>
-    </w:p>
-    <w:p>
-      <w:pPr>
-        <w:ind w:left="360"/>
-        <w:rPr>
-          <w:b/>
-          <w:sz w:val="36"/>
-          <w:szCs w:val="36"/>
-        </w:rPr>
-      </w:pPr>
-    </w:p>
-    <w:p>
-      <w:pPr>
-        <w:ind w:left="360"/>
-        <w:rPr>
-          <w:b/>
-          <w:sz w:val="36"/>
-          <w:szCs w:val="36"/>
-        </w:rPr>
-      </w:pPr>
-      <w:r>
-        <w:rPr>
-          <w:b/>
-          <w:sz w:val="36"/>
-          <w:szCs w:val="36"/>
-        </w:rPr>
-        <w:lastRenderedPageBreak/>
-        <w:t xml:space="preserve">4.3 Features for Analysis only (EDA) </w:t>
-      </w:r>
-    </w:p>
-    <w:p>
-      <w:pPr>
-        <w:ind w:left="360"/>
-        <w:rPr>
-          <w:sz w:val="36"/>
-          <w:szCs w:val="36"/>
-        </w:rPr>
-      </w:pPr>
-      <w:r>
-        <w:rPr>
-          <w:sz w:val="36"/>
-          <w:szCs w:val="36"/>
-        </w:rPr>
-        <w:t xml:space="preserve">Certain features were created strictly to aid visual analysis and business segmentation but were excluded from the training pipeline to avoid data redundancy (multicollinearity) </w:t>
-      </w:r>
-    </w:p>
-    <w:p>
-      <w:pPr>
-        <w:pStyle w:val="ListParagraph"/>
-        <w:numPr>
-          <w:ilvl w:val="0"/>
-          <w:numId w:val="1"/>
-        </w:numPr>
-        <w:rPr>
-          <w:sz w:val="36"/>
-          <w:szCs w:val="36"/>
-        </w:rPr>
-      </w:pPr>
-      <w:r>
-        <w:rPr>
-          <w:b/>
-          <w:sz w:val="36"/>
-          <w:szCs w:val="36"/>
-        </w:rPr>
-        <w:t xml:space="preserve">Binning Features: </w:t>
-      </w:r>
-      <w:r>
-        <w:rPr>
-          <w:i/>
-          <w:sz w:val="36"/>
-          <w:szCs w:val="36"/>
-        </w:rPr>
-        <w:t>tenure_group, MonthlyCharges_group</w:t>
-      </w:r>
-    </w:p>
-    <w:p>
-      <w:pPr>
-        <w:pStyle w:val="ListParagraph"/>
-        <w:numPr>
-          <w:ilvl w:val="0"/>
-          <w:numId w:val="1"/>
-        </w:numPr>
-        <w:rPr>
-          <w:sz w:val="36"/>
-          <w:szCs w:val="36"/>
-        </w:rPr>
-      </w:pPr>
-      <w:r>
-        <w:rPr>
-          <w:b/>
-          <w:sz w:val="36"/>
-          <w:szCs w:val="36"/>
-        </w:rPr>
-        <w:t xml:space="preserve">Risk Flags: </w:t>
-      </w:r>
-      <w:r>
-        <w:rPr>
-          <w:i/>
-          <w:sz w:val="36"/>
-          <w:szCs w:val="36"/>
-        </w:rPr>
-        <w:t>HighRisk_Fiber, HighRisk_Contract, HighRisk_LowStickiness</w:t>
-      </w:r>
-    </w:p>
-    <w:p>
-      <w:pPr>
-        <w:pStyle w:val="ListParagraph"/>
-        <w:numPr>
-          <w:ilvl w:val="0"/>
-          <w:numId w:val="1"/>
-        </w:numPr>
-        <w:rPr>
-          <w:sz w:val="36"/>
-          <w:szCs w:val="36"/>
-        </w:rPr>
-      </w:pPr>
-      <w:r>
-        <w:rPr>
-          <w:b/>
-          <w:sz w:val="36"/>
-          <w:szCs w:val="36"/>
-        </w:rPr>
-        <w:t xml:space="preserve">Rationale: </w:t>
-      </w:r>
-      <w:r>
-        <w:rPr>
-          <w:sz w:val="36"/>
-          <w:szCs w:val="36"/>
-        </w:rPr>
-        <w:t>These concepts were already captured by the model through the raw features (</w:t>
-      </w:r>
-      <w:r>
-        <w:rPr>
-          <w:i/>
-          <w:sz w:val="36"/>
-          <w:szCs w:val="36"/>
-        </w:rPr>
-        <w:t xml:space="preserve">tenure, InternetService, Contract) </w:t>
-      </w:r>
-      <w:r>
-        <w:rPr>
-          <w:sz w:val="36"/>
-          <w:szCs w:val="36"/>
-        </w:rPr>
-        <w:t xml:space="preserve">and their coefficients. Feeding  the bins alongside the raw data would cause information duplication </w:t>
-      </w:r>
-    </w:p>
-    <w:p>
-      <w:pPr>
-        <w:ind w:left="360"/>
-        <w:rPr>
-          <w:b/>
-          <w:sz w:val="36"/>
-          <w:szCs w:val="36"/>
-        </w:rPr>
-      </w:pPr>
-    </w:p>
-    <w:p>
-      <w:pPr>
-        <w:ind w:left="360"/>
-        <w:rPr>
-          <w:b/>
-          <w:sz w:val="36"/>
-          <w:szCs w:val="36"/>
-        </w:rPr>
-        <w:sectPr>
-          <w:headerReference w:type="default" r:id="rId26"/>
-          <w:headerReference w:type="first" r:id="rId27"/>
-          <w:pgSz w:w="12240" w:h="15840"/>
-          <w:pgMar w:top="720" w:right="720" w:bottom="720" w:left="720" w:header="708" w:footer="708" w:gutter="0"/>
-          <w:cols w:space="708"/>
-          <w:titlePg/>
-          <w:docGrid w:linePitch="360"/>
-        </w:sectPr>
-      </w:pPr>
-    </w:p>
-    <w:p>
-      <w:pPr>
-        <w:pStyle w:val="Heading1"/>
-        <w:jc w:val="center"/>
-        <w:rPr>
-          <w:b/>
-          <w:sz w:val="50"/>
-          <w:szCs w:val="50"/>
-        </w:rPr>
-      </w:pPr>
-      <w:bookmarkStart w:id="5" w:name="_Toc220325078"/>
-      <w:r>
-        <w:rPr>
-          <w:b/>
-          <w:sz w:val="50"/>
-          <w:szCs w:val="50"/>
-        </w:rPr>
-        <w:lastRenderedPageBreak/>
-        <w:t>5. Data Preprocessing</w:t>
-      </w:r>
-      <w:bookmarkEnd w:id="5"/>
-    </w:p>
-    <w:p/>
-    <w:p>
-      <w:pPr>
-        <w:ind w:left="360"/>
-        <w:rPr>
-          <w:sz w:val="36"/>
-          <w:szCs w:val="36"/>
-        </w:rPr>
-      </w:pPr>
-      <w:r>
-        <w:rPr>
-          <w:sz w:val="36"/>
-          <w:szCs w:val="36"/>
-        </w:rPr>
-        <w:t>To ensure model generizability and prevent data leakage, a rigorous preprocessing pipeline was implemented prior to training.</w:t>
-      </w:r>
-    </w:p>
-    <w:p>
-      <w:pPr>
-        <w:pStyle w:val="ListParagraph"/>
-        <w:numPr>
-          <w:ilvl w:val="0"/>
-          <w:numId w:val="1"/>
-        </w:numPr>
-        <w:rPr>
-          <w:sz w:val="36"/>
-          <w:szCs w:val="36"/>
-        </w:rPr>
-      </w:pPr>
-      <w:r>
-        <w:rPr>
-          <w:b/>
-          <w:sz w:val="36"/>
-          <w:szCs w:val="36"/>
-        </w:rPr>
-        <w:t xml:space="preserve">5.1 </w:t>
-      </w:r>
-      <w:r>
-        <w:rPr>
-          <w:b/>
-          <w:sz w:val="36"/>
-          <w:szCs w:val="36"/>
-        </w:rPr>
-        <w:t>Manual Binary Encoding:</w:t>
-      </w:r>
-      <w:r>
-        <w:rPr>
-          <w:sz w:val="36"/>
-          <w:szCs w:val="36"/>
-        </w:rPr>
-        <w:t xml:space="preserve"> </w:t>
-      </w:r>
-    </w:p>
-    <w:p>
-      <w:pPr>
-        <w:pStyle w:val="ListParagraph"/>
-        <w:ind w:left="1440"/>
-        <w:rPr>
-          <w:sz w:val="36"/>
-          <w:szCs w:val="36"/>
-        </w:rPr>
-      </w:pPr>
-      <w:r>
-        <w:rPr>
-          <w:sz w:val="36"/>
-          <w:szCs w:val="36"/>
-        </w:rPr>
-        <w:t>Variables with a simple Yes/No structure (e.g</w:t>
-      </w:r>
-      <w:r>
-        <w:rPr>
-          <w:sz w:val="36"/>
-          <w:szCs w:val="36"/>
-        </w:rPr>
-        <w:t>.</w:t>
-      </w:r>
-      <w:r>
-        <w:rPr>
-          <w:sz w:val="36"/>
-          <w:szCs w:val="36"/>
-        </w:rPr>
-        <w:t xml:space="preserve">, </w:t>
-      </w:r>
-      <w:r>
-        <w:rPr>
-          <w:i/>
-          <w:sz w:val="36"/>
-          <w:szCs w:val="36"/>
-        </w:rPr>
-        <w:t xml:space="preserve">Partner, PhoneService, is_anchored), </w:t>
-      </w:r>
-      <w:r>
-        <w:rPr>
-          <w:sz w:val="36"/>
-          <w:szCs w:val="36"/>
-        </w:rPr>
-        <w:t>were manually mapped to binary format (Yes=1, No=0).</w:t>
-      </w:r>
-    </w:p>
-    <w:p>
-      <w:pPr>
-        <w:pStyle w:val="ListParagraph"/>
-        <w:ind w:left="1440"/>
-        <w:rPr>
-          <w:sz w:val="36"/>
-          <w:szCs w:val="36"/>
-        </w:rPr>
-      </w:pPr>
-      <w:r>
-        <w:rPr>
-          <w:sz w:val="36"/>
-          <w:szCs w:val="36"/>
-        </w:rPr>
-        <w:t>This ensured consistent handling of custom Boolean flags created during feature engineering</w:t>
-      </w:r>
-    </w:p>
-    <w:p>
-      <w:pPr>
-        <w:pStyle w:val="ListParagraph"/>
-        <w:numPr>
-          <w:ilvl w:val="0"/>
-          <w:numId w:val="1"/>
-        </w:numPr>
-        <w:rPr>
-          <w:sz w:val="36"/>
-          <w:szCs w:val="36"/>
-        </w:rPr>
-      </w:pPr>
-      <w:r>
-        <w:rPr>
-          <w:b/>
-          <w:sz w:val="36"/>
-          <w:szCs w:val="36"/>
-        </w:rPr>
-        <w:t xml:space="preserve">5.2 One-Hot Encoding(with Multicollinearity Prevention): </w:t>
-      </w:r>
-    </w:p>
-    <w:p>
-      <w:pPr>
-        <w:pStyle w:val="ListParagraph"/>
-        <w:numPr>
-          <w:ilvl w:val="1"/>
-          <w:numId w:val="1"/>
-        </w:numPr>
-        <w:rPr>
-          <w:sz w:val="36"/>
-          <w:szCs w:val="36"/>
-        </w:rPr>
-      </w:pPr>
-      <w:r>
-        <w:rPr>
-          <w:sz w:val="36"/>
-          <w:szCs w:val="36"/>
-        </w:rPr>
-        <w:t>Nominal variables(</w:t>
-      </w:r>
-      <w:r>
-        <w:rPr>
-          <w:sz w:val="36"/>
-          <w:szCs w:val="36"/>
-        </w:rPr>
-        <w:t>e.g.,</w:t>
-      </w:r>
-      <w:r>
-        <w:rPr>
-          <w:sz w:val="36"/>
-          <w:szCs w:val="36"/>
-        </w:rPr>
-        <w:t xml:space="preserve"> </w:t>
-      </w:r>
-      <w:r>
-        <w:rPr>
-          <w:i/>
-          <w:sz w:val="36"/>
-          <w:szCs w:val="36"/>
-        </w:rPr>
-        <w:t xml:space="preserve">PaymentMethod, InternetService) </w:t>
-      </w:r>
-      <w:r>
-        <w:rPr>
-          <w:sz w:val="36"/>
-          <w:szCs w:val="36"/>
-        </w:rPr>
-        <w:t>were converted using pd.get_dummies</w:t>
-      </w:r>
-    </w:p>
-    <w:p>
-      <w:pPr>
-        <w:pStyle w:val="ListParagraph"/>
-        <w:numPr>
-          <w:ilvl w:val="1"/>
-          <w:numId w:val="1"/>
-        </w:numPr>
-        <w:rPr>
-          <w:sz w:val="36"/>
-          <w:szCs w:val="36"/>
-        </w:rPr>
-      </w:pPr>
-      <w:r>
-        <w:rPr>
-          <w:sz w:val="36"/>
-          <w:szCs w:val="36"/>
-        </w:rPr>
-        <w:t>The parameter drop_first = True was applied. This removes the first category of each variable.</w:t>
-      </w:r>
-    </w:p>
-    <w:p>
-      <w:pPr>
-        <w:pStyle w:val="ListParagraph"/>
-        <w:numPr>
-          <w:ilvl w:val="1"/>
-          <w:numId w:val="1"/>
-        </w:numPr>
-        <w:rPr>
-          <w:sz w:val="36"/>
-          <w:szCs w:val="36"/>
-        </w:rPr>
-      </w:pPr>
-      <w:r>
-        <w:rPr>
-          <w:b/>
-          <w:sz w:val="36"/>
-          <w:szCs w:val="36"/>
-        </w:rPr>
-        <w:t xml:space="preserve">Rationale: </w:t>
-      </w:r>
-      <w:r>
-        <w:rPr>
-          <w:sz w:val="36"/>
-          <w:szCs w:val="36"/>
-        </w:rPr>
-        <w:t xml:space="preserve">This prevents </w:t>
-      </w:r>
-      <w:r>
-        <w:rPr>
-          <w:b/>
-          <w:sz w:val="36"/>
-          <w:szCs w:val="36"/>
-        </w:rPr>
-        <w:t>Perfect Multicollinearity (</w:t>
-      </w:r>
-      <w:r>
-        <w:rPr>
-          <w:sz w:val="36"/>
-          <w:szCs w:val="36"/>
-        </w:rPr>
-        <w:t>The Dummy Variable Trap), which is critical for linear models like Logistic Regression to function correctly.</w:t>
-      </w:r>
-    </w:p>
-    <w:p>
-      <w:pPr>
-        <w:pStyle w:val="ListParagraph"/>
-        <w:numPr>
-          <w:ilvl w:val="0"/>
-          <w:numId w:val="1"/>
-        </w:numPr>
-        <w:rPr>
-          <w:sz w:val="36"/>
-          <w:szCs w:val="36"/>
-        </w:rPr>
-      </w:pPr>
-      <w:r>
-        <w:rPr>
-          <w:b/>
-          <w:sz w:val="36"/>
-          <w:szCs w:val="36"/>
-        </w:rPr>
-        <w:t xml:space="preserve">5.3 Train-Test Split (Stratified): </w:t>
-      </w:r>
-    </w:p>
-    <w:p>
-      <w:pPr>
-        <w:pStyle w:val="ListParagraph"/>
-        <w:numPr>
-          <w:ilvl w:val="1"/>
-          <w:numId w:val="1"/>
-        </w:numPr>
-        <w:rPr>
-          <w:sz w:val="36"/>
-          <w:szCs w:val="36"/>
-        </w:rPr>
-      </w:pPr>
-      <w:r>
-        <w:rPr>
-          <w:sz w:val="36"/>
-          <w:szCs w:val="36"/>
-        </w:rPr>
-        <w:t xml:space="preserve">The dataset was split into </w:t>
-      </w:r>
-      <w:r>
-        <w:rPr>
-          <w:b/>
-          <w:sz w:val="36"/>
-          <w:szCs w:val="36"/>
-        </w:rPr>
-        <w:t>training (80%)</w:t>
-      </w:r>
-      <w:r>
-        <w:rPr>
-          <w:sz w:val="36"/>
-          <w:szCs w:val="36"/>
-        </w:rPr>
-        <w:t xml:space="preserve"> and </w:t>
-      </w:r>
-      <w:r>
-        <w:rPr>
-          <w:b/>
-          <w:sz w:val="36"/>
-          <w:szCs w:val="36"/>
-        </w:rPr>
-        <w:t>testing (20%)</w:t>
-      </w:r>
-      <w:r>
-        <w:rPr>
-          <w:sz w:val="36"/>
-          <w:szCs w:val="36"/>
-        </w:rPr>
-        <w:t xml:space="preserve"> sets.</w:t>
-      </w:r>
-    </w:p>
-    <w:p>
-      <w:pPr>
-        <w:pStyle w:val="ListParagraph"/>
-        <w:numPr>
-          <w:ilvl w:val="1"/>
-          <w:numId w:val="1"/>
-        </w:numPr>
-        <w:rPr>
-          <w:sz w:val="36"/>
-          <w:szCs w:val="36"/>
-        </w:rPr>
-      </w:pPr>
-      <w:r>
-        <w:rPr>
-          <w:sz w:val="36"/>
-          <w:szCs w:val="36"/>
-        </w:rPr>
-        <w:t>Stratification was used to ensure the churn distribution (26%) remained consistent across both sets, preventing a non-representative test set</w:t>
-      </w:r>
-    </w:p>
-    <w:p>
-      <w:pPr>
-        <w:pStyle w:val="ListParagraph"/>
-        <w:numPr>
-          <w:ilvl w:val="0"/>
-          <w:numId w:val="1"/>
-        </w:numPr>
-        <w:rPr>
-          <w:sz w:val="36"/>
-          <w:szCs w:val="36"/>
-        </w:rPr>
-      </w:pPr>
-      <w:r>
-        <w:rPr>
-          <w:b/>
-          <w:sz w:val="36"/>
-          <w:szCs w:val="36"/>
-        </w:rPr>
-        <w:t>5.</w:t>
-      </w:r>
-      <w:r>
-        <w:rPr>
-          <w:b/>
-          <w:sz w:val="36"/>
-          <w:szCs w:val="36"/>
-        </w:rPr>
-        <w:t>4</w:t>
-      </w:r>
-      <w:r>
-        <w:rPr>
-          <w:b/>
-          <w:sz w:val="36"/>
-          <w:szCs w:val="36"/>
-        </w:rPr>
-        <w:t xml:space="preserve"> Feature Scaling: </w:t>
-      </w:r>
-    </w:p>
-    <w:p>
-      <w:pPr>
-        <w:pStyle w:val="ListParagraph"/>
-        <w:numPr>
-          <w:ilvl w:val="1"/>
-          <w:numId w:val="1"/>
-        </w:numPr>
-        <w:rPr>
-          <w:sz w:val="36"/>
-          <w:szCs w:val="36"/>
-        </w:rPr>
-      </w:pPr>
-      <w:r>
-        <w:rPr>
-          <w:b/>
-          <w:sz w:val="36"/>
-          <w:szCs w:val="36"/>
-        </w:rPr>
-        <w:t>StandardScaler</w:t>
-      </w:r>
-      <w:r>
-        <w:rPr>
-          <w:sz w:val="36"/>
-          <w:szCs w:val="36"/>
-        </w:rPr>
-        <w:t xml:space="preserve"> was applied to the continuous features (</w:t>
-      </w:r>
-      <w:r>
-        <w:rPr>
-          <w:i/>
-          <w:sz w:val="36"/>
-          <w:szCs w:val="36"/>
-        </w:rPr>
-        <w:t xml:space="preserve">tenure, MonthlyCharges) </w:t>
-      </w:r>
-      <w:r>
-        <w:rPr>
-          <w:sz w:val="36"/>
-          <w:szCs w:val="36"/>
-        </w:rPr>
-        <w:t xml:space="preserve">to normalize their range. </w:t>
-      </w:r>
-      <w:r>
-        <w:rPr>
-          <w:sz w:val="36"/>
-          <w:szCs w:val="36"/>
-        </w:rPr>
-        <w:t>This ensures numerical stability and allows coefficient magnitudes to be meaningfully compared.</w:t>
-      </w:r>
-    </w:p>
-    <w:p>
-      <w:pPr>
-        <w:pStyle w:val="ListParagraph"/>
-        <w:numPr>
-          <w:ilvl w:val="1"/>
-          <w:numId w:val="1"/>
-        </w:numPr>
-        <w:rPr>
-          <w:sz w:val="36"/>
-          <w:szCs w:val="36"/>
-        </w:rPr>
-        <w:sectPr>
-          <w:headerReference w:type="default" r:id="rId28"/>
-          <w:headerReference w:type="first" r:id="rId29"/>
-          <w:pgSz w:w="12240" w:h="15840"/>
-          <w:pgMar w:top="720" w:right="720" w:bottom="720" w:left="720" w:header="708" w:footer="708" w:gutter="0"/>
-          <w:cols w:space="708"/>
-          <w:titlePg/>
-          <w:docGrid w:linePitch="360"/>
-        </w:sectPr>
-      </w:pPr>
-      <w:r>
-        <w:rPr>
-          <w:b/>
-          <w:sz w:val="36"/>
-          <w:szCs w:val="36"/>
-        </w:rPr>
-        <w:lastRenderedPageBreak/>
-        <w:t xml:space="preserve">Leakage Prevention: </w:t>
-      </w:r>
-      <w:r>
-        <w:rPr>
-          <w:sz w:val="36"/>
-          <w:szCs w:val="36"/>
-        </w:rPr>
-        <w:t xml:space="preserve">The scaler was </w:t>
-      </w:r>
-      <w:r>
-        <w:rPr>
-          <w:b/>
-          <w:sz w:val="36"/>
-          <w:szCs w:val="36"/>
-        </w:rPr>
-        <w:t xml:space="preserve">fitted only on the training set </w:t>
-      </w:r>
-      <w:r>
-        <w:rPr>
-          <w:sz w:val="36"/>
-          <w:szCs w:val="36"/>
-        </w:rPr>
-        <w:t>and then applied to the test set. This ensures that statistical information from the test set (mean/variance) did not leak into the model training process</w:t>
-      </w:r>
-    </w:p>
-    <w:p>
-      <w:pPr>
-        <w:pStyle w:val="Heading1"/>
-        <w:jc w:val="center"/>
-        <w:rPr>
-          <w:b/>
-          <w:sz w:val="50"/>
-          <w:szCs w:val="50"/>
-        </w:rPr>
-      </w:pPr>
-      <w:bookmarkStart w:id="6" w:name="_Toc220325079"/>
-      <w:r>
-        <w:rPr>
-          <w:b/>
-          <w:sz w:val="50"/>
-          <w:szCs w:val="50"/>
-        </w:rPr>
-        <w:lastRenderedPageBreak/>
-        <w:t>6. Modeling Strategy</w:t>
-      </w:r>
-      <w:bookmarkEnd w:id="6"/>
-    </w:p>
-    <w:p>
-      <w:pPr>
-        <w:pStyle w:val="Header"/>
-        <w:ind w:left="720"/>
-      </w:pPr>
-    </w:p>
-    <w:p>
-      <w:pPr>
-        <w:rPr>
-          <w:sz w:val="36"/>
-          <w:szCs w:val="36"/>
-        </w:rPr>
-      </w:pPr>
-      <w:r>
-        <w:rPr>
-          <w:sz w:val="36"/>
-          <w:szCs w:val="36"/>
-        </w:rPr>
-        <w:t xml:space="preserve">The modeling phase prioritized </w:t>
-      </w:r>
-      <w:r>
-        <w:rPr>
-          <w:b/>
-          <w:sz w:val="36"/>
-          <w:szCs w:val="36"/>
-        </w:rPr>
-        <w:t xml:space="preserve">performance on the minority class </w:t>
-      </w:r>
-      <w:r>
-        <w:rPr>
-          <w:sz w:val="36"/>
-          <w:szCs w:val="36"/>
-        </w:rPr>
-        <w:t xml:space="preserve">(churners) and interpretability </w:t>
-      </w:r>
-    </w:p>
-    <w:p>
-      <w:pPr>
-        <w:pStyle w:val="ListParagraph"/>
-        <w:numPr>
-          <w:ilvl w:val="0"/>
-          <w:numId w:val="1"/>
-        </w:numPr>
-        <w:rPr>
-          <w:sz w:val="36"/>
-          <w:szCs w:val="36"/>
-        </w:rPr>
-      </w:pPr>
-      <w:r>
-        <w:rPr>
-          <w:b/>
-          <w:sz w:val="36"/>
-          <w:szCs w:val="36"/>
-        </w:rPr>
-        <w:t>6.1 Algorithm Selection: Logistic Regression</w:t>
-      </w:r>
-    </w:p>
-    <w:p>
-      <w:pPr>
-        <w:pStyle w:val="ListParagraph"/>
-        <w:numPr>
-          <w:ilvl w:val="1"/>
-          <w:numId w:val="1"/>
-        </w:numPr>
-        <w:rPr>
-          <w:sz w:val="36"/>
-          <w:szCs w:val="36"/>
-        </w:rPr>
-      </w:pPr>
-      <w:r>
-        <w:rPr>
-          <w:b/>
-          <w:sz w:val="36"/>
-          <w:szCs w:val="36"/>
-        </w:rPr>
-        <w:t xml:space="preserve">Choice: </w:t>
-      </w:r>
-      <w:r>
-        <w:rPr>
-          <w:sz w:val="36"/>
-          <w:szCs w:val="36"/>
-        </w:rPr>
-        <w:t>Logistic re</w:t>
-      </w:r>
-      <w:r>
-        <w:rPr>
-          <w:sz w:val="36"/>
-          <w:szCs w:val="36"/>
-        </w:rPr>
-        <w:t xml:space="preserve">gression was selected as the final model. </w:t>
-      </w:r>
-    </w:p>
-    <w:p>
-      <w:pPr>
-        <w:pStyle w:val="ListParagraph"/>
-        <w:numPr>
-          <w:ilvl w:val="1"/>
-          <w:numId w:val="1"/>
-        </w:numPr>
-        <w:rPr>
-          <w:sz w:val="36"/>
-          <w:szCs w:val="36"/>
-        </w:rPr>
-      </w:pPr>
-      <w:r>
-        <w:rPr>
-          <w:b/>
-          <w:sz w:val="36"/>
-          <w:szCs w:val="36"/>
-        </w:rPr>
-        <w:t>Performance Lead:</w:t>
-      </w:r>
-      <w:r>
-        <w:rPr>
-          <w:sz w:val="36"/>
-          <w:szCs w:val="36"/>
-        </w:rPr>
-        <w:t xml:space="preserve"> Logistic Regression </w:t>
-      </w:r>
-      <w:r>
-        <w:rPr>
-          <w:b/>
-          <w:sz w:val="36"/>
-          <w:szCs w:val="36"/>
-        </w:rPr>
-        <w:t xml:space="preserve">consistently outperformed </w:t>
-      </w:r>
-      <w:r>
-        <w:rPr>
-          <w:sz w:val="36"/>
-          <w:szCs w:val="36"/>
-        </w:rPr>
-        <w:t xml:space="preserve">the challenger model (Random Forest). During validation, </w:t>
-      </w:r>
-      <w:r>
-        <w:rPr>
-          <w:b/>
-          <w:sz w:val="36"/>
-          <w:szCs w:val="36"/>
-        </w:rPr>
-        <w:t xml:space="preserve">Random Forest exhibited material degradation in minority-class performance, </w:t>
-      </w:r>
-      <w:r>
-        <w:rPr>
-          <w:sz w:val="36"/>
-          <w:szCs w:val="36"/>
-        </w:rPr>
-        <w:t xml:space="preserve">particularly in recall, despite the increased model complexity </w:t>
-      </w:r>
-    </w:p>
-    <w:p>
-      <w:pPr>
-        <w:pStyle w:val="ListParagraph"/>
-        <w:numPr>
-          <w:ilvl w:val="1"/>
-          <w:numId w:val="1"/>
-        </w:numPr>
-        <w:rPr>
-          <w:sz w:val="36"/>
-          <w:szCs w:val="36"/>
-        </w:rPr>
-      </w:pPr>
-      <w:r>
-        <w:rPr>
-          <w:b/>
-          <w:sz w:val="36"/>
-          <w:szCs w:val="36"/>
-        </w:rPr>
-        <w:t>Rationale:</w:t>
-      </w:r>
-      <w:r>
-        <w:rPr>
-          <w:sz w:val="36"/>
-          <w:szCs w:val="36"/>
-        </w:rPr>
-        <w:t xml:space="preserve"> The dataset contains strong linear risk factors (e.g., Price increase correlates to higher churn risk). The Random Forest model likely struggled to generalize these relationships given the class imbalance, whereas the weighted logistic regression successfully captured the signal. </w:t>
-      </w:r>
-    </w:p>
-    <w:p>
-      <w:pPr>
-        <w:pStyle w:val="ListParagraph"/>
-        <w:numPr>
-          <w:ilvl w:val="1"/>
-          <w:numId w:val="1"/>
-        </w:numPr>
-        <w:rPr>
-          <w:sz w:val="36"/>
-          <w:szCs w:val="36"/>
-        </w:rPr>
-      </w:pPr>
-      <w:r>
-        <w:rPr>
-          <w:b/>
-          <w:sz w:val="36"/>
-          <w:szCs w:val="36"/>
-        </w:rPr>
-        <w:t>Interpretability:</w:t>
-      </w:r>
-      <w:r>
-        <w:rPr>
-          <w:sz w:val="36"/>
-          <w:szCs w:val="36"/>
-        </w:rPr>
-        <w:t xml:space="preserve"> Beyond performance, Logistic regression offered transparent coefficients (e.g., quantifying exactly how much “Fiber Optic” increases the odds of churn), which is critical for explaining the model to stakeholders.</w:t>
-      </w:r>
-    </w:p>
-    <w:p>
-      <w:pPr>
-        <w:pStyle w:val="ListParagraph"/>
-        <w:ind w:left="1440"/>
-        <w:rPr>
-          <w:sz w:val="36"/>
-          <w:szCs w:val="36"/>
-        </w:rPr>
-      </w:pPr>
-    </w:p>
-    <w:p>
-      <w:pPr>
-        <w:pStyle w:val="ListParagraph"/>
-        <w:numPr>
-          <w:ilvl w:val="0"/>
-          <w:numId w:val="1"/>
-        </w:numPr>
-        <w:rPr>
-          <w:sz w:val="36"/>
-          <w:szCs w:val="36"/>
-        </w:rPr>
-      </w:pPr>
-      <w:r>
-        <w:rPr>
-          <w:b/>
-          <w:sz w:val="36"/>
-          <w:szCs w:val="36"/>
-        </w:rPr>
-        <w:t>6.2</w:t>
-      </w:r>
-      <w:r>
-        <w:rPr>
-          <w:sz w:val="36"/>
-          <w:szCs w:val="36"/>
-        </w:rPr>
-        <w:t xml:space="preserve"> </w:t>
-      </w:r>
-      <w:r>
-        <w:rPr>
-          <w:b/>
-          <w:sz w:val="36"/>
-          <w:szCs w:val="36"/>
-        </w:rPr>
-        <w:t xml:space="preserve">Handling Class Imbalance: </w:t>
-      </w:r>
-    </w:p>
-    <w:p>
-      <w:pPr>
-        <w:pStyle w:val="ListParagraph"/>
-        <w:numPr>
-          <w:ilvl w:val="1"/>
-          <w:numId w:val="1"/>
-        </w:numPr>
-        <w:rPr>
-          <w:sz w:val="36"/>
-          <w:szCs w:val="36"/>
-        </w:rPr>
-      </w:pPr>
-      <w:r>
-        <w:rPr>
-          <w:b/>
-          <w:sz w:val="36"/>
-          <w:szCs w:val="36"/>
-        </w:rPr>
-        <w:t xml:space="preserve">Method: </w:t>
-      </w:r>
-      <w:r>
-        <w:rPr>
-          <w:sz w:val="36"/>
-          <w:szCs w:val="36"/>
-        </w:rPr>
-        <w:t xml:space="preserve">The model was configured with </w:t>
-      </w:r>
-      <w:r>
-        <w:rPr>
-          <w:b/>
-          <w:sz w:val="36"/>
-          <w:szCs w:val="36"/>
-        </w:rPr>
-        <w:t>(</w:t>
-      </w:r>
-      <w:r>
-        <w:rPr>
-          <w:b/>
-          <w:i/>
-          <w:sz w:val="36"/>
-          <w:szCs w:val="36"/>
-        </w:rPr>
-        <w:t>class_weight = ‘balanced’</w:t>
-      </w:r>
-      <w:r>
-        <w:rPr>
-          <w:b/>
-          <w:sz w:val="36"/>
-          <w:szCs w:val="36"/>
-        </w:rPr>
-        <w:t>).</w:t>
-      </w:r>
-    </w:p>
-    <w:p>
-      <w:pPr>
-        <w:pStyle w:val="ListParagraph"/>
-        <w:numPr>
-          <w:ilvl w:val="1"/>
-          <w:numId w:val="1"/>
-        </w:numPr>
-        <w:rPr>
-          <w:sz w:val="36"/>
-          <w:szCs w:val="36"/>
-        </w:rPr>
-      </w:pPr>
-      <w:r>
-        <w:rPr>
-          <w:b/>
-          <w:sz w:val="36"/>
-          <w:szCs w:val="36"/>
-        </w:rPr>
-        <w:t>Mechanism:</w:t>
-      </w:r>
-      <w:r>
-        <w:rPr>
-          <w:sz w:val="36"/>
-          <w:szCs w:val="36"/>
-        </w:rPr>
-        <w:t xml:space="preserve"> This hyper parameter automatically adjusts weights inversely proportional to class frequencies. It penalizes the model more heavily for missing a “Churner” than for flagging a “Non-Churner”.</w:t>
-      </w:r>
-    </w:p>
-    <w:p>
-      <w:pPr>
-        <w:pStyle w:val="ListParagraph"/>
-        <w:numPr>
-          <w:ilvl w:val="1"/>
-          <w:numId w:val="1"/>
-        </w:numPr>
-        <w:rPr>
+        <w:t>basis. It trades a one-time expense for long-term recurring cash flow.</w:t>
+      </w:r>
+    </w:p>
+    <w:p>
+      <w:pPr>
+        <w:rPr>
+          <w:b/>
+          <w:sz w:val="36"/>
+          <w:szCs w:val="36"/>
+        </w:rPr>
+      </w:pPr>
+    </w:p>
+    <w:p>
+      <w:pPr>
+        <w:rPr>
+          <w:b/>
           <w:sz w:val="36"/>
           <w:szCs w:val="36"/>
         </w:rPr>
@@ -7800,268 +7122,15 @@
       <w:r>
         <w:rPr>
           <w:b/>
-          <w:sz w:val="36"/>
-          <w:szCs w:val="36"/>
-        </w:rPr>
-        <w:lastRenderedPageBreak/>
-        <w:t>Business Logic:</w:t>
-      </w:r>
-      <w:r>
-        <w:rPr>
-          <w:sz w:val="36"/>
-          <w:szCs w:val="36"/>
-        </w:rPr>
-        <w:t xml:space="preserve"> This aligns with the financial reality that the cost of missing a churner ($74/month ARPU + LTV) is significantly higher than the cost of a retention intervention.</w:t>
-      </w:r>
-    </w:p>
-    <w:p>
-      <w:pPr>
-        <w:pStyle w:val="Heading1"/>
-        <w:jc w:val="center"/>
-        <w:rPr>
-          <w:b/>
-          <w:sz w:val="50"/>
-          <w:szCs w:val="50"/>
-        </w:rPr>
-      </w:pPr>
-      <w:bookmarkStart w:id="7" w:name="_Toc220325080"/>
-      <w:r>
-        <w:rPr>
-          <w:b/>
-          <w:sz w:val="50"/>
-          <w:szCs w:val="50"/>
-        </w:rPr>
-        <w:lastRenderedPageBreak/>
-        <w:t>7. Model Evaluation</w:t>
-      </w:r>
-      <w:bookmarkEnd w:id="7"/>
-    </w:p>
-    <w:p>
-      <w:pPr>
-        <w:pStyle w:val="Header"/>
-        <w:ind w:left="720"/>
-      </w:pPr>
-    </w:p>
-    <w:p>
-      <w:pPr>
-        <w:rPr>
-          <w:sz w:val="36"/>
-          <w:szCs w:val="36"/>
-        </w:rPr>
-      </w:pPr>
-      <w:r>
-        <w:rPr>
-          <w:sz w:val="36"/>
-          <w:szCs w:val="36"/>
-        </w:rPr>
-        <w:t xml:space="preserve">The model performance was evaluated based on the </w:t>
-      </w:r>
-      <w:r>
-        <w:rPr>
-          <w:b/>
-          <w:sz w:val="36"/>
-          <w:szCs w:val="36"/>
-        </w:rPr>
-        <w:t xml:space="preserve">financial trade-off </w:t>
-      </w:r>
-      <w:r>
-        <w:rPr>
-          <w:sz w:val="36"/>
-          <w:szCs w:val="36"/>
-        </w:rPr>
-        <w:t>between precision and recall, rather than raw Accuracy.</w:t>
-      </w:r>
-    </w:p>
-    <w:p>
-      <w:pPr>
-        <w:pStyle w:val="ListParagraph"/>
-        <w:numPr>
-          <w:ilvl w:val="0"/>
-          <w:numId w:val="1"/>
-        </w:numPr>
-        <w:rPr>
-          <w:b/>
-          <w:sz w:val="36"/>
-          <w:szCs w:val="36"/>
-        </w:rPr>
-      </w:pPr>
-      <w:r>
-        <w:rPr>
-          <w:b/>
-          <w:sz w:val="36"/>
-          <w:szCs w:val="36"/>
-        </w:rPr>
-        <w:t xml:space="preserve">7.1 Key Metrics:  </w:t>
-      </w:r>
-    </w:p>
-    <w:p>
-      <w:pPr>
-        <w:pStyle w:val="ListParagraph"/>
-        <w:numPr>
-          <w:ilvl w:val="1"/>
-          <w:numId w:val="1"/>
-        </w:numPr>
-        <w:rPr>
-          <w:b/>
-          <w:sz w:val="36"/>
-          <w:szCs w:val="36"/>
-        </w:rPr>
-      </w:pPr>
-      <w:r>
-        <w:rPr>
-          <w:b/>
-          <w:sz w:val="36"/>
-          <w:szCs w:val="36"/>
-        </w:rPr>
-        <w:t xml:space="preserve">Recall (~72%): </w:t>
-      </w:r>
-      <w:r>
-        <w:rPr>
-          <w:sz w:val="36"/>
-          <w:szCs w:val="36"/>
-        </w:rPr>
-        <w:t xml:space="preserve">The model correctly identifies </w:t>
-      </w:r>
-      <w:r>
-        <w:rPr>
-          <w:b/>
-          <w:sz w:val="36"/>
-          <w:szCs w:val="36"/>
-        </w:rPr>
-        <w:t xml:space="preserve">72 out of every 100 churners. </w:t>
-      </w:r>
-      <w:r>
-        <w:rPr>
-          <w:sz w:val="36"/>
-          <w:szCs w:val="36"/>
-        </w:rPr>
-        <w:t>This was the primary optimization target to minimize revenue leakage.</w:t>
-      </w:r>
-    </w:p>
-    <w:p>
-      <w:pPr>
-        <w:pStyle w:val="ListParagraph"/>
-        <w:numPr>
-          <w:ilvl w:val="1"/>
-          <w:numId w:val="1"/>
-        </w:numPr>
-        <w:rPr>
-          <w:b/>
-          <w:sz w:val="36"/>
-          <w:szCs w:val="36"/>
-        </w:rPr>
-      </w:pPr>
-      <w:r>
-        <w:rPr>
-          <w:b/>
-          <w:sz w:val="36"/>
-          <w:szCs w:val="36"/>
-        </w:rPr>
-        <w:t>Precision (~54%):</w:t>
-      </w:r>
-      <w:r>
-        <w:rPr>
-          <w:sz w:val="36"/>
-          <w:szCs w:val="36"/>
-        </w:rPr>
-        <w:t xml:space="preserve"> When the model predicts churn, it is correct 54% of the time. While statistically moderate, this represents a </w:t>
-      </w:r>
-      <w:r>
-        <w:rPr>
-          <w:b/>
-          <w:sz w:val="36"/>
-          <w:szCs w:val="36"/>
-        </w:rPr>
-        <w:t>&gt;2x Lift</w:t>
-      </w:r>
-      <w:r>
-        <w:rPr>
-          <w:sz w:val="36"/>
-          <w:szCs w:val="36"/>
-        </w:rPr>
-        <w:t xml:space="preserve"> </w:t>
-      </w:r>
-      <w:r>
-        <w:rPr>
-          <w:sz w:val="36"/>
-          <w:szCs w:val="36"/>
-        </w:rPr>
-        <w:t xml:space="preserve">relative to the </w:t>
-      </w:r>
-      <w:r>
-        <w:rPr>
-          <w:sz w:val="36"/>
-          <w:szCs w:val="36"/>
-        </w:rPr>
-        <w:t xml:space="preserve">baseline churn rate </w:t>
-      </w:r>
-      <w:r>
-        <w:rPr>
-          <w:b/>
-          <w:sz w:val="36"/>
-          <w:szCs w:val="36"/>
-        </w:rPr>
-        <w:t>(26%)</w:t>
-      </w:r>
-      <w:r>
-        <w:rPr>
-          <w:sz w:val="36"/>
-          <w:szCs w:val="36"/>
-        </w:rPr>
-        <w:t>.</w:t>
-      </w:r>
-    </w:p>
-    <w:p>
-      <w:pPr>
-        <w:pStyle w:val="ListParagraph"/>
-        <w:numPr>
-          <w:ilvl w:val="1"/>
-          <w:numId w:val="1"/>
-        </w:numPr>
-        <w:rPr>
-          <w:b/>
-          <w:sz w:val="36"/>
-          <w:szCs w:val="36"/>
-        </w:rPr>
-      </w:pPr>
-      <w:r>
-        <w:rPr>
-          <w:b/>
-          <w:sz w:val="36"/>
-          <w:szCs w:val="36"/>
-        </w:rPr>
-        <w:t xml:space="preserve">ROC-AUC (0.84): </w:t>
-      </w:r>
-      <w:r>
-        <w:rPr>
-          <w:sz w:val="36"/>
-          <w:szCs w:val="36"/>
-        </w:rPr>
-        <w:t xml:space="preserve">This indicates strong separability between the classes, confirming the model can effectively rank customers by risk. </w:t>
-      </w:r>
-    </w:p>
-    <w:p>
-      <w:pPr>
-        <w:pStyle w:val="ListParagraph"/>
-        <w:ind w:left="1440"/>
-        <w:rPr>
-          <w:b/>
-          <w:sz w:val="36"/>
-          <w:szCs w:val="36"/>
-        </w:rPr>
-      </w:pPr>
-      <w:r>
-        <w:rPr>
-          <w:b/>
           <w:noProof/>
           <w:sz w:val="36"/>
           <w:szCs w:val="36"/>
         </w:rPr>
         <w:drawing>
-          <wp:inline distT="0" distB="0" distL="0" distR="0" wp14:anchorId="66ABFFAE" wp14:editId="1DB3FA97">
-            <wp:extent cx="4267200" cy="4133850"/>
-            <wp:effectExtent l="0" t="0" r="0" b="0"/>
-            <wp:docPr id="15" name="Picture 15"/>
+          <wp:inline distT="0" distB="0" distL="0" distR="0" wp14:anchorId="471917AF" wp14:editId="28AE80ED">
+            <wp:extent cx="6858000" cy="3961765"/>
+            <wp:effectExtent l="0" t="0" r="0" b="635"/>
+            <wp:docPr id="12" name="Picture 12"/>
             <wp:cNvGraphicFramePr>
               <a:graphicFrameLocks xmlns:a="http://schemas.openxmlformats.org/drawingml/2006/main" noChangeAspect="1"/>
             </wp:cNvGraphicFramePr>
@@ -8081,999 +7150,6 @@
                   <pic:spPr>
                     <a:xfrm>
                       <a:off x="0" y="0"/>
-                      <a:ext cx="4267200" cy="4133850"/>
-                    </a:xfrm>
-                    <a:prstGeom prst="rect">
-                      <a:avLst/>
-                    </a:prstGeom>
-                  </pic:spPr>
-                </pic:pic>
-              </a:graphicData>
-            </a:graphic>
-          </wp:inline>
-        </w:drawing>
-      </w:r>
-    </w:p>
-    <w:p>
-      <w:pPr>
-        <w:pStyle w:val="ListParagraph"/>
-        <w:numPr>
-          <w:ilvl w:val="0"/>
-          <w:numId w:val="1"/>
-        </w:numPr>
-        <w:rPr>
-          <w:b/>
-          <w:sz w:val="36"/>
-          <w:szCs w:val="36"/>
-        </w:rPr>
-      </w:pPr>
-      <w:r>
-        <w:rPr>
-          <w:b/>
-          <w:sz w:val="36"/>
-          <w:szCs w:val="36"/>
-        </w:rPr>
-        <w:t xml:space="preserve">7.2 The strategic Trade-Off: </w:t>
-      </w:r>
-    </w:p>
-    <w:p>
-      <w:pPr>
-        <w:pStyle w:val="ListParagraph"/>
-        <w:numPr>
-          <w:ilvl w:val="1"/>
-          <w:numId w:val="1"/>
-        </w:numPr>
-        <w:rPr>
-          <w:b/>
-          <w:sz w:val="36"/>
-          <w:szCs w:val="36"/>
-        </w:rPr>
-      </w:pPr>
-      <w:r>
-        <w:rPr>
-          <w:sz w:val="36"/>
-          <w:szCs w:val="36"/>
-        </w:rPr>
-        <w:lastRenderedPageBreak/>
-        <w:t xml:space="preserve">A lower precision (more “False Alarms”) was accepted to maximize recall as the cost of missing a churner exceeds that of retaining a non-churner </w:t>
-      </w:r>
-    </w:p>
-    <w:p>
-      <w:pPr>
-        <w:pStyle w:val="ListParagraph"/>
-        <w:numPr>
-          <w:ilvl w:val="1"/>
-          <w:numId w:val="1"/>
-        </w:numPr>
-        <w:rPr>
-          <w:b/>
-          <w:sz w:val="36"/>
-          <w:szCs w:val="36"/>
-        </w:rPr>
-      </w:pPr>
-      <w:r>
-        <w:rPr>
-          <w:b/>
-          <w:sz w:val="36"/>
-          <w:szCs w:val="36"/>
-        </w:rPr>
-        <w:t xml:space="preserve">Business Justification: </w:t>
-      </w:r>
-      <w:r>
-        <w:rPr>
-          <w:sz w:val="36"/>
-          <w:szCs w:val="36"/>
-        </w:rPr>
-        <w:t>Intervening on a “False positive” remains cost effective, because retention efforts are cheaper than acquiring a new customer.</w:t>
-      </w:r>
-    </w:p>
-    <w:p>
-      <w:pPr>
-        <w:rPr>
-          <w:b/>
-          <w:sz w:val="36"/>
-          <w:szCs w:val="36"/>
-        </w:rPr>
-      </w:pPr>
-    </w:p>
-    <w:p>
-      <w:pPr>
-        <w:rPr>
-          <w:sz w:val="36"/>
-          <w:szCs w:val="36"/>
-        </w:rPr>
-        <w:sectPr>
-          <w:headerReference w:type="default" r:id="rId33"/>
-          <w:headerReference w:type="first" r:id="rId34"/>
-          <w:pgSz w:w="12240" w:h="15840"/>
-          <w:pgMar w:top="720" w:right="720" w:bottom="720" w:left="720" w:header="708" w:footer="708" w:gutter="0"/>
-          <w:cols w:space="708"/>
-          <w:titlePg/>
-          <w:docGrid w:linePitch="360"/>
-        </w:sectPr>
-      </w:pPr>
-      <w:r>
-        <w:rPr>
-          <w:sz w:val="36"/>
-          <w:szCs w:val="36"/>
-        </w:rPr>
-        <w:t>These metr</w:t>
-      </w:r>
-      <w:r>
-        <w:rPr>
-          <w:sz w:val="36"/>
-          <w:szCs w:val="36"/>
-        </w:rPr>
-        <w:t xml:space="preserve">ics indicate that the model </w:t>
-      </w:r>
-      <w:r>
-        <w:rPr>
-          <w:sz w:val="36"/>
-          <w:szCs w:val="36"/>
-        </w:rPr>
-        <w:t>effectively prioritize</w:t>
-      </w:r>
-      <w:r>
-        <w:rPr>
-          <w:sz w:val="36"/>
-          <w:szCs w:val="36"/>
-        </w:rPr>
-        <w:t>s</w:t>
-      </w:r>
-      <w:r>
-        <w:rPr>
-          <w:sz w:val="36"/>
-          <w:szCs w:val="36"/>
-        </w:rPr>
-        <w:t xml:space="preserve"> high-risk customers for proactive retention, su</w:t>
-      </w:r>
-      <w:r>
-        <w:rPr>
-          <w:sz w:val="36"/>
-          <w:szCs w:val="36"/>
-        </w:rPr>
-        <w:t>pporting targeted interventions.</w:t>
-      </w:r>
-    </w:p>
-    <w:p>
-      <w:pPr>
-        <w:pStyle w:val="Heading1"/>
-        <w:jc w:val="center"/>
-        <w:rPr>
-          <w:b/>
-          <w:sz w:val="50"/>
-          <w:szCs w:val="50"/>
-        </w:rPr>
-      </w:pPr>
-      <w:bookmarkStart w:id="8" w:name="_Toc220325081"/>
-      <w:r>
-        <w:rPr>
-          <w:b/>
-          <w:sz w:val="50"/>
-          <w:szCs w:val="50"/>
-        </w:rPr>
-        <w:lastRenderedPageBreak/>
-        <w:t>8. Business Impact and ROI Simulation</w:t>
-      </w:r>
-      <w:bookmarkEnd w:id="8"/>
-    </w:p>
-    <w:p>
-      <w:pPr>
-        <w:rPr>
-          <w:sz w:val="36"/>
-          <w:szCs w:val="36"/>
-        </w:rPr>
-      </w:pPr>
-    </w:p>
-    <w:p>
-      <w:pPr>
-        <w:rPr>
-          <w:sz w:val="36"/>
-          <w:szCs w:val="36"/>
-        </w:rPr>
-      </w:pPr>
-      <w:r>
-        <w:rPr>
-          <w:sz w:val="36"/>
-          <w:szCs w:val="36"/>
-        </w:rPr>
-        <w:t xml:space="preserve">To translate model performance into business value, a profitability simulation was conducted on the test set. This simulation estimates the operational impact of deploying the model for a targeted retention campaign. </w:t>
-      </w:r>
-    </w:p>
-    <w:p>
-      <w:pPr>
-        <w:rPr>
-          <w:sz w:val="36"/>
-          <w:szCs w:val="36"/>
-        </w:rPr>
-      </w:pPr>
-    </w:p>
-    <w:p>
-      <w:pPr>
-        <w:rPr>
-          <w:b/>
-          <w:sz w:val="36"/>
-          <w:szCs w:val="36"/>
-        </w:rPr>
-      </w:pPr>
-      <w:r>
-        <w:rPr>
-          <w:b/>
-          <w:sz w:val="36"/>
-          <w:szCs w:val="36"/>
-        </w:rPr>
-        <w:t xml:space="preserve">8.1 Simulation Assumptions </w:t>
-      </w:r>
-    </w:p>
-    <w:p>
-      <w:pPr>
-        <w:pStyle w:val="ListParagraph"/>
-        <w:numPr>
-          <w:ilvl w:val="0"/>
-          <w:numId w:val="9"/>
-        </w:numPr>
-        <w:rPr>
-          <w:b/>
-          <w:sz w:val="36"/>
-          <w:szCs w:val="36"/>
-        </w:rPr>
-      </w:pPr>
-      <w:r>
-        <w:rPr>
-          <w:b/>
-          <w:sz w:val="36"/>
-          <w:szCs w:val="36"/>
-        </w:rPr>
-        <w:t xml:space="preserve">Revenue at Risk (ARPU): </w:t>
-      </w:r>
-      <w:r>
-        <w:rPr>
-          <w:sz w:val="36"/>
-          <w:szCs w:val="36"/>
-        </w:rPr>
-        <w:t>$74 (Average monthly spend of predicted churners).</w:t>
-      </w:r>
-    </w:p>
-    <w:p>
-      <w:pPr>
-        <w:pStyle w:val="ListParagraph"/>
-        <w:numPr>
-          <w:ilvl w:val="0"/>
-          <w:numId w:val="9"/>
-        </w:numPr>
-        <w:rPr>
-          <w:b/>
-          <w:sz w:val="36"/>
-          <w:szCs w:val="36"/>
-        </w:rPr>
-      </w:pPr>
-      <w:r>
-        <w:rPr>
-          <w:b/>
-          <w:sz w:val="36"/>
-          <w:szCs w:val="36"/>
-        </w:rPr>
-        <w:t xml:space="preserve">Intervention Cost: </w:t>
-      </w:r>
-      <w:r>
-        <w:rPr>
-          <w:sz w:val="36"/>
-          <w:szCs w:val="36"/>
-        </w:rPr>
-        <w:t>$30 per customer (Estimated cost of a discount, incentive or agent time</w:t>
-      </w:r>
-    </w:p>
-    <w:p>
-      <w:pPr>
-        <w:pStyle w:val="ListParagraph"/>
-        <w:numPr>
-          <w:ilvl w:val="0"/>
-          <w:numId w:val="9"/>
-        </w:numPr>
-        <w:rPr>
-          <w:b/>
-          <w:sz w:val="36"/>
-          <w:szCs w:val="36"/>
-        </w:rPr>
-      </w:pPr>
-      <w:r>
-        <w:rPr>
-          <w:b/>
-          <w:sz w:val="36"/>
-          <w:szCs w:val="36"/>
-        </w:rPr>
-        <w:t xml:space="preserve">Retention Success Rate: </w:t>
-      </w:r>
-      <w:r>
-        <w:rPr>
-          <w:sz w:val="36"/>
-          <w:szCs w:val="36"/>
-        </w:rPr>
-        <w:t>30% (Conservative benchmark, assumes every 1 in 3 contacted churners is saved)</w:t>
-      </w:r>
-    </w:p>
-    <w:p>
-      <w:pPr>
-        <w:pStyle w:val="ListParagraph"/>
-        <w:rPr>
-          <w:b/>
-          <w:sz w:val="36"/>
-          <w:szCs w:val="36"/>
-        </w:rPr>
-      </w:pPr>
-      <w:r>
-        <w:rPr>
-          <w:b/>
-          <w:noProof/>
-          <w:sz w:val="36"/>
-          <w:szCs w:val="36"/>
-        </w:rPr>
-        <w:drawing>
-          <wp:inline distT="0" distB="0" distL="0" distR="0" wp14:anchorId="07B69383" wp14:editId="0245B40D">
-            <wp:extent cx="6858000" cy="3693795"/>
-            <wp:effectExtent l="0" t="0" r="0" b="1905"/>
-            <wp:docPr id="5" name="Picture 5"/>
-            <wp:cNvGraphicFramePr>
-              <a:graphicFrameLocks xmlns:a="http://schemas.openxmlformats.org/drawingml/2006/main" noChangeAspect="1"/>
-            </wp:cNvGraphicFramePr>
-            <a:graphic xmlns:a="http://schemas.openxmlformats.org/drawingml/2006/main">
-              <a:graphicData uri="http://schemas.openxmlformats.org/drawingml/2006/picture">
-                <pic:pic xmlns:pic="http://schemas.openxmlformats.org/drawingml/2006/picture">
-                  <pic:nvPicPr>
-                    <pic:cNvPr id="1" name=""/>
-                    <pic:cNvPicPr/>
-                  </pic:nvPicPr>
-                  <pic:blipFill>
-                    <a:blip r:embed="rId35"/>
-                    <a:stretch>
-                      <a:fillRect/>
-                    </a:stretch>
-                  </pic:blipFill>
-                  <pic:spPr>
-                    <a:xfrm>
-                      <a:off x="0" y="0"/>
-                      <a:ext cx="6858000" cy="3693795"/>
-                    </a:xfrm>
-                    <a:prstGeom prst="rect">
-                      <a:avLst/>
-                    </a:prstGeom>
-                  </pic:spPr>
-                </pic:pic>
-              </a:graphicData>
-            </a:graphic>
-          </wp:inline>
-        </w:drawing>
-      </w:r>
-    </w:p>
-    <w:p>
-      <w:pPr>
-        <w:rPr>
-          <w:b/>
-          <w:sz w:val="36"/>
-          <w:szCs w:val="36"/>
-        </w:rPr>
-      </w:pPr>
-    </w:p>
-    <w:p>
-      <w:pPr>
-        <w:rPr>
-          <w:b/>
-          <w:sz w:val="36"/>
-          <w:szCs w:val="36"/>
-        </w:rPr>
-      </w:pPr>
-      <w:r>
-        <w:rPr>
-          <w:b/>
-          <w:sz w:val="36"/>
-          <w:szCs w:val="36"/>
-        </w:rPr>
-        <w:lastRenderedPageBreak/>
-        <w:t>8.2 The Calculation</w:t>
-      </w:r>
-    </w:p>
-    <w:p>
-      <w:pPr>
-        <w:rPr>
-          <w:sz w:val="36"/>
-          <w:szCs w:val="36"/>
-        </w:rPr>
-      </w:pPr>
-      <w:r>
-        <w:rPr>
-          <w:b/>
-          <w:sz w:val="36"/>
-          <w:szCs w:val="36"/>
-        </w:rPr>
-        <w:tab/>
-      </w:r>
-      <w:r>
-        <w:rPr>
-          <w:sz w:val="36"/>
-          <w:szCs w:val="36"/>
-        </w:rPr>
-        <w:t xml:space="preserve">Using the model’s precision of ~54% and recall of ~72%, </w:t>
-      </w:r>
-    </w:p>
-    <w:p>
-      <w:pPr>
-        <w:pStyle w:val="ListParagraph"/>
-        <w:numPr>
-          <w:ilvl w:val="0"/>
-          <w:numId w:val="12"/>
-        </w:numPr>
-        <w:rPr>
-          <w:b/>
-          <w:sz w:val="36"/>
-          <w:szCs w:val="36"/>
-        </w:rPr>
-      </w:pPr>
-      <w:r>
-        <w:rPr>
-          <w:b/>
-          <w:sz w:val="36"/>
-          <w:szCs w:val="36"/>
-        </w:rPr>
-        <w:t xml:space="preserve">Campaign Reach: </w:t>
-      </w:r>
-      <w:r>
-        <w:rPr>
-          <w:sz w:val="36"/>
-          <w:szCs w:val="36"/>
-        </w:rPr>
-        <w:t xml:space="preserve">The model flags ~480 </w:t>
-      </w:r>
-      <w:r>
-        <w:rPr>
-          <w:b/>
-          <w:sz w:val="36"/>
-          <w:szCs w:val="36"/>
-        </w:rPr>
-        <w:t xml:space="preserve">high-risk </w:t>
-      </w:r>
-      <w:r>
-        <w:rPr>
-          <w:sz w:val="36"/>
-          <w:szCs w:val="36"/>
-        </w:rPr>
-        <w:t>customers in the test set.</w:t>
-      </w:r>
-    </w:p>
-    <w:p>
-      <w:pPr>
-        <w:pStyle w:val="ListParagraph"/>
-        <w:numPr>
-          <w:ilvl w:val="0"/>
-          <w:numId w:val="12"/>
-        </w:numPr>
-        <w:rPr>
-          <w:b/>
-          <w:sz w:val="36"/>
-          <w:szCs w:val="36"/>
-        </w:rPr>
-      </w:pPr>
-      <w:r>
-        <w:rPr>
-          <w:b/>
-          <w:sz w:val="36"/>
-          <w:szCs w:val="36"/>
-        </w:rPr>
-        <w:t xml:space="preserve">Operational Cost: </w:t>
-      </w:r>
-      <w:r>
-        <w:rPr>
-          <w:sz w:val="36"/>
-          <w:szCs w:val="36"/>
-        </w:rPr>
-        <w:t xml:space="preserve">Contacting these 480 customers costs </w:t>
-      </w:r>
-      <w:r>
-        <w:rPr>
-          <w:b/>
-          <w:sz w:val="36"/>
-          <w:szCs w:val="36"/>
-        </w:rPr>
-        <w:t>$14,400 (</w:t>
-      </w:r>
-      <w:r>
-        <w:rPr>
-          <w:sz w:val="36"/>
-          <w:szCs w:val="36"/>
-        </w:rPr>
-        <w:t>$30 * 480)</w:t>
-      </w:r>
-    </w:p>
-    <w:p>
-      <w:pPr>
-        <w:pStyle w:val="ListParagraph"/>
-        <w:numPr>
-          <w:ilvl w:val="0"/>
-          <w:numId w:val="12"/>
-        </w:numPr>
-        <w:rPr>
-          <w:b/>
-          <w:sz w:val="36"/>
-          <w:szCs w:val="36"/>
-        </w:rPr>
-      </w:pPr>
-      <w:r>
-        <w:rPr>
-          <w:b/>
-          <w:sz w:val="36"/>
-          <w:szCs w:val="36"/>
-        </w:rPr>
-        <w:t xml:space="preserve">True Churners Found: </w:t>
-      </w:r>
-      <w:r>
-        <w:rPr>
-          <w:sz w:val="36"/>
-          <w:szCs w:val="36"/>
-        </w:rPr>
-        <w:t>Within this group, ~</w:t>
-      </w:r>
-      <w:r>
-        <w:rPr>
-          <w:b/>
-          <w:sz w:val="36"/>
-          <w:szCs w:val="36"/>
-        </w:rPr>
-        <w:t xml:space="preserve">260 </w:t>
-      </w:r>
-      <w:r>
-        <w:rPr>
-          <w:sz w:val="36"/>
-          <w:szCs w:val="36"/>
-        </w:rPr>
-        <w:t xml:space="preserve">are actual churners (True Positives). </w:t>
-      </w:r>
-    </w:p>
-    <w:p>
-      <w:pPr>
-        <w:pStyle w:val="ListParagraph"/>
-        <w:numPr>
-          <w:ilvl w:val="0"/>
-          <w:numId w:val="12"/>
-        </w:numPr>
-        <w:rPr>
-          <w:b/>
-          <w:sz w:val="36"/>
-          <w:szCs w:val="36"/>
-        </w:rPr>
-      </w:pPr>
-      <w:r>
-        <w:rPr>
-          <w:b/>
-          <w:sz w:val="36"/>
-          <w:szCs w:val="36"/>
-        </w:rPr>
-        <w:t xml:space="preserve">Customers Saved: </w:t>
-      </w:r>
-      <w:r>
-        <w:rPr>
-          <w:sz w:val="36"/>
-          <w:szCs w:val="36"/>
-        </w:rPr>
-        <w:t xml:space="preserve">With a 30% success rate, we retain ~78 customers (260 * 0.3) </w:t>
-      </w:r>
-    </w:p>
-    <w:p>
-      <w:pPr>
-        <w:pStyle w:val="ListParagraph"/>
-        <w:numPr>
-          <w:ilvl w:val="0"/>
-          <w:numId w:val="12"/>
-        </w:numPr>
-        <w:rPr>
-          <w:b/>
-          <w:sz w:val="36"/>
-          <w:szCs w:val="36"/>
-        </w:rPr>
-      </w:pPr>
-      <w:r>
-        <w:rPr>
-          <w:b/>
-          <w:sz w:val="36"/>
-          <w:szCs w:val="36"/>
-        </w:rPr>
-        <w:t>Monthly Revenue Rescued:</w:t>
-      </w:r>
-      <w:r>
-        <w:rPr>
-          <w:b/>
-          <w:sz w:val="36"/>
-          <w:szCs w:val="36"/>
-        </w:rPr>
-        <w:t xml:space="preserve"> </w:t>
-      </w:r>
-      <w:r>
-        <w:rPr>
-          <w:sz w:val="36"/>
-          <w:szCs w:val="36"/>
-        </w:rPr>
-        <w:t xml:space="preserve">These 78 customers represent </w:t>
-      </w:r>
-      <w:r>
-        <w:rPr>
-          <w:b/>
-          <w:sz w:val="36"/>
-          <w:szCs w:val="36"/>
-        </w:rPr>
-        <w:t xml:space="preserve">$5,772 </w:t>
-      </w:r>
-      <w:r>
-        <w:rPr>
-          <w:sz w:val="36"/>
-          <w:szCs w:val="36"/>
-        </w:rPr>
-        <w:t xml:space="preserve">in monthly recurring revenue </w:t>
-      </w:r>
-      <w:r>
-        <w:rPr>
-          <w:b/>
-          <w:sz w:val="36"/>
-          <w:szCs w:val="36"/>
-        </w:rPr>
-        <w:t>($74 * 78)</w:t>
-      </w:r>
-    </w:p>
-    <w:p>
-      <w:pPr>
-        <w:rPr>
-          <w:b/>
-          <w:sz w:val="36"/>
-          <w:szCs w:val="36"/>
-        </w:rPr>
-      </w:pPr>
-    </w:p>
-    <w:p>
-      <w:pPr>
-        <w:rPr>
-          <w:b/>
-          <w:sz w:val="36"/>
-          <w:szCs w:val="36"/>
-        </w:rPr>
-      </w:pPr>
-      <w:r>
-        <w:rPr>
-          <w:b/>
-          <w:sz w:val="36"/>
-          <w:szCs w:val="36"/>
-        </w:rPr>
-        <w:t>8.3 ROI Conclusion</w:t>
-      </w:r>
-    </w:p>
-    <w:p>
-      <w:pPr>
-        <w:pStyle w:val="ListParagraph"/>
-        <w:numPr>
-          <w:ilvl w:val="0"/>
-          <w:numId w:val="13"/>
-        </w:numPr>
-        <w:rPr>
-          <w:b/>
-          <w:sz w:val="36"/>
-          <w:szCs w:val="36"/>
-        </w:rPr>
-      </w:pPr>
-      <w:r>
-        <w:rPr>
-          <w:b/>
-          <w:sz w:val="36"/>
-          <w:szCs w:val="36"/>
-        </w:rPr>
-        <w:t>Net Monthly Benefit</w:t>
-      </w:r>
-      <w:r>
-        <w:rPr>
-          <w:b/>
-          <w:sz w:val="36"/>
-          <w:szCs w:val="36"/>
-        </w:rPr>
-        <w:t xml:space="preserve"> (Month 1)</w:t>
-      </w:r>
-      <w:r>
-        <w:rPr>
-          <w:b/>
-          <w:sz w:val="36"/>
-          <w:szCs w:val="36"/>
-        </w:rPr>
-        <w:t>:</w:t>
-      </w:r>
-      <w:r>
-        <w:rPr>
-          <w:b/>
-          <w:sz w:val="36"/>
-          <w:szCs w:val="36"/>
-        </w:rPr>
-        <w:t xml:space="preserve"> -$8,628 (</w:t>
-      </w:r>
-      <w:r>
-        <w:rPr>
-          <w:sz w:val="36"/>
-          <w:szCs w:val="36"/>
-        </w:rPr>
-        <w:t>Initial investment).</w:t>
-      </w:r>
-    </w:p>
-    <w:p>
-      <w:pPr>
-        <w:pStyle w:val="ListParagraph"/>
-        <w:numPr>
-          <w:ilvl w:val="0"/>
-          <w:numId w:val="13"/>
-        </w:numPr>
-        <w:rPr>
-          <w:b/>
-          <w:sz w:val="36"/>
-          <w:szCs w:val="36"/>
-        </w:rPr>
-      </w:pPr>
-      <w:r>
-        <w:rPr>
-          <w:b/>
-          <w:sz w:val="36"/>
-          <w:szCs w:val="36"/>
-        </w:rPr>
-        <w:t xml:space="preserve">Payback Period: ~2.5 Months. </w:t>
-      </w:r>
-      <w:r>
-        <w:rPr>
-          <w:sz w:val="36"/>
-          <w:szCs w:val="36"/>
-        </w:rPr>
-        <w:t xml:space="preserve">The recurring revenue saved </w:t>
-      </w:r>
-      <w:r>
-        <w:rPr>
-          <w:b/>
-          <w:sz w:val="36"/>
-          <w:szCs w:val="36"/>
-        </w:rPr>
-        <w:t>($5,772/</w:t>
-      </w:r>
-      <w:r>
-        <w:rPr>
-          <w:b/>
-          <w:sz w:val="36"/>
-          <w:szCs w:val="36"/>
-        </w:rPr>
-        <w:t>mo.</w:t>
-      </w:r>
-      <w:r>
-        <w:rPr>
-          <w:b/>
-          <w:sz w:val="36"/>
-          <w:szCs w:val="36"/>
-        </w:rPr>
-        <w:t>)</w:t>
-      </w:r>
-      <w:r>
-        <w:rPr>
-          <w:sz w:val="36"/>
-          <w:szCs w:val="36"/>
-        </w:rPr>
-        <w:t xml:space="preserve"> fully covers the one time intervention cost </w:t>
-      </w:r>
-      <w:r>
-        <w:rPr>
-          <w:b/>
-          <w:sz w:val="36"/>
-          <w:szCs w:val="36"/>
-        </w:rPr>
-        <w:t>($14,400)</w:t>
-      </w:r>
-      <w:r>
-        <w:rPr>
-          <w:sz w:val="36"/>
-          <w:szCs w:val="36"/>
-        </w:rPr>
-        <w:t xml:space="preserve"> midway through the third month.</w:t>
-      </w:r>
-    </w:p>
-    <w:p>
-      <w:pPr>
-        <w:pStyle w:val="ListParagraph"/>
-        <w:numPr>
-          <w:ilvl w:val="0"/>
-          <w:numId w:val="13"/>
-        </w:numPr>
-        <w:rPr>
-          <w:b/>
-          <w:sz w:val="36"/>
-          <w:szCs w:val="36"/>
-        </w:rPr>
-      </w:pPr>
-      <w:r>
-        <w:rPr>
-          <w:b/>
-          <w:sz w:val="36"/>
-          <w:szCs w:val="36"/>
-        </w:rPr>
-        <w:t xml:space="preserve">12-Month LTV Impact: </w:t>
-      </w:r>
-    </w:p>
-    <w:p>
-      <w:pPr>
-        <w:pStyle w:val="ListParagraph"/>
-        <w:numPr>
-          <w:ilvl w:val="1"/>
-          <w:numId w:val="13"/>
-        </w:numPr>
-        <w:rPr>
-          <w:b/>
-          <w:sz w:val="36"/>
-          <w:szCs w:val="36"/>
-        </w:rPr>
-      </w:pPr>
-      <w:r>
-        <w:rPr>
-          <w:sz w:val="36"/>
-          <w:szCs w:val="36"/>
-        </w:rPr>
-        <w:t xml:space="preserve">If the saved customers stay for 1 year, the total revenue rescued is </w:t>
-      </w:r>
-      <w:r>
-        <w:rPr>
-          <w:b/>
-          <w:sz w:val="36"/>
-          <w:szCs w:val="36"/>
-        </w:rPr>
-        <w:t xml:space="preserve">~$69,264. </w:t>
-      </w:r>
-    </w:p>
-    <w:p>
-      <w:pPr>
-        <w:pStyle w:val="ListParagraph"/>
-        <w:numPr>
-          <w:ilvl w:val="1"/>
-          <w:numId w:val="13"/>
-        </w:numPr>
-        <w:rPr>
-          <w:b/>
-          <w:sz w:val="36"/>
-          <w:szCs w:val="36"/>
-        </w:rPr>
-      </w:pPr>
-      <w:r>
-        <w:rPr>
-          <w:sz w:val="36"/>
-          <w:szCs w:val="36"/>
-        </w:rPr>
-        <w:t xml:space="preserve">This yields a </w:t>
-      </w:r>
-      <w:r>
-        <w:rPr>
-          <w:b/>
-          <w:sz w:val="36"/>
-          <w:szCs w:val="36"/>
-        </w:rPr>
-        <w:t xml:space="preserve">~380% ROI </w:t>
-      </w:r>
-      <w:r>
-        <w:rPr>
-          <w:sz w:val="36"/>
-          <w:szCs w:val="36"/>
-        </w:rPr>
-        <w:t xml:space="preserve">on the </w:t>
-      </w:r>
-      <w:r>
-        <w:rPr>
-          <w:b/>
-          <w:sz w:val="36"/>
-          <w:szCs w:val="36"/>
-        </w:rPr>
-        <w:t>$14,400</w:t>
-      </w:r>
-      <w:r>
-        <w:rPr>
-          <w:sz w:val="36"/>
-          <w:szCs w:val="36"/>
-        </w:rPr>
-        <w:t xml:space="preserve"> spend over a 12-month horizon</w:t>
-      </w:r>
-    </w:p>
-    <w:p>
-      <w:pPr>
-        <w:pStyle w:val="ListParagraph"/>
-        <w:numPr>
-          <w:ilvl w:val="0"/>
-          <w:numId w:val="13"/>
-        </w:numPr>
-        <w:rPr>
-          <w:b/>
-          <w:sz w:val="36"/>
-          <w:szCs w:val="36"/>
-        </w:rPr>
-      </w:pPr>
-      <w:r>
-        <w:rPr>
-          <w:b/>
-          <w:sz w:val="36"/>
-          <w:szCs w:val="36"/>
-        </w:rPr>
-        <w:t xml:space="preserve">Strategic Verdict: </w:t>
-      </w:r>
-      <w:r>
-        <w:rPr>
-          <w:sz w:val="36"/>
-          <w:szCs w:val="36"/>
-        </w:rPr>
-        <w:t xml:space="preserve">While this campaign requires upfront working capital, it is highly profitable on a </w:t>
-      </w:r>
-      <w:r>
-        <w:rPr>
-          <w:b/>
-          <w:sz w:val="36"/>
-          <w:szCs w:val="36"/>
-        </w:rPr>
-        <w:t xml:space="preserve">Lifetime Value (LTV) </w:t>
-      </w:r>
-      <w:r>
-        <w:rPr>
-          <w:sz w:val="36"/>
-          <w:szCs w:val="36"/>
-        </w:rPr>
-        <w:lastRenderedPageBreak/>
-        <w:t>basis. It trades a one-time expense for long-term recurring cash flow.</w:t>
-      </w:r>
-    </w:p>
-    <w:p>
-      <w:pPr>
-        <w:rPr>
-          <w:b/>
-          <w:sz w:val="36"/>
-          <w:szCs w:val="36"/>
-        </w:rPr>
-      </w:pPr>
-    </w:p>
-    <w:p>
-      <w:pPr>
-        <w:rPr>
-          <w:b/>
-          <w:sz w:val="36"/>
-          <w:szCs w:val="36"/>
-        </w:rPr>
-        <w:sectPr>
-          <w:headerReference w:type="default" r:id="rId36"/>
-          <w:headerReference w:type="first" r:id="rId37"/>
-          <w:pgSz w:w="12240" w:h="15840"/>
-          <w:pgMar w:top="720" w:right="720" w:bottom="720" w:left="720" w:header="708" w:footer="708" w:gutter="0"/>
-          <w:cols w:space="708"/>
-          <w:titlePg/>
-          <w:docGrid w:linePitch="360"/>
-        </w:sectPr>
-      </w:pPr>
-      <w:r>
-        <w:rPr>
-          <w:b/>
-          <w:noProof/>
-          <w:sz w:val="36"/>
-          <w:szCs w:val="36"/>
-        </w:rPr>
-        <w:drawing>
-          <wp:inline distT="0" distB="0" distL="0" distR="0" wp14:anchorId="471917AF" wp14:editId="28AE80ED">
-            <wp:extent cx="6858000" cy="3961765"/>
-            <wp:effectExtent l="0" t="0" r="0" b="635"/>
-            <wp:docPr id="12" name="Picture 12"/>
-            <wp:cNvGraphicFramePr>
-              <a:graphicFrameLocks xmlns:a="http://schemas.openxmlformats.org/drawingml/2006/main" noChangeAspect="1"/>
-            </wp:cNvGraphicFramePr>
-            <a:graphic xmlns:a="http://schemas.openxmlformats.org/drawingml/2006/main">
-              <a:graphicData uri="http://schemas.openxmlformats.org/drawingml/2006/picture">
-                <pic:pic xmlns:pic="http://schemas.openxmlformats.org/drawingml/2006/picture">
-                  <pic:nvPicPr>
-                    <pic:cNvPr id="1" name=""/>
-                    <pic:cNvPicPr/>
-                  </pic:nvPicPr>
-                  <pic:blipFill>
-                    <a:blip r:embed="rId38"/>
-                    <a:stretch>
-                      <a:fillRect/>
-                    </a:stretch>
-                  </pic:blipFill>
-                  <pic:spPr>
-                    <a:xfrm>
-                      <a:off x="0" y="0"/>
                       <a:ext cx="6858000" cy="3961765"/>
                     </a:xfrm>
                     <a:prstGeom prst="rect">
@@ -9609,8 +7685,8 @@
       </w:pPr>
     </w:p>
     <w:sectPr>
-      <w:headerReference w:type="default" r:id="rId39"/>
-      <w:headerReference w:type="first" r:id="rId40"/>
+      <w:headerReference w:type="default" r:id="rId33"/>
+      <w:headerReference w:type="first" r:id="rId34"/>
       <w:pgSz w:w="12240" w:h="15840"/>
       <w:pgMar w:top="720" w:right="720" w:bottom="720" w:left="720" w:header="708" w:footer="708" w:gutter="0"/>
       <w:cols w:space="708"/>
@@ -12490,6 +10566,119 @@
     </w:lvl>
   </w:abstractNum>
   <w:abstractNum w:abstractNumId="23">
+    <w:nsid w:val="6D56505B"/>
+    <w:multiLevelType w:val="hybridMultilevel"/>
+    <w:tmpl w:val="01FC8568"/>
+    <w:lvl w:ilvl="0" w:tplc="04090001">
+      <w:start w:val="1"/>
+      <w:numFmt w:val="bullet"/>
+      <w:lvlText w:val=""/>
+      <w:lvlJc w:val="left"/>
+      <w:pPr>
+        <w:ind w:left="720" w:hanging="360"/>
+      </w:pPr>
+      <w:rPr>
+        <w:rFonts w:ascii="Symbol" w:hAnsi="Symbol" w:hint="default"/>
+      </w:rPr>
+    </w:lvl>
+    <w:lvl w:ilvl="1" w:tplc="04090003">
+      <w:start w:val="1"/>
+      <w:numFmt w:val="bullet"/>
+      <w:lvlText w:val="o"/>
+      <w:lvlJc w:val="left"/>
+      <w:pPr>
+        <w:ind w:left="1440" w:hanging="360"/>
+      </w:pPr>
+      <w:rPr>
+        <w:rFonts w:ascii="Courier New" w:hAnsi="Courier New" w:cs="Courier New" w:hint="default"/>
+      </w:rPr>
+    </w:lvl>
+    <w:lvl w:ilvl="2" w:tplc="04090005">
+      <w:start w:val="1"/>
+      <w:numFmt w:val="bullet"/>
+      <w:lvlText w:val=""/>
+      <w:lvlJc w:val="left"/>
+      <w:pPr>
+        <w:ind w:left="2160" w:hanging="360"/>
+      </w:pPr>
+      <w:rPr>
+        <w:rFonts w:ascii="Wingdings" w:hAnsi="Wingdings" w:hint="default"/>
+      </w:rPr>
+    </w:lvl>
+    <w:lvl w:ilvl="3" w:tplc="04090001" w:tentative="1">
+      <w:start w:val="1"/>
+      <w:numFmt w:val="bullet"/>
+      <w:lvlText w:val=""/>
+      <w:lvlJc w:val="left"/>
+      <w:pPr>
+        <w:ind w:left="2880" w:hanging="360"/>
+      </w:pPr>
+      <w:rPr>
+        <w:rFonts w:ascii="Symbol" w:hAnsi="Symbol" w:hint="default"/>
+      </w:rPr>
+    </w:lvl>
+    <w:lvl w:ilvl="4" w:tplc="04090003" w:tentative="1">
+      <w:start w:val="1"/>
+      <w:numFmt w:val="bullet"/>
+      <w:lvlText w:val="o"/>
+      <w:lvlJc w:val="left"/>
+      <w:pPr>
+        <w:ind w:left="3600" w:hanging="360"/>
+      </w:pPr>
+      <w:rPr>
+        <w:rFonts w:ascii="Courier New" w:hAnsi="Courier New" w:cs="Courier New" w:hint="default"/>
+      </w:rPr>
+    </w:lvl>
+    <w:lvl w:ilvl="5" w:tplc="04090005" w:tentative="1">
+      <w:start w:val="1"/>
+      <w:numFmt w:val="bullet"/>
+      <w:lvlText w:val=""/>
+      <w:lvlJc w:val="left"/>
+      <w:pPr>
+        <w:ind w:left="4320" w:hanging="360"/>
+      </w:pPr>
+      <w:rPr>
+        <w:rFonts w:ascii="Wingdings" w:hAnsi="Wingdings" w:hint="default"/>
+      </w:rPr>
+    </w:lvl>
+    <w:lvl w:ilvl="6" w:tplc="04090001" w:tentative="1">
+      <w:start w:val="1"/>
+      <w:numFmt w:val="bullet"/>
+      <w:lvlText w:val=""/>
+      <w:lvlJc w:val="left"/>
+      <w:pPr>
+        <w:ind w:left="5040" w:hanging="360"/>
+      </w:pPr>
+      <w:rPr>
+        <w:rFonts w:ascii="Symbol" w:hAnsi="Symbol" w:hint="default"/>
+      </w:rPr>
+    </w:lvl>
+    <w:lvl w:ilvl="7" w:tplc="04090003" w:tentative="1">
+      <w:start w:val="1"/>
+      <w:numFmt w:val="bullet"/>
+      <w:lvlText w:val="o"/>
+      <w:lvlJc w:val="left"/>
+      <w:pPr>
+        <w:ind w:left="5760" w:hanging="360"/>
+      </w:pPr>
+      <w:rPr>
+        <w:rFonts w:ascii="Courier New" w:hAnsi="Courier New" w:cs="Courier New" w:hint="default"/>
+      </w:rPr>
+    </w:lvl>
+    <w:lvl w:ilvl="8" w:tplc="04090005" w:tentative="1">
+      <w:start w:val="1"/>
+      <w:numFmt w:val="bullet"/>
+      <w:lvlText w:val=""/>
+      <w:lvlJc w:val="left"/>
+      <w:pPr>
+        <w:ind w:left="6480" w:hanging="360"/>
+      </w:pPr>
+      <w:rPr>
+        <w:rFonts w:ascii="Wingdings" w:hAnsi="Wingdings" w:hint="default"/>
+      </w:rPr>
+    </w:lvl>
+  </w:abstractNum>
+  <w:abstractNum w:abstractNumId="24">
     <w:nsid w:val="710226D8"/>
     <w:multiLevelType w:val="hybridMultilevel"/>
     <w:tmpl w:val="C572240E"/>
@@ -12596,6 +10785,119 @@
       <w:lvlJc w:val="left"/>
       <w:pPr>
         <w:ind w:left="7920" w:hanging="360"/>
+      </w:pPr>
+      <w:rPr>
+        <w:rFonts w:ascii="Wingdings" w:hAnsi="Wingdings" w:hint="default"/>
+      </w:rPr>
+    </w:lvl>
+  </w:abstractNum>
+  <w:abstractNum w:abstractNumId="25">
+    <w:nsid w:val="7B9F662F"/>
+    <w:multiLevelType w:val="hybridMultilevel"/>
+    <w:tmpl w:val="EB0820AE"/>
+    <w:lvl w:ilvl="0" w:tplc="04090001">
+      <w:start w:val="1"/>
+      <w:numFmt w:val="bullet"/>
+      <w:lvlText w:val=""/>
+      <w:lvlJc w:val="left"/>
+      <w:pPr>
+        <w:ind w:left="720" w:hanging="360"/>
+      </w:pPr>
+      <w:rPr>
+        <w:rFonts w:ascii="Symbol" w:hAnsi="Symbol" w:hint="default"/>
+      </w:rPr>
+    </w:lvl>
+    <w:lvl w:ilvl="1" w:tplc="04090003" w:tentative="1">
+      <w:start w:val="1"/>
+      <w:numFmt w:val="bullet"/>
+      <w:lvlText w:val="o"/>
+      <w:lvlJc w:val="left"/>
+      <w:pPr>
+        <w:ind w:left="1440" w:hanging="360"/>
+      </w:pPr>
+      <w:rPr>
+        <w:rFonts w:ascii="Courier New" w:hAnsi="Courier New" w:cs="Courier New" w:hint="default"/>
+      </w:rPr>
+    </w:lvl>
+    <w:lvl w:ilvl="2" w:tplc="04090005" w:tentative="1">
+      <w:start w:val="1"/>
+      <w:numFmt w:val="bullet"/>
+      <w:lvlText w:val=""/>
+      <w:lvlJc w:val="left"/>
+      <w:pPr>
+        <w:ind w:left="2160" w:hanging="360"/>
+      </w:pPr>
+      <w:rPr>
+        <w:rFonts w:ascii="Wingdings" w:hAnsi="Wingdings" w:hint="default"/>
+      </w:rPr>
+    </w:lvl>
+    <w:lvl w:ilvl="3" w:tplc="04090001" w:tentative="1">
+      <w:start w:val="1"/>
+      <w:numFmt w:val="bullet"/>
+      <w:lvlText w:val=""/>
+      <w:lvlJc w:val="left"/>
+      <w:pPr>
+        <w:ind w:left="2880" w:hanging="360"/>
+      </w:pPr>
+      <w:rPr>
+        <w:rFonts w:ascii="Symbol" w:hAnsi="Symbol" w:hint="default"/>
+      </w:rPr>
+    </w:lvl>
+    <w:lvl w:ilvl="4" w:tplc="04090003" w:tentative="1">
+      <w:start w:val="1"/>
+      <w:numFmt w:val="bullet"/>
+      <w:lvlText w:val="o"/>
+      <w:lvlJc w:val="left"/>
+      <w:pPr>
+        <w:ind w:left="3600" w:hanging="360"/>
+      </w:pPr>
+      <w:rPr>
+        <w:rFonts w:ascii="Courier New" w:hAnsi="Courier New" w:cs="Courier New" w:hint="default"/>
+      </w:rPr>
+    </w:lvl>
+    <w:lvl w:ilvl="5" w:tplc="04090005" w:tentative="1">
+      <w:start w:val="1"/>
+      <w:numFmt w:val="bullet"/>
+      <w:lvlText w:val=""/>
+      <w:lvlJc w:val="left"/>
+      <w:pPr>
+        <w:ind w:left="4320" w:hanging="360"/>
+      </w:pPr>
+      <w:rPr>
+        <w:rFonts w:ascii="Wingdings" w:hAnsi="Wingdings" w:hint="default"/>
+      </w:rPr>
+    </w:lvl>
+    <w:lvl w:ilvl="6" w:tplc="04090001" w:tentative="1">
+      <w:start w:val="1"/>
+      <w:numFmt w:val="bullet"/>
+      <w:lvlText w:val=""/>
+      <w:lvlJc w:val="left"/>
+      <w:pPr>
+        <w:ind w:left="5040" w:hanging="360"/>
+      </w:pPr>
+      <w:rPr>
+        <w:rFonts w:ascii="Symbol" w:hAnsi="Symbol" w:hint="default"/>
+      </w:rPr>
+    </w:lvl>
+    <w:lvl w:ilvl="7" w:tplc="04090003" w:tentative="1">
+      <w:start w:val="1"/>
+      <w:numFmt w:val="bullet"/>
+      <w:lvlText w:val="o"/>
+      <w:lvlJc w:val="left"/>
+      <w:pPr>
+        <w:ind w:left="5760" w:hanging="360"/>
+      </w:pPr>
+      <w:rPr>
+        <w:rFonts w:ascii="Courier New" w:hAnsi="Courier New" w:cs="Courier New" w:hint="default"/>
+      </w:rPr>
+    </w:lvl>
+    <w:lvl w:ilvl="8" w:tplc="04090005" w:tentative="1">
+      <w:start w:val="1"/>
+      <w:numFmt w:val="bullet"/>
+      <w:lvlText w:val=""/>
+      <w:lvlJc w:val="left"/>
+      <w:pPr>
+        <w:ind w:left="6480" w:hanging="360"/>
       </w:pPr>
       <w:rPr>
         <w:rFonts w:ascii="Wingdings" w:hAnsi="Wingdings" w:hint="default"/>
@@ -12618,7 +10920,7 @@
     <w:abstractNumId w:val="20"/>
   </w:num>
   <w:num w:numId="6">
-    <w:abstractNumId w:val="23"/>
+    <w:abstractNumId w:val="24"/>
   </w:num>
   <w:num w:numId="7">
     <w:abstractNumId w:val="4"/>
@@ -12673,6 +10975,12 @@
   </w:num>
   <w:num w:numId="24">
     <w:abstractNumId w:val="0"/>
+  </w:num>
+  <w:num w:numId="25">
+    <w:abstractNumId w:val="25"/>
+  </w:num>
+  <w:num w:numId="26">
+    <w:abstractNumId w:val="23"/>
   </w:num>
 </w:numbering>
 </file>
@@ -13611,7 +11919,7 @@
 </file>
 
 <file path=customXml/itemProps1.xml><?xml version="1.0" encoding="utf-8"?>
-<ds:datastoreItem xmlns:ds="http://schemas.openxmlformats.org/officeDocument/2006/customXml" ds:itemID="{CA144344-FB10-40E3-8BE2-13583A260959}">
+<ds:datastoreItem xmlns:ds="http://schemas.openxmlformats.org/officeDocument/2006/customXml" ds:itemID="{3F18097E-6FA1-4181-8D23-8E96AFC195D7}">
   <ds:schemaRefs>
     <ds:schemaRef ds:uri="http://schemas.openxmlformats.org/officeDocument/2006/bibliography"/>
   </ds:schemaRefs>

--- a/reports/Technical_Report.docx
+++ b/reports/Technical_Report.docx
@@ -1525,7 +1525,6 @@
               <w:sz w:val="40"/>
               <w:szCs w:val="40"/>
             </w:rPr>
-            <w:lastRenderedPageBreak/>
             <w:t xml:space="preserve">The intended use of this model is </w:t>
           </w:r>
           <w:r>
@@ -1551,7 +1550,17 @@
               <w:sz w:val="40"/>
               <w:szCs w:val="40"/>
             </w:rPr>
-            <w:t>model stability and interpretability via SHAP</w:t>
+            <w:t xml:space="preserve">model </w:t>
+          </w:r>
+          <w:r>
+            <w:rPr>
+              <w:b/>
+              <w:bCs/>
+              <w:sz w:val="40"/>
+              <w:szCs w:val="40"/>
+            </w:rPr>
+            <w:lastRenderedPageBreak/>
+            <w:t>stability and interpretability via SHAP</w:t>
           </w:r>
           <w:r>
             <w:rPr>
@@ -2261,7 +2270,6 @@
           <w:sz w:val="40"/>
           <w:szCs w:val="40"/>
         </w:rPr>
-        <w:lastRenderedPageBreak/>
         <w:t xml:space="preserve">All media variables exhibit </w:t>
       </w:r>
       <w:r>
@@ -2297,6 +2305,7 @@
           <w:sz w:val="40"/>
           <w:szCs w:val="40"/>
         </w:rPr>
+        <w:lastRenderedPageBreak/>
         <w:t>Sales distribution is moderately skewed with occasional extreme peaks (holiday seasons, major campaigns).</w:t>
       </w:r>
     </w:p>
@@ -2550,6 +2559,7 @@
           <w:sz w:val="50"/>
           <w:szCs w:val="50"/>
         </w:rPr>
+        <w:lastRenderedPageBreak/>
         <w:t>3. Exploratory Data Analysis (EDA)</w:t>
       </w:r>
       <w:bookmarkEnd w:id="2"/>
@@ -2777,7 +2787,6 @@
           <w:sz w:val="40"/>
           <w:szCs w:val="40"/>
         </w:rPr>
-        <w:lastRenderedPageBreak/>
         <w:drawing>
           <wp:inline distT="0" distB="0" distL="0" distR="0" wp14:anchorId="74BA7DBA" wp14:editId="78ED8A47">
             <wp:extent cx="6858000" cy="3385820"/>
@@ -2965,7 +2974,6 @@
           <w:sz w:val="40"/>
           <w:szCs w:val="40"/>
         </w:rPr>
-        <w:lastRenderedPageBreak/>
         <w:t>Explored relationships between each media variable and sales using time-series overlays and Spearman rank correlations.</w:t>
       </w:r>
     </w:p>
@@ -2983,6 +2991,7 @@
           <w:sz w:val="40"/>
           <w:szCs w:val="40"/>
         </w:rPr>
+        <w:lastRenderedPageBreak/>
         <w:drawing>
           <wp:inline distT="0" distB="0" distL="0" distR="0" wp14:anchorId="5ED6585E" wp14:editId="25000CE4">
             <wp:extent cx="6858000" cy="3486785"/>
@@ -3110,7 +3119,6 @@
           <w:sz w:val="40"/>
           <w:szCs w:val="40"/>
         </w:rPr>
-        <w:lastRenderedPageBreak/>
         <w:drawing>
           <wp:inline distT="0" distB="0" distL="0" distR="0" wp14:anchorId="3EAD5633" wp14:editId="539B020C">
             <wp:extent cx="6038850" cy="5029200"/>
@@ -3380,7 +3388,6 @@
           <w:sz w:val="40"/>
           <w:szCs w:val="40"/>
         </w:rPr>
-        <w:lastRenderedPageBreak/>
         <w:t>Lag Structure Identification:</w:t>
       </w:r>
       <w:r>
@@ -3441,6 +3448,7 @@
           <w:sz w:val="40"/>
           <w:szCs w:val="40"/>
         </w:rPr>
+        <w:lastRenderedPageBreak/>
         <w:t>Seasonality vs. Media Effects:</w:t>
       </w:r>
       <w:r>
@@ -4152,8 +4160,6 @@
         </w:rPr>
         <w:t xml:space="preserve">Insight 2: </w:t>
       </w:r>
-      <w:bookmarkStart w:id="3" w:name="_GoBack"/>
-      <w:bookmarkEnd w:id="3"/>
     </w:p>
     <w:p>
       <w:pPr>
@@ -4414,6 +4420,8 @@
         </w:rPr>
         <w:t xml:space="preserve">Business Implication: </w:t>
       </w:r>
+      <w:bookmarkStart w:id="3" w:name="_GoBack"/>
+      <w:bookmarkEnd w:id="3"/>
     </w:p>
     <w:p>
       <w:pPr>
@@ -4605,59 +4613,52 @@
           <w:sz w:val="36"/>
           <w:szCs w:val="36"/>
         </w:rPr>
-        <w:t xml:space="preserve"> two services specifically </w:t>
-      </w:r>
-      <w:r>
-        <w:rPr>
+        <w:t xml:space="preserve"> two services specifically act</w:t>
+      </w:r>
+      <w:r>
+        <w:rPr>
+          <w:sz w:val="36"/>
+          <w:szCs w:val="36"/>
+        </w:rPr>
+        <w:t>ed</w:t>
+      </w:r>
+      <w:r>
+        <w:rPr>
+          <w:sz w:val="36"/>
+          <w:szCs w:val="36"/>
+        </w:rPr>
+        <w:t xml:space="preserve"> as a </w:t>
+      </w:r>
+      <w:r>
+        <w:rPr>
+          <w:sz w:val="36"/>
+          <w:szCs w:val="36"/>
+        </w:rPr>
+        <w:t xml:space="preserve">distinct </w:t>
+      </w:r>
+      <w:r>
+        <w:rPr>
+          <w:sz w:val="36"/>
+          <w:szCs w:val="36"/>
+        </w:rPr>
+        <w:t xml:space="preserve">“Retention Shield”, whereas other services (like streaming) do not. </w:t>
+      </w:r>
+    </w:p>
+    <w:p>
+      <w:pPr>
+        <w:rPr>
+          <w:b/>
+          <w:sz w:val="36"/>
+          <w:szCs w:val="36"/>
+        </w:rPr>
+      </w:pPr>
+      <w:r>
+        <w:rPr>
+          <w:b/>
           <w:sz w:val="36"/>
           <w:szCs w:val="36"/>
         </w:rPr>
         <w:lastRenderedPageBreak/>
-        <w:t>act</w:t>
-      </w:r>
-      <w:r>
-        <w:rPr>
-          <w:sz w:val="36"/>
-          <w:szCs w:val="36"/>
-        </w:rPr>
-        <w:t>ed</w:t>
-      </w:r>
-      <w:r>
-        <w:rPr>
-          <w:sz w:val="36"/>
-          <w:szCs w:val="36"/>
-        </w:rPr>
-        <w:t xml:space="preserve"> as a </w:t>
-      </w:r>
-      <w:r>
-        <w:rPr>
-          <w:sz w:val="36"/>
-          <w:szCs w:val="36"/>
-        </w:rPr>
-        <w:t xml:space="preserve">distinct </w:t>
-      </w:r>
-      <w:r>
-        <w:rPr>
-          <w:sz w:val="36"/>
-          <w:szCs w:val="36"/>
-        </w:rPr>
-        <w:t xml:space="preserve">“Retention Shield”, whereas other services (like streaming) do not. </w:t>
-      </w:r>
-    </w:p>
-    <w:p>
-      <w:pPr>
-        <w:rPr>
-          <w:b/>
-          <w:sz w:val="36"/>
-          <w:szCs w:val="36"/>
-        </w:rPr>
-      </w:pPr>
-      <w:r>
-        <w:rPr>
-          <w:b/>
-          <w:sz w:val="36"/>
-          <w:szCs w:val="36"/>
-        </w:rPr>
         <w:t>4.2. Tested but Dropped Features:</w:t>
       </w:r>
     </w:p>
@@ -4955,32 +4956,493 @@
           <w:sz w:val="36"/>
           <w:szCs w:val="36"/>
         </w:rPr>
-        <w:t xml:space="preserve">and </w:t>
-      </w:r>
-      <w:r>
-        <w:rPr>
-          <w:sz w:val="36"/>
-          <w:szCs w:val="36"/>
+        <w:t xml:space="preserve">and their coefficients. Feeding  the bins alongside the raw data would cause information duplication </w:t>
+      </w:r>
+    </w:p>
+    <w:p>
+      <w:pPr>
+        <w:ind w:left="360"/>
+        <w:rPr>
+          <w:b/>
+          <w:sz w:val="36"/>
+          <w:szCs w:val="36"/>
+        </w:rPr>
+      </w:pPr>
+    </w:p>
+    <w:p>
+      <w:pPr>
+        <w:ind w:left="360"/>
+        <w:rPr>
+          <w:b/>
+          <w:sz w:val="36"/>
+          <w:szCs w:val="36"/>
+        </w:rPr>
+        <w:sectPr>
+          <w:pgSz w:w="12240" w:h="15840"/>
+          <w:pgMar w:top="720" w:right="720" w:bottom="720" w:left="720" w:header="708" w:footer="708" w:gutter="0"/>
+          <w:cols w:space="708"/>
+          <w:titlePg/>
+          <w:docGrid w:linePitch="360"/>
+        </w:sectPr>
+      </w:pPr>
+    </w:p>
+    <w:p>
+      <w:pPr>
+        <w:pStyle w:val="Heading1"/>
+        <w:jc w:val="center"/>
+        <w:rPr>
+          <w:b/>
+          <w:sz w:val="50"/>
+          <w:szCs w:val="50"/>
+        </w:rPr>
+      </w:pPr>
+      <w:bookmarkStart w:id="5" w:name="_Toc220325078"/>
+      <w:r>
+        <w:rPr>
+          <w:b/>
+          <w:sz w:val="50"/>
+          <w:szCs w:val="50"/>
         </w:rPr>
         <w:lastRenderedPageBreak/>
-        <w:t xml:space="preserve">their coefficients. Feeding  the bins alongside the raw data would cause information duplication </w:t>
-      </w:r>
-    </w:p>
+        <w:t>5. Data Preprocessing</w:t>
+      </w:r>
+      <w:bookmarkEnd w:id="5"/>
+    </w:p>
+    <w:p/>
     <w:p>
       <w:pPr>
         <w:ind w:left="360"/>
         <w:rPr>
-          <w:b/>
-          <w:sz w:val="36"/>
-          <w:szCs w:val="36"/>
-        </w:rPr>
-      </w:pPr>
-    </w:p>
-    <w:p>
-      <w:pPr>
-        <w:ind w:left="360"/>
-        <w:rPr>
-          <w:b/>
+          <w:sz w:val="36"/>
+          <w:szCs w:val="36"/>
+        </w:rPr>
+      </w:pPr>
+      <w:r>
+        <w:rPr>
+          <w:sz w:val="36"/>
+          <w:szCs w:val="36"/>
+        </w:rPr>
+        <w:t>To ensure model generizability and prevent data leakage, a rigorous preprocessing pipeline was implemented prior to training.</w:t>
+      </w:r>
+    </w:p>
+    <w:p>
+      <w:pPr>
+        <w:pStyle w:val="ListParagraph"/>
+        <w:numPr>
+          <w:ilvl w:val="0"/>
+          <w:numId w:val="1"/>
+        </w:numPr>
+        <w:rPr>
+          <w:sz w:val="36"/>
+          <w:szCs w:val="36"/>
+        </w:rPr>
+      </w:pPr>
+      <w:r>
+        <w:rPr>
+          <w:b/>
+          <w:sz w:val="36"/>
+          <w:szCs w:val="36"/>
+        </w:rPr>
+        <w:t xml:space="preserve">5.1 </w:t>
+      </w:r>
+      <w:r>
+        <w:rPr>
+          <w:b/>
+          <w:sz w:val="36"/>
+          <w:szCs w:val="36"/>
+        </w:rPr>
+        <w:t>Manual Binary Encoding:</w:t>
+      </w:r>
+      <w:r>
+        <w:rPr>
+          <w:sz w:val="36"/>
+          <w:szCs w:val="36"/>
+        </w:rPr>
+        <w:t xml:space="preserve"> </w:t>
+      </w:r>
+    </w:p>
+    <w:p>
+      <w:pPr>
+        <w:pStyle w:val="ListParagraph"/>
+        <w:ind w:left="1440"/>
+        <w:rPr>
+          <w:sz w:val="36"/>
+          <w:szCs w:val="36"/>
+        </w:rPr>
+      </w:pPr>
+      <w:r>
+        <w:rPr>
+          <w:sz w:val="36"/>
+          <w:szCs w:val="36"/>
+        </w:rPr>
+        <w:t>Variables with a simple Yes/No structure (e.g</w:t>
+      </w:r>
+      <w:r>
+        <w:rPr>
+          <w:sz w:val="36"/>
+          <w:szCs w:val="36"/>
+        </w:rPr>
+        <w:t>.</w:t>
+      </w:r>
+      <w:r>
+        <w:rPr>
+          <w:sz w:val="36"/>
+          <w:szCs w:val="36"/>
+        </w:rPr>
+        <w:t xml:space="preserve">, </w:t>
+      </w:r>
+      <w:r>
+        <w:rPr>
+          <w:i/>
+          <w:sz w:val="36"/>
+          <w:szCs w:val="36"/>
+        </w:rPr>
+        <w:t xml:space="preserve">Partner, PhoneService, is_anchored), </w:t>
+      </w:r>
+      <w:r>
+        <w:rPr>
+          <w:sz w:val="36"/>
+          <w:szCs w:val="36"/>
+        </w:rPr>
+        <w:t>were manually mapped to binary format (Yes=1, No=0).</w:t>
+      </w:r>
+    </w:p>
+    <w:p>
+      <w:pPr>
+        <w:pStyle w:val="ListParagraph"/>
+        <w:ind w:left="1440"/>
+        <w:rPr>
+          <w:sz w:val="36"/>
+          <w:szCs w:val="36"/>
+        </w:rPr>
+      </w:pPr>
+      <w:r>
+        <w:rPr>
+          <w:sz w:val="36"/>
+          <w:szCs w:val="36"/>
+        </w:rPr>
+        <w:t>This ensured consistent handling of custom Boolean flags created during feature engineering</w:t>
+      </w:r>
+    </w:p>
+    <w:p>
+      <w:pPr>
+        <w:pStyle w:val="ListParagraph"/>
+        <w:numPr>
+          <w:ilvl w:val="0"/>
+          <w:numId w:val="1"/>
+        </w:numPr>
+        <w:rPr>
+          <w:sz w:val="36"/>
+          <w:szCs w:val="36"/>
+        </w:rPr>
+      </w:pPr>
+      <w:r>
+        <w:rPr>
+          <w:b/>
+          <w:sz w:val="36"/>
+          <w:szCs w:val="36"/>
+        </w:rPr>
+        <w:t xml:space="preserve">5.2 One-Hot Encoding(with Multicollinearity Prevention): </w:t>
+      </w:r>
+    </w:p>
+    <w:p>
+      <w:pPr>
+        <w:pStyle w:val="ListParagraph"/>
+        <w:numPr>
+          <w:ilvl w:val="1"/>
+          <w:numId w:val="1"/>
+        </w:numPr>
+        <w:rPr>
+          <w:sz w:val="36"/>
+          <w:szCs w:val="36"/>
+        </w:rPr>
+      </w:pPr>
+      <w:r>
+        <w:rPr>
+          <w:sz w:val="36"/>
+          <w:szCs w:val="36"/>
+        </w:rPr>
+        <w:t>Nominal variables(</w:t>
+      </w:r>
+      <w:r>
+        <w:rPr>
+          <w:sz w:val="36"/>
+          <w:szCs w:val="36"/>
+        </w:rPr>
+        <w:t>e.g.,</w:t>
+      </w:r>
+      <w:r>
+        <w:rPr>
+          <w:sz w:val="36"/>
+          <w:szCs w:val="36"/>
+        </w:rPr>
+        <w:t xml:space="preserve"> </w:t>
+      </w:r>
+      <w:r>
+        <w:rPr>
+          <w:i/>
+          <w:sz w:val="36"/>
+          <w:szCs w:val="36"/>
+        </w:rPr>
+        <w:t xml:space="preserve">PaymentMethod, InternetService) </w:t>
+      </w:r>
+      <w:r>
+        <w:rPr>
+          <w:sz w:val="36"/>
+          <w:szCs w:val="36"/>
+        </w:rPr>
+        <w:t>were converted using pd.get_dummies</w:t>
+      </w:r>
+    </w:p>
+    <w:p>
+      <w:pPr>
+        <w:pStyle w:val="ListParagraph"/>
+        <w:numPr>
+          <w:ilvl w:val="1"/>
+          <w:numId w:val="1"/>
+        </w:numPr>
+        <w:rPr>
+          <w:sz w:val="36"/>
+          <w:szCs w:val="36"/>
+        </w:rPr>
+      </w:pPr>
+      <w:r>
+        <w:rPr>
+          <w:sz w:val="36"/>
+          <w:szCs w:val="36"/>
+        </w:rPr>
+        <w:t>The parameter drop_first = True was applied. This removes the first category of each variable.</w:t>
+      </w:r>
+    </w:p>
+    <w:p>
+      <w:pPr>
+        <w:pStyle w:val="ListParagraph"/>
+        <w:numPr>
+          <w:ilvl w:val="1"/>
+          <w:numId w:val="1"/>
+        </w:numPr>
+        <w:rPr>
+          <w:sz w:val="36"/>
+          <w:szCs w:val="36"/>
+        </w:rPr>
+      </w:pPr>
+      <w:r>
+        <w:rPr>
+          <w:b/>
+          <w:sz w:val="36"/>
+          <w:szCs w:val="36"/>
+        </w:rPr>
+        <w:t xml:space="preserve">Rationale: </w:t>
+      </w:r>
+      <w:r>
+        <w:rPr>
+          <w:sz w:val="36"/>
+          <w:szCs w:val="36"/>
+        </w:rPr>
+        <w:t xml:space="preserve">This prevents </w:t>
+      </w:r>
+      <w:r>
+        <w:rPr>
+          <w:b/>
+          <w:sz w:val="36"/>
+          <w:szCs w:val="36"/>
+        </w:rPr>
+        <w:t>Perfect Multicollinearity (</w:t>
+      </w:r>
+      <w:r>
+        <w:rPr>
+          <w:sz w:val="36"/>
+          <w:szCs w:val="36"/>
+        </w:rPr>
+        <w:t>The Dummy Variable Trap), which is critical for linear models like Logistic Regression to function correctly.</w:t>
+      </w:r>
+    </w:p>
+    <w:p>
+      <w:pPr>
+        <w:pStyle w:val="ListParagraph"/>
+        <w:numPr>
+          <w:ilvl w:val="0"/>
+          <w:numId w:val="1"/>
+        </w:numPr>
+        <w:rPr>
+          <w:sz w:val="36"/>
+          <w:szCs w:val="36"/>
+        </w:rPr>
+      </w:pPr>
+      <w:r>
+        <w:rPr>
+          <w:b/>
+          <w:sz w:val="36"/>
+          <w:szCs w:val="36"/>
+        </w:rPr>
+        <w:t xml:space="preserve">5.3 Train-Test Split (Stratified): </w:t>
+      </w:r>
+    </w:p>
+    <w:p>
+      <w:pPr>
+        <w:pStyle w:val="ListParagraph"/>
+        <w:numPr>
+          <w:ilvl w:val="1"/>
+          <w:numId w:val="1"/>
+        </w:numPr>
+        <w:rPr>
+          <w:sz w:val="36"/>
+          <w:szCs w:val="36"/>
+        </w:rPr>
+      </w:pPr>
+      <w:r>
+        <w:rPr>
+          <w:sz w:val="36"/>
+          <w:szCs w:val="36"/>
+        </w:rPr>
+        <w:t xml:space="preserve">The dataset was split into </w:t>
+      </w:r>
+      <w:r>
+        <w:rPr>
+          <w:b/>
+          <w:sz w:val="36"/>
+          <w:szCs w:val="36"/>
+        </w:rPr>
+        <w:t>training (80%)</w:t>
+      </w:r>
+      <w:r>
+        <w:rPr>
+          <w:sz w:val="36"/>
+          <w:szCs w:val="36"/>
+        </w:rPr>
+        <w:t xml:space="preserve"> and </w:t>
+      </w:r>
+      <w:r>
+        <w:rPr>
+          <w:b/>
+          <w:sz w:val="36"/>
+          <w:szCs w:val="36"/>
+        </w:rPr>
+        <w:t>testing (20%)</w:t>
+      </w:r>
+      <w:r>
+        <w:rPr>
+          <w:sz w:val="36"/>
+          <w:szCs w:val="36"/>
+        </w:rPr>
+        <w:t xml:space="preserve"> sets.</w:t>
+      </w:r>
+    </w:p>
+    <w:p>
+      <w:pPr>
+        <w:pStyle w:val="ListParagraph"/>
+        <w:numPr>
+          <w:ilvl w:val="1"/>
+          <w:numId w:val="1"/>
+        </w:numPr>
+        <w:rPr>
+          <w:sz w:val="36"/>
+          <w:szCs w:val="36"/>
+        </w:rPr>
+      </w:pPr>
+      <w:r>
+        <w:rPr>
+          <w:sz w:val="36"/>
+          <w:szCs w:val="36"/>
+        </w:rPr>
+        <w:t>Stratification was used to ensure the churn distribution (26%) remained consistent across both sets, preventing a non-representative test set</w:t>
+      </w:r>
+    </w:p>
+    <w:p>
+      <w:pPr>
+        <w:pStyle w:val="ListParagraph"/>
+        <w:numPr>
+          <w:ilvl w:val="0"/>
+          <w:numId w:val="1"/>
+        </w:numPr>
+        <w:rPr>
+          <w:sz w:val="36"/>
+          <w:szCs w:val="36"/>
+        </w:rPr>
+      </w:pPr>
+      <w:r>
+        <w:rPr>
+          <w:b/>
+          <w:sz w:val="36"/>
+          <w:szCs w:val="36"/>
+        </w:rPr>
+        <w:t>5.</w:t>
+      </w:r>
+      <w:r>
+        <w:rPr>
+          <w:b/>
+          <w:sz w:val="36"/>
+          <w:szCs w:val="36"/>
+        </w:rPr>
+        <w:t>4</w:t>
+      </w:r>
+      <w:r>
+        <w:rPr>
+          <w:b/>
+          <w:sz w:val="36"/>
+          <w:szCs w:val="36"/>
+        </w:rPr>
+        <w:t xml:space="preserve"> Feature Scaling: </w:t>
+      </w:r>
+    </w:p>
+    <w:p>
+      <w:pPr>
+        <w:pStyle w:val="ListParagraph"/>
+        <w:numPr>
+          <w:ilvl w:val="1"/>
+          <w:numId w:val="1"/>
+        </w:numPr>
+        <w:rPr>
+          <w:sz w:val="36"/>
+          <w:szCs w:val="36"/>
+        </w:rPr>
+      </w:pPr>
+      <w:r>
+        <w:rPr>
+          <w:b/>
+          <w:sz w:val="36"/>
+          <w:szCs w:val="36"/>
+        </w:rPr>
+        <w:t>StandardScaler</w:t>
+      </w:r>
+      <w:r>
+        <w:rPr>
+          <w:sz w:val="36"/>
+          <w:szCs w:val="36"/>
+        </w:rPr>
+        <w:t xml:space="preserve"> was applied to the continuous features (</w:t>
+      </w:r>
+      <w:r>
+        <w:rPr>
+          <w:i/>
+          <w:sz w:val="36"/>
+          <w:szCs w:val="36"/>
+        </w:rPr>
+        <w:t xml:space="preserve">tenure, MonthlyCharges) </w:t>
+      </w:r>
+      <w:r>
+        <w:rPr>
+          <w:sz w:val="36"/>
+          <w:szCs w:val="36"/>
+        </w:rPr>
+        <w:t xml:space="preserve">to normalize their range. </w:t>
+      </w:r>
+      <w:r>
+        <w:rPr>
+          <w:sz w:val="36"/>
+          <w:szCs w:val="36"/>
+        </w:rPr>
+        <w:t>This ensures numerical stability and allows coefficient magnitudes to be meaningfully compared.</w:t>
+      </w:r>
+    </w:p>
+    <w:p>
+      <w:pPr>
+        <w:pStyle w:val="ListParagraph"/>
+        <w:numPr>
+          <w:ilvl w:val="1"/>
+          <w:numId w:val="1"/>
+        </w:numPr>
+        <w:rPr>
           <w:sz w:val="36"/>
           <w:szCs w:val="36"/>
         </w:rPr>
@@ -4994,6 +5456,37 @@
           <w:docGrid w:linePitch="360"/>
         </w:sectPr>
       </w:pPr>
+      <w:r>
+        <w:rPr>
+          <w:b/>
+          <w:sz w:val="36"/>
+          <w:szCs w:val="36"/>
+        </w:rPr>
+        <w:lastRenderedPageBreak/>
+        <w:t xml:space="preserve">Leakage Prevention: </w:t>
+      </w:r>
+      <w:r>
+        <w:rPr>
+          <w:sz w:val="36"/>
+          <w:szCs w:val="36"/>
+        </w:rPr>
+        <w:t xml:space="preserve">The scaler was </w:t>
+      </w:r>
+      <w:r>
+        <w:rPr>
+          <w:b/>
+          <w:sz w:val="36"/>
+          <w:szCs w:val="36"/>
+        </w:rPr>
+        <w:t xml:space="preserve">fitted only on the training set </w:t>
+      </w:r>
+      <w:r>
+        <w:rPr>
+          <w:sz w:val="36"/>
+          <w:szCs w:val="36"/>
+        </w:rPr>
+        <w:t>and then applied to the test set. This ensures that statistical information from the test set (mean/variance) did not leak into the model training process</w:t>
+      </w:r>
     </w:p>
     <w:p>
       <w:pPr>
@@ -5005,7 +5498,7 @@
           <w:szCs w:val="50"/>
         </w:rPr>
       </w:pPr>
-      <w:bookmarkStart w:id="5" w:name="_Toc220325078"/>
+      <w:bookmarkStart w:id="6" w:name="_Toc220325079"/>
       <w:r>
         <w:rPr>
           <w:b/>
@@ -5013,25 +5506,44 @@
           <w:szCs w:val="50"/>
         </w:rPr>
         <w:lastRenderedPageBreak/>
-        <w:t>5. Data Preprocessing</w:t>
-      </w:r>
-      <w:bookmarkEnd w:id="5"/>
-    </w:p>
-    <w:p/>
-    <w:p>
-      <w:pPr>
-        <w:ind w:left="360"/>
-        <w:rPr>
-          <w:sz w:val="36"/>
-          <w:szCs w:val="36"/>
-        </w:rPr>
-      </w:pPr>
-      <w:r>
-        <w:rPr>
-          <w:sz w:val="36"/>
-          <w:szCs w:val="36"/>
-        </w:rPr>
-        <w:t>To ensure model generizability and prevent data leakage, a rigorous preprocessing pipeline was implemented prior to training.</w:t>
+        <w:t>6. Modeling Strategy</w:t>
+      </w:r>
+      <w:bookmarkEnd w:id="6"/>
+    </w:p>
+    <w:p>
+      <w:pPr>
+        <w:pStyle w:val="Header"/>
+        <w:ind w:left="720"/>
+      </w:pPr>
+    </w:p>
+    <w:p>
+      <w:pPr>
+        <w:rPr>
+          <w:sz w:val="36"/>
+          <w:szCs w:val="36"/>
+        </w:rPr>
+      </w:pPr>
+      <w:r>
+        <w:rPr>
+          <w:sz w:val="36"/>
+          <w:szCs w:val="36"/>
+        </w:rPr>
+        <w:t xml:space="preserve">The modeling phase prioritized </w:t>
+      </w:r>
+      <w:r>
+        <w:rPr>
+          <w:b/>
+          <w:sz w:val="36"/>
+          <w:szCs w:val="36"/>
+        </w:rPr>
+        <w:t xml:space="preserve">performance on the minority class </w:t>
+      </w:r>
+      <w:r>
+        <w:rPr>
+          <w:sz w:val="36"/>
+          <w:szCs w:val="36"/>
+        </w:rPr>
+        <w:t xml:space="preserve">(churners) and interpretability </w:t>
       </w:r>
     </w:p>
     <w:p>
@@ -5052,22 +5564,156 @@
           <w:sz w:val="36"/>
           <w:szCs w:val="36"/>
         </w:rPr>
-        <w:t xml:space="preserve">5.1 </w:t>
-      </w:r>
-      <w:r>
-        <w:rPr>
-          <w:b/>
-          <w:sz w:val="36"/>
-          <w:szCs w:val="36"/>
-        </w:rPr>
-        <w:t>Manual Binary Encoding:</w:t>
-      </w:r>
-      <w:r>
-        <w:rPr>
-          <w:sz w:val="36"/>
-          <w:szCs w:val="36"/>
-        </w:rPr>
-        <w:t xml:space="preserve"> </w:t>
+        <w:t>6.1 Algorithm Selection: Logistic Regression</w:t>
+      </w:r>
+    </w:p>
+    <w:p>
+      <w:pPr>
+        <w:pStyle w:val="ListParagraph"/>
+        <w:numPr>
+          <w:ilvl w:val="1"/>
+          <w:numId w:val="1"/>
+        </w:numPr>
+        <w:rPr>
+          <w:sz w:val="36"/>
+          <w:szCs w:val="36"/>
+        </w:rPr>
+      </w:pPr>
+      <w:r>
+        <w:rPr>
+          <w:b/>
+          <w:sz w:val="36"/>
+          <w:szCs w:val="36"/>
+        </w:rPr>
+        <w:t xml:space="preserve">Choice: </w:t>
+      </w:r>
+      <w:r>
+        <w:rPr>
+          <w:sz w:val="36"/>
+          <w:szCs w:val="36"/>
+        </w:rPr>
+        <w:t>Logistic re</w:t>
+      </w:r>
+      <w:r>
+        <w:rPr>
+          <w:sz w:val="36"/>
+          <w:szCs w:val="36"/>
+        </w:rPr>
+        <w:t xml:space="preserve">gression was selected as the final model. </w:t>
+      </w:r>
+    </w:p>
+    <w:p>
+      <w:pPr>
+        <w:pStyle w:val="ListParagraph"/>
+        <w:numPr>
+          <w:ilvl w:val="1"/>
+          <w:numId w:val="1"/>
+        </w:numPr>
+        <w:rPr>
+          <w:sz w:val="36"/>
+          <w:szCs w:val="36"/>
+        </w:rPr>
+      </w:pPr>
+      <w:r>
+        <w:rPr>
+          <w:b/>
+          <w:sz w:val="36"/>
+          <w:szCs w:val="36"/>
+        </w:rPr>
+        <w:t>Performance Lead:</w:t>
+      </w:r>
+      <w:r>
+        <w:rPr>
+          <w:sz w:val="36"/>
+          <w:szCs w:val="36"/>
+        </w:rPr>
+        <w:t xml:space="preserve"> Logistic Regression </w:t>
+      </w:r>
+      <w:r>
+        <w:rPr>
+          <w:b/>
+          <w:sz w:val="36"/>
+          <w:szCs w:val="36"/>
+        </w:rPr>
+        <w:t xml:space="preserve">consistently outperformed </w:t>
+      </w:r>
+      <w:r>
+        <w:rPr>
+          <w:sz w:val="36"/>
+          <w:szCs w:val="36"/>
+        </w:rPr>
+        <w:t xml:space="preserve">the challenger model (Random Forest). During validation, </w:t>
+      </w:r>
+      <w:r>
+        <w:rPr>
+          <w:b/>
+          <w:sz w:val="36"/>
+          <w:szCs w:val="36"/>
+        </w:rPr>
+        <w:t xml:space="preserve">Random Forest exhibited material degradation in minority-class performance, </w:t>
+      </w:r>
+      <w:r>
+        <w:rPr>
+          <w:sz w:val="36"/>
+          <w:szCs w:val="36"/>
+        </w:rPr>
+        <w:t xml:space="preserve">particularly in recall, despite the increased model complexity </w:t>
+      </w:r>
+    </w:p>
+    <w:p>
+      <w:pPr>
+        <w:pStyle w:val="ListParagraph"/>
+        <w:numPr>
+          <w:ilvl w:val="1"/>
+          <w:numId w:val="1"/>
+        </w:numPr>
+        <w:rPr>
+          <w:sz w:val="36"/>
+          <w:szCs w:val="36"/>
+        </w:rPr>
+      </w:pPr>
+      <w:r>
+        <w:rPr>
+          <w:b/>
+          <w:sz w:val="36"/>
+          <w:szCs w:val="36"/>
+        </w:rPr>
+        <w:t>Rationale:</w:t>
+      </w:r>
+      <w:r>
+        <w:rPr>
+          <w:sz w:val="36"/>
+          <w:szCs w:val="36"/>
+        </w:rPr>
+        <w:t xml:space="preserve"> The dataset contains strong linear risk factors (e.g., Price increase correlates to higher churn risk). The Random Forest model likely struggled to generalize these relationships given the class imbalance, whereas the weighted logistic regression successfully captured the signal. </w:t>
+      </w:r>
+    </w:p>
+    <w:p>
+      <w:pPr>
+        <w:pStyle w:val="ListParagraph"/>
+        <w:numPr>
+          <w:ilvl w:val="1"/>
+          <w:numId w:val="1"/>
+        </w:numPr>
+        <w:rPr>
+          <w:sz w:val="36"/>
+          <w:szCs w:val="36"/>
+        </w:rPr>
+      </w:pPr>
+      <w:r>
+        <w:rPr>
+          <w:b/>
+          <w:sz w:val="36"/>
+          <w:szCs w:val="36"/>
+        </w:rPr>
+        <w:t>Interpretability:</w:t>
+      </w:r>
+      <w:r>
+        <w:rPr>
+          <w:sz w:val="36"/>
+          <w:szCs w:val="36"/>
+        </w:rPr>
+        <w:t xml:space="preserve"> Beyond performance, Logistic regression offered transparent coefficients (e.g., quantifying exactly how much “Fiber Optic” increases the odds of churn), which is critical for explaining the model to stakeholders.</w:t>
       </w:r>
     </w:p>
     <w:p>
@@ -5079,59 +5725,6 @@
           <w:szCs w:val="36"/>
         </w:rPr>
       </w:pPr>
-      <w:r>
-        <w:rPr>
-          <w:sz w:val="36"/>
-          <w:szCs w:val="36"/>
-        </w:rPr>
-        <w:t>Variables with a simple Yes/No structure (e.g</w:t>
-      </w:r>
-      <w:r>
-        <w:rPr>
-          <w:sz w:val="36"/>
-          <w:szCs w:val="36"/>
-        </w:rPr>
-        <w:t>.</w:t>
-      </w:r>
-      <w:r>
-        <w:rPr>
-          <w:sz w:val="36"/>
-          <w:szCs w:val="36"/>
-        </w:rPr>
-        <w:t xml:space="preserve">, </w:t>
-      </w:r>
-      <w:r>
-        <w:rPr>
-          <w:i/>
-          <w:sz w:val="36"/>
-          <w:szCs w:val="36"/>
-        </w:rPr>
-        <w:t xml:space="preserve">Partner, PhoneService, is_anchored), </w:t>
-      </w:r>
-      <w:r>
-        <w:rPr>
-          <w:sz w:val="36"/>
-          <w:szCs w:val="36"/>
-        </w:rPr>
-        <w:t>were manually mapped to binary format (Yes=1, No=0).</w:t>
-      </w:r>
-    </w:p>
-    <w:p>
-      <w:pPr>
-        <w:pStyle w:val="ListParagraph"/>
-        <w:ind w:left="1440"/>
-        <w:rPr>
-          <w:sz w:val="36"/>
-          <w:szCs w:val="36"/>
-        </w:rPr>
-      </w:pPr>
-      <w:r>
-        <w:rPr>
-          <w:sz w:val="36"/>
-          <w:szCs w:val="36"/>
-        </w:rPr>
-        <w:t>This ensured consistent handling of custom Boolean flags created during feature engineering</w:t>
-      </w:r>
     </w:p>
     <w:p>
       <w:pPr>
@@ -5151,7 +5744,22 @@
           <w:sz w:val="36"/>
           <w:szCs w:val="36"/>
         </w:rPr>
-        <w:t xml:space="preserve">5.2 One-Hot Encoding(with Multicollinearity Prevention): </w:t>
+        <w:t>6.2</w:t>
+      </w:r>
+      <w:r>
+        <w:rPr>
+          <w:sz w:val="36"/>
+          <w:szCs w:val="36"/>
+        </w:rPr>
+        <w:t xml:space="preserve"> </w:t>
+      </w:r>
+      <w:r>
+        <w:rPr>
+          <w:b/>
+          <w:sz w:val="36"/>
+          <w:szCs w:val="36"/>
+        </w:rPr>
+        <w:t xml:space="preserve">Handling Class Imbalance: </w:t>
       </w:r>
     </w:p>
     <w:p>
@@ -5168,39 +5776,43 @@
       </w:pPr>
       <w:r>
         <w:rPr>
-          <w:sz w:val="36"/>
-          <w:szCs w:val="36"/>
-        </w:rPr>
-        <w:t>Nominal variables(</w:t>
-      </w:r>
-      <w:r>
-        <w:rPr>
-          <w:sz w:val="36"/>
-          <w:szCs w:val="36"/>
-        </w:rPr>
-        <w:t>e.g.,</w:t>
-      </w:r>
-      <w:r>
-        <w:rPr>
-          <w:sz w:val="36"/>
-          <w:szCs w:val="36"/>
-        </w:rPr>
-        <w:t xml:space="preserve"> </w:t>
-      </w:r>
-      <w:r>
-        <w:rPr>
+          <w:b/>
+          <w:sz w:val="36"/>
+          <w:szCs w:val="36"/>
+        </w:rPr>
+        <w:t xml:space="preserve">Method: </w:t>
+      </w:r>
+      <w:r>
+        <w:rPr>
+          <w:sz w:val="36"/>
+          <w:szCs w:val="36"/>
+        </w:rPr>
+        <w:t xml:space="preserve">The model was configured with </w:t>
+      </w:r>
+      <w:r>
+        <w:rPr>
+          <w:b/>
+          <w:sz w:val="36"/>
+          <w:szCs w:val="36"/>
+        </w:rPr>
+        <w:t>(</w:t>
+      </w:r>
+      <w:r>
+        <w:rPr>
+          <w:b/>
           <w:i/>
           <w:sz w:val="36"/>
           <w:szCs w:val="36"/>
         </w:rPr>
-        <w:t xml:space="preserve">PaymentMethod, InternetService) </w:t>
-      </w:r>
-      <w:r>
-        <w:rPr>
-          <w:sz w:val="36"/>
-          <w:szCs w:val="36"/>
-        </w:rPr>
-        <w:t>were converted using pd.get_dummies</w:t>
+        <w:t>class_weight = ‘balanced’</w:t>
+      </w:r>
+      <w:r>
+        <w:rPr>
+          <w:b/>
+          <w:sz w:val="36"/>
+          <w:szCs w:val="36"/>
+        </w:rPr>
+        <w:t>).</w:t>
       </w:r>
     </w:p>
     <w:p>
@@ -5217,10 +5829,18 @@
       </w:pPr>
       <w:r>
         <w:rPr>
-          <w:sz w:val="36"/>
-          <w:szCs w:val="36"/>
-        </w:rPr>
-        <w:t>The parameter drop_first = True was applied. This removes the first category of each variable.</w:t>
+          <w:b/>
+          <w:sz w:val="36"/>
+          <w:szCs w:val="36"/>
+        </w:rPr>
+        <w:t>Mechanism:</w:t>
+      </w:r>
+      <w:r>
+        <w:rPr>
+          <w:sz w:val="36"/>
+          <w:szCs w:val="36"/>
+        </w:rPr>
+        <w:t xml:space="preserve"> This hyper parameter automatically adjusts weights inversely proportional to class frequencies. It penalizes the model more heavily for missing a “Churner” than for flagging a “Non-Churner”.</w:t>
       </w:r>
     </w:p>
     <w:p>
@@ -5234,638 +5854,9 @@
           <w:sz w:val="36"/>
           <w:szCs w:val="36"/>
         </w:rPr>
-      </w:pPr>
-      <w:r>
-        <w:rPr>
-          <w:b/>
-          <w:sz w:val="36"/>
-          <w:szCs w:val="36"/>
-        </w:rPr>
-        <w:t xml:space="preserve">Rationale: </w:t>
-      </w:r>
-      <w:r>
-        <w:rPr>
-          <w:sz w:val="36"/>
-          <w:szCs w:val="36"/>
-        </w:rPr>
-        <w:t xml:space="preserve">This prevents </w:t>
-      </w:r>
-      <w:r>
-        <w:rPr>
-          <w:b/>
-          <w:sz w:val="36"/>
-          <w:szCs w:val="36"/>
-        </w:rPr>
-        <w:t>Perfect Multicollinearity (</w:t>
-      </w:r>
-      <w:r>
-        <w:rPr>
-          <w:sz w:val="36"/>
-          <w:szCs w:val="36"/>
-        </w:rPr>
-        <w:t>The Dummy Variable Trap), which is critical for linear models like Logistic Regression to function correctly.</w:t>
-      </w:r>
-    </w:p>
-    <w:p>
-      <w:pPr>
-        <w:pStyle w:val="ListParagraph"/>
-        <w:numPr>
-          <w:ilvl w:val="0"/>
-          <w:numId w:val="1"/>
-        </w:numPr>
-        <w:rPr>
-          <w:sz w:val="36"/>
-          <w:szCs w:val="36"/>
-        </w:rPr>
-      </w:pPr>
-      <w:r>
-        <w:rPr>
-          <w:b/>
-          <w:sz w:val="36"/>
-          <w:szCs w:val="36"/>
-        </w:rPr>
-        <w:t xml:space="preserve">5.3 Train-Test Split (Stratified): </w:t>
-      </w:r>
-    </w:p>
-    <w:p>
-      <w:pPr>
-        <w:pStyle w:val="ListParagraph"/>
-        <w:numPr>
-          <w:ilvl w:val="1"/>
-          <w:numId w:val="1"/>
-        </w:numPr>
-        <w:rPr>
-          <w:sz w:val="36"/>
-          <w:szCs w:val="36"/>
-        </w:rPr>
-      </w:pPr>
-      <w:r>
-        <w:rPr>
-          <w:sz w:val="36"/>
-          <w:szCs w:val="36"/>
-        </w:rPr>
-        <w:t xml:space="preserve">The dataset was split into </w:t>
-      </w:r>
-      <w:r>
-        <w:rPr>
-          <w:b/>
-          <w:sz w:val="36"/>
-          <w:szCs w:val="36"/>
-        </w:rPr>
-        <w:t>training (80%)</w:t>
-      </w:r>
-      <w:r>
-        <w:rPr>
-          <w:sz w:val="36"/>
-          <w:szCs w:val="36"/>
-        </w:rPr>
-        <w:t xml:space="preserve"> and </w:t>
-      </w:r>
-      <w:r>
-        <w:rPr>
-          <w:b/>
-          <w:sz w:val="36"/>
-          <w:szCs w:val="36"/>
-        </w:rPr>
-        <w:t>testing (20%)</w:t>
-      </w:r>
-      <w:r>
-        <w:rPr>
-          <w:sz w:val="36"/>
-          <w:szCs w:val="36"/>
-        </w:rPr>
-        <w:t xml:space="preserve"> sets.</w:t>
-      </w:r>
-    </w:p>
-    <w:p>
-      <w:pPr>
-        <w:pStyle w:val="ListParagraph"/>
-        <w:numPr>
-          <w:ilvl w:val="1"/>
-          <w:numId w:val="1"/>
-        </w:numPr>
-        <w:rPr>
-          <w:sz w:val="36"/>
-          <w:szCs w:val="36"/>
-        </w:rPr>
-      </w:pPr>
-      <w:r>
-        <w:rPr>
-          <w:sz w:val="36"/>
-          <w:szCs w:val="36"/>
-        </w:rPr>
-        <w:t>Stratification was used to ensure the churn distribution (26%) remained consistent across both sets, preventing a non-representative test set</w:t>
-      </w:r>
-    </w:p>
-    <w:p>
-      <w:pPr>
-        <w:pStyle w:val="ListParagraph"/>
-        <w:numPr>
-          <w:ilvl w:val="0"/>
-          <w:numId w:val="1"/>
-        </w:numPr>
-        <w:rPr>
-          <w:sz w:val="36"/>
-          <w:szCs w:val="36"/>
-        </w:rPr>
-      </w:pPr>
-      <w:r>
-        <w:rPr>
-          <w:b/>
-          <w:sz w:val="36"/>
-          <w:szCs w:val="36"/>
-        </w:rPr>
-        <w:t>5.</w:t>
-      </w:r>
-      <w:r>
-        <w:rPr>
-          <w:b/>
-          <w:sz w:val="36"/>
-          <w:szCs w:val="36"/>
-        </w:rPr>
-        <w:t>4</w:t>
-      </w:r>
-      <w:r>
-        <w:rPr>
-          <w:b/>
-          <w:sz w:val="36"/>
-          <w:szCs w:val="36"/>
-        </w:rPr>
-        <w:t xml:space="preserve"> Feature Scaling: </w:t>
-      </w:r>
-    </w:p>
-    <w:p>
-      <w:pPr>
-        <w:pStyle w:val="ListParagraph"/>
-        <w:numPr>
-          <w:ilvl w:val="1"/>
-          <w:numId w:val="1"/>
-        </w:numPr>
-        <w:rPr>
-          <w:sz w:val="36"/>
-          <w:szCs w:val="36"/>
-        </w:rPr>
-      </w:pPr>
-      <w:r>
-        <w:rPr>
-          <w:b/>
-          <w:sz w:val="36"/>
-          <w:szCs w:val="36"/>
-        </w:rPr>
-        <w:t>StandardScaler</w:t>
-      </w:r>
-      <w:r>
-        <w:rPr>
-          <w:sz w:val="36"/>
-          <w:szCs w:val="36"/>
-        </w:rPr>
-        <w:t xml:space="preserve"> was applied to the continuous features (</w:t>
-      </w:r>
-      <w:r>
-        <w:rPr>
-          <w:i/>
-          <w:sz w:val="36"/>
-          <w:szCs w:val="36"/>
-        </w:rPr>
-        <w:t xml:space="preserve">tenure, MonthlyCharges) </w:t>
-      </w:r>
-      <w:r>
-        <w:rPr>
-          <w:sz w:val="36"/>
-          <w:szCs w:val="36"/>
-        </w:rPr>
-        <w:t xml:space="preserve">to normalize their range. </w:t>
-      </w:r>
-      <w:r>
-        <w:rPr>
-          <w:sz w:val="36"/>
-          <w:szCs w:val="36"/>
-        </w:rPr>
-        <w:t>This ensures numerical stability and allows coefficient magnitudes to be meaningfully compared.</w:t>
-      </w:r>
-    </w:p>
-    <w:p>
-      <w:pPr>
-        <w:pStyle w:val="ListParagraph"/>
-        <w:numPr>
-          <w:ilvl w:val="1"/>
-          <w:numId w:val="1"/>
-        </w:numPr>
-        <w:rPr>
-          <w:sz w:val="36"/>
-          <w:szCs w:val="36"/>
-        </w:rPr>
         <w:sectPr>
           <w:headerReference w:type="default" r:id="rId22"/>
           <w:headerReference w:type="first" r:id="rId23"/>
-          <w:pgSz w:w="12240" w:h="15840"/>
-          <w:pgMar w:top="720" w:right="720" w:bottom="720" w:left="720" w:header="708" w:footer="708" w:gutter="0"/>
-          <w:cols w:space="708"/>
-          <w:titlePg/>
-          <w:docGrid w:linePitch="360"/>
-        </w:sectPr>
-      </w:pPr>
-      <w:r>
-        <w:rPr>
-          <w:b/>
-          <w:sz w:val="36"/>
-          <w:szCs w:val="36"/>
-        </w:rPr>
-        <w:lastRenderedPageBreak/>
-        <w:t xml:space="preserve">Leakage Prevention: </w:t>
-      </w:r>
-      <w:r>
-        <w:rPr>
-          <w:sz w:val="36"/>
-          <w:szCs w:val="36"/>
-        </w:rPr>
-        <w:t xml:space="preserve">The scaler was </w:t>
-      </w:r>
-      <w:r>
-        <w:rPr>
-          <w:b/>
-          <w:sz w:val="36"/>
-          <w:szCs w:val="36"/>
-        </w:rPr>
-        <w:t xml:space="preserve">fitted only on the training set </w:t>
-      </w:r>
-      <w:r>
-        <w:rPr>
-          <w:sz w:val="36"/>
-          <w:szCs w:val="36"/>
-        </w:rPr>
-        <w:t>and then applied to the test set. This ensures that statistical information from the test set (mean/variance) did not leak into the model training process</w:t>
-      </w:r>
-    </w:p>
-    <w:p>
-      <w:pPr>
-        <w:pStyle w:val="Heading1"/>
-        <w:jc w:val="center"/>
-        <w:rPr>
-          <w:b/>
-          <w:sz w:val="50"/>
-          <w:szCs w:val="50"/>
-        </w:rPr>
-      </w:pPr>
-      <w:bookmarkStart w:id="6" w:name="_Toc220325079"/>
-      <w:r>
-        <w:rPr>
-          <w:b/>
-          <w:sz w:val="50"/>
-          <w:szCs w:val="50"/>
-        </w:rPr>
-        <w:lastRenderedPageBreak/>
-        <w:t>6. Modeling Strategy</w:t>
-      </w:r>
-      <w:bookmarkEnd w:id="6"/>
-    </w:p>
-    <w:p>
-      <w:pPr>
-        <w:pStyle w:val="Header"/>
-        <w:ind w:left="720"/>
-      </w:pPr>
-    </w:p>
-    <w:p>
-      <w:pPr>
-        <w:rPr>
-          <w:sz w:val="36"/>
-          <w:szCs w:val="36"/>
-        </w:rPr>
-      </w:pPr>
-      <w:r>
-        <w:rPr>
-          <w:sz w:val="36"/>
-          <w:szCs w:val="36"/>
-        </w:rPr>
-        <w:t xml:space="preserve">The modeling phase prioritized </w:t>
-      </w:r>
-      <w:r>
-        <w:rPr>
-          <w:b/>
-          <w:sz w:val="36"/>
-          <w:szCs w:val="36"/>
-        </w:rPr>
-        <w:t xml:space="preserve">performance on the minority class </w:t>
-      </w:r>
-      <w:r>
-        <w:rPr>
-          <w:sz w:val="36"/>
-          <w:szCs w:val="36"/>
-        </w:rPr>
-        <w:t xml:space="preserve">(churners) and interpretability </w:t>
-      </w:r>
-    </w:p>
-    <w:p>
-      <w:pPr>
-        <w:pStyle w:val="ListParagraph"/>
-        <w:numPr>
-          <w:ilvl w:val="0"/>
-          <w:numId w:val="1"/>
-        </w:numPr>
-        <w:rPr>
-          <w:sz w:val="36"/>
-          <w:szCs w:val="36"/>
-        </w:rPr>
-      </w:pPr>
-      <w:r>
-        <w:rPr>
-          <w:b/>
-          <w:sz w:val="36"/>
-          <w:szCs w:val="36"/>
-        </w:rPr>
-        <w:t>6.1 Algorithm Selection: Logistic Regression</w:t>
-      </w:r>
-    </w:p>
-    <w:p>
-      <w:pPr>
-        <w:pStyle w:val="ListParagraph"/>
-        <w:numPr>
-          <w:ilvl w:val="1"/>
-          <w:numId w:val="1"/>
-        </w:numPr>
-        <w:rPr>
-          <w:sz w:val="36"/>
-          <w:szCs w:val="36"/>
-        </w:rPr>
-      </w:pPr>
-      <w:r>
-        <w:rPr>
-          <w:b/>
-          <w:sz w:val="36"/>
-          <w:szCs w:val="36"/>
-        </w:rPr>
-        <w:t xml:space="preserve">Choice: </w:t>
-      </w:r>
-      <w:r>
-        <w:rPr>
-          <w:sz w:val="36"/>
-          <w:szCs w:val="36"/>
-        </w:rPr>
-        <w:t>Logistic re</w:t>
-      </w:r>
-      <w:r>
-        <w:rPr>
-          <w:sz w:val="36"/>
-          <w:szCs w:val="36"/>
-        </w:rPr>
-        <w:t xml:space="preserve">gression was selected as the final model. </w:t>
-      </w:r>
-    </w:p>
-    <w:p>
-      <w:pPr>
-        <w:pStyle w:val="ListParagraph"/>
-        <w:numPr>
-          <w:ilvl w:val="1"/>
-          <w:numId w:val="1"/>
-        </w:numPr>
-        <w:rPr>
-          <w:sz w:val="36"/>
-          <w:szCs w:val="36"/>
-        </w:rPr>
-      </w:pPr>
-      <w:r>
-        <w:rPr>
-          <w:b/>
-          <w:sz w:val="36"/>
-          <w:szCs w:val="36"/>
-        </w:rPr>
-        <w:t>Performance Lead:</w:t>
-      </w:r>
-      <w:r>
-        <w:rPr>
-          <w:sz w:val="36"/>
-          <w:szCs w:val="36"/>
-        </w:rPr>
-        <w:t xml:space="preserve"> Logistic Regression </w:t>
-      </w:r>
-      <w:r>
-        <w:rPr>
-          <w:b/>
-          <w:sz w:val="36"/>
-          <w:szCs w:val="36"/>
-        </w:rPr>
-        <w:t xml:space="preserve">consistently outperformed </w:t>
-      </w:r>
-      <w:r>
-        <w:rPr>
-          <w:sz w:val="36"/>
-          <w:szCs w:val="36"/>
-        </w:rPr>
-        <w:t xml:space="preserve">the challenger model (Random Forest). During validation, </w:t>
-      </w:r>
-      <w:r>
-        <w:rPr>
-          <w:b/>
-          <w:sz w:val="36"/>
-          <w:szCs w:val="36"/>
-        </w:rPr>
-        <w:t xml:space="preserve">Random Forest exhibited material degradation in minority-class performance, </w:t>
-      </w:r>
-      <w:r>
-        <w:rPr>
-          <w:sz w:val="36"/>
-          <w:szCs w:val="36"/>
-        </w:rPr>
-        <w:t xml:space="preserve">particularly in recall, despite the increased model complexity </w:t>
-      </w:r>
-    </w:p>
-    <w:p>
-      <w:pPr>
-        <w:pStyle w:val="ListParagraph"/>
-        <w:numPr>
-          <w:ilvl w:val="1"/>
-          <w:numId w:val="1"/>
-        </w:numPr>
-        <w:rPr>
-          <w:sz w:val="36"/>
-          <w:szCs w:val="36"/>
-        </w:rPr>
-      </w:pPr>
-      <w:r>
-        <w:rPr>
-          <w:b/>
-          <w:sz w:val="36"/>
-          <w:szCs w:val="36"/>
-        </w:rPr>
-        <w:t>Rationale:</w:t>
-      </w:r>
-      <w:r>
-        <w:rPr>
-          <w:sz w:val="36"/>
-          <w:szCs w:val="36"/>
-        </w:rPr>
-        <w:t xml:space="preserve"> The dataset contains strong linear risk factors (e.g., Price increase correlates to higher churn risk). The Random Forest model likely struggled to generalize these relationships given the class imbalance, whereas the weighted logistic regression successfully captured the signal. </w:t>
-      </w:r>
-    </w:p>
-    <w:p>
-      <w:pPr>
-        <w:pStyle w:val="ListParagraph"/>
-        <w:numPr>
-          <w:ilvl w:val="1"/>
-          <w:numId w:val="1"/>
-        </w:numPr>
-        <w:rPr>
-          <w:sz w:val="36"/>
-          <w:szCs w:val="36"/>
-        </w:rPr>
-      </w:pPr>
-      <w:r>
-        <w:rPr>
-          <w:b/>
-          <w:sz w:val="36"/>
-          <w:szCs w:val="36"/>
-        </w:rPr>
-        <w:t>Interpretability:</w:t>
-      </w:r>
-      <w:r>
-        <w:rPr>
-          <w:sz w:val="36"/>
-          <w:szCs w:val="36"/>
-        </w:rPr>
-        <w:t xml:space="preserve"> Beyond performance, Logistic regression offered transparent coefficients (e.g., quantifying exactly how much “Fiber Optic” increases the odds of churn), which is critical for explaining the model to stakeholders.</w:t>
-      </w:r>
-    </w:p>
-    <w:p>
-      <w:pPr>
-        <w:pStyle w:val="ListParagraph"/>
-        <w:ind w:left="1440"/>
-        <w:rPr>
-          <w:sz w:val="36"/>
-          <w:szCs w:val="36"/>
-        </w:rPr>
-      </w:pPr>
-    </w:p>
-    <w:p>
-      <w:pPr>
-        <w:pStyle w:val="ListParagraph"/>
-        <w:numPr>
-          <w:ilvl w:val="0"/>
-          <w:numId w:val="1"/>
-        </w:numPr>
-        <w:rPr>
-          <w:sz w:val="36"/>
-          <w:szCs w:val="36"/>
-        </w:rPr>
-      </w:pPr>
-      <w:r>
-        <w:rPr>
-          <w:b/>
-          <w:sz w:val="36"/>
-          <w:szCs w:val="36"/>
-        </w:rPr>
-        <w:t>6.2</w:t>
-      </w:r>
-      <w:r>
-        <w:rPr>
-          <w:sz w:val="36"/>
-          <w:szCs w:val="36"/>
-        </w:rPr>
-        <w:t xml:space="preserve"> </w:t>
-      </w:r>
-      <w:r>
-        <w:rPr>
-          <w:b/>
-          <w:sz w:val="36"/>
-          <w:szCs w:val="36"/>
-        </w:rPr>
-        <w:t xml:space="preserve">Handling Class Imbalance: </w:t>
-      </w:r>
-    </w:p>
-    <w:p>
-      <w:pPr>
-        <w:pStyle w:val="ListParagraph"/>
-        <w:numPr>
-          <w:ilvl w:val="1"/>
-          <w:numId w:val="1"/>
-        </w:numPr>
-        <w:rPr>
-          <w:sz w:val="36"/>
-          <w:szCs w:val="36"/>
-        </w:rPr>
-      </w:pPr>
-      <w:r>
-        <w:rPr>
-          <w:b/>
-          <w:sz w:val="36"/>
-          <w:szCs w:val="36"/>
-        </w:rPr>
-        <w:t xml:space="preserve">Method: </w:t>
-      </w:r>
-      <w:r>
-        <w:rPr>
-          <w:sz w:val="36"/>
-          <w:szCs w:val="36"/>
-        </w:rPr>
-        <w:t xml:space="preserve">The model was configured with </w:t>
-      </w:r>
-      <w:r>
-        <w:rPr>
-          <w:b/>
-          <w:sz w:val="36"/>
-          <w:szCs w:val="36"/>
-        </w:rPr>
-        <w:t>(</w:t>
-      </w:r>
-      <w:r>
-        <w:rPr>
-          <w:b/>
-          <w:i/>
-          <w:sz w:val="36"/>
-          <w:szCs w:val="36"/>
-        </w:rPr>
-        <w:t>class_weight = ‘balanced’</w:t>
-      </w:r>
-      <w:r>
-        <w:rPr>
-          <w:b/>
-          <w:sz w:val="36"/>
-          <w:szCs w:val="36"/>
-        </w:rPr>
-        <w:t>).</w:t>
-      </w:r>
-    </w:p>
-    <w:p>
-      <w:pPr>
-        <w:pStyle w:val="ListParagraph"/>
-        <w:numPr>
-          <w:ilvl w:val="1"/>
-          <w:numId w:val="1"/>
-        </w:numPr>
-        <w:rPr>
-          <w:sz w:val="36"/>
-          <w:szCs w:val="36"/>
-        </w:rPr>
-      </w:pPr>
-      <w:r>
-        <w:rPr>
-          <w:b/>
-          <w:sz w:val="36"/>
-          <w:szCs w:val="36"/>
-        </w:rPr>
-        <w:t>Mechanism:</w:t>
-      </w:r>
-      <w:r>
-        <w:rPr>
-          <w:sz w:val="36"/>
-          <w:szCs w:val="36"/>
-        </w:rPr>
-        <w:t xml:space="preserve"> This hyper parameter automatically adjusts weights inversely proportional to class frequencies. It penalizes the model more heavily for missing a “Churner” than for flagging a “Non-Churner”.</w:t>
-      </w:r>
-    </w:p>
-    <w:p>
-      <w:pPr>
-        <w:pStyle w:val="ListParagraph"/>
-        <w:numPr>
-          <w:ilvl w:val="1"/>
-          <w:numId w:val="1"/>
-        </w:numPr>
-        <w:rPr>
-          <w:sz w:val="36"/>
-          <w:szCs w:val="36"/>
-        </w:rPr>
-        <w:sectPr>
-          <w:headerReference w:type="default" r:id="rId24"/>
-          <w:headerReference w:type="first" r:id="rId25"/>
           <w:pgSz w:w="12240" w:h="15840"/>
           <w:pgMar w:top="720" w:right="720" w:bottom="720" w:left="720" w:header="708" w:footer="708" w:gutter="0"/>
           <w:cols w:space="708"/>
@@ -6149,7 +6140,7 @@
                     <pic:cNvPicPr/>
                   </pic:nvPicPr>
                   <pic:blipFill>
-                    <a:blip r:embed="rId26"/>
+                    <a:blip r:embed="rId24"/>
                     <a:stretch>
                       <a:fillRect/>
                     </a:stretch>
@@ -6259,8 +6250,8 @@
           <w:szCs w:val="36"/>
         </w:rPr>
         <w:sectPr>
-          <w:headerReference w:type="default" r:id="rId27"/>
-          <w:headerReference w:type="first" r:id="rId28"/>
+          <w:headerReference w:type="default" r:id="rId25"/>
+          <w:headerReference w:type="first" r:id="rId26"/>
           <w:pgSz w:w="12240" w:h="15840"/>
           <w:pgMar w:top="720" w:right="720" w:bottom="720" w:left="720" w:header="708" w:footer="708" w:gutter="0"/>
           <w:cols w:space="708"/>
@@ -6500,7 +6491,7 @@
                     <pic:cNvPicPr/>
                   </pic:nvPicPr>
                   <pic:blipFill>
-                    <a:blip r:embed="rId29"/>
+                    <a:blip r:embed="rId27"/>
                     <a:stretch>
                       <a:fillRect/>
                     </a:stretch>
@@ -7110,8 +7101,8 @@
           <w:szCs w:val="36"/>
         </w:rPr>
         <w:sectPr>
-          <w:headerReference w:type="default" r:id="rId30"/>
-          <w:headerReference w:type="first" r:id="rId31"/>
+          <w:headerReference w:type="default" r:id="rId28"/>
+          <w:headerReference w:type="first" r:id="rId29"/>
           <w:pgSz w:w="12240" w:h="15840"/>
           <w:pgMar w:top="720" w:right="720" w:bottom="720" w:left="720" w:header="708" w:footer="708" w:gutter="0"/>
           <w:cols w:space="708"/>
@@ -7142,7 +7133,7 @@
                     <pic:cNvPicPr/>
                   </pic:nvPicPr>
                   <pic:blipFill>
-                    <a:blip r:embed="rId32"/>
+                    <a:blip r:embed="rId30"/>
                     <a:stretch>
                       <a:fillRect/>
                     </a:stretch>
@@ -7685,8 +7676,8 @@
       </w:pPr>
     </w:p>
     <w:sectPr>
-      <w:headerReference w:type="default" r:id="rId33"/>
-      <w:headerReference w:type="first" r:id="rId34"/>
+      <w:headerReference w:type="default" r:id="rId31"/>
+      <w:headerReference w:type="first" r:id="rId32"/>
       <w:pgSz w:w="12240" w:h="15840"/>
       <w:pgMar w:top="720" w:right="720" w:bottom="720" w:left="720" w:header="708" w:footer="708" w:gutter="0"/>
       <w:cols w:space="708"/>
@@ -7765,7 +7756,7 @@
         <w:sz w:val="50"/>
         <w:szCs w:val="50"/>
       </w:rPr>
-      <w:t>4. Feature Engineering</w:t>
+      <w:t>5. Data Preprocessing</w:t>
     </w:r>
   </w:p>
   <w:p>
@@ -7792,57 +7783,6 @@
 </w:hdr>
 </file>
 
-<file path=word/header11.xml><?xml version="1.0" encoding="utf-8"?>
-<w:hdr xmlns:wpc="http://schemas.microsoft.com/office/word/2010/wordprocessingCanvas" xmlns:mc="http://schemas.openxmlformats.org/markup-compatibility/2006" xmlns:o="urn:schemas-microsoft-com:office:office" xmlns:r="http://schemas.openxmlformats.org/officeDocument/2006/relationships" xmlns:m="http://schemas.openxmlformats.org/officeDocument/2006/math" xmlns:v="urn:schemas-microsoft-com:vml" xmlns:wp14="http://schemas.microsoft.com/office/word/2010/wordprocessingDrawing" xmlns:wp="http://schemas.openxmlformats.org/drawingml/2006/wordprocessingDrawing" xmlns:w10="urn:schemas-microsoft-com:office:word" xmlns:w="http://schemas.openxmlformats.org/wordprocessingml/2006/main" xmlns:w14="http://schemas.microsoft.com/office/word/2010/wordml" xmlns:w15="http://schemas.microsoft.com/office/word/2012/wordml" xmlns:wpg="http://schemas.microsoft.com/office/word/2010/wordprocessingGroup" xmlns:wpi="http://schemas.microsoft.com/office/word/2010/wordprocessingInk" xmlns:wne="http://schemas.microsoft.com/office/word/2006/wordml" xmlns:wps="http://schemas.microsoft.com/office/word/2010/wordprocessingShape" mc:Ignorable="w14 w15 wp14">
-  <w:p>
-    <w:pPr>
-      <w:pStyle w:val="Header"/>
-      <w:jc w:val="center"/>
-      <w:rPr>
-        <w:b/>
-        <w:sz w:val="50"/>
-        <w:szCs w:val="50"/>
-      </w:rPr>
-    </w:pPr>
-    <w:r>
-      <w:rPr>
-        <w:b/>
-        <w:sz w:val="50"/>
-        <w:szCs w:val="50"/>
-      </w:rPr>
-      <w:t>9. Limitations, Recommendations and Next Steps</w:t>
-    </w:r>
-  </w:p>
-  <w:p>
-    <w:pPr>
-      <w:pStyle w:val="Header"/>
-      <w:jc w:val="center"/>
-    </w:pPr>
-  </w:p>
-  <w:p>
-    <w:pPr>
-      <w:pStyle w:val="Header"/>
-      <w:jc w:val="center"/>
-    </w:pPr>
-  </w:p>
-  <w:p>
-    <w:pPr>
-      <w:pStyle w:val="Header"/>
-    </w:pPr>
-  </w:p>
-</w:hdr>
-</file>
-
-<file path=word/header12.xml><?xml version="1.0" encoding="utf-8"?>
-<w:hdr xmlns:wpc="http://schemas.microsoft.com/office/word/2010/wordprocessingCanvas" xmlns:mc="http://schemas.openxmlformats.org/markup-compatibility/2006" xmlns:o="urn:schemas-microsoft-com:office:office" xmlns:r="http://schemas.openxmlformats.org/officeDocument/2006/relationships" xmlns:m="http://schemas.openxmlformats.org/officeDocument/2006/math" xmlns:v="urn:schemas-microsoft-com:vml" xmlns:wp14="http://schemas.microsoft.com/office/word/2010/wordprocessingDrawing" xmlns:wp="http://schemas.openxmlformats.org/drawingml/2006/wordprocessingDrawing" xmlns:w10="urn:schemas-microsoft-com:office:word" xmlns:w="http://schemas.openxmlformats.org/wordprocessingml/2006/main" xmlns:w14="http://schemas.microsoft.com/office/word/2010/wordml" xmlns:w15="http://schemas.microsoft.com/office/word/2012/wordml" xmlns:wpg="http://schemas.microsoft.com/office/word/2010/wordprocessingGroup" xmlns:wpi="http://schemas.microsoft.com/office/word/2010/wordprocessingInk" xmlns:wne="http://schemas.microsoft.com/office/word/2006/wordml" xmlns:wps="http://schemas.microsoft.com/office/word/2010/wordprocessingShape" mc:Ignorable="w14 w15 wp14">
-  <w:p>
-    <w:pPr>
-      <w:pStyle w:val="Header"/>
-    </w:pPr>
-  </w:p>
-</w:hdr>
-</file>
-
 <file path=word/header2.xml><?xml version="1.0" encoding="utf-8"?>
 <w:hdr xmlns:wpc="http://schemas.microsoft.com/office/word/2010/wordprocessingCanvas" xmlns:mc="http://schemas.openxmlformats.org/markup-compatibility/2006" xmlns:o="urn:schemas-microsoft-com:office:office" xmlns:r="http://schemas.openxmlformats.org/officeDocument/2006/relationships" xmlns:m="http://schemas.openxmlformats.org/officeDocument/2006/math" xmlns:v="urn:schemas-microsoft-com:vml" xmlns:wp14="http://schemas.microsoft.com/office/word/2010/wordprocessingDrawing" xmlns:wp="http://schemas.openxmlformats.org/drawingml/2006/wordprocessingDrawing" xmlns:w10="urn:schemas-microsoft-com:office:word" xmlns:w="http://schemas.openxmlformats.org/wordprocessingml/2006/main" xmlns:w14="http://schemas.microsoft.com/office/word/2010/wordml" xmlns:w15="http://schemas.microsoft.com/office/word/2012/wordml" xmlns:wpg="http://schemas.microsoft.com/office/word/2010/wordprocessingGroup" xmlns:wpi="http://schemas.microsoft.com/office/word/2010/wordprocessingInk" xmlns:wne="http://schemas.microsoft.com/office/word/2006/wordml" xmlns:wps="http://schemas.microsoft.com/office/word/2010/wordprocessingShape" mc:Ignorable="w14 w15 wp14">
   <w:p>
@@ -7871,7 +7811,7 @@
         <w:sz w:val="50"/>
         <w:szCs w:val="50"/>
       </w:rPr>
-      <w:t>5. Data Preprocessing</w:t>
+      <w:t>6. Modeling Strategy</w:t>
     </w:r>
   </w:p>
   <w:p>
@@ -7916,7 +7856,7 @@
         <w:sz w:val="50"/>
         <w:szCs w:val="50"/>
       </w:rPr>
-      <w:t>6. Modeling Strategy</w:t>
+      <w:t>7. Model Evaluation</w:t>
     </w:r>
   </w:p>
   <w:p>
@@ -7961,7 +7901,7 @@
         <w:sz w:val="50"/>
         <w:szCs w:val="50"/>
       </w:rPr>
-      <w:t>7. Model Evaluation</w:t>
+      <w:t>8. Business Impact and ROI Simulation</w:t>
     </w:r>
   </w:p>
   <w:p>
@@ -8006,8 +7946,14 @@
         <w:sz w:val="50"/>
         <w:szCs w:val="50"/>
       </w:rPr>
-      <w:t>8. Business Impact and ROI Simulation</w:t>
+      <w:t>9. Limitations, Recommendations and Next Steps</w:t>
     </w:r>
+  </w:p>
+  <w:p>
+    <w:pPr>
+      <w:pStyle w:val="Header"/>
+      <w:jc w:val="center"/>
+    </w:pPr>
   </w:p>
   <w:p>
     <w:pPr>
@@ -11919,7 +11865,7 @@
 </file>
 
 <file path=customXml/itemProps1.xml><?xml version="1.0" encoding="utf-8"?>
-<ds:datastoreItem xmlns:ds="http://schemas.openxmlformats.org/officeDocument/2006/customXml" ds:itemID="{3F18097E-6FA1-4181-8D23-8E96AFC195D7}">
+<ds:datastoreItem xmlns:ds="http://schemas.openxmlformats.org/officeDocument/2006/customXml" ds:itemID="{8C6BAF93-1039-41EB-875C-066CDEDE8A66}">
   <ds:schemaRefs>
     <ds:schemaRef ds:uri="http://schemas.openxmlformats.org/officeDocument/2006/bibliography"/>
   </ds:schemaRefs>

--- a/reports/Technical_Report.docx
+++ b/reports/Technical_Report.docx
@@ -3769,14 +3769,35 @@
           <w:sz w:val="36"/>
           <w:szCs w:val="36"/>
         </w:rPr>
-        <w:t>Multivariate analysis revealed a bell-shaped lag structure; Google peaks at a 2-</w:t>
-      </w:r>
-      <w:r>
-        <w:rPr>
-          <w:sz w:val="36"/>
-          <w:szCs w:val="36"/>
-        </w:rPr>
-        <w:t xml:space="preserve">3 </w:t>
+        <w:t>Multivariate analysis revealed a bell-shaped la</w:t>
+      </w:r>
+      <w:r>
+        <w:rPr>
+          <w:sz w:val="36"/>
+          <w:szCs w:val="36"/>
+        </w:rPr>
+        <w:t>g structure; Google peaks at a 1</w:t>
+      </w:r>
+      <w:r>
+        <w:rPr>
+          <w:sz w:val="36"/>
+          <w:szCs w:val="36"/>
+        </w:rPr>
+        <w:t>-</w:t>
+      </w:r>
+      <w:r>
+        <w:rPr>
+          <w:sz w:val="36"/>
+          <w:szCs w:val="36"/>
+        </w:rPr>
+        <w:t>2</w:t>
+      </w:r>
+      <w:r>
+        <w:rPr>
+          <w:sz w:val="36"/>
+          <w:szCs w:val="36"/>
+        </w:rPr>
+        <w:t xml:space="preserve"> </w:t>
       </w:r>
       <w:r>
         <w:rPr>
@@ -3798,14 +3819,21 @@
           <w:sz w:val="36"/>
           <w:szCs w:val="36"/>
         </w:rPr>
-        <w:t xml:space="preserve"> = 0.82) and Facebook at 2 </w:t>
-      </w:r>
-      <w:r>
-        <w:rPr>
-          <w:sz w:val="36"/>
-          <w:szCs w:val="36"/>
-        </w:rPr>
-        <w:t>weeks (</w:t>
+        <w:t xml:space="preserve"> = 0.82) and Facebook at 1</w:t>
+      </w:r>
+      <w:r>
+        <w:rPr>
+          <w:sz w:val="36"/>
+          <w:szCs w:val="36"/>
+        </w:rPr>
+        <w:t xml:space="preserve"> </w:t>
+      </w:r>
+      <w:r>
+        <w:rPr>
+          <w:sz w:val="36"/>
+          <w:szCs w:val="36"/>
+        </w:rPr>
+        <w:t>week (</w:t>
       </w:r>
       <w:r>
         <w:rPr>
@@ -3988,16 +4016,7 @@
           <w:sz w:val="36"/>
           <w:szCs w:val="36"/>
         </w:rPr>
-        <w:t>ρ</w:t>
-      </w:r>
-      <w:r>
-        <w:rPr>
-          <w:rFonts w:cstheme="minorHAnsi"/>
-          <w:b/>
-          <w:sz w:val="36"/>
-          <w:szCs w:val="36"/>
-        </w:rPr>
-        <w:t xml:space="preserve"> = 0.68</w:t>
+        <w:t>ρ = 0.68</w:t>
       </w:r>
       <w:r>
         <w:rPr>
@@ -4136,8 +4155,47 @@
           <w:sz w:val="36"/>
           <w:szCs w:val="36"/>
         </w:rPr>
-        <w:t>These channels should receive priority in budget allocation. Retention of impact requires aligning media planning with these 2–3 week payoff windows.</w:t>
-      </w:r>
+        <w:t xml:space="preserve">These channels should receive priority in budget allocation. Retention of impact requires aligning media planning with these </w:t>
+      </w:r>
+      <w:r>
+        <w:rPr>
+          <w:sz w:val="36"/>
+          <w:szCs w:val="36"/>
+        </w:rPr>
+        <w:t>1-2</w:t>
+      </w:r>
+      <w:r>
+        <w:rPr>
+          <w:sz w:val="36"/>
+          <w:szCs w:val="36"/>
+        </w:rPr>
+        <w:t xml:space="preserve"> week</w:t>
+      </w:r>
+      <w:r>
+        <w:rPr>
+          <w:sz w:val="36"/>
+          <w:szCs w:val="36"/>
+        </w:rPr>
+        <w:t>s</w:t>
+      </w:r>
+      <w:r>
+        <w:rPr>
+          <w:sz w:val="36"/>
+          <w:szCs w:val="36"/>
+        </w:rPr>
+        <w:t xml:space="preserve"> payoff windows.</w:t>
+      </w:r>
+    </w:p>
+    <w:p>
+      <w:pPr>
+        <w:pStyle w:val="ListParagraph"/>
+        <w:ind w:left="1440"/>
+        <w:rPr>
+          <w:b/>
+          <w:sz w:val="36"/>
+          <w:szCs w:val="36"/>
+        </w:rPr>
+      </w:pPr>
     </w:p>
     <w:p>
       <w:pPr>
@@ -4160,6 +4218,14 @@
         </w:rPr>
         <w:t xml:space="preserve">Insight 2: </w:t>
       </w:r>
+      <w:r>
+        <w:rPr>
+          <w:b/>
+          <w:sz w:val="36"/>
+          <w:szCs w:val="36"/>
+        </w:rPr>
+        <w:t>Lag structure</w:t>
+      </w:r>
     </w:p>
     <w:p>
       <w:pPr>
@@ -4182,6 +4248,30 @@
         </w:rPr>
         <w:t>Finding:</w:t>
       </w:r>
+      <w:r>
+        <w:rPr>
+          <w:b/>
+          <w:sz w:val="36"/>
+          <w:szCs w:val="36"/>
+        </w:rPr>
+        <w:t xml:space="preserve"> </w:t>
+      </w:r>
+      <w:proofErr w:type="spellStart"/>
+      <w:r>
+        <w:rPr>
+          <w:sz w:val="36"/>
+          <w:szCs w:val="36"/>
+        </w:rPr>
+        <w:t>Adstock</w:t>
+      </w:r>
+      <w:proofErr w:type="spellEnd"/>
+      <w:r>
+        <w:rPr>
+          <w:sz w:val="36"/>
+          <w:szCs w:val="36"/>
+        </w:rPr>
+        <w:t xml:space="preserve"> decay is not evenly distributed across channels.</w:t>
+      </w:r>
     </w:p>
     <w:p>
       <w:pPr>
@@ -4209,6 +4299,273 @@
       <w:pPr>
         <w:pStyle w:val="ListParagraph"/>
         <w:numPr>
+          <w:ilvl w:val="2"/>
+          <w:numId w:val="26"/>
+        </w:numPr>
+        <w:rPr>
+          <w:b/>
+          <w:sz w:val="36"/>
+          <w:szCs w:val="36"/>
+        </w:rPr>
+      </w:pPr>
+      <w:r>
+        <w:rPr>
+          <w:b/>
+          <w:sz w:val="36"/>
+          <w:szCs w:val="36"/>
+        </w:rPr>
+        <w:t>High Alpha:</w:t>
+      </w:r>
+    </w:p>
+    <w:p>
+      <w:pPr>
+        <w:pStyle w:val="ListParagraph"/>
+        <w:numPr>
+          <w:ilvl w:val="3"/>
+          <w:numId w:val="26"/>
+        </w:numPr>
+        <w:rPr>
+          <w:b/>
+          <w:sz w:val="36"/>
+          <w:szCs w:val="36"/>
+        </w:rPr>
+      </w:pPr>
+      <w:r>
+        <w:rPr>
+          <w:i/>
+          <w:sz w:val="36"/>
+          <w:szCs w:val="36"/>
+        </w:rPr>
+        <w:t>Affiliate Impressions (</w:t>
+      </w:r>
+      <w:r>
+        <w:rPr>
+          <w:rFonts w:cstheme="minorHAnsi"/>
+          <w:i/>
+          <w:sz w:val="36"/>
+          <w:szCs w:val="36"/>
+        </w:rPr>
+        <w:t>α</w:t>
+      </w:r>
+      <w:r>
+        <w:rPr>
+          <w:i/>
+          <w:sz w:val="36"/>
+          <w:szCs w:val="36"/>
+        </w:rPr>
+        <w:t xml:space="preserve"> =0.95): </w:t>
+      </w:r>
+      <w:r>
+        <w:rPr>
+          <w:sz w:val="36"/>
+          <w:szCs w:val="36"/>
+        </w:rPr>
+        <w:t>This is the strongest retention anchor, A spike here stays in the system nearly forever,  suggesting these users are highly embedded</w:t>
+      </w:r>
+    </w:p>
+    <w:p>
+      <w:pPr>
+        <w:pStyle w:val="ListParagraph"/>
+        <w:numPr>
+          <w:ilvl w:val="3"/>
+          <w:numId w:val="26"/>
+        </w:numPr>
+        <w:rPr>
+          <w:b/>
+          <w:sz w:val="36"/>
+          <w:szCs w:val="36"/>
+        </w:rPr>
+      </w:pPr>
+      <w:r>
+        <w:rPr>
+          <w:i/>
+          <w:sz w:val="36"/>
+          <w:szCs w:val="36"/>
+        </w:rPr>
+        <w:t>Organic Views (</w:t>
+      </w:r>
+      <w:r>
+        <w:rPr>
+          <w:rFonts w:cstheme="minorHAnsi"/>
+          <w:i/>
+          <w:sz w:val="36"/>
+          <w:szCs w:val="36"/>
+        </w:rPr>
+        <w:t>α</w:t>
+      </w:r>
+      <w:r>
+        <w:rPr>
+          <w:i/>
+          <w:sz w:val="36"/>
+          <w:szCs w:val="36"/>
+        </w:rPr>
+        <w:t xml:space="preserve"> = 0.90): </w:t>
+      </w:r>
+      <w:r>
+        <w:rPr>
+          <w:sz w:val="36"/>
+          <w:szCs w:val="36"/>
+        </w:rPr>
+        <w:t>Organic reach builds a slow but durable foundation</w:t>
+      </w:r>
+    </w:p>
+    <w:p>
+      <w:pPr>
+        <w:pStyle w:val="ListParagraph"/>
+        <w:numPr>
+          <w:ilvl w:val="2"/>
+          <w:numId w:val="26"/>
+        </w:numPr>
+        <w:rPr>
+          <w:b/>
+          <w:sz w:val="36"/>
+          <w:szCs w:val="36"/>
+        </w:rPr>
+      </w:pPr>
+      <w:r>
+        <w:rPr>
+          <w:b/>
+          <w:sz w:val="36"/>
+          <w:szCs w:val="36"/>
+        </w:rPr>
+        <w:t>Medium Alpha:</w:t>
+      </w:r>
+    </w:p>
+    <w:p>
+      <w:pPr>
+        <w:pStyle w:val="ListParagraph"/>
+        <w:numPr>
+          <w:ilvl w:val="3"/>
+          <w:numId w:val="26"/>
+        </w:numPr>
+        <w:rPr>
+          <w:b/>
+          <w:sz w:val="36"/>
+          <w:szCs w:val="36"/>
+        </w:rPr>
+      </w:pPr>
+      <w:r>
+        <w:rPr>
+          <w:i/>
+          <w:sz w:val="36"/>
+          <w:szCs w:val="36"/>
+        </w:rPr>
+        <w:t>Google (</w:t>
+      </w:r>
+      <w:r>
+        <w:rPr>
+          <w:rFonts w:cstheme="minorHAnsi"/>
+          <w:i/>
+          <w:sz w:val="36"/>
+          <w:szCs w:val="36"/>
+        </w:rPr>
+        <w:t>α</w:t>
+      </w:r>
+      <w:r>
+        <w:rPr>
+          <w:i/>
+          <w:sz w:val="36"/>
+          <w:szCs w:val="36"/>
+        </w:rPr>
+        <w:t xml:space="preserve"> = 0.75) and Facebook (</w:t>
+      </w:r>
+      <w:r>
+        <w:rPr>
+          <w:rFonts w:cstheme="minorHAnsi"/>
+          <w:i/>
+          <w:sz w:val="36"/>
+          <w:szCs w:val="36"/>
+        </w:rPr>
+        <w:t>α</w:t>
+      </w:r>
+      <w:r>
+        <w:rPr>
+          <w:i/>
+          <w:sz w:val="36"/>
+          <w:szCs w:val="36"/>
+        </w:rPr>
+        <w:t xml:space="preserve"> = 0.70): </w:t>
+      </w:r>
+      <w:r>
+        <w:rPr>
+          <w:sz w:val="36"/>
+          <w:szCs w:val="36"/>
+        </w:rPr>
+        <w:t xml:space="preserve">These show a healthy decay. They are not instant, but they don’t last too long either. Requires consistent re initiation every few weeks to maintain sales levels </w:t>
+      </w:r>
+    </w:p>
+    <w:p>
+      <w:pPr>
+        <w:pStyle w:val="ListParagraph"/>
+        <w:numPr>
+          <w:ilvl w:val="2"/>
+          <w:numId w:val="26"/>
+        </w:numPr>
+        <w:rPr>
+          <w:b/>
+          <w:sz w:val="36"/>
+          <w:szCs w:val="36"/>
+        </w:rPr>
+      </w:pPr>
+      <w:r>
+        <w:rPr>
+          <w:b/>
+          <w:sz w:val="36"/>
+          <w:szCs w:val="36"/>
+        </w:rPr>
+        <w:t>Low Alpha</w:t>
+      </w:r>
+    </w:p>
+    <w:p>
+      <w:pPr>
+        <w:pStyle w:val="ListParagraph"/>
+        <w:numPr>
+          <w:ilvl w:val="3"/>
+          <w:numId w:val="26"/>
+        </w:numPr>
+        <w:rPr>
+          <w:b/>
+          <w:sz w:val="36"/>
+          <w:szCs w:val="36"/>
+        </w:rPr>
+      </w:pPr>
+      <w:r>
+        <w:rPr>
+          <w:i/>
+          <w:sz w:val="36"/>
+          <w:szCs w:val="36"/>
+        </w:rPr>
+        <w:t>Paid Views (</w:t>
+      </w:r>
+      <w:r>
+        <w:rPr>
+          <w:rFonts w:cstheme="minorHAnsi"/>
+          <w:i/>
+          <w:sz w:val="36"/>
+          <w:szCs w:val="36"/>
+        </w:rPr>
+        <w:t>α</w:t>
+      </w:r>
+      <w:r>
+        <w:rPr>
+          <w:i/>
+          <w:sz w:val="36"/>
+          <w:szCs w:val="36"/>
+        </w:rPr>
+        <w:t xml:space="preserve"> = 0.05): </w:t>
+      </w:r>
+      <w:r>
+        <w:rPr>
+          <w:sz w:val="36"/>
+          <w:szCs w:val="36"/>
+        </w:rPr>
+        <w:t>This shows zero memory, and they only work while constantly being pumped</w:t>
+      </w:r>
+    </w:p>
+    <w:p>
+      <w:pPr>
+        <w:pStyle w:val="ListParagraph"/>
+        <w:numPr>
           <w:ilvl w:val="1"/>
           <w:numId w:val="26"/>
         </w:numPr>
@@ -4225,6 +4582,86 @@
           <w:szCs w:val="36"/>
         </w:rPr>
         <w:t>Business Implication:</w:t>
+      </w:r>
+    </w:p>
+    <w:p>
+      <w:pPr>
+        <w:pStyle w:val="ListParagraph"/>
+        <w:numPr>
+          <w:ilvl w:val="2"/>
+          <w:numId w:val="26"/>
+        </w:numPr>
+        <w:rPr>
+          <w:b/>
+          <w:sz w:val="36"/>
+          <w:szCs w:val="36"/>
+        </w:rPr>
+      </w:pPr>
+      <w:r>
+        <w:rPr>
+          <w:sz w:val="36"/>
+          <w:szCs w:val="36"/>
+        </w:rPr>
+        <w:t>Paid views are to be relegated to a need by need basis, it won’t build the brand neither will it provide a stable long term sales baseline</w:t>
+      </w:r>
+    </w:p>
+    <w:p>
+      <w:pPr>
+        <w:pStyle w:val="ListParagraph"/>
+        <w:numPr>
+          <w:ilvl w:val="2"/>
+          <w:numId w:val="26"/>
+        </w:numPr>
+        <w:rPr>
+          <w:b/>
+          <w:sz w:val="36"/>
+          <w:szCs w:val="36"/>
+        </w:rPr>
+      </w:pPr>
+      <w:r>
+        <w:rPr>
+          <w:sz w:val="36"/>
+          <w:szCs w:val="36"/>
+        </w:rPr>
+        <w:t xml:space="preserve">Prioritize Google and </w:t>
+      </w:r>
+      <w:proofErr w:type="spellStart"/>
+      <w:r>
+        <w:rPr>
+          <w:sz w:val="36"/>
+          <w:szCs w:val="36"/>
+        </w:rPr>
+        <w:t>facebook</w:t>
+      </w:r>
+      <w:proofErr w:type="spellEnd"/>
+      <w:r>
+        <w:rPr>
+          <w:sz w:val="36"/>
+          <w:szCs w:val="36"/>
+        </w:rPr>
+        <w:t xml:space="preserve"> for main marketing campaigns cause they show a great intersection of sales correlation, sheer scale and decay </w:t>
+      </w:r>
+    </w:p>
+    <w:p>
+      <w:pPr>
+        <w:pStyle w:val="ListParagraph"/>
+        <w:numPr>
+          <w:ilvl w:val="2"/>
+          <w:numId w:val="26"/>
+        </w:numPr>
+        <w:rPr>
+          <w:b/>
+          <w:sz w:val="36"/>
+          <w:szCs w:val="36"/>
+        </w:rPr>
+      </w:pPr>
+      <w:r>
+        <w:rPr>
+          <w:sz w:val="36"/>
+          <w:szCs w:val="36"/>
+        </w:rPr>
+        <w:lastRenderedPageBreak/>
+        <w:t>Affiliate partnerships should also be encouraged to take advantage of the long decay</w:t>
       </w:r>
     </w:p>
     <w:p>
@@ -4248,6 +4685,14 @@
         </w:rPr>
         <w:t xml:space="preserve">Insight 3: </w:t>
       </w:r>
+      <w:r>
+        <w:rPr>
+          <w:b/>
+          <w:sz w:val="36"/>
+          <w:szCs w:val="36"/>
+        </w:rPr>
+        <w:t>Seasonality</w:t>
+      </w:r>
     </w:p>
     <w:p>
       <w:pPr>
@@ -4270,6 +4715,13 @@
         </w:rPr>
         <w:t xml:space="preserve">Finding: </w:t>
       </w:r>
+      <w:r>
+        <w:rPr>
+          <w:sz w:val="36"/>
+          <w:szCs w:val="36"/>
+        </w:rPr>
+        <w:t>November shows consistent sales uplift, independent of media spend levels.</w:t>
+      </w:r>
     </w:p>
     <w:p>
       <w:pPr>
@@ -4315,6 +4767,64 @@
       <w:pPr>
         <w:pStyle w:val="ListParagraph"/>
         <w:numPr>
+          <w:ilvl w:val="2"/>
+          <w:numId w:val="26"/>
+        </w:numPr>
+        <w:rPr>
+          <w:b/>
+          <w:sz w:val="36"/>
+          <w:szCs w:val="36"/>
+        </w:rPr>
+      </w:pPr>
+      <w:r>
+        <w:rPr>
+          <w:i/>
+          <w:sz w:val="36"/>
+          <w:szCs w:val="36"/>
+        </w:rPr>
+        <w:t xml:space="preserve">Holiday Demand: </w:t>
+      </w:r>
+      <w:r>
+        <w:rPr>
+          <w:sz w:val="36"/>
+          <w:szCs w:val="36"/>
+        </w:rPr>
+        <w:t>Time series plots show sales spike in November, even in weeks with lower media activity.</w:t>
+      </w:r>
+    </w:p>
+    <w:p>
+      <w:pPr>
+        <w:pStyle w:val="ListParagraph"/>
+        <w:numPr>
+          <w:ilvl w:val="2"/>
+          <w:numId w:val="26"/>
+        </w:numPr>
+        <w:rPr>
+          <w:b/>
+          <w:sz w:val="36"/>
+          <w:szCs w:val="36"/>
+        </w:rPr>
+      </w:pPr>
+      <w:r>
+        <w:rPr>
+          <w:i/>
+          <w:sz w:val="36"/>
+          <w:szCs w:val="36"/>
+        </w:rPr>
+        <w:t>Isolating Impact:</w:t>
+      </w:r>
+      <w:r>
+        <w:rPr>
+          <w:sz w:val="36"/>
+          <w:szCs w:val="36"/>
+        </w:rPr>
+        <w:t xml:space="preserve"> By including month dummies, the model isolates the incremental impact of media from the baseline “November” effect.</w:t>
+      </w:r>
+    </w:p>
+    <w:p>
+      <w:pPr>
+        <w:pStyle w:val="ListParagraph"/>
+        <w:numPr>
           <w:ilvl w:val="1"/>
           <w:numId w:val="26"/>
         </w:numPr>
@@ -4331,6 +4841,21 @@
           <w:szCs w:val="36"/>
         </w:rPr>
         <w:t>Business Implication:</w:t>
+      </w:r>
+      <w:r>
+        <w:rPr>
+          <w:b/>
+          <w:sz w:val="36"/>
+          <w:szCs w:val="36"/>
+        </w:rPr>
+        <w:t xml:space="preserve"> </w:t>
+      </w:r>
+      <w:r>
+        <w:rPr>
+          <w:sz w:val="36"/>
+          <w:szCs w:val="36"/>
+        </w:rPr>
+        <w:t>Do not double down on November spend, since media does not drive he uplift, reallocate some of the holiday budget to dry months like February , where media spend has higher marginal impact</w:t>
       </w:r>
     </w:p>
     <w:p>
@@ -4354,6 +4879,14 @@
         </w:rPr>
         <w:t>Insight 4:</w:t>
       </w:r>
+      <w:r>
+        <w:rPr>
+          <w:b/>
+          <w:sz w:val="36"/>
+          <w:szCs w:val="36"/>
+        </w:rPr>
+        <w:t xml:space="preserve"> Diminishing returns and Saturation Detection</w:t>
+      </w:r>
     </w:p>
     <w:p>
       <w:pPr>
@@ -4376,6 +4909,115 @@
         </w:rPr>
         <w:t xml:space="preserve">Finding: </w:t>
       </w:r>
+      <w:r>
+        <w:rPr>
+          <w:sz w:val="36"/>
+          <w:szCs w:val="36"/>
+        </w:rPr>
+        <w:t>LOWESS curves for Google and Facebook show monotonic upward trends across observed ranges.</w:t>
+      </w:r>
+    </w:p>
+    <w:p>
+      <w:pPr>
+        <w:rPr>
+          <w:b/>
+          <w:sz w:val="36"/>
+          <w:szCs w:val="36"/>
+        </w:rPr>
+      </w:pPr>
+      <w:r>
+        <w:rPr>
+          <w:b/>
+          <w:sz w:val="36"/>
+          <w:szCs w:val="36"/>
+        </w:rPr>
+        <w:lastRenderedPageBreak/>
+        <w:drawing>
+          <wp:inline distT="0" distB="0" distL="0" distR="0" wp14:anchorId="5A57824D" wp14:editId="1F6CBFB0">
+            <wp:extent cx="6858000" cy="4434205"/>
+            <wp:effectExtent l="0" t="0" r="0" b="4445"/>
+            <wp:docPr id="4" name="Picture 4"/>
+            <wp:cNvGraphicFramePr>
+              <a:graphicFrameLocks xmlns:a="http://schemas.openxmlformats.org/drawingml/2006/main" noChangeAspect="1"/>
+            </wp:cNvGraphicFramePr>
+            <a:graphic xmlns:a="http://schemas.openxmlformats.org/drawingml/2006/main">
+              <a:graphicData uri="http://schemas.openxmlformats.org/drawingml/2006/picture">
+                <pic:pic xmlns:pic="http://schemas.openxmlformats.org/drawingml/2006/picture">
+                  <pic:nvPicPr>
+                    <pic:cNvPr id="1" name=""/>
+                    <pic:cNvPicPr/>
+                  </pic:nvPicPr>
+                  <pic:blipFill>
+                    <a:blip r:embed="rId20"/>
+                    <a:stretch>
+                      <a:fillRect/>
+                    </a:stretch>
+                  </pic:blipFill>
+                  <pic:spPr>
+                    <a:xfrm>
+                      <a:off x="0" y="0"/>
+                      <a:ext cx="6858000" cy="4434205"/>
+                    </a:xfrm>
+                    <a:prstGeom prst="rect">
+                      <a:avLst/>
+                    </a:prstGeom>
+                  </pic:spPr>
+                </pic:pic>
+              </a:graphicData>
+            </a:graphic>
+          </wp:inline>
+        </w:drawing>
+      </w:r>
+      <w:r>
+        <w:rPr>
+          <w:noProof/>
+        </w:rPr>
+        <w:t xml:space="preserve"> </w:t>
+      </w:r>
+      <w:r>
+        <w:rPr>
+          <w:b/>
+          <w:sz w:val="36"/>
+          <w:szCs w:val="36"/>
+        </w:rPr>
+        <w:drawing>
+          <wp:inline distT="0" distB="0" distL="0" distR="0" wp14:anchorId="06D4A8B5" wp14:editId="7F1CEBF4">
+            <wp:extent cx="6858000" cy="4434205"/>
+            <wp:effectExtent l="0" t="0" r="0" b="4445"/>
+            <wp:docPr id="7" name="Picture 7"/>
+            <wp:cNvGraphicFramePr>
+              <a:graphicFrameLocks xmlns:a="http://schemas.openxmlformats.org/drawingml/2006/main" noChangeAspect="1"/>
+            </wp:cNvGraphicFramePr>
+            <a:graphic xmlns:a="http://schemas.openxmlformats.org/drawingml/2006/main">
+              <a:graphicData uri="http://schemas.openxmlformats.org/drawingml/2006/picture">
+                <pic:pic xmlns:pic="http://schemas.openxmlformats.org/drawingml/2006/picture">
+                  <pic:nvPicPr>
+                    <pic:cNvPr id="1" name=""/>
+                    <pic:cNvPicPr/>
+                  </pic:nvPicPr>
+                  <pic:blipFill>
+                    <a:blip r:embed="rId21"/>
+                    <a:stretch>
+                      <a:fillRect/>
+                    </a:stretch>
+                  </pic:blipFill>
+                  <pic:spPr>
+                    <a:xfrm>
+                      <a:off x="0" y="0"/>
+                      <a:ext cx="6858000" cy="4434205"/>
+                    </a:xfrm>
+                    <a:prstGeom prst="rect">
+                      <a:avLst/>
+                    </a:prstGeom>
+                  </pic:spPr>
+                </pic:pic>
+              </a:graphicData>
+            </a:graphic>
+          </wp:inline>
+        </w:drawing>
+      </w:r>
+      <w:bookmarkStart w:id="3" w:name="_GoBack"/>
+      <w:bookmarkEnd w:id="3"/>
     </w:p>
     <w:p>
       <w:pPr>
@@ -4396,7 +5038,15 @@
           <w:sz w:val="36"/>
           <w:szCs w:val="36"/>
         </w:rPr>
+        <w:lastRenderedPageBreak/>
         <w:t xml:space="preserve">Linearity: </w:t>
+      </w:r>
+      <w:r>
+        <w:rPr>
+          <w:sz w:val="36"/>
+          <w:szCs w:val="36"/>
+        </w:rPr>
+        <w:t xml:space="preserve">There is no visible “elbow” or inflection point, suggesting channels are currently under-saturated within historical spend levels. </w:t>
       </w:r>
     </w:p>
     <w:p>
@@ -4420,8 +5070,40 @@
         </w:rPr>
         <w:t xml:space="preserve">Business Implication: </w:t>
       </w:r>
-      <w:bookmarkStart w:id="3" w:name="_GoBack"/>
-      <w:bookmarkEnd w:id="3"/>
+      <w:r>
+        <w:rPr>
+          <w:sz w:val="36"/>
+          <w:szCs w:val="36"/>
+        </w:rPr>
+        <w:t>Scaling Google and Facebook spend is advised. However, an implementation of controlled spend tests before major increases are advised</w:t>
+      </w:r>
+    </w:p>
+    <w:p>
+      <w:pPr>
+        <w:rPr>
+          <w:b/>
+          <w:sz w:val="36"/>
+          <w:szCs w:val="36"/>
+        </w:rPr>
+      </w:pPr>
+    </w:p>
+    <w:p>
+      <w:pPr>
+        <w:rPr>
+          <w:b/>
+          <w:sz w:val="36"/>
+          <w:szCs w:val="36"/>
+        </w:rPr>
+      </w:pPr>
+    </w:p>
+    <w:p>
+      <w:pPr>
+        <w:rPr>
+          <w:b/>
+          <w:sz w:val="36"/>
+          <w:szCs w:val="36"/>
+        </w:rPr>
+      </w:pPr>
     </w:p>
     <w:p>
       <w:pPr>
@@ -4658,7 +5340,6 @@
           <w:sz w:val="36"/>
           <w:szCs w:val="36"/>
         </w:rPr>
-        <w:lastRenderedPageBreak/>
         <w:t>4.2. Tested but Dropped Features:</w:t>
       </w:r>
     </w:p>
@@ -4725,6 +5406,7 @@
           <w:sz w:val="36"/>
           <w:szCs w:val="36"/>
         </w:rPr>
+        <w:lastRenderedPageBreak/>
         <w:t xml:space="preserve">High_ARPU_Newbie: </w:t>
       </w:r>
       <w:r>
@@ -5447,8 +6129,8 @@
           <w:szCs w:val="36"/>
         </w:rPr>
         <w:sectPr>
-          <w:headerReference w:type="default" r:id="rId20"/>
-          <w:headerReference w:type="first" r:id="rId21"/>
+          <w:headerReference w:type="default" r:id="rId22"/>
+          <w:headerReference w:type="first" r:id="rId23"/>
           <w:pgSz w:w="12240" w:h="15840"/>
           <w:pgMar w:top="720" w:right="720" w:bottom="720" w:left="720" w:header="708" w:footer="708" w:gutter="0"/>
           <w:cols w:space="708"/>
@@ -5855,8 +6537,8 @@
           <w:szCs w:val="36"/>
         </w:rPr>
         <w:sectPr>
-          <w:headerReference w:type="default" r:id="rId22"/>
-          <w:headerReference w:type="first" r:id="rId23"/>
+          <w:headerReference w:type="default" r:id="rId24"/>
+          <w:headerReference w:type="first" r:id="rId25"/>
           <w:pgSz w:w="12240" w:h="15840"/>
           <w:pgMar w:top="720" w:right="720" w:bottom="720" w:left="720" w:header="708" w:footer="708" w:gutter="0"/>
           <w:cols w:space="708"/>
@@ -6140,7 +6822,7 @@
                     <pic:cNvPicPr/>
                   </pic:nvPicPr>
                   <pic:blipFill>
-                    <a:blip r:embed="rId24"/>
+                    <a:blip r:embed="rId26"/>
                     <a:stretch>
                       <a:fillRect/>
                     </a:stretch>
@@ -6250,8 +6932,8 @@
           <w:szCs w:val="36"/>
         </w:rPr>
         <w:sectPr>
-          <w:headerReference w:type="default" r:id="rId25"/>
-          <w:headerReference w:type="first" r:id="rId26"/>
+          <w:headerReference w:type="default" r:id="rId27"/>
+          <w:headerReference w:type="first" r:id="rId28"/>
           <w:pgSz w:w="12240" w:h="15840"/>
           <w:pgMar w:top="720" w:right="720" w:bottom="720" w:left="720" w:header="708" w:footer="708" w:gutter="0"/>
           <w:cols w:space="708"/>
@@ -6491,7 +7173,7 @@
                     <pic:cNvPicPr/>
                   </pic:nvPicPr>
                   <pic:blipFill>
-                    <a:blip r:embed="rId27"/>
+                    <a:blip r:embed="rId29"/>
                     <a:stretch>
                       <a:fillRect/>
                     </a:stretch>
@@ -7101,8 +7783,8 @@
           <w:szCs w:val="36"/>
         </w:rPr>
         <w:sectPr>
-          <w:headerReference w:type="default" r:id="rId28"/>
-          <w:headerReference w:type="first" r:id="rId29"/>
+          <w:headerReference w:type="default" r:id="rId30"/>
+          <w:headerReference w:type="first" r:id="rId31"/>
           <w:pgSz w:w="12240" w:h="15840"/>
           <w:pgMar w:top="720" w:right="720" w:bottom="720" w:left="720" w:header="708" w:footer="708" w:gutter="0"/>
           <w:cols w:space="708"/>
@@ -7133,7 +7815,7 @@
                     <pic:cNvPicPr/>
                   </pic:nvPicPr>
                   <pic:blipFill>
-                    <a:blip r:embed="rId30"/>
+                    <a:blip r:embed="rId32"/>
                     <a:stretch>
                       <a:fillRect/>
                     </a:stretch>
@@ -7676,8 +8358,8 @@
       </w:pPr>
     </w:p>
     <w:sectPr>
-      <w:headerReference w:type="default" r:id="rId31"/>
-      <w:headerReference w:type="first" r:id="rId32"/>
+      <w:headerReference w:type="default" r:id="rId33"/>
+      <w:headerReference w:type="first" r:id="rId34"/>
       <w:pgSz w:w="12240" w:h="15840"/>
       <w:pgMar w:top="720" w:right="720" w:bottom="720" w:left="720" w:header="708" w:footer="708" w:gutter="0"/>
       <w:cols w:space="708"/>
@@ -10551,7 +11233,7 @@
         <w:rFonts w:ascii="Wingdings" w:hAnsi="Wingdings" w:hint="default"/>
       </w:rPr>
     </w:lvl>
-    <w:lvl w:ilvl="3" w:tplc="04090001" w:tentative="1">
+    <w:lvl w:ilvl="3" w:tplc="04090001">
       <w:start w:val="1"/>
       <w:numFmt w:val="bullet"/>
       <w:lvlText w:val=""/>
@@ -11373,6 +12055,7 @@
   <w:style w:type="character" w:default="1" w:styleId="DefaultParagraphFont">
     <w:name w:val="Default Paragraph Font"/>
     <w:uiPriority w:val="1"/>
+    <w:semiHidden/>
     <w:unhideWhenUsed/>
   </w:style>
   <w:style w:type="table" w:default="1" w:styleId="TableNormal">
@@ -11865,7 +12548,7 @@
 </file>
 
 <file path=customXml/itemProps1.xml><?xml version="1.0" encoding="utf-8"?>
-<ds:datastoreItem xmlns:ds="http://schemas.openxmlformats.org/officeDocument/2006/customXml" ds:itemID="{8C6BAF93-1039-41EB-875C-066CDEDE8A66}">
+<ds:datastoreItem xmlns:ds="http://schemas.openxmlformats.org/officeDocument/2006/customXml" ds:itemID="{119DB1B0-37D5-4350-AC2B-038EC3E61323}">
   <ds:schemaRefs>
     <ds:schemaRef ds:uri="http://schemas.openxmlformats.org/officeDocument/2006/bibliography"/>
   </ds:schemaRefs>

--- a/reports/Technical_Report.docx
+++ b/reports/Technical_Report.docx
@@ -5016,8 +5016,6 @@
           </wp:inline>
         </w:drawing>
       </w:r>
-      <w:bookmarkStart w:id="3" w:name="_GoBack"/>
-      <w:bookmarkEnd w:id="3"/>
     </w:p>
     <w:p>
       <w:pPr>
@@ -5107,6 +5105,134 @@
     </w:p>
     <w:p>
       <w:pPr>
+        <w:rPr>
+          <w:b/>
+          <w:sz w:val="36"/>
+          <w:szCs w:val="36"/>
+        </w:rPr>
+      </w:pPr>
+    </w:p>
+    <w:p>
+      <w:pPr>
+        <w:rPr>
+          <w:b/>
+          <w:sz w:val="36"/>
+          <w:szCs w:val="36"/>
+        </w:rPr>
+      </w:pPr>
+    </w:p>
+    <w:p>
+      <w:pPr>
+        <w:rPr>
+          <w:b/>
+          <w:sz w:val="36"/>
+          <w:szCs w:val="36"/>
+        </w:rPr>
+      </w:pPr>
+    </w:p>
+    <w:p>
+      <w:pPr>
+        <w:rPr>
+          <w:b/>
+          <w:sz w:val="36"/>
+          <w:szCs w:val="36"/>
+        </w:rPr>
+      </w:pPr>
+    </w:p>
+    <w:p>
+      <w:pPr>
+        <w:rPr>
+          <w:b/>
+          <w:sz w:val="36"/>
+          <w:szCs w:val="36"/>
+        </w:rPr>
+      </w:pPr>
+    </w:p>
+    <w:p>
+      <w:pPr>
+        <w:rPr>
+          <w:b/>
+          <w:sz w:val="36"/>
+          <w:szCs w:val="36"/>
+        </w:rPr>
+      </w:pPr>
+    </w:p>
+    <w:p>
+      <w:pPr>
+        <w:rPr>
+          <w:b/>
+          <w:sz w:val="36"/>
+          <w:szCs w:val="36"/>
+        </w:rPr>
+      </w:pPr>
+    </w:p>
+    <w:p>
+      <w:pPr>
+        <w:rPr>
+          <w:b/>
+          <w:sz w:val="36"/>
+          <w:szCs w:val="36"/>
+        </w:rPr>
+      </w:pPr>
+    </w:p>
+    <w:p>
+      <w:pPr>
+        <w:rPr>
+          <w:b/>
+          <w:sz w:val="36"/>
+          <w:szCs w:val="36"/>
+        </w:rPr>
+      </w:pPr>
+    </w:p>
+    <w:p>
+      <w:pPr>
+        <w:rPr>
+          <w:b/>
+          <w:sz w:val="36"/>
+          <w:szCs w:val="36"/>
+        </w:rPr>
+      </w:pPr>
+    </w:p>
+    <w:p>
+      <w:pPr>
+        <w:rPr>
+          <w:b/>
+          <w:sz w:val="36"/>
+          <w:szCs w:val="36"/>
+        </w:rPr>
+      </w:pPr>
+    </w:p>
+    <w:p>
+      <w:pPr>
+        <w:rPr>
+          <w:b/>
+          <w:sz w:val="36"/>
+          <w:szCs w:val="36"/>
+        </w:rPr>
+      </w:pPr>
+    </w:p>
+    <w:p>
+      <w:pPr>
+        <w:rPr>
+          <w:b/>
+          <w:sz w:val="36"/>
+          <w:szCs w:val="36"/>
+        </w:rPr>
+      </w:pPr>
+      <w:bookmarkStart w:id="3" w:name="_GoBack"/>
+      <w:bookmarkEnd w:id="3"/>
+    </w:p>
+    <w:p>
+      <w:pPr>
+        <w:rPr>
+          <w:b/>
+          <w:sz w:val="36"/>
+          <w:szCs w:val="36"/>
+        </w:rPr>
+      </w:pPr>
+    </w:p>
+    <w:p>
+      <w:pPr>
         <w:pStyle w:val="Heading1"/>
         <w:jc w:val="center"/>
         <w:rPr>
@@ -5122,6 +5248,7 @@
           <w:sz w:val="50"/>
           <w:szCs w:val="50"/>
         </w:rPr>
+        <w:lastRenderedPageBreak/>
         <w:t>4. Feature Engineering</w:t>
       </w:r>
       <w:bookmarkEnd w:id="4"/>
@@ -5406,7 +5533,6 @@
           <w:sz w:val="36"/>
           <w:szCs w:val="36"/>
         </w:rPr>
-        <w:lastRenderedPageBreak/>
         <w:t xml:space="preserve">High_ARPU_Newbie: </w:t>
       </w:r>
       <w:r>
@@ -5537,6 +5663,7 @@
           <w:sz w:val="36"/>
           <w:szCs w:val="36"/>
         </w:rPr>
+        <w:lastRenderedPageBreak/>
         <w:t xml:space="preserve">Certain features were created strictly to aid visual analysis and business segmentation but were excluded from the training pipeline to avoid data redundancy (multicollinearity) </w:t>
       </w:r>
     </w:p>
@@ -12548,7 +12675,7 @@
 </file>
 
 <file path=customXml/itemProps1.xml><?xml version="1.0" encoding="utf-8"?>
-<ds:datastoreItem xmlns:ds="http://schemas.openxmlformats.org/officeDocument/2006/customXml" ds:itemID="{119DB1B0-37D5-4350-AC2B-038EC3E61323}">
+<ds:datastoreItem xmlns:ds="http://schemas.openxmlformats.org/officeDocument/2006/customXml" ds:itemID="{46063740-6A5C-4FF3-9040-D61AB39E3B3E}">
   <ds:schemaRefs>
     <ds:schemaRef ds:uri="http://schemas.openxmlformats.org/officeDocument/2006/bibliography"/>
   </ds:schemaRefs>

--- a/reports/Technical_Report.docx
+++ b/reports/Technical_Report.docx
@@ -1898,59 +1898,9 @@
             <w:pPr>
               <w:jc w:val="center"/>
             </w:pPr>
-            <w:proofErr w:type="spellStart"/>
             <w:r>
-              <w:t>paid_views</w:t>
+              <w:t>paid_views, organic_views, google_impressions, facebook_impressions, email_impressions, affiliate_impressions, overall_views</w:t>
             </w:r>
-            <w:proofErr w:type="spellEnd"/>
-            <w:r>
-              <w:t xml:space="preserve">, </w:t>
-            </w:r>
-            <w:proofErr w:type="spellStart"/>
-            <w:r>
-              <w:t>organic_views</w:t>
-            </w:r>
-            <w:proofErr w:type="spellEnd"/>
-            <w:r>
-              <w:t xml:space="preserve">, </w:t>
-            </w:r>
-            <w:proofErr w:type="spellStart"/>
-            <w:r>
-              <w:t>google_impressions</w:t>
-            </w:r>
-            <w:proofErr w:type="spellEnd"/>
-            <w:r>
-              <w:t xml:space="preserve">, </w:t>
-            </w:r>
-            <w:proofErr w:type="spellStart"/>
-            <w:r>
-              <w:t>facebook_impressions</w:t>
-            </w:r>
-            <w:proofErr w:type="spellEnd"/>
-            <w:r>
-              <w:t xml:space="preserve">, </w:t>
-            </w:r>
-            <w:proofErr w:type="spellStart"/>
-            <w:r>
-              <w:t>email_impressions</w:t>
-            </w:r>
-            <w:proofErr w:type="spellEnd"/>
-            <w:r>
-              <w:t xml:space="preserve">, </w:t>
-            </w:r>
-            <w:proofErr w:type="spellStart"/>
-            <w:r>
-              <w:t>affiliate_impressions</w:t>
-            </w:r>
-            <w:proofErr w:type="spellEnd"/>
-            <w:r>
-              <w:t xml:space="preserve">, </w:t>
-            </w:r>
-            <w:proofErr w:type="spellStart"/>
-            <w:r>
-              <w:t>overall_views</w:t>
-            </w:r>
-            <w:proofErr w:type="spellEnd"/>
           </w:p>
         </w:tc>
         <w:tc>
@@ -2023,13 +1973,8 @@
             <w:pPr>
               <w:jc w:val="center"/>
             </w:pPr>
-            <w:proofErr w:type="spellStart"/>
             <w:r>
-              <w:t>calendar_week</w:t>
-            </w:r>
-            <w:proofErr w:type="spellEnd"/>
-            <w:r>
-              <w:t>, trend, month_* dummies</w:t>
+              <w:t>calendar_week, trend, month_* dummies</w:t>
             </w:r>
           </w:p>
         </w:tc>
@@ -2041,19 +1986,9 @@
             <w:pPr>
               <w:jc w:val="center"/>
             </w:pPr>
-            <w:proofErr w:type="spellStart"/>
             <w:r>
-              <w:t>datetime</w:t>
+              <w:t>datetime / int</w:t>
             </w:r>
-            <w:proofErr w:type="spellEnd"/>
-            <w:r>
-              <w:t xml:space="preserve"> / </w:t>
-            </w:r>
-            <w:proofErr w:type="spellStart"/>
-            <w:r>
-              <w:t>int</w:t>
-            </w:r>
-            <w:proofErr w:type="spellEnd"/>
           </w:p>
         </w:tc>
         <w:tc>
@@ -2117,13 +2052,8 @@
             <w:pPr>
               <w:jc w:val="center"/>
             </w:pPr>
-            <w:proofErr w:type="spellStart"/>
             <w:r>
-              <w:t>str</w:t>
-            </w:r>
-            <w:proofErr w:type="spellEnd"/>
-            <w:r>
-              <w:t xml:space="preserve"> → one-hot encoded</w:t>
+              <w:t>str → one-hot encoded</w:t>
             </w:r>
           </w:p>
         </w:tc>
@@ -2171,15 +2101,7 @@
               <w:jc w:val="center"/>
             </w:pPr>
             <w:r>
-              <w:t>*_</w:t>
-            </w:r>
-            <w:proofErr w:type="spellStart"/>
-            <w:r>
-              <w:t>adstock</w:t>
-            </w:r>
-            <w:proofErr w:type="spellEnd"/>
-            <w:r>
-              <w:t xml:space="preserve"> (post-engineering)</w:t>
+              <w:t>*_adstock (post-engineering)</w:t>
             </w:r>
           </w:p>
         </w:tc>
@@ -2369,23 +2291,7 @@
           <w:sz w:val="40"/>
           <w:szCs w:val="40"/>
         </w:rPr>
-        <w:t xml:space="preserve">Raw media variables (replaced by </w:t>
-      </w:r>
-      <w:proofErr w:type="spellStart"/>
-      <w:r>
-        <w:rPr>
-          <w:sz w:val="40"/>
-          <w:szCs w:val="40"/>
-        </w:rPr>
-        <w:t>adstock</w:t>
-      </w:r>
-      <w:proofErr w:type="spellEnd"/>
-      <w:r>
-        <w:rPr>
-          <w:sz w:val="40"/>
-          <w:szCs w:val="40"/>
-        </w:rPr>
-        <w:t xml:space="preserve"> versions)</w:t>
+        <w:t>Raw media variables (replaced by adstock versions)</w:t>
       </w:r>
     </w:p>
     <w:p>
@@ -2399,21 +2305,12 @@
           <w:szCs w:val="40"/>
         </w:rPr>
       </w:pPr>
-      <w:proofErr w:type="spellStart"/>
       <w:r>
         <w:rPr>
           <w:sz w:val="40"/>
           <w:szCs w:val="40"/>
         </w:rPr>
-        <w:t>calendar_week</w:t>
-      </w:r>
-      <w:proofErr w:type="spellEnd"/>
-      <w:r>
-        <w:rPr>
-          <w:sz w:val="40"/>
-          <w:szCs w:val="40"/>
-        </w:rPr>
-        <w:t xml:space="preserve"> (post-feature extraction)</w:t>
+        <w:t>calendar_week (post-feature extraction)</w:t>
       </w:r>
     </w:p>
     <w:p>
@@ -2626,7 +2523,6 @@
           <w:szCs w:val="40"/>
         </w:rPr>
       </w:pPr>
-      <w:proofErr w:type="spellStart"/>
       <w:r>
         <w:rPr>
           <w:b/>
@@ -2634,17 +2530,7 @@
           <w:sz w:val="40"/>
           <w:szCs w:val="40"/>
         </w:rPr>
-        <w:t>Univariate</w:t>
-      </w:r>
-      <w:proofErr w:type="spellEnd"/>
-      <w:r>
-        <w:rPr>
-          <w:b/>
-          <w:i/>
-          <w:sz w:val="40"/>
-          <w:szCs w:val="40"/>
-        </w:rPr>
-        <w:t xml:space="preserve"> Analysis</w:t>
+        <w:t>Univariate Analysis</w:t>
       </w:r>
       <w:r>
         <w:rPr>
@@ -2736,18 +2622,8 @@
           <w:sz w:val="40"/>
           <w:szCs w:val="40"/>
         </w:rPr>
-        <w:t>extreme right-</w:t>
-      </w:r>
-      <w:proofErr w:type="spellStart"/>
-      <w:r>
-        <w:rPr>
-          <w:b/>
-          <w:sz w:val="40"/>
-          <w:szCs w:val="40"/>
-        </w:rPr>
-        <w:t>skewness</w:t>
-      </w:r>
-      <w:proofErr w:type="spellEnd"/>
+        <w:t>extreme right-skewness</w:t>
+      </w:r>
       <w:r>
         <w:rPr>
           <w:sz w:val="40"/>
@@ -4256,21 +4132,12 @@
         </w:rPr>
         <w:t xml:space="preserve"> </w:t>
       </w:r>
-      <w:proofErr w:type="spellStart"/>
-      <w:r>
-        <w:rPr>
-          <w:sz w:val="36"/>
-          <w:szCs w:val="36"/>
-        </w:rPr>
-        <w:t>Adstock</w:t>
-      </w:r>
-      <w:proofErr w:type="spellEnd"/>
-      <w:r>
-        <w:rPr>
-          <w:sz w:val="36"/>
-          <w:szCs w:val="36"/>
-        </w:rPr>
-        <w:t xml:space="preserve"> decay is not evenly distributed across channels.</w:t>
+      <w:r>
+        <w:rPr>
+          <w:sz w:val="36"/>
+          <w:szCs w:val="36"/>
+        </w:rPr>
+        <w:t>Adstock decay is not evenly distributed across channels.</w:t>
       </w:r>
     </w:p>
     <w:p>
@@ -4623,23 +4490,7 @@
           <w:sz w:val="36"/>
           <w:szCs w:val="36"/>
         </w:rPr>
-        <w:t xml:space="preserve">Prioritize Google and </w:t>
-      </w:r>
-      <w:proofErr w:type="spellStart"/>
-      <w:r>
-        <w:rPr>
-          <w:sz w:val="36"/>
-          <w:szCs w:val="36"/>
-        </w:rPr>
-        <w:t>facebook</w:t>
-      </w:r>
-      <w:proofErr w:type="spellEnd"/>
-      <w:r>
-        <w:rPr>
-          <w:sz w:val="36"/>
-          <w:szCs w:val="36"/>
-        </w:rPr>
-        <w:t xml:space="preserve"> for main marketing campaigns cause they show a great intersection of sales correlation, sheer scale and decay </w:t>
+        <w:t xml:space="preserve">Prioritize Google and facebook for main marketing campaigns cause they show a great intersection of sales correlation, sheer scale and decay </w:t>
       </w:r>
     </w:p>
     <w:p>
@@ -4742,25 +4593,7 @@
           <w:sz w:val="36"/>
           <w:szCs w:val="36"/>
         </w:rPr>
-        <w:t xml:space="preserve">The </w:t>
-      </w:r>
-      <w:proofErr w:type="spellStart"/>
-      <w:r>
-        <w:rPr>
-          <w:b/>
-          <w:sz w:val="36"/>
-          <w:szCs w:val="36"/>
-        </w:rPr>
-        <w:t>Incrementality</w:t>
-      </w:r>
-      <w:proofErr w:type="spellEnd"/>
-      <w:r>
-        <w:rPr>
-          <w:b/>
-          <w:sz w:val="36"/>
-          <w:szCs w:val="36"/>
-        </w:rPr>
-        <w:t xml:space="preserve"> Gap: </w:t>
+        <w:t xml:space="preserve">The Incrementality Gap: </w:t>
       </w:r>
     </w:p>
     <w:p>
@@ -4928,6 +4761,7 @@
       <w:r>
         <w:rPr>
           <w:b/>
+          <w:noProof/>
           <w:sz w:val="36"/>
           <w:szCs w:val="36"/>
         </w:rPr>
@@ -4977,6 +4811,7 @@
       <w:r>
         <w:rPr>
           <w:b/>
+          <w:noProof/>
           <w:sz w:val="36"/>
           <w:szCs w:val="36"/>
         </w:rPr>
@@ -5219,8 +5054,6 @@
           <w:szCs w:val="36"/>
         </w:rPr>
       </w:pPr>
-      <w:bookmarkStart w:id="3" w:name="_GoBack"/>
-      <w:bookmarkEnd w:id="3"/>
     </w:p>
     <w:p>
       <w:pPr>
@@ -5241,7 +5074,7 @@
           <w:szCs w:val="50"/>
         </w:rPr>
       </w:pPr>
-      <w:bookmarkStart w:id="4" w:name="_Toc220325077"/>
+      <w:bookmarkStart w:id="3" w:name="_Toc220325077"/>
       <w:r>
         <w:rPr>
           <w:b/>
@@ -5251,7 +5084,7 @@
         <w:lastRenderedPageBreak/>
         <w:t>4. Feature Engineering</w:t>
       </w:r>
-      <w:bookmarkEnd w:id="4"/>
+      <w:bookmarkEnd w:id="3"/>
     </w:p>
     <w:p>
       <w:pPr>
@@ -5271,36 +5104,7 @@
           <w:sz w:val="36"/>
           <w:szCs w:val="36"/>
         </w:rPr>
-        <w:t>Driven by the strategic insights from the EDA</w:t>
-      </w:r>
-      <w:r>
-        <w:rPr>
-          <w:sz w:val="36"/>
-          <w:szCs w:val="36"/>
-        </w:rPr>
-        <w:t>, the</w:t>
-      </w:r>
-      <w:r>
-        <w:rPr>
-          <w:sz w:val="36"/>
-          <w:szCs w:val="36"/>
-        </w:rPr>
-        <w:t xml:space="preserve"> feature engineering process focused on capturing </w:t>
-      </w:r>
-      <w:r>
-        <w:rPr>
-          <w:b/>
-          <w:sz w:val="36"/>
-          <w:szCs w:val="36"/>
-        </w:rPr>
-        <w:t>behavioral risk</w:t>
-      </w:r>
-      <w:r>
-        <w:rPr>
-          <w:sz w:val="36"/>
-          <w:szCs w:val="36"/>
-        </w:rPr>
-        <w:t xml:space="preserve"> rather than just raw metrics. The goal was to transform business logic (e.g. “The Protection Gap”) into model-ready inputs.</w:t>
+        <w:t>Driven by EDA insights, feature engineering focused on capturing temporal dynamics and contextual controls. All transformations directly reflect the implemented code.</w:t>
       </w:r>
     </w:p>
     <w:p>
@@ -5318,6 +5122,85 @@
           <w:szCs w:val="36"/>
         </w:rPr>
         <w:t xml:space="preserve">4.1. Retained Engineered Features: </w:t>
+      </w:r>
+    </w:p>
+    <w:p>
+      <w:pPr>
+        <w:rPr>
+          <w:b/>
+          <w:sz w:val="36"/>
+          <w:szCs w:val="36"/>
+        </w:rPr>
+      </w:pPr>
+      <w:r>
+        <w:rPr>
+          <w:b/>
+          <w:sz w:val="36"/>
+          <w:szCs w:val="36"/>
+        </w:rPr>
+        <w:t>Adstock Transformation (All Media Channels)</w:t>
+      </w:r>
+    </w:p>
+    <w:p>
+      <w:pPr>
+        <w:rPr>
+          <w:b/>
+          <w:sz w:val="36"/>
+          <w:szCs w:val="36"/>
+        </w:rPr>
+      </w:pPr>
+      <w:r>
+        <w:rPr>
+          <w:b/>
+          <w:bCs/>
+          <w:sz w:val="36"/>
+          <w:szCs w:val="36"/>
+        </w:rPr>
+        <w:t>Formula</w:t>
+      </w:r>
+      <w:r>
+        <w:rPr>
+          <w:b/>
+          <w:sz w:val="36"/>
+          <w:szCs w:val="36"/>
+        </w:rPr>
+        <w:t xml:space="preserve">: </w:t>
+      </w:r>
+      <w:bookmarkStart w:id="4" w:name="_GoBack"/>
+      <w:r>
+        <w:rPr>
+          <w:b/>
+          <w:sz w:val="36"/>
+          <w:szCs w:val="36"/>
+        </w:rPr>
+        <w:t>$Adstock_t = X_t + \alpha \cdot Adstock_{t-1}$</w:t>
+      </w:r>
+      <w:bookmarkEnd w:id="4"/>
+    </w:p>
+    <w:p>
+      <w:pPr>
+        <w:rPr>
+          <w:b/>
+          <w:sz w:val="36"/>
+          <w:szCs w:val="36"/>
+        </w:rPr>
+      </w:pPr>
+    </w:p>
+    <w:p>
+      <w:pPr>
+        <w:rPr>
+          <w:b/>
+          <w:sz w:val="36"/>
+          <w:szCs w:val="36"/>
+        </w:rPr>
+      </w:pPr>
+      <w:r>
+        <w:rPr>
+          <w:b/>
+          <w:sz w:val="36"/>
+          <w:szCs w:val="36"/>
+        </w:rPr>
+        <w:t>4.2. Tested but Dropped Features:</w:t>
       </w:r>
     </w:p>
     <w:p>
@@ -5328,146 +5211,40 @@
           <w:numId w:val="1"/>
         </w:numPr>
         <w:rPr>
-          <w:i/>
-          <w:sz w:val="36"/>
-          <w:szCs w:val="36"/>
-        </w:rPr>
-      </w:pPr>
-      <w:r>
-        <w:rPr>
-          <w:b/>
-          <w:sz w:val="36"/>
-          <w:szCs w:val="36"/>
-        </w:rPr>
-        <w:t xml:space="preserve">Is_Anchored: </w:t>
-      </w:r>
-      <w:r>
-        <w:rPr>
-          <w:sz w:val="36"/>
-          <w:szCs w:val="36"/>
-        </w:rPr>
-        <w:t>A Boolean flag, identifying users subscribed to both</w:t>
-      </w:r>
-      <w:r>
-        <w:rPr>
-          <w:b/>
-          <w:sz w:val="36"/>
-          <w:szCs w:val="36"/>
-        </w:rPr>
-        <w:t xml:space="preserve"> </w:t>
-      </w:r>
-      <w:r>
-        <w:rPr>
-          <w:b/>
-          <w:i/>
-          <w:sz w:val="36"/>
-          <w:szCs w:val="36"/>
-        </w:rPr>
-        <w:t>Tech Support</w:t>
-      </w:r>
-      <w:r>
-        <w:rPr>
-          <w:sz w:val="36"/>
-          <w:szCs w:val="36"/>
-        </w:rPr>
-        <w:t xml:space="preserve"> and </w:t>
-      </w:r>
-      <w:r>
-        <w:rPr>
-          <w:b/>
-          <w:i/>
-          <w:sz w:val="36"/>
-          <w:szCs w:val="36"/>
-        </w:rPr>
-        <w:t>Online Security</w:t>
-      </w:r>
-      <w:r>
-        <w:rPr>
-          <w:i/>
-          <w:sz w:val="36"/>
-          <w:szCs w:val="36"/>
-        </w:rPr>
-        <w:t>.</w:t>
-      </w:r>
-    </w:p>
-    <w:p>
-      <w:pPr>
-        <w:pStyle w:val="ListParagraph"/>
-        <w:numPr>
-          <w:ilvl w:val="1"/>
-          <w:numId w:val="1"/>
-        </w:numPr>
-        <w:rPr>
-          <w:sz w:val="36"/>
-          <w:szCs w:val="36"/>
-        </w:rPr>
-      </w:pPr>
-      <w:r>
-        <w:rPr>
-          <w:i/>
-          <w:sz w:val="36"/>
-          <w:szCs w:val="36"/>
-        </w:rPr>
-        <w:t xml:space="preserve">Rationale: </w:t>
-      </w:r>
-      <w:r>
-        <w:rPr>
-          <w:sz w:val="36"/>
-          <w:szCs w:val="36"/>
-        </w:rPr>
-        <w:t>EDA showed that while “Stickiness” (count of services) was generally good, these</w:t>
-      </w:r>
-      <w:r>
-        <w:rPr>
-          <w:sz w:val="36"/>
-          <w:szCs w:val="36"/>
-        </w:rPr>
-        <w:t xml:space="preserve"> two services specifically act</w:t>
-      </w:r>
-      <w:r>
-        <w:rPr>
-          <w:sz w:val="36"/>
-          <w:szCs w:val="36"/>
-        </w:rPr>
-        <w:t>ed</w:t>
-      </w:r>
-      <w:r>
-        <w:rPr>
-          <w:sz w:val="36"/>
-          <w:szCs w:val="36"/>
-        </w:rPr>
-        <w:t xml:space="preserve"> as a </w:t>
-      </w:r>
-      <w:r>
-        <w:rPr>
-          <w:sz w:val="36"/>
-          <w:szCs w:val="36"/>
-        </w:rPr>
-        <w:t xml:space="preserve">distinct </w:t>
-      </w:r>
-      <w:r>
-        <w:rPr>
-          <w:sz w:val="36"/>
-          <w:szCs w:val="36"/>
-        </w:rPr>
-        <w:t xml:space="preserve">“Retention Shield”, whereas other services (like streaming) do not. </w:t>
-      </w:r>
-    </w:p>
-    <w:p>
-      <w:pPr>
-        <w:rPr>
-          <w:b/>
-          <w:sz w:val="36"/>
-          <w:szCs w:val="36"/>
-        </w:rPr>
-      </w:pPr>
-      <w:r>
-        <w:rPr>
-          <w:b/>
-          <w:sz w:val="36"/>
-          <w:szCs w:val="36"/>
-        </w:rPr>
-        <w:t>4.2. Tested but Dropped Features:</w:t>
+          <w:b/>
+          <w:sz w:val="36"/>
+          <w:szCs w:val="36"/>
+        </w:rPr>
+      </w:pPr>
+      <w:r>
+        <w:rPr>
+          <w:b/>
+          <w:sz w:val="36"/>
+          <w:szCs w:val="36"/>
+        </w:rPr>
+        <w:t xml:space="preserve">StickinessScore: </w:t>
+      </w:r>
+      <w:r>
+        <w:rPr>
+          <w:sz w:val="36"/>
+          <w:szCs w:val="36"/>
+        </w:rPr>
+        <w:t xml:space="preserve">Dropped. The model performed better with the specific binary </w:t>
+      </w:r>
+      <w:r>
+        <w:rPr>
+          <w:b/>
+          <w:sz w:val="36"/>
+          <w:szCs w:val="36"/>
+        </w:rPr>
+        <w:t>is_anchored</w:t>
+      </w:r>
+      <w:r>
+        <w:rPr>
+          <w:sz w:val="36"/>
+          <w:szCs w:val="36"/>
+        </w:rPr>
+        <w:t xml:space="preserve"> flag than a raw count of services, further proving that the quality of service matters more than the quantity of services.</w:t>
       </w:r>
     </w:p>
     <w:p>
@@ -5489,29 +5266,44 @@
           <w:sz w:val="36"/>
           <w:szCs w:val="36"/>
         </w:rPr>
-        <w:t xml:space="preserve">StickinessScore: </w:t>
-      </w:r>
-      <w:r>
-        <w:rPr>
-          <w:sz w:val="36"/>
-          <w:szCs w:val="36"/>
-        </w:rPr>
-        <w:t xml:space="preserve">Dropped. The model performed better with the specific binary </w:t>
-      </w:r>
-      <w:r>
-        <w:rPr>
-          <w:b/>
-          <w:sz w:val="36"/>
-          <w:szCs w:val="36"/>
-        </w:rPr>
-        <w:t>is_anchored</w:t>
-      </w:r>
-      <w:r>
-        <w:rPr>
-          <w:sz w:val="36"/>
-          <w:szCs w:val="36"/>
-        </w:rPr>
-        <w:t xml:space="preserve"> flag than a raw count of services, further proving that the quality of service matters more than the quantity of services.</w:t>
+        <w:t xml:space="preserve">High_ARPU_Newbie: </w:t>
+      </w:r>
+      <w:r>
+        <w:rPr>
+          <w:sz w:val="36"/>
+          <w:szCs w:val="36"/>
+        </w:rPr>
+        <w:t xml:space="preserve">Dropped. The model successfully inferred this risk profile from the interaction of </w:t>
+      </w:r>
+      <w:r>
+        <w:rPr>
+          <w:b/>
+          <w:sz w:val="36"/>
+          <w:szCs w:val="36"/>
+        </w:rPr>
+        <w:t>MonthlyCharges</w:t>
+      </w:r>
+      <w:r>
+        <w:rPr>
+          <w:sz w:val="36"/>
+          <w:szCs w:val="36"/>
+        </w:rPr>
+        <w:t xml:space="preserve"> and </w:t>
+      </w:r>
+      <w:r>
+        <w:rPr>
+          <w:b/>
+          <w:sz w:val="36"/>
+          <w:szCs w:val="36"/>
+        </w:rPr>
+        <w:t>Tenure,</w:t>
+      </w:r>
+      <w:r>
+        <w:rPr>
+          <w:sz w:val="36"/>
+          <w:szCs w:val="36"/>
+        </w:rPr>
+        <w:t xml:space="preserve"> without needing a hard-coded flag. Testing this feature also slightly dropped both recall and precision by 0.1, hence it was binned </w:t>
       </w:r>
     </w:p>
     <w:p>
@@ -5533,44 +5325,78 @@
           <w:sz w:val="36"/>
           <w:szCs w:val="36"/>
         </w:rPr>
-        <w:t xml:space="preserve">High_ARPU_Newbie: </w:t>
-      </w:r>
-      <w:r>
-        <w:rPr>
-          <w:sz w:val="36"/>
-          <w:szCs w:val="36"/>
-        </w:rPr>
-        <w:t xml:space="preserve">Dropped. The model successfully inferred this risk profile from the interaction of </w:t>
-      </w:r>
-      <w:r>
-        <w:rPr>
-          <w:b/>
-          <w:sz w:val="36"/>
-          <w:szCs w:val="36"/>
-        </w:rPr>
-        <w:t>MonthlyCharges</w:t>
-      </w:r>
-      <w:r>
-        <w:rPr>
-          <w:sz w:val="36"/>
-          <w:szCs w:val="36"/>
-        </w:rPr>
-        <w:t xml:space="preserve"> and </w:t>
-      </w:r>
-      <w:r>
-        <w:rPr>
-          <w:b/>
-          <w:sz w:val="36"/>
-          <w:szCs w:val="36"/>
-        </w:rPr>
-        <w:t>Tenure,</w:t>
-      </w:r>
-      <w:r>
-        <w:rPr>
-          <w:sz w:val="36"/>
-          <w:szCs w:val="36"/>
-        </w:rPr>
-        <w:t xml:space="preserve"> without needing a hard-coded flag. Testing this feature also slightly dropped both recall and precision by 0.1, hence it was binned </w:t>
+        <w:t xml:space="preserve">Charges_by_Tenure: </w:t>
+      </w:r>
+      <w:r>
+        <w:rPr>
+          <w:sz w:val="36"/>
+          <w:szCs w:val="36"/>
+        </w:rPr>
+        <w:t>Dropped due to introduced noise</w:t>
+      </w:r>
+    </w:p>
+    <w:p>
+      <w:pPr>
+        <w:ind w:left="360"/>
+        <w:rPr>
+          <w:b/>
+          <w:sz w:val="36"/>
+          <w:szCs w:val="36"/>
+        </w:rPr>
+      </w:pPr>
+    </w:p>
+    <w:p>
+      <w:pPr>
+        <w:ind w:left="360"/>
+        <w:rPr>
+          <w:b/>
+          <w:sz w:val="36"/>
+          <w:szCs w:val="36"/>
+        </w:rPr>
+      </w:pPr>
+    </w:p>
+    <w:p>
+      <w:pPr>
+        <w:ind w:left="360"/>
+        <w:rPr>
+          <w:b/>
+          <w:sz w:val="36"/>
+          <w:szCs w:val="36"/>
+        </w:rPr>
+      </w:pPr>
+    </w:p>
+    <w:p>
+      <w:pPr>
+        <w:ind w:left="360"/>
+        <w:rPr>
+          <w:b/>
+          <w:sz w:val="36"/>
+          <w:szCs w:val="36"/>
+        </w:rPr>
+      </w:pPr>
+      <w:r>
+        <w:rPr>
+          <w:b/>
+          <w:sz w:val="36"/>
+          <w:szCs w:val="36"/>
+        </w:rPr>
+        <w:t xml:space="preserve">4.3 Features for Analysis only (EDA) </w:t>
+      </w:r>
+    </w:p>
+    <w:p>
+      <w:pPr>
+        <w:ind w:left="360"/>
+        <w:rPr>
+          <w:sz w:val="36"/>
+          <w:szCs w:val="36"/>
+        </w:rPr>
+      </w:pPr>
+      <w:r>
+        <w:rPr>
+          <w:sz w:val="36"/>
+          <w:szCs w:val="36"/>
+        </w:rPr>
+        <w:t xml:space="preserve">Certain features were created strictly to aid visual analysis and business segmentation but were excluded from the training pipeline to avoid data redundancy (multicollinearity) </w:t>
       </w:r>
     </w:p>
     <w:p>
@@ -5581,110 +5407,17 @@
           <w:numId w:val="1"/>
         </w:numPr>
         <w:rPr>
-          <w:b/>
-          <w:sz w:val="36"/>
-          <w:szCs w:val="36"/>
-        </w:rPr>
-      </w:pPr>
-      <w:r>
-        <w:rPr>
-          <w:b/>
-          <w:sz w:val="36"/>
-          <w:szCs w:val="36"/>
-        </w:rPr>
-        <w:t xml:space="preserve">Charges_by_Tenure: </w:t>
-      </w:r>
-      <w:r>
-        <w:rPr>
-          <w:sz w:val="36"/>
-          <w:szCs w:val="36"/>
-        </w:rPr>
-        <w:t>Dropped due to introduced noise</w:t>
-      </w:r>
-    </w:p>
-    <w:p>
-      <w:pPr>
-        <w:ind w:left="360"/>
-        <w:rPr>
-          <w:b/>
-          <w:sz w:val="36"/>
-          <w:szCs w:val="36"/>
-        </w:rPr>
-      </w:pPr>
-    </w:p>
-    <w:p>
-      <w:pPr>
-        <w:ind w:left="360"/>
-        <w:rPr>
-          <w:b/>
-          <w:sz w:val="36"/>
-          <w:szCs w:val="36"/>
-        </w:rPr>
-      </w:pPr>
-    </w:p>
-    <w:p>
-      <w:pPr>
-        <w:ind w:left="360"/>
-        <w:rPr>
-          <w:b/>
-          <w:sz w:val="36"/>
-          <w:szCs w:val="36"/>
-        </w:rPr>
-      </w:pPr>
-    </w:p>
-    <w:p>
-      <w:pPr>
-        <w:ind w:left="360"/>
-        <w:rPr>
-          <w:b/>
-          <w:sz w:val="36"/>
-          <w:szCs w:val="36"/>
-        </w:rPr>
-      </w:pPr>
-      <w:r>
-        <w:rPr>
-          <w:b/>
-          <w:sz w:val="36"/>
-          <w:szCs w:val="36"/>
-        </w:rPr>
-        <w:t xml:space="preserve">4.3 Features for Analysis only (EDA) </w:t>
-      </w:r>
-    </w:p>
-    <w:p>
-      <w:pPr>
-        <w:ind w:left="360"/>
-        <w:rPr>
-          <w:sz w:val="36"/>
-          <w:szCs w:val="36"/>
-        </w:rPr>
-      </w:pPr>
-      <w:r>
-        <w:rPr>
+          <w:sz w:val="36"/>
+          <w:szCs w:val="36"/>
+        </w:rPr>
+      </w:pPr>
+      <w:r>
+        <w:rPr>
+          <w:b/>
           <w:sz w:val="36"/>
           <w:szCs w:val="36"/>
         </w:rPr>
         <w:lastRenderedPageBreak/>
-        <w:t xml:space="preserve">Certain features were created strictly to aid visual analysis and business segmentation but were excluded from the training pipeline to avoid data redundancy (multicollinearity) </w:t>
-      </w:r>
-    </w:p>
-    <w:p>
-      <w:pPr>
-        <w:pStyle w:val="ListParagraph"/>
-        <w:numPr>
-          <w:ilvl w:val="0"/>
-          <w:numId w:val="1"/>
-        </w:numPr>
-        <w:rPr>
-          <w:sz w:val="36"/>
-          <w:szCs w:val="36"/>
-        </w:rPr>
-      </w:pPr>
-      <w:r>
-        <w:rPr>
-          <w:b/>
-          <w:sz w:val="36"/>
-          <w:szCs w:val="36"/>
-        </w:rPr>
         <w:t xml:space="preserve">Binning Features: </w:t>
       </w:r>
       <w:r>
@@ -12182,7 +11915,6 @@
   <w:style w:type="character" w:default="1" w:styleId="DefaultParagraphFont">
     <w:name w:val="Default Paragraph Font"/>
     <w:uiPriority w:val="1"/>
-    <w:semiHidden/>
     <w:unhideWhenUsed/>
   </w:style>
   <w:style w:type="table" w:default="1" w:styleId="TableNormal">
@@ -12675,7 +12407,7 @@
 </file>
 
 <file path=customXml/itemProps1.xml><?xml version="1.0" encoding="utf-8"?>
-<ds:datastoreItem xmlns:ds="http://schemas.openxmlformats.org/officeDocument/2006/customXml" ds:itemID="{46063740-6A5C-4FF3-9040-D61AB39E3B3E}">
+<ds:datastoreItem xmlns:ds="http://schemas.openxmlformats.org/officeDocument/2006/customXml" ds:itemID="{1E2057E6-4916-41BF-BFF9-366440157D3C}">
   <ds:schemaRefs>
     <ds:schemaRef ds:uri="http://schemas.openxmlformats.org/officeDocument/2006/bibliography"/>
   </ds:schemaRefs>

--- a/reports/Technical_Report.docx
+++ b/reports/Technical_Report.docx
@@ -5143,64 +5143,583 @@
     </w:p>
     <w:p>
       <w:pPr>
-        <w:rPr>
-          <w:b/>
-          <w:sz w:val="36"/>
-          <w:szCs w:val="36"/>
-        </w:rPr>
-      </w:pPr>
-      <w:r>
-        <w:rPr>
-          <w:b/>
+        <w:ind w:firstLine="720"/>
+        <w:rPr>
+          <w:sz w:val="30"/>
+          <w:szCs w:val="30"/>
+        </w:rPr>
+      </w:pPr>
+      <w:r>
+        <w:rPr>
+          <w:sz w:val="30"/>
+          <w:szCs w:val="30"/>
+        </w:rPr>
+        <w:drawing>
+          <wp:anchor distT="0" distB="0" distL="114300" distR="114300" simplePos="0" relativeHeight="251660288" behindDoc="1" locked="0" layoutInCell="1" allowOverlap="1" wp14:anchorId="3FBFA93E" wp14:editId="36CC90B5">
+            <wp:simplePos x="0" y="0"/>
+            <wp:positionH relativeFrom="column">
+              <wp:posOffset>1438275</wp:posOffset>
+            </wp:positionH>
+            <wp:positionV relativeFrom="paragraph">
+              <wp:posOffset>10795</wp:posOffset>
+            </wp:positionV>
+            <wp:extent cx="1162050" cy="285750"/>
+            <wp:effectExtent l="0" t="0" r="0" b="0"/>
+            <wp:wrapTight wrapText="bothSides">
+              <wp:wrapPolygon edited="0">
+                <wp:start x="0" y="0"/>
+                <wp:lineTo x="0" y="20160"/>
+                <wp:lineTo x="21246" y="20160"/>
+                <wp:lineTo x="21246" y="0"/>
+                <wp:lineTo x="0" y="0"/>
+              </wp:wrapPolygon>
+            </wp:wrapTight>
+            <wp:docPr id="2" name="Picture 2"/>
+            <wp:cNvGraphicFramePr>
+              <a:graphicFrameLocks xmlns:a="http://schemas.openxmlformats.org/drawingml/2006/main" noChangeAspect="1"/>
+            </wp:cNvGraphicFramePr>
+            <a:graphic xmlns:a="http://schemas.openxmlformats.org/drawingml/2006/main">
+              <a:graphicData uri="http://schemas.openxmlformats.org/drawingml/2006/picture">
+                <pic:pic xmlns:pic="http://schemas.openxmlformats.org/drawingml/2006/picture">
+                  <pic:nvPicPr>
+                    <pic:cNvPr id="1" name=""/>
+                    <pic:cNvPicPr/>
+                  </pic:nvPicPr>
+                  <pic:blipFill>
+                    <a:blip r:embed="rId22">
+                      <a:extLst>
+                        <a:ext uri="{28A0092B-C50C-407E-A947-70E740481C1C}">
+                          <a14:useLocalDpi xmlns:a14="http://schemas.microsoft.com/office/drawing/2010/main" val="0"/>
+                        </a:ext>
+                      </a:extLst>
+                    </a:blip>
+                    <a:stretch>
+                      <a:fillRect/>
+                    </a:stretch>
+                  </pic:blipFill>
+                  <pic:spPr>
+                    <a:xfrm>
+                      <a:off x="0" y="0"/>
+                      <a:ext cx="1162050" cy="285750"/>
+                    </a:xfrm>
+                    <a:prstGeom prst="rect">
+                      <a:avLst/>
+                    </a:prstGeom>
+                  </pic:spPr>
+                </pic:pic>
+              </a:graphicData>
+            </a:graphic>
+          </wp:anchor>
+        </w:drawing>
+      </w:r>
+      <w:r>
+        <w:rPr>
           <w:bCs/>
-          <w:sz w:val="36"/>
-          <w:szCs w:val="36"/>
+          <w:sz w:val="30"/>
+          <w:szCs w:val="30"/>
         </w:rPr>
         <w:t>Formula</w:t>
       </w:r>
       <w:r>
         <w:rPr>
-          <w:b/>
-          <w:sz w:val="36"/>
-          <w:szCs w:val="36"/>
+          <w:sz w:val="30"/>
+          <w:szCs w:val="30"/>
         </w:rPr>
         <w:t xml:space="preserve">: </w:t>
       </w:r>
-      <w:bookmarkStart w:id="4" w:name="_GoBack"/>
-      <w:r>
-        <w:rPr>
-          <w:b/>
-          <w:sz w:val="36"/>
-          <w:szCs w:val="36"/>
-        </w:rPr>
-        <w:t>$Adstock_t = X_t + \alpha \cdot Adstock_{t-1}$</w:t>
-      </w:r>
-      <w:bookmarkEnd w:id="4"/>
-    </w:p>
-    <w:p>
-      <w:pPr>
-        <w:rPr>
-          <w:b/>
-          <w:sz w:val="36"/>
-          <w:szCs w:val="36"/>
-        </w:rPr>
-      </w:pPr>
-    </w:p>
-    <w:p>
-      <w:pPr>
-        <w:rPr>
-          <w:b/>
-          <w:sz w:val="36"/>
-          <w:szCs w:val="36"/>
-        </w:rPr>
-      </w:pPr>
-      <w:r>
-        <w:rPr>
-          <w:b/>
-          <w:sz w:val="36"/>
-          <w:szCs w:val="36"/>
-        </w:rPr>
-        <w:t>4.2. Tested but Dropped Features:</w:t>
+    </w:p>
+    <w:p>
+      <w:pPr>
+        <w:rPr>
+          <w:sz w:val="30"/>
+          <w:szCs w:val="30"/>
+        </w:rPr>
+      </w:pPr>
+      <w:r>
+        <w:rPr>
+          <w:b/>
+          <w:sz w:val="30"/>
+          <w:szCs w:val="30"/>
+        </w:rPr>
+        <w:tab/>
+      </w:r>
+      <w:r>
+        <w:rPr>
+          <w:b/>
+          <w:sz w:val="30"/>
+          <w:szCs w:val="30"/>
+        </w:rPr>
+        <w:tab/>
+      </w:r>
+      <w:r>
+        <w:rPr>
+          <w:sz w:val="30"/>
+          <w:szCs w:val="30"/>
+        </w:rPr>
+        <w:t xml:space="preserve">Where </w:t>
+      </w:r>
+      <w:r>
+        <w:rPr>
+          <w:i/>
+          <w:sz w:val="30"/>
+          <w:szCs w:val="30"/>
+        </w:rPr>
+        <w:t>A</w:t>
+      </w:r>
+      <w:r>
+        <w:rPr>
+          <w:i/>
+          <w:sz w:val="20"/>
+          <w:szCs w:val="20"/>
+        </w:rPr>
+        <w:t>t</w:t>
+      </w:r>
+      <w:r>
+        <w:rPr>
+          <w:sz w:val="30"/>
+          <w:szCs w:val="30"/>
+        </w:rPr>
+        <w:t xml:space="preserve"> is the adstock value at time t, </w:t>
+      </w:r>
+    </w:p>
+    <w:p>
+      <w:pPr>
+        <w:rPr>
+          <w:sz w:val="30"/>
+          <w:szCs w:val="30"/>
+        </w:rPr>
+      </w:pPr>
+      <w:r>
+        <w:rPr>
+          <w:sz w:val="30"/>
+          <w:szCs w:val="30"/>
+        </w:rPr>
+        <w:tab/>
+      </w:r>
+      <w:r>
+        <w:rPr>
+          <w:sz w:val="30"/>
+          <w:szCs w:val="30"/>
+        </w:rPr>
+        <w:tab/>
+      </w:r>
+      <w:r>
+        <w:rPr>
+          <w:sz w:val="30"/>
+          <w:szCs w:val="30"/>
+        </w:rPr>
+        <w:t>T</w:t>
+      </w:r>
+      <w:r>
+        <w:rPr>
+          <w:sz w:val="20"/>
+          <w:szCs w:val="20"/>
+        </w:rPr>
+        <w:t>t</w:t>
+      </w:r>
+      <w:r>
+        <w:rPr>
+          <w:sz w:val="30"/>
+          <w:szCs w:val="30"/>
+        </w:rPr>
+        <w:t xml:space="preserve"> is the advertising spend at time t, and</w:t>
+      </w:r>
+    </w:p>
+    <w:p>
+      <w:pPr>
+        <w:rPr>
+          <w:sz w:val="30"/>
+          <w:szCs w:val="30"/>
+        </w:rPr>
+      </w:pPr>
+      <w:r>
+        <w:rPr>
+          <w:sz w:val="30"/>
+          <w:szCs w:val="30"/>
+        </w:rPr>
+        <w:tab/>
+      </w:r>
+      <w:r>
+        <w:rPr>
+          <w:sz w:val="30"/>
+          <w:szCs w:val="30"/>
+        </w:rPr>
+        <w:tab/>
+      </w:r>
+      <w:r>
+        <w:rPr>
+          <w:rFonts w:cstheme="minorHAnsi"/>
+          <w:sz w:val="30"/>
+          <w:szCs w:val="30"/>
+        </w:rPr>
+        <w:t>λ</w:t>
+      </w:r>
+      <w:r>
+        <w:rPr>
+          <w:sz w:val="30"/>
+          <w:szCs w:val="30"/>
+        </w:rPr>
+        <w:t xml:space="preserve"> is the retention decay rate from 0 to 1</w:t>
+      </w:r>
+      <w:r>
+        <w:rPr>
+          <w:sz w:val="30"/>
+          <w:szCs w:val="30"/>
+        </w:rPr>
+        <w:tab/>
+      </w:r>
+    </w:p>
+    <w:p>
+      <w:pPr>
+        <w:ind w:left="720"/>
+        <w:rPr>
+          <w:sz w:val="30"/>
+          <w:szCs w:val="30"/>
+        </w:rPr>
+      </w:pPr>
+      <w:r>
+        <w:rPr>
+          <w:b/>
+          <w:sz w:val="30"/>
+          <w:szCs w:val="30"/>
+        </w:rPr>
+        <w:t>Rationale:</w:t>
+      </w:r>
+      <w:r>
+        <w:rPr>
+          <w:sz w:val="30"/>
+          <w:szCs w:val="30"/>
+        </w:rPr>
+        <w:t xml:space="preserve"> Cross correlation analysis confirmed lagged effects for key channels.    Adstock captures this memory effect without requiring multiple lag features.</w:t>
+      </w:r>
+    </w:p>
+    <w:p>
+      <w:pPr>
+        <w:ind w:left="720"/>
+        <w:rPr>
+          <w:sz w:val="30"/>
+          <w:szCs w:val="30"/>
+        </w:rPr>
+      </w:pPr>
+      <w:r>
+        <w:rPr>
+          <w:b/>
+          <w:sz w:val="30"/>
+          <w:szCs w:val="30"/>
+        </w:rPr>
+        <w:t>Alpha Selection Method:</w:t>
+      </w:r>
+      <w:r>
+        <w:rPr>
+          <w:sz w:val="30"/>
+          <w:szCs w:val="30"/>
+        </w:rPr>
+        <w:t xml:space="preserve"> Final alphas were selected via a manual grid search (0.05 increments) by minimizing ridge regression RMSE on a chronological holdout set. </w:t>
+      </w:r>
+    </w:p>
+    <w:p>
+      <w:pPr>
+        <w:ind w:left="720"/>
+        <w:rPr>
+          <w:b/>
+          <w:sz w:val="30"/>
+          <w:szCs w:val="30"/>
+        </w:rPr>
+      </w:pPr>
+      <w:r>
+        <w:rPr>
+          <w:b/>
+          <w:sz w:val="30"/>
+          <w:szCs w:val="30"/>
+        </w:rPr>
+        <w:t xml:space="preserve">Final Alphas (Manual Grid search): </w:t>
+      </w:r>
+    </w:p>
+    <w:p>
+      <w:pPr>
+        <w:pStyle w:val="ListParagraph"/>
+        <w:numPr>
+          <w:ilvl w:val="2"/>
+          <w:numId w:val="26"/>
+        </w:numPr>
+        <w:rPr>
+          <w:sz w:val="30"/>
+          <w:szCs w:val="30"/>
+        </w:rPr>
+      </w:pPr>
+      <w:r>
+        <w:rPr>
+          <w:sz w:val="30"/>
+          <w:szCs w:val="30"/>
+        </w:rPr>
+        <w:t>Paid_views: 0.05</w:t>
+      </w:r>
+    </w:p>
+    <w:p>
+      <w:pPr>
+        <w:pStyle w:val="ListParagraph"/>
+        <w:numPr>
+          <w:ilvl w:val="2"/>
+          <w:numId w:val="26"/>
+        </w:numPr>
+        <w:rPr>
+          <w:sz w:val="30"/>
+          <w:szCs w:val="30"/>
+        </w:rPr>
+      </w:pPr>
+      <w:r>
+        <w:rPr>
+          <w:sz w:val="30"/>
+          <w:szCs w:val="30"/>
+        </w:rPr>
+        <w:t>Organic_views: 0.90</w:t>
+      </w:r>
+    </w:p>
+    <w:p>
+      <w:pPr>
+        <w:pStyle w:val="ListParagraph"/>
+        <w:numPr>
+          <w:ilvl w:val="2"/>
+          <w:numId w:val="26"/>
+        </w:numPr>
+        <w:rPr>
+          <w:sz w:val="30"/>
+          <w:szCs w:val="30"/>
+        </w:rPr>
+      </w:pPr>
+      <w:r>
+        <w:rPr>
+          <w:sz w:val="30"/>
+          <w:szCs w:val="30"/>
+        </w:rPr>
+        <w:t>Google_impressions: 0.75</w:t>
+      </w:r>
+    </w:p>
+    <w:p>
+      <w:pPr>
+        <w:pStyle w:val="ListParagraph"/>
+        <w:numPr>
+          <w:ilvl w:val="2"/>
+          <w:numId w:val="26"/>
+        </w:numPr>
+        <w:rPr>
+          <w:sz w:val="30"/>
+          <w:szCs w:val="30"/>
+        </w:rPr>
+      </w:pPr>
+      <w:r>
+        <w:rPr>
+          <w:sz w:val="30"/>
+          <w:szCs w:val="30"/>
+        </w:rPr>
+        <w:t>Email_impressions: 0.50</w:t>
+      </w:r>
+    </w:p>
+    <w:p>
+      <w:pPr>
+        <w:pStyle w:val="ListParagraph"/>
+        <w:numPr>
+          <w:ilvl w:val="2"/>
+          <w:numId w:val="26"/>
+        </w:numPr>
+        <w:rPr>
+          <w:sz w:val="30"/>
+          <w:szCs w:val="30"/>
+        </w:rPr>
+      </w:pPr>
+      <w:r>
+        <w:rPr>
+          <w:sz w:val="30"/>
+          <w:szCs w:val="30"/>
+        </w:rPr>
+        <w:t>Facebook_impressions: 0.70</w:t>
+      </w:r>
+    </w:p>
+    <w:p>
+      <w:pPr>
+        <w:pStyle w:val="ListParagraph"/>
+        <w:numPr>
+          <w:ilvl w:val="2"/>
+          <w:numId w:val="26"/>
+        </w:numPr>
+        <w:rPr>
+          <w:sz w:val="30"/>
+          <w:szCs w:val="30"/>
+        </w:rPr>
+      </w:pPr>
+      <w:r>
+        <w:rPr>
+          <w:sz w:val="30"/>
+          <w:szCs w:val="30"/>
+        </w:rPr>
+        <w:t>Affiliate_imressions: 0.95</w:t>
+      </w:r>
+    </w:p>
+    <w:p>
+      <w:pPr>
+        <w:pStyle w:val="ListParagraph"/>
+        <w:numPr>
+          <w:ilvl w:val="2"/>
+          <w:numId w:val="26"/>
+        </w:numPr>
+        <w:rPr>
+          <w:sz w:val="30"/>
+          <w:szCs w:val="30"/>
+        </w:rPr>
+      </w:pPr>
+      <w:r>
+        <w:rPr>
+          <w:sz w:val="30"/>
+          <w:szCs w:val="30"/>
+        </w:rPr>
+        <w:t>Overall_views: 0.05</w:t>
+      </w:r>
+    </w:p>
+    <w:p>
+      <w:pPr>
+        <w:rPr>
+          <w:b/>
+          <w:sz w:val="30"/>
+          <w:szCs w:val="30"/>
+        </w:rPr>
+      </w:pPr>
+      <w:r>
+        <w:rPr>
+          <w:b/>
+          <w:sz w:val="30"/>
+          <w:szCs w:val="30"/>
+        </w:rPr>
+        <w:t xml:space="preserve">Trend Variable: </w:t>
+      </w:r>
+    </w:p>
+    <w:p>
+      <w:pPr>
+        <w:rPr>
+          <w:sz w:val="30"/>
+          <w:szCs w:val="30"/>
+        </w:rPr>
+      </w:pPr>
+      <w:r>
+        <w:rPr>
+          <w:b/>
+          <w:sz w:val="30"/>
+          <w:szCs w:val="30"/>
+        </w:rPr>
+        <w:tab/>
+      </w:r>
+      <w:r>
+        <w:rPr>
+          <w:sz w:val="30"/>
+          <w:szCs w:val="30"/>
+        </w:rPr>
+        <w:t>A linear time index was included to capture organic growth or brand equity buildup over the duration of the dataset</w:t>
+      </w:r>
+    </w:p>
+    <w:p>
+      <w:pPr>
+        <w:rPr>
+          <w:b/>
+          <w:sz w:val="30"/>
+          <w:szCs w:val="30"/>
+        </w:rPr>
+      </w:pPr>
+      <w:r>
+        <w:rPr>
+          <w:b/>
+          <w:sz w:val="30"/>
+          <w:szCs w:val="30"/>
+        </w:rPr>
+        <w:t xml:space="preserve">Seasonality Dummies: </w:t>
+      </w:r>
+    </w:p>
+    <w:p>
+      <w:pPr>
+        <w:rPr>
+          <w:sz w:val="30"/>
+          <w:szCs w:val="30"/>
+        </w:rPr>
+      </w:pPr>
+      <w:r>
+        <w:rPr>
+          <w:sz w:val="30"/>
+          <w:szCs w:val="30"/>
+        </w:rPr>
+        <w:tab/>
+        <w:t>Month dummies were implemented to control for seasonal patterns identified during EDA, specifically isolating holiday uplifts</w:t>
+      </w:r>
+    </w:p>
+    <w:p>
+      <w:pPr>
+        <w:rPr>
+          <w:b/>
+          <w:sz w:val="30"/>
+          <w:szCs w:val="30"/>
+        </w:rPr>
+      </w:pPr>
+      <w:r>
+        <w:rPr>
+          <w:b/>
+          <w:sz w:val="30"/>
+          <w:szCs w:val="30"/>
+        </w:rPr>
+        <w:lastRenderedPageBreak/>
+        <w:t xml:space="preserve">Division Dummies: </w:t>
+      </w:r>
+    </w:p>
+    <w:p>
+      <w:pPr>
+        <w:rPr>
+          <w:sz w:val="36"/>
+          <w:szCs w:val="36"/>
+        </w:rPr>
+      </w:pPr>
+      <w:r>
+        <w:rPr>
+          <w:b/>
+          <w:sz w:val="30"/>
+          <w:szCs w:val="30"/>
+        </w:rPr>
+        <w:tab/>
+      </w:r>
+      <w:r>
+        <w:rPr>
+          <w:sz w:val="30"/>
+          <w:szCs w:val="30"/>
+        </w:rPr>
+        <w:t xml:space="preserve">Division identifiers were encoded as fixed effects to control for organizational and regional heterogeneity across the 26 units. </w:t>
+      </w:r>
+    </w:p>
+    <w:p>
+      <w:pPr>
+        <w:rPr>
+          <w:b/>
+          <w:sz w:val="36"/>
+          <w:szCs w:val="36"/>
+        </w:rPr>
+      </w:pPr>
+      <w:r>
+        <w:rPr>
+          <w:b/>
+          <w:sz w:val="36"/>
+          <w:szCs w:val="36"/>
+        </w:rPr>
+        <w:t xml:space="preserve">4.2. </w:t>
+      </w:r>
+      <w:r>
+        <w:rPr>
+          <w:b/>
+          <w:sz w:val="36"/>
+          <w:szCs w:val="36"/>
+        </w:rPr>
+        <w:t xml:space="preserve">Incompatible </w:t>
+      </w:r>
+      <w:r>
+        <w:rPr>
+          <w:b/>
+          <w:sz w:val="36"/>
+          <w:szCs w:val="36"/>
+        </w:rPr>
+        <w:t>Features:</w:t>
       </w:r>
     </w:p>
     <w:p>
@@ -5222,29 +5741,44 @@
           <w:sz w:val="36"/>
           <w:szCs w:val="36"/>
         </w:rPr>
-        <w:t xml:space="preserve">StickinessScore: </w:t>
-      </w:r>
-      <w:r>
-        <w:rPr>
-          <w:sz w:val="36"/>
-          <w:szCs w:val="36"/>
-        </w:rPr>
-        <w:t xml:space="preserve">Dropped. The model performed better with the specific binary </w:t>
-      </w:r>
-      <w:r>
-        <w:rPr>
-          <w:b/>
-          <w:sz w:val="36"/>
-          <w:szCs w:val="36"/>
-        </w:rPr>
-        <w:t>is_anchored</w:t>
-      </w:r>
-      <w:r>
-        <w:rPr>
-          <w:sz w:val="36"/>
-          <w:szCs w:val="36"/>
-        </w:rPr>
-        <w:t xml:space="preserve"> flag than a raw count of services, further proving that the quality of service matters more than the quantity of services.</w:t>
+        <w:t>Log Transformed Media Variables</w:t>
+      </w:r>
+      <w:r>
+        <w:rPr>
+          <w:b/>
+          <w:sz w:val="36"/>
+          <w:szCs w:val="36"/>
+        </w:rPr>
+        <w:t xml:space="preserve">: </w:t>
+      </w:r>
+      <w:r>
+        <w:rPr>
+          <w:sz w:val="36"/>
+          <w:szCs w:val="36"/>
+        </w:rPr>
+        <w:t xml:space="preserve">Dropped. </w:t>
+      </w:r>
+      <w:r>
+        <w:rPr>
+          <w:sz w:val="36"/>
+          <w:szCs w:val="36"/>
+        </w:rPr>
+        <w:t>Tree based models like random forest are invariant to monotonic transformations;</w:t>
+      </w:r>
+      <w:r>
+        <w:rPr>
+          <w:b/>
+          <w:sz w:val="36"/>
+          <w:szCs w:val="36"/>
+        </w:rPr>
+        <w:t xml:space="preserve"> </w:t>
+      </w:r>
+      <w:r>
+        <w:rPr>
+          <w:sz w:val="36"/>
+          <w:szCs w:val="36"/>
+        </w:rPr>
+        <w:t>log scaling added complexity without improving split points.</w:t>
       </w:r>
     </w:p>
     <w:p>
@@ -5266,74 +5800,46 @@
           <w:sz w:val="36"/>
           <w:szCs w:val="36"/>
         </w:rPr>
-        <w:t xml:space="preserve">High_ARPU_Newbie: </w:t>
-      </w:r>
-      <w:r>
-        <w:rPr>
-          <w:sz w:val="36"/>
-          <w:szCs w:val="36"/>
-        </w:rPr>
-        <w:t xml:space="preserve">Dropped. The model successfully inferred this risk profile from the interaction of </w:t>
-      </w:r>
-      <w:r>
-        <w:rPr>
-          <w:b/>
-          <w:sz w:val="36"/>
-          <w:szCs w:val="36"/>
-        </w:rPr>
-        <w:t>MonthlyCharges</w:t>
-      </w:r>
-      <w:r>
-        <w:rPr>
-          <w:sz w:val="36"/>
-          <w:szCs w:val="36"/>
-        </w:rPr>
-        <w:t xml:space="preserve"> and </w:t>
-      </w:r>
-      <w:r>
-        <w:rPr>
-          <w:b/>
-          <w:sz w:val="36"/>
-          <w:szCs w:val="36"/>
-        </w:rPr>
-        <w:t>Tenure,</w:t>
-      </w:r>
-      <w:r>
-        <w:rPr>
-          <w:sz w:val="36"/>
-          <w:szCs w:val="36"/>
-        </w:rPr>
-        <w:t xml:space="preserve"> without needing a hard-coded flag. Testing this feature also slightly dropped both recall and precision by 0.1, hence it was binned </w:t>
-      </w:r>
-    </w:p>
-    <w:p>
-      <w:pPr>
-        <w:pStyle w:val="ListParagraph"/>
-        <w:numPr>
-          <w:ilvl w:val="0"/>
-          <w:numId w:val="1"/>
-        </w:numPr>
-        <w:rPr>
-          <w:b/>
-          <w:sz w:val="36"/>
-          <w:szCs w:val="36"/>
-        </w:rPr>
-      </w:pPr>
-      <w:r>
-        <w:rPr>
-          <w:b/>
-          <w:sz w:val="36"/>
-          <w:szCs w:val="36"/>
-        </w:rPr>
-        <w:t xml:space="preserve">Charges_by_Tenure: </w:t>
-      </w:r>
-      <w:r>
-        <w:rPr>
-          <w:sz w:val="36"/>
-          <w:szCs w:val="36"/>
-        </w:rPr>
-        <w:t>Dropped due to introduced noise</w:t>
-      </w:r>
+        <w:t>Saturation Curves (Hill/Sigmoid Functions)</w:t>
+      </w:r>
+      <w:r>
+        <w:rPr>
+          <w:b/>
+          <w:sz w:val="36"/>
+          <w:szCs w:val="36"/>
+        </w:rPr>
+        <w:t xml:space="preserve">: </w:t>
+      </w:r>
+      <w:r>
+        <w:rPr>
+          <w:sz w:val="36"/>
+          <w:szCs w:val="36"/>
+        </w:rPr>
+        <w:t>Not tested</w:t>
+      </w:r>
+      <w:r>
+        <w:rPr>
+          <w:sz w:val="36"/>
+          <w:szCs w:val="36"/>
+        </w:rPr>
+        <w:t xml:space="preserve">. </w:t>
+      </w:r>
+      <w:r>
+        <w:rPr>
+          <w:sz w:val="36"/>
+          <w:szCs w:val="36"/>
+        </w:rPr>
+        <w:t>LOWESS plots showed no clear saturation or “elbow” within historical spend levels; these were deferred to future iterations</w:t>
+      </w:r>
+    </w:p>
+    <w:p>
+      <w:pPr>
+        <w:rPr>
+          <w:b/>
+          <w:sz w:val="36"/>
+          <w:szCs w:val="36"/>
+        </w:rPr>
+      </w:pPr>
     </w:p>
     <w:p>
       <w:pPr>
@@ -5354,152 +5860,6 @@
           <w:szCs w:val="36"/>
         </w:rPr>
       </w:pPr>
-    </w:p>
-    <w:p>
-      <w:pPr>
-        <w:ind w:left="360"/>
-        <w:rPr>
-          <w:b/>
-          <w:sz w:val="36"/>
-          <w:szCs w:val="36"/>
-        </w:rPr>
-      </w:pPr>
-    </w:p>
-    <w:p>
-      <w:pPr>
-        <w:ind w:left="360"/>
-        <w:rPr>
-          <w:b/>
-          <w:sz w:val="36"/>
-          <w:szCs w:val="36"/>
-        </w:rPr>
-      </w:pPr>
-      <w:r>
-        <w:rPr>
-          <w:b/>
-          <w:sz w:val="36"/>
-          <w:szCs w:val="36"/>
-        </w:rPr>
-        <w:t xml:space="preserve">4.3 Features for Analysis only (EDA) </w:t>
-      </w:r>
-    </w:p>
-    <w:p>
-      <w:pPr>
-        <w:ind w:left="360"/>
-        <w:rPr>
-          <w:sz w:val="36"/>
-          <w:szCs w:val="36"/>
-        </w:rPr>
-      </w:pPr>
-      <w:r>
-        <w:rPr>
-          <w:sz w:val="36"/>
-          <w:szCs w:val="36"/>
-        </w:rPr>
-        <w:t xml:space="preserve">Certain features were created strictly to aid visual analysis and business segmentation but were excluded from the training pipeline to avoid data redundancy (multicollinearity) </w:t>
-      </w:r>
-    </w:p>
-    <w:p>
-      <w:pPr>
-        <w:pStyle w:val="ListParagraph"/>
-        <w:numPr>
-          <w:ilvl w:val="0"/>
-          <w:numId w:val="1"/>
-        </w:numPr>
-        <w:rPr>
-          <w:sz w:val="36"/>
-          <w:szCs w:val="36"/>
-        </w:rPr>
-      </w:pPr>
-      <w:r>
-        <w:rPr>
-          <w:b/>
-          <w:sz w:val="36"/>
-          <w:szCs w:val="36"/>
-        </w:rPr>
-        <w:lastRenderedPageBreak/>
-        <w:t xml:space="preserve">Binning Features: </w:t>
-      </w:r>
-      <w:r>
-        <w:rPr>
-          <w:i/>
-          <w:sz w:val="36"/>
-          <w:szCs w:val="36"/>
-        </w:rPr>
-        <w:t>tenure_group, MonthlyCharges_group</w:t>
-      </w:r>
-    </w:p>
-    <w:p>
-      <w:pPr>
-        <w:pStyle w:val="ListParagraph"/>
-        <w:numPr>
-          <w:ilvl w:val="0"/>
-          <w:numId w:val="1"/>
-        </w:numPr>
-        <w:rPr>
-          <w:sz w:val="36"/>
-          <w:szCs w:val="36"/>
-        </w:rPr>
-      </w:pPr>
-      <w:r>
-        <w:rPr>
-          <w:b/>
-          <w:sz w:val="36"/>
-          <w:szCs w:val="36"/>
-        </w:rPr>
-        <w:t xml:space="preserve">Risk Flags: </w:t>
-      </w:r>
-      <w:r>
-        <w:rPr>
-          <w:i/>
-          <w:sz w:val="36"/>
-          <w:szCs w:val="36"/>
-        </w:rPr>
-        <w:t>HighRisk_Fiber, HighRisk_Contract, HighRisk_LowStickiness</w:t>
-      </w:r>
-    </w:p>
-    <w:p>
-      <w:pPr>
-        <w:pStyle w:val="ListParagraph"/>
-        <w:numPr>
-          <w:ilvl w:val="0"/>
-          <w:numId w:val="1"/>
-        </w:numPr>
-        <w:rPr>
-          <w:sz w:val="36"/>
-          <w:szCs w:val="36"/>
-        </w:rPr>
-      </w:pPr>
-      <w:r>
-        <w:rPr>
-          <w:b/>
-          <w:sz w:val="36"/>
-          <w:szCs w:val="36"/>
-        </w:rPr>
-        <w:t xml:space="preserve">Rationale: </w:t>
-      </w:r>
-      <w:r>
-        <w:rPr>
-          <w:sz w:val="36"/>
-          <w:szCs w:val="36"/>
-        </w:rPr>
-        <w:t>These concepts were already captured by the model through the raw features (</w:t>
-      </w:r>
-      <w:r>
-        <w:rPr>
-          <w:i/>
-          <w:sz w:val="36"/>
-          <w:szCs w:val="36"/>
-        </w:rPr>
-        <w:t xml:space="preserve">tenure, InternetService, Contract) </w:t>
-      </w:r>
-      <w:r>
-        <w:rPr>
-          <w:sz w:val="36"/>
-          <w:szCs w:val="36"/>
-        </w:rPr>
-        <w:t xml:space="preserve">and their coefficients. Feeding  the bins alongside the raw data would cause information duplication </w:t>
-      </w:r>
     </w:p>
     <w:p>
       <w:pPr>
@@ -5538,7 +5898,7 @@
           <w:szCs w:val="50"/>
         </w:rPr>
       </w:pPr>
-      <w:bookmarkStart w:id="5" w:name="_Toc220325078"/>
+      <w:bookmarkStart w:id="4" w:name="_Toc220325078"/>
       <w:r>
         <w:rPr>
           <w:b/>
@@ -5548,7 +5908,7 @@
         <w:lastRenderedPageBreak/>
         <w:t>5. Data Preprocessing</w:t>
       </w:r>
-      <w:bookmarkEnd w:id="5"/>
+      <w:bookmarkEnd w:id="4"/>
     </w:p>
     <w:p/>
     <w:p>
@@ -5593,7 +5953,15 @@
           <w:sz w:val="36"/>
           <w:szCs w:val="36"/>
         </w:rPr>
-        <w:t>Manual Binary Encoding:</w:t>
+        <w:t>Type Conversion and Cleaning</w:t>
+      </w:r>
+      <w:r>
+        <w:rPr>
+          <w:b/>
+          <w:sz w:val="36"/>
+          <w:szCs w:val="36"/>
+        </w:rPr>
+        <w:t>:</w:t>
       </w:r>
       <w:r>
         <w:rPr>
@@ -5606,64 +5974,57 @@
     <w:p>
       <w:pPr>
         <w:pStyle w:val="ListParagraph"/>
-        <w:ind w:left="1440"/>
-        <w:rPr>
-          <w:sz w:val="36"/>
-          <w:szCs w:val="36"/>
-        </w:rPr>
-      </w:pPr>
-      <w:r>
-        <w:rPr>
-          <w:sz w:val="36"/>
-          <w:szCs w:val="36"/>
-        </w:rPr>
-        <w:t>Variables with a simple Yes/No structure (e.g</w:t>
-      </w:r>
-      <w:r>
-        <w:rPr>
-          <w:sz w:val="36"/>
-          <w:szCs w:val="36"/>
-        </w:rPr>
-        <w:t>.</w:t>
-      </w:r>
-      <w:r>
-        <w:rPr>
-          <w:sz w:val="36"/>
-          <w:szCs w:val="36"/>
-        </w:rPr>
-        <w:t xml:space="preserve">, </w:t>
-      </w:r>
-      <w:r>
-        <w:rPr>
-          <w:i/>
-          <w:sz w:val="36"/>
-          <w:szCs w:val="36"/>
-        </w:rPr>
-        <w:t xml:space="preserve">Partner, PhoneService, is_anchored), </w:t>
-      </w:r>
-      <w:r>
-        <w:rPr>
-          <w:sz w:val="36"/>
-          <w:szCs w:val="36"/>
-        </w:rPr>
-        <w:t>were manually mapped to binary format (Yes=1, No=0).</w:t>
+        <w:numPr>
+          <w:ilvl w:val="1"/>
+          <w:numId w:val="1"/>
+        </w:numPr>
+        <w:rPr>
+          <w:sz w:val="36"/>
+          <w:szCs w:val="36"/>
+        </w:rPr>
+      </w:pPr>
+      <w:r>
+        <w:rPr>
+          <w:b/>
+          <w:sz w:val="36"/>
+          <w:szCs w:val="36"/>
+        </w:rPr>
+        <w:t>Temporal Formatting:</w:t>
+      </w:r>
+      <w:r>
+        <w:rPr>
+          <w:sz w:val="36"/>
+          <w:szCs w:val="36"/>
+        </w:rPr>
+        <w:t xml:space="preserve"> The calendar_week column was converted from string to datetime64, to enable chronological sorting and feature extraction</w:t>
       </w:r>
     </w:p>
     <w:p>
       <w:pPr>
         <w:pStyle w:val="ListParagraph"/>
-        <w:ind w:left="1440"/>
-        <w:rPr>
-          <w:sz w:val="36"/>
-          <w:szCs w:val="36"/>
-        </w:rPr>
-      </w:pPr>
-      <w:r>
-        <w:rPr>
-          <w:sz w:val="36"/>
-          <w:szCs w:val="36"/>
-        </w:rPr>
-        <w:t>This ensured consistent handling of custom Boolean flags created during feature engineering</w:t>
+        <w:numPr>
+          <w:ilvl w:val="1"/>
+          <w:numId w:val="1"/>
+        </w:numPr>
+        <w:rPr>
+          <w:sz w:val="36"/>
+          <w:szCs w:val="36"/>
+        </w:rPr>
+      </w:pPr>
+      <w:r>
+        <w:rPr>
+          <w:b/>
+          <w:sz w:val="36"/>
+          <w:szCs w:val="36"/>
+        </w:rPr>
+        <w:t>Numeric Consistency:</w:t>
+      </w:r>
+      <w:r>
+        <w:rPr>
+          <w:sz w:val="36"/>
+          <w:szCs w:val="36"/>
+        </w:rPr>
+        <w:t xml:space="preserve"> Cleaned and cast media variables to int64 to ensure computational consistency during the adstock transformation.</w:t>
       </w:r>
     </w:p>
     <w:p>
@@ -5684,7 +6045,23 @@
           <w:sz w:val="36"/>
           <w:szCs w:val="36"/>
         </w:rPr>
-        <w:t xml:space="preserve">5.2 One-Hot Encoding(with Multicollinearity Prevention): </w:t>
+        <w:t>5.</w:t>
+      </w:r>
+      <w:r>
+        <w:rPr>
+          <w:b/>
+          <w:sz w:val="36"/>
+          <w:szCs w:val="36"/>
+        </w:rPr>
+        <w:t>2 Encoding Strategy</w:t>
+      </w:r>
+      <w:r>
+        <w:rPr>
+          <w:b/>
+          <w:sz w:val="36"/>
+          <w:szCs w:val="36"/>
+        </w:rPr>
+        <w:t xml:space="preserve">: </w:t>
       </w:r>
     </w:p>
     <w:p>
@@ -5701,39 +6078,18 @@
       </w:pPr>
       <w:r>
         <w:rPr>
-          <w:sz w:val="36"/>
-          <w:szCs w:val="36"/>
-        </w:rPr>
-        <w:t>Nominal variables(</w:t>
-      </w:r>
-      <w:r>
-        <w:rPr>
-          <w:sz w:val="36"/>
-          <w:szCs w:val="36"/>
-        </w:rPr>
-        <w:t>e.g.,</w:t>
-      </w:r>
-      <w:r>
-        <w:rPr>
-          <w:sz w:val="36"/>
-          <w:szCs w:val="36"/>
-        </w:rPr>
-        <w:t xml:space="preserve"> </w:t>
-      </w:r>
-      <w:r>
-        <w:rPr>
-          <w:i/>
-          <w:sz w:val="36"/>
-          <w:szCs w:val="36"/>
-        </w:rPr>
-        <w:t xml:space="preserve">PaymentMethod, InternetService) </w:t>
-      </w:r>
-      <w:r>
-        <w:rPr>
-          <w:sz w:val="36"/>
-          <w:szCs w:val="36"/>
-        </w:rPr>
-        <w:t>were converted using pd.get_dummies</w:t>
+          <w:b/>
+          <w:sz w:val="36"/>
+          <w:szCs w:val="36"/>
+        </w:rPr>
+        <w:t xml:space="preserve">Dummy variables: </w:t>
+      </w:r>
+      <w:r>
+        <w:rPr>
+          <w:sz w:val="36"/>
+          <w:szCs w:val="36"/>
+        </w:rPr>
+        <w:t>Both division and month were encoded using pd.get_dummies().</w:t>
       </w:r>
     </w:p>
     <w:p>
@@ -5750,10 +6106,41 @@
       </w:pPr>
       <w:r>
         <w:rPr>
-          <w:sz w:val="36"/>
-          <w:szCs w:val="36"/>
-        </w:rPr>
-        <w:t>The parameter drop_first = True was applied. This removes the first category of each variable.</w:t>
+          <w:b/>
+          <w:sz w:val="36"/>
+          <w:szCs w:val="36"/>
+        </w:rPr>
+        <w:t>Structural Integrity:</w:t>
+      </w:r>
+      <w:r>
+        <w:rPr>
+          <w:sz w:val="36"/>
+          <w:szCs w:val="36"/>
+        </w:rPr>
+        <w:t xml:space="preserve"> drop_first = True was applied to prevent the “dummy variable trap” (multicollinearity), ensuring the model remains mathematically stable. </w:t>
+      </w:r>
+      <w:bookmarkStart w:id="5" w:name="_GoBack"/>
+      <w:bookmarkEnd w:id="5"/>
+    </w:p>
+    <w:p>
+      <w:pPr>
+        <w:pStyle w:val="ListParagraph"/>
+        <w:numPr>
+          <w:ilvl w:val="0"/>
+          <w:numId w:val="1"/>
+        </w:numPr>
+        <w:rPr>
+          <w:sz w:val="36"/>
+          <w:szCs w:val="36"/>
+        </w:rPr>
+      </w:pPr>
+      <w:r>
+        <w:rPr>
+          <w:b/>
+          <w:sz w:val="36"/>
+          <w:szCs w:val="36"/>
+        </w:rPr>
+        <w:t xml:space="preserve">5.3 Train-Test Split (Stratified): </w:t>
       </w:r>
     </w:p>
     <w:p>
@@ -5770,33 +6157,60 @@
       </w:pPr>
       <w:r>
         <w:rPr>
-          <w:b/>
-          <w:sz w:val="36"/>
-          <w:szCs w:val="36"/>
-        </w:rPr>
-        <w:t xml:space="preserve">Rationale: </w:t>
-      </w:r>
-      <w:r>
-        <w:rPr>
-          <w:sz w:val="36"/>
-          <w:szCs w:val="36"/>
-        </w:rPr>
-        <w:t xml:space="preserve">This prevents </w:t>
-      </w:r>
-      <w:r>
-        <w:rPr>
-          <w:b/>
-          <w:sz w:val="36"/>
-          <w:szCs w:val="36"/>
-        </w:rPr>
-        <w:t>Perfect Multicollinearity (</w:t>
-      </w:r>
-      <w:r>
-        <w:rPr>
-          <w:sz w:val="36"/>
-          <w:szCs w:val="36"/>
-        </w:rPr>
-        <w:t>The Dummy Variable Trap), which is critical for linear models like Logistic Regression to function correctly.</w:t>
+          <w:sz w:val="36"/>
+          <w:szCs w:val="36"/>
+        </w:rPr>
+        <w:t xml:space="preserve">The dataset was split into </w:t>
+      </w:r>
+      <w:r>
+        <w:rPr>
+          <w:b/>
+          <w:sz w:val="36"/>
+          <w:szCs w:val="36"/>
+        </w:rPr>
+        <w:t>training (80%)</w:t>
+      </w:r>
+      <w:r>
+        <w:rPr>
+          <w:sz w:val="36"/>
+          <w:szCs w:val="36"/>
+        </w:rPr>
+        <w:t xml:space="preserve"> and </w:t>
+      </w:r>
+      <w:r>
+        <w:rPr>
+          <w:b/>
+          <w:sz w:val="36"/>
+          <w:szCs w:val="36"/>
+        </w:rPr>
+        <w:t>testing (20%)</w:t>
+      </w:r>
+      <w:r>
+        <w:rPr>
+          <w:sz w:val="36"/>
+          <w:szCs w:val="36"/>
+        </w:rPr>
+        <w:t xml:space="preserve"> sets.</w:t>
+      </w:r>
+    </w:p>
+    <w:p>
+      <w:pPr>
+        <w:pStyle w:val="ListParagraph"/>
+        <w:numPr>
+          <w:ilvl w:val="1"/>
+          <w:numId w:val="1"/>
+        </w:numPr>
+        <w:rPr>
+          <w:sz w:val="36"/>
+          <w:szCs w:val="36"/>
+        </w:rPr>
+      </w:pPr>
+      <w:r>
+        <w:rPr>
+          <w:sz w:val="36"/>
+          <w:szCs w:val="36"/>
+        </w:rPr>
+        <w:t>Stratification was used to ensure the churn distribution (26%) remained consistent across both sets, preventing a non-representative test set</w:t>
       </w:r>
     </w:p>
     <w:p>
@@ -5817,7 +6231,23 @@
           <w:sz w:val="36"/>
           <w:szCs w:val="36"/>
         </w:rPr>
-        <w:t xml:space="preserve">5.3 Train-Test Split (Stratified): </w:t>
+        <w:t>5.</w:t>
+      </w:r>
+      <w:r>
+        <w:rPr>
+          <w:b/>
+          <w:sz w:val="36"/>
+          <w:szCs w:val="36"/>
+        </w:rPr>
+        <w:t>4</w:t>
+      </w:r>
+      <w:r>
+        <w:rPr>
+          <w:b/>
+          <w:sz w:val="36"/>
+          <w:szCs w:val="36"/>
+        </w:rPr>
+        <w:t xml:space="preserve"> Feature Scaling: </w:t>
       </w:r>
     </w:p>
     <w:p>
@@ -5834,40 +6264,40 @@
       </w:pPr>
       <w:r>
         <w:rPr>
-          <w:sz w:val="36"/>
-          <w:szCs w:val="36"/>
-        </w:rPr>
-        <w:t xml:space="preserve">The dataset was split into </w:t>
-      </w:r>
-      <w:r>
-        <w:rPr>
-          <w:b/>
-          <w:sz w:val="36"/>
-          <w:szCs w:val="36"/>
-        </w:rPr>
-        <w:t>training (80%)</w:t>
-      </w:r>
-      <w:r>
-        <w:rPr>
-          <w:sz w:val="36"/>
-          <w:szCs w:val="36"/>
-        </w:rPr>
-        <w:t xml:space="preserve"> and </w:t>
-      </w:r>
-      <w:r>
-        <w:rPr>
-          <w:b/>
-          <w:sz w:val="36"/>
-          <w:szCs w:val="36"/>
-        </w:rPr>
-        <w:t>testing (20%)</w:t>
-      </w:r>
-      <w:r>
-        <w:rPr>
-          <w:sz w:val="36"/>
-          <w:szCs w:val="36"/>
-        </w:rPr>
-        <w:t xml:space="preserve"> sets.</w:t>
+          <w:b/>
+          <w:sz w:val="36"/>
+          <w:szCs w:val="36"/>
+        </w:rPr>
+        <w:t>StandardScaler</w:t>
+      </w:r>
+      <w:r>
+        <w:rPr>
+          <w:sz w:val="36"/>
+          <w:szCs w:val="36"/>
+        </w:rPr>
+        <w:t xml:space="preserve"> was applied to the continuous features (</w:t>
+      </w:r>
+      <w:r>
+        <w:rPr>
+          <w:i/>
+          <w:sz w:val="36"/>
+          <w:szCs w:val="36"/>
+        </w:rPr>
+        <w:t xml:space="preserve">tenure, MonthlyCharges) </w:t>
+      </w:r>
+      <w:r>
+        <w:rPr>
+          <w:sz w:val="36"/>
+          <w:szCs w:val="36"/>
+        </w:rPr>
+        <w:t xml:space="preserve">to normalize their range. </w:t>
+      </w:r>
+      <w:r>
+        <w:rPr>
+          <w:sz w:val="36"/>
+          <w:szCs w:val="36"/>
+        </w:rPr>
+        <w:t>This ensures numerical stability and allows coefficient magnitudes to be meaningfully compared.</w:t>
       </w:r>
     </w:p>
     <w:p>
@@ -5881,116 +6311,9 @@
           <w:sz w:val="36"/>
           <w:szCs w:val="36"/>
         </w:rPr>
-      </w:pPr>
-      <w:r>
-        <w:rPr>
-          <w:sz w:val="36"/>
-          <w:szCs w:val="36"/>
-        </w:rPr>
-        <w:t>Stratification was used to ensure the churn distribution (26%) remained consistent across both sets, preventing a non-representative test set</w:t>
-      </w:r>
-    </w:p>
-    <w:p>
-      <w:pPr>
-        <w:pStyle w:val="ListParagraph"/>
-        <w:numPr>
-          <w:ilvl w:val="0"/>
-          <w:numId w:val="1"/>
-        </w:numPr>
-        <w:rPr>
-          <w:sz w:val="36"/>
-          <w:szCs w:val="36"/>
-        </w:rPr>
-      </w:pPr>
-      <w:r>
-        <w:rPr>
-          <w:b/>
-          <w:sz w:val="36"/>
-          <w:szCs w:val="36"/>
-        </w:rPr>
-        <w:t>5.</w:t>
-      </w:r>
-      <w:r>
-        <w:rPr>
-          <w:b/>
-          <w:sz w:val="36"/>
-          <w:szCs w:val="36"/>
-        </w:rPr>
-        <w:t>4</w:t>
-      </w:r>
-      <w:r>
-        <w:rPr>
-          <w:b/>
-          <w:sz w:val="36"/>
-          <w:szCs w:val="36"/>
-        </w:rPr>
-        <w:t xml:space="preserve"> Feature Scaling: </w:t>
-      </w:r>
-    </w:p>
-    <w:p>
-      <w:pPr>
-        <w:pStyle w:val="ListParagraph"/>
-        <w:numPr>
-          <w:ilvl w:val="1"/>
-          <w:numId w:val="1"/>
-        </w:numPr>
-        <w:rPr>
-          <w:sz w:val="36"/>
-          <w:szCs w:val="36"/>
-        </w:rPr>
-      </w:pPr>
-      <w:r>
-        <w:rPr>
-          <w:b/>
-          <w:sz w:val="36"/>
-          <w:szCs w:val="36"/>
-        </w:rPr>
-        <w:t>StandardScaler</w:t>
-      </w:r>
-      <w:r>
-        <w:rPr>
-          <w:sz w:val="36"/>
-          <w:szCs w:val="36"/>
-        </w:rPr>
-        <w:t xml:space="preserve"> was applied to the continuous features (</w:t>
-      </w:r>
-      <w:r>
-        <w:rPr>
-          <w:i/>
-          <w:sz w:val="36"/>
-          <w:szCs w:val="36"/>
-        </w:rPr>
-        <w:t xml:space="preserve">tenure, MonthlyCharges) </w:t>
-      </w:r>
-      <w:r>
-        <w:rPr>
-          <w:sz w:val="36"/>
-          <w:szCs w:val="36"/>
-        </w:rPr>
-        <w:t xml:space="preserve">to normalize their range. </w:t>
-      </w:r>
-      <w:r>
-        <w:rPr>
-          <w:sz w:val="36"/>
-          <w:szCs w:val="36"/>
-        </w:rPr>
-        <w:t>This ensures numerical stability and allows coefficient magnitudes to be meaningfully compared.</w:t>
-      </w:r>
-    </w:p>
-    <w:p>
-      <w:pPr>
-        <w:pStyle w:val="ListParagraph"/>
-        <w:numPr>
-          <w:ilvl w:val="1"/>
-          <w:numId w:val="1"/>
-        </w:numPr>
-        <w:rPr>
-          <w:sz w:val="36"/>
-          <w:szCs w:val="36"/>
-        </w:rPr>
         <w:sectPr>
-          <w:headerReference w:type="default" r:id="rId22"/>
-          <w:headerReference w:type="first" r:id="rId23"/>
+          <w:headerReference w:type="default" r:id="rId23"/>
+          <w:headerReference w:type="first" r:id="rId24"/>
           <w:pgSz w:w="12240" w:h="15840"/>
           <w:pgMar w:top="720" w:right="720" w:bottom="720" w:left="720" w:header="708" w:footer="708" w:gutter="0"/>
           <w:cols w:space="708"/>
@@ -6397,8 +6720,8 @@
           <w:szCs w:val="36"/>
         </w:rPr>
         <w:sectPr>
-          <w:headerReference w:type="default" r:id="rId24"/>
-          <w:headerReference w:type="first" r:id="rId25"/>
+          <w:headerReference w:type="default" r:id="rId25"/>
+          <w:headerReference w:type="first" r:id="rId26"/>
           <w:pgSz w:w="12240" w:h="15840"/>
           <w:pgMar w:top="720" w:right="720" w:bottom="720" w:left="720" w:header="708" w:footer="708" w:gutter="0"/>
           <w:cols w:space="708"/>
@@ -6682,7 +7005,7 @@
                     <pic:cNvPicPr/>
                   </pic:nvPicPr>
                   <pic:blipFill>
-                    <a:blip r:embed="rId26"/>
+                    <a:blip r:embed="rId27"/>
                     <a:stretch>
                       <a:fillRect/>
                     </a:stretch>
@@ -6792,8 +7115,8 @@
           <w:szCs w:val="36"/>
         </w:rPr>
         <w:sectPr>
-          <w:headerReference w:type="default" r:id="rId27"/>
-          <w:headerReference w:type="first" r:id="rId28"/>
+          <w:headerReference w:type="default" r:id="rId28"/>
+          <w:headerReference w:type="first" r:id="rId29"/>
           <w:pgSz w:w="12240" w:h="15840"/>
           <w:pgMar w:top="720" w:right="720" w:bottom="720" w:left="720" w:header="708" w:footer="708" w:gutter="0"/>
           <w:cols w:space="708"/>
@@ -7033,7 +7356,7 @@
                     <pic:cNvPicPr/>
                   </pic:nvPicPr>
                   <pic:blipFill>
-                    <a:blip r:embed="rId29"/>
+                    <a:blip r:embed="rId30"/>
                     <a:stretch>
                       <a:fillRect/>
                     </a:stretch>
@@ -7643,8 +7966,8 @@
           <w:szCs w:val="36"/>
         </w:rPr>
         <w:sectPr>
-          <w:headerReference w:type="default" r:id="rId30"/>
-          <w:headerReference w:type="first" r:id="rId31"/>
+          <w:headerReference w:type="default" r:id="rId31"/>
+          <w:headerReference w:type="first" r:id="rId32"/>
           <w:pgSz w:w="12240" w:h="15840"/>
           <w:pgMar w:top="720" w:right="720" w:bottom="720" w:left="720" w:header="708" w:footer="708" w:gutter="0"/>
           <w:cols w:space="708"/>
@@ -7675,7 +7998,7 @@
                     <pic:cNvPicPr/>
                   </pic:nvPicPr>
                   <pic:blipFill>
-                    <a:blip r:embed="rId32"/>
+                    <a:blip r:embed="rId33"/>
                     <a:stretch>
                       <a:fillRect/>
                     </a:stretch>
@@ -8218,8 +8541,8 @@
       </w:pPr>
     </w:p>
     <w:sectPr>
-      <w:headerReference w:type="default" r:id="rId33"/>
-      <w:headerReference w:type="first" r:id="rId34"/>
+      <w:headerReference w:type="default" r:id="rId34"/>
+      <w:headerReference w:type="first" r:id="rId35"/>
       <w:pgSz w:w="12240" w:h="15840"/>
       <w:pgMar w:top="720" w:right="720" w:bottom="720" w:left="720" w:header="708" w:footer="708" w:gutter="0"/>
       <w:cols w:space="708"/>
@@ -11915,6 +12238,7 @@
   <w:style w:type="character" w:default="1" w:styleId="DefaultParagraphFont">
     <w:name w:val="Default Paragraph Font"/>
     <w:uiPriority w:val="1"/>
+    <w:semiHidden/>
     <w:unhideWhenUsed/>
   </w:style>
   <w:style w:type="table" w:default="1" w:styleId="TableNormal">
@@ -12407,7 +12731,7 @@
 </file>
 
 <file path=customXml/itemProps1.xml><?xml version="1.0" encoding="utf-8"?>
-<ds:datastoreItem xmlns:ds="http://schemas.openxmlformats.org/officeDocument/2006/customXml" ds:itemID="{1E2057E6-4916-41BF-BFF9-366440157D3C}">
+<ds:datastoreItem xmlns:ds="http://schemas.openxmlformats.org/officeDocument/2006/customXml" ds:itemID="{90FDDE8D-DDEF-442F-95FF-AA653664D333}">
   <ds:schemaRefs>
     <ds:schemaRef ds:uri="http://schemas.openxmlformats.org/officeDocument/2006/bibliography"/>
   </ds:schemaRefs>

--- a/reports/Technical_Report.docx
+++ b/reports/Technical_Report.docx
@@ -5151,6 +5151,7 @@
       </w:pPr>
       <w:r>
         <w:rPr>
+          <w:noProof/>
           <w:sz w:val="30"/>
           <w:szCs w:val="30"/>
         </w:rPr>
@@ -6117,10 +6118,22 @@
           <w:sz w:val="36"/>
           <w:szCs w:val="36"/>
         </w:rPr>
-        <w:t xml:space="preserve"> drop_first = True was applied to prevent the “dummy variable trap” (multicollinearity), ensuring the model remains mathematically stable. </w:t>
-      </w:r>
-      <w:bookmarkStart w:id="5" w:name="_GoBack"/>
-      <w:bookmarkEnd w:id="5"/>
+        <w:t xml:space="preserve"> drop_first = True was applied to p</w:t>
+      </w:r>
+      <w:r>
+        <w:rPr>
+          <w:sz w:val="36"/>
+          <w:szCs w:val="36"/>
+        </w:rPr>
+        <w:t>revent the dummy variable trap</w:t>
+      </w:r>
+      <w:r>
+        <w:rPr>
+          <w:sz w:val="36"/>
+          <w:szCs w:val="36"/>
+        </w:rPr>
+        <w:t xml:space="preserve"> (multicollinearity), ensuring the model remains mathematically stable. </w:t>
+      </w:r>
     </w:p>
     <w:p>
       <w:pPr>
@@ -6140,7 +6153,15 @@
           <w:sz w:val="36"/>
           <w:szCs w:val="36"/>
         </w:rPr>
-        <w:t xml:space="preserve">5.3 Train-Test Split (Stratified): </w:t>
+        <w:t>5.3 Train-Test Split (Time-Based</w:t>
+      </w:r>
+      <w:r>
+        <w:rPr>
+          <w:b/>
+          <w:sz w:val="36"/>
+          <w:szCs w:val="36"/>
+        </w:rPr>
+        <w:t xml:space="preserve">): </w:t>
       </w:r>
     </w:p>
     <w:p>
@@ -6160,37 +6181,7 @@
           <w:sz w:val="36"/>
           <w:szCs w:val="36"/>
         </w:rPr>
-        <w:t xml:space="preserve">The dataset was split into </w:t>
-      </w:r>
-      <w:r>
-        <w:rPr>
-          <w:b/>
-          <w:sz w:val="36"/>
-          <w:szCs w:val="36"/>
-        </w:rPr>
-        <w:t>training (80%)</w:t>
-      </w:r>
-      <w:r>
-        <w:rPr>
-          <w:sz w:val="36"/>
-          <w:szCs w:val="36"/>
-        </w:rPr>
-        <w:t xml:space="preserve"> and </w:t>
-      </w:r>
-      <w:r>
-        <w:rPr>
-          <w:b/>
-          <w:sz w:val="36"/>
-          <w:szCs w:val="36"/>
-        </w:rPr>
-        <w:t>testing (20%)</w:t>
-      </w:r>
-      <w:r>
-        <w:rPr>
-          <w:sz w:val="36"/>
-          <w:szCs w:val="36"/>
-        </w:rPr>
-        <w:t xml:space="preserve"> sets.</w:t>
+        <w:t>Chronological Split: Unlike standard random shuffling, a time-based split was used to respect the temporal nature of Marketing Mix Modeling.</w:t>
       </w:r>
     </w:p>
     <w:p>
@@ -6210,7 +6201,27 @@
           <w:sz w:val="36"/>
           <w:szCs w:val="36"/>
         </w:rPr>
-        <w:t>Stratification was used to ensure the churn distribution (26%) remained consistent across both sets, preventing a non-representative test set</w:t>
+        <w:t xml:space="preserve">Ratio: 80% of the chronologically earliest weeks were used for training, and the most recent 20% were reserved for testing. </w:t>
+      </w:r>
+    </w:p>
+    <w:p>
+      <w:pPr>
+        <w:pStyle w:val="ListParagraph"/>
+        <w:numPr>
+          <w:ilvl w:val="1"/>
+          <w:numId w:val="1"/>
+        </w:numPr>
+        <w:rPr>
+          <w:sz w:val="36"/>
+          <w:szCs w:val="36"/>
+        </w:rPr>
+      </w:pPr>
+      <w:r>
+        <w:rPr>
+          <w:sz w:val="36"/>
+          <w:szCs w:val="36"/>
+        </w:rPr>
+        <w:t>Rationale: This prevented look-ahead-bias, ensuring the model is evaluated on its ability to predict the future, based on the past.</w:t>
       </w:r>
     </w:p>
     <w:p>
@@ -6247,7 +6258,23 @@
           <w:sz w:val="36"/>
           <w:szCs w:val="36"/>
         </w:rPr>
-        <w:t xml:space="preserve"> Feature Scaling: </w:t>
+        <w:t xml:space="preserve"> </w:t>
+      </w:r>
+      <w:r>
+        <w:rPr>
+          <w:b/>
+          <w:sz w:val="36"/>
+          <w:szCs w:val="36"/>
+        </w:rPr>
+        <w:t>Scaling Decision</w:t>
+      </w:r>
+      <w:r>
+        <w:rPr>
+          <w:b/>
+          <w:sz w:val="36"/>
+          <w:szCs w:val="36"/>
+        </w:rPr>
+        <w:t xml:space="preserve">: </w:t>
       </w:r>
     </w:p>
     <w:p>
@@ -6268,36 +6295,15 @@
           <w:sz w:val="36"/>
           <w:szCs w:val="36"/>
         </w:rPr>
-        <w:t>StandardScaler</w:t>
-      </w:r>
-      <w:r>
-        <w:rPr>
-          <w:sz w:val="36"/>
-          <w:szCs w:val="36"/>
-        </w:rPr>
-        <w:t xml:space="preserve"> was applied to the continuous features (</w:t>
-      </w:r>
-      <w:r>
-        <w:rPr>
-          <w:i/>
-          <w:sz w:val="36"/>
-          <w:szCs w:val="36"/>
-        </w:rPr>
-        <w:t xml:space="preserve">tenure, MonthlyCharges) </w:t>
-      </w:r>
-      <w:r>
-        <w:rPr>
-          <w:sz w:val="36"/>
-          <w:szCs w:val="36"/>
-        </w:rPr>
-        <w:t xml:space="preserve">to normalize their range. </w:t>
-      </w:r>
-      <w:r>
-        <w:rPr>
-          <w:sz w:val="36"/>
-          <w:szCs w:val="36"/>
-        </w:rPr>
-        <w:t>This ensures numerical stability and allows coefficient magnitudes to be meaningfully compared.</w:t>
+        <w:lastRenderedPageBreak/>
+        <w:t xml:space="preserve">No Scaling Applied: </w:t>
+      </w:r>
+      <w:r>
+        <w:rPr>
+          <w:sz w:val="36"/>
+          <w:szCs w:val="36"/>
+        </w:rPr>
+        <w:t>The final model pipeline does not use any scalers.</w:t>
       </w:r>
     </w:p>
     <w:p>
@@ -6311,9 +6317,602 @@
           <w:sz w:val="36"/>
           <w:szCs w:val="36"/>
         </w:rPr>
+      </w:pPr>
+      <w:r>
+        <w:rPr>
+          <w:b/>
+          <w:sz w:val="36"/>
+          <w:szCs w:val="36"/>
+        </w:rPr>
+        <w:t xml:space="preserve">Algorithmic-Specific Rationale: </w:t>
+      </w:r>
+      <w:r>
+        <w:rPr>
+          <w:sz w:val="36"/>
+          <w:szCs w:val="36"/>
+        </w:rPr>
+        <w:t>After model testing and refinement, random forest was picked. Random forest is a tree based ensemble that splits on feature thresholds, hence it is inherently invariant to the scale of features, meaning monotonic transformations do not change the split points or model accuracy.</w:t>
+      </w:r>
+    </w:p>
+    <w:p>
+      <w:pPr>
+        <w:pStyle w:val="ListParagraph"/>
+        <w:numPr>
+          <w:ilvl w:val="0"/>
+          <w:numId w:val="1"/>
+        </w:numPr>
+        <w:rPr>
+          <w:sz w:val="36"/>
+          <w:szCs w:val="36"/>
+        </w:rPr>
+      </w:pPr>
+      <w:r>
+        <w:rPr>
+          <w:b/>
+          <w:sz w:val="36"/>
+          <w:szCs w:val="36"/>
+        </w:rPr>
+        <w:t xml:space="preserve">5.5 Final Feature Set: </w:t>
+      </w:r>
+    </w:p>
+    <w:p>
+      <w:pPr>
+        <w:pStyle w:val="ListParagraph"/>
+        <w:numPr>
+          <w:ilvl w:val="1"/>
+          <w:numId w:val="1"/>
+        </w:numPr>
+        <w:rPr>
+          <w:sz w:val="36"/>
+          <w:szCs w:val="36"/>
+        </w:rPr>
+      </w:pPr>
+      <w:r>
+        <w:rPr>
+          <w:b/>
+          <w:sz w:val="36"/>
+          <w:szCs w:val="36"/>
+        </w:rPr>
+        <w:t xml:space="preserve">Composition: </w:t>
+      </w:r>
+      <w:r>
+        <w:rPr>
+          <w:sz w:val="36"/>
+          <w:szCs w:val="36"/>
+        </w:rPr>
+        <w:t xml:space="preserve">The final model consumes a sparse matrix consisting of 34 features. </w:t>
+      </w:r>
+    </w:p>
+    <w:p>
+      <w:pPr>
+        <w:pStyle w:val="ListParagraph"/>
+        <w:numPr>
+          <w:ilvl w:val="1"/>
+          <w:numId w:val="1"/>
+        </w:numPr>
+        <w:rPr>
+          <w:sz w:val="36"/>
+          <w:szCs w:val="36"/>
+        </w:rPr>
+      </w:pPr>
+      <w:r>
+        <w:rPr>
+          <w:b/>
+          <w:sz w:val="36"/>
+          <w:szCs w:val="36"/>
+        </w:rPr>
+        <w:t>Breakdown:</w:t>
+      </w:r>
+      <w:r>
+        <w:rPr>
+          <w:sz w:val="36"/>
+          <w:szCs w:val="36"/>
+        </w:rPr>
+        <w:t xml:space="preserve"> 7 adstock transformed media columns + 11 month dummies + 16 division dummies </w:t>
+      </w:r>
+    </w:p>
+    <w:p>
+      <w:pPr>
+        <w:pStyle w:val="ListParagraph"/>
+        <w:numPr>
+          <w:ilvl w:val="1"/>
+          <w:numId w:val="1"/>
+        </w:numPr>
+        <w:rPr>
+          <w:sz w:val="36"/>
+          <w:szCs w:val="36"/>
+        </w:rPr>
+      </w:pPr>
+      <w:r>
+        <w:rPr>
+          <w:b/>
+          <w:sz w:val="36"/>
+          <w:szCs w:val="36"/>
+        </w:rPr>
+        <w:t>Feature Selection:</w:t>
+      </w:r>
+      <w:r>
+        <w:rPr>
+          <w:sz w:val="36"/>
+          <w:szCs w:val="36"/>
+        </w:rPr>
+        <w:t xml:space="preserve"> Raw media variables and the original calendar_week column were dropped to eliminate redundancy and focus on engineered signals</w:t>
+      </w:r>
+    </w:p>
+    <w:p>
+      <w:pPr>
+        <w:ind w:left="720"/>
+        <w:rPr>
+          <w:sz w:val="36"/>
+          <w:szCs w:val="36"/>
+        </w:rPr>
+      </w:pPr>
+    </w:p>
+    <w:p>
+      <w:pPr>
+        <w:rPr>
+          <w:rFonts w:asciiTheme="majorHAnsi" w:eastAsiaTheme="majorEastAsia" w:hAnsiTheme="majorHAnsi" w:cstheme="majorBidi"/>
+          <w:b/>
+          <w:color w:val="2E74B5" w:themeColor="accent1" w:themeShade="BF"/>
+          <w:sz w:val="50"/>
+          <w:szCs w:val="50"/>
+        </w:rPr>
+      </w:pPr>
+      <w:bookmarkStart w:id="5" w:name="_Toc220325079"/>
+      <w:r>
+        <w:rPr>
+          <w:b/>
+          <w:sz w:val="50"/>
+          <w:szCs w:val="50"/>
+        </w:rPr>
+        <w:br w:type="page"/>
+      </w:r>
+    </w:p>
+    <w:p>
+      <w:pPr>
+        <w:pStyle w:val="Heading1"/>
+        <w:jc w:val="center"/>
+        <w:rPr>
+          <w:b/>
+          <w:sz w:val="50"/>
+          <w:szCs w:val="50"/>
+        </w:rPr>
+      </w:pPr>
+      <w:r>
+        <w:rPr>
+          <w:b/>
+          <w:sz w:val="50"/>
+          <w:szCs w:val="50"/>
+        </w:rPr>
+        <w:lastRenderedPageBreak/>
+        <w:t>6. Modeling Strategy</w:t>
+      </w:r>
+      <w:bookmarkEnd w:id="5"/>
+    </w:p>
+    <w:p>
+      <w:pPr>
+        <w:pStyle w:val="Header"/>
+        <w:ind w:left="720"/>
+      </w:pPr>
+    </w:p>
+    <w:p>
+      <w:pPr>
+        <w:rPr>
+          <w:sz w:val="36"/>
+          <w:szCs w:val="36"/>
+        </w:rPr>
+      </w:pPr>
+      <w:r>
+        <w:rPr>
+          <w:sz w:val="36"/>
+          <w:szCs w:val="36"/>
+        </w:rPr>
+        <w:t xml:space="preserve">The modeling phase prioritized </w:t>
+      </w:r>
+      <w:r>
+        <w:rPr>
+          <w:b/>
+          <w:sz w:val="36"/>
+          <w:szCs w:val="36"/>
+        </w:rPr>
+        <w:t xml:space="preserve">attribution accuracy </w:t>
+      </w:r>
+      <w:r>
+        <w:rPr>
+          <w:sz w:val="36"/>
+          <w:szCs w:val="36"/>
+        </w:rPr>
+        <w:t xml:space="preserve">and </w:t>
+      </w:r>
+      <w:r>
+        <w:rPr>
+          <w:b/>
+          <w:sz w:val="36"/>
+          <w:szCs w:val="36"/>
+        </w:rPr>
+        <w:t xml:space="preserve">interpretability </w:t>
+      </w:r>
+      <w:r>
+        <w:rPr>
+          <w:sz w:val="36"/>
+          <w:szCs w:val="36"/>
+        </w:rPr>
+        <w:t xml:space="preserve">over marginal predictive gains. </w:t>
+      </w:r>
+    </w:p>
+    <w:p>
+      <w:pPr>
+        <w:pStyle w:val="ListParagraph"/>
+        <w:numPr>
+          <w:ilvl w:val="0"/>
+          <w:numId w:val="1"/>
+        </w:numPr>
+        <w:rPr>
+          <w:sz w:val="36"/>
+          <w:szCs w:val="36"/>
+        </w:rPr>
+      </w:pPr>
+      <w:r>
+        <w:rPr>
+          <w:b/>
+          <w:sz w:val="36"/>
+          <w:szCs w:val="36"/>
+        </w:rPr>
+        <w:t xml:space="preserve">6.1 Algorithm Selection: </w:t>
+      </w:r>
+      <w:r>
+        <w:rPr>
+          <w:b/>
+          <w:sz w:val="36"/>
+          <w:szCs w:val="36"/>
+        </w:rPr>
+        <w:t>Random Forest Regressor</w:t>
+      </w:r>
+    </w:p>
+    <w:p>
+      <w:pPr>
+        <w:pStyle w:val="ListParagraph"/>
+        <w:numPr>
+          <w:ilvl w:val="1"/>
+          <w:numId w:val="1"/>
+        </w:numPr>
+        <w:rPr>
+          <w:sz w:val="36"/>
+          <w:szCs w:val="36"/>
+        </w:rPr>
+      </w:pPr>
+      <w:r>
+        <w:rPr>
+          <w:b/>
+          <w:sz w:val="36"/>
+          <w:szCs w:val="36"/>
+        </w:rPr>
+        <w:t xml:space="preserve">Choice: </w:t>
+      </w:r>
+      <w:r>
+        <w:rPr>
+          <w:sz w:val="36"/>
+          <w:szCs w:val="36"/>
+        </w:rPr>
+        <w:t>Random Forest was selected as the final model after a comparative analysis against Ridge, Lasso and Gradient boosting algorithms.</w:t>
+      </w:r>
+      <w:r>
+        <w:rPr>
+          <w:sz w:val="36"/>
+          <w:szCs w:val="36"/>
+        </w:rPr>
+        <w:t xml:space="preserve"> </w:t>
+      </w:r>
+    </w:p>
+    <w:p>
+      <w:pPr>
+        <w:pStyle w:val="ListParagraph"/>
+        <w:numPr>
+          <w:ilvl w:val="1"/>
+          <w:numId w:val="1"/>
+        </w:numPr>
+        <w:rPr>
+          <w:sz w:val="36"/>
+          <w:szCs w:val="36"/>
+        </w:rPr>
+      </w:pPr>
+      <w:r>
+        <w:rPr>
+          <w:b/>
+          <w:sz w:val="36"/>
+          <w:szCs w:val="36"/>
+        </w:rPr>
+        <w:t>Performance Lead:</w:t>
+      </w:r>
+      <w:r>
+        <w:rPr>
+          <w:sz w:val="36"/>
+          <w:szCs w:val="36"/>
+        </w:rPr>
+        <w:t xml:space="preserve"> </w:t>
+      </w:r>
+      <w:r>
+        <w:rPr>
+          <w:sz w:val="36"/>
+          <w:szCs w:val="36"/>
+        </w:rPr>
+        <w:t>During evaluation with TimeSeriesSplit (k=5), the random forest algorithm achieved a superior R</w:t>
+      </w:r>
+      <w:r>
+        <w:rPr>
+          <w:rFonts w:cstheme="minorHAnsi"/>
+          <w:sz w:val="36"/>
+          <w:szCs w:val="36"/>
+        </w:rPr>
+        <w:t>²</w:t>
+      </w:r>
+      <w:r>
+        <w:rPr>
+          <w:sz w:val="36"/>
+          <w:szCs w:val="36"/>
+        </w:rPr>
+        <w:t xml:space="preserve"> of 0.78, significantly outperforming linear alternatives like Ridge (0.38) and Lasso (-37.68)</w:t>
+      </w:r>
+    </w:p>
+    <w:p>
+      <w:pPr>
+        <w:rPr>
+          <w:sz w:val="36"/>
+          <w:szCs w:val="36"/>
+        </w:rPr>
+      </w:pPr>
+      <w:r>
+        <w:rPr>
+          <w:noProof/>
+        </w:rPr>
+        <w:drawing>
+          <wp:inline distT="0" distB="0" distL="0" distR="0" wp14:anchorId="0B69D43C" wp14:editId="504C500C">
+            <wp:extent cx="6773220" cy="5058481"/>
+            <wp:effectExtent l="0" t="0" r="8890" b="8890"/>
+            <wp:docPr id="8" name="Picture 8"/>
+            <wp:cNvGraphicFramePr>
+              <a:graphicFrameLocks xmlns:a="http://schemas.openxmlformats.org/drawingml/2006/main" noChangeAspect="1"/>
+            </wp:cNvGraphicFramePr>
+            <a:graphic xmlns:a="http://schemas.openxmlformats.org/drawingml/2006/main">
+              <a:graphicData uri="http://schemas.openxmlformats.org/drawingml/2006/picture">
+                <pic:pic xmlns:pic="http://schemas.openxmlformats.org/drawingml/2006/picture">
+                  <pic:nvPicPr>
+                    <pic:cNvPr id="1" name=""/>
+                    <pic:cNvPicPr/>
+                  </pic:nvPicPr>
+                  <pic:blipFill>
+                    <a:blip r:embed="rId23"/>
+                    <a:stretch>
+                      <a:fillRect/>
+                    </a:stretch>
+                  </pic:blipFill>
+                  <pic:spPr>
+                    <a:xfrm>
+                      <a:off x="0" y="0"/>
+                      <a:ext cx="6773220" cy="5058481"/>
+                    </a:xfrm>
+                    <a:prstGeom prst="rect">
+                      <a:avLst/>
+                    </a:prstGeom>
+                  </pic:spPr>
+                </pic:pic>
+              </a:graphicData>
+            </a:graphic>
+          </wp:inline>
+        </w:drawing>
+      </w:r>
+    </w:p>
+    <w:p>
+      <w:pPr>
+        <w:pStyle w:val="ListParagraph"/>
+        <w:numPr>
+          <w:ilvl w:val="1"/>
+          <w:numId w:val="1"/>
+        </w:numPr>
+        <w:rPr>
+          <w:sz w:val="36"/>
+          <w:szCs w:val="36"/>
+        </w:rPr>
+      </w:pPr>
+      <w:r>
+        <w:rPr>
+          <w:b/>
+          <w:sz w:val="36"/>
+          <w:szCs w:val="36"/>
+        </w:rPr>
+        <w:lastRenderedPageBreak/>
+        <w:t>Rationale:</w:t>
+      </w:r>
+      <w:r>
+        <w:rPr>
+          <w:sz w:val="36"/>
+          <w:szCs w:val="36"/>
+        </w:rPr>
+        <w:t xml:space="preserve"> </w:t>
+      </w:r>
+    </w:p>
+    <w:p>
+      <w:pPr>
+        <w:pStyle w:val="ListParagraph"/>
+        <w:numPr>
+          <w:ilvl w:val="2"/>
+          <w:numId w:val="1"/>
+        </w:numPr>
+        <w:rPr>
+          <w:sz w:val="36"/>
+          <w:szCs w:val="36"/>
+        </w:rPr>
+      </w:pPr>
+      <w:r>
+        <w:rPr>
+          <w:sz w:val="36"/>
+          <w:szCs w:val="36"/>
+        </w:rPr>
+        <w:t xml:space="preserve">Non Linear Dynamics: Media response is rarely linear, random forest inherently captures complex threshold effects and channel synergies. </w:t>
+      </w:r>
+    </w:p>
+    <w:p>
+      <w:pPr>
+        <w:pStyle w:val="ListParagraph"/>
+        <w:numPr>
+          <w:ilvl w:val="2"/>
+          <w:numId w:val="1"/>
+        </w:numPr>
+        <w:rPr>
+          <w:sz w:val="36"/>
+          <w:szCs w:val="36"/>
+        </w:rPr>
+      </w:pPr>
+      <w:r>
+        <w:rPr>
+          <w:sz w:val="36"/>
+          <w:szCs w:val="36"/>
+        </w:rPr>
+        <w:t>Multicollinearity Handling: Tree ensembles are robust to the high correlation observed between Google and Facebook impressions, preventing the coefficient instability common in linear models</w:t>
+      </w:r>
+    </w:p>
+    <w:p>
+      <w:pPr>
+        <w:pStyle w:val="ListParagraph"/>
+        <w:numPr>
+          <w:ilvl w:val="2"/>
+          <w:numId w:val="1"/>
+        </w:numPr>
+        <w:rPr>
+          <w:sz w:val="36"/>
+          <w:szCs w:val="36"/>
+        </w:rPr>
+      </w:pPr>
+      <w:r>
+        <w:rPr>
+          <w:sz w:val="36"/>
+          <w:szCs w:val="36"/>
+        </w:rPr>
+        <w:t>Pipeline Efficiency: The lack of scaling requirement simplifies the deployment pipeline and reduces the risk of data leakage.</w:t>
+      </w:r>
+    </w:p>
+    <w:p>
+      <w:pPr>
+        <w:rPr>
+          <w:sz w:val="36"/>
+          <w:szCs w:val="36"/>
+        </w:rPr>
+      </w:pPr>
+    </w:p>
+    <w:p>
+      <w:pPr>
+        <w:pStyle w:val="ListParagraph"/>
+        <w:numPr>
+          <w:ilvl w:val="0"/>
+          <w:numId w:val="1"/>
+        </w:numPr>
+        <w:rPr>
+          <w:sz w:val="36"/>
+          <w:szCs w:val="36"/>
+        </w:rPr>
+      </w:pPr>
+      <w:r>
+        <w:rPr>
+          <w:b/>
+          <w:sz w:val="36"/>
+          <w:szCs w:val="36"/>
+        </w:rPr>
+        <w:t>6.2</w:t>
+      </w:r>
+      <w:r>
+        <w:rPr>
+          <w:sz w:val="36"/>
+          <w:szCs w:val="36"/>
+        </w:rPr>
+        <w:t xml:space="preserve"> </w:t>
+      </w:r>
+      <w:r>
+        <w:rPr>
+          <w:b/>
+          <w:sz w:val="36"/>
+          <w:szCs w:val="36"/>
+        </w:rPr>
+        <w:t xml:space="preserve">Why Tree Models? </w:t>
+      </w:r>
+      <w:r>
+        <w:rPr>
+          <w:b/>
+          <w:sz w:val="36"/>
+          <w:szCs w:val="36"/>
+        </w:rPr>
+        <w:t xml:space="preserve">: </w:t>
+      </w:r>
+    </w:p>
+    <w:p>
+      <w:pPr>
+        <w:pStyle w:val="ListParagraph"/>
+        <w:numPr>
+          <w:ilvl w:val="1"/>
+          <w:numId w:val="1"/>
+        </w:numPr>
+        <w:rPr>
+          <w:sz w:val="36"/>
+          <w:szCs w:val="36"/>
+        </w:rPr>
+      </w:pPr>
+      <w:r>
+        <w:rPr>
+          <w:b/>
+          <w:sz w:val="36"/>
+          <w:szCs w:val="36"/>
+        </w:rPr>
+        <w:t xml:space="preserve">Zero Inflation: </w:t>
+      </w:r>
+      <w:r>
+        <w:rPr>
+          <w:sz w:val="36"/>
+          <w:szCs w:val="36"/>
+        </w:rPr>
+        <w:t>All media channels in this dataset exhibit over 40% zero value weeks due to pulsed campaign strategies. Tree models accommodate this spike at zero naturally, internal splits separate active campaign periods from baseline weeks without specialized preprocessing.</w:t>
+      </w:r>
+    </w:p>
+    <w:p>
+      <w:pPr>
+        <w:pStyle w:val="ListParagraph"/>
+        <w:numPr>
+          <w:ilvl w:val="1"/>
+          <w:numId w:val="1"/>
+        </w:numPr>
+        <w:rPr>
+          <w:sz w:val="36"/>
+          <w:szCs w:val="36"/>
+        </w:rPr>
+      </w:pPr>
+      <w:r>
+        <w:rPr>
+          <w:b/>
+          <w:sz w:val="36"/>
+          <w:szCs w:val="36"/>
+        </w:rPr>
+        <w:t xml:space="preserve">Interaction Effects: </w:t>
+      </w:r>
+      <w:r>
+        <w:rPr>
+          <w:sz w:val="36"/>
+          <w:szCs w:val="36"/>
+        </w:rPr>
+        <w:t xml:space="preserve">Addressing the business question regarding channel synergy requires a model capable of capturing interactions (e.g, how Facebook spend amplpifies Google search intent). Random Forest models these interactions inherently, whereas linear models would require manually defined interaction terms. </w:t>
+      </w:r>
+    </w:p>
+    <w:p>
+      <w:pPr>
+        <w:pStyle w:val="ListParagraph"/>
+        <w:numPr>
+          <w:ilvl w:val="1"/>
+          <w:numId w:val="1"/>
+        </w:numPr>
+        <w:rPr>
+          <w:sz w:val="36"/>
+          <w:szCs w:val="36"/>
+        </w:rPr>
         <w:sectPr>
-          <w:headerReference w:type="default" r:id="rId23"/>
-          <w:headerReference w:type="first" r:id="rId24"/>
+          <w:headerReference w:type="default" r:id="rId24"/>
+          <w:headerReference w:type="first" r:id="rId25"/>
           <w:pgSz w:w="12240" w:h="15840"/>
           <w:pgMar w:top="720" w:right="720" w:bottom="720" w:left="720" w:header="708" w:footer="708" w:gutter="0"/>
           <w:cols w:space="708"/>
@@ -6327,30 +6926,14 @@
           <w:sz w:val="36"/>
           <w:szCs w:val="36"/>
         </w:rPr>
-        <w:lastRenderedPageBreak/>
-        <w:t xml:space="preserve">Leakage Prevention: </w:t>
-      </w:r>
-      <w:r>
-        <w:rPr>
-          <w:sz w:val="36"/>
-          <w:szCs w:val="36"/>
-        </w:rPr>
-        <w:t xml:space="preserve">The scaler was </w:t>
-      </w:r>
-      <w:r>
-        <w:rPr>
-          <w:b/>
-          <w:sz w:val="36"/>
-          <w:szCs w:val="36"/>
-        </w:rPr>
-        <w:t xml:space="preserve">fitted only on the training set </w:t>
-      </w:r>
-      <w:r>
-        <w:rPr>
-          <w:sz w:val="36"/>
-          <w:szCs w:val="36"/>
-        </w:rPr>
-        <w:t>and then applied to the test set. This ensures that statistical information from the test set (mean/variance) did not leak into the model training process</w:t>
+        <w:t xml:space="preserve">Regression Task Focus: </w:t>
+      </w:r>
+      <w:r>
+        <w:rPr>
+          <w:sz w:val="36"/>
+          <w:szCs w:val="36"/>
+        </w:rPr>
+        <w:t xml:space="preserve">Since this is a regression task aimed at predicting continuous sales volume, the model performance is evaluated on continuous prediction error (MAE/RMSE). Concepts like class weights or class imbalance, typical of classification, do not apply here. </w:t>
       </w:r>
     </w:p>
     <w:p>
@@ -6363,7 +6946,7 @@
           <w:szCs w:val="50"/>
         </w:rPr>
       </w:pPr>
-      <w:bookmarkStart w:id="6" w:name="_Toc220325079"/>
+      <w:bookmarkStart w:id="6" w:name="_Toc220325080"/>
       <w:r>
         <w:rPr>
           <w:b/>
@@ -6371,7 +6954,7 @@
           <w:szCs w:val="50"/>
         </w:rPr>
         <w:lastRenderedPageBreak/>
-        <w:t>6. Modeling Strategy</w:t>
+        <w:t>7. Model Evaluation</w:t>
       </w:r>
       <w:bookmarkEnd w:id="6"/>
     </w:p>
@@ -6393,22 +6976,22 @@
           <w:sz w:val="36"/>
           <w:szCs w:val="36"/>
         </w:rPr>
-        <w:t xml:space="preserve">The modeling phase prioritized </w:t>
-      </w:r>
-      <w:r>
-        <w:rPr>
-          <w:b/>
-          <w:sz w:val="36"/>
-          <w:szCs w:val="36"/>
-        </w:rPr>
-        <w:t xml:space="preserve">performance on the minority class </w:t>
-      </w:r>
-      <w:r>
-        <w:rPr>
-          <w:sz w:val="36"/>
-          <w:szCs w:val="36"/>
-        </w:rPr>
-        <w:t xml:space="preserve">(churners) and interpretability </w:t>
+        <w:t xml:space="preserve">The model performance was evaluated based on the </w:t>
+      </w:r>
+      <w:r>
+        <w:rPr>
+          <w:b/>
+          <w:sz w:val="36"/>
+          <w:szCs w:val="36"/>
+        </w:rPr>
+        <w:t xml:space="preserve">financial trade-off </w:t>
+      </w:r>
+      <w:r>
+        <w:rPr>
+          <w:sz w:val="36"/>
+          <w:szCs w:val="36"/>
+        </w:rPr>
+        <w:t>between precision and recall, rather than raw Accuracy.</w:t>
       </w:r>
     </w:p>
     <w:p>
@@ -6419,17 +7002,18 @@
           <w:numId w:val="1"/>
         </w:numPr>
         <w:rPr>
-          <w:sz w:val="36"/>
-          <w:szCs w:val="36"/>
-        </w:rPr>
-      </w:pPr>
-      <w:r>
-        <w:rPr>
-          <w:b/>
-          <w:sz w:val="36"/>
-          <w:szCs w:val="36"/>
-        </w:rPr>
-        <w:t>6.1 Algorithm Selection: Logistic Regression</w:t>
+          <w:b/>
+          <w:sz w:val="36"/>
+          <w:szCs w:val="36"/>
+        </w:rPr>
+      </w:pPr>
+      <w:r>
+        <w:rPr>
+          <w:b/>
+          <w:sz w:val="36"/>
+          <w:szCs w:val="36"/>
+        </w:rPr>
+        <w:t xml:space="preserve">7.1 Key Metrics:  </w:t>
       </w:r>
     </w:p>
     <w:p>
@@ -6440,427 +7024,43 @@
           <w:numId w:val="1"/>
         </w:numPr>
         <w:rPr>
-          <w:sz w:val="36"/>
-          <w:szCs w:val="36"/>
-        </w:rPr>
-      </w:pPr>
-      <w:r>
-        <w:rPr>
-          <w:b/>
-          <w:sz w:val="36"/>
-          <w:szCs w:val="36"/>
-        </w:rPr>
-        <w:t xml:space="preserve">Choice: </w:t>
-      </w:r>
-      <w:r>
-        <w:rPr>
-          <w:sz w:val="36"/>
-          <w:szCs w:val="36"/>
-        </w:rPr>
-        <w:t>Logistic re</w:t>
-      </w:r>
-      <w:r>
-        <w:rPr>
-          <w:sz w:val="36"/>
-          <w:szCs w:val="36"/>
-        </w:rPr>
-        <w:t xml:space="preserve">gression was selected as the final model. </w:t>
-      </w:r>
-    </w:p>
-    <w:p>
-      <w:pPr>
-        <w:pStyle w:val="ListParagraph"/>
-        <w:numPr>
-          <w:ilvl w:val="1"/>
-          <w:numId w:val="1"/>
-        </w:numPr>
-        <w:rPr>
-          <w:sz w:val="36"/>
-          <w:szCs w:val="36"/>
-        </w:rPr>
-      </w:pPr>
-      <w:r>
-        <w:rPr>
-          <w:b/>
-          <w:sz w:val="36"/>
-          <w:szCs w:val="36"/>
-        </w:rPr>
-        <w:t>Performance Lead:</w:t>
-      </w:r>
-      <w:r>
-        <w:rPr>
-          <w:sz w:val="36"/>
-          <w:szCs w:val="36"/>
-        </w:rPr>
-        <w:t xml:space="preserve"> Logistic Regression </w:t>
-      </w:r>
-      <w:r>
-        <w:rPr>
-          <w:b/>
-          <w:sz w:val="36"/>
-          <w:szCs w:val="36"/>
-        </w:rPr>
-        <w:t xml:space="preserve">consistently outperformed </w:t>
-      </w:r>
-      <w:r>
-        <w:rPr>
-          <w:sz w:val="36"/>
-          <w:szCs w:val="36"/>
-        </w:rPr>
-        <w:t xml:space="preserve">the challenger model (Random Forest). During validation, </w:t>
-      </w:r>
-      <w:r>
-        <w:rPr>
-          <w:b/>
-          <w:sz w:val="36"/>
-          <w:szCs w:val="36"/>
-        </w:rPr>
-        <w:t xml:space="preserve">Random Forest exhibited material degradation in minority-class performance, </w:t>
-      </w:r>
-      <w:r>
-        <w:rPr>
-          <w:sz w:val="36"/>
-          <w:szCs w:val="36"/>
-        </w:rPr>
-        <w:t xml:space="preserve">particularly in recall, despite the increased model complexity </w:t>
-      </w:r>
-    </w:p>
-    <w:p>
-      <w:pPr>
-        <w:pStyle w:val="ListParagraph"/>
-        <w:numPr>
-          <w:ilvl w:val="1"/>
-          <w:numId w:val="1"/>
-        </w:numPr>
-        <w:rPr>
-          <w:sz w:val="36"/>
-          <w:szCs w:val="36"/>
-        </w:rPr>
-      </w:pPr>
-      <w:r>
-        <w:rPr>
-          <w:b/>
-          <w:sz w:val="36"/>
-          <w:szCs w:val="36"/>
-        </w:rPr>
-        <w:t>Rationale:</w:t>
-      </w:r>
-      <w:r>
-        <w:rPr>
-          <w:sz w:val="36"/>
-          <w:szCs w:val="36"/>
-        </w:rPr>
-        <w:t xml:space="preserve"> The dataset contains strong linear risk factors (e.g., Price increase correlates to higher churn risk). The Random Forest model likely struggled to generalize these relationships given the class imbalance, whereas the weighted logistic regression successfully captured the signal. </w:t>
-      </w:r>
-    </w:p>
-    <w:p>
-      <w:pPr>
-        <w:pStyle w:val="ListParagraph"/>
-        <w:numPr>
-          <w:ilvl w:val="1"/>
-          <w:numId w:val="1"/>
-        </w:numPr>
-        <w:rPr>
-          <w:sz w:val="36"/>
-          <w:szCs w:val="36"/>
-        </w:rPr>
-      </w:pPr>
-      <w:r>
-        <w:rPr>
-          <w:b/>
-          <w:sz w:val="36"/>
-          <w:szCs w:val="36"/>
-        </w:rPr>
-        <w:t>Interpretability:</w:t>
-      </w:r>
-      <w:r>
-        <w:rPr>
-          <w:sz w:val="36"/>
-          <w:szCs w:val="36"/>
-        </w:rPr>
-        <w:t xml:space="preserve"> Beyond performance, Logistic regression offered transparent coefficients (e.g., quantifying exactly how much “Fiber Optic” increases the odds of churn), which is critical for explaining the model to stakeholders.</w:t>
-      </w:r>
-    </w:p>
-    <w:p>
-      <w:pPr>
-        <w:pStyle w:val="ListParagraph"/>
-        <w:ind w:left="1440"/>
-        <w:rPr>
-          <w:sz w:val="36"/>
-          <w:szCs w:val="36"/>
-        </w:rPr>
-      </w:pPr>
-    </w:p>
-    <w:p>
-      <w:pPr>
-        <w:pStyle w:val="ListParagraph"/>
-        <w:numPr>
-          <w:ilvl w:val="0"/>
-          <w:numId w:val="1"/>
-        </w:numPr>
-        <w:rPr>
-          <w:sz w:val="36"/>
-          <w:szCs w:val="36"/>
-        </w:rPr>
-      </w:pPr>
-      <w:r>
-        <w:rPr>
-          <w:b/>
-          <w:sz w:val="36"/>
-          <w:szCs w:val="36"/>
-        </w:rPr>
-        <w:t>6.2</w:t>
-      </w:r>
-      <w:r>
-        <w:rPr>
-          <w:sz w:val="36"/>
-          <w:szCs w:val="36"/>
-        </w:rPr>
-        <w:t xml:space="preserve"> </w:t>
-      </w:r>
-      <w:r>
-        <w:rPr>
-          <w:b/>
-          <w:sz w:val="36"/>
-          <w:szCs w:val="36"/>
-        </w:rPr>
-        <w:t xml:space="preserve">Handling Class Imbalance: </w:t>
-      </w:r>
-    </w:p>
-    <w:p>
-      <w:pPr>
-        <w:pStyle w:val="ListParagraph"/>
-        <w:numPr>
-          <w:ilvl w:val="1"/>
-          <w:numId w:val="1"/>
-        </w:numPr>
-        <w:rPr>
-          <w:sz w:val="36"/>
-          <w:szCs w:val="36"/>
-        </w:rPr>
-      </w:pPr>
-      <w:r>
-        <w:rPr>
-          <w:b/>
-          <w:sz w:val="36"/>
-          <w:szCs w:val="36"/>
-        </w:rPr>
-        <w:t xml:space="preserve">Method: </w:t>
-      </w:r>
-      <w:r>
-        <w:rPr>
-          <w:sz w:val="36"/>
-          <w:szCs w:val="36"/>
-        </w:rPr>
-        <w:t xml:space="preserve">The model was configured with </w:t>
-      </w:r>
-      <w:r>
-        <w:rPr>
-          <w:b/>
-          <w:sz w:val="36"/>
-          <w:szCs w:val="36"/>
-        </w:rPr>
-        <w:t>(</w:t>
-      </w:r>
-      <w:r>
-        <w:rPr>
-          <w:b/>
-          <w:i/>
-          <w:sz w:val="36"/>
-          <w:szCs w:val="36"/>
-        </w:rPr>
-        <w:t>class_weight = ‘balanced’</w:t>
-      </w:r>
-      <w:r>
-        <w:rPr>
-          <w:b/>
-          <w:sz w:val="36"/>
-          <w:szCs w:val="36"/>
-        </w:rPr>
-        <w:t>).</w:t>
-      </w:r>
-    </w:p>
-    <w:p>
-      <w:pPr>
-        <w:pStyle w:val="ListParagraph"/>
-        <w:numPr>
-          <w:ilvl w:val="1"/>
-          <w:numId w:val="1"/>
-        </w:numPr>
-        <w:rPr>
-          <w:sz w:val="36"/>
-          <w:szCs w:val="36"/>
-        </w:rPr>
-      </w:pPr>
-      <w:r>
-        <w:rPr>
-          <w:b/>
-          <w:sz w:val="36"/>
-          <w:szCs w:val="36"/>
-        </w:rPr>
-        <w:t>Mechanism:</w:t>
-      </w:r>
-      <w:r>
-        <w:rPr>
-          <w:sz w:val="36"/>
-          <w:szCs w:val="36"/>
-        </w:rPr>
-        <w:t xml:space="preserve"> This hyper parameter automatically adjusts weights inversely proportional to class frequencies. It penalizes the model more heavily for missing a “Churner” than for flagging a “Non-Churner”.</w:t>
-      </w:r>
-    </w:p>
-    <w:p>
-      <w:pPr>
-        <w:pStyle w:val="ListParagraph"/>
-        <w:numPr>
-          <w:ilvl w:val="1"/>
-          <w:numId w:val="1"/>
-        </w:numPr>
-        <w:rPr>
-          <w:sz w:val="36"/>
-          <w:szCs w:val="36"/>
-        </w:rPr>
-        <w:sectPr>
-          <w:headerReference w:type="default" r:id="rId25"/>
-          <w:headerReference w:type="first" r:id="rId26"/>
-          <w:pgSz w:w="12240" w:h="15840"/>
-          <w:pgMar w:top="720" w:right="720" w:bottom="720" w:left="720" w:header="708" w:footer="708" w:gutter="0"/>
-          <w:cols w:space="708"/>
-          <w:titlePg/>
-          <w:docGrid w:linePitch="360"/>
-        </w:sectPr>
-      </w:pPr>
-      <w:r>
-        <w:rPr>
-          <w:b/>
-          <w:sz w:val="36"/>
-          <w:szCs w:val="36"/>
-        </w:rPr>
-        <w:lastRenderedPageBreak/>
-        <w:t>Business Logic:</w:t>
-      </w:r>
-      <w:r>
-        <w:rPr>
-          <w:sz w:val="36"/>
-          <w:szCs w:val="36"/>
-        </w:rPr>
-        <w:t xml:space="preserve"> This aligns with the financial reality that the cost of missing a churner ($74/month ARPU + LTV) is significantly higher than the cost of a retention intervention.</w:t>
-      </w:r>
-    </w:p>
-    <w:p>
-      <w:pPr>
-        <w:pStyle w:val="Heading1"/>
-        <w:jc w:val="center"/>
-        <w:rPr>
-          <w:b/>
-          <w:sz w:val="50"/>
-          <w:szCs w:val="50"/>
-        </w:rPr>
-      </w:pPr>
-      <w:bookmarkStart w:id="7" w:name="_Toc220325080"/>
-      <w:r>
-        <w:rPr>
-          <w:b/>
-          <w:sz w:val="50"/>
-          <w:szCs w:val="50"/>
-        </w:rPr>
-        <w:lastRenderedPageBreak/>
-        <w:t>7. Model Evaluation</w:t>
-      </w:r>
+          <w:b/>
+          <w:sz w:val="36"/>
+          <w:szCs w:val="36"/>
+        </w:rPr>
+      </w:pPr>
+      <w:r>
+        <w:rPr>
+          <w:b/>
+          <w:sz w:val="36"/>
+          <w:szCs w:val="36"/>
+        </w:rPr>
+        <w:t xml:space="preserve">Recall (~72%): </w:t>
+      </w:r>
+      <w:r>
+        <w:rPr>
+          <w:sz w:val="36"/>
+          <w:szCs w:val="36"/>
+        </w:rPr>
+        <w:t xml:space="preserve">The model correctly identifies </w:t>
+      </w:r>
+      <w:r>
+        <w:rPr>
+          <w:b/>
+          <w:sz w:val="36"/>
+          <w:szCs w:val="36"/>
+        </w:rPr>
+        <w:t>72 out of every 100 churner</w:t>
+      </w:r>
+      <w:bookmarkStart w:id="7" w:name="_GoBack"/>
       <w:bookmarkEnd w:id="7"/>
-    </w:p>
-    <w:p>
-      <w:pPr>
-        <w:pStyle w:val="Header"/>
-        <w:ind w:left="720"/>
-      </w:pPr>
-    </w:p>
-    <w:p>
-      <w:pPr>
-        <w:rPr>
-          <w:sz w:val="36"/>
-          <w:szCs w:val="36"/>
-        </w:rPr>
-      </w:pPr>
-      <w:r>
-        <w:rPr>
-          <w:sz w:val="36"/>
-          <w:szCs w:val="36"/>
-        </w:rPr>
-        <w:t xml:space="preserve">The model performance was evaluated based on the </w:t>
-      </w:r>
-      <w:r>
-        <w:rPr>
-          <w:b/>
-          <w:sz w:val="36"/>
-          <w:szCs w:val="36"/>
-        </w:rPr>
-        <w:t xml:space="preserve">financial trade-off </w:t>
-      </w:r>
-      <w:r>
-        <w:rPr>
-          <w:sz w:val="36"/>
-          <w:szCs w:val="36"/>
-        </w:rPr>
-        <w:t>between precision and recall, rather than raw Accuracy.</w:t>
-      </w:r>
-    </w:p>
-    <w:p>
-      <w:pPr>
-        <w:pStyle w:val="ListParagraph"/>
-        <w:numPr>
-          <w:ilvl w:val="0"/>
-          <w:numId w:val="1"/>
-        </w:numPr>
-        <w:rPr>
-          <w:b/>
-          <w:sz w:val="36"/>
-          <w:szCs w:val="36"/>
-        </w:rPr>
-      </w:pPr>
-      <w:r>
-        <w:rPr>
-          <w:b/>
-          <w:sz w:val="36"/>
-          <w:szCs w:val="36"/>
-        </w:rPr>
-        <w:t xml:space="preserve">7.1 Key Metrics:  </w:t>
-      </w:r>
-    </w:p>
-    <w:p>
-      <w:pPr>
-        <w:pStyle w:val="ListParagraph"/>
-        <w:numPr>
-          <w:ilvl w:val="1"/>
-          <w:numId w:val="1"/>
-        </w:numPr>
-        <w:rPr>
-          <w:b/>
-          <w:sz w:val="36"/>
-          <w:szCs w:val="36"/>
-        </w:rPr>
-      </w:pPr>
-      <w:r>
-        <w:rPr>
-          <w:b/>
-          <w:sz w:val="36"/>
-          <w:szCs w:val="36"/>
-        </w:rPr>
-        <w:t xml:space="preserve">Recall (~72%): </w:t>
-      </w:r>
-      <w:r>
-        <w:rPr>
-          <w:sz w:val="36"/>
-          <w:szCs w:val="36"/>
-        </w:rPr>
-        <w:t xml:space="preserve">The model correctly identifies </w:t>
-      </w:r>
-      <w:r>
-        <w:rPr>
-          <w:b/>
-          <w:sz w:val="36"/>
-          <w:szCs w:val="36"/>
-        </w:rPr>
-        <w:t xml:space="preserve">72 out of every 100 churners. </w:t>
+      <w:r>
+        <w:rPr>
+          <w:b/>
+          <w:sz w:val="36"/>
+          <w:szCs w:val="36"/>
+        </w:rPr>
+        <w:t xml:space="preserve">s. </w:t>
       </w:r>
       <w:r>
         <w:rPr>
@@ -7005,7 +7205,7 @@
                     <pic:cNvPicPr/>
                   </pic:nvPicPr>
                   <pic:blipFill>
-                    <a:blip r:embed="rId27"/>
+                    <a:blip r:embed="rId26"/>
                     <a:stretch>
                       <a:fillRect/>
                     </a:stretch>
@@ -7115,8 +7315,8 @@
           <w:szCs w:val="36"/>
         </w:rPr>
         <w:sectPr>
-          <w:headerReference w:type="default" r:id="rId28"/>
-          <w:headerReference w:type="first" r:id="rId29"/>
+          <w:headerReference w:type="default" r:id="rId27"/>
+          <w:headerReference w:type="first" r:id="rId28"/>
           <w:pgSz w:w="12240" w:h="15840"/>
           <w:pgMar w:top="720" w:right="720" w:bottom="720" w:left="720" w:header="708" w:footer="708" w:gutter="0"/>
           <w:cols w:space="708"/>
@@ -7356,7 +7556,7 @@
                     <pic:cNvPicPr/>
                   </pic:nvPicPr>
                   <pic:blipFill>
-                    <a:blip r:embed="rId30"/>
+                    <a:blip r:embed="rId29"/>
                     <a:stretch>
                       <a:fillRect/>
                     </a:stretch>
@@ -7966,8 +8166,8 @@
           <w:szCs w:val="36"/>
         </w:rPr>
         <w:sectPr>
-          <w:headerReference w:type="default" r:id="rId31"/>
-          <w:headerReference w:type="first" r:id="rId32"/>
+          <w:headerReference w:type="default" r:id="rId30"/>
+          <w:headerReference w:type="first" r:id="rId31"/>
           <w:pgSz w:w="12240" w:h="15840"/>
           <w:pgMar w:top="720" w:right="720" w:bottom="720" w:left="720" w:header="708" w:footer="708" w:gutter="0"/>
           <w:cols w:space="708"/>
@@ -7998,7 +8198,7 @@
                     <pic:cNvPicPr/>
                   </pic:nvPicPr>
                   <pic:blipFill>
-                    <a:blip r:embed="rId33"/>
+                    <a:blip r:embed="rId32"/>
                     <a:stretch>
                       <a:fillRect/>
                     </a:stretch>
@@ -8541,8 +8741,8 @@
       </w:pPr>
     </w:p>
     <w:sectPr>
-      <w:headerReference w:type="default" r:id="rId34"/>
-      <w:headerReference w:type="first" r:id="rId35"/>
+      <w:headerReference w:type="default" r:id="rId33"/>
+      <w:headerReference w:type="first" r:id="rId34"/>
       <w:pgSz w:w="12240" w:h="15840"/>
       <w:pgMar w:top="720" w:right="720" w:bottom="720" w:left="720" w:header="708" w:footer="708" w:gutter="0"/>
       <w:cols w:space="708"/>
@@ -8604,41 +8804,6 @@
 </file>
 
 <file path=word/header1.xml><?xml version="1.0" encoding="utf-8"?>
-<w:hdr xmlns:wpc="http://schemas.microsoft.com/office/word/2010/wordprocessingCanvas" xmlns:mc="http://schemas.openxmlformats.org/markup-compatibility/2006" xmlns:o="urn:schemas-microsoft-com:office:office" xmlns:r="http://schemas.openxmlformats.org/officeDocument/2006/relationships" xmlns:m="http://schemas.openxmlformats.org/officeDocument/2006/math" xmlns:v="urn:schemas-microsoft-com:vml" xmlns:wp14="http://schemas.microsoft.com/office/word/2010/wordprocessingDrawing" xmlns:wp="http://schemas.openxmlformats.org/drawingml/2006/wordprocessingDrawing" xmlns:w10="urn:schemas-microsoft-com:office:word" xmlns:w="http://schemas.openxmlformats.org/wordprocessingml/2006/main" xmlns:w14="http://schemas.microsoft.com/office/word/2010/wordml" xmlns:w15="http://schemas.microsoft.com/office/word/2012/wordml" xmlns:wpg="http://schemas.microsoft.com/office/word/2010/wordprocessingGroup" xmlns:wpi="http://schemas.microsoft.com/office/word/2010/wordprocessingInk" xmlns:wne="http://schemas.microsoft.com/office/word/2006/wordml" xmlns:wps="http://schemas.microsoft.com/office/word/2010/wordprocessingShape" mc:Ignorable="w14 w15 wp14">
-  <w:p>
-    <w:pPr>
-      <w:pStyle w:val="Header"/>
-      <w:jc w:val="center"/>
-      <w:rPr>
-        <w:b/>
-        <w:sz w:val="50"/>
-        <w:szCs w:val="50"/>
-      </w:rPr>
-    </w:pPr>
-    <w:r>
-      <w:rPr>
-        <w:b/>
-        <w:sz w:val="50"/>
-        <w:szCs w:val="50"/>
-      </w:rPr>
-      <w:t>5. Data Preprocessing</w:t>
-    </w:r>
-  </w:p>
-  <w:p>
-    <w:pPr>
-      <w:pStyle w:val="Header"/>
-      <w:jc w:val="center"/>
-    </w:pPr>
-  </w:p>
-  <w:p>
-    <w:pPr>
-      <w:pStyle w:val="Header"/>
-    </w:pPr>
-  </w:p>
-</w:hdr>
-</file>
-
-<file path=word/header10.xml><?xml version="1.0" encoding="utf-8"?>
 <w:hdr xmlns:wpc="http://schemas.microsoft.com/office/word/2010/wordprocessingCanvas" xmlns:mc="http://schemas.openxmlformats.org/markup-compatibility/2006" xmlns:o="urn:schemas-microsoft-com:office:office" xmlns:r="http://schemas.openxmlformats.org/officeDocument/2006/relationships" xmlns:m="http://schemas.openxmlformats.org/officeDocument/2006/math" xmlns:v="urn:schemas-microsoft-com:vml" xmlns:wp14="http://schemas.microsoft.com/office/word/2010/wordprocessingDrawing" xmlns:wp="http://schemas.openxmlformats.org/drawingml/2006/wordprocessingDrawing" xmlns:w10="urn:schemas-microsoft-com:office:word" xmlns:w="http://schemas.openxmlformats.org/wordprocessingml/2006/main" xmlns:w14="http://schemas.microsoft.com/office/word/2010/wordml" xmlns:w15="http://schemas.microsoft.com/office/word/2012/wordml" xmlns:wpg="http://schemas.microsoft.com/office/word/2010/wordprocessingGroup" xmlns:wpi="http://schemas.microsoft.com/office/word/2010/wordprocessingInk" xmlns:wne="http://schemas.microsoft.com/office/word/2006/wordml" xmlns:wps="http://schemas.microsoft.com/office/word/2010/wordprocessingShape" mc:Ignorable="w14 w15 wp14">
   <w:p>
     <w:pPr>
@@ -8676,7 +8841,7 @@
         <w:sz w:val="50"/>
         <w:szCs w:val="50"/>
       </w:rPr>
-      <w:t>6. Modeling Strategy</w:t>
+      <w:t>7. Model Evaluation</w:t>
     </w:r>
   </w:p>
   <w:p>
@@ -8721,7 +8886,7 @@
         <w:sz w:val="50"/>
         <w:szCs w:val="50"/>
       </w:rPr>
-      <w:t>7. Model Evaluation</w:t>
+      <w:t>8. Business Impact and ROI Simulation</w:t>
     </w:r>
   </w:p>
   <w:p>
@@ -8766,8 +8931,14 @@
         <w:sz w:val="50"/>
         <w:szCs w:val="50"/>
       </w:rPr>
-      <w:t>8. Business Impact and ROI Simulation</w:t>
+      <w:t>9. Limitations, Recommendations and Next Steps</w:t>
     </w:r>
+  </w:p>
+  <w:p>
+    <w:pPr>
+      <w:pStyle w:val="Header"/>
+      <w:jc w:val="center"/>
+    </w:pPr>
   </w:p>
   <w:p>
     <w:pPr>
@@ -8785,47 +8956,6 @@
 
 <file path=word/header8.xml><?xml version="1.0" encoding="utf-8"?>
 <w:hdr xmlns:wpc="http://schemas.microsoft.com/office/word/2010/wordprocessingCanvas" xmlns:mc="http://schemas.openxmlformats.org/markup-compatibility/2006" xmlns:o="urn:schemas-microsoft-com:office:office" xmlns:r="http://schemas.openxmlformats.org/officeDocument/2006/relationships" xmlns:m="http://schemas.openxmlformats.org/officeDocument/2006/math" xmlns:v="urn:schemas-microsoft-com:vml" xmlns:wp14="http://schemas.microsoft.com/office/word/2010/wordprocessingDrawing" xmlns:wp="http://schemas.openxmlformats.org/drawingml/2006/wordprocessingDrawing" xmlns:w10="urn:schemas-microsoft-com:office:word" xmlns:w="http://schemas.openxmlformats.org/wordprocessingml/2006/main" xmlns:w14="http://schemas.microsoft.com/office/word/2010/wordml" xmlns:w15="http://schemas.microsoft.com/office/word/2012/wordml" xmlns:wpg="http://schemas.microsoft.com/office/word/2010/wordprocessingGroup" xmlns:wpi="http://schemas.microsoft.com/office/word/2010/wordprocessingInk" xmlns:wne="http://schemas.microsoft.com/office/word/2006/wordml" xmlns:wps="http://schemas.microsoft.com/office/word/2010/wordprocessingShape" mc:Ignorable="w14 w15 wp14">
-  <w:p>
-    <w:pPr>
-      <w:pStyle w:val="Header"/>
-    </w:pPr>
-  </w:p>
-</w:hdr>
-</file>
-
-<file path=word/header9.xml><?xml version="1.0" encoding="utf-8"?>
-<w:hdr xmlns:wpc="http://schemas.microsoft.com/office/word/2010/wordprocessingCanvas" xmlns:mc="http://schemas.openxmlformats.org/markup-compatibility/2006" xmlns:o="urn:schemas-microsoft-com:office:office" xmlns:r="http://schemas.openxmlformats.org/officeDocument/2006/relationships" xmlns:m="http://schemas.openxmlformats.org/officeDocument/2006/math" xmlns:v="urn:schemas-microsoft-com:vml" xmlns:wp14="http://schemas.microsoft.com/office/word/2010/wordprocessingDrawing" xmlns:wp="http://schemas.openxmlformats.org/drawingml/2006/wordprocessingDrawing" xmlns:w10="urn:schemas-microsoft-com:office:word" xmlns:w="http://schemas.openxmlformats.org/wordprocessingml/2006/main" xmlns:w14="http://schemas.microsoft.com/office/word/2010/wordml" xmlns:w15="http://schemas.microsoft.com/office/word/2012/wordml" xmlns:wpg="http://schemas.microsoft.com/office/word/2010/wordprocessingGroup" xmlns:wpi="http://schemas.microsoft.com/office/word/2010/wordprocessingInk" xmlns:wne="http://schemas.microsoft.com/office/word/2006/wordml" xmlns:wps="http://schemas.microsoft.com/office/word/2010/wordprocessingShape" mc:Ignorable="w14 w15 wp14">
-  <w:p>
-    <w:pPr>
-      <w:pStyle w:val="Header"/>
-      <w:jc w:val="center"/>
-      <w:rPr>
-        <w:b/>
-        <w:sz w:val="50"/>
-        <w:szCs w:val="50"/>
-      </w:rPr>
-    </w:pPr>
-    <w:r>
-      <w:rPr>
-        <w:b/>
-        <w:sz w:val="50"/>
-        <w:szCs w:val="50"/>
-      </w:rPr>
-      <w:t>9. Limitations, Recommendations and Next Steps</w:t>
-    </w:r>
-  </w:p>
-  <w:p>
-    <w:pPr>
-      <w:pStyle w:val="Header"/>
-      <w:jc w:val="center"/>
-    </w:pPr>
-  </w:p>
-  <w:p>
-    <w:pPr>
-      <w:pStyle w:val="Header"/>
-      <w:jc w:val="center"/>
-    </w:pPr>
-  </w:p>
   <w:p>
     <w:pPr>
       <w:pStyle w:val="Header"/>
@@ -12731,7 +12861,7 @@
 </file>
 
 <file path=customXml/itemProps1.xml><?xml version="1.0" encoding="utf-8"?>
-<ds:datastoreItem xmlns:ds="http://schemas.openxmlformats.org/officeDocument/2006/customXml" ds:itemID="{90FDDE8D-DDEF-442F-95FF-AA653664D333}">
+<ds:datastoreItem xmlns:ds="http://schemas.openxmlformats.org/officeDocument/2006/customXml" ds:itemID="{305598A2-6CAE-4F3A-A2D4-9C1E22692390}">
   <ds:schemaRefs>
     <ds:schemaRef ds:uri="http://schemas.openxmlformats.org/officeDocument/2006/bibliography"/>
   </ds:schemaRefs>

--- a/reports/Technical_Report.docx
+++ b/reports/Technical_Report.docx
@@ -6896,7 +6896,35 @@
           <w:sz w:val="36"/>
           <w:szCs w:val="36"/>
         </w:rPr>
-        <w:t xml:space="preserve">Addressing the business question regarding channel synergy requires a model capable of capturing interactions (e.g, how Facebook spend amplpifies Google search intent). Random Forest models these interactions inherently, whereas linear models would require manually defined interaction terms. </w:t>
+        <w:t>Addressing the business question regarding channel synergy requires a model capable of capturing interactions (</w:t>
+      </w:r>
+      <w:r>
+        <w:rPr>
+          <w:sz w:val="36"/>
+          <w:szCs w:val="36"/>
+        </w:rPr>
+        <w:t>e.g.</w:t>
+      </w:r>
+      <w:r>
+        <w:rPr>
+          <w:sz w:val="36"/>
+          <w:szCs w:val="36"/>
+        </w:rPr>
+        <w:t xml:space="preserve">, how Facebook spend </w:t>
+      </w:r>
+      <w:r>
+        <w:rPr>
+          <w:sz w:val="36"/>
+          <w:szCs w:val="36"/>
+        </w:rPr>
+        <w:t>amplifies</w:t>
+      </w:r>
+      <w:r>
+        <w:rPr>
+          <w:sz w:val="36"/>
+          <w:szCs w:val="36"/>
+        </w:rPr>
+        <w:t xml:space="preserve"> Google search intent). Random Forest models these interactions inherently, whereas linear models would require manually defined interaction terms. </w:t>
       </w:r>
     </w:p>
     <w:p>
@@ -6954,7 +6982,17 @@
           <w:szCs w:val="50"/>
         </w:rPr>
         <w:lastRenderedPageBreak/>
-        <w:t>7. Model Evaluation</w:t>
+        <w:t>7. M</w:t>
+      </w:r>
+      <w:bookmarkStart w:id="7" w:name="_GoBack"/>
+      <w:bookmarkEnd w:id="7"/>
+      <w:r>
+        <w:rPr>
+          <w:b/>
+          <w:sz w:val="50"/>
+          <w:szCs w:val="50"/>
+        </w:rPr>
+        <w:t>odel Evaluation</w:t>
       </w:r>
       <w:bookmarkEnd w:id="6"/>
     </w:p>
@@ -7050,17 +7088,7 @@
           <w:sz w:val="36"/>
           <w:szCs w:val="36"/>
         </w:rPr>
-        <w:t>72 out of every 100 churner</w:t>
-      </w:r>
-      <w:bookmarkStart w:id="7" w:name="_GoBack"/>
-      <w:bookmarkEnd w:id="7"/>
-      <w:r>
-        <w:rPr>
-          <w:b/>
-          <w:sz w:val="36"/>
-          <w:szCs w:val="36"/>
-        </w:rPr>
-        <w:t xml:space="preserve">s. </w:t>
+        <w:t xml:space="preserve">72 out of every 100 churners. </w:t>
       </w:r>
       <w:r>
         <w:rPr>
@@ -12861,7 +12889,7 @@
 </file>
 
 <file path=customXml/itemProps1.xml><?xml version="1.0" encoding="utf-8"?>
-<ds:datastoreItem xmlns:ds="http://schemas.openxmlformats.org/officeDocument/2006/customXml" ds:itemID="{305598A2-6CAE-4F3A-A2D4-9C1E22692390}">
+<ds:datastoreItem xmlns:ds="http://schemas.openxmlformats.org/officeDocument/2006/customXml" ds:itemID="{6EA60E46-F6C5-4432-A6E8-E47AD10FA66E}">
   <ds:schemaRefs>
     <ds:schemaRef ds:uri="http://schemas.openxmlformats.org/officeDocument/2006/bibliography"/>
   </ds:schemaRefs>

--- a/reports/Technical_Report.docx
+++ b/reports/Technical_Report.docx
@@ -6982,17 +6982,7 @@
           <w:szCs w:val="50"/>
         </w:rPr>
         <w:lastRenderedPageBreak/>
-        <w:t>7. M</w:t>
-      </w:r>
-      <w:bookmarkStart w:id="7" w:name="_GoBack"/>
-      <w:bookmarkEnd w:id="7"/>
-      <w:r>
-        <w:rPr>
-          <w:b/>
-          <w:sz w:val="50"/>
-          <w:szCs w:val="50"/>
-        </w:rPr>
-        <w:t>odel Evaluation</w:t>
+        <w:t>7. Model Evaluation</w:t>
       </w:r>
       <w:bookmarkEnd w:id="6"/>
     </w:p>
@@ -7014,22 +7004,44 @@
           <w:sz w:val="36"/>
           <w:szCs w:val="36"/>
         </w:rPr>
-        <w:t xml:space="preserve">The model performance was evaluated based on the </w:t>
-      </w:r>
-      <w:r>
-        <w:rPr>
-          <w:b/>
-          <w:sz w:val="36"/>
-          <w:szCs w:val="36"/>
-        </w:rPr>
-        <w:t xml:space="preserve">financial trade-off </w:t>
-      </w:r>
-      <w:r>
-        <w:rPr>
-          <w:sz w:val="36"/>
-          <w:szCs w:val="36"/>
-        </w:rPr>
-        <w:t>between precision and recall, rather than raw Accuracy.</w:t>
+        <w:t xml:space="preserve">The </w:t>
+      </w:r>
+      <w:r>
+        <w:rPr>
+          <w:sz w:val="36"/>
+          <w:szCs w:val="36"/>
+        </w:rPr>
+        <w:t xml:space="preserve">Model performance was evaluated based on </w:t>
+      </w:r>
+      <w:r>
+        <w:rPr>
+          <w:b/>
+          <w:sz w:val="36"/>
+          <w:szCs w:val="36"/>
+        </w:rPr>
+        <w:t>predictive accuracy</w:t>
+      </w:r>
+      <w:r>
+        <w:rPr>
+          <w:sz w:val="36"/>
+          <w:szCs w:val="36"/>
+        </w:rPr>
+        <w:t xml:space="preserve"> and </w:t>
+      </w:r>
+      <w:r>
+        <w:rPr>
+          <w:b/>
+          <w:sz w:val="36"/>
+          <w:szCs w:val="36"/>
+        </w:rPr>
+        <w:t>attribution stability</w:t>
+      </w:r>
+      <w:r>
+        <w:rPr>
+          <w:sz w:val="36"/>
+          <w:szCs w:val="36"/>
+        </w:rPr>
+        <w:t>, utilizing metrics computed directly from the implemented code.</w:t>
       </w:r>
     </w:p>
     <w:p>
@@ -7057,8 +7069,342 @@
     <w:p>
       <w:pPr>
         <w:pStyle w:val="ListParagraph"/>
+        <w:ind w:left="1440"/>
+        <w:rPr>
+          <w:sz w:val="36"/>
+          <w:szCs w:val="36"/>
+        </w:rPr>
+      </w:pPr>
+      <w:r>
+        <w:rPr>
+          <w:sz w:val="36"/>
+          <w:szCs w:val="36"/>
+        </w:rPr>
+        <w:t>The model's ability to generalize was tested on the final 20% of chronological data, yielding the following results:</w:t>
+      </w:r>
+    </w:p>
+    <w:tbl>
+      <w:tblPr>
+        <w:tblStyle w:val="TableGrid"/>
+        <w:tblW w:w="0" w:type="auto"/>
+        <w:tblInd w:w="1440" w:type="dxa"/>
+        <w:tblLook w:val="04A0" w:firstRow="1" w:lastRow="0" w:firstColumn="1" w:lastColumn="0" w:noHBand="0" w:noVBand="1"/>
+      </w:tblPr>
+      <w:tblGrid>
+        <w:gridCol w:w="2987"/>
+        <w:gridCol w:w="3085"/>
+        <w:gridCol w:w="3278"/>
+      </w:tblGrid>
+      <w:tr>
+        <w:tc>
+          <w:tcPr>
+            <w:tcW w:w="3596" w:type="dxa"/>
+          </w:tcPr>
+          <w:p>
+            <w:pPr>
+              <w:pStyle w:val="ListParagraph"/>
+              <w:ind w:left="0"/>
+              <w:rPr>
+                <w:b/>
+                <w:sz w:val="36"/>
+                <w:szCs w:val="36"/>
+              </w:rPr>
+            </w:pPr>
+            <w:r>
+              <w:rPr>
+                <w:b/>
+                <w:sz w:val="36"/>
+                <w:szCs w:val="36"/>
+              </w:rPr>
+              <w:t>Metric</w:t>
+            </w:r>
+          </w:p>
+        </w:tc>
+        <w:tc>
+          <w:tcPr>
+            <w:tcW w:w="3597" w:type="dxa"/>
+          </w:tcPr>
+          <w:p>
+            <w:pPr>
+              <w:pStyle w:val="ListParagraph"/>
+              <w:ind w:left="0"/>
+              <w:rPr>
+                <w:b/>
+                <w:sz w:val="36"/>
+                <w:szCs w:val="36"/>
+              </w:rPr>
+            </w:pPr>
+            <w:r>
+              <w:rPr>
+                <w:b/>
+                <w:sz w:val="36"/>
+                <w:szCs w:val="36"/>
+              </w:rPr>
+              <w:t>Value</w:t>
+            </w:r>
+          </w:p>
+        </w:tc>
+        <w:tc>
+          <w:tcPr>
+            <w:tcW w:w="3597" w:type="dxa"/>
+          </w:tcPr>
+          <w:p>
+            <w:pPr>
+              <w:pStyle w:val="ListParagraph"/>
+              <w:ind w:left="0"/>
+              <w:rPr>
+                <w:b/>
+                <w:sz w:val="36"/>
+                <w:szCs w:val="36"/>
+              </w:rPr>
+            </w:pPr>
+            <w:r>
+              <w:rPr>
+                <w:b/>
+                <w:sz w:val="36"/>
+                <w:szCs w:val="36"/>
+              </w:rPr>
+              <w:t>Business Interpretation</w:t>
+            </w:r>
+          </w:p>
+        </w:tc>
+      </w:tr>
+      <w:tr>
+        <w:tc>
+          <w:tcPr>
+            <w:tcW w:w="3596" w:type="dxa"/>
+          </w:tcPr>
+          <w:p>
+            <w:pPr>
+              <w:pStyle w:val="ListParagraph"/>
+              <w:ind w:left="0"/>
+              <w:rPr>
+                <w:sz w:val="36"/>
+                <w:szCs w:val="36"/>
+              </w:rPr>
+            </w:pPr>
+            <w:r>
+              <w:rPr>
+                <w:sz w:val="36"/>
+                <w:szCs w:val="36"/>
+              </w:rPr>
+              <w:t>R</w:t>
+            </w:r>
+            <w:r>
+              <w:rPr>
+                <w:rFonts w:cstheme="minorHAnsi"/>
+                <w:sz w:val="36"/>
+                <w:szCs w:val="36"/>
+              </w:rPr>
+              <w:t>²</w:t>
+            </w:r>
+          </w:p>
+        </w:tc>
+        <w:tc>
+          <w:tcPr>
+            <w:tcW w:w="3597" w:type="dxa"/>
+          </w:tcPr>
+          <w:p>
+            <w:pPr>
+              <w:pStyle w:val="ListParagraph"/>
+              <w:ind w:left="0"/>
+              <w:rPr>
+                <w:b/>
+                <w:sz w:val="36"/>
+                <w:szCs w:val="36"/>
+              </w:rPr>
+            </w:pPr>
+            <w:r>
+              <w:rPr>
+                <w:b/>
+                <w:sz w:val="36"/>
+                <w:szCs w:val="36"/>
+              </w:rPr>
+              <w:t>0.78</w:t>
+            </w:r>
+          </w:p>
+        </w:tc>
+        <w:tc>
+          <w:tcPr>
+            <w:tcW w:w="3597" w:type="dxa"/>
+          </w:tcPr>
+          <w:p>
+            <w:pPr>
+              <w:pStyle w:val="ListParagraph"/>
+              <w:ind w:left="0"/>
+              <w:rPr>
+                <w:sz w:val="36"/>
+                <w:szCs w:val="36"/>
+              </w:rPr>
+            </w:pPr>
+            <w:r>
+              <w:rPr>
+                <w:sz w:val="36"/>
+                <w:szCs w:val="36"/>
+              </w:rPr>
+              <w:t>Model explains 78% of weekly sales variance; considered high for observational MMM</w:t>
+            </w:r>
+          </w:p>
+        </w:tc>
+      </w:tr>
+      <w:tr>
+        <w:tc>
+          <w:tcPr>
+            <w:tcW w:w="3596" w:type="dxa"/>
+          </w:tcPr>
+          <w:p>
+            <w:pPr>
+              <w:pStyle w:val="ListParagraph"/>
+              <w:ind w:left="0"/>
+              <w:rPr>
+                <w:sz w:val="36"/>
+                <w:szCs w:val="36"/>
+              </w:rPr>
+            </w:pPr>
+            <w:r>
+              <w:rPr>
+                <w:sz w:val="36"/>
+                <w:szCs w:val="36"/>
+              </w:rPr>
+              <w:t>MAE</w:t>
+            </w:r>
+          </w:p>
+        </w:tc>
+        <w:tc>
+          <w:tcPr>
+            <w:tcW w:w="3597" w:type="dxa"/>
+          </w:tcPr>
+          <w:p>
+            <w:pPr>
+              <w:pStyle w:val="ListParagraph"/>
+              <w:ind w:left="0"/>
+              <w:rPr>
+                <w:sz w:val="36"/>
+                <w:szCs w:val="36"/>
+              </w:rPr>
+            </w:pPr>
+            <w:r>
+              <w:rPr>
+                <w:b/>
+                <w:bCs/>
+                <w:sz w:val="36"/>
+                <w:szCs w:val="36"/>
+              </w:rPr>
+              <w:t>$142,000</w:t>
+            </w:r>
+          </w:p>
+        </w:tc>
+        <w:tc>
+          <w:tcPr>
+            <w:tcW w:w="3597" w:type="dxa"/>
+          </w:tcPr>
+          <w:p>
+            <w:pPr>
+              <w:pStyle w:val="ListParagraph"/>
+              <w:ind w:left="0"/>
+              <w:rPr>
+                <w:sz w:val="36"/>
+                <w:szCs w:val="36"/>
+              </w:rPr>
+            </w:pPr>
+            <w:r>
+              <w:rPr>
+                <w:sz w:val="36"/>
+                <w:szCs w:val="36"/>
+              </w:rPr>
+              <w:t>Average prediction error; approximately 12% of mean weekly sales</w:t>
+            </w:r>
+          </w:p>
+        </w:tc>
+      </w:tr>
+      <w:tr>
+        <w:tc>
+          <w:tcPr>
+            <w:tcW w:w="3596" w:type="dxa"/>
+          </w:tcPr>
+          <w:p>
+            <w:pPr>
+              <w:pStyle w:val="ListParagraph"/>
+              <w:ind w:left="0"/>
+              <w:rPr>
+                <w:sz w:val="36"/>
+                <w:szCs w:val="36"/>
+              </w:rPr>
+            </w:pPr>
+            <w:r>
+              <w:rPr>
+                <w:sz w:val="36"/>
+                <w:szCs w:val="36"/>
+              </w:rPr>
+              <w:t>RMSE</w:t>
+            </w:r>
+          </w:p>
+        </w:tc>
+        <w:tc>
+          <w:tcPr>
+            <w:tcW w:w="3597" w:type="dxa"/>
+          </w:tcPr>
+          <w:p>
+            <w:pPr>
+              <w:pStyle w:val="ListParagraph"/>
+              <w:ind w:left="0"/>
+              <w:rPr>
+                <w:b/>
+                <w:bCs/>
+                <w:sz w:val="36"/>
+                <w:szCs w:val="36"/>
+              </w:rPr>
+            </w:pPr>
+            <w:r>
+              <w:rPr>
+                <w:b/>
+                <w:bCs/>
+                <w:sz w:val="36"/>
+                <w:szCs w:val="36"/>
+              </w:rPr>
+              <w:t>$218,000</w:t>
+            </w:r>
+          </w:p>
+        </w:tc>
+        <w:tc>
+          <w:tcPr>
+            <w:tcW w:w="3597" w:type="dxa"/>
+          </w:tcPr>
+          <w:p>
+            <w:pPr>
+              <w:pStyle w:val="ListParagraph"/>
+              <w:ind w:left="0"/>
+              <w:rPr>
+                <w:sz w:val="36"/>
+                <w:szCs w:val="36"/>
+              </w:rPr>
+            </w:pPr>
+            <w:r>
+              <w:rPr>
+                <w:sz w:val="36"/>
+                <w:szCs w:val="36"/>
+              </w:rPr>
+              <w:t>Penalizes large errors; ~18% of mean sales, acceptable for scenario planning</w:t>
+            </w:r>
+          </w:p>
+        </w:tc>
+      </w:tr>
+    </w:tbl>
+    <w:p>
+      <w:pPr>
+        <w:pStyle w:val="ListParagraph"/>
+        <w:ind w:left="1440"/>
+        <w:rPr>
+          <w:sz w:val="36"/>
+          <w:szCs w:val="36"/>
+        </w:rPr>
+      </w:pPr>
+    </w:p>
+    <w:p>
+      <w:pPr>
+        <w:pStyle w:val="ListParagraph"/>
         <w:numPr>
-          <w:ilvl w:val="1"/>
+          <w:ilvl w:val="0"/>
           <w:numId w:val="1"/>
         </w:numPr>
         <w:rPr>
@@ -7073,30 +7419,26 @@
           <w:sz w:val="36"/>
           <w:szCs w:val="36"/>
         </w:rPr>
-        <w:t xml:space="preserve">Recall (~72%): </w:t>
-      </w:r>
-      <w:r>
-        <w:rPr>
-          <w:sz w:val="36"/>
-          <w:szCs w:val="36"/>
-        </w:rPr>
-        <w:t xml:space="preserve">The model correctly identifies </w:t>
-      </w:r>
-      <w:r>
-        <w:rPr>
-          <w:b/>
-          <w:sz w:val="36"/>
-          <w:szCs w:val="36"/>
-        </w:rPr>
-        <w:t xml:space="preserve">72 out of every 100 churners. </w:t>
-      </w:r>
-      <w:r>
-        <w:rPr>
-          <w:sz w:val="36"/>
-          <w:szCs w:val="36"/>
-        </w:rPr>
-        <w:t>This was the primary optimization target to minimize revenue leakage.</w:t>
-      </w:r>
+        <w:t xml:space="preserve">7.2 </w:t>
+      </w:r>
+      <w:r>
+        <w:rPr>
+          <w:b/>
+          <w:sz w:val="36"/>
+          <w:szCs w:val="36"/>
+        </w:rPr>
+        <w:t>Attribution Stability via SHAP</w:t>
+      </w:r>
+      <w:r>
+        <w:rPr>
+          <w:b/>
+          <w:sz w:val="36"/>
+          <w:szCs w:val="36"/>
+        </w:rPr>
+        <w:t>:</w:t>
+      </w:r>
+      <w:bookmarkStart w:id="7" w:name="_GoBack"/>
+      <w:bookmarkEnd w:id="7"/>
     </w:p>
     <w:p>
       <w:pPr>
@@ -7113,62 +7455,10 @@
       </w:pPr>
       <w:r>
         <w:rPr>
-          <w:b/>
-          <w:sz w:val="36"/>
-          <w:szCs w:val="36"/>
-        </w:rPr>
-        <w:t>Precision (~54%):</w:t>
-      </w:r>
-      <w:r>
-        <w:rPr>
-          <w:sz w:val="36"/>
-          <w:szCs w:val="36"/>
-        </w:rPr>
-        <w:t xml:space="preserve"> When the model predicts churn, it is correct 54% of the time. While statistically moderate, this represents a </w:t>
-      </w:r>
-      <w:r>
-        <w:rPr>
-          <w:b/>
-          <w:sz w:val="36"/>
-          <w:szCs w:val="36"/>
-        </w:rPr>
-        <w:t>&gt;2x Lift</w:t>
-      </w:r>
-      <w:r>
-        <w:rPr>
-          <w:sz w:val="36"/>
-          <w:szCs w:val="36"/>
-        </w:rPr>
-        <w:t xml:space="preserve"> </w:t>
-      </w:r>
-      <w:r>
-        <w:rPr>
-          <w:sz w:val="36"/>
-          <w:szCs w:val="36"/>
-        </w:rPr>
-        <w:t xml:space="preserve">relative to the </w:t>
-      </w:r>
-      <w:r>
-        <w:rPr>
-          <w:sz w:val="36"/>
-          <w:szCs w:val="36"/>
-        </w:rPr>
-        <w:t xml:space="preserve">baseline churn rate </w:t>
-      </w:r>
-      <w:r>
-        <w:rPr>
-          <w:b/>
-          <w:sz w:val="36"/>
-          <w:szCs w:val="36"/>
-        </w:rPr>
-        <w:t>(26%)</w:t>
-      </w:r>
-      <w:r>
-        <w:rPr>
-          <w:sz w:val="36"/>
-          <w:szCs w:val="36"/>
-        </w:rPr>
-        <w:t>.</w:t>
+          <w:sz w:val="36"/>
+          <w:szCs w:val="36"/>
+        </w:rPr>
+        <w:t xml:space="preserve">A lower precision (more “False Alarms”) was accepted to maximize recall as the cost of missing a churner exceeds that of retaining a non-churner </w:t>
       </w:r>
     </w:p>
     <w:p>
@@ -7190,133 +7480,7 @@
           <w:sz w:val="36"/>
           <w:szCs w:val="36"/>
         </w:rPr>
-        <w:t xml:space="preserve">ROC-AUC (0.84): </w:t>
-      </w:r>
-      <w:r>
-        <w:rPr>
-          <w:sz w:val="36"/>
-          <w:szCs w:val="36"/>
-        </w:rPr>
-        <w:t xml:space="preserve">This indicates strong separability between the classes, confirming the model can effectively rank customers by risk. </w:t>
-      </w:r>
-    </w:p>
-    <w:p>
-      <w:pPr>
-        <w:pStyle w:val="ListParagraph"/>
-        <w:ind w:left="1440"/>
-        <w:rPr>
-          <w:b/>
-          <w:sz w:val="36"/>
-          <w:szCs w:val="36"/>
-        </w:rPr>
-      </w:pPr>
-      <w:r>
-        <w:rPr>
-          <w:b/>
-          <w:noProof/>
-          <w:sz w:val="36"/>
-          <w:szCs w:val="36"/>
-        </w:rPr>
-        <w:drawing>
-          <wp:inline distT="0" distB="0" distL="0" distR="0" wp14:anchorId="66ABFFAE" wp14:editId="1DB3FA97">
-            <wp:extent cx="4267200" cy="4133850"/>
-            <wp:effectExtent l="0" t="0" r="0" b="0"/>
-            <wp:docPr id="15" name="Picture 15"/>
-            <wp:cNvGraphicFramePr>
-              <a:graphicFrameLocks xmlns:a="http://schemas.openxmlformats.org/drawingml/2006/main" noChangeAspect="1"/>
-            </wp:cNvGraphicFramePr>
-            <a:graphic xmlns:a="http://schemas.openxmlformats.org/drawingml/2006/main">
-              <a:graphicData uri="http://schemas.openxmlformats.org/drawingml/2006/picture">
-                <pic:pic xmlns:pic="http://schemas.openxmlformats.org/drawingml/2006/picture">
-                  <pic:nvPicPr>
-                    <pic:cNvPr id="1" name=""/>
-                    <pic:cNvPicPr/>
-                  </pic:nvPicPr>
-                  <pic:blipFill>
-                    <a:blip r:embed="rId26"/>
-                    <a:stretch>
-                      <a:fillRect/>
-                    </a:stretch>
-                  </pic:blipFill>
-                  <pic:spPr>
-                    <a:xfrm>
-                      <a:off x="0" y="0"/>
-                      <a:ext cx="4267200" cy="4133850"/>
-                    </a:xfrm>
-                    <a:prstGeom prst="rect">
-                      <a:avLst/>
-                    </a:prstGeom>
-                  </pic:spPr>
-                </pic:pic>
-              </a:graphicData>
-            </a:graphic>
-          </wp:inline>
-        </w:drawing>
-      </w:r>
-    </w:p>
-    <w:p>
-      <w:pPr>
-        <w:pStyle w:val="ListParagraph"/>
-        <w:numPr>
-          <w:ilvl w:val="0"/>
-          <w:numId w:val="1"/>
-        </w:numPr>
-        <w:rPr>
-          <w:b/>
-          <w:sz w:val="36"/>
-          <w:szCs w:val="36"/>
-        </w:rPr>
-      </w:pPr>
-      <w:r>
-        <w:rPr>
-          <w:b/>
-          <w:sz w:val="36"/>
-          <w:szCs w:val="36"/>
-        </w:rPr>
-        <w:t xml:space="preserve">7.2 The strategic Trade-Off: </w:t>
-      </w:r>
-    </w:p>
-    <w:p>
-      <w:pPr>
-        <w:pStyle w:val="ListParagraph"/>
-        <w:numPr>
-          <w:ilvl w:val="1"/>
-          <w:numId w:val="1"/>
-        </w:numPr>
-        <w:rPr>
-          <w:b/>
-          <w:sz w:val="36"/>
-          <w:szCs w:val="36"/>
-        </w:rPr>
-      </w:pPr>
-      <w:r>
-        <w:rPr>
-          <w:sz w:val="36"/>
-          <w:szCs w:val="36"/>
-        </w:rPr>
         <w:lastRenderedPageBreak/>
-        <w:t xml:space="preserve">A lower precision (more “False Alarms”) was accepted to maximize recall as the cost of missing a churner exceeds that of retaining a non-churner </w:t>
-      </w:r>
-    </w:p>
-    <w:p>
-      <w:pPr>
-        <w:pStyle w:val="ListParagraph"/>
-        <w:numPr>
-          <w:ilvl w:val="1"/>
-          <w:numId w:val="1"/>
-        </w:numPr>
-        <w:rPr>
-          <w:b/>
-          <w:sz w:val="36"/>
-          <w:szCs w:val="36"/>
-        </w:rPr>
-      </w:pPr>
-      <w:r>
-        <w:rPr>
-          <w:b/>
-          <w:sz w:val="36"/>
-          <w:szCs w:val="36"/>
-        </w:rPr>
         <w:t xml:space="preserve">Business Justification: </w:t>
       </w:r>
       <w:r>
@@ -7343,8 +7507,8 @@
           <w:szCs w:val="36"/>
         </w:rPr>
         <w:sectPr>
-          <w:headerReference w:type="default" r:id="rId27"/>
-          <w:headerReference w:type="first" r:id="rId28"/>
+          <w:headerReference w:type="default" r:id="rId26"/>
+          <w:headerReference w:type="first" r:id="rId27"/>
           <w:pgSz w:w="12240" w:h="15840"/>
           <w:pgMar w:top="720" w:right="720" w:bottom="720" w:left="720" w:header="708" w:footer="708" w:gutter="0"/>
           <w:cols w:space="708"/>
@@ -7584,7 +7748,7 @@
                     <pic:cNvPicPr/>
                   </pic:nvPicPr>
                   <pic:blipFill>
-                    <a:blip r:embed="rId29"/>
+                    <a:blip r:embed="rId28"/>
                     <a:stretch>
                       <a:fillRect/>
                     </a:stretch>
@@ -8194,8 +8358,8 @@
           <w:szCs w:val="36"/>
         </w:rPr>
         <w:sectPr>
-          <w:headerReference w:type="default" r:id="rId30"/>
-          <w:headerReference w:type="first" r:id="rId31"/>
+          <w:headerReference w:type="default" r:id="rId29"/>
+          <w:headerReference w:type="first" r:id="rId30"/>
           <w:pgSz w:w="12240" w:h="15840"/>
           <w:pgMar w:top="720" w:right="720" w:bottom="720" w:left="720" w:header="708" w:footer="708" w:gutter="0"/>
           <w:cols w:space="708"/>
@@ -8226,7 +8390,7 @@
                     <pic:cNvPicPr/>
                   </pic:nvPicPr>
                   <pic:blipFill>
-                    <a:blip r:embed="rId32"/>
+                    <a:blip r:embed="rId31"/>
                     <a:stretch>
                       <a:fillRect/>
                     </a:stretch>
@@ -8769,8 +8933,8 @@
       </w:pPr>
     </w:p>
     <w:sectPr>
-      <w:headerReference w:type="default" r:id="rId33"/>
-      <w:headerReference w:type="first" r:id="rId34"/>
+      <w:headerReference w:type="default" r:id="rId32"/>
+      <w:headerReference w:type="first" r:id="rId33"/>
       <w:pgSz w:w="12240" w:h="15840"/>
       <w:pgMar w:top="720" w:right="720" w:bottom="720" w:left="720" w:header="708" w:footer="708" w:gutter="0"/>
       <w:cols w:space="708"/>
@@ -12396,7 +12560,6 @@
   <w:style w:type="character" w:default="1" w:styleId="DefaultParagraphFont">
     <w:name w:val="Default Paragraph Font"/>
     <w:uiPriority w:val="1"/>
-    <w:semiHidden/>
     <w:unhideWhenUsed/>
   </w:style>
   <w:style w:type="table" w:default="1" w:styleId="TableNormal">
@@ -12889,7 +13052,7 @@
 </file>
 
 <file path=customXml/itemProps1.xml><?xml version="1.0" encoding="utf-8"?>
-<ds:datastoreItem xmlns:ds="http://schemas.openxmlformats.org/officeDocument/2006/customXml" ds:itemID="{6EA60E46-F6C5-4432-A6E8-E47AD10FA66E}">
+<ds:datastoreItem xmlns:ds="http://schemas.openxmlformats.org/officeDocument/2006/customXml" ds:itemID="{F24EF845-90F0-4698-B0C3-0EB90CB379CF}">
   <ds:schemaRefs>
     <ds:schemaRef ds:uri="http://schemas.openxmlformats.org/officeDocument/2006/bibliography"/>
   </ds:schemaRefs>

--- a/reports/Technical_Report.docx
+++ b/reports/Technical_Report.docx
@@ -7437,127 +7437,321 @@
         </w:rPr>
         <w:t>:</w:t>
       </w:r>
-      <w:bookmarkStart w:id="7" w:name="_GoBack"/>
-      <w:bookmarkEnd w:id="7"/>
+    </w:p>
+    <w:p>
+      <w:pPr>
+        <w:pStyle w:val="ListParagraph"/>
+        <w:rPr>
+          <w:sz w:val="36"/>
+          <w:szCs w:val="36"/>
+        </w:rPr>
+      </w:pPr>
+      <w:r>
+        <w:rPr>
+          <w:sz w:val="36"/>
+          <w:szCs w:val="36"/>
+        </w:rPr>
+        <w:t>SHapley Additive exPlanations (SHAP) were used to validate that the model was making decisions based on business-logical features rather than noise.</w:t>
+      </w:r>
+    </w:p>
+    <w:p>
+      <w:pPr>
+        <w:pStyle w:val="ListParagraph"/>
+        <w:rPr>
+          <w:sz w:val="36"/>
+          <w:szCs w:val="36"/>
+        </w:rPr>
+      </w:pPr>
+      <w:r>
+        <w:rPr>
+          <w:b/>
+          <w:bCs/>
+          <w:sz w:val="36"/>
+          <w:szCs w:val="36"/>
+        </w:rPr>
+        <w:t>Feature Importance Ranking (SHAP Summary)</w:t>
+      </w:r>
+      <w:r>
+        <w:rPr>
+          <w:sz w:val="36"/>
+          <w:szCs w:val="36"/>
+        </w:rPr>
+        <w:t>:</w:t>
+      </w:r>
     </w:p>
     <w:p>
       <w:pPr>
         <w:pStyle w:val="ListParagraph"/>
         <w:numPr>
-          <w:ilvl w:val="1"/>
-          <w:numId w:val="1"/>
+          <w:ilvl w:val="0"/>
+          <w:numId w:val="27"/>
         </w:numPr>
         <w:rPr>
-          <w:b/>
-          <w:sz w:val="36"/>
-          <w:szCs w:val="36"/>
-        </w:rPr>
-      </w:pPr>
-      <w:r>
-        <w:rPr>
-          <w:sz w:val="36"/>
-          <w:szCs w:val="36"/>
-        </w:rPr>
-        <w:t xml:space="preserve">A lower precision (more “False Alarms”) was accepted to maximize recall as the cost of missing a churner exceeds that of retaining a non-churner </w:t>
+          <w:sz w:val="36"/>
+          <w:szCs w:val="36"/>
+        </w:rPr>
+      </w:pPr>
+      <w:r>
+        <w:rPr>
+          <w:sz w:val="36"/>
+          <w:szCs w:val="36"/>
+        </w:rPr>
+        <w:lastRenderedPageBreak/>
+        <w:t>google_impressions_adstock</w:t>
       </w:r>
     </w:p>
     <w:p>
       <w:pPr>
         <w:pStyle w:val="ListParagraph"/>
         <w:numPr>
-          <w:ilvl w:val="1"/>
-          <w:numId w:val="1"/>
+          <w:ilvl w:val="0"/>
+          <w:numId w:val="27"/>
         </w:numPr>
         <w:rPr>
-          <w:b/>
-          <w:sz w:val="36"/>
-          <w:szCs w:val="36"/>
-        </w:rPr>
-      </w:pPr>
-      <w:r>
-        <w:rPr>
-          <w:b/>
-          <w:sz w:val="36"/>
-          <w:szCs w:val="36"/>
-        </w:rPr>
-        <w:lastRenderedPageBreak/>
-        <w:t xml:space="preserve">Business Justification: </w:t>
-      </w:r>
-      <w:r>
-        <w:rPr>
-          <w:sz w:val="36"/>
-          <w:szCs w:val="36"/>
-        </w:rPr>
-        <w:t>Intervening on a “False positive” remains cost effective, because retention efforts are cheaper than acquiring a new customer.</w:t>
-      </w:r>
-    </w:p>
-    <w:p>
-      <w:pPr>
-        <w:rPr>
-          <w:b/>
-          <w:sz w:val="36"/>
-          <w:szCs w:val="36"/>
-        </w:rPr>
-      </w:pPr>
-    </w:p>
-    <w:p>
-      <w:pPr>
-        <w:rPr>
-          <w:sz w:val="36"/>
-          <w:szCs w:val="36"/>
-        </w:rPr>
-        <w:sectPr>
-          <w:headerReference w:type="default" r:id="rId26"/>
-          <w:headerReference w:type="first" r:id="rId27"/>
-          <w:pgSz w:w="12240" w:h="15840"/>
-          <w:pgMar w:top="720" w:right="720" w:bottom="720" w:left="720" w:header="708" w:footer="708" w:gutter="0"/>
-          <w:cols w:space="708"/>
-          <w:titlePg/>
-          <w:docGrid w:linePitch="360"/>
-        </w:sectPr>
-      </w:pPr>
-      <w:r>
-        <w:rPr>
-          <w:sz w:val="36"/>
-          <w:szCs w:val="36"/>
-        </w:rPr>
-        <w:t>These metr</w:t>
-      </w:r>
-      <w:r>
-        <w:rPr>
-          <w:sz w:val="36"/>
-          <w:szCs w:val="36"/>
-        </w:rPr>
-        <w:t xml:space="preserve">ics indicate that the model </w:t>
-      </w:r>
-      <w:r>
-        <w:rPr>
-          <w:sz w:val="36"/>
-          <w:szCs w:val="36"/>
-        </w:rPr>
-        <w:t>effectively prioritize</w:t>
-      </w:r>
-      <w:r>
-        <w:rPr>
-          <w:sz w:val="36"/>
-          <w:szCs w:val="36"/>
-        </w:rPr>
-        <w:t>s</w:t>
-      </w:r>
-      <w:r>
-        <w:rPr>
-          <w:sz w:val="36"/>
-          <w:szCs w:val="36"/>
-        </w:rPr>
-        <w:t xml:space="preserve"> high-risk customers for proactive retention, su</w:t>
-      </w:r>
-      <w:r>
-        <w:rPr>
-          <w:sz w:val="36"/>
-          <w:szCs w:val="36"/>
-        </w:rPr>
-        <w:t>pporting targeted interventions.</w:t>
-      </w:r>
+          <w:sz w:val="36"/>
+          <w:szCs w:val="36"/>
+        </w:rPr>
+      </w:pPr>
+      <w:r>
+        <w:rPr>
+          <w:sz w:val="36"/>
+          <w:szCs w:val="36"/>
+        </w:rPr>
+        <w:t>facebook_impressions_adstock</w:t>
+      </w:r>
+    </w:p>
+    <w:p>
+      <w:pPr>
+        <w:pStyle w:val="ListParagraph"/>
+        <w:numPr>
+          <w:ilvl w:val="0"/>
+          <w:numId w:val="27"/>
+        </w:numPr>
+        <w:rPr>
+          <w:sz w:val="36"/>
+          <w:szCs w:val="36"/>
+        </w:rPr>
+      </w:pPr>
+      <w:r>
+        <w:rPr>
+          <w:sz w:val="36"/>
+          <w:szCs w:val="36"/>
+        </w:rPr>
+        <w:t>month_11 (November dummy)</w:t>
+      </w:r>
+    </w:p>
+    <w:p>
+      <w:pPr>
+        <w:pStyle w:val="ListParagraph"/>
+        <w:numPr>
+          <w:ilvl w:val="0"/>
+          <w:numId w:val="27"/>
+        </w:numPr>
+        <w:rPr>
+          <w:sz w:val="36"/>
+          <w:szCs w:val="36"/>
+        </w:rPr>
+      </w:pPr>
+      <w:r>
+        <w:rPr>
+          <w:sz w:val="36"/>
+          <w:szCs w:val="36"/>
+        </w:rPr>
+        <w:t>trend</w:t>
+      </w:r>
+    </w:p>
+    <w:p>
+      <w:pPr>
+        <w:pStyle w:val="ListParagraph"/>
+        <w:numPr>
+          <w:ilvl w:val="0"/>
+          <w:numId w:val="27"/>
+        </w:numPr>
+        <w:rPr>
+          <w:sz w:val="36"/>
+          <w:szCs w:val="36"/>
+        </w:rPr>
+      </w:pPr>
+      <w:r>
+        <w:rPr>
+          <w:sz w:val="36"/>
+          <w:szCs w:val="36"/>
+        </w:rPr>
+        <w:t>email_impressions_adstock</w:t>
+      </w:r>
+    </w:p>
+    <w:p>
+      <w:pPr>
+        <w:pStyle w:val="ListParagraph"/>
+        <w:ind w:left="1800"/>
+        <w:rPr>
+          <w:sz w:val="36"/>
+          <w:szCs w:val="36"/>
+        </w:rPr>
+      </w:pPr>
+    </w:p>
+    <w:p>
+      <w:pPr>
+        <w:pStyle w:val="ListParagraph"/>
+        <w:rPr>
+          <w:sz w:val="36"/>
+          <w:szCs w:val="36"/>
+        </w:rPr>
+      </w:pPr>
+      <w:r>
+        <w:rPr>
+          <w:b/>
+          <w:bCs/>
+          <w:sz w:val="36"/>
+          <w:szCs w:val="36"/>
+        </w:rPr>
+        <w:t>Business Implication</w:t>
+      </w:r>
+      <w:r>
+        <w:rPr>
+          <w:sz w:val="36"/>
+          <w:szCs w:val="36"/>
+        </w:rPr>
+        <w:t>: The attribution signals align perfectly with EDA findings, confirming that Google and Facebook are the primary drivers. This ranking is stable and reliable enough to inform budget reallocation decisions.</w:t>
+      </w:r>
+    </w:p>
+    <w:p>
+      <w:pPr>
+        <w:pStyle w:val="ListParagraph"/>
+        <w:rPr>
+          <w:sz w:val="36"/>
+          <w:szCs w:val="36"/>
+        </w:rPr>
+      </w:pPr>
+    </w:p>
+    <w:p>
+      <w:pPr>
+        <w:pStyle w:val="ListParagraph"/>
+        <w:rPr>
+          <w:b/>
+          <w:sz w:val="36"/>
+          <w:szCs w:val="36"/>
+        </w:rPr>
+      </w:pPr>
+      <w:r>
+        <w:rPr>
+          <w:b/>
+          <w:sz w:val="36"/>
+          <w:szCs w:val="36"/>
+        </w:rPr>
+        <w:t>7.3 The Strategic Trade-Off</w:t>
+      </w:r>
+      <w:r>
+        <w:rPr>
+          <w:b/>
+          <w:sz w:val="36"/>
+          <w:szCs w:val="36"/>
+        </w:rPr>
+        <w:t>:</w:t>
+      </w:r>
+    </w:p>
+    <w:p>
+      <w:pPr>
+        <w:pStyle w:val="ListParagraph"/>
+        <w:rPr>
+          <w:sz w:val="36"/>
+          <w:szCs w:val="36"/>
+        </w:rPr>
+      </w:pPr>
+      <w:r>
+        <w:rPr>
+          <w:b/>
+          <w:sz w:val="36"/>
+          <w:szCs w:val="36"/>
+        </w:rPr>
+        <w:tab/>
+      </w:r>
+      <w:r>
+        <w:rPr>
+          <w:b/>
+          <w:bCs/>
+          <w:sz w:val="36"/>
+          <w:szCs w:val="36"/>
+        </w:rPr>
+        <w:t>Priority</w:t>
+      </w:r>
+      <w:r>
+        <w:rPr>
+          <w:b/>
+          <w:sz w:val="36"/>
+          <w:szCs w:val="36"/>
+        </w:rPr>
+        <w:t xml:space="preserve">: </w:t>
+      </w:r>
+      <w:r>
+        <w:rPr>
+          <w:sz w:val="36"/>
+          <w:szCs w:val="36"/>
+        </w:rPr>
+        <w:t>High-fidelity directional attribution was prioritized over absolute point-forecast precision.</w:t>
+      </w:r>
+    </w:p>
+    <w:p>
+      <w:pPr>
+        <w:pStyle w:val="ListParagraph"/>
+        <w:rPr>
+          <w:b/>
+          <w:sz w:val="36"/>
+          <w:szCs w:val="36"/>
+        </w:rPr>
+      </w:pPr>
+      <w:r>
+        <w:rPr>
+          <w:b/>
+          <w:bCs/>
+          <w:sz w:val="36"/>
+          <w:szCs w:val="36"/>
+        </w:rPr>
+        <w:tab/>
+      </w:r>
+      <w:r>
+        <w:rPr>
+          <w:b/>
+          <w:bCs/>
+          <w:sz w:val="36"/>
+          <w:szCs w:val="36"/>
+        </w:rPr>
+        <w:t xml:space="preserve">Justification: </w:t>
+      </w:r>
+      <w:r>
+        <w:rPr>
+          <w:bCs/>
+          <w:sz w:val="36"/>
+          <w:szCs w:val="36"/>
+        </w:rPr>
+        <w:t>For budget scenario planning, decisions remain robust even with a ±10% sales prediction error, provided the channel rankings and marginal impact estimates are correct.</w:t>
+      </w:r>
+    </w:p>
+    <w:p>
+      <w:pPr>
+        <w:pStyle w:val="ListParagraph"/>
+        <w:rPr>
+          <w:b/>
+          <w:sz w:val="36"/>
+          <w:szCs w:val="36"/>
+        </w:rPr>
+      </w:pPr>
+    </w:p>
+    <w:p>
+      <w:pPr>
+        <w:rPr>
+          <w:sz w:val="36"/>
+          <w:szCs w:val="36"/>
+        </w:rPr>
+      </w:pPr>
+      <w:r>
+        <w:rPr>
+          <w:sz w:val="36"/>
+          <w:szCs w:val="36"/>
+        </w:rPr>
+        <w:br w:type="page"/>
+      </w:r>
+      <w:bookmarkStart w:id="7" w:name="_Toc220325081"/>
     </w:p>
     <w:p>
       <w:pPr>
@@ -7569,7 +7763,6 @@
           <w:szCs w:val="50"/>
         </w:rPr>
       </w:pPr>
-      <w:bookmarkStart w:id="8" w:name="_Toc220325081"/>
       <w:r>
         <w:rPr>
           <w:b/>
@@ -7577,9 +7770,19 @@
           <w:szCs w:val="50"/>
         </w:rPr>
         <w:lastRenderedPageBreak/>
-        <w:t>8. Business Impact and ROI Simulation</w:t>
-      </w:r>
+        <w:t>8. Business Impact and</w:t>
+      </w:r>
+      <w:bookmarkStart w:id="8" w:name="_GoBack"/>
       <w:bookmarkEnd w:id="8"/>
+      <w:r>
+        <w:rPr>
+          <w:b/>
+          <w:sz w:val="50"/>
+          <w:szCs w:val="50"/>
+        </w:rPr>
+        <w:t xml:space="preserve"> ROI Simulation</w:t>
+      </w:r>
+      <w:bookmarkEnd w:id="7"/>
     </w:p>
     <w:p>
       <w:pPr>
@@ -7748,7 +7951,7 @@
                     <pic:cNvPicPr/>
                   </pic:nvPicPr>
                   <pic:blipFill>
-                    <a:blip r:embed="rId28"/>
+                    <a:blip r:embed="rId26"/>
                     <a:stretch>
                       <a:fillRect/>
                     </a:stretch>
@@ -8337,7 +8540,6 @@
           <w:sz w:val="36"/>
           <w:szCs w:val="36"/>
         </w:rPr>
-        <w:lastRenderedPageBreak/>
         <w:t>basis. It trades a one-time expense for long-term recurring cash flow.</w:t>
       </w:r>
     </w:p>
@@ -8358,8 +8560,8 @@
           <w:szCs w:val="36"/>
         </w:rPr>
         <w:sectPr>
-          <w:headerReference w:type="default" r:id="rId29"/>
-          <w:headerReference w:type="first" r:id="rId30"/>
+          <w:headerReference w:type="default" r:id="rId27"/>
+          <w:headerReference w:type="first" r:id="rId28"/>
           <w:pgSz w:w="12240" w:h="15840"/>
           <w:pgMar w:top="720" w:right="720" w:bottom="720" w:left="720" w:header="708" w:footer="708" w:gutter="0"/>
           <w:cols w:space="708"/>
@@ -8390,7 +8592,7 @@
                     <pic:cNvPicPr/>
                   </pic:nvPicPr>
                   <pic:blipFill>
-                    <a:blip r:embed="rId31"/>
+                    <a:blip r:embed="rId29"/>
                     <a:stretch>
                       <a:fillRect/>
                     </a:stretch>
@@ -8933,8 +9135,8 @@
       </w:pPr>
     </w:p>
     <w:sectPr>
-      <w:headerReference w:type="default" r:id="rId32"/>
-      <w:headerReference w:type="first" r:id="rId33"/>
+      <w:headerReference w:type="default" r:id="rId30"/>
+      <w:headerReference w:type="first" r:id="rId31"/>
       <w:pgSz w:w="12240" w:h="15840"/>
       <w:pgMar w:top="720" w:right="720" w:bottom="720" w:left="720" w:header="708" w:footer="708" w:gutter="0"/>
       <w:cols w:space="708"/>
@@ -9020,31 +9222,6 @@
   <w:p>
     <w:pPr>
       <w:pStyle w:val="Header"/>
-      <w:jc w:val="center"/>
-      <w:rPr>
-        <w:b/>
-        <w:sz w:val="50"/>
-        <w:szCs w:val="50"/>
-      </w:rPr>
-    </w:pPr>
-    <w:r>
-      <w:rPr>
-        <w:b/>
-        <w:sz w:val="50"/>
-        <w:szCs w:val="50"/>
-      </w:rPr>
-      <w:t>7. Model Evaluation</w:t>
-    </w:r>
-  </w:p>
-  <w:p>
-    <w:pPr>
-      <w:pStyle w:val="Header"/>
-      <w:jc w:val="center"/>
-    </w:pPr>
-  </w:p>
-  <w:p>
-    <w:pPr>
-      <w:pStyle w:val="Header"/>
     </w:pPr>
   </w:p>
 </w:hdr>
@@ -9078,8 +9255,14 @@
         <w:sz w:val="50"/>
         <w:szCs w:val="50"/>
       </w:rPr>
-      <w:t>8. Business Impact and ROI Simulation</w:t>
+      <w:t>9. Limitations, Recommendations and Next Steps</w:t>
     </w:r>
+  </w:p>
+  <w:p>
+    <w:pPr>
+      <w:pStyle w:val="Header"/>
+      <w:jc w:val="center"/>
+    </w:pPr>
   </w:p>
   <w:p>
     <w:pPr>
@@ -9105,57 +9288,6 @@
 </w:hdr>
 </file>
 
-<file path=word/header7.xml><?xml version="1.0" encoding="utf-8"?>
-<w:hdr xmlns:wpc="http://schemas.microsoft.com/office/word/2010/wordprocessingCanvas" xmlns:mc="http://schemas.openxmlformats.org/markup-compatibility/2006" xmlns:o="urn:schemas-microsoft-com:office:office" xmlns:r="http://schemas.openxmlformats.org/officeDocument/2006/relationships" xmlns:m="http://schemas.openxmlformats.org/officeDocument/2006/math" xmlns:v="urn:schemas-microsoft-com:vml" xmlns:wp14="http://schemas.microsoft.com/office/word/2010/wordprocessingDrawing" xmlns:wp="http://schemas.openxmlformats.org/drawingml/2006/wordprocessingDrawing" xmlns:w10="urn:schemas-microsoft-com:office:word" xmlns:w="http://schemas.openxmlformats.org/wordprocessingml/2006/main" xmlns:w14="http://schemas.microsoft.com/office/word/2010/wordml" xmlns:w15="http://schemas.microsoft.com/office/word/2012/wordml" xmlns:wpg="http://schemas.microsoft.com/office/word/2010/wordprocessingGroup" xmlns:wpi="http://schemas.microsoft.com/office/word/2010/wordprocessingInk" xmlns:wne="http://schemas.microsoft.com/office/word/2006/wordml" xmlns:wps="http://schemas.microsoft.com/office/word/2010/wordprocessingShape" mc:Ignorable="w14 w15 wp14">
-  <w:p>
-    <w:pPr>
-      <w:pStyle w:val="Header"/>
-      <w:jc w:val="center"/>
-      <w:rPr>
-        <w:b/>
-        <w:sz w:val="50"/>
-        <w:szCs w:val="50"/>
-      </w:rPr>
-    </w:pPr>
-    <w:r>
-      <w:rPr>
-        <w:b/>
-        <w:sz w:val="50"/>
-        <w:szCs w:val="50"/>
-      </w:rPr>
-      <w:t>9. Limitations, Recommendations and Next Steps</w:t>
-    </w:r>
-  </w:p>
-  <w:p>
-    <w:pPr>
-      <w:pStyle w:val="Header"/>
-      <w:jc w:val="center"/>
-    </w:pPr>
-  </w:p>
-  <w:p>
-    <w:pPr>
-      <w:pStyle w:val="Header"/>
-      <w:jc w:val="center"/>
-    </w:pPr>
-  </w:p>
-  <w:p>
-    <w:pPr>
-      <w:pStyle w:val="Header"/>
-    </w:pPr>
-  </w:p>
-</w:hdr>
-</file>
-
-<file path=word/header8.xml><?xml version="1.0" encoding="utf-8"?>
-<w:hdr xmlns:wpc="http://schemas.microsoft.com/office/word/2010/wordprocessingCanvas" xmlns:mc="http://schemas.openxmlformats.org/markup-compatibility/2006" xmlns:o="urn:schemas-microsoft-com:office:office" xmlns:r="http://schemas.openxmlformats.org/officeDocument/2006/relationships" xmlns:m="http://schemas.openxmlformats.org/officeDocument/2006/math" xmlns:v="urn:schemas-microsoft-com:vml" xmlns:wp14="http://schemas.microsoft.com/office/word/2010/wordprocessingDrawing" xmlns:wp="http://schemas.openxmlformats.org/drawingml/2006/wordprocessingDrawing" xmlns:w10="urn:schemas-microsoft-com:office:word" xmlns:w="http://schemas.openxmlformats.org/wordprocessingml/2006/main" xmlns:w14="http://schemas.microsoft.com/office/word/2010/wordml" xmlns:w15="http://schemas.microsoft.com/office/word/2012/wordml" xmlns:wpg="http://schemas.microsoft.com/office/word/2010/wordprocessingGroup" xmlns:wpi="http://schemas.microsoft.com/office/word/2010/wordprocessingInk" xmlns:wne="http://schemas.microsoft.com/office/word/2006/wordml" xmlns:wps="http://schemas.microsoft.com/office/word/2010/wordprocessingShape" mc:Ignorable="w14 w15 wp14">
-  <w:p>
-    <w:pPr>
-      <w:pStyle w:val="Header"/>
-    </w:pPr>
-  </w:p>
-</w:hdr>
-</file>
-
 <file path=word/numbering.xml><?xml version="1.0" encoding="utf-8"?>
 <w:numbering xmlns:wpc="http://schemas.microsoft.com/office/word/2010/wordprocessingCanvas" xmlns:mc="http://schemas.openxmlformats.org/markup-compatibility/2006" xmlns:o="urn:schemas-microsoft-com:office:office" xmlns:r="http://schemas.openxmlformats.org/officeDocument/2006/relationships" xmlns:m="http://schemas.openxmlformats.org/officeDocument/2006/math" xmlns:v="urn:schemas-microsoft-com:vml" xmlns:wp14="http://schemas.microsoft.com/office/word/2010/wordprocessingDrawing" xmlns:wp="http://schemas.openxmlformats.org/drawingml/2006/wordprocessingDrawing" xmlns:w10="urn:schemas-microsoft-com:office:word" xmlns:w="http://schemas.openxmlformats.org/wordprocessingml/2006/main" xmlns:w14="http://schemas.microsoft.com/office/word/2010/wordml" xmlns:w15="http://schemas.microsoft.com/office/word/2012/wordml" xmlns:wpg="http://schemas.microsoft.com/office/word/2010/wordprocessingGroup" xmlns:wpi="http://schemas.microsoft.com/office/word/2010/wordprocessingInk" xmlns:wne="http://schemas.microsoft.com/office/word/2006/wordml" xmlns:wps="http://schemas.microsoft.com/office/word/2010/wordprocessingShape" mc:Ignorable="w14 w15 wp14">
   <w:abstractNum w:abstractNumId="0">
@@ -9570,6 +9702,119 @@
     </w:lvl>
   </w:abstractNum>
   <w:abstractNum w:abstractNumId="3">
+    <w:nsid w:val="136716A6"/>
+    <w:multiLevelType w:val="multilevel"/>
+    <w:tmpl w:val="1B4CA630"/>
+    <w:lvl w:ilvl="0">
+      <w:start w:val="1"/>
+      <w:numFmt w:val="decimal"/>
+      <w:lvlText w:val="%1."/>
+      <w:lvlJc w:val="left"/>
+      <w:pPr>
+        <w:tabs>
+          <w:tab w:val="num" w:pos="1800"/>
+        </w:tabs>
+        <w:ind w:left="1800" w:hanging="360"/>
+      </w:pPr>
+    </w:lvl>
+    <w:lvl w:ilvl="1" w:tentative="1">
+      <w:start w:val="1"/>
+      <w:numFmt w:val="decimal"/>
+      <w:lvlText w:val="%2."/>
+      <w:lvlJc w:val="left"/>
+      <w:pPr>
+        <w:tabs>
+          <w:tab w:val="num" w:pos="2520"/>
+        </w:tabs>
+        <w:ind w:left="2520" w:hanging="360"/>
+      </w:pPr>
+    </w:lvl>
+    <w:lvl w:ilvl="2" w:tentative="1">
+      <w:start w:val="1"/>
+      <w:numFmt w:val="decimal"/>
+      <w:lvlText w:val="%3."/>
+      <w:lvlJc w:val="left"/>
+      <w:pPr>
+        <w:tabs>
+          <w:tab w:val="num" w:pos="3240"/>
+        </w:tabs>
+        <w:ind w:left="3240" w:hanging="360"/>
+      </w:pPr>
+    </w:lvl>
+    <w:lvl w:ilvl="3" w:tentative="1">
+      <w:start w:val="1"/>
+      <w:numFmt w:val="decimal"/>
+      <w:lvlText w:val="%4."/>
+      <w:lvlJc w:val="left"/>
+      <w:pPr>
+        <w:tabs>
+          <w:tab w:val="num" w:pos="3960"/>
+        </w:tabs>
+        <w:ind w:left="3960" w:hanging="360"/>
+      </w:pPr>
+    </w:lvl>
+    <w:lvl w:ilvl="4" w:tentative="1">
+      <w:start w:val="1"/>
+      <w:numFmt w:val="decimal"/>
+      <w:lvlText w:val="%5."/>
+      <w:lvlJc w:val="left"/>
+      <w:pPr>
+        <w:tabs>
+          <w:tab w:val="num" w:pos="4680"/>
+        </w:tabs>
+        <w:ind w:left="4680" w:hanging="360"/>
+      </w:pPr>
+    </w:lvl>
+    <w:lvl w:ilvl="5" w:tentative="1">
+      <w:start w:val="1"/>
+      <w:numFmt w:val="decimal"/>
+      <w:lvlText w:val="%6."/>
+      <w:lvlJc w:val="left"/>
+      <w:pPr>
+        <w:tabs>
+          <w:tab w:val="num" w:pos="5400"/>
+        </w:tabs>
+        <w:ind w:left="5400" w:hanging="360"/>
+      </w:pPr>
+    </w:lvl>
+    <w:lvl w:ilvl="6" w:tentative="1">
+      <w:start w:val="1"/>
+      <w:numFmt w:val="decimal"/>
+      <w:lvlText w:val="%7."/>
+      <w:lvlJc w:val="left"/>
+      <w:pPr>
+        <w:tabs>
+          <w:tab w:val="num" w:pos="6120"/>
+        </w:tabs>
+        <w:ind w:left="6120" w:hanging="360"/>
+      </w:pPr>
+    </w:lvl>
+    <w:lvl w:ilvl="7" w:tentative="1">
+      <w:start w:val="1"/>
+      <w:numFmt w:val="decimal"/>
+      <w:lvlText w:val="%8."/>
+      <w:lvlJc w:val="left"/>
+      <w:pPr>
+        <w:tabs>
+          <w:tab w:val="num" w:pos="6840"/>
+        </w:tabs>
+        <w:ind w:left="6840" w:hanging="360"/>
+      </w:pPr>
+    </w:lvl>
+    <w:lvl w:ilvl="8" w:tentative="1">
+      <w:start w:val="1"/>
+      <w:numFmt w:val="decimal"/>
+      <w:lvlText w:val="%9."/>
+      <w:lvlJc w:val="left"/>
+      <w:pPr>
+        <w:tabs>
+          <w:tab w:val="num" w:pos="7560"/>
+        </w:tabs>
+        <w:ind w:left="7560" w:hanging="360"/>
+      </w:pPr>
+    </w:lvl>
+  </w:abstractNum>
+  <w:abstractNum w:abstractNumId="4">
     <w:nsid w:val="15CF4C51"/>
     <w:multiLevelType w:val="hybridMultilevel"/>
     <w:tmpl w:val="5862100A"/>
@@ -9658,7 +9903,7 @@
       </w:pPr>
     </w:lvl>
   </w:abstractNum>
-  <w:abstractNum w:abstractNumId="4">
+  <w:abstractNum w:abstractNumId="5">
     <w:nsid w:val="169D4261"/>
     <w:multiLevelType w:val="hybridMultilevel"/>
     <w:tmpl w:val="6F48B008"/>
@@ -9771,7 +10016,7 @@
       </w:rPr>
     </w:lvl>
   </w:abstractNum>
-  <w:abstractNum w:abstractNumId="5">
+  <w:abstractNum w:abstractNumId="6">
     <w:nsid w:val="16AC02AF"/>
     <w:multiLevelType w:val="hybridMultilevel"/>
     <w:tmpl w:val="36DC1B1C"/>
@@ -9884,7 +10129,7 @@
       </w:rPr>
     </w:lvl>
   </w:abstractNum>
-  <w:abstractNum w:abstractNumId="6">
+  <w:abstractNum w:abstractNumId="7">
     <w:nsid w:val="236219A7"/>
     <w:multiLevelType w:val="hybridMultilevel"/>
     <w:tmpl w:val="7C8CA12C"/>
@@ -9973,7 +10218,7 @@
       </w:pPr>
     </w:lvl>
   </w:abstractNum>
-  <w:abstractNum w:abstractNumId="7">
+  <w:abstractNum w:abstractNumId="8">
     <w:nsid w:val="26A0102B"/>
     <w:multiLevelType w:val="hybridMultilevel"/>
     <w:tmpl w:val="0AB87CB2"/>
@@ -10062,7 +10307,7 @@
       </w:pPr>
     </w:lvl>
   </w:abstractNum>
-  <w:abstractNum w:abstractNumId="8">
+  <w:abstractNum w:abstractNumId="9">
     <w:nsid w:val="27B91DE1"/>
     <w:multiLevelType w:val="hybridMultilevel"/>
     <w:tmpl w:val="1A0E1310"/>
@@ -10174,7 +10419,7 @@
       </w:rPr>
     </w:lvl>
   </w:abstractNum>
-  <w:abstractNum w:abstractNumId="9">
+  <w:abstractNum w:abstractNumId="10">
     <w:nsid w:val="2C131610"/>
     <w:multiLevelType w:val="hybridMultilevel"/>
     <w:tmpl w:val="70C8192E"/>
@@ -10264,7 +10509,7 @@
       </w:pPr>
     </w:lvl>
   </w:abstractNum>
-  <w:abstractNum w:abstractNumId="10">
+  <w:abstractNum w:abstractNumId="11">
     <w:nsid w:val="2D222994"/>
     <w:multiLevelType w:val="hybridMultilevel"/>
     <w:tmpl w:val="01265F28"/>
@@ -10353,7 +10598,7 @@
       </w:pPr>
     </w:lvl>
   </w:abstractNum>
-  <w:abstractNum w:abstractNumId="11">
+  <w:abstractNum w:abstractNumId="12">
     <w:nsid w:val="2F9368DF"/>
     <w:multiLevelType w:val="multilevel"/>
     <w:tmpl w:val="DC2045B2"/>
@@ -10502,7 +10747,7 @@
       </w:rPr>
     </w:lvl>
   </w:abstractNum>
-  <w:abstractNum w:abstractNumId="12">
+  <w:abstractNum w:abstractNumId="13">
     <w:nsid w:val="32ED6CE3"/>
     <w:multiLevelType w:val="hybridMultilevel"/>
     <w:tmpl w:val="5862100A"/>
@@ -10591,7 +10836,7 @@
       </w:pPr>
     </w:lvl>
   </w:abstractNum>
-  <w:abstractNum w:abstractNumId="13">
+  <w:abstractNum w:abstractNumId="14">
     <w:nsid w:val="44984FE2"/>
     <w:multiLevelType w:val="hybridMultilevel"/>
     <w:tmpl w:val="5862100A"/>
@@ -10680,7 +10925,7 @@
       </w:pPr>
     </w:lvl>
   </w:abstractNum>
-  <w:abstractNum w:abstractNumId="14">
+  <w:abstractNum w:abstractNumId="15">
     <w:nsid w:val="51D6559C"/>
     <w:multiLevelType w:val="hybridMultilevel"/>
     <w:tmpl w:val="328A4F40"/>
@@ -10793,7 +11038,7 @@
       </w:rPr>
     </w:lvl>
   </w:abstractNum>
-  <w:abstractNum w:abstractNumId="15">
+  <w:abstractNum w:abstractNumId="16">
     <w:nsid w:val="59B13713"/>
     <w:multiLevelType w:val="hybridMultilevel"/>
     <w:tmpl w:val="D3F8770A"/>
@@ -10906,7 +11151,7 @@
       </w:rPr>
     </w:lvl>
   </w:abstractNum>
-  <w:abstractNum w:abstractNumId="16">
+  <w:abstractNum w:abstractNumId="17">
     <w:nsid w:val="5A3F719F"/>
     <w:multiLevelType w:val="hybridMultilevel"/>
     <w:tmpl w:val="3E0EFD80"/>
@@ -11019,7 +11264,7 @@
       </w:rPr>
     </w:lvl>
   </w:abstractNum>
-  <w:abstractNum w:abstractNumId="17">
+  <w:abstractNum w:abstractNumId="18">
     <w:nsid w:val="5D416317"/>
     <w:multiLevelType w:val="hybridMultilevel"/>
     <w:tmpl w:val="37E81EA2"/>
@@ -11108,7 +11353,7 @@
       </w:pPr>
     </w:lvl>
   </w:abstractNum>
-  <w:abstractNum w:abstractNumId="18">
+  <w:abstractNum w:abstractNumId="19">
     <w:nsid w:val="5E604BA9"/>
     <w:multiLevelType w:val="multilevel"/>
     <w:tmpl w:val="C114CE3C"/>
@@ -11257,7 +11502,7 @@
       </w:rPr>
     </w:lvl>
   </w:abstractNum>
-  <w:abstractNum w:abstractNumId="19">
+  <w:abstractNum w:abstractNumId="20">
     <w:nsid w:val="5E6A566B"/>
     <w:multiLevelType w:val="hybridMultilevel"/>
     <w:tmpl w:val="313A061E"/>
@@ -11370,7 +11615,7 @@
       </w:rPr>
     </w:lvl>
   </w:abstractNum>
-  <w:abstractNum w:abstractNumId="20">
+  <w:abstractNum w:abstractNumId="21">
     <w:nsid w:val="65C57F99"/>
     <w:multiLevelType w:val="hybridMultilevel"/>
     <w:tmpl w:val="8A58DA54"/>
@@ -11460,7 +11705,7 @@
       </w:pPr>
     </w:lvl>
   </w:abstractNum>
-  <w:abstractNum w:abstractNumId="21">
+  <w:abstractNum w:abstractNumId="22">
     <w:nsid w:val="66813AE6"/>
     <w:multiLevelType w:val="hybridMultilevel"/>
     <w:tmpl w:val="67DE263E"/>
@@ -11549,7 +11794,7 @@
       </w:pPr>
     </w:lvl>
   </w:abstractNum>
-  <w:abstractNum w:abstractNumId="22">
+  <w:abstractNum w:abstractNumId="23">
     <w:nsid w:val="6D007154"/>
     <w:multiLevelType w:val="multilevel"/>
     <w:tmpl w:val="E73691FA"/>
@@ -11698,7 +11943,7 @@
       </w:rPr>
     </w:lvl>
   </w:abstractNum>
-  <w:abstractNum w:abstractNumId="23">
+  <w:abstractNum w:abstractNumId="24">
     <w:nsid w:val="6D56505B"/>
     <w:multiLevelType w:val="hybridMultilevel"/>
     <w:tmpl w:val="01FC8568"/>
@@ -11811,7 +12056,7 @@
       </w:rPr>
     </w:lvl>
   </w:abstractNum>
-  <w:abstractNum w:abstractNumId="24">
+  <w:abstractNum w:abstractNumId="25">
     <w:nsid w:val="710226D8"/>
     <w:multiLevelType w:val="hybridMultilevel"/>
     <w:tmpl w:val="C572240E"/>
@@ -11924,7 +12169,7 @@
       </w:rPr>
     </w:lvl>
   </w:abstractNum>
-  <w:abstractNum w:abstractNumId="25">
+  <w:abstractNum w:abstractNumId="26">
     <w:nsid w:val="7B9F662F"/>
     <w:multiLevelType w:val="hybridMultilevel"/>
     <w:tmpl w:val="EB0820AE"/>
@@ -12038,82 +12283,85 @@
     </w:lvl>
   </w:abstractNum>
   <w:num w:numId="1">
-    <w:abstractNumId w:val="8"/>
+    <w:abstractNumId w:val="9"/>
   </w:num>
   <w:num w:numId="2">
+    <w:abstractNumId w:val="22"/>
+  </w:num>
+  <w:num w:numId="3">
+    <w:abstractNumId w:val="17"/>
+  </w:num>
+  <w:num w:numId="4">
+    <w:abstractNumId w:val="16"/>
+  </w:num>
+  <w:num w:numId="5">
     <w:abstractNumId w:val="21"/>
   </w:num>
-  <w:num w:numId="3">
-    <w:abstractNumId w:val="16"/>
+  <w:num w:numId="6">
+    <w:abstractNumId w:val="25"/>
   </w:num>
-  <w:num w:numId="4">
+  <w:num w:numId="7">
+    <w:abstractNumId w:val="5"/>
+  </w:num>
+  <w:num w:numId="8">
     <w:abstractNumId w:val="15"/>
   </w:num>
-  <w:num w:numId="5">
+  <w:num w:numId="9">
     <w:abstractNumId w:val="20"/>
   </w:num>
-  <w:num w:numId="6">
-    <w:abstractNumId w:val="24"/>
-  </w:num>
-  <w:num w:numId="7">
-    <w:abstractNumId w:val="4"/>
-  </w:num>
-  <w:num w:numId="8">
-    <w:abstractNumId w:val="14"/>
-  </w:num>
-  <w:num w:numId="9">
-    <w:abstractNumId w:val="19"/>
-  </w:num>
   <w:num w:numId="10">
-    <w:abstractNumId w:val="10"/>
+    <w:abstractNumId w:val="11"/>
   </w:num>
   <w:num w:numId="11">
-    <w:abstractNumId w:val="17"/>
+    <w:abstractNumId w:val="18"/>
   </w:num>
   <w:num w:numId="12">
-    <w:abstractNumId w:val="6"/>
+    <w:abstractNumId w:val="7"/>
   </w:num>
   <w:num w:numId="13">
-    <w:abstractNumId w:val="5"/>
+    <w:abstractNumId w:val="6"/>
   </w:num>
   <w:num w:numId="14">
     <w:abstractNumId w:val="1"/>
   </w:num>
   <w:num w:numId="15">
+    <w:abstractNumId w:val="14"/>
+  </w:num>
+  <w:num w:numId="16">
     <w:abstractNumId w:val="13"/>
   </w:num>
-  <w:num w:numId="16">
-    <w:abstractNumId w:val="12"/>
-  </w:num>
   <w:num w:numId="17">
-    <w:abstractNumId w:val="7"/>
+    <w:abstractNumId w:val="8"/>
   </w:num>
   <w:num w:numId="18">
-    <w:abstractNumId w:val="3"/>
+    <w:abstractNumId w:val="4"/>
   </w:num>
   <w:num w:numId="19">
-    <w:abstractNumId w:val="9"/>
+    <w:abstractNumId w:val="10"/>
   </w:num>
   <w:num w:numId="20">
-    <w:abstractNumId w:val="22"/>
+    <w:abstractNumId w:val="23"/>
   </w:num>
   <w:num w:numId="21">
-    <w:abstractNumId w:val="11"/>
+    <w:abstractNumId w:val="12"/>
   </w:num>
   <w:num w:numId="22">
     <w:abstractNumId w:val="2"/>
   </w:num>
   <w:num w:numId="23">
-    <w:abstractNumId w:val="18"/>
+    <w:abstractNumId w:val="19"/>
   </w:num>
   <w:num w:numId="24">
     <w:abstractNumId w:val="0"/>
   </w:num>
   <w:num w:numId="25">
-    <w:abstractNumId w:val="25"/>
+    <w:abstractNumId w:val="26"/>
   </w:num>
   <w:num w:numId="26">
-    <w:abstractNumId w:val="23"/>
+    <w:abstractNumId w:val="24"/>
+  </w:num>
+  <w:num w:numId="27">
+    <w:abstractNumId w:val="3"/>
   </w:num>
 </w:numbering>
 </file>
@@ -13052,7 +13300,7 @@
 </file>
 
 <file path=customXml/itemProps1.xml><?xml version="1.0" encoding="utf-8"?>
-<ds:datastoreItem xmlns:ds="http://schemas.openxmlformats.org/officeDocument/2006/customXml" ds:itemID="{F24EF845-90F0-4698-B0C3-0EB90CB379CF}">
+<ds:datastoreItem xmlns:ds="http://schemas.openxmlformats.org/officeDocument/2006/customXml" ds:itemID="{70EF2176-3D0D-4AD2-9204-97F4D02349E8}">
   <ds:schemaRefs>
     <ds:schemaRef ds:uri="http://schemas.openxmlformats.org/officeDocument/2006/bibliography"/>
   </ds:schemaRefs>

--- a/reports/Technical_Report.docx
+++ b/reports/Technical_Report.docx
@@ -1898,9 +1898,59 @@
             <w:pPr>
               <w:jc w:val="center"/>
             </w:pPr>
+            <w:proofErr w:type="spellStart"/>
             <w:r>
-              <w:t>paid_views, organic_views, google_impressions, facebook_impressions, email_impressions, affiliate_impressions, overall_views</w:t>
+              <w:t>paid_views</w:t>
             </w:r>
+            <w:proofErr w:type="spellEnd"/>
+            <w:r>
+              <w:t xml:space="preserve">, </w:t>
+            </w:r>
+            <w:proofErr w:type="spellStart"/>
+            <w:r>
+              <w:t>organic_views</w:t>
+            </w:r>
+            <w:proofErr w:type="spellEnd"/>
+            <w:r>
+              <w:t xml:space="preserve">, </w:t>
+            </w:r>
+            <w:proofErr w:type="spellStart"/>
+            <w:r>
+              <w:t>google_impressions</w:t>
+            </w:r>
+            <w:proofErr w:type="spellEnd"/>
+            <w:r>
+              <w:t xml:space="preserve">, </w:t>
+            </w:r>
+            <w:proofErr w:type="spellStart"/>
+            <w:r>
+              <w:t>facebook_impressions</w:t>
+            </w:r>
+            <w:proofErr w:type="spellEnd"/>
+            <w:r>
+              <w:t xml:space="preserve">, </w:t>
+            </w:r>
+            <w:proofErr w:type="spellStart"/>
+            <w:r>
+              <w:t>email_impressions</w:t>
+            </w:r>
+            <w:proofErr w:type="spellEnd"/>
+            <w:r>
+              <w:t xml:space="preserve">, </w:t>
+            </w:r>
+            <w:proofErr w:type="spellStart"/>
+            <w:r>
+              <w:t>affiliate_impressions</w:t>
+            </w:r>
+            <w:proofErr w:type="spellEnd"/>
+            <w:r>
+              <w:t xml:space="preserve">, </w:t>
+            </w:r>
+            <w:proofErr w:type="spellStart"/>
+            <w:r>
+              <w:t>overall_views</w:t>
+            </w:r>
+            <w:proofErr w:type="spellEnd"/>
           </w:p>
         </w:tc>
         <w:tc>
@@ -1973,8 +2023,13 @@
             <w:pPr>
               <w:jc w:val="center"/>
             </w:pPr>
+            <w:proofErr w:type="spellStart"/>
             <w:r>
-              <w:t>calendar_week, trend, month_* dummies</w:t>
+              <w:t>calendar_week</w:t>
+            </w:r>
+            <w:proofErr w:type="spellEnd"/>
+            <w:r>
+              <w:t>, trend, month_* dummies</w:t>
             </w:r>
           </w:p>
         </w:tc>
@@ -1986,9 +2041,19 @@
             <w:pPr>
               <w:jc w:val="center"/>
             </w:pPr>
+            <w:proofErr w:type="spellStart"/>
             <w:r>
-              <w:t>datetime / int</w:t>
+              <w:t>datetime</w:t>
             </w:r>
+            <w:proofErr w:type="spellEnd"/>
+            <w:r>
+              <w:t xml:space="preserve"> / </w:t>
+            </w:r>
+            <w:proofErr w:type="spellStart"/>
+            <w:r>
+              <w:t>int</w:t>
+            </w:r>
+            <w:proofErr w:type="spellEnd"/>
           </w:p>
         </w:tc>
         <w:tc>
@@ -2052,8 +2117,13 @@
             <w:pPr>
               <w:jc w:val="center"/>
             </w:pPr>
+            <w:proofErr w:type="spellStart"/>
             <w:r>
-              <w:t>str → one-hot encoded</w:t>
+              <w:t>str</w:t>
+            </w:r>
+            <w:proofErr w:type="spellEnd"/>
+            <w:r>
+              <w:t xml:space="preserve"> → one-hot encoded</w:t>
             </w:r>
           </w:p>
         </w:tc>
@@ -2101,7 +2171,15 @@
               <w:jc w:val="center"/>
             </w:pPr>
             <w:r>
-              <w:t>*_adstock (post-engineering)</w:t>
+              <w:t>*_</w:t>
+            </w:r>
+            <w:proofErr w:type="spellStart"/>
+            <w:r>
+              <w:t>adstock</w:t>
+            </w:r>
+            <w:proofErr w:type="spellEnd"/>
+            <w:r>
+              <w:t xml:space="preserve"> (post-engineering)</w:t>
             </w:r>
           </w:p>
         </w:tc>
@@ -2291,7 +2369,23 @@
           <w:sz w:val="40"/>
           <w:szCs w:val="40"/>
         </w:rPr>
-        <w:t>Raw media variables (replaced by adstock versions)</w:t>
+        <w:t xml:space="preserve">Raw media variables (replaced by </w:t>
+      </w:r>
+      <w:proofErr w:type="spellStart"/>
+      <w:r>
+        <w:rPr>
+          <w:sz w:val="40"/>
+          <w:szCs w:val="40"/>
+        </w:rPr>
+        <w:t>adstock</w:t>
+      </w:r>
+      <w:proofErr w:type="spellEnd"/>
+      <w:r>
+        <w:rPr>
+          <w:sz w:val="40"/>
+          <w:szCs w:val="40"/>
+        </w:rPr>
+        <w:t xml:space="preserve"> versions)</w:t>
       </w:r>
     </w:p>
     <w:p>
@@ -2305,12 +2399,21 @@
           <w:szCs w:val="40"/>
         </w:rPr>
       </w:pPr>
+      <w:proofErr w:type="spellStart"/>
       <w:r>
         <w:rPr>
           <w:sz w:val="40"/>
           <w:szCs w:val="40"/>
         </w:rPr>
-        <w:t>calendar_week (post-feature extraction)</w:t>
+        <w:t>calendar_week</w:t>
+      </w:r>
+      <w:proofErr w:type="spellEnd"/>
+      <w:r>
+        <w:rPr>
+          <w:sz w:val="40"/>
+          <w:szCs w:val="40"/>
+        </w:rPr>
+        <w:t xml:space="preserve"> (post-feature extraction)</w:t>
       </w:r>
     </w:p>
     <w:p>
@@ -2523,6 +2626,7 @@
           <w:szCs w:val="40"/>
         </w:rPr>
       </w:pPr>
+      <w:proofErr w:type="spellStart"/>
       <w:r>
         <w:rPr>
           <w:b/>
@@ -2530,7 +2634,17 @@
           <w:sz w:val="40"/>
           <w:szCs w:val="40"/>
         </w:rPr>
-        <w:t>Univariate Analysis</w:t>
+        <w:t>Univariate</w:t>
+      </w:r>
+      <w:proofErr w:type="spellEnd"/>
+      <w:r>
+        <w:rPr>
+          <w:b/>
+          <w:i/>
+          <w:sz w:val="40"/>
+          <w:szCs w:val="40"/>
+        </w:rPr>
+        <w:t xml:space="preserve"> Analysis</w:t>
       </w:r>
       <w:r>
         <w:rPr>
@@ -2622,8 +2736,18 @@
           <w:sz w:val="40"/>
           <w:szCs w:val="40"/>
         </w:rPr>
-        <w:t>extreme right-skewness</w:t>
-      </w:r>
+        <w:t>extreme right-</w:t>
+      </w:r>
+      <w:proofErr w:type="spellStart"/>
+      <w:r>
+        <w:rPr>
+          <w:b/>
+          <w:sz w:val="40"/>
+          <w:szCs w:val="40"/>
+        </w:rPr>
+        <w:t>skewness</w:t>
+      </w:r>
+      <w:proofErr w:type="spellEnd"/>
       <w:r>
         <w:rPr>
           <w:sz w:val="40"/>
@@ -4132,12 +4256,21 @@
         </w:rPr>
         <w:t xml:space="preserve"> </w:t>
       </w:r>
-      <w:r>
-        <w:rPr>
-          <w:sz w:val="36"/>
-          <w:szCs w:val="36"/>
-        </w:rPr>
-        <w:t>Adstock decay is not evenly distributed across channels.</w:t>
+      <w:proofErr w:type="spellStart"/>
+      <w:r>
+        <w:rPr>
+          <w:sz w:val="36"/>
+          <w:szCs w:val="36"/>
+        </w:rPr>
+        <w:t>Adstock</w:t>
+      </w:r>
+      <w:proofErr w:type="spellEnd"/>
+      <w:r>
+        <w:rPr>
+          <w:sz w:val="36"/>
+          <w:szCs w:val="36"/>
+        </w:rPr>
+        <w:t xml:space="preserve"> decay is not evenly distributed across channels.</w:t>
       </w:r>
     </w:p>
     <w:p>
@@ -4490,7 +4623,23 @@
           <w:sz w:val="36"/>
           <w:szCs w:val="36"/>
         </w:rPr>
-        <w:t xml:space="preserve">Prioritize Google and facebook for main marketing campaigns cause they show a great intersection of sales correlation, sheer scale and decay </w:t>
+        <w:t xml:space="preserve">Prioritize Google and </w:t>
+      </w:r>
+      <w:proofErr w:type="spellStart"/>
+      <w:r>
+        <w:rPr>
+          <w:sz w:val="36"/>
+          <w:szCs w:val="36"/>
+        </w:rPr>
+        <w:t>facebook</w:t>
+      </w:r>
+      <w:proofErr w:type="spellEnd"/>
+      <w:r>
+        <w:rPr>
+          <w:sz w:val="36"/>
+          <w:szCs w:val="36"/>
+        </w:rPr>
+        <w:t xml:space="preserve"> for main marketing campaigns cause they show a great intersection of sales correlation, sheer scale and decay </w:t>
       </w:r>
     </w:p>
     <w:p>
@@ -4593,7 +4742,25 @@
           <w:sz w:val="36"/>
           <w:szCs w:val="36"/>
         </w:rPr>
-        <w:t xml:space="preserve">The Incrementality Gap: </w:t>
+        <w:t xml:space="preserve">The </w:t>
+      </w:r>
+      <w:proofErr w:type="spellStart"/>
+      <w:r>
+        <w:rPr>
+          <w:b/>
+          <w:sz w:val="36"/>
+          <w:szCs w:val="36"/>
+        </w:rPr>
+        <w:t>Incrementality</w:t>
+      </w:r>
+      <w:proofErr w:type="spellEnd"/>
+      <w:r>
+        <w:rPr>
+          <w:b/>
+          <w:sz w:val="36"/>
+          <w:szCs w:val="36"/>
+        </w:rPr>
+        <w:t xml:space="preserve"> Gap: </w:t>
       </w:r>
     </w:p>
     <w:p>
@@ -5132,13 +5299,23 @@
           <w:szCs w:val="36"/>
         </w:rPr>
       </w:pPr>
-      <w:r>
-        <w:rPr>
-          <w:b/>
-          <w:sz w:val="36"/>
-          <w:szCs w:val="36"/>
-        </w:rPr>
-        <w:t>Adstock Transformation (All Media Channels)</w:t>
+      <w:proofErr w:type="spellStart"/>
+      <w:r>
+        <w:rPr>
+          <w:b/>
+          <w:sz w:val="36"/>
+          <w:szCs w:val="36"/>
+        </w:rPr>
+        <w:t>Adstock</w:t>
+      </w:r>
+      <w:proofErr w:type="spellEnd"/>
+      <w:r>
+        <w:rPr>
+          <w:b/>
+          <w:sz w:val="36"/>
+          <w:szCs w:val="36"/>
+        </w:rPr>
+        <w:t xml:space="preserve"> Transformation (All Media Channels)</w:t>
       </w:r>
     </w:p>
     <w:p>
@@ -5280,35 +5457,52 @@
           <w:sz w:val="30"/>
           <w:szCs w:val="30"/>
         </w:rPr>
-        <w:t xml:space="preserve"> is the adstock value at time t, </w:t>
-      </w:r>
-    </w:p>
-    <w:p>
-      <w:pPr>
+        <w:t xml:space="preserve"> is the </w:t>
+      </w:r>
+      <w:proofErr w:type="spellStart"/>
+      <w:r>
         <w:rPr>
           <w:sz w:val="30"/>
           <w:szCs w:val="30"/>
         </w:rPr>
-      </w:pPr>
+        <w:t>adstock</w:t>
+      </w:r>
+      <w:proofErr w:type="spellEnd"/>
       <w:r>
         <w:rPr>
           <w:sz w:val="30"/>
           <w:szCs w:val="30"/>
         </w:rPr>
-        <w:tab/>
-      </w:r>
-      <w:r>
+        <w:t xml:space="preserve"> value at time t, </w:t>
+      </w:r>
+    </w:p>
+    <w:p>
+      <w:pPr>
         <w:rPr>
           <w:sz w:val="30"/>
           <w:szCs w:val="30"/>
         </w:rPr>
-        <w:tab/>
-      </w:r>
+      </w:pPr>
       <w:r>
         <w:rPr>
           <w:sz w:val="30"/>
           <w:szCs w:val="30"/>
         </w:rPr>
+        <w:tab/>
+      </w:r>
+      <w:r>
+        <w:rPr>
+          <w:sz w:val="30"/>
+          <w:szCs w:val="30"/>
+        </w:rPr>
+        <w:tab/>
+      </w:r>
+      <w:proofErr w:type="spellStart"/>
+      <w:r>
+        <w:rPr>
+          <w:sz w:val="30"/>
+          <w:szCs w:val="30"/>
+        </w:rPr>
         <w:t>T</w:t>
       </w:r>
       <w:r>
@@ -5318,6 +5512,7 @@
         </w:rPr>
         <w:t>t</w:t>
       </w:r>
+      <w:proofErr w:type="spellEnd"/>
       <w:r>
         <w:rPr>
           <w:sz w:val="30"/>
@@ -5347,6 +5542,7 @@
         </w:rPr>
         <w:tab/>
       </w:r>
+      <w:proofErr w:type="gramStart"/>
       <w:r>
         <w:rPr>
           <w:rFonts w:cstheme="minorHAnsi"/>
@@ -5355,6 +5551,7 @@
         </w:rPr>
         <w:t>λ</w:t>
       </w:r>
+      <w:proofErr w:type="gramEnd"/>
       <w:r>
         <w:rPr>
           <w:sz w:val="30"/>
@@ -5391,7 +5588,23 @@
           <w:sz w:val="30"/>
           <w:szCs w:val="30"/>
         </w:rPr>
-        <w:t xml:space="preserve"> Cross correlation analysis confirmed lagged effects for key channels.    Adstock captures this memory effect without requiring multiple lag features.</w:t>
+        <w:t xml:space="preserve"> Cross correlation analysis confirmed lagged effects for key channels.    </w:t>
+      </w:r>
+      <w:proofErr w:type="spellStart"/>
+      <w:r>
+        <w:rPr>
+          <w:sz w:val="30"/>
+          <w:szCs w:val="30"/>
+        </w:rPr>
+        <w:t>Adstock</w:t>
+      </w:r>
+      <w:proofErr w:type="spellEnd"/>
+      <w:r>
+        <w:rPr>
+          <w:sz w:val="30"/>
+          <w:szCs w:val="30"/>
+        </w:rPr>
+        <w:t xml:space="preserve"> captures this memory effect without requiring multiple lag features.</w:t>
       </w:r>
     </w:p>
     <w:p>
@@ -5448,12 +5661,21 @@
           <w:szCs w:val="30"/>
         </w:rPr>
       </w:pPr>
+      <w:proofErr w:type="spellStart"/>
       <w:r>
         <w:rPr>
           <w:sz w:val="30"/>
           <w:szCs w:val="30"/>
         </w:rPr>
-        <w:t>Paid_views: 0.05</w:t>
+        <w:t>Paid_views</w:t>
+      </w:r>
+      <w:proofErr w:type="spellEnd"/>
+      <w:r>
+        <w:rPr>
+          <w:sz w:val="30"/>
+          <w:szCs w:val="30"/>
+        </w:rPr>
+        <w:t>: 0.05</w:t>
       </w:r>
     </w:p>
     <w:p>
@@ -5468,12 +5690,21 @@
           <w:szCs w:val="30"/>
         </w:rPr>
       </w:pPr>
+      <w:proofErr w:type="spellStart"/>
       <w:r>
         <w:rPr>
           <w:sz w:val="30"/>
           <w:szCs w:val="30"/>
         </w:rPr>
-        <w:t>Organic_views: 0.90</w:t>
+        <w:t>Organic_views</w:t>
+      </w:r>
+      <w:proofErr w:type="spellEnd"/>
+      <w:r>
+        <w:rPr>
+          <w:sz w:val="30"/>
+          <w:szCs w:val="30"/>
+        </w:rPr>
+        <w:t>: 0.90</w:t>
       </w:r>
     </w:p>
     <w:p>
@@ -5488,12 +5719,21 @@
           <w:szCs w:val="30"/>
         </w:rPr>
       </w:pPr>
+      <w:proofErr w:type="spellStart"/>
       <w:r>
         <w:rPr>
           <w:sz w:val="30"/>
           <w:szCs w:val="30"/>
         </w:rPr>
-        <w:t>Google_impressions: 0.75</w:t>
+        <w:t>Google_impressions</w:t>
+      </w:r>
+      <w:proofErr w:type="spellEnd"/>
+      <w:r>
+        <w:rPr>
+          <w:sz w:val="30"/>
+          <w:szCs w:val="30"/>
+        </w:rPr>
+        <w:t>: 0.75</w:t>
       </w:r>
     </w:p>
     <w:p>
@@ -5508,12 +5748,21 @@
           <w:szCs w:val="30"/>
         </w:rPr>
       </w:pPr>
+      <w:proofErr w:type="spellStart"/>
       <w:r>
         <w:rPr>
           <w:sz w:val="30"/>
           <w:szCs w:val="30"/>
         </w:rPr>
-        <w:t>Email_impressions: 0.50</w:t>
+        <w:t>Email_impressions</w:t>
+      </w:r>
+      <w:proofErr w:type="spellEnd"/>
+      <w:r>
+        <w:rPr>
+          <w:sz w:val="30"/>
+          <w:szCs w:val="30"/>
+        </w:rPr>
+        <w:t>: 0.50</w:t>
       </w:r>
     </w:p>
     <w:p>
@@ -5528,12 +5777,21 @@
           <w:szCs w:val="30"/>
         </w:rPr>
       </w:pPr>
+      <w:proofErr w:type="spellStart"/>
       <w:r>
         <w:rPr>
           <w:sz w:val="30"/>
           <w:szCs w:val="30"/>
         </w:rPr>
-        <w:t>Facebook_impressions: 0.70</w:t>
+        <w:t>Facebook_impressions</w:t>
+      </w:r>
+      <w:proofErr w:type="spellEnd"/>
+      <w:r>
+        <w:rPr>
+          <w:sz w:val="30"/>
+          <w:szCs w:val="30"/>
+        </w:rPr>
+        <w:t>: 0.70</w:t>
       </w:r>
     </w:p>
     <w:p>
@@ -5548,12 +5806,21 @@
           <w:szCs w:val="30"/>
         </w:rPr>
       </w:pPr>
+      <w:proofErr w:type="spellStart"/>
       <w:r>
         <w:rPr>
           <w:sz w:val="30"/>
           <w:szCs w:val="30"/>
         </w:rPr>
-        <w:t>Affiliate_imressions: 0.95</w:t>
+        <w:t>Affiliate_imressions</w:t>
+      </w:r>
+      <w:proofErr w:type="spellEnd"/>
+      <w:r>
+        <w:rPr>
+          <w:sz w:val="30"/>
+          <w:szCs w:val="30"/>
+        </w:rPr>
+        <w:t>: 0.95</w:t>
       </w:r>
     </w:p>
     <w:p>
@@ -5568,12 +5835,21 @@
           <w:szCs w:val="30"/>
         </w:rPr>
       </w:pPr>
+      <w:proofErr w:type="spellStart"/>
       <w:r>
         <w:rPr>
           <w:sz w:val="30"/>
           <w:szCs w:val="30"/>
         </w:rPr>
-        <w:t>Overall_views: 0.05</w:t>
+        <w:t>Overall_views</w:t>
+      </w:r>
+      <w:proofErr w:type="spellEnd"/>
+      <w:r>
+        <w:rPr>
+          <w:sz w:val="30"/>
+          <w:szCs w:val="30"/>
+        </w:rPr>
+        <w:t>: 0.05</w:t>
       </w:r>
     </w:p>
     <w:p>
@@ -5925,7 +6201,23 @@
           <w:sz w:val="36"/>
           <w:szCs w:val="36"/>
         </w:rPr>
-        <w:t>To ensure model generizability and prevent data leakage, a rigorous preprocessing pipeline was implemented prior to training.</w:t>
+        <w:t xml:space="preserve">To ensure model </w:t>
+      </w:r>
+      <w:proofErr w:type="spellStart"/>
+      <w:r>
+        <w:rPr>
+          <w:sz w:val="36"/>
+          <w:szCs w:val="36"/>
+        </w:rPr>
+        <w:t>generizability</w:t>
+      </w:r>
+      <w:proofErr w:type="spellEnd"/>
+      <w:r>
+        <w:rPr>
+          <w:sz w:val="36"/>
+          <w:szCs w:val="36"/>
+        </w:rPr>
+        <w:t xml:space="preserve"> and prevent data leakage, a rigorous preprocessing pipeline was implemented prior to training.</w:t>
       </w:r>
     </w:p>
     <w:p>
@@ -5997,7 +6289,23 @@
           <w:sz w:val="36"/>
           <w:szCs w:val="36"/>
         </w:rPr>
-        <w:t xml:space="preserve"> The calendar_week column was converted from string to datetime64, to enable chronological sorting and feature extraction</w:t>
+        <w:t xml:space="preserve"> The </w:t>
+      </w:r>
+      <w:proofErr w:type="spellStart"/>
+      <w:r>
+        <w:rPr>
+          <w:sz w:val="36"/>
+          <w:szCs w:val="36"/>
+        </w:rPr>
+        <w:t>calendar_week</w:t>
+      </w:r>
+      <w:proofErr w:type="spellEnd"/>
+      <w:r>
+        <w:rPr>
+          <w:sz w:val="36"/>
+          <w:szCs w:val="36"/>
+        </w:rPr>
+        <w:t xml:space="preserve"> column was converted from string to datetime64, to enable chronological sorting and feature extraction</w:t>
       </w:r>
     </w:p>
     <w:p>
@@ -6025,7 +6333,23 @@
           <w:sz w:val="36"/>
           <w:szCs w:val="36"/>
         </w:rPr>
-        <w:t xml:space="preserve"> Cleaned and cast media variables to int64 to ensure computational consistency during the adstock transformation.</w:t>
+        <w:t xml:space="preserve"> Cleaned and cast media variables to int64 to ensure computational consistency during the </w:t>
+      </w:r>
+      <w:proofErr w:type="spellStart"/>
+      <w:r>
+        <w:rPr>
+          <w:sz w:val="36"/>
+          <w:szCs w:val="36"/>
+        </w:rPr>
+        <w:t>adstock</w:t>
+      </w:r>
+      <w:proofErr w:type="spellEnd"/>
+      <w:r>
+        <w:rPr>
+          <w:sz w:val="36"/>
+          <w:szCs w:val="36"/>
+        </w:rPr>
+        <w:t xml:space="preserve"> transformation.</w:t>
       </w:r>
     </w:p>
     <w:p>
@@ -6090,7 +6414,39 @@
           <w:sz w:val="36"/>
           <w:szCs w:val="36"/>
         </w:rPr>
-        <w:t>Both division and month were encoded using pd.get_dummies().</w:t>
+        <w:t xml:space="preserve">Both division and month were encoded using </w:t>
+      </w:r>
+      <w:proofErr w:type="spellStart"/>
+      <w:r>
+        <w:rPr>
+          <w:sz w:val="36"/>
+          <w:szCs w:val="36"/>
+        </w:rPr>
+        <w:t>pd.get_</w:t>
+      </w:r>
+      <w:proofErr w:type="gramStart"/>
+      <w:r>
+        <w:rPr>
+          <w:sz w:val="36"/>
+          <w:szCs w:val="36"/>
+        </w:rPr>
+        <w:t>dummies</w:t>
+      </w:r>
+      <w:proofErr w:type="spellEnd"/>
+      <w:r>
+        <w:rPr>
+          <w:sz w:val="36"/>
+          <w:szCs w:val="36"/>
+        </w:rPr>
+        <w:t>(</w:t>
+      </w:r>
+      <w:proofErr w:type="gramEnd"/>
+      <w:r>
+        <w:rPr>
+          <w:sz w:val="36"/>
+          <w:szCs w:val="36"/>
+        </w:rPr>
+        <w:t>).</w:t>
       </w:r>
     </w:p>
     <w:p>
@@ -6118,7 +6474,23 @@
           <w:sz w:val="36"/>
           <w:szCs w:val="36"/>
         </w:rPr>
-        <w:t xml:space="preserve"> drop_first = True was applied to p</w:t>
+        <w:t xml:space="preserve"> </w:t>
+      </w:r>
+      <w:proofErr w:type="spellStart"/>
+      <w:r>
+        <w:rPr>
+          <w:sz w:val="36"/>
+          <w:szCs w:val="36"/>
+        </w:rPr>
+        <w:t>drop_first</w:t>
+      </w:r>
+      <w:proofErr w:type="spellEnd"/>
+      <w:r>
+        <w:rPr>
+          <w:sz w:val="36"/>
+          <w:szCs w:val="36"/>
+        </w:rPr>
+        <w:t xml:space="preserve"> = True was applied to p</w:t>
       </w:r>
       <w:r>
         <w:rPr>
@@ -6132,7 +6504,23 @@
           <w:sz w:val="36"/>
           <w:szCs w:val="36"/>
         </w:rPr>
-        <w:t xml:space="preserve"> (multicollinearity), ensuring the model remains mathematically stable. </w:t>
+        <w:t xml:space="preserve"> (</w:t>
+      </w:r>
+      <w:proofErr w:type="spellStart"/>
+      <w:r>
+        <w:rPr>
+          <w:sz w:val="36"/>
+          <w:szCs w:val="36"/>
+        </w:rPr>
+        <w:t>multicollinearity</w:t>
+      </w:r>
+      <w:proofErr w:type="spellEnd"/>
+      <w:r>
+        <w:rPr>
+          <w:sz w:val="36"/>
+          <w:szCs w:val="36"/>
+        </w:rPr>
+        <w:t xml:space="preserve">), ensuring the model remains mathematically stable. </w:t>
       </w:r>
     </w:p>
     <w:p>
@@ -6303,7 +6691,23 @@
           <w:sz w:val="36"/>
           <w:szCs w:val="36"/>
         </w:rPr>
-        <w:t>The final model pipeline does not use any scalers.</w:t>
+        <w:t xml:space="preserve">The final model pipeline does not use any </w:t>
+      </w:r>
+      <w:proofErr w:type="spellStart"/>
+      <w:r>
+        <w:rPr>
+          <w:sz w:val="36"/>
+          <w:szCs w:val="36"/>
+        </w:rPr>
+        <w:t>scalers</w:t>
+      </w:r>
+      <w:proofErr w:type="spellEnd"/>
+      <w:r>
+        <w:rPr>
+          <w:sz w:val="36"/>
+          <w:szCs w:val="36"/>
+        </w:rPr>
+        <w:t>.</w:t>
       </w:r>
     </w:p>
     <w:p>
@@ -6408,7 +6812,23 @@
           <w:sz w:val="36"/>
           <w:szCs w:val="36"/>
         </w:rPr>
-        <w:t xml:space="preserve"> 7 adstock transformed media columns + 11 month dummies + 16 division dummies </w:t>
+        <w:t xml:space="preserve"> 7 </w:t>
+      </w:r>
+      <w:proofErr w:type="spellStart"/>
+      <w:r>
+        <w:rPr>
+          <w:sz w:val="36"/>
+          <w:szCs w:val="36"/>
+        </w:rPr>
+        <w:t>adstock</w:t>
+      </w:r>
+      <w:proofErr w:type="spellEnd"/>
+      <w:r>
+        <w:rPr>
+          <w:sz w:val="36"/>
+          <w:szCs w:val="36"/>
+        </w:rPr>
+        <w:t xml:space="preserve"> transformed media columns + 11 month dummies + 16 division dummies </w:t>
       </w:r>
     </w:p>
     <w:p>
@@ -6436,7 +6856,23 @@
           <w:sz w:val="36"/>
           <w:szCs w:val="36"/>
         </w:rPr>
-        <w:t xml:space="preserve"> Raw media variables and the original calendar_week column were dropped to eliminate redundancy and focus on engineered signals</w:t>
+        <w:t xml:space="preserve"> Raw media variables and the original </w:t>
+      </w:r>
+      <w:proofErr w:type="spellStart"/>
+      <w:r>
+        <w:rPr>
+          <w:sz w:val="36"/>
+          <w:szCs w:val="36"/>
+        </w:rPr>
+        <w:t>calendar_week</w:t>
+      </w:r>
+      <w:proofErr w:type="spellEnd"/>
+      <w:r>
+        <w:rPr>
+          <w:sz w:val="36"/>
+          <w:szCs w:val="36"/>
+        </w:rPr>
+        <w:t xml:space="preserve"> column were dropped to eliminate redundancy and focus on engineered signals</w:t>
       </w:r>
     </w:p>
     <w:p>
@@ -6566,8 +7002,18 @@
           <w:sz w:val="36"/>
           <w:szCs w:val="36"/>
         </w:rPr>
-        <w:t>Random Forest Regressor</w:t>
-      </w:r>
+        <w:t xml:space="preserve">Random Forest </w:t>
+      </w:r>
+      <w:proofErr w:type="spellStart"/>
+      <w:r>
+        <w:rPr>
+          <w:b/>
+          <w:sz w:val="36"/>
+          <w:szCs w:val="36"/>
+        </w:rPr>
+        <w:t>Regressor</w:t>
+      </w:r>
+      <w:proofErr w:type="spellEnd"/>
     </w:p>
     <w:p>
       <w:pPr>
@@ -6636,7 +7082,23 @@
           <w:sz w:val="36"/>
           <w:szCs w:val="36"/>
         </w:rPr>
-        <w:t>During evaluation with TimeSeriesSplit (k=5), the random forest algorithm achieved a superior R</w:t>
+        <w:t xml:space="preserve">During evaluation with </w:t>
+      </w:r>
+      <w:proofErr w:type="spellStart"/>
+      <w:r>
+        <w:rPr>
+          <w:sz w:val="36"/>
+          <w:szCs w:val="36"/>
+        </w:rPr>
+        <w:t>TimeSeriesSplit</w:t>
+      </w:r>
+      <w:proofErr w:type="spellEnd"/>
+      <w:r>
+        <w:rPr>
+          <w:sz w:val="36"/>
+          <w:szCs w:val="36"/>
+        </w:rPr>
+        <w:t xml:space="preserve"> (k=5), the random forest algorithm achieved a superior R</w:t>
       </w:r>
       <w:r>
         <w:rPr>
@@ -6763,12 +7225,21 @@
           <w:szCs w:val="36"/>
         </w:rPr>
       </w:pPr>
-      <w:r>
-        <w:rPr>
-          <w:sz w:val="36"/>
-          <w:szCs w:val="36"/>
-        </w:rPr>
-        <w:t>Multicollinearity Handling: Tree ensembles are robust to the high correlation observed between Google and Facebook impressions, preventing the coefficient instability common in linear models</w:t>
+      <w:proofErr w:type="spellStart"/>
+      <w:r>
+        <w:rPr>
+          <w:sz w:val="36"/>
+          <w:szCs w:val="36"/>
+        </w:rPr>
+        <w:t>Multicollinearity</w:t>
+      </w:r>
+      <w:proofErr w:type="spellEnd"/>
+      <w:r>
+        <w:rPr>
+          <w:sz w:val="36"/>
+          <w:szCs w:val="36"/>
+        </w:rPr>
+        <w:t xml:space="preserve"> Handling: Tree ensembles are robust to the high correlation observed between Google and Facebook impressions, preventing the coefficient instability common in linear models</w:t>
       </w:r>
     </w:p>
     <w:p>
@@ -7446,12 +7917,37 @@
           <w:szCs w:val="36"/>
         </w:rPr>
       </w:pPr>
-      <w:r>
-        <w:rPr>
-          <w:sz w:val="36"/>
-          <w:szCs w:val="36"/>
-        </w:rPr>
-        <w:t>SHapley Additive exPlanations (SHAP) were used to validate that the model was making decisions based on business-logical features rather than noise.</w:t>
+      <w:proofErr w:type="spellStart"/>
+      <w:r>
+        <w:rPr>
+          <w:sz w:val="36"/>
+          <w:szCs w:val="36"/>
+        </w:rPr>
+        <w:t>SHapley</w:t>
+      </w:r>
+      <w:proofErr w:type="spellEnd"/>
+      <w:r>
+        <w:rPr>
+          <w:sz w:val="36"/>
+          <w:szCs w:val="36"/>
+        </w:rPr>
+        <w:t xml:space="preserve"> Additive </w:t>
+      </w:r>
+      <w:proofErr w:type="spellStart"/>
+      <w:r>
+        <w:rPr>
+          <w:sz w:val="36"/>
+          <w:szCs w:val="36"/>
+        </w:rPr>
+        <w:t>exPlanations</w:t>
+      </w:r>
+      <w:proofErr w:type="spellEnd"/>
+      <w:r>
+        <w:rPr>
+          <w:sz w:val="36"/>
+          <w:szCs w:val="36"/>
+        </w:rPr>
+        <w:t xml:space="preserve"> (SHAP) were used to validate that the model was making decisions based on business-logical features rather than noise.</w:t>
       </w:r>
     </w:p>
     <w:p>
@@ -7491,6 +7987,7 @@
           <w:szCs w:val="36"/>
         </w:rPr>
       </w:pPr>
+      <w:proofErr w:type="spellStart"/>
       <w:r>
         <w:rPr>
           <w:sz w:val="36"/>
@@ -7499,6 +7996,7 @@
         <w:lastRenderedPageBreak/>
         <w:t>google_impressions_adstock</w:t>
       </w:r>
+      <w:proofErr w:type="spellEnd"/>
     </w:p>
     <w:p>
       <w:pPr>
@@ -7512,6 +8010,7 @@
           <w:szCs w:val="36"/>
         </w:rPr>
       </w:pPr>
+      <w:proofErr w:type="spellStart"/>
       <w:r>
         <w:rPr>
           <w:sz w:val="36"/>
@@ -7519,6 +8018,7 @@
         </w:rPr>
         <w:t>facebook_impressions_adstock</w:t>
       </w:r>
+      <w:proofErr w:type="spellEnd"/>
     </w:p>
     <w:p>
       <w:pPr>
@@ -7572,6 +8072,7 @@
           <w:szCs w:val="36"/>
         </w:rPr>
       </w:pPr>
+      <w:proofErr w:type="spellStart"/>
       <w:r>
         <w:rPr>
           <w:sz w:val="36"/>
@@ -7579,6 +8080,7 @@
         </w:rPr>
         <w:t>email_impressions_adstock</w:t>
       </w:r>
+      <w:proofErr w:type="spellEnd"/>
     </w:p>
     <w:p>
       <w:pPr>
@@ -7770,17 +8272,7 @@
           <w:szCs w:val="50"/>
         </w:rPr>
         <w:lastRenderedPageBreak/>
-        <w:t>8. Business Impact and</w:t>
-      </w:r>
-      <w:bookmarkStart w:id="8" w:name="_GoBack"/>
-      <w:bookmarkEnd w:id="8"/>
-      <w:r>
-        <w:rPr>
-          <w:b/>
-          <w:sz w:val="50"/>
-          <w:szCs w:val="50"/>
-        </w:rPr>
-        <w:t xml:space="preserve"> ROI Simulation</w:t>
+        <w:t>8. Business Impact and ROI Simulation</w:t>
       </w:r>
       <w:bookmarkEnd w:id="7"/>
     </w:p>
@@ -7804,32 +8296,56 @@
           <w:sz w:val="36"/>
           <w:szCs w:val="36"/>
         </w:rPr>
-        <w:t xml:space="preserve">To translate model performance into business value, a profitability simulation was conducted on the test set. This simulation estimates the operational impact of deploying the model for a targeted retention campaign. </w:t>
-      </w:r>
-    </w:p>
-    <w:p>
-      <w:pPr>
-        <w:rPr>
-          <w:sz w:val="36"/>
-          <w:szCs w:val="36"/>
-        </w:rPr>
-      </w:pPr>
-    </w:p>
-    <w:p>
-      <w:pPr>
-        <w:rPr>
-          <w:b/>
-          <w:sz w:val="36"/>
-          <w:szCs w:val="36"/>
-        </w:rPr>
-      </w:pPr>
-      <w:r>
-        <w:rPr>
-          <w:b/>
-          <w:sz w:val="36"/>
-          <w:szCs w:val="36"/>
-        </w:rPr>
-        <w:t xml:space="preserve">8.1 Simulation Assumptions </w:t>
+        <w:t xml:space="preserve">The primary value of this project is the transition from static reporting to </w:t>
+      </w:r>
+      <w:r>
+        <w:rPr>
+          <w:b/>
+          <w:bCs/>
+          <w:sz w:val="36"/>
+          <w:szCs w:val="36"/>
+        </w:rPr>
+        <w:t>Dynamic Decision Support</w:t>
+      </w:r>
+      <w:r>
+        <w:rPr>
+          <w:sz w:val="36"/>
+          <w:szCs w:val="36"/>
+        </w:rPr>
+        <w:t xml:space="preserve"> via the deployed Marketing Mix Modeling Dashboard.</w:t>
+      </w:r>
+    </w:p>
+    <w:p>
+      <w:pPr>
+        <w:rPr>
+          <w:sz w:val="36"/>
+          <w:szCs w:val="36"/>
+        </w:rPr>
+      </w:pPr>
+    </w:p>
+    <w:p>
+      <w:pPr>
+        <w:rPr>
+          <w:b/>
+          <w:sz w:val="36"/>
+          <w:szCs w:val="36"/>
+        </w:rPr>
+      </w:pPr>
+      <w:r>
+        <w:rPr>
+          <w:b/>
+          <w:sz w:val="36"/>
+          <w:szCs w:val="36"/>
+        </w:rPr>
+        <w:t xml:space="preserve">8.1 </w:t>
+      </w:r>
+      <w:r>
+        <w:rPr>
+          <w:b/>
+          <w:sz w:val="36"/>
+          <w:szCs w:val="36"/>
+        </w:rPr>
+        <w:t xml:space="preserve">Capability: </w:t>
       </w:r>
     </w:p>
     <w:p>
@@ -7848,17 +8364,41 @@
       <w:r>
         <w:rPr>
           <w:b/>
-          <w:sz w:val="36"/>
-          <w:szCs w:val="36"/>
-        </w:rPr>
-        <w:t xml:space="preserve">Revenue at Risk (ARPU): </w:t>
-      </w:r>
-      <w:r>
-        <w:rPr>
-          <w:sz w:val="36"/>
-          <w:szCs w:val="36"/>
-        </w:rPr>
-        <w:t>$74 (Average monthly spend of predicted churners).</w:t>
+          <w:bCs/>
+          <w:sz w:val="36"/>
+          <w:szCs w:val="36"/>
+        </w:rPr>
+        <w:t>From Hindsight to Foresight</w:t>
+      </w:r>
+      <w:r>
+        <w:rPr>
+          <w:b/>
+          <w:sz w:val="36"/>
+          <w:szCs w:val="36"/>
+        </w:rPr>
+        <w:t xml:space="preserve">: </w:t>
+      </w:r>
+      <w:r>
+        <w:rPr>
+          <w:sz w:val="36"/>
+          <w:szCs w:val="36"/>
+        </w:rPr>
+        <w:t xml:space="preserve">Instead of reviewing last month's performance, stakeholders can now use the </w:t>
+      </w:r>
+      <w:r>
+        <w:rPr>
+          <w:bCs/>
+          <w:sz w:val="36"/>
+          <w:szCs w:val="36"/>
+        </w:rPr>
+        <w:t>Media What-If Simulator</w:t>
+      </w:r>
+      <w:r>
+        <w:rPr>
+          <w:sz w:val="36"/>
+          <w:szCs w:val="36"/>
+        </w:rPr>
+        <w:t xml:space="preserve"> to project the sales impact of budget changes before capital is committed.</w:t>
       </w:r>
     </w:p>
     <w:p>
@@ -7877,17 +8417,102 @@
       <w:r>
         <w:rPr>
           <w:b/>
-          <w:sz w:val="36"/>
-          <w:szCs w:val="36"/>
-        </w:rPr>
-        <w:t xml:space="preserve">Intervention Cost: </w:t>
-      </w:r>
-      <w:r>
-        <w:rPr>
-          <w:sz w:val="36"/>
-          <w:szCs w:val="36"/>
-        </w:rPr>
-        <w:t>$30 per customer (Estimated cost of a discount, incentive or agent time</w:t>
+          <w:bCs/>
+          <w:sz w:val="36"/>
+          <w:szCs w:val="36"/>
+        </w:rPr>
+        <w:t>Real-Time Optimization</w:t>
+      </w:r>
+      <w:r>
+        <w:rPr>
+          <w:b/>
+          <w:sz w:val="36"/>
+          <w:szCs w:val="36"/>
+        </w:rPr>
+        <w:t xml:space="preserve">: </w:t>
+      </w:r>
+      <w:r>
+        <w:rPr>
+          <w:sz w:val="36"/>
+          <w:szCs w:val="36"/>
+        </w:rPr>
+        <w:t xml:space="preserve">The dashboard allows users to adjust sliders for </w:t>
+      </w:r>
+      <w:r>
+        <w:rPr>
+          <w:bCs/>
+          <w:sz w:val="36"/>
+          <w:szCs w:val="36"/>
+        </w:rPr>
+        <w:t>Google</w:t>
+      </w:r>
+      <w:r>
+        <w:rPr>
+          <w:sz w:val="36"/>
+          <w:szCs w:val="36"/>
+        </w:rPr>
+        <w:t xml:space="preserve">, </w:t>
+      </w:r>
+      <w:r>
+        <w:rPr>
+          <w:bCs/>
+          <w:sz w:val="36"/>
+          <w:szCs w:val="36"/>
+        </w:rPr>
+        <w:t>Facebook</w:t>
+      </w:r>
+      <w:r>
+        <w:rPr>
+          <w:sz w:val="36"/>
+          <w:szCs w:val="36"/>
+        </w:rPr>
+        <w:t xml:space="preserve">, and </w:t>
+      </w:r>
+      <w:r>
+        <w:rPr>
+          <w:bCs/>
+          <w:sz w:val="36"/>
+          <w:szCs w:val="36"/>
+        </w:rPr>
+        <w:t>Affiliate</w:t>
+      </w:r>
+      <w:r>
+        <w:rPr>
+          <w:sz w:val="36"/>
+          <w:szCs w:val="36"/>
+        </w:rPr>
+        <w:t xml:space="preserve"> </w:t>
+      </w:r>
+      <w:proofErr w:type="spellStart"/>
+      <w:r>
+        <w:rPr>
+          <w:sz w:val="36"/>
+          <w:szCs w:val="36"/>
+        </w:rPr>
+        <w:t>adstock</w:t>
+      </w:r>
+      <w:proofErr w:type="spellEnd"/>
+      <w:r>
+        <w:rPr>
+          <w:sz w:val="36"/>
+          <w:szCs w:val="36"/>
+        </w:rPr>
+        <w:t xml:space="preserve"> levels, immediately visualizing the change in </w:t>
+      </w:r>
+      <w:r>
+        <w:rPr>
+          <w:bCs/>
+          <w:sz w:val="36"/>
+          <w:szCs w:val="36"/>
+        </w:rPr>
+        <w:t>Simulated Predicted Sales</w:t>
+      </w:r>
+      <w:r>
+        <w:rPr>
+          <w:sz w:val="36"/>
+          <w:szCs w:val="36"/>
+        </w:rPr>
+        <w:t>.</w:t>
       </w:r>
     </w:p>
     <w:p>
@@ -7906,97 +8531,75 @@
       <w:r>
         <w:rPr>
           <w:b/>
-          <w:sz w:val="36"/>
-          <w:szCs w:val="36"/>
-        </w:rPr>
-        <w:t xml:space="preserve">Retention Success Rate: </w:t>
-      </w:r>
-      <w:r>
-        <w:rPr>
-          <w:sz w:val="36"/>
-          <w:szCs w:val="36"/>
-        </w:rPr>
-        <w:t>30% (Conservative benchmark, assumes every 1 in 3 contacted churners is saved)</w:t>
-      </w:r>
-    </w:p>
-    <w:p>
-      <w:pPr>
-        <w:pStyle w:val="ListParagraph"/>
-        <w:rPr>
-          <w:b/>
-          <w:sz w:val="36"/>
-          <w:szCs w:val="36"/>
-        </w:rPr>
-      </w:pPr>
-      <w:r>
-        <w:rPr>
-          <w:b/>
-          <w:noProof/>
-          <w:sz w:val="36"/>
-          <w:szCs w:val="36"/>
-        </w:rPr>
-        <w:drawing>
-          <wp:inline distT="0" distB="0" distL="0" distR="0" wp14:anchorId="07B69383" wp14:editId="0245B40D">
-            <wp:extent cx="6858000" cy="3693795"/>
-            <wp:effectExtent l="0" t="0" r="0" b="1905"/>
-            <wp:docPr id="5" name="Picture 5"/>
-            <wp:cNvGraphicFramePr>
-              <a:graphicFrameLocks xmlns:a="http://schemas.openxmlformats.org/drawingml/2006/main" noChangeAspect="1"/>
-            </wp:cNvGraphicFramePr>
-            <a:graphic xmlns:a="http://schemas.openxmlformats.org/drawingml/2006/main">
-              <a:graphicData uri="http://schemas.openxmlformats.org/drawingml/2006/picture">
-                <pic:pic xmlns:pic="http://schemas.openxmlformats.org/drawingml/2006/picture">
-                  <pic:nvPicPr>
-                    <pic:cNvPr id="1" name=""/>
-                    <pic:cNvPicPr/>
-                  </pic:nvPicPr>
-                  <pic:blipFill>
-                    <a:blip r:embed="rId26"/>
-                    <a:stretch>
-                      <a:fillRect/>
-                    </a:stretch>
-                  </pic:blipFill>
-                  <pic:spPr>
-                    <a:xfrm>
-                      <a:off x="0" y="0"/>
-                      <a:ext cx="6858000" cy="3693795"/>
-                    </a:xfrm>
-                    <a:prstGeom prst="rect">
-                      <a:avLst/>
-                    </a:prstGeom>
-                  </pic:spPr>
-                </pic:pic>
-              </a:graphicData>
-            </a:graphic>
-          </wp:inline>
-        </w:drawing>
-      </w:r>
-    </w:p>
-    <w:p>
-      <w:pPr>
-        <w:rPr>
-          <w:b/>
-          <w:sz w:val="36"/>
-          <w:szCs w:val="36"/>
-        </w:rPr>
-      </w:pPr>
-    </w:p>
-    <w:p>
-      <w:pPr>
-        <w:rPr>
-          <w:b/>
-          <w:sz w:val="36"/>
-          <w:szCs w:val="36"/>
-        </w:rPr>
-      </w:pPr>
-      <w:r>
-        <w:rPr>
-          <w:b/>
-          <w:sz w:val="36"/>
-          <w:szCs w:val="36"/>
-        </w:rPr>
-        <w:lastRenderedPageBreak/>
-        <w:t>8.2 The Calculation</w:t>
+          <w:bCs/>
+          <w:sz w:val="36"/>
+          <w:szCs w:val="36"/>
+        </w:rPr>
+        <w:t>Transparency</w:t>
+      </w:r>
+      <w:r>
+        <w:rPr>
+          <w:b/>
+          <w:sz w:val="36"/>
+          <w:szCs w:val="36"/>
+        </w:rPr>
+        <w:t xml:space="preserve">: </w:t>
+      </w:r>
+      <w:r>
+        <w:rPr>
+          <w:sz w:val="36"/>
+          <w:szCs w:val="36"/>
+        </w:rPr>
+        <w:t xml:space="preserve">By integrating </w:t>
+      </w:r>
+      <w:r>
+        <w:rPr>
+          <w:bCs/>
+          <w:sz w:val="36"/>
+          <w:szCs w:val="36"/>
+        </w:rPr>
+        <w:t>SHAP Model Explanations</w:t>
+      </w:r>
+      <w:r>
+        <w:rPr>
+          <w:sz w:val="36"/>
+          <w:szCs w:val="36"/>
+        </w:rPr>
+        <w:t xml:space="preserve"> directly into the UI, the "black box" of machine learning is replaced by a clear visual of which levers are driving the forecast.</w:t>
+      </w:r>
+    </w:p>
+    <w:p>
+      <w:pPr>
+        <w:rPr>
+          <w:b/>
+          <w:sz w:val="36"/>
+          <w:szCs w:val="36"/>
+        </w:rPr>
+      </w:pPr>
+    </w:p>
+    <w:p>
+      <w:pPr>
+        <w:rPr>
+          <w:b/>
+          <w:sz w:val="36"/>
+          <w:szCs w:val="36"/>
+        </w:rPr>
+      </w:pPr>
+      <w:r>
+        <w:rPr>
+          <w:b/>
+          <w:sz w:val="36"/>
+          <w:szCs w:val="36"/>
+        </w:rPr>
+        <w:t xml:space="preserve">8.2 </w:t>
+      </w:r>
+      <w:r>
+        <w:rPr>
+          <w:b/>
+          <w:sz w:val="36"/>
+          <w:szCs w:val="36"/>
+        </w:rPr>
+        <w:t>Strategic Insights from Simulation</w:t>
       </w:r>
     </w:p>
     <w:p>
@@ -8019,7 +8622,7 @@
           <w:sz w:val="36"/>
           <w:szCs w:val="36"/>
         </w:rPr>
-        <w:t xml:space="preserve">Using the model’s precision of ~54% and recall of ~72%, </w:t>
+        <w:t>Even without a formal batch simulation, early testing of the dashboard identifies key high-value maneuvers:</w:t>
       </w:r>
     </w:p>
     <w:p>
@@ -8038,32 +8641,103 @@
       <w:r>
         <w:rPr>
           <w:b/>
-          <w:sz w:val="36"/>
-          <w:szCs w:val="36"/>
-        </w:rPr>
-        <w:t xml:space="preserve">Campaign Reach: </w:t>
-      </w:r>
-      <w:r>
-        <w:rPr>
-          <w:sz w:val="36"/>
-          <w:szCs w:val="36"/>
-        </w:rPr>
-        <w:t xml:space="preserve">The model flags ~480 </w:t>
-      </w:r>
-      <w:r>
-        <w:rPr>
-          <w:b/>
-          <w:sz w:val="36"/>
-          <w:szCs w:val="36"/>
-        </w:rPr>
-        <w:t xml:space="preserve">high-risk </w:t>
-      </w:r>
-      <w:r>
-        <w:rPr>
-          <w:sz w:val="36"/>
-          <w:szCs w:val="36"/>
-        </w:rPr>
-        <w:t>customers in the test set.</w:t>
+          <w:bCs/>
+          <w:sz w:val="36"/>
+          <w:szCs w:val="36"/>
+        </w:rPr>
+        <w:t>The Reallocation Opportunity</w:t>
+      </w:r>
+      <w:r>
+        <w:rPr>
+          <w:b/>
+          <w:sz w:val="36"/>
+          <w:szCs w:val="36"/>
+        </w:rPr>
+        <w:t xml:space="preserve">: </w:t>
+      </w:r>
+      <w:r>
+        <w:rPr>
+          <w:sz w:val="36"/>
+          <w:szCs w:val="36"/>
+        </w:rPr>
+        <w:t xml:space="preserve">The model's high sensitivity to </w:t>
+      </w:r>
+      <w:r>
+        <w:rPr>
+          <w:bCs/>
+          <w:sz w:val="36"/>
+          <w:szCs w:val="36"/>
+        </w:rPr>
+        <w:t>Google</w:t>
+      </w:r>
+      <w:r>
+        <w:rPr>
+          <w:sz w:val="36"/>
+          <w:szCs w:val="36"/>
+        </w:rPr>
+        <w:t xml:space="preserve"> and </w:t>
+      </w:r>
+      <w:r>
+        <w:rPr>
+          <w:bCs/>
+          <w:sz w:val="36"/>
+          <w:szCs w:val="36"/>
+        </w:rPr>
+        <w:t>Facebook</w:t>
+      </w:r>
+      <w:r>
+        <w:rPr>
+          <w:sz w:val="36"/>
+          <w:szCs w:val="36"/>
+        </w:rPr>
+        <w:t xml:space="preserve"> </w:t>
+      </w:r>
+      <w:proofErr w:type="spellStart"/>
+      <w:r>
+        <w:rPr>
+          <w:sz w:val="36"/>
+          <w:szCs w:val="36"/>
+        </w:rPr>
+        <w:t>adstock</w:t>
+      </w:r>
+      <w:proofErr w:type="spellEnd"/>
+      <w:r>
+        <w:rPr>
+          <w:sz w:val="36"/>
+          <w:szCs w:val="36"/>
+        </w:rPr>
+        <w:t xml:space="preserve"> (as seen in SHAP rankings) suggests that shifting budget from "Fast-Burn" channels like </w:t>
+      </w:r>
+      <w:r>
+        <w:rPr>
+          <w:bCs/>
+          <w:sz w:val="36"/>
+          <w:szCs w:val="36"/>
+        </w:rPr>
+        <w:t>Paid Views</w:t>
+      </w:r>
+      <w:r>
+        <w:rPr>
+          <w:sz w:val="36"/>
+          <w:szCs w:val="36"/>
+        </w:rPr>
+        <w:t xml:space="preserve"> ($\alpha=0.05$) to "Anchor" channels like </w:t>
+      </w:r>
+      <w:r>
+        <w:rPr>
+          <w:bCs/>
+          <w:sz w:val="36"/>
+          <w:szCs w:val="36"/>
+        </w:rPr>
+        <w:lastRenderedPageBreak/>
+        <w:t>Affiliate</w:t>
+      </w:r>
+      <w:r>
+        <w:rPr>
+          <w:sz w:val="36"/>
+          <w:szCs w:val="36"/>
+        </w:rPr>
+        <w:t xml:space="preserve"> ($\alpha=0.95$) will improve the long-term sales floor.</w:t>
       </w:r>
     </w:p>
     <w:p>
@@ -8082,191 +8756,66 @@
       <w:r>
         <w:rPr>
           <w:b/>
-          <w:sz w:val="36"/>
-          <w:szCs w:val="36"/>
-        </w:rPr>
-        <w:t xml:space="preserve">Operational Cost: </w:t>
-      </w:r>
-      <w:r>
-        <w:rPr>
-          <w:sz w:val="36"/>
-          <w:szCs w:val="36"/>
-        </w:rPr>
-        <w:t xml:space="preserve">Contacting these 480 customers costs </w:t>
-      </w:r>
-      <w:r>
-        <w:rPr>
-          <w:b/>
-          <w:sz w:val="36"/>
-          <w:szCs w:val="36"/>
-        </w:rPr>
-        <w:t>$14,400 (</w:t>
-      </w:r>
-      <w:r>
-        <w:rPr>
-          <w:sz w:val="36"/>
-          <w:szCs w:val="36"/>
-        </w:rPr>
-        <w:t>$30 * 480)</w:t>
-      </w:r>
-    </w:p>
-    <w:p>
-      <w:pPr>
-        <w:pStyle w:val="ListParagraph"/>
-        <w:numPr>
-          <w:ilvl w:val="0"/>
-          <w:numId w:val="12"/>
-        </w:numPr>
-        <w:rPr>
-          <w:b/>
-          <w:sz w:val="36"/>
-          <w:szCs w:val="36"/>
-        </w:rPr>
-      </w:pPr>
-      <w:r>
-        <w:rPr>
-          <w:b/>
-          <w:sz w:val="36"/>
-          <w:szCs w:val="36"/>
-        </w:rPr>
-        <w:t xml:space="preserve">True Churners Found: </w:t>
-      </w:r>
-      <w:r>
-        <w:rPr>
-          <w:sz w:val="36"/>
-          <w:szCs w:val="36"/>
-        </w:rPr>
-        <w:t>Within this group, ~</w:t>
-      </w:r>
-      <w:r>
-        <w:rPr>
-          <w:b/>
-          <w:sz w:val="36"/>
-          <w:szCs w:val="36"/>
-        </w:rPr>
-        <w:t xml:space="preserve">260 </w:t>
-      </w:r>
-      <w:r>
-        <w:rPr>
-          <w:sz w:val="36"/>
-          <w:szCs w:val="36"/>
-        </w:rPr>
-        <w:t xml:space="preserve">are actual churners (True Positives). </w:t>
-      </w:r>
-    </w:p>
-    <w:p>
-      <w:pPr>
-        <w:pStyle w:val="ListParagraph"/>
-        <w:numPr>
-          <w:ilvl w:val="0"/>
-          <w:numId w:val="12"/>
-        </w:numPr>
-        <w:rPr>
-          <w:b/>
-          <w:sz w:val="36"/>
-          <w:szCs w:val="36"/>
-        </w:rPr>
-      </w:pPr>
-      <w:r>
-        <w:rPr>
-          <w:b/>
-          <w:sz w:val="36"/>
-          <w:szCs w:val="36"/>
-        </w:rPr>
-        <w:t xml:space="preserve">Customers Saved: </w:t>
-      </w:r>
-      <w:r>
-        <w:rPr>
-          <w:sz w:val="36"/>
-          <w:szCs w:val="36"/>
-        </w:rPr>
-        <w:t xml:space="preserve">With a 30% success rate, we retain ~78 customers (260 * 0.3) </w:t>
-      </w:r>
-    </w:p>
-    <w:p>
-      <w:pPr>
-        <w:pStyle w:val="ListParagraph"/>
-        <w:numPr>
-          <w:ilvl w:val="0"/>
-          <w:numId w:val="12"/>
-        </w:numPr>
-        <w:rPr>
-          <w:b/>
-          <w:sz w:val="36"/>
-          <w:szCs w:val="36"/>
-        </w:rPr>
-      </w:pPr>
-      <w:r>
-        <w:rPr>
-          <w:b/>
-          <w:sz w:val="36"/>
-          <w:szCs w:val="36"/>
-        </w:rPr>
-        <w:t>Monthly Revenue Rescued:</w:t>
-      </w:r>
-      <w:r>
-        <w:rPr>
-          <w:b/>
-          <w:sz w:val="36"/>
-          <w:szCs w:val="36"/>
-        </w:rPr>
-        <w:t xml:space="preserve"> </w:t>
-      </w:r>
-      <w:r>
-        <w:rPr>
-          <w:sz w:val="36"/>
-          <w:szCs w:val="36"/>
-        </w:rPr>
-        <w:t xml:space="preserve">These 78 customers represent </w:t>
-      </w:r>
-      <w:r>
-        <w:rPr>
-          <w:b/>
-          <w:sz w:val="36"/>
-          <w:szCs w:val="36"/>
-        </w:rPr>
-        <w:t xml:space="preserve">$5,772 </w:t>
-      </w:r>
-      <w:r>
-        <w:rPr>
-          <w:sz w:val="36"/>
-          <w:szCs w:val="36"/>
-        </w:rPr>
-        <w:t xml:space="preserve">in monthly recurring revenue </w:t>
-      </w:r>
-      <w:r>
-        <w:rPr>
-          <w:b/>
-          <w:sz w:val="36"/>
-          <w:szCs w:val="36"/>
-        </w:rPr>
-        <w:t>($74 * 78)</w:t>
-      </w:r>
-    </w:p>
-    <w:p>
-      <w:pPr>
-        <w:rPr>
-          <w:b/>
-          <w:sz w:val="36"/>
-          <w:szCs w:val="36"/>
-        </w:rPr>
-      </w:pPr>
-    </w:p>
-    <w:p>
-      <w:pPr>
-        <w:rPr>
-          <w:b/>
-          <w:sz w:val="36"/>
-          <w:szCs w:val="36"/>
-        </w:rPr>
-      </w:pPr>
-      <w:r>
-        <w:rPr>
-          <w:b/>
-          <w:sz w:val="36"/>
-          <w:szCs w:val="36"/>
-        </w:rPr>
-        <w:t>8.3 ROI Conclusion</w:t>
+          <w:bCs/>
+          <w:sz w:val="36"/>
+          <w:szCs w:val="36"/>
+        </w:rPr>
+        <w:t>Efficiency Gains</w:t>
+      </w:r>
+      <w:r>
+        <w:rPr>
+          <w:b/>
+          <w:sz w:val="36"/>
+          <w:szCs w:val="36"/>
+        </w:rPr>
+        <w:t xml:space="preserve">: </w:t>
+      </w:r>
+      <w:r>
+        <w:rPr>
+          <w:sz w:val="36"/>
+          <w:szCs w:val="36"/>
+        </w:rPr>
+        <w:t xml:space="preserve">Based on the $R^2$ of </w:t>
+      </w:r>
+      <w:r>
+        <w:rPr>
+          <w:bCs/>
+          <w:sz w:val="36"/>
+          <w:szCs w:val="36"/>
+        </w:rPr>
+        <w:t>0.78</w:t>
+      </w:r>
+      <w:r>
+        <w:rPr>
+          <w:sz w:val="36"/>
+          <w:szCs w:val="36"/>
+        </w:rPr>
+        <w:t>, the dashboard provides a high-confidence environment to identify "wasted spend" in saturated or low-impact channels, allowing for the potential recapture of revenue that was previously unquantified.</w:t>
+      </w:r>
+    </w:p>
+    <w:p>
+      <w:pPr>
+        <w:rPr>
+          <w:b/>
+          <w:sz w:val="36"/>
+          <w:szCs w:val="36"/>
+        </w:rPr>
+      </w:pPr>
+      <w:r>
+        <w:rPr>
+          <w:b/>
+          <w:sz w:val="36"/>
+          <w:szCs w:val="36"/>
+        </w:rPr>
+        <w:t xml:space="preserve">8.3 </w:t>
+      </w:r>
+      <w:r>
+        <w:rPr>
+          <w:b/>
+          <w:sz w:val="36"/>
+          <w:szCs w:val="36"/>
+        </w:rPr>
+        <w:t>Quantifiable Upside</w:t>
       </w:r>
     </w:p>
     <w:p>
@@ -8285,41 +8834,41 @@
       <w:r>
         <w:rPr>
           <w:b/>
-          <w:sz w:val="36"/>
-          <w:szCs w:val="36"/>
-        </w:rPr>
-        <w:t>Net Monthly Benefit</w:t>
-      </w:r>
-      <w:r>
-        <w:rPr>
-          <w:b/>
-          <w:sz w:val="36"/>
-          <w:szCs w:val="36"/>
-        </w:rPr>
-        <w:t xml:space="preserve"> (Month 1)</w:t>
-      </w:r>
-      <w:r>
-        <w:rPr>
-          <w:b/>
-          <w:sz w:val="36"/>
-          <w:szCs w:val="36"/>
-        </w:rPr>
-        <w:t>:</w:t>
-      </w:r>
-      <w:r>
-        <w:rPr>
-          <w:b/>
-          <w:sz w:val="36"/>
-          <w:szCs w:val="36"/>
-        </w:rPr>
-        <w:t xml:space="preserve"> -$8,628 (</w:t>
-      </w:r>
-      <w:r>
-        <w:rPr>
-          <w:sz w:val="36"/>
-          <w:szCs w:val="36"/>
-        </w:rPr>
-        <w:t>Initial investment).</w:t>
+          <w:bCs/>
+          <w:sz w:val="36"/>
+          <w:szCs w:val="36"/>
+        </w:rPr>
+        <w:t>Revenue Protection</w:t>
+      </w:r>
+      <w:r>
+        <w:rPr>
+          <w:b/>
+          <w:sz w:val="36"/>
+          <w:szCs w:val="36"/>
+        </w:rPr>
+        <w:t xml:space="preserve">: </w:t>
+      </w:r>
+      <w:r>
+        <w:rPr>
+          <w:sz w:val="36"/>
+          <w:szCs w:val="36"/>
+        </w:rPr>
+        <w:t xml:space="preserve">By isolating the </w:t>
+      </w:r>
+      <w:r>
+        <w:rPr>
+          <w:bCs/>
+          <w:sz w:val="36"/>
+          <w:szCs w:val="36"/>
+        </w:rPr>
+        <w:t>~15% November Seasonality</w:t>
+      </w:r>
+      <w:r>
+        <w:rPr>
+          <w:sz w:val="36"/>
+          <w:szCs w:val="36"/>
+        </w:rPr>
+        <w:t xml:space="preserve"> effect, the dashboard prevents the business from over-spending during holiday peaks when organic demand is already doing the heavy lifting.</w:t>
       </w:r>
     </w:p>
     <w:p>
@@ -8338,209 +8887,41 @@
       <w:r>
         <w:rPr>
           <w:b/>
-          <w:sz w:val="36"/>
-          <w:szCs w:val="36"/>
-        </w:rPr>
-        <w:t xml:space="preserve">Payback Period: ~2.5 Months. </w:t>
-      </w:r>
-      <w:r>
-        <w:rPr>
-          <w:sz w:val="36"/>
-          <w:szCs w:val="36"/>
-        </w:rPr>
-        <w:t xml:space="preserve">The recurring revenue saved </w:t>
-      </w:r>
-      <w:r>
-        <w:rPr>
-          <w:b/>
-          <w:sz w:val="36"/>
-          <w:szCs w:val="36"/>
-        </w:rPr>
-        <w:t>($5,772/</w:t>
-      </w:r>
-      <w:r>
-        <w:rPr>
-          <w:b/>
-          <w:sz w:val="36"/>
-          <w:szCs w:val="36"/>
-        </w:rPr>
-        <w:t>mo.</w:t>
-      </w:r>
-      <w:r>
-        <w:rPr>
-          <w:b/>
-          <w:sz w:val="36"/>
-          <w:szCs w:val="36"/>
-        </w:rPr>
-        <w:t>)</w:t>
-      </w:r>
-      <w:r>
-        <w:rPr>
-          <w:sz w:val="36"/>
-          <w:szCs w:val="36"/>
-        </w:rPr>
-        <w:t xml:space="preserve"> fully covers the one time intervention cost </w:t>
-      </w:r>
-      <w:r>
-        <w:rPr>
-          <w:b/>
-          <w:sz w:val="36"/>
-          <w:szCs w:val="36"/>
-        </w:rPr>
-        <w:t>($14,400)</w:t>
-      </w:r>
-      <w:r>
-        <w:rPr>
-          <w:sz w:val="36"/>
-          <w:szCs w:val="36"/>
-        </w:rPr>
-        <w:t xml:space="preserve"> midway through the third month.</w:t>
-      </w:r>
-    </w:p>
-    <w:p>
-      <w:pPr>
-        <w:pStyle w:val="ListParagraph"/>
-        <w:numPr>
-          <w:ilvl w:val="0"/>
-          <w:numId w:val="13"/>
-        </w:numPr>
-        <w:rPr>
-          <w:b/>
-          <w:sz w:val="36"/>
-          <w:szCs w:val="36"/>
-        </w:rPr>
-      </w:pPr>
-      <w:r>
-        <w:rPr>
-          <w:b/>
-          <w:sz w:val="36"/>
-          <w:szCs w:val="36"/>
-        </w:rPr>
-        <w:t xml:space="preserve">12-Month LTV Impact: </w:t>
-      </w:r>
-    </w:p>
-    <w:p>
-      <w:pPr>
-        <w:pStyle w:val="ListParagraph"/>
-        <w:numPr>
-          <w:ilvl w:val="1"/>
-          <w:numId w:val="13"/>
-        </w:numPr>
-        <w:rPr>
-          <w:b/>
-          <w:sz w:val="36"/>
-          <w:szCs w:val="36"/>
-        </w:rPr>
-      </w:pPr>
-      <w:r>
-        <w:rPr>
-          <w:sz w:val="36"/>
-          <w:szCs w:val="36"/>
-        </w:rPr>
-        <w:t xml:space="preserve">If the saved customers stay for 1 year, the total revenue rescued is </w:t>
-      </w:r>
-      <w:r>
-        <w:rPr>
-          <w:b/>
-          <w:sz w:val="36"/>
-          <w:szCs w:val="36"/>
-        </w:rPr>
-        <w:t xml:space="preserve">~$69,264. </w:t>
-      </w:r>
-    </w:p>
-    <w:p>
-      <w:pPr>
-        <w:pStyle w:val="ListParagraph"/>
-        <w:numPr>
-          <w:ilvl w:val="1"/>
-          <w:numId w:val="13"/>
-        </w:numPr>
-        <w:rPr>
-          <w:b/>
-          <w:sz w:val="36"/>
-          <w:szCs w:val="36"/>
-        </w:rPr>
-      </w:pPr>
-      <w:r>
-        <w:rPr>
-          <w:sz w:val="36"/>
-          <w:szCs w:val="36"/>
-        </w:rPr>
-        <w:t xml:space="preserve">This yields a </w:t>
-      </w:r>
-      <w:r>
-        <w:rPr>
-          <w:b/>
-          <w:sz w:val="36"/>
-          <w:szCs w:val="36"/>
-        </w:rPr>
-        <w:t xml:space="preserve">~380% ROI </w:t>
-      </w:r>
-      <w:r>
-        <w:rPr>
-          <w:sz w:val="36"/>
-          <w:szCs w:val="36"/>
-        </w:rPr>
-        <w:t xml:space="preserve">on the </w:t>
-      </w:r>
-      <w:r>
-        <w:rPr>
-          <w:b/>
-          <w:sz w:val="36"/>
-          <w:szCs w:val="36"/>
-        </w:rPr>
-        <w:t>$14,400</w:t>
-      </w:r>
-      <w:r>
-        <w:rPr>
-          <w:sz w:val="36"/>
-          <w:szCs w:val="36"/>
-        </w:rPr>
-        <w:t xml:space="preserve"> spend over a 12-month horizon</w:t>
-      </w:r>
-    </w:p>
-    <w:p>
-      <w:pPr>
-        <w:pStyle w:val="ListParagraph"/>
-        <w:numPr>
-          <w:ilvl w:val="0"/>
-          <w:numId w:val="13"/>
-        </w:numPr>
-        <w:rPr>
-          <w:b/>
-          <w:sz w:val="36"/>
-          <w:szCs w:val="36"/>
-        </w:rPr>
-      </w:pPr>
-      <w:r>
-        <w:rPr>
-          <w:b/>
-          <w:sz w:val="36"/>
-          <w:szCs w:val="36"/>
-        </w:rPr>
-        <w:t xml:space="preserve">Strategic Verdict: </w:t>
-      </w:r>
-      <w:r>
-        <w:rPr>
-          <w:sz w:val="36"/>
-          <w:szCs w:val="36"/>
-        </w:rPr>
-        <w:t xml:space="preserve">While this campaign requires upfront working capital, it is highly profitable on a </w:t>
-      </w:r>
-      <w:r>
-        <w:rPr>
-          <w:b/>
-          <w:sz w:val="36"/>
-          <w:szCs w:val="36"/>
-        </w:rPr>
-        <w:t xml:space="preserve">Lifetime Value (LTV) </w:t>
-      </w:r>
-      <w:r>
-        <w:rPr>
-          <w:sz w:val="36"/>
-          <w:szCs w:val="36"/>
-        </w:rPr>
-        <w:t>basis. It trades a one-time expense for long-term recurring cash flow.</w:t>
+          <w:bCs/>
+          <w:sz w:val="36"/>
+          <w:szCs w:val="36"/>
+        </w:rPr>
+        <w:t>Annualized Potential</w:t>
+      </w:r>
+      <w:r>
+        <w:rPr>
+          <w:b/>
+          <w:sz w:val="36"/>
+          <w:szCs w:val="36"/>
+        </w:rPr>
+        <w:t xml:space="preserve">: </w:t>
+      </w:r>
+      <w:r>
+        <w:rPr>
+          <w:sz w:val="36"/>
+          <w:szCs w:val="36"/>
+        </w:rPr>
+        <w:t xml:space="preserve">Based on initial dashboard projections, optimizing the mix across the 26 divisions could lead to a significant annualized revenue lift (estimated at </w:t>
+      </w:r>
+      <w:r>
+        <w:rPr>
+          <w:bCs/>
+          <w:sz w:val="36"/>
+          <w:szCs w:val="36"/>
+        </w:rPr>
+        <w:t>~₦6.1M</w:t>
+      </w:r>
+      <w:r>
+        <w:rPr>
+          <w:sz w:val="36"/>
+          <w:szCs w:val="36"/>
+        </w:rPr>
+        <w:t xml:space="preserve"> based on baseline sales volume and model accuracy).</w:t>
       </w:r>
     </w:p>
     <w:p>
@@ -8560,8 +8941,8 @@
           <w:szCs w:val="36"/>
         </w:rPr>
         <w:sectPr>
-          <w:headerReference w:type="default" r:id="rId27"/>
-          <w:headerReference w:type="first" r:id="rId28"/>
+          <w:headerReference w:type="default" r:id="rId26"/>
+          <w:headerReference w:type="first" r:id="rId27"/>
           <w:pgSz w:w="12240" w:h="15840"/>
           <w:pgMar w:top="720" w:right="720" w:bottom="720" w:left="720" w:header="708" w:footer="708" w:gutter="0"/>
           <w:cols w:space="708"/>
@@ -8569,49 +8950,8 @@
           <w:docGrid w:linePitch="360"/>
         </w:sectPr>
       </w:pPr>
-      <w:r>
-        <w:rPr>
-          <w:b/>
-          <w:noProof/>
-          <w:sz w:val="36"/>
-          <w:szCs w:val="36"/>
-        </w:rPr>
-        <w:drawing>
-          <wp:inline distT="0" distB="0" distL="0" distR="0" wp14:anchorId="471917AF" wp14:editId="28AE80ED">
-            <wp:extent cx="6858000" cy="3961765"/>
-            <wp:effectExtent l="0" t="0" r="0" b="635"/>
-            <wp:docPr id="12" name="Picture 12"/>
-            <wp:cNvGraphicFramePr>
-              <a:graphicFrameLocks xmlns:a="http://schemas.openxmlformats.org/drawingml/2006/main" noChangeAspect="1"/>
-            </wp:cNvGraphicFramePr>
-            <a:graphic xmlns:a="http://schemas.openxmlformats.org/drawingml/2006/main">
-              <a:graphicData uri="http://schemas.openxmlformats.org/drawingml/2006/picture">
-                <pic:pic xmlns:pic="http://schemas.openxmlformats.org/drawingml/2006/picture">
-                  <pic:nvPicPr>
-                    <pic:cNvPr id="1" name=""/>
-                    <pic:cNvPicPr/>
-                  </pic:nvPicPr>
-                  <pic:blipFill>
-                    <a:blip r:embed="rId29"/>
-                    <a:stretch>
-                      <a:fillRect/>
-                    </a:stretch>
-                  </pic:blipFill>
-                  <pic:spPr>
-                    <a:xfrm>
-                      <a:off x="0" y="0"/>
-                      <a:ext cx="6858000" cy="3961765"/>
-                    </a:xfrm>
-                    <a:prstGeom prst="rect">
-                      <a:avLst/>
-                    </a:prstGeom>
-                  </pic:spPr>
-                </pic:pic>
-              </a:graphicData>
-            </a:graphic>
-          </wp:inline>
-        </w:drawing>
-      </w:r>
+      <w:bookmarkStart w:id="8" w:name="_GoBack"/>
+      <w:bookmarkEnd w:id="8"/>
     </w:p>
     <w:p>
       <w:pPr>
@@ -9135,8 +9475,8 @@
       </w:pPr>
     </w:p>
     <w:sectPr>
-      <w:headerReference w:type="default" r:id="rId30"/>
-      <w:headerReference w:type="first" r:id="rId31"/>
+      <w:headerReference w:type="default" r:id="rId28"/>
+      <w:headerReference w:type="first" r:id="rId29"/>
       <w:pgSz w:w="12240" w:h="15840"/>
       <w:pgMar w:top="720" w:right="720" w:bottom="720" w:left="720" w:header="708" w:footer="708" w:gutter="0"/>
       <w:cols w:space="708"/>
@@ -13300,7 +13640,7 @@
 </file>
 
 <file path=customXml/itemProps1.xml><?xml version="1.0" encoding="utf-8"?>
-<ds:datastoreItem xmlns:ds="http://schemas.openxmlformats.org/officeDocument/2006/customXml" ds:itemID="{70EF2176-3D0D-4AD2-9204-97F4D02349E8}">
+<ds:datastoreItem xmlns:ds="http://schemas.openxmlformats.org/officeDocument/2006/customXml" ds:itemID="{2DB72CA6-027D-40AE-925A-EEEC28AAC6FA}">
   <ds:schemaRefs>
     <ds:schemaRef ds:uri="http://schemas.openxmlformats.org/officeDocument/2006/bibliography"/>
   </ds:schemaRefs>

--- a/reports/Technical_Report.docx
+++ b/reports/Technical_Report.docx
@@ -8950,8 +8950,6 @@
           <w:docGrid w:linePitch="360"/>
         </w:sectPr>
       </w:pPr>
-      <w:bookmarkStart w:id="8" w:name="_GoBack"/>
-      <w:bookmarkEnd w:id="8"/>
     </w:p>
     <w:p>
       <w:pPr>
@@ -8963,7 +8961,7 @@
           <w:szCs w:val="50"/>
         </w:rPr>
       </w:pPr>
-      <w:bookmarkStart w:id="9" w:name="_Toc220325082"/>
+      <w:bookmarkStart w:id="8" w:name="_Toc220325082"/>
       <w:r>
         <w:rPr>
           <w:b/>
@@ -8973,39 +8971,41 @@
         <w:lastRenderedPageBreak/>
         <w:t>9. Limitations, Recommendations and Next Steps</w:t>
       </w:r>
+      <w:bookmarkEnd w:id="8"/>
+    </w:p>
+    <w:p>
+      <w:pPr>
+        <w:rPr>
+          <w:sz w:val="36"/>
+          <w:szCs w:val="36"/>
+        </w:rPr>
+      </w:pPr>
+    </w:p>
+    <w:p>
+      <w:pPr>
+        <w:rPr>
+          <w:sz w:val="36"/>
+          <w:szCs w:val="36"/>
+        </w:rPr>
+      </w:pPr>
+      <w:r>
+        <w:rPr>
+          <w:sz w:val="36"/>
+          <w:szCs w:val="36"/>
+        </w:rPr>
+        <w:t>While the current model delivers actionable insights, the analysis acknowledges specific constraints and outlines a roadmap for enhancement, being explicit about what was and wasn't implemented.</w:t>
+      </w:r>
+    </w:p>
+    <w:p>
+      <w:pPr>
+        <w:rPr>
+          <w:b/>
+          <w:sz w:val="36"/>
+          <w:szCs w:val="36"/>
+        </w:rPr>
+      </w:pPr>
+      <w:bookmarkStart w:id="9" w:name="_GoBack"/>
       <w:bookmarkEnd w:id="9"/>
-    </w:p>
-    <w:p>
-      <w:pPr>
-        <w:rPr>
-          <w:sz w:val="36"/>
-          <w:szCs w:val="36"/>
-        </w:rPr>
-      </w:pPr>
-    </w:p>
-    <w:p>
-      <w:pPr>
-        <w:rPr>
-          <w:sz w:val="36"/>
-          <w:szCs w:val="36"/>
-        </w:rPr>
-      </w:pPr>
-      <w:r>
-        <w:rPr>
-          <w:sz w:val="36"/>
-          <w:szCs w:val="36"/>
-        </w:rPr>
-        <w:t>While the current model delivers immediate ROI, the analysis acknowledges specific constraints and outlines a roadmap for future optimization.</w:t>
-      </w:r>
-    </w:p>
-    <w:p>
-      <w:pPr>
-        <w:rPr>
-          <w:b/>
-          <w:sz w:val="36"/>
-          <w:szCs w:val="36"/>
-        </w:rPr>
-      </w:pPr>
       <w:r>
         <w:rPr>
           <w:b/>
@@ -13640,7 +13640,7 @@
 </file>
 
 <file path=customXml/itemProps1.xml><?xml version="1.0" encoding="utf-8"?>
-<ds:datastoreItem xmlns:ds="http://schemas.openxmlformats.org/officeDocument/2006/customXml" ds:itemID="{2DB72CA6-027D-40AE-925A-EEEC28AAC6FA}">
+<ds:datastoreItem xmlns:ds="http://schemas.openxmlformats.org/officeDocument/2006/customXml" ds:itemID="{B1EC1461-2B7E-45A6-8A24-157988447C19}">
   <ds:schemaRefs>
     <ds:schemaRef ds:uri="http://schemas.openxmlformats.org/officeDocument/2006/bibliography"/>
   </ds:schemaRefs>

--- a/reports/Technical_Report.docx
+++ b/reports/Technical_Report.docx
@@ -26,7 +26,7 @@
             <mc:AlternateContent>
               <mc:Choice Requires="wpg">
                 <w:drawing>
-                  <wp:anchor distT="0" distB="0" distL="114300" distR="114300" simplePos="0" relativeHeight="251659264" behindDoc="1" locked="0" layoutInCell="1" allowOverlap="1" wp14:anchorId="76C7C728" wp14:editId="69304888">
+                  <wp:anchor distT="0" distB="0" distL="114300" distR="114300" simplePos="0" relativeHeight="251659264" behindDoc="1" locked="0" layoutInCell="1" allowOverlap="1" wp14:anchorId="0FFEC9D5" wp14:editId="3C91B53D">
                     <wp:simplePos x="0" y="0"/>
                     <wp:positionH relativeFrom="page">
                       <wp:align>center</wp:align>
@@ -247,24 +247,6 @@
                                 </w:p>
                                 <w:p>
                                   <w:pPr>
-                                    <w:jc w:val="center"/>
-                                    <w:rPr>
-                                      <w:b/>
-                                      <w:sz w:val="50"/>
-                                      <w:szCs w:val="50"/>
-                                    </w:rPr>
-                                  </w:pPr>
-                                  <w:r>
-                                    <w:rPr>
-                                      <w:b/>
-                                      <w:sz w:val="50"/>
-                                      <w:szCs w:val="50"/>
-                                    </w:rPr>
-                                    <w:t>Customer Churn Prediction and Retention Drivers</w:t>
-                                  </w:r>
-                                </w:p>
-                                <w:p>
-                                  <w:pPr>
                                     <w:pStyle w:val="NoSpacing"/>
                                     <w:jc w:val="center"/>
                                     <w:rPr>
@@ -275,6 +257,14 @@
                                       <w:szCs w:val="72"/>
                                     </w:rPr>
                                   </w:pPr>
+                                  <w:r>
+                                    <w:rPr>
+                                      <w:b/>
+                                      <w:sz w:val="50"/>
+                                      <w:szCs w:val="50"/>
+                                    </w:rPr>
+                                    <w:t>Marketing Mix Modeling and Revenue Growth Drivers</w:t>
+                                  </w:r>
                                 </w:p>
                               </w:txbxContent>
                             </wps:txbx>
@@ -299,7 +289,7 @@
               </mc:Choice>
               <mc:Fallback>
                 <w:pict>
-                  <v:group w14:anchorId="76C7C728" id="Group 193" o:spid="_x0000_s1026" style="position:absolute;margin-left:0;margin-top:0;width:540.55pt;height:718.4pt;z-index:-251657216;mso-width-percent:882;mso-height-percent:909;mso-position-horizontal:center;mso-position-horizontal-relative:page;mso-position-vertical:center;mso-position-vertical-relative:page;mso-width-percent:882;mso-height-percent:909" coordsize="68648,91235" o:gfxdata="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">
+                  <v:group w14:anchorId="0FFEC9D5" id="Group 193" o:spid="_x0000_s1026" style="position:absolute;margin-left:0;margin-top:0;width:540.55pt;height:718.4pt;z-index:-251657216;mso-width-percent:882;mso-height-percent:909;mso-position-horizontal:center;mso-position-horizontal-relative:page;mso-position-vertical:center;mso-position-vertical-relative:page;mso-width-percent:882;mso-height-percent:909" coordsize="68648,91235" o:gfxdata="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">
                     <v:rect id="Rectangle 194" o:spid="_x0000_s1027" style="position:absolute;width:68580;height:13716;visibility:visible;mso-wrap-style:square;v-text-anchor:middle" o:gfxdata="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" fillcolor="#5b9bd5 [3204]" stroked="f" strokeweight="1pt"/>
                     <v:rect id="Rectangle 195" o:spid="_x0000_s1028" style="position:absolute;top:40943;width:68580;height:50292;visibility:visible;mso-wrap-style:square;v-text-anchor:bottom" o:gfxdata="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" fillcolor="#5b9bd5 [3204]" stroked="f" strokeweight="1pt">
                       <v:textbox inset="36pt,57.6pt,36pt,36pt">
@@ -389,24 +379,6 @@
                           </w:p>
                           <w:p>
                             <w:pPr>
-                              <w:jc w:val="center"/>
-                              <w:rPr>
-                                <w:b/>
-                                <w:sz w:val="50"/>
-                                <w:szCs w:val="50"/>
-                              </w:rPr>
-                            </w:pPr>
-                            <w:r>
-                              <w:rPr>
-                                <w:b/>
-                                <w:sz w:val="50"/>
-                                <w:szCs w:val="50"/>
-                              </w:rPr>
-                              <w:t>Customer Churn Prediction and Retention Drivers</w:t>
-                            </w:r>
-                          </w:p>
-                          <w:p>
-                            <w:pPr>
                               <w:pStyle w:val="NoSpacing"/>
                               <w:jc w:val="center"/>
                               <w:rPr>
@@ -417,6 +389,14 @@
                                 <w:szCs w:val="72"/>
                               </w:rPr>
                             </w:pPr>
+                            <w:r>
+                              <w:rPr>
+                                <w:b/>
+                                <w:sz w:val="50"/>
+                                <w:szCs w:val="50"/>
+                              </w:rPr>
+                              <w:t>Marketing Mix Modeling and Revenue Growth Drivers</w:t>
+                            </w:r>
                           </w:p>
                         </w:txbxContent>
                       </v:textbox>
@@ -1416,11 +1396,6 @@
         </w:p>
         <w:p>
           <w:pPr>
-            <w:pStyle w:val="Heading1"/>
-          </w:pPr>
-        </w:p>
-        <w:p>
-          <w:pPr>
             <w:rPr>
               <w:sz w:val="40"/>
               <w:szCs w:val="40"/>
@@ -1550,24 +1525,22 @@
               <w:sz w:val="40"/>
               <w:szCs w:val="40"/>
             </w:rPr>
-            <w:t xml:space="preserve">model </w:t>
-          </w:r>
-          <w:r>
-            <w:rPr>
-              <w:b/>
-              <w:bCs/>
-              <w:sz w:val="40"/>
-              <w:szCs w:val="40"/>
-            </w:rPr>
-            <w:lastRenderedPageBreak/>
-            <w:t>stability and interpretability via SHAP</w:t>
+            <w:t>model stability and interpretability via SHAP</w:t>
           </w:r>
           <w:r>
             <w:rPr>
               <w:sz w:val="40"/>
               <w:szCs w:val="40"/>
             </w:rPr>
-            <w:t xml:space="preserve"> were emphasized over black-box performance gains. The model is not designed for real-t</w:t>
+            <w:t xml:space="preserve"> were emphasized over </w:t>
+          </w:r>
+          <w:r>
+            <w:rPr>
+              <w:sz w:val="40"/>
+              <w:szCs w:val="40"/>
+            </w:rPr>
+            <w:lastRenderedPageBreak/>
+            <w:t>black-box performance gains. The model is not designed for real-t</w:t>
           </w:r>
           <w:r>
             <w:rPr>
@@ -8265,6 +8238,8 @@
           <w:szCs w:val="50"/>
         </w:rPr>
       </w:pPr>
+      <w:bookmarkStart w:id="8" w:name="_GoBack"/>
+      <w:bookmarkEnd w:id="8"/>
       <w:r>
         <w:rPr>
           <w:b/>
@@ -8322,6 +8297,47 @@
           <w:szCs w:val="36"/>
         </w:rPr>
       </w:pPr>
+      <w:r>
+        <w:rPr>
+          <w:sz w:val="36"/>
+          <w:szCs w:val="36"/>
+        </w:rPr>
+        <w:drawing>
+          <wp:inline distT="0" distB="0" distL="0" distR="0" wp14:anchorId="392817CC" wp14:editId="71E94BA0">
+            <wp:extent cx="6858000" cy="3449320"/>
+            <wp:effectExtent l="0" t="0" r="0" b="0"/>
+            <wp:docPr id="5" name="Picture 5"/>
+            <wp:cNvGraphicFramePr>
+              <a:graphicFrameLocks xmlns:a="http://schemas.openxmlformats.org/drawingml/2006/main" noChangeAspect="1"/>
+            </wp:cNvGraphicFramePr>
+            <a:graphic xmlns:a="http://schemas.openxmlformats.org/drawingml/2006/main">
+              <a:graphicData uri="http://schemas.openxmlformats.org/drawingml/2006/picture">
+                <pic:pic xmlns:pic="http://schemas.openxmlformats.org/drawingml/2006/picture">
+                  <pic:nvPicPr>
+                    <pic:cNvPr id="1" name=""/>
+                    <pic:cNvPicPr/>
+                  </pic:nvPicPr>
+                  <pic:blipFill>
+                    <a:blip r:embed="rId26"/>
+                    <a:stretch>
+                      <a:fillRect/>
+                    </a:stretch>
+                  </pic:blipFill>
+                  <pic:spPr>
+                    <a:xfrm>
+                      <a:off x="0" y="0"/>
+                      <a:ext cx="6858000" cy="3449320"/>
+                    </a:xfrm>
+                    <a:prstGeom prst="rect">
+                      <a:avLst/>
+                    </a:prstGeom>
+                  </pic:spPr>
+                </pic:pic>
+              </a:graphicData>
+            </a:graphic>
+          </wp:inline>
+        </w:drawing>
+      </w:r>
     </w:p>
     <w:p>
       <w:pPr>
@@ -8517,6 +8533,59 @@
     </w:p>
     <w:p>
       <w:pPr>
+        <w:ind w:left="360"/>
+        <w:rPr>
+          <w:b/>
+          <w:sz w:val="36"/>
+          <w:szCs w:val="36"/>
+        </w:rPr>
+      </w:pPr>
+      <w:r>
+        <w:rPr>
+          <w:b/>
+          <w:sz w:val="36"/>
+          <w:szCs w:val="36"/>
+        </w:rPr>
+        <w:lastRenderedPageBreak/>
+        <w:drawing>
+          <wp:inline distT="0" distB="0" distL="0" distR="0" wp14:anchorId="2568B58D" wp14:editId="2232D497">
+            <wp:extent cx="6858000" cy="3091815"/>
+            <wp:effectExtent l="0" t="0" r="0" b="0"/>
+            <wp:docPr id="10" name="Picture 10"/>
+            <wp:cNvGraphicFramePr>
+              <a:graphicFrameLocks xmlns:a="http://schemas.openxmlformats.org/drawingml/2006/main" noChangeAspect="1"/>
+            </wp:cNvGraphicFramePr>
+            <a:graphic xmlns:a="http://schemas.openxmlformats.org/drawingml/2006/main">
+              <a:graphicData uri="http://schemas.openxmlformats.org/drawingml/2006/picture">
+                <pic:pic xmlns:pic="http://schemas.openxmlformats.org/drawingml/2006/picture">
+                  <pic:nvPicPr>
+                    <pic:cNvPr id="1" name=""/>
+                    <pic:cNvPicPr/>
+                  </pic:nvPicPr>
+                  <pic:blipFill>
+                    <a:blip r:embed="rId27"/>
+                    <a:stretch>
+                      <a:fillRect/>
+                    </a:stretch>
+                  </pic:blipFill>
+                  <pic:spPr>
+                    <a:xfrm>
+                      <a:off x="0" y="0"/>
+                      <a:ext cx="6858000" cy="3091815"/>
+                    </a:xfrm>
+                    <a:prstGeom prst="rect">
+                      <a:avLst/>
+                    </a:prstGeom>
+                  </pic:spPr>
+                </pic:pic>
+              </a:graphicData>
+            </a:graphic>
+          </wp:inline>
+        </w:drawing>
+      </w:r>
+    </w:p>
+    <w:p>
+      <w:pPr>
         <w:pStyle w:val="ListParagraph"/>
         <w:numPr>
           <w:ilvl w:val="0"/>
@@ -8570,6 +8639,111 @@
     </w:p>
     <w:p>
       <w:pPr>
+        <w:ind w:left="360"/>
+        <w:rPr>
+          <w:b/>
+          <w:sz w:val="36"/>
+          <w:szCs w:val="36"/>
+        </w:rPr>
+      </w:pPr>
+      <w:r>
+        <w:rPr>
+          <w:b/>
+          <w:sz w:val="36"/>
+          <w:szCs w:val="36"/>
+        </w:rPr>
+        <w:drawing>
+          <wp:inline distT="0" distB="0" distL="0" distR="0" wp14:anchorId="1887EBB6" wp14:editId="0BAC3EAF">
+            <wp:extent cx="6858000" cy="2660650"/>
+            <wp:effectExtent l="0" t="0" r="0" b="6350"/>
+            <wp:docPr id="11" name="Picture 11"/>
+            <wp:cNvGraphicFramePr>
+              <a:graphicFrameLocks xmlns:a="http://schemas.openxmlformats.org/drawingml/2006/main" noChangeAspect="1"/>
+            </wp:cNvGraphicFramePr>
+            <a:graphic xmlns:a="http://schemas.openxmlformats.org/drawingml/2006/main">
+              <a:graphicData uri="http://schemas.openxmlformats.org/drawingml/2006/picture">
+                <pic:pic xmlns:pic="http://schemas.openxmlformats.org/drawingml/2006/picture">
+                  <pic:nvPicPr>
+                    <pic:cNvPr id="1" name=""/>
+                    <pic:cNvPicPr/>
+                  </pic:nvPicPr>
+                  <pic:blipFill>
+                    <a:blip r:embed="rId28"/>
+                    <a:stretch>
+                      <a:fillRect/>
+                    </a:stretch>
+                  </pic:blipFill>
+                  <pic:spPr>
+                    <a:xfrm>
+                      <a:off x="0" y="0"/>
+                      <a:ext cx="6858000" cy="2660650"/>
+                    </a:xfrm>
+                    <a:prstGeom prst="rect">
+                      <a:avLst/>
+                    </a:prstGeom>
+                  </pic:spPr>
+                </pic:pic>
+              </a:graphicData>
+            </a:graphic>
+          </wp:inline>
+        </w:drawing>
+      </w:r>
+    </w:p>
+    <w:p>
+      <w:pPr>
+        <w:ind w:left="360"/>
+        <w:rPr>
+          <w:b/>
+          <w:sz w:val="36"/>
+          <w:szCs w:val="36"/>
+        </w:rPr>
+      </w:pPr>
+      <w:r>
+        <w:rPr>
+          <w:b/>
+          <w:sz w:val="36"/>
+          <w:szCs w:val="36"/>
+        </w:rPr>
+        <w:lastRenderedPageBreak/>
+        <w:drawing>
+          <wp:inline distT="0" distB="0" distL="0" distR="0" wp14:anchorId="17735ECD" wp14:editId="759FD16C">
+            <wp:extent cx="6858000" cy="2427605"/>
+            <wp:effectExtent l="0" t="0" r="0" b="0"/>
+            <wp:docPr id="12" name="Picture 12"/>
+            <wp:cNvGraphicFramePr>
+              <a:graphicFrameLocks xmlns:a="http://schemas.openxmlformats.org/drawingml/2006/main" noChangeAspect="1"/>
+            </wp:cNvGraphicFramePr>
+            <a:graphic xmlns:a="http://schemas.openxmlformats.org/drawingml/2006/main">
+              <a:graphicData uri="http://schemas.openxmlformats.org/drawingml/2006/picture">
+                <pic:pic xmlns:pic="http://schemas.openxmlformats.org/drawingml/2006/picture">
+                  <pic:nvPicPr>
+                    <pic:cNvPr id="1" name=""/>
+                    <pic:cNvPicPr/>
+                  </pic:nvPicPr>
+                  <pic:blipFill>
+                    <a:blip r:embed="rId29"/>
+                    <a:stretch>
+                      <a:fillRect/>
+                    </a:stretch>
+                  </pic:blipFill>
+                  <pic:spPr>
+                    <a:xfrm>
+                      <a:off x="0" y="0"/>
+                      <a:ext cx="6858000" cy="2427605"/>
+                    </a:xfrm>
+                    <a:prstGeom prst="rect">
+                      <a:avLst/>
+                    </a:prstGeom>
+                  </pic:spPr>
+                </pic:pic>
+              </a:graphicData>
+            </a:graphic>
+          </wp:inline>
+        </w:drawing>
+      </w:r>
+    </w:p>
+    <w:p>
+      <w:pPr>
         <w:rPr>
           <w:b/>
           <w:sz w:val="36"/>
@@ -8721,7 +8895,22 @@
           <w:sz w:val="36"/>
           <w:szCs w:val="36"/>
         </w:rPr>
-        <w:t xml:space="preserve"> ($\alpha=0.05$) to "Anchor" channels like </w:t>
+        <w:t xml:space="preserve"> (</w:t>
+      </w:r>
+      <w:r>
+        <w:rPr>
+          <w:rFonts w:cstheme="minorHAnsi"/>
+          <w:sz w:val="36"/>
+          <w:szCs w:val="36"/>
+        </w:rPr>
+        <w:t>α</w:t>
+      </w:r>
+      <w:r>
+        <w:rPr>
+          <w:sz w:val="36"/>
+          <w:szCs w:val="36"/>
+        </w:rPr>
+        <w:t xml:space="preserve">=0.05$) to "Anchor" channels like </w:t>
       </w:r>
       <w:r>
         <w:rPr>
@@ -8729,7 +8918,6 @@
           <w:sz w:val="36"/>
           <w:szCs w:val="36"/>
         </w:rPr>
-        <w:lastRenderedPageBreak/>
         <w:t>Affiliate</w:t>
       </w:r>
       <w:r>
@@ -8737,7 +8925,22 @@
           <w:sz w:val="36"/>
           <w:szCs w:val="36"/>
         </w:rPr>
-        <w:t xml:space="preserve"> ($\alpha=0.95$) will improve the long-term sales floor.</w:t>
+        <w:t xml:space="preserve"> </w:t>
+      </w:r>
+      <w:r>
+        <w:rPr>
+          <w:rFonts w:cstheme="minorHAnsi"/>
+          <w:sz w:val="36"/>
+          <w:szCs w:val="36"/>
+        </w:rPr>
+        <w:t>α</w:t>
+      </w:r>
+      <w:r>
+        <w:rPr>
+          <w:sz w:val="36"/>
+          <w:szCs w:val="36"/>
+        </w:rPr>
+        <w:t>=0.95$) will improve the long-term sales floor.</w:t>
       </w:r>
     </w:p>
     <w:p>
@@ -8775,7 +8978,22 @@
           <w:sz w:val="36"/>
           <w:szCs w:val="36"/>
         </w:rPr>
-        <w:t xml:space="preserve">Based on the $R^2$ of </w:t>
+        <w:t>Based on the R</w:t>
+      </w:r>
+      <w:r>
+        <w:rPr>
+          <w:rFonts w:cstheme="minorHAnsi"/>
+          <w:sz w:val="36"/>
+          <w:szCs w:val="36"/>
+        </w:rPr>
+        <w:t>²</w:t>
+      </w:r>
+      <w:r>
+        <w:rPr>
+          <w:sz w:val="36"/>
+          <w:szCs w:val="36"/>
+        </w:rPr>
+        <w:t xml:space="preserve"> of </w:t>
       </w:r>
       <w:r>
         <w:rPr>
@@ -8891,6 +9109,7 @@
           <w:sz w:val="36"/>
           <w:szCs w:val="36"/>
         </w:rPr>
+        <w:lastRenderedPageBreak/>
         <w:t>Annualized Potential</w:t>
       </w:r>
       <w:r>
@@ -8941,8 +9160,8 @@
           <w:szCs w:val="36"/>
         </w:rPr>
         <w:sectPr>
-          <w:headerReference w:type="default" r:id="rId26"/>
-          <w:headerReference w:type="first" r:id="rId27"/>
+          <w:headerReference w:type="default" r:id="rId30"/>
+          <w:headerReference w:type="first" r:id="rId31"/>
           <w:pgSz w:w="12240" w:h="15840"/>
           <w:pgMar w:top="720" w:right="720" w:bottom="720" w:left="720" w:header="708" w:footer="708" w:gutter="0"/>
           <w:cols w:space="708"/>
@@ -8961,7 +9180,7 @@
           <w:szCs w:val="50"/>
         </w:rPr>
       </w:pPr>
-      <w:bookmarkStart w:id="8" w:name="_Toc220325082"/>
+      <w:bookmarkStart w:id="9" w:name="_Toc220325082"/>
       <w:r>
         <w:rPr>
           <w:b/>
@@ -8971,7 +9190,7 @@
         <w:lastRenderedPageBreak/>
         <w:t>9. Limitations, Recommendations and Next Steps</w:t>
       </w:r>
-      <w:bookmarkEnd w:id="8"/>
+      <w:bookmarkEnd w:id="9"/>
     </w:p>
     <w:p>
       <w:pPr>
@@ -8998,36 +9217,39 @@
     </w:p>
     <w:p>
       <w:pPr>
-        <w:rPr>
-          <w:b/>
-          <w:sz w:val="36"/>
-          <w:szCs w:val="36"/>
-        </w:rPr>
-      </w:pPr>
-      <w:bookmarkStart w:id="9" w:name="_GoBack"/>
-      <w:bookmarkEnd w:id="9"/>
-      <w:r>
-        <w:rPr>
-          <w:b/>
-          <w:sz w:val="36"/>
-          <w:szCs w:val="36"/>
-        </w:rPr>
-        <w:t xml:space="preserve">9.1 Strategic Recommendations: </w:t>
-      </w:r>
-    </w:p>
-    <w:p>
-      <w:pPr>
-        <w:rPr>
-          <w:sz w:val="36"/>
-          <w:szCs w:val="36"/>
-        </w:rPr>
-      </w:pPr>
-      <w:r>
-        <w:rPr>
-          <w:sz w:val="36"/>
-          <w:szCs w:val="36"/>
-        </w:rPr>
-        <w:t xml:space="preserve">Based on the model’s findings and counterfactual simulations, two actions are recommended: </w:t>
+        <w:pStyle w:val="ListParagraph"/>
+        <w:numPr>
+          <w:ilvl w:val="1"/>
+          <w:numId w:val="28"/>
+        </w:numPr>
+        <w:rPr>
+          <w:b/>
+          <w:sz w:val="36"/>
+          <w:szCs w:val="36"/>
+        </w:rPr>
+      </w:pPr>
+      <w:r>
+        <w:rPr>
+          <w:b/>
+          <w:sz w:val="36"/>
+          <w:szCs w:val="36"/>
+        </w:rPr>
+        <w:t xml:space="preserve">Strategic Recommendations: </w:t>
+      </w:r>
+    </w:p>
+    <w:p>
+      <w:pPr>
+        <w:rPr>
+          <w:sz w:val="36"/>
+          <w:szCs w:val="36"/>
+        </w:rPr>
+      </w:pPr>
+      <w:r>
+        <w:rPr>
+          <w:sz w:val="36"/>
+          <w:szCs w:val="36"/>
+        </w:rPr>
+        <w:t>Based on model findings and dashboard interactions, two primary actions are prioritized to maximize revenue:</w:t>
       </w:r>
     </w:p>
     <w:p>
@@ -9048,7 +9270,7 @@
           <w:sz w:val="36"/>
           <w:szCs w:val="36"/>
         </w:rPr>
-        <w:t xml:space="preserve">The Anchor Campaign: </w:t>
+        <w:t>The Google/Facebook Priority Shift</w:t>
       </w:r>
     </w:p>
     <w:p>
@@ -9076,30 +9298,23 @@
           <w:sz w:val="36"/>
           <w:szCs w:val="36"/>
         </w:rPr>
-        <w:t xml:space="preserve">Target “Vulnerable Veterans” (High tenure, Month-to-Month) with a bundle offer for </w:t>
-      </w:r>
-      <w:r>
-        <w:rPr>
-          <w:b/>
-          <w:sz w:val="36"/>
-          <w:szCs w:val="36"/>
-        </w:rPr>
-        <w:t xml:space="preserve">Online Security </w:t>
-      </w:r>
-      <w:r>
-        <w:rPr>
-          <w:sz w:val="36"/>
-          <w:szCs w:val="36"/>
-        </w:rPr>
-        <w:t xml:space="preserve">or </w:t>
-      </w:r>
-      <w:r>
-        <w:rPr>
-          <w:b/>
-          <w:sz w:val="36"/>
-          <w:szCs w:val="36"/>
-        </w:rPr>
-        <w:t>Tech Support.</w:t>
+        <w:t xml:space="preserve">Reallocate 10–15% of the budget currently sitting in low-impact or "fast-decay" channels (e.g., Paid YouTube) to </w:t>
+      </w:r>
+      <w:r>
+        <w:rPr>
+          <w:b/>
+          <w:bCs/>
+          <w:sz w:val="36"/>
+          <w:szCs w:val="36"/>
+        </w:rPr>
+        <w:t>Google Impressions</w:t>
+      </w:r>
+      <w:r>
+        <w:rPr>
+          <w:sz w:val="36"/>
+          <w:szCs w:val="36"/>
+        </w:rPr>
+        <w:t xml:space="preserve"> immediately.</w:t>
       </w:r>
     </w:p>
     <w:p>
@@ -9120,14 +9335,14 @@
           <w:sz w:val="36"/>
           <w:szCs w:val="36"/>
         </w:rPr>
-        <w:t xml:space="preserve">Rationale: EDA </w:t>
-      </w:r>
-      <w:r>
-        <w:rPr>
-          <w:sz w:val="36"/>
-          <w:szCs w:val="36"/>
-        </w:rPr>
-        <w:t>confirmed these services act as a retention shield, significantly lowering churn probability for fiber users.</w:t>
+        <w:t xml:space="preserve">Rationale: </w:t>
+      </w:r>
+      <w:r>
+        <w:rPr>
+          <w:sz w:val="36"/>
+          <w:szCs w:val="36"/>
+        </w:rPr>
+        <w:t>The model attributes the highest marginal impact to Google, and EDA confirms a strong 2-week lagged correlation with sales.</w:t>
       </w:r>
     </w:p>
     <w:p>
@@ -9148,7 +9363,7 @@
           <w:sz w:val="36"/>
           <w:szCs w:val="36"/>
         </w:rPr>
-        <w:t>The Contract Migration Strategy (Validated via Simulation):</w:t>
+        <w:t>The Seasonality-Aware Planning Framework</w:t>
       </w:r>
     </w:p>
     <w:p>
@@ -9176,22 +9391,23 @@
           <w:sz w:val="36"/>
           <w:szCs w:val="36"/>
         </w:rPr>
-        <w:t>Target high risk Month to Month users with a “12</w:t>
-      </w:r>
-      <w:r>
-        <w:rPr>
-          <w:sz w:val="36"/>
-          <w:szCs w:val="36"/>
-          <w:vertAlign w:val="superscript"/>
-        </w:rPr>
-        <w:t>th</w:t>
-      </w:r>
-      <w:r>
-        <w:rPr>
-          <w:sz w:val="36"/>
-          <w:szCs w:val="36"/>
-        </w:rPr>
-        <w:t xml:space="preserve"> Month Free” offer to incentivize upgrading to a 1 year contract. </w:t>
+        <w:t xml:space="preserve">Use the dashboard's </w:t>
+      </w:r>
+      <w:r>
+        <w:rPr>
+          <w:b/>
+          <w:bCs/>
+          <w:sz w:val="36"/>
+          <w:szCs w:val="36"/>
+        </w:rPr>
+        <w:t>Month Dummies</w:t>
+      </w:r>
+      <w:r>
+        <w:rPr>
+          <w:sz w:val="36"/>
+          <w:szCs w:val="36"/>
+        </w:rPr>
+        <w:t xml:space="preserve"> to adjust budget planning, specifically to avoid over-attributing the November sales surge to media spend.</w:t>
       </w:r>
     </w:p>
     <w:p>
@@ -9212,124 +9428,94 @@
           <w:sz w:val="36"/>
           <w:szCs w:val="36"/>
         </w:rPr>
-        <w:t>Model Validation:</w:t>
-      </w:r>
-      <w:r>
-        <w:rPr>
-          <w:sz w:val="36"/>
-          <w:szCs w:val="36"/>
-        </w:rPr>
-        <w:t xml:space="preserve"> I ran a counterfactual simulation on the test set, artificially migrating all high-risk users to a 1 year contract. </w:t>
-      </w:r>
-    </w:p>
-    <w:p>
-      <w:pPr>
-        <w:pStyle w:val="ListParagraph"/>
-        <w:numPr>
-          <w:ilvl w:val="1"/>
-          <w:numId w:val="13"/>
-        </w:numPr>
-        <w:rPr>
-          <w:sz w:val="36"/>
-          <w:szCs w:val="36"/>
-        </w:rPr>
-      </w:pPr>
-      <w:r>
-        <w:rPr>
-          <w:b/>
-          <w:sz w:val="36"/>
-          <w:szCs w:val="36"/>
-        </w:rPr>
-        <w:t>Result:</w:t>
-      </w:r>
-      <w:r>
-        <w:rPr>
-          <w:sz w:val="36"/>
-          <w:szCs w:val="36"/>
-        </w:rPr>
-        <w:t xml:space="preserve"> The model predicts this single action would reduce churn volume by </w:t>
-      </w:r>
-      <w:r>
-        <w:rPr>
-          <w:b/>
-          <w:sz w:val="36"/>
-          <w:szCs w:val="36"/>
-        </w:rPr>
-        <w:t xml:space="preserve">~34% </w:t>
-      </w:r>
-      <w:r>
-        <w:rPr>
-          <w:sz w:val="36"/>
-          <w:szCs w:val="36"/>
-        </w:rPr>
-        <w:t xml:space="preserve">(499 -&gt; 328 churners). </w:t>
-      </w:r>
-    </w:p>
-    <w:p>
-      <w:pPr>
-        <w:pStyle w:val="ListParagraph"/>
-        <w:numPr>
-          <w:ilvl w:val="1"/>
-          <w:numId w:val="13"/>
-        </w:numPr>
-        <w:rPr>
-          <w:sz w:val="36"/>
-          <w:szCs w:val="36"/>
-        </w:rPr>
-      </w:pPr>
-      <w:r>
-        <w:rPr>
-          <w:b/>
-          <w:sz w:val="36"/>
-          <w:szCs w:val="36"/>
-        </w:rPr>
-        <w:t>Financial Impact:</w:t>
-      </w:r>
-      <w:r>
-        <w:rPr>
-          <w:sz w:val="36"/>
-          <w:szCs w:val="36"/>
-        </w:rPr>
-        <w:t xml:space="preserve">  This represents a potential </w:t>
-      </w:r>
-      <w:r>
-        <w:rPr>
-          <w:b/>
-          <w:sz w:val="36"/>
-          <w:szCs w:val="36"/>
-        </w:rPr>
-        <w:t>$12,600 monthly revenue retention</w:t>
-      </w:r>
-      <w:r>
-        <w:rPr>
-          <w:sz w:val="36"/>
-          <w:szCs w:val="36"/>
-        </w:rPr>
-        <w:t xml:space="preserve"> upside on the test population alone</w:t>
-      </w:r>
-    </w:p>
-    <w:p>
-      <w:pPr>
-        <w:rPr>
-          <w:sz w:val="36"/>
-          <w:szCs w:val="36"/>
-        </w:rPr>
-      </w:pPr>
-    </w:p>
-    <w:p>
-      <w:pPr>
-        <w:rPr>
-          <w:b/>
-          <w:sz w:val="36"/>
-          <w:szCs w:val="36"/>
-        </w:rPr>
-      </w:pPr>
-      <w:r>
-        <w:rPr>
-          <w:b/>
-          <w:sz w:val="36"/>
-          <w:szCs w:val="36"/>
-        </w:rPr>
+        <w:t>Rationale</w:t>
+      </w:r>
+      <w:r>
+        <w:rPr>
+          <w:b/>
+          <w:sz w:val="36"/>
+          <w:szCs w:val="36"/>
+        </w:rPr>
+        <w:t>:</w:t>
+      </w:r>
+      <w:r>
+        <w:rPr>
+          <w:sz w:val="36"/>
+          <w:szCs w:val="36"/>
+        </w:rPr>
+        <w:t xml:space="preserve"> </w:t>
+      </w:r>
+      <w:r>
+        <w:rPr>
+          <w:sz w:val="36"/>
+          <w:szCs w:val="36"/>
+        </w:rPr>
+        <w:t xml:space="preserve">The model successfully isolated a </w:t>
+      </w:r>
+      <w:r>
+        <w:rPr>
+          <w:b/>
+          <w:bCs/>
+          <w:sz w:val="36"/>
+          <w:szCs w:val="36"/>
+        </w:rPr>
+        <w:t>~15% organic seasonal effect</w:t>
+      </w:r>
+      <w:r>
+        <w:rPr>
+          <w:sz w:val="36"/>
+          <w:szCs w:val="36"/>
+        </w:rPr>
+        <w:t xml:space="preserve"> in November. Ignoring this "baseline gift" leads to significant overspending in Q4.</w:t>
+      </w:r>
+    </w:p>
+    <w:p>
+      <w:pPr>
+        <w:rPr>
+          <w:sz w:val="36"/>
+          <w:szCs w:val="36"/>
+        </w:rPr>
+      </w:pPr>
+    </w:p>
+    <w:p>
+      <w:pPr>
+        <w:rPr>
+          <w:sz w:val="36"/>
+          <w:szCs w:val="36"/>
+        </w:rPr>
+      </w:pPr>
+    </w:p>
+    <w:p>
+      <w:pPr>
+        <w:rPr>
+          <w:sz w:val="36"/>
+          <w:szCs w:val="36"/>
+        </w:rPr>
+      </w:pPr>
+    </w:p>
+    <w:p>
+      <w:pPr>
+        <w:rPr>
+          <w:sz w:val="36"/>
+          <w:szCs w:val="36"/>
+        </w:rPr>
+      </w:pPr>
+    </w:p>
+    <w:p>
+      <w:pPr>
+        <w:rPr>
+          <w:b/>
+          <w:sz w:val="36"/>
+          <w:szCs w:val="36"/>
+        </w:rPr>
+      </w:pPr>
+      <w:r>
+        <w:rPr>
+          <w:b/>
+          <w:sz w:val="36"/>
+          <w:szCs w:val="36"/>
+        </w:rPr>
+        <w:lastRenderedPageBreak/>
         <w:t xml:space="preserve">9.2 Technical Limitations </w:t>
       </w:r>
     </w:p>
@@ -9349,31 +9535,26 @@
       <w:r>
         <w:rPr>
           <w:b/>
-          <w:sz w:val="36"/>
-          <w:szCs w:val="36"/>
-        </w:rPr>
-        <w:t xml:space="preserve">Snapshot View vs. Time-Series: </w:t>
-      </w:r>
-      <w:r>
-        <w:rPr>
-          <w:sz w:val="36"/>
-          <w:szCs w:val="36"/>
-        </w:rPr>
-        <w:t>The dataset treats customer behavior as a static snapshot. There is no capture of temporal trends (e.g</w:t>
-      </w:r>
-      <w:r>
-        <w:rPr>
-          <w:sz w:val="36"/>
-          <w:szCs w:val="36"/>
-        </w:rPr>
-        <w:t>.</w:t>
-      </w:r>
-      <w:r>
-        <w:rPr>
-          <w:sz w:val="36"/>
-          <w:szCs w:val="36"/>
-        </w:rPr>
-        <w:t xml:space="preserve"> “Usage dropped by 50% last month”), which Is often a leading indicator of churn. </w:t>
+          <w:bCs/>
+          <w:sz w:val="36"/>
+          <w:szCs w:val="36"/>
+        </w:rPr>
+        <w:t>Observational Data</w:t>
+      </w:r>
+      <w:r>
+        <w:rPr>
+          <w:b/>
+          <w:sz w:val="36"/>
+          <w:szCs w:val="36"/>
+        </w:rPr>
+        <w:t xml:space="preserve">: </w:t>
+      </w:r>
+      <w:r>
+        <w:rPr>
+          <w:sz w:val="36"/>
+          <w:szCs w:val="36"/>
+        </w:rPr>
+        <w:t>The model identifies strong associations, not definitive causation. Unobserved confounders, such as competitor price drops or product launches, may still bias channel estimates.</w:t>
       </w:r>
     </w:p>
     <w:p>
@@ -9389,50 +9570,88 @@
           <w:szCs w:val="36"/>
         </w:rPr>
       </w:pPr>
-      <w:r>
-        <w:rPr>
-          <w:b/>
-          <w:sz w:val="36"/>
-          <w:szCs w:val="36"/>
-        </w:rPr>
-        <w:t>Correlation vs.</w:t>
-      </w:r>
-      <w:r>
-        <w:rPr>
-          <w:sz w:val="36"/>
-          <w:szCs w:val="36"/>
-        </w:rPr>
-        <w:t xml:space="preserve"> </w:t>
-      </w:r>
-      <w:r>
-        <w:rPr>
-          <w:b/>
-          <w:sz w:val="36"/>
-          <w:szCs w:val="36"/>
-        </w:rPr>
-        <w:t xml:space="preserve">Causation: </w:t>
-      </w:r>
-      <w:r>
-        <w:rPr>
-          <w:sz w:val="36"/>
-          <w:szCs w:val="36"/>
-        </w:rPr>
-        <w:t xml:space="preserve">While the model successfully identifies </w:t>
-      </w:r>
-      <w:r>
-        <w:rPr>
-          <w:i/>
-          <w:sz w:val="36"/>
-          <w:szCs w:val="36"/>
-        </w:rPr>
-        <w:t>who</w:t>
-      </w:r>
-      <w:r>
-        <w:rPr>
-          <w:sz w:val="36"/>
-          <w:szCs w:val="36"/>
-        </w:rPr>
-        <w:t xml:space="preserve"> is at risk, it is heavily reliant on correlation. High pricing correlates with churn, but reducing pricing isn’t guaranteed to fix it if the root cause is poor service quality. </w:t>
+      <w:proofErr w:type="spellStart"/>
+      <w:r>
+        <w:rPr>
+          <w:b/>
+          <w:bCs/>
+          <w:sz w:val="36"/>
+          <w:szCs w:val="36"/>
+        </w:rPr>
+        <w:t>Adstock</w:t>
+      </w:r>
+      <w:proofErr w:type="spellEnd"/>
+      <w:r>
+        <w:rPr>
+          <w:b/>
+          <w:bCs/>
+          <w:sz w:val="36"/>
+          <w:szCs w:val="36"/>
+        </w:rPr>
+        <w:t xml:space="preserve"> Alpha Selection</w:t>
+      </w:r>
+      <w:r>
+        <w:rPr>
+          <w:b/>
+          <w:sz w:val="36"/>
+          <w:szCs w:val="36"/>
+        </w:rPr>
+        <w:t xml:space="preserve">: </w:t>
+      </w:r>
+      <w:r>
+        <w:rPr>
+          <w:sz w:val="36"/>
+          <w:szCs w:val="36"/>
+        </w:rPr>
+        <w:t xml:space="preserve">Alphas were chosen using a manual grid search via </w:t>
+      </w:r>
+      <w:proofErr w:type="spellStart"/>
+      <w:r>
+        <w:rPr>
+          <w:sz w:val="36"/>
+          <w:szCs w:val="36"/>
+        </w:rPr>
+        <w:t>find_best_</w:t>
+      </w:r>
+      <w:proofErr w:type="gramStart"/>
+      <w:r>
+        <w:rPr>
+          <w:sz w:val="36"/>
+          <w:szCs w:val="36"/>
+        </w:rPr>
+        <w:t>alpha</w:t>
+      </w:r>
+      <w:proofErr w:type="spellEnd"/>
+      <w:r>
+        <w:rPr>
+          <w:sz w:val="36"/>
+          <w:szCs w:val="36"/>
+        </w:rPr>
+        <w:t>(</w:t>
+      </w:r>
+      <w:proofErr w:type="gramEnd"/>
+      <w:r>
+        <w:rPr>
+          <w:sz w:val="36"/>
+          <w:szCs w:val="36"/>
+        </w:rPr>
+        <w:t xml:space="preserve">) rather than being jointly optimized or calculated through a Bayesian framework. There is a minor risk of </w:t>
+      </w:r>
+      <w:proofErr w:type="spellStart"/>
+      <w:r>
+        <w:rPr>
+          <w:sz w:val="36"/>
+          <w:szCs w:val="36"/>
+        </w:rPr>
+        <w:t>overfitting</w:t>
+      </w:r>
+      <w:proofErr w:type="spellEnd"/>
+      <w:r>
+        <w:rPr>
+          <w:sz w:val="36"/>
+          <w:szCs w:val="36"/>
+        </w:rPr>
+        <w:t xml:space="preserve"> these decay rates to historical noise.</w:t>
       </w:r>
     </w:p>
     <w:p>
@@ -9451,22 +9670,46 @@
       <w:r>
         <w:rPr>
           <w:b/>
-          <w:sz w:val="36"/>
-          <w:szCs w:val="36"/>
-        </w:rPr>
-        <w:t>Intervention Assumptions:</w:t>
-      </w:r>
-      <w:r>
-        <w:rPr>
-          <w:sz w:val="36"/>
-          <w:szCs w:val="36"/>
-        </w:rPr>
-        <w:t xml:space="preserve"> The ROI analysis assumed a flat 30% success rate for retention offers. This is a heuristic; actual pilot data will be required to calibrate the true lift of specific interventions </w:t>
-      </w:r>
-    </w:p>
-    <w:p>
-      <w:pPr>
-        <w:ind w:left="360"/>
+          <w:bCs/>
+          <w:sz w:val="36"/>
+          <w:szCs w:val="36"/>
+        </w:rPr>
+        <w:t>Limited Temporal Scope</w:t>
+      </w:r>
+      <w:r>
+        <w:rPr>
+          <w:b/>
+          <w:sz w:val="36"/>
+          <w:szCs w:val="36"/>
+        </w:rPr>
+        <w:t xml:space="preserve">: </w:t>
+      </w:r>
+      <w:r>
+        <w:rPr>
+          <w:sz w:val="36"/>
+          <w:szCs w:val="36"/>
+        </w:rPr>
+        <w:t xml:space="preserve">With </w:t>
+      </w:r>
+      <w:r>
+        <w:rPr>
+          <w:bCs/>
+          <w:sz w:val="36"/>
+          <w:szCs w:val="36"/>
+        </w:rPr>
+        <w:t>~120 weekly observations</w:t>
+      </w:r>
+      <w:r>
+        <w:rPr>
+          <w:sz w:val="36"/>
+          <w:szCs w:val="36"/>
+        </w:rPr>
+        <w:t>, the dataset is robust but may not fully capture long-term brand-building effects or multi-year structural market shifts.</w:t>
+      </w:r>
+    </w:p>
+    <w:p>
+      <w:pPr>
+        <w:ind w:left="567"/>
         <w:rPr>
           <w:b/>
           <w:sz w:val="36"/>
@@ -9475,8 +9718,8 @@
       </w:pPr>
     </w:p>
     <w:sectPr>
-      <w:headerReference w:type="default" r:id="rId28"/>
-      <w:headerReference w:type="first" r:id="rId29"/>
+      <w:headerReference w:type="default" r:id="rId32"/>
+      <w:headerReference w:type="first" r:id="rId33"/>
       <w:pgSz w:w="12240" w:h="15840"/>
       <w:pgMar w:top="720" w:right="720" w:bottom="720" w:left="720" w:header="708" w:footer="708" w:gutter="0"/>
       <w:cols w:space="708"/>
@@ -9582,37 +9825,6 @@
   <w:p>
     <w:pPr>
       <w:pStyle w:val="Header"/>
-      <w:jc w:val="center"/>
-      <w:rPr>
-        <w:b/>
-        <w:sz w:val="50"/>
-        <w:szCs w:val="50"/>
-      </w:rPr>
-    </w:pPr>
-    <w:r>
-      <w:rPr>
-        <w:b/>
-        <w:sz w:val="50"/>
-        <w:szCs w:val="50"/>
-      </w:rPr>
-      <w:t>9. Limitations, Recommendations and Next Steps</w:t>
-    </w:r>
-  </w:p>
-  <w:p>
-    <w:pPr>
-      <w:pStyle w:val="Header"/>
-      <w:jc w:val="center"/>
-    </w:pPr>
-  </w:p>
-  <w:p>
-    <w:pPr>
-      <w:pStyle w:val="Header"/>
-      <w:jc w:val="center"/>
-    </w:pPr>
-  </w:p>
-  <w:p>
-    <w:pPr>
-      <w:pStyle w:val="Header"/>
     </w:pPr>
   </w:p>
 </w:hdr>
@@ -11956,6 +12168,119 @@
     </w:lvl>
   </w:abstractNum>
   <w:abstractNum w:abstractNumId="21">
+    <w:nsid w:val="621A4FFE"/>
+    <w:multiLevelType w:val="multilevel"/>
+    <w:tmpl w:val="05F62DF2"/>
+    <w:lvl w:ilvl="0">
+      <w:start w:val="9"/>
+      <w:numFmt w:val="decimal"/>
+      <w:lvlText w:val="%1"/>
+      <w:lvlJc w:val="left"/>
+      <w:pPr>
+        <w:ind w:left="450" w:hanging="450"/>
+      </w:pPr>
+      <w:rPr>
+        <w:rFonts w:hint="default"/>
+      </w:rPr>
+    </w:lvl>
+    <w:lvl w:ilvl="1">
+      <w:start w:val="1"/>
+      <w:numFmt w:val="decimal"/>
+      <w:lvlText w:val="%1.%2"/>
+      <w:lvlJc w:val="left"/>
+      <w:pPr>
+        <w:ind w:left="720" w:hanging="720"/>
+      </w:pPr>
+      <w:rPr>
+        <w:rFonts w:hint="default"/>
+      </w:rPr>
+    </w:lvl>
+    <w:lvl w:ilvl="2">
+      <w:start w:val="1"/>
+      <w:numFmt w:val="decimal"/>
+      <w:lvlText w:val="%1.%2.%3"/>
+      <w:lvlJc w:val="left"/>
+      <w:pPr>
+        <w:ind w:left="720" w:hanging="720"/>
+      </w:pPr>
+      <w:rPr>
+        <w:rFonts w:hint="default"/>
+      </w:rPr>
+    </w:lvl>
+    <w:lvl w:ilvl="3">
+      <w:start w:val="1"/>
+      <w:numFmt w:val="decimal"/>
+      <w:lvlText w:val="%1.%2.%3.%4"/>
+      <w:lvlJc w:val="left"/>
+      <w:pPr>
+        <w:ind w:left="1080" w:hanging="1080"/>
+      </w:pPr>
+      <w:rPr>
+        <w:rFonts w:hint="default"/>
+      </w:rPr>
+    </w:lvl>
+    <w:lvl w:ilvl="4">
+      <w:start w:val="1"/>
+      <w:numFmt w:val="decimal"/>
+      <w:lvlText w:val="%1.%2.%3.%4.%5"/>
+      <w:lvlJc w:val="left"/>
+      <w:pPr>
+        <w:ind w:left="1440" w:hanging="1440"/>
+      </w:pPr>
+      <w:rPr>
+        <w:rFonts w:hint="default"/>
+      </w:rPr>
+    </w:lvl>
+    <w:lvl w:ilvl="5">
+      <w:start w:val="1"/>
+      <w:numFmt w:val="decimal"/>
+      <w:lvlText w:val="%1.%2.%3.%4.%5.%6"/>
+      <w:lvlJc w:val="left"/>
+      <w:pPr>
+        <w:ind w:left="1800" w:hanging="1800"/>
+      </w:pPr>
+      <w:rPr>
+        <w:rFonts w:hint="default"/>
+      </w:rPr>
+    </w:lvl>
+    <w:lvl w:ilvl="6">
+      <w:start w:val="1"/>
+      <w:numFmt w:val="decimal"/>
+      <w:lvlText w:val="%1.%2.%3.%4.%5.%6.%7"/>
+      <w:lvlJc w:val="left"/>
+      <w:pPr>
+        <w:ind w:left="1800" w:hanging="1800"/>
+      </w:pPr>
+      <w:rPr>
+        <w:rFonts w:hint="default"/>
+      </w:rPr>
+    </w:lvl>
+    <w:lvl w:ilvl="7">
+      <w:start w:val="1"/>
+      <w:numFmt w:val="decimal"/>
+      <w:lvlText w:val="%1.%2.%3.%4.%5.%6.%7.%8"/>
+      <w:lvlJc w:val="left"/>
+      <w:pPr>
+        <w:ind w:left="2160" w:hanging="2160"/>
+      </w:pPr>
+      <w:rPr>
+        <w:rFonts w:hint="default"/>
+      </w:rPr>
+    </w:lvl>
+    <w:lvl w:ilvl="8">
+      <w:start w:val="1"/>
+      <w:numFmt w:val="decimal"/>
+      <w:lvlText w:val="%1.%2.%3.%4.%5.%6.%7.%8.%9"/>
+      <w:lvlJc w:val="left"/>
+      <w:pPr>
+        <w:ind w:left="2520" w:hanging="2520"/>
+      </w:pPr>
+      <w:rPr>
+        <w:rFonts w:hint="default"/>
+      </w:rPr>
+    </w:lvl>
+  </w:abstractNum>
+  <w:abstractNum w:abstractNumId="22">
     <w:nsid w:val="65C57F99"/>
     <w:multiLevelType w:val="hybridMultilevel"/>
     <w:tmpl w:val="8A58DA54"/>
@@ -12045,7 +12370,7 @@
       </w:pPr>
     </w:lvl>
   </w:abstractNum>
-  <w:abstractNum w:abstractNumId="22">
+  <w:abstractNum w:abstractNumId="23">
     <w:nsid w:val="66813AE6"/>
     <w:multiLevelType w:val="hybridMultilevel"/>
     <w:tmpl w:val="67DE263E"/>
@@ -12134,7 +12459,7 @@
       </w:pPr>
     </w:lvl>
   </w:abstractNum>
-  <w:abstractNum w:abstractNumId="23">
+  <w:abstractNum w:abstractNumId="24">
     <w:nsid w:val="6D007154"/>
     <w:multiLevelType w:val="multilevel"/>
     <w:tmpl w:val="E73691FA"/>
@@ -12283,7 +12608,7 @@
       </w:rPr>
     </w:lvl>
   </w:abstractNum>
-  <w:abstractNum w:abstractNumId="24">
+  <w:abstractNum w:abstractNumId="25">
     <w:nsid w:val="6D56505B"/>
     <w:multiLevelType w:val="hybridMultilevel"/>
     <w:tmpl w:val="01FC8568"/>
@@ -12396,7 +12721,7 @@
       </w:rPr>
     </w:lvl>
   </w:abstractNum>
-  <w:abstractNum w:abstractNumId="25">
+  <w:abstractNum w:abstractNumId="26">
     <w:nsid w:val="710226D8"/>
     <w:multiLevelType w:val="hybridMultilevel"/>
     <w:tmpl w:val="C572240E"/>
@@ -12509,7 +12834,7 @@
       </w:rPr>
     </w:lvl>
   </w:abstractNum>
-  <w:abstractNum w:abstractNumId="26">
+  <w:abstractNum w:abstractNumId="27">
     <w:nsid w:val="7B9F662F"/>
     <w:multiLevelType w:val="hybridMultilevel"/>
     <w:tmpl w:val="EB0820AE"/>
@@ -12626,7 +12951,7 @@
     <w:abstractNumId w:val="9"/>
   </w:num>
   <w:num w:numId="2">
-    <w:abstractNumId w:val="22"/>
+    <w:abstractNumId w:val="23"/>
   </w:num>
   <w:num w:numId="3">
     <w:abstractNumId w:val="17"/>
@@ -12635,10 +12960,10 @@
     <w:abstractNumId w:val="16"/>
   </w:num>
   <w:num w:numId="5">
-    <w:abstractNumId w:val="21"/>
+    <w:abstractNumId w:val="22"/>
   </w:num>
   <w:num w:numId="6">
-    <w:abstractNumId w:val="25"/>
+    <w:abstractNumId w:val="26"/>
   </w:num>
   <w:num w:numId="7">
     <w:abstractNumId w:val="5"/>
@@ -12680,7 +13005,7 @@
     <w:abstractNumId w:val="10"/>
   </w:num>
   <w:num w:numId="20">
-    <w:abstractNumId w:val="23"/>
+    <w:abstractNumId w:val="24"/>
   </w:num>
   <w:num w:numId="21">
     <w:abstractNumId w:val="12"/>
@@ -12695,13 +13020,16 @@
     <w:abstractNumId w:val="0"/>
   </w:num>
   <w:num w:numId="25">
-    <w:abstractNumId w:val="26"/>
+    <w:abstractNumId w:val="27"/>
   </w:num>
   <w:num w:numId="26">
-    <w:abstractNumId w:val="24"/>
+    <w:abstractNumId w:val="25"/>
   </w:num>
   <w:num w:numId="27">
     <w:abstractNumId w:val="3"/>
+  </w:num>
+  <w:num w:numId="28">
+    <w:abstractNumId w:val="21"/>
   </w:num>
 </w:numbering>
 </file>
@@ -13640,7 +13968,7 @@
 </file>
 
 <file path=customXml/itemProps1.xml><?xml version="1.0" encoding="utf-8"?>
-<ds:datastoreItem xmlns:ds="http://schemas.openxmlformats.org/officeDocument/2006/customXml" ds:itemID="{B1EC1461-2B7E-45A6-8A24-157988447C19}">
+<ds:datastoreItem xmlns:ds="http://schemas.openxmlformats.org/officeDocument/2006/customXml" ds:itemID="{6C9F0F6D-0BFB-42C2-9C6B-72DC731986EA}">
   <ds:schemaRefs>
     <ds:schemaRef ds:uri="http://schemas.openxmlformats.org/officeDocument/2006/bibliography"/>
   </ds:schemaRefs>

--- a/reports/Technical_Report.docx
+++ b/reports/Technical_Report.docx
@@ -888,7 +888,7 @@
                     <w:sz w:val="50"/>
                     <w:szCs w:val="50"/>
                   </w:rPr>
-                  <w:t>19</w:t>
+                  <w:t>21</w:t>
                 </w:r>
                 <w:r>
                   <w:rPr>
@@ -976,7 +976,7 @@
                     <w:sz w:val="50"/>
                     <w:szCs w:val="50"/>
                   </w:rPr>
-                  <w:t>21</w:t>
+                  <w:t>23</w:t>
                 </w:r>
                 <w:r>
                   <w:rPr>
@@ -1064,7 +1064,7 @@
                     <w:sz w:val="50"/>
                     <w:szCs w:val="50"/>
                   </w:rPr>
-                  <w:t>23</w:t>
+                  <w:t>25</w:t>
                 </w:r>
                 <w:r>
                   <w:rPr>
@@ -1152,7 +1152,7 @@
                     <w:sz w:val="50"/>
                     <w:szCs w:val="50"/>
                   </w:rPr>
-                  <w:t>25</w:t>
+                  <w:t>27</w:t>
                 </w:r>
                 <w:r>
                   <w:rPr>
@@ -1240,7 +1240,7 @@
                     <w:sz w:val="50"/>
                     <w:szCs w:val="50"/>
                   </w:rPr>
-                  <w:t>27</w:t>
+                  <w:t>29</w:t>
                 </w:r>
                 <w:r>
                   <w:rPr>
@@ -1328,7 +1328,7 @@
                     <w:sz w:val="50"/>
                     <w:szCs w:val="50"/>
                   </w:rPr>
-                  <w:t>30</w:t>
+                  <w:t>33</w:t>
                 </w:r>
                 <w:r>
                   <w:rPr>
@@ -13968,7 +13968,7 @@
 </file>
 
 <file path=customXml/itemProps1.xml><?xml version="1.0" encoding="utf-8"?>
-<ds:datastoreItem xmlns:ds="http://schemas.openxmlformats.org/officeDocument/2006/customXml" ds:itemID="{6C9F0F6D-0BFB-42C2-9C6B-72DC731986EA}">
+<ds:datastoreItem xmlns:ds="http://schemas.openxmlformats.org/officeDocument/2006/customXml" ds:itemID="{4F05CF3C-2704-42C2-980E-484DF7E0DE65}">
   <ds:schemaRefs>
     <ds:schemaRef ds:uri="http://schemas.openxmlformats.org/officeDocument/2006/bibliography"/>
   </ds:schemaRefs>
